--- a/d21448/دليل-منصة-تابعني-للمدارس.docx
+++ b/d21448/دليل-منصة-تابعني-للمدارس.docx
@@ -3191,7 +3191,20 @@
         <w:rPr>
           <w:rtl w:val="true"/>
         </w:rPr>
-        <w:t>كل المستخدمين — شاشة الدخول، إنشاء حساب جديد، ورمز الاستعادة</w:t>
+        <w:t xml:space="preserve">كل المستخدمين — شاشة الدخول، </w:t>
+      </w:r>
+      <w:r>
+        <w:rPr>
+          <w:rStyle w:val="StrongEmphasis"/>
+          <w:rtl w:val="true"/>
+        </w:rPr>
+        <w:t>التحقق بمرحلتين</w:t>
+      </w:r>
+      <w:r>
+        <w:rPr>
+          <w:rtl w:val="true"/>
+        </w:rPr>
+        <w:t>، إنشاء حساب جديد، ورمز الاستعادة</w:t>
       </w:r>
       <w:r>
         <w:rPr>
@@ -4526,7 +4539,6 @@
       <w:pPr>
         <w:pStyle w:val="TextBody"/>
         <w:bidi w:val="1"/>
-        <w:spacing w:before="0" w:after="0"/>
         <w:jc w:val="right"/>
         <w:rPr/>
       </w:pPr>
@@ -4588,34 +4600,52 @@
     </w:p>
     <w:p>
       <w:pPr>
+        <w:pStyle w:val="Heading3"/>
+        <w:bidi w:val="1"/>
+        <w:jc w:val="right"/>
+        <w:rPr/>
+      </w:pPr>
+      <w:r>
+        <w:rPr>
+          <w:rtl w:val="true"/>
+        </w:rPr>
+        <w:t xml:space="preserve">التحقق بمرحلتين </w:t>
+      </w:r>
+      <w:r>
+        <w:rPr>
+          <w:rtl w:val="true"/>
+        </w:rPr>
+        <w:t>(</w:t>
+      </w:r>
+      <w:r>
+        <w:rPr>
+          <w:rtl w:val="true"/>
+        </w:rPr>
+        <w:t xml:space="preserve">كلمة المرور </w:t>
+      </w:r>
+      <w:r>
+        <w:rPr>
+          <w:rtl w:val="true"/>
+        </w:rPr>
+        <w:t xml:space="preserve">+ </w:t>
+      </w:r>
+      <w:r>
+        <w:rPr>
+          <w:rtl w:val="true"/>
+        </w:rPr>
+        <w:t>رمز تلقرام</w:t>
+      </w:r>
+      <w:r>
+        <w:rPr>
+          <w:rtl w:val="true"/>
+        </w:rPr>
+        <w:t>)</w:t>
+      </w:r>
+    </w:p>
+    <w:p>
+      <w:pPr>
         <w:pStyle w:val="TextBody"/>
         <w:bidi w:val="1"/>
-        <w:jc w:val="right"/>
-        <w:rPr/>
-      </w:pPr>
-      <w:r>
-        <w:rPr/>
-        <w:t>3</w:t>
-      </w:r>
-    </w:p>
-    <w:p>
-      <w:pPr>
-        <w:pStyle w:val="Heading2"/>
-        <w:bidi w:val="1"/>
-        <w:jc w:val="right"/>
-        <w:rPr/>
-      </w:pPr>
-      <w:r>
-        <w:rPr>
-          <w:rtl w:val="true"/>
-        </w:rPr>
-        <w:t>ترويسة التقارير الرسمية</w:t>
-      </w:r>
-    </w:p>
-    <w:p>
-      <w:pPr>
-        <w:pStyle w:val="TextBody"/>
-        <w:bidi w:val="1"/>
         <w:spacing w:before="0" w:after="150"/>
         <w:jc w:val="right"/>
         <w:rPr/>
@@ -4624,40 +4654,55 @@
         <w:rPr>
           <w:rtl w:val="true"/>
         </w:rPr>
-        <w:t>يضبطها مدير المدرسة — الترتيب الرسمي لعناصر الترويسة من الأعلى إلى الأسفل</w:t>
-      </w:r>
-      <w:r>
-        <w:rPr>
-          <w:rtl w:val="true"/>
-        </w:rPr>
-        <w:t>.</w:t>
-      </w:r>
-    </w:p>
-    <w:p>
-      <w:pPr>
-        <w:pStyle w:val="TextBody"/>
-        <w:bidi w:val="1"/>
-        <w:spacing w:before="0" w:after="150"/>
-        <w:jc w:val="right"/>
-        <w:rPr/>
-      </w:pPr>
-      <w:r>
-        <w:rPr>
-          <w:rtl w:val="true"/>
-        </w:rPr>
-        <w:t>ترويسة التقارير هي الوجه الرسمي للمدرسة على كل تقرير مطبوع</w:t>
-      </w:r>
-      <w:r>
-        <w:rPr>
-          <w:rtl w:val="true"/>
-        </w:rPr>
-        <w:t xml:space="preserve">. </w:t>
-      </w:r>
-      <w:r>
-        <w:rPr>
-          <w:rtl w:val="true"/>
-        </w:rPr>
-        <w:t xml:space="preserve">تُبنى من بيانات المدرسة المحفوظة في المنصة </w:t>
+        <w:t>لحماية حسابات الموظفين</w:t>
+      </w:r>
+      <w:r>
+        <w:rPr>
+          <w:rtl w:val="true"/>
+        </w:rPr>
+        <w:t xml:space="preserve">: </w:t>
+      </w:r>
+      <w:r>
+        <w:rPr>
+          <w:rtl w:val="true"/>
+        </w:rPr>
+        <w:t xml:space="preserve">بعد إدخال كلمة المرور تُطلب </w:t>
+      </w:r>
+      <w:r>
+        <w:rPr>
+          <w:rStyle w:val="StrongEmphasis"/>
+          <w:rtl w:val="true"/>
+        </w:rPr>
+        <w:t>مرحلة ثانية</w:t>
+      </w:r>
+      <w:r>
+        <w:rPr>
+          <w:rtl w:val="true"/>
+        </w:rPr>
+        <w:t xml:space="preserve"> — رمز من </w:t>
+      </w:r>
+      <w:r>
+        <w:rPr/>
+        <w:t>٦</w:t>
+      </w:r>
+      <w:r>
+        <w:rPr>
+          <w:rtl w:val="true"/>
+        </w:rPr>
+        <w:t xml:space="preserve"> أرقام يُرسل إلى </w:t>
+      </w:r>
+      <w:r>
+        <w:rPr>
+          <w:rStyle w:val="StrongEmphasis"/>
+          <w:rtl w:val="true"/>
+        </w:rPr>
+        <w:t>المحادثة الشخصية</w:t>
+      </w:r>
+      <w:r>
+        <w:rPr>
+          <w:rtl w:val="true"/>
+        </w:rPr>
+        <w:t xml:space="preserve"> للموظف على تلقرام </w:t>
       </w:r>
       <w:r>
         <w:rPr>
@@ -4669,49 +4714,13 @@
         <w:rPr>
           <w:rtl w:val="true"/>
         </w:rPr>
-        <w:t>الاسم، الشعار، إدارة التعليم</w:t>
-      </w:r>
-      <w:r>
-        <w:rPr>
-          <w:rtl w:val="true"/>
-        </w:rPr>
-        <w:t xml:space="preserve">) </w:t>
-      </w:r>
-      <w:r>
-        <w:rPr>
-          <w:rtl w:val="true"/>
-        </w:rPr>
-        <w:t xml:space="preserve">ويُضاف إليها بيانات التقرير </w:t>
-      </w:r>
-      <w:r>
-        <w:rPr>
-          <w:rtl w:val="true"/>
-        </w:rPr>
-        <w:t>(</w:t>
-      </w:r>
-      <w:r>
-        <w:rPr>
-          <w:rtl w:val="true"/>
-        </w:rPr>
-        <w:t>الرقم، التاريخ، وقت الطباعة، الباركود</w:t>
-      </w:r>
-      <w:r>
-        <w:rPr>
-          <w:rtl w:val="true"/>
-        </w:rPr>
-        <w:t xml:space="preserve">). </w:t>
-      </w:r>
-      <w:r>
-        <w:rPr>
-          <w:rtl w:val="true"/>
-        </w:rPr>
-        <w:t>فيما يلي الترتيب المعتمد بالتفصيل</w:t>
-      </w:r>
-      <w:r>
-        <w:rPr>
-          <w:rtl w:val="true"/>
-        </w:rPr>
-        <w:t>:</w:t>
+        <w:t>لا إلى مجموعة المدرسة</w:t>
+      </w:r>
+      <w:r>
+        <w:rPr>
+          <w:rtl w:val="true"/>
+        </w:rPr>
+        <w:t>).</w:t>
       </w:r>
     </w:p>
     <w:p>
@@ -4736,13 +4745,13 @@
           <w:rStyle w:val="StrongEmphasis"/>
           <w:rtl w:val="true"/>
         </w:rPr>
-        <w:t>بسم الله الرحمن الرحيم — في المنتصف</w:t>
-      </w:r>
-      <w:r>
-        <w:rPr>
-          <w:rtl w:val="true"/>
-        </w:rPr>
-        <w:t>أعلى الترويسة، خط واضح في منتصف الصفحة</w:t>
+        <w:t>أدخل اسم المستخدم وكلمة المرور</w:t>
+      </w:r>
+      <w:r>
+        <w:rPr>
+          <w:rtl w:val="true"/>
+        </w:rPr>
+        <w:t>المرحلة الأولى كما هي</w:t>
       </w:r>
       <w:r>
         <w:rPr>
@@ -4773,26 +4782,23 @@
           <w:rStyle w:val="StrongEmphasis"/>
           <w:rtl w:val="true"/>
         </w:rPr>
-        <w:t>المملكة العربية السعودية</w:t>
-      </w:r>
-      <w:r>
-        <w:rPr>
-          <w:rtl w:val="true"/>
-        </w:rPr>
-        <w:t xml:space="preserve">ثم </w:t>
-      </w:r>
-      <w:r>
-        <w:rPr>
-          <w:rStyle w:val="StrongEmphasis"/>
-          <w:rtl w:val="true"/>
-        </w:rPr>
-        <w:t>وزارة التعليم</w:t>
-      </w:r>
-      <w:r>
-        <w:rPr>
-          <w:rtl w:val="true"/>
-        </w:rPr>
-        <w:t xml:space="preserve"> تحتها، في المنتصف أيضًا</w:t>
+        <w:t>يصلك الرمز على تلقرام</w:t>
+      </w:r>
+      <w:r>
+        <w:rPr>
+          <w:rtl w:val="true"/>
+        </w:rPr>
+        <w:t xml:space="preserve">يُرسل تلقائيًا إلى محادثتك الخاصة، وصالح </w:t>
+      </w:r>
+      <w:r>
+        <w:rPr/>
+        <w:t>٥</w:t>
+      </w:r>
+      <w:r>
+        <w:rPr>
+          <w:rtl w:val="true"/>
+        </w:rPr>
+        <w:t xml:space="preserve"> دقائق افتراضيًا، ويُستهلك مرة واحدة</w:t>
       </w:r>
       <w:r>
         <w:rPr>
@@ -4813,8 +4819,83 @@
           <w:tab w:val="left" w:pos="709" w:leader="none"/>
         </w:tabs>
         <w:bidi w:val="1"/>
+        <w:ind w:left="709" w:firstLine="992"/>
+        <w:jc w:val="right"/>
+        <w:rPr/>
+      </w:pPr>
+      <w:r>
+        <w:rPr>
+          <w:rStyle w:val="StrongEmphasis"/>
+          <w:rtl w:val="true"/>
+        </w:rPr>
+        <w:t>أدخل الرمز</w:t>
+      </w:r>
+      <w:r>
+        <w:rPr>
+          <w:rtl w:val="true"/>
+        </w:rPr>
+        <w:t xml:space="preserve">ثم </w:t>
+      </w:r>
+      <w:r>
+        <w:rPr>
+          <w:rtl w:val="true"/>
+        </w:rPr>
+        <w:t>«</w:t>
+      </w:r>
+      <w:r>
+        <w:rPr>
+          <w:rtl w:val="true"/>
+        </w:rPr>
+        <w:t>تحقق ودخول</w:t>
+      </w:r>
+      <w:r>
+        <w:rPr>
+          <w:rtl w:val="true"/>
+        </w:rPr>
+        <w:t xml:space="preserve">» — </w:t>
+      </w:r>
+      <w:r>
+        <w:rPr>
+          <w:rtl w:val="true"/>
+        </w:rPr>
+        <w:t xml:space="preserve">ويمكنك </w:t>
+      </w:r>
+      <w:r>
+        <w:rPr>
+          <w:rtl w:val="true"/>
+        </w:rPr>
+        <w:t>«</w:t>
+      </w:r>
+      <w:r>
+        <w:rPr>
+          <w:rtl w:val="true"/>
+        </w:rPr>
+        <w:t>إعادة إرسال الرمز</w:t>
+      </w:r>
+      <w:r>
+        <w:rPr>
+          <w:rtl w:val="true"/>
+        </w:rPr>
+        <w:t xml:space="preserve">» </w:t>
+      </w:r>
+      <w:r>
+        <w:rPr>
+          <w:rtl w:val="true"/>
+        </w:rPr>
+        <w:t>إن تأخّر وصوله</w:t>
+      </w:r>
+      <w:r>
+        <w:rPr>
+          <w:rtl w:val="true"/>
+        </w:rPr>
+        <w:t xml:space="preserve">. </w:t>
+      </w:r>
+    </w:p>
+    <w:p>
+      <w:pPr>
+        <w:pStyle w:val="TextBody"/>
+        <w:bidi w:val="1"/>
         <w:spacing w:before="0" w:after="0"/>
-        <w:ind w:left="709" w:firstLine="992"/>
         <w:jc w:val="right"/>
         <w:rPr/>
       </w:pPr>
@@ -4823,13 +4904,26 @@
           <w:rStyle w:val="StrongEmphasis"/>
           <w:rtl w:val="true"/>
         </w:rPr>
-        <w:t>إدارة التعليم — من قائمة منسدلة</w:t>
-      </w:r>
-      <w:r>
-        <w:rPr>
-          <w:rtl w:val="true"/>
-        </w:rPr>
-        <w:t xml:space="preserve">تُختار إدارة التعليم التابعة للمدرسة </w:t>
+        <w:t>على مَن يُطبَّق؟</w:t>
+      </w:r>
+      <w:r>
+        <w:rPr>
+          <w:rtl w:val="true"/>
+        </w:rPr>
+        <w:t xml:space="preserve"> كل موظف </w:t>
+      </w:r>
+      <w:r>
+        <w:rPr>
+          <w:rStyle w:val="StrongEmphasis"/>
+          <w:rtl w:val="true"/>
+        </w:rPr>
+        <w:t>ربط محادثة تلقرام شخصية</w:t>
+      </w:r>
+      <w:r>
+        <w:rPr>
+          <w:rtl w:val="true"/>
+        </w:rPr>
+        <w:t xml:space="preserve"> بحسابه </w:t>
       </w:r>
       <w:r>
         <w:rPr>
@@ -4841,19 +4935,198 @@
         <w:rPr>
           <w:rtl w:val="true"/>
         </w:rPr>
-        <w:t>مثل</w:t>
-      </w:r>
-      <w:r>
-        <w:rPr>
-          <w:rtl w:val="true"/>
-        </w:rPr>
-        <w:t xml:space="preserve">: </w:t>
-      </w:r>
-      <w:r>
-        <w:rPr>
-          <w:rtl w:val="true"/>
-        </w:rPr>
-        <w:t>إدارة تعليم منطقة الرياض</w:t>
+        <w:t xml:space="preserve">معلم </w:t>
+      </w:r>
+      <w:r>
+        <w:rPr>
+          <w:rtl w:val="true"/>
+        </w:rPr>
+        <w:t xml:space="preserve">· </w:t>
+      </w:r>
+      <w:r>
+        <w:rPr>
+          <w:rtl w:val="true"/>
+        </w:rPr>
+        <w:t xml:space="preserve">مدير </w:t>
+      </w:r>
+      <w:r>
+        <w:rPr>
+          <w:rtl w:val="true"/>
+        </w:rPr>
+        <w:t xml:space="preserve">· </w:t>
+      </w:r>
+      <w:r>
+        <w:rPr>
+          <w:rtl w:val="true"/>
+        </w:rPr>
+        <w:t xml:space="preserve">وكيل </w:t>
+      </w:r>
+      <w:r>
+        <w:rPr>
+          <w:rtl w:val="true"/>
+        </w:rPr>
+        <w:t xml:space="preserve">· </w:t>
+      </w:r>
+      <w:r>
+        <w:rPr>
+          <w:rtl w:val="true"/>
+        </w:rPr>
+        <w:t xml:space="preserve">توجيه </w:t>
+      </w:r>
+      <w:r>
+        <w:rPr>
+          <w:rtl w:val="true"/>
+        </w:rPr>
+        <w:t xml:space="preserve">· </w:t>
+      </w:r>
+      <w:r>
+        <w:rPr>
+          <w:rtl w:val="true"/>
+        </w:rPr>
+        <w:t>أي موظف</w:t>
+      </w:r>
+      <w:r>
+        <w:rPr>
+          <w:rtl w:val="true"/>
+        </w:rPr>
+        <w:t xml:space="preserve">). </w:t>
+      </w:r>
+      <w:r>
+        <w:rPr>
+          <w:rtl w:val="true"/>
+        </w:rPr>
+        <w:t xml:space="preserve">ومن لم يربط محادثة بعد يدخل بكلمة المرور وحدها حتى يربطها — ويمكن للإدارة جعل التحقق </w:t>
+      </w:r>
+      <w:r>
+        <w:rPr>
+          <w:rStyle w:val="StrongEmphasis"/>
+          <w:rtl w:val="true"/>
+        </w:rPr>
+        <w:t>إلزاميًا للجميع</w:t>
+      </w:r>
+      <w:r>
+        <w:rPr>
+          <w:rtl w:val="true"/>
+        </w:rPr>
+        <w:t xml:space="preserve"> من </w:t>
+      </w:r>
+      <w:r>
+        <w:rPr>
+          <w:rtl w:val="true"/>
+        </w:rPr>
+        <w:t>«</w:t>
+      </w:r>
+      <w:r>
+        <w:rPr>
+          <w:rtl w:val="true"/>
+        </w:rPr>
+        <w:t>سجل تلقرام ← التحقق بمرحلتين</w:t>
+      </w:r>
+      <w:r>
+        <w:rPr>
+          <w:rtl w:val="true"/>
+        </w:rPr>
+        <w:t xml:space="preserve">». </w:t>
+      </w:r>
+      <w:r>
+        <w:rPr>
+          <w:rtl w:val="true"/>
+        </w:rPr>
+        <w:t>ولا يخضع الطلاب لهذه المرحلة</w:t>
+      </w:r>
+      <w:r>
+        <w:rPr>
+          <w:rtl w:val="true"/>
+        </w:rPr>
+        <w:t>.</w:t>
+      </w:r>
+    </w:p>
+    <w:p>
+      <w:pPr>
+        <w:pStyle w:val="TextBody"/>
+        <w:bidi w:val="1"/>
+        <w:spacing w:before="0" w:after="0"/>
+        <w:jc w:val="right"/>
+        <w:rPr/>
+      </w:pPr>
+      <w:r>
+        <w:rPr>
+          <w:rStyle w:val="StrongEmphasis"/>
+          <w:rtl w:val="true"/>
+        </w:rPr>
+        <w:t>مهم قبل الإلزام</w:t>
+      </w:r>
+      <w:r>
+        <w:rPr>
+          <w:rtl w:val="true"/>
+        </w:rPr>
+        <w:t xml:space="preserve"> اربط محادثة </w:t>
+      </w:r>
+      <w:r>
+        <w:rPr>
+          <w:rStyle w:val="StrongEmphasis"/>
+          <w:rtl w:val="true"/>
+        </w:rPr>
+        <w:t>مدير المدرسة</w:t>
+      </w:r>
+      <w:r>
+        <w:rPr>
+          <w:rtl w:val="true"/>
+        </w:rPr>
+        <w:t xml:space="preserve"> أولًا، ثم شغّل الإلزام — وإلا فقد يمنع التحقق الدخول على من لم يربط بعد</w:t>
+      </w:r>
+      <w:r>
+        <w:rPr>
+          <w:rtl w:val="true"/>
+        </w:rPr>
+        <w:t>.</w:t>
+      </w:r>
+    </w:p>
+    <w:p>
+      <w:pPr>
+        <w:pStyle w:val="TextBody"/>
+        <w:bidi w:val="1"/>
+        <w:spacing w:before="0" w:after="0"/>
+        <w:jc w:val="right"/>
+        <w:rPr/>
+      </w:pPr>
+      <w:r>
+        <w:rPr>
+          <w:rStyle w:val="StrongEmphasis"/>
+          <w:rtl w:val="true"/>
+        </w:rPr>
+        <w:t>في النموذج التجريبي</w:t>
+      </w:r>
+      <w:r>
+        <w:rPr>
+          <w:rStyle w:val="StrongEmphasis"/>
+          <w:rtl w:val="true"/>
+        </w:rPr>
+        <w:t>:</w:t>
+      </w:r>
+      <w:r>
+        <w:rPr>
+          <w:rtl w:val="true"/>
+        </w:rPr>
+        <w:t xml:space="preserve"> </w:t>
+      </w:r>
+      <w:r>
+        <w:rPr>
+          <w:rtl w:val="true"/>
+        </w:rPr>
+        <w:t xml:space="preserve">إن لم يكن الإرسال الفعلي إلى تلقرام مُفعَّلًا </w:t>
+      </w:r>
+      <w:r>
+        <w:rPr>
+          <w:rtl w:val="true"/>
+        </w:rPr>
+        <w:t>(</w:t>
+      </w:r>
+      <w:r>
+        <w:rPr>
+          <w:rtl w:val="true"/>
+        </w:rPr>
+        <w:t>وضع المحاكاة</w:t>
       </w:r>
       <w:r>
         <w:rPr>
@@ -4865,13 +5138,213 @@
         <w:rPr>
           <w:rtl w:val="true"/>
         </w:rPr>
-        <w:t>وتُطبع في المنتصف</w:t>
+        <w:t>يظهر الرمز على الشاشة كـ</w:t>
+      </w:r>
+      <w:r>
+        <w:rPr>
+          <w:rtl w:val="true"/>
+        </w:rPr>
+        <w:t>«</w:t>
+      </w:r>
+      <w:r>
+        <w:rPr>
+          <w:rtl w:val="true"/>
+        </w:rPr>
+        <w:t>رمز معاينة</w:t>
+      </w:r>
+      <w:r>
+        <w:rPr>
+          <w:rtl w:val="true"/>
+        </w:rPr>
+        <w:t xml:space="preserve">» </w:t>
+      </w:r>
+      <w:r>
+        <w:rPr>
+          <w:rtl w:val="true"/>
+        </w:rPr>
+        <w:t xml:space="preserve">لتجربة المسار، ويُقيَّد في </w:t>
+      </w:r>
+      <w:r>
+        <w:rPr>
+          <w:rtl w:val="true"/>
+        </w:rPr>
+        <w:t>«</w:t>
+      </w:r>
+      <w:r>
+        <w:rPr>
+          <w:rtl w:val="true"/>
+        </w:rPr>
+        <w:t>سجل تلقرام</w:t>
+      </w:r>
+      <w:r>
+        <w:rPr>
+          <w:rtl w:val="true"/>
+        </w:rPr>
+        <w:t xml:space="preserve">» </w:t>
+      </w:r>
+      <w:r>
+        <w:rPr>
+          <w:rtl w:val="true"/>
+        </w:rPr>
+        <w:t>موسومًا بـ</w:t>
+      </w:r>
+      <w:r>
+        <w:rPr>
+          <w:rtl w:val="true"/>
+        </w:rPr>
+        <w:t>«</w:t>
+      </w:r>
+      <w:r>
+        <w:rPr>
+          <w:rtl w:val="true"/>
+        </w:rPr>
+        <w:t>خاصة</w:t>
+      </w:r>
+      <w:r>
+        <w:rPr>
+          <w:rtl w:val="true"/>
+        </w:rPr>
+        <w:t xml:space="preserve">». </w:t>
+      </w:r>
+      <w:r>
+        <w:rPr>
+          <w:rtl w:val="true"/>
+        </w:rPr>
+        <w:t>وبعد ربط البوت يُرسل إليك وحدك ولا يظهر على الشاشة</w:t>
+      </w:r>
+      <w:r>
+        <w:rPr>
+          <w:rtl w:val="true"/>
+        </w:rPr>
+        <w:t>.</w:t>
+      </w:r>
+    </w:p>
+    <w:p>
+      <w:pPr>
+        <w:pStyle w:val="TextBody"/>
+        <w:bidi w:val="1"/>
+        <w:jc w:val="right"/>
+        <w:rPr/>
+      </w:pPr>
+      <w:r>
+        <w:rPr/>
+        <w:t>3</w:t>
+      </w:r>
+    </w:p>
+    <w:p>
+      <w:pPr>
+        <w:pStyle w:val="Heading2"/>
+        <w:bidi w:val="1"/>
+        <w:jc w:val="right"/>
+        <w:rPr/>
+      </w:pPr>
+      <w:r>
+        <w:rPr>
+          <w:rtl w:val="true"/>
+        </w:rPr>
+        <w:t>ترويسة التقارير الرسمية</w:t>
+      </w:r>
+    </w:p>
+    <w:p>
+      <w:pPr>
+        <w:pStyle w:val="TextBody"/>
+        <w:bidi w:val="1"/>
+        <w:spacing w:before="0" w:after="150"/>
+        <w:jc w:val="right"/>
+        <w:rPr/>
+      </w:pPr>
+      <w:r>
+        <w:rPr>
+          <w:rtl w:val="true"/>
+        </w:rPr>
+        <w:t>يضبطها مدير المدرسة — الترتيب الرسمي لعناصر الترويسة من الأعلى إلى الأسفل</w:t>
+      </w:r>
+      <w:r>
+        <w:rPr>
+          <w:rtl w:val="true"/>
+        </w:rPr>
+        <w:t>.</w:t>
+      </w:r>
+    </w:p>
+    <w:p>
+      <w:pPr>
+        <w:pStyle w:val="TextBody"/>
+        <w:bidi w:val="1"/>
+        <w:spacing w:before="0" w:after="150"/>
+        <w:jc w:val="right"/>
+        <w:rPr/>
+      </w:pPr>
+      <w:r>
+        <w:rPr>
+          <w:rtl w:val="true"/>
+        </w:rPr>
+        <w:t>ترويسة التقارير هي الوجه الرسمي للمدرسة على كل تقرير مطبوع</w:t>
       </w:r>
       <w:r>
         <w:rPr>
           <w:rtl w:val="true"/>
         </w:rPr>
         <w:t xml:space="preserve">. </w:t>
+      </w:r>
+      <w:r>
+        <w:rPr>
+          <w:rtl w:val="true"/>
+        </w:rPr>
+        <w:t xml:space="preserve">تُبنى من بيانات المدرسة المحفوظة في المنصة </w:t>
+      </w:r>
+      <w:r>
+        <w:rPr>
+          <w:rtl w:val="true"/>
+        </w:rPr>
+        <w:t>(</w:t>
+      </w:r>
+      <w:r>
+        <w:rPr>
+          <w:rtl w:val="true"/>
+        </w:rPr>
+        <w:t>الاسم، الشعار، إدارة التعليم</w:t>
+      </w:r>
+      <w:r>
+        <w:rPr>
+          <w:rtl w:val="true"/>
+        </w:rPr>
+        <w:t xml:space="preserve">) </w:t>
+      </w:r>
+      <w:r>
+        <w:rPr>
+          <w:rtl w:val="true"/>
+        </w:rPr>
+        <w:t xml:space="preserve">ويُضاف إليها بيانات التقرير </w:t>
+      </w:r>
+      <w:r>
+        <w:rPr>
+          <w:rtl w:val="true"/>
+        </w:rPr>
+        <w:t>(</w:t>
+      </w:r>
+      <w:r>
+        <w:rPr>
+          <w:rtl w:val="true"/>
+        </w:rPr>
+        <w:t>الرقم، التاريخ، وقت الطباعة، الباركود</w:t>
+      </w:r>
+      <w:r>
+        <w:rPr>
+          <w:rtl w:val="true"/>
+        </w:rPr>
+        <w:t xml:space="preserve">). </w:t>
+      </w:r>
+      <w:r>
+        <w:rPr>
+          <w:rtl w:val="true"/>
+        </w:rPr>
+        <w:t>فيما يلي الترتيب المعتمد بالتفصيل</w:t>
+      </w:r>
+      <w:r>
+        <w:rPr>
+          <w:rtl w:val="true"/>
+        </w:rPr>
+        <w:t>:</w:t>
       </w:r>
     </w:p>
     <w:p>
@@ -4879,7 +5352,7 @@
         <w:pStyle w:val="TextBody"/>
         <w:numPr>
           <w:ilvl w:val="0"/>
-          <w:numId w:val="4"/>
+          <w:numId w:val="5"/>
         </w:numPr>
         <w:tabs>
           <w:tab w:val="clear" w:pos="1134"/>
@@ -4896,13 +5369,13 @@
           <w:rStyle w:val="StrongEmphasis"/>
           <w:rtl w:val="true"/>
         </w:rPr>
-        <w:t>اسم المدرسة</w:t>
-      </w:r>
-      <w:r>
-        <w:rPr>
-          <w:rtl w:val="true"/>
-        </w:rPr>
-        <w:t>في المنتصف تحت اسم الإدارة، بخط أوضح بقليل</w:t>
+        <w:t>بسم الله الرحمن الرحيم — في المنتصف</w:t>
+      </w:r>
+      <w:r>
+        <w:rPr>
+          <w:rtl w:val="true"/>
+        </w:rPr>
+        <w:t>أعلى الترويسة، خط واضح في منتصف الصفحة</w:t>
       </w:r>
       <w:r>
         <w:rPr>
@@ -4916,7 +5389,7 @@
         <w:pStyle w:val="TextBody"/>
         <w:numPr>
           <w:ilvl w:val="0"/>
-          <w:numId w:val="4"/>
+          <w:numId w:val="5"/>
         </w:numPr>
         <w:tabs>
           <w:tab w:val="clear" w:pos="1134"/>
@@ -4933,87 +5406,26 @@
           <w:rStyle w:val="StrongEmphasis"/>
           <w:rtl w:val="true"/>
         </w:rPr>
-        <w:t>شعار وزارة التعليم وشعار المدرسة</w:t>
-      </w:r>
-      <w:r>
-        <w:rPr>
-          <w:rtl w:val="true"/>
-        </w:rPr>
-        <w:t xml:space="preserve">شعار وزارة التعليم الرسمي </w:t>
-      </w:r>
-      <w:r>
-        <w:rPr>
-          <w:rtl w:val="true"/>
-        </w:rPr>
-        <w:t>(</w:t>
-      </w:r>
-      <w:r>
-        <w:rPr>
-          <w:rtl w:val="true"/>
-        </w:rPr>
-        <w:t>النقاط الخضراء</w:t>
-      </w:r>
-      <w:r>
-        <w:rPr>
-          <w:rtl w:val="true"/>
-        </w:rPr>
-        <w:t xml:space="preserve">) </w:t>
-      </w:r>
-      <w:r>
-        <w:rPr>
-          <w:rtl w:val="true"/>
-        </w:rPr>
-        <w:t xml:space="preserve">في </w:t>
+        <w:t>المملكة العربية السعودية</w:t>
+      </w:r>
+      <w:r>
+        <w:rPr>
+          <w:rtl w:val="true"/>
+        </w:rPr>
+        <w:t xml:space="preserve">ثم </w:t>
       </w:r>
       <w:r>
         <w:rPr>
           <w:rStyle w:val="StrongEmphasis"/>
           <w:rtl w:val="true"/>
         </w:rPr>
-        <w:t>منتصف الصفحة</w:t>
-      </w:r>
-      <w:r>
-        <w:rPr>
-          <w:rtl w:val="true"/>
-        </w:rPr>
-        <w:t xml:space="preserve">، وشعار المدرسة </w:t>
-      </w:r>
-      <w:r>
-        <w:rPr>
-          <w:rtl w:val="true"/>
-        </w:rPr>
-        <w:t>(</w:t>
-      </w:r>
-      <w:r>
-        <w:rPr>
-          <w:rtl w:val="true"/>
-        </w:rPr>
-        <w:t>إن وُجد</w:t>
-      </w:r>
-      <w:r>
-        <w:rPr>
-          <w:rtl w:val="true"/>
-        </w:rPr>
-        <w:t xml:space="preserve">) </w:t>
-      </w:r>
-      <w:r>
-        <w:rPr>
-          <w:rtl w:val="true"/>
-        </w:rPr>
-        <w:t xml:space="preserve">على </w:t>
-      </w:r>
-      <w:r>
-        <w:rPr>
-          <w:rStyle w:val="StrongEmphasis"/>
-          <w:rtl w:val="true"/>
-        </w:rPr>
-        <w:t>يسار الصفحة</w:t>
-      </w:r>
-      <w:r>
-        <w:rPr>
-          <w:rtl w:val="true"/>
-        </w:rPr>
-        <w:t xml:space="preserve"> وتحته تاريخ الإصدار والباركود — وكلاهما قابل للاستبدال برفع صورة</w:t>
+        <w:t>وزارة التعليم</w:t>
+      </w:r>
+      <w:r>
+        <w:rPr>
+          <w:rtl w:val="true"/>
+        </w:rPr>
+        <w:t xml:space="preserve"> تحتها، في المنتصف أيضًا</w:t>
       </w:r>
       <w:r>
         <w:rPr>
@@ -5027,7 +5439,7 @@
         <w:pStyle w:val="TextBody"/>
         <w:numPr>
           <w:ilvl w:val="0"/>
-          <w:numId w:val="4"/>
+          <w:numId w:val="5"/>
         </w:numPr>
         <w:tabs>
           <w:tab w:val="clear" w:pos="1134"/>
@@ -5044,39 +5456,49 @@
           <w:rStyle w:val="StrongEmphasis"/>
           <w:rtl w:val="true"/>
         </w:rPr>
-        <w:t>أسفل شعار المدرسة</w:t>
-      </w:r>
-      <w:r>
-        <w:rPr>
-          <w:rStyle w:val="StrongEmphasis"/>
+        <w:t>إدارة التعليم — من قائمة منسدلة</w:t>
+      </w:r>
+      <w:r>
+        <w:rPr>
+          <w:rtl w:val="true"/>
+        </w:rPr>
+        <w:t xml:space="preserve">تُختار إدارة التعليم التابعة للمدرسة </w:t>
+      </w:r>
+      <w:r>
+        <w:rPr>
+          <w:rtl w:val="true"/>
+        </w:rPr>
+        <w:t>(</w:t>
+      </w:r>
+      <w:r>
+        <w:rPr>
+          <w:rtl w:val="true"/>
+        </w:rPr>
+        <w:t>مثل</w:t>
+      </w:r>
+      <w:r>
+        <w:rPr>
           <w:rtl w:val="true"/>
         </w:rPr>
         <w:t xml:space="preserve">: </w:t>
       </w:r>
       <w:r>
         <w:rPr>
-          <w:rStyle w:val="StrongEmphasis"/>
-          <w:rtl w:val="true"/>
-        </w:rPr>
-        <w:t>تاريخ الإصدار والباركود</w:t>
-      </w:r>
-      <w:r>
-        <w:rPr>
-          <w:rtl w:val="true"/>
-        </w:rPr>
-        <w:t>تاريخ إصدار الترويسة</w:t>
-      </w:r>
-      <w:r>
-        <w:rPr>
-          <w:rtl w:val="true"/>
-        </w:rPr>
-        <w:t>/</w:t>
-      </w:r>
-      <w:r>
-        <w:rPr>
-          <w:rtl w:val="true"/>
-        </w:rPr>
-        <w:t>التقرير، ويقابله باركود التحقق الخاص بالتقرير</w:t>
+          <w:rtl w:val="true"/>
+        </w:rPr>
+        <w:t>إدارة تعليم منطقة الرياض</w:t>
+      </w:r>
+      <w:r>
+        <w:rPr>
+          <w:rtl w:val="true"/>
+        </w:rPr>
+        <w:t xml:space="preserve">) </w:t>
+      </w:r>
+      <w:r>
+        <w:rPr>
+          <w:rtl w:val="true"/>
+        </w:rPr>
+        <w:t>وتُطبع في المنتصف</w:t>
       </w:r>
       <w:r>
         <w:rPr>
@@ -5090,7 +5512,7 @@
         <w:pStyle w:val="TextBody"/>
         <w:numPr>
           <w:ilvl w:val="0"/>
-          <w:numId w:val="4"/>
+          <w:numId w:val="5"/>
         </w:numPr>
         <w:tabs>
           <w:tab w:val="clear" w:pos="1134"/>
@@ -5107,55 +5529,19 @@
           <w:rStyle w:val="StrongEmphasis"/>
           <w:rtl w:val="true"/>
         </w:rPr>
-        <w:t>اسم التقرير بخط كبير في المنتصف</w:t>
-      </w:r>
-      <w:r>
-        <w:rPr>
-          <w:rtl w:val="true"/>
-        </w:rPr>
-        <w:t>تحت الترويسة مباشرة</w:t>
-      </w:r>
-      <w:r>
-        <w:rPr>
-          <w:rtl w:val="true"/>
-        </w:rPr>
-        <w:t xml:space="preserve">: </w:t>
-      </w:r>
-      <w:r>
-        <w:rPr>
-          <w:rtl w:val="true"/>
-        </w:rPr>
-        <w:t xml:space="preserve">عنوان التقرير بخط كبير وبارز </w:t>
-      </w:r>
-      <w:r>
-        <w:rPr>
-          <w:rtl w:val="true"/>
-        </w:rPr>
-        <w:t>(</w:t>
-      </w:r>
-      <w:r>
-        <w:rPr>
-          <w:rtl w:val="true"/>
-        </w:rPr>
-        <w:t xml:space="preserve">مثل </w:t>
-      </w:r>
-      <w:r>
-        <w:rPr>
-          <w:rtl w:val="true"/>
-        </w:rPr>
-        <w:t>«</w:t>
-      </w:r>
-      <w:r>
-        <w:rPr>
-          <w:rtl w:val="true"/>
-        </w:rPr>
-        <w:t>تقرير التحضير اليوم</w:t>
-      </w:r>
-      <w:r>
-        <w:rPr>
-          <w:rtl w:val="true"/>
-        </w:rPr>
-        <w:t xml:space="preserve">»). </w:t>
+        <w:t>اسم المدرسة</w:t>
+      </w:r>
+      <w:r>
+        <w:rPr>
+          <w:rtl w:val="true"/>
+        </w:rPr>
+        <w:t>في المنتصف تحت اسم الإدارة، بخط أوضح بقليل</w:t>
+      </w:r>
+      <w:r>
+        <w:rPr>
+          <w:rtl w:val="true"/>
+        </w:rPr>
+        <w:t xml:space="preserve">. </w:t>
       </w:r>
     </w:p>
     <w:p>
@@ -5163,7 +5549,254 @@
         <w:pStyle w:val="TextBody"/>
         <w:numPr>
           <w:ilvl w:val="0"/>
-          <w:numId w:val="4"/>
+          <w:numId w:val="5"/>
+        </w:numPr>
+        <w:tabs>
+          <w:tab w:val="clear" w:pos="1134"/>
+          <w:tab w:val="left" w:pos="709" w:leader="none"/>
+        </w:tabs>
+        <w:bidi w:val="1"/>
+        <w:spacing w:before="0" w:after="0"/>
+        <w:ind w:left="709" w:firstLine="992"/>
+        <w:jc w:val="right"/>
+        <w:rPr/>
+      </w:pPr>
+      <w:r>
+        <w:rPr>
+          <w:rStyle w:val="StrongEmphasis"/>
+          <w:rtl w:val="true"/>
+        </w:rPr>
+        <w:t>شعار وزارة التعليم وشعار المدرسة</w:t>
+      </w:r>
+      <w:r>
+        <w:rPr>
+          <w:rtl w:val="true"/>
+        </w:rPr>
+        <w:t xml:space="preserve">شعار وزارة التعليم الرسمي </w:t>
+      </w:r>
+      <w:r>
+        <w:rPr>
+          <w:rtl w:val="true"/>
+        </w:rPr>
+        <w:t>(</w:t>
+      </w:r>
+      <w:r>
+        <w:rPr>
+          <w:rtl w:val="true"/>
+        </w:rPr>
+        <w:t>النقاط الخضراء</w:t>
+      </w:r>
+      <w:r>
+        <w:rPr>
+          <w:rtl w:val="true"/>
+        </w:rPr>
+        <w:t xml:space="preserve">) </w:t>
+      </w:r>
+      <w:r>
+        <w:rPr>
+          <w:rtl w:val="true"/>
+        </w:rPr>
+        <w:t xml:space="preserve">في </w:t>
+      </w:r>
+      <w:r>
+        <w:rPr>
+          <w:rStyle w:val="StrongEmphasis"/>
+          <w:rtl w:val="true"/>
+        </w:rPr>
+        <w:t>منتصف الصفحة</w:t>
+      </w:r>
+      <w:r>
+        <w:rPr>
+          <w:rtl w:val="true"/>
+        </w:rPr>
+        <w:t xml:space="preserve">، وشعار المدرسة </w:t>
+      </w:r>
+      <w:r>
+        <w:rPr>
+          <w:rtl w:val="true"/>
+        </w:rPr>
+        <w:t>(</w:t>
+      </w:r>
+      <w:r>
+        <w:rPr>
+          <w:rtl w:val="true"/>
+        </w:rPr>
+        <w:t>إن وُجد</w:t>
+      </w:r>
+      <w:r>
+        <w:rPr>
+          <w:rtl w:val="true"/>
+        </w:rPr>
+        <w:t xml:space="preserve">) </w:t>
+      </w:r>
+      <w:r>
+        <w:rPr>
+          <w:rtl w:val="true"/>
+        </w:rPr>
+        <w:t xml:space="preserve">على </w:t>
+      </w:r>
+      <w:r>
+        <w:rPr>
+          <w:rStyle w:val="StrongEmphasis"/>
+          <w:rtl w:val="true"/>
+        </w:rPr>
+        <w:t>يسار الصفحة</w:t>
+      </w:r>
+      <w:r>
+        <w:rPr>
+          <w:rtl w:val="true"/>
+        </w:rPr>
+        <w:t xml:space="preserve"> وتحته تاريخ الإصدار والباركود — وكلاهما قابل للاستبدال برفع صورة</w:t>
+      </w:r>
+      <w:r>
+        <w:rPr>
+          <w:rtl w:val="true"/>
+        </w:rPr>
+        <w:t xml:space="preserve">. </w:t>
+      </w:r>
+    </w:p>
+    <w:p>
+      <w:pPr>
+        <w:pStyle w:val="TextBody"/>
+        <w:numPr>
+          <w:ilvl w:val="0"/>
+          <w:numId w:val="5"/>
+        </w:numPr>
+        <w:tabs>
+          <w:tab w:val="clear" w:pos="1134"/>
+          <w:tab w:val="left" w:pos="709" w:leader="none"/>
+        </w:tabs>
+        <w:bidi w:val="1"/>
+        <w:spacing w:before="0" w:after="0"/>
+        <w:ind w:left="709" w:firstLine="992"/>
+        <w:jc w:val="right"/>
+        <w:rPr/>
+      </w:pPr>
+      <w:r>
+        <w:rPr>
+          <w:rStyle w:val="StrongEmphasis"/>
+          <w:rtl w:val="true"/>
+        </w:rPr>
+        <w:t>أسفل شعار المدرسة</w:t>
+      </w:r>
+      <w:r>
+        <w:rPr>
+          <w:rStyle w:val="StrongEmphasis"/>
+          <w:rtl w:val="true"/>
+        </w:rPr>
+        <w:t xml:space="preserve">: </w:t>
+      </w:r>
+      <w:r>
+        <w:rPr>
+          <w:rStyle w:val="StrongEmphasis"/>
+          <w:rtl w:val="true"/>
+        </w:rPr>
+        <w:t>تاريخ الإصدار والباركود</w:t>
+      </w:r>
+      <w:r>
+        <w:rPr>
+          <w:rtl w:val="true"/>
+        </w:rPr>
+        <w:t>تاريخ إصدار الترويسة</w:t>
+      </w:r>
+      <w:r>
+        <w:rPr>
+          <w:rtl w:val="true"/>
+        </w:rPr>
+        <w:t>/</w:t>
+      </w:r>
+      <w:r>
+        <w:rPr>
+          <w:rtl w:val="true"/>
+        </w:rPr>
+        <w:t>التقرير، ويقابله باركود التحقق الخاص بالتقرير</w:t>
+      </w:r>
+      <w:r>
+        <w:rPr>
+          <w:rtl w:val="true"/>
+        </w:rPr>
+        <w:t xml:space="preserve">. </w:t>
+      </w:r>
+    </w:p>
+    <w:p>
+      <w:pPr>
+        <w:pStyle w:val="TextBody"/>
+        <w:numPr>
+          <w:ilvl w:val="0"/>
+          <w:numId w:val="5"/>
+        </w:numPr>
+        <w:tabs>
+          <w:tab w:val="clear" w:pos="1134"/>
+          <w:tab w:val="left" w:pos="709" w:leader="none"/>
+        </w:tabs>
+        <w:bidi w:val="1"/>
+        <w:spacing w:before="0" w:after="0"/>
+        <w:ind w:left="709" w:firstLine="992"/>
+        <w:jc w:val="right"/>
+        <w:rPr/>
+      </w:pPr>
+      <w:r>
+        <w:rPr>
+          <w:rStyle w:val="StrongEmphasis"/>
+          <w:rtl w:val="true"/>
+        </w:rPr>
+        <w:t>اسم التقرير بخط كبير في المنتصف</w:t>
+      </w:r>
+      <w:r>
+        <w:rPr>
+          <w:rtl w:val="true"/>
+        </w:rPr>
+        <w:t>تحت الترويسة مباشرة</w:t>
+      </w:r>
+      <w:r>
+        <w:rPr>
+          <w:rtl w:val="true"/>
+        </w:rPr>
+        <w:t xml:space="preserve">: </w:t>
+      </w:r>
+      <w:r>
+        <w:rPr>
+          <w:rtl w:val="true"/>
+        </w:rPr>
+        <w:t xml:space="preserve">عنوان التقرير بخط كبير وبارز </w:t>
+      </w:r>
+      <w:r>
+        <w:rPr>
+          <w:rtl w:val="true"/>
+        </w:rPr>
+        <w:t>(</w:t>
+      </w:r>
+      <w:r>
+        <w:rPr>
+          <w:rtl w:val="true"/>
+        </w:rPr>
+        <w:t xml:space="preserve">مثل </w:t>
+      </w:r>
+      <w:r>
+        <w:rPr>
+          <w:rtl w:val="true"/>
+        </w:rPr>
+        <w:t>«</w:t>
+      </w:r>
+      <w:r>
+        <w:rPr>
+          <w:rtl w:val="true"/>
+        </w:rPr>
+        <w:t>تقرير التحضير اليوم</w:t>
+      </w:r>
+      <w:r>
+        <w:rPr>
+          <w:rtl w:val="true"/>
+        </w:rPr>
+        <w:t xml:space="preserve">»). </w:t>
+      </w:r>
+    </w:p>
+    <w:p>
+      <w:pPr>
+        <w:pStyle w:val="TextBody"/>
+        <w:numPr>
+          <w:ilvl w:val="0"/>
+          <w:numId w:val="5"/>
         </w:numPr>
         <w:tabs>
           <w:tab w:val="clear" w:pos="1134"/>
@@ -5918,7 +6551,7 @@
         <w:pStyle w:val="TextBody"/>
         <w:numPr>
           <w:ilvl w:val="0"/>
-          <w:numId w:val="5"/>
+          <w:numId w:val="6"/>
         </w:numPr>
         <w:tabs>
           <w:tab w:val="clear" w:pos="1134"/>
@@ -5969,105 +6602,6 @@
           <w:rtl w:val="true"/>
         </w:rPr>
         <w:t xml:space="preserve">. </w:t>
-      </w:r>
-    </w:p>
-    <w:p>
-      <w:pPr>
-        <w:pStyle w:val="TextBody"/>
-        <w:numPr>
-          <w:ilvl w:val="0"/>
-          <w:numId w:val="5"/>
-        </w:numPr>
-        <w:tabs>
-          <w:tab w:val="clear" w:pos="1134"/>
-          <w:tab w:val="left" w:pos="709" w:leader="none"/>
-        </w:tabs>
-        <w:bidi w:val="1"/>
-        <w:spacing w:before="0" w:after="0"/>
-        <w:ind w:left="709" w:firstLine="992"/>
-        <w:jc w:val="right"/>
-        <w:rPr/>
-      </w:pPr>
-      <w:r>
-        <w:rPr>
-          <w:rStyle w:val="StrongEmphasis"/>
-          <w:rtl w:val="true"/>
-        </w:rPr>
-        <w:t>اختر المنطقة أو أضفها</w:t>
-      </w:r>
-      <w:r>
-        <w:rPr>
-          <w:rtl w:val="true"/>
-        </w:rPr>
-        <w:t>مثل</w:t>
-      </w:r>
-      <w:r>
-        <w:rPr>
-          <w:rtl w:val="true"/>
-        </w:rPr>
-        <w:t xml:space="preserve">: </w:t>
-      </w:r>
-      <w:r>
-        <w:rPr>
-          <w:rtl w:val="true"/>
-        </w:rPr>
-        <w:t>منطقة الرياض</w:t>
-      </w:r>
-      <w:r>
-        <w:rPr>
-          <w:rtl w:val="true"/>
-        </w:rPr>
-        <w:t xml:space="preserve">. </w:t>
-      </w:r>
-    </w:p>
-    <w:p>
-      <w:pPr>
-        <w:pStyle w:val="TextBody"/>
-        <w:numPr>
-          <w:ilvl w:val="0"/>
-          <w:numId w:val="5"/>
-        </w:numPr>
-        <w:tabs>
-          <w:tab w:val="clear" w:pos="1134"/>
-          <w:tab w:val="left" w:pos="709" w:leader="none"/>
-        </w:tabs>
-        <w:bidi w:val="1"/>
-        <w:ind w:left="709" w:firstLine="992"/>
-        <w:jc w:val="right"/>
-        <w:rPr/>
-      </w:pPr>
-      <w:r>
-        <w:rPr>
-          <w:rStyle w:val="StrongEmphasis"/>
-          <w:rtl w:val="true"/>
-        </w:rPr>
-        <w:t>تُبنى قائمة المدن انزلاقيًا</w:t>
-      </w:r>
-      <w:r>
-        <w:rPr>
-          <w:rtl w:val="true"/>
-        </w:rPr>
-        <w:t>عند اختيار منطقة تظهر مدنها تلقائيًا لتختار منها المدينة</w:t>
-      </w:r>
-      <w:r>
-        <w:rPr>
-          <w:rtl w:val="true"/>
-        </w:rPr>
-        <w:t xml:space="preserve">. </w:t>
-      </w:r>
-    </w:p>
-    <w:p>
-      <w:pPr>
-        <w:pStyle w:val="Heading3"/>
-        <w:bidi w:val="1"/>
-        <w:jc w:val="right"/>
-        <w:rPr/>
-      </w:pPr>
-      <w:r>
-        <w:rPr>
-          <w:rtl w:val="true"/>
-        </w:rPr>
-        <w:t>تأسيس المدرسة</w:t>
       </w:r>
     </w:p>
     <w:p>
@@ -6092,13 +6626,25 @@
           <w:rStyle w:val="StrongEmphasis"/>
           <w:rtl w:val="true"/>
         </w:rPr>
-        <w:t>أدخل اسم المدرسة والرمز</w:t>
-      </w:r>
-      <w:r>
-        <w:rPr>
-          <w:rtl w:val="true"/>
-        </w:rPr>
-        <w:t>مع العنوان، الموقع، الهاتف، البريد</w:t>
+        <w:t>اختر المنطقة أو أضفها</w:t>
+      </w:r>
+      <w:r>
+        <w:rPr>
+          <w:rtl w:val="true"/>
+        </w:rPr>
+        <w:t>مثل</w:t>
+      </w:r>
+      <w:r>
+        <w:rPr>
+          <w:rtl w:val="true"/>
+        </w:rPr>
+        <w:t xml:space="preserve">: </w:t>
+      </w:r>
+      <w:r>
+        <w:rPr>
+          <w:rtl w:val="true"/>
+        </w:rPr>
+        <w:t>منطقة الرياض</w:t>
       </w:r>
       <w:r>
         <w:rPr>
@@ -6119,7 +6665,6 @@
           <w:tab w:val="left" w:pos="709" w:leader="none"/>
         </w:tabs>
         <w:bidi w:val="1"/>
-        <w:spacing w:before="0" w:after="0"/>
         <w:ind w:left="709" w:firstLine="992"/>
         <w:jc w:val="right"/>
         <w:rPr/>
@@ -6129,55 +6674,33 @@
           <w:rStyle w:val="StrongEmphasis"/>
           <w:rtl w:val="true"/>
         </w:rPr>
-        <w:t>حدّد المراحل</w:t>
-      </w:r>
-      <w:r>
-        <w:rPr>
-          <w:rtl w:val="true"/>
-        </w:rPr>
-        <w:t xml:space="preserve">روضة </w:t>
-      </w:r>
-      <w:r>
-        <w:rPr>
-          <w:rtl w:val="true"/>
-        </w:rPr>
-        <w:t xml:space="preserve">/ </w:t>
-      </w:r>
-      <w:r>
-        <w:rPr>
-          <w:rtl w:val="true"/>
-        </w:rPr>
-        <w:t xml:space="preserve">ابتدائي </w:t>
-      </w:r>
-      <w:r>
-        <w:rPr>
-          <w:rtl w:val="true"/>
-        </w:rPr>
-        <w:t xml:space="preserve">/ </w:t>
-      </w:r>
-      <w:r>
-        <w:rPr>
-          <w:rtl w:val="true"/>
-        </w:rPr>
-        <w:t xml:space="preserve">متوسط </w:t>
-      </w:r>
-      <w:r>
-        <w:rPr>
-          <w:rtl w:val="true"/>
-        </w:rPr>
-        <w:t xml:space="preserve">/ </w:t>
-      </w:r>
-      <w:r>
-        <w:rPr>
-          <w:rtl w:val="true"/>
-        </w:rPr>
-        <w:t>ثانوي — والمراحل تحكم المواد المتاحة لاحقًا</w:t>
+        <w:t>تُبنى قائمة المدن انزلاقيًا</w:t>
+      </w:r>
+      <w:r>
+        <w:rPr>
+          <w:rtl w:val="true"/>
+        </w:rPr>
+        <w:t>عند اختيار منطقة تظهر مدنها تلقائيًا لتختار منها المدينة</w:t>
       </w:r>
       <w:r>
         <w:rPr>
           <w:rtl w:val="true"/>
         </w:rPr>
         <w:t xml:space="preserve">. </w:t>
+      </w:r>
+    </w:p>
+    <w:p>
+      <w:pPr>
+        <w:pStyle w:val="Heading3"/>
+        <w:bidi w:val="1"/>
+        <w:jc w:val="right"/>
+        <w:rPr/>
+      </w:pPr>
+      <w:r>
+        <w:rPr>
+          <w:rtl w:val="true"/>
+        </w:rPr>
+        <w:t>تأسيس المدرسة</w:t>
       </w:r>
     </w:p>
     <w:p>
@@ -6185,7 +6708,7 @@
         <w:pStyle w:val="TextBody"/>
         <w:numPr>
           <w:ilvl w:val="0"/>
-          <w:numId w:val="6"/>
+          <w:numId w:val="7"/>
         </w:numPr>
         <w:tabs>
           <w:tab w:val="clear" w:pos="1134"/>
@@ -6202,61 +6725,13 @@
           <w:rStyle w:val="StrongEmphasis"/>
           <w:rtl w:val="true"/>
         </w:rPr>
-        <w:t>اختر جنس المدرسة</w:t>
-      </w:r>
-      <w:r>
-        <w:rPr>
-          <w:rtl w:val="true"/>
-        </w:rPr>
-        <w:t xml:space="preserve">طلاب </w:t>
-      </w:r>
-      <w:r>
-        <w:rPr>
-          <w:rtl w:val="true"/>
-        </w:rPr>
-        <w:t>(</w:t>
-      </w:r>
-      <w:r>
-        <w:rPr>
-          <w:rtl w:val="true"/>
-        </w:rPr>
-        <w:t>بنين</w:t>
-      </w:r>
-      <w:r>
-        <w:rPr>
-          <w:rtl w:val="true"/>
-        </w:rPr>
-        <w:t xml:space="preserve">) </w:t>
-      </w:r>
-      <w:r>
-        <w:rPr>
-          <w:rtl w:val="true"/>
-        </w:rPr>
-        <w:t xml:space="preserve">أو طالبات </w:t>
-      </w:r>
-      <w:r>
-        <w:rPr>
-          <w:rtl w:val="true"/>
-        </w:rPr>
-        <w:t>(</w:t>
-      </w:r>
-      <w:r>
-        <w:rPr>
-          <w:rtl w:val="true"/>
-        </w:rPr>
-        <w:t>بنات</w:t>
-      </w:r>
-      <w:r>
-        <w:rPr>
-          <w:rtl w:val="true"/>
-        </w:rPr>
-        <w:t xml:space="preserve">) — </w:t>
-      </w:r>
-      <w:r>
-        <w:rPr>
-          <w:rtl w:val="true"/>
-        </w:rPr>
-        <w:t>ويُشتق من الاختيار كل المسمّيات والنصوص</w:t>
+        <w:t>أدخل اسم المدرسة والرمز</w:t>
+      </w:r>
+      <w:r>
+        <w:rPr>
+          <w:rtl w:val="true"/>
+        </w:rPr>
+        <w:t>مع العنوان، الموقع، الهاتف، البريد</w:t>
       </w:r>
       <w:r>
         <w:rPr>
@@ -6270,7 +6745,165 @@
         <w:pStyle w:val="TextBody"/>
         <w:numPr>
           <w:ilvl w:val="0"/>
-          <w:numId w:val="6"/>
+          <w:numId w:val="7"/>
+        </w:numPr>
+        <w:tabs>
+          <w:tab w:val="clear" w:pos="1134"/>
+          <w:tab w:val="left" w:pos="709" w:leader="none"/>
+        </w:tabs>
+        <w:bidi w:val="1"/>
+        <w:spacing w:before="0" w:after="0"/>
+        <w:ind w:left="709" w:firstLine="992"/>
+        <w:jc w:val="right"/>
+        <w:rPr/>
+      </w:pPr>
+      <w:r>
+        <w:rPr>
+          <w:rStyle w:val="StrongEmphasis"/>
+          <w:rtl w:val="true"/>
+        </w:rPr>
+        <w:t>حدّد المراحل</w:t>
+      </w:r>
+      <w:r>
+        <w:rPr>
+          <w:rtl w:val="true"/>
+        </w:rPr>
+        <w:t xml:space="preserve">روضة </w:t>
+      </w:r>
+      <w:r>
+        <w:rPr>
+          <w:rtl w:val="true"/>
+        </w:rPr>
+        <w:t xml:space="preserve">/ </w:t>
+      </w:r>
+      <w:r>
+        <w:rPr>
+          <w:rtl w:val="true"/>
+        </w:rPr>
+        <w:t xml:space="preserve">ابتدائي </w:t>
+      </w:r>
+      <w:r>
+        <w:rPr>
+          <w:rtl w:val="true"/>
+        </w:rPr>
+        <w:t xml:space="preserve">/ </w:t>
+      </w:r>
+      <w:r>
+        <w:rPr>
+          <w:rtl w:val="true"/>
+        </w:rPr>
+        <w:t xml:space="preserve">متوسط </w:t>
+      </w:r>
+      <w:r>
+        <w:rPr>
+          <w:rtl w:val="true"/>
+        </w:rPr>
+        <w:t xml:space="preserve">/ </w:t>
+      </w:r>
+      <w:r>
+        <w:rPr>
+          <w:rtl w:val="true"/>
+        </w:rPr>
+        <w:t>ثانوي — والمراحل تحكم المواد المتاحة لاحقًا</w:t>
+      </w:r>
+      <w:r>
+        <w:rPr>
+          <w:rtl w:val="true"/>
+        </w:rPr>
+        <w:t xml:space="preserve">. </w:t>
+      </w:r>
+    </w:p>
+    <w:p>
+      <w:pPr>
+        <w:pStyle w:val="TextBody"/>
+        <w:numPr>
+          <w:ilvl w:val="0"/>
+          <w:numId w:val="7"/>
+        </w:numPr>
+        <w:tabs>
+          <w:tab w:val="clear" w:pos="1134"/>
+          <w:tab w:val="left" w:pos="709" w:leader="none"/>
+        </w:tabs>
+        <w:bidi w:val="1"/>
+        <w:spacing w:before="0" w:after="0"/>
+        <w:ind w:left="709" w:firstLine="992"/>
+        <w:jc w:val="right"/>
+        <w:rPr/>
+      </w:pPr>
+      <w:r>
+        <w:rPr>
+          <w:rStyle w:val="StrongEmphasis"/>
+          <w:rtl w:val="true"/>
+        </w:rPr>
+        <w:t>اختر جنس المدرسة</w:t>
+      </w:r>
+      <w:r>
+        <w:rPr>
+          <w:rtl w:val="true"/>
+        </w:rPr>
+        <w:t xml:space="preserve">طلاب </w:t>
+      </w:r>
+      <w:r>
+        <w:rPr>
+          <w:rtl w:val="true"/>
+        </w:rPr>
+        <w:t>(</w:t>
+      </w:r>
+      <w:r>
+        <w:rPr>
+          <w:rtl w:val="true"/>
+        </w:rPr>
+        <w:t>بنين</w:t>
+      </w:r>
+      <w:r>
+        <w:rPr>
+          <w:rtl w:val="true"/>
+        </w:rPr>
+        <w:t xml:space="preserve">) </w:t>
+      </w:r>
+      <w:r>
+        <w:rPr>
+          <w:rtl w:val="true"/>
+        </w:rPr>
+        <w:t xml:space="preserve">أو طالبات </w:t>
+      </w:r>
+      <w:r>
+        <w:rPr>
+          <w:rtl w:val="true"/>
+        </w:rPr>
+        <w:t>(</w:t>
+      </w:r>
+      <w:r>
+        <w:rPr>
+          <w:rtl w:val="true"/>
+        </w:rPr>
+        <w:t>بنات</w:t>
+      </w:r>
+      <w:r>
+        <w:rPr>
+          <w:rtl w:val="true"/>
+        </w:rPr>
+        <w:t xml:space="preserve">) — </w:t>
+      </w:r>
+      <w:r>
+        <w:rPr>
+          <w:rtl w:val="true"/>
+        </w:rPr>
+        <w:t>ويُشتق من الاختيار كل المسمّيات والنصوص</w:t>
+      </w:r>
+      <w:r>
+        <w:rPr>
+          <w:rtl w:val="true"/>
+        </w:rPr>
+        <w:t xml:space="preserve">. </w:t>
+      </w:r>
+    </w:p>
+    <w:p>
+      <w:pPr>
+        <w:pStyle w:val="TextBody"/>
+        <w:numPr>
+          <w:ilvl w:val="0"/>
+          <w:numId w:val="7"/>
         </w:numPr>
         <w:tabs>
           <w:tab w:val="clear" w:pos="1134"/>
@@ -6695,7 +7328,7 @@
         <w:pStyle w:val="TextBody"/>
         <w:numPr>
           <w:ilvl w:val="0"/>
-          <w:numId w:val="7"/>
+          <w:numId w:val="8"/>
         </w:numPr>
         <w:tabs>
           <w:tab w:val="clear" w:pos="1134"/>
@@ -6746,117 +7379,6 @@
           <w:rtl w:val="true"/>
         </w:rPr>
         <w:t xml:space="preserve">. </w:t>
-      </w:r>
-    </w:p>
-    <w:p>
-      <w:pPr>
-        <w:pStyle w:val="TextBody"/>
-        <w:numPr>
-          <w:ilvl w:val="0"/>
-          <w:numId w:val="7"/>
-        </w:numPr>
-        <w:tabs>
-          <w:tab w:val="clear" w:pos="1134"/>
-          <w:tab w:val="left" w:pos="709" w:leader="none"/>
-        </w:tabs>
-        <w:bidi w:val="1"/>
-        <w:spacing w:before="0" w:after="0"/>
-        <w:ind w:left="709" w:firstLine="992"/>
-        <w:jc w:val="right"/>
-        <w:rPr/>
-      </w:pPr>
-      <w:r>
-        <w:rPr>
-          <w:rStyle w:val="StrongEmphasis"/>
-          <w:rtl w:val="true"/>
-        </w:rPr>
-        <w:t>أنشئ كل حساب بدوره</w:t>
-      </w:r>
-      <w:r>
-        <w:rPr>
-          <w:rtl w:val="true"/>
-        </w:rPr>
-        <w:t xml:space="preserve">وعند اختيار دور المعلم يمكن تحديد فصوله ومواده بقوائم متسلسلة </w:t>
-      </w:r>
-      <w:r>
-        <w:rPr>
-          <w:rtl w:val="true"/>
-        </w:rPr>
-        <w:t>(</w:t>
-      </w:r>
-      <w:r>
-        <w:rPr>
-          <w:rtl w:val="true"/>
-        </w:rPr>
-        <w:t>المرحلة ← الصف ← الشعبة</w:t>
-      </w:r>
-      <w:r>
-        <w:rPr>
-          <w:rtl w:val="true"/>
-        </w:rPr>
-        <w:t xml:space="preserve">). </w:t>
-      </w:r>
-    </w:p>
-    <w:p>
-      <w:pPr>
-        <w:pStyle w:val="TextBody"/>
-        <w:numPr>
-          <w:ilvl w:val="0"/>
-          <w:numId w:val="7"/>
-        </w:numPr>
-        <w:tabs>
-          <w:tab w:val="clear" w:pos="1134"/>
-          <w:tab w:val="left" w:pos="709" w:leader="none"/>
-        </w:tabs>
-        <w:bidi w:val="1"/>
-        <w:ind w:left="709" w:firstLine="992"/>
-        <w:jc w:val="right"/>
-        <w:rPr/>
-      </w:pPr>
-      <w:r>
-        <w:rPr>
-          <w:rStyle w:val="StrongEmphasis"/>
-          <w:rtl w:val="true"/>
-        </w:rPr>
-        <w:t>لا تظهر إلا مواد مراحل المدرسة</w:t>
-      </w:r>
-      <w:r>
-        <w:rPr>
-          <w:rtl w:val="true"/>
-        </w:rPr>
-        <w:t>فلا يمكن إسناد مادة من مرحلة لا تشملها المدرسة</w:t>
-      </w:r>
-      <w:r>
-        <w:rPr>
-          <w:rtl w:val="true"/>
-        </w:rPr>
-        <w:t xml:space="preserve">. </w:t>
-      </w:r>
-    </w:p>
-    <w:p>
-      <w:pPr>
-        <w:pStyle w:val="Heading3"/>
-        <w:bidi w:val="1"/>
-        <w:jc w:val="right"/>
-        <w:rPr/>
-      </w:pPr>
-      <w:r>
-        <w:rPr>
-          <w:rtl w:val="true"/>
-        </w:rPr>
-        <w:t>ب</w:t>
-      </w:r>
-      <w:r>
-        <w:rPr>
-          <w:rtl w:val="true"/>
-        </w:rPr>
-        <w:t xml:space="preserve">) </w:t>
-      </w:r>
-      <w:r>
-        <w:rPr>
-          <w:rtl w:val="true"/>
-        </w:rPr>
-        <w:t>اعتماد طلبات التسجيل</w:t>
       </w:r>
     </w:p>
     <w:p>
@@ -6881,55 +7403,31 @@
           <w:rStyle w:val="StrongEmphasis"/>
           <w:rtl w:val="true"/>
         </w:rPr>
-        <w:t>يسجّل الموظف نفسه</w:t>
-      </w:r>
-      <w:r>
-        <w:rPr>
-          <w:rtl w:val="true"/>
-        </w:rPr>
-        <w:t xml:space="preserve">من </w:t>
-      </w:r>
-      <w:r>
-        <w:rPr>
-          <w:rtl w:val="true"/>
-        </w:rPr>
-        <w:t>«</w:t>
-      </w:r>
-      <w:r>
-        <w:rPr>
-          <w:rtl w:val="true"/>
-        </w:rPr>
-        <w:t>إنشاء حساب جديد</w:t>
-      </w:r>
-      <w:r>
-        <w:rPr>
-          <w:rtl w:val="true"/>
-        </w:rPr>
-        <w:t xml:space="preserve">» </w:t>
-      </w:r>
-      <w:r>
-        <w:rPr>
-          <w:rtl w:val="true"/>
-        </w:rPr>
-        <w:t xml:space="preserve">فيصل طلبه بحالة </w:t>
-      </w:r>
-      <w:r>
-        <w:rPr>
-          <w:rtl w:val="true"/>
-        </w:rPr>
-        <w:t>«</w:t>
-      </w:r>
-      <w:r>
-        <w:rPr>
-          <w:rtl w:val="true"/>
-        </w:rPr>
-        <w:t>بانتظار الاعتماد</w:t>
-      </w:r>
-      <w:r>
-        <w:rPr>
-          <w:rtl w:val="true"/>
-        </w:rPr>
-        <w:t xml:space="preserve">». </w:t>
+        <w:t>أنشئ كل حساب بدوره</w:t>
+      </w:r>
+      <w:r>
+        <w:rPr>
+          <w:rtl w:val="true"/>
+        </w:rPr>
+        <w:t xml:space="preserve">وعند اختيار دور المعلم يمكن تحديد فصوله ومواده بقوائم متسلسلة </w:t>
+      </w:r>
+      <w:r>
+        <w:rPr>
+          <w:rtl w:val="true"/>
+        </w:rPr>
+        <w:t>(</w:t>
+      </w:r>
+      <w:r>
+        <w:rPr>
+          <w:rtl w:val="true"/>
+        </w:rPr>
+        <w:t>المرحلة ← الصف ← الشعبة</w:t>
+      </w:r>
+      <w:r>
+        <w:rPr>
+          <w:rtl w:val="true"/>
+        </w:rPr>
+        <w:t xml:space="preserve">). </w:t>
       </w:r>
     </w:p>
     <w:p>
@@ -6944,7 +7442,6 @@
           <w:tab w:val="left" w:pos="709" w:leader="none"/>
         </w:tabs>
         <w:bidi w:val="1"/>
-        <w:spacing w:before="0" w:after="0"/>
         <w:ind w:left="709" w:firstLine="992"/>
         <w:jc w:val="right"/>
         <w:rPr/>
@@ -6954,37 +7451,13 @@
           <w:rStyle w:val="StrongEmphasis"/>
           <w:rtl w:val="true"/>
         </w:rPr>
-        <w:t>يظهر الطلب للمدير</w:t>
-      </w:r>
-      <w:r>
-        <w:rPr>
-          <w:rtl w:val="true"/>
-        </w:rPr>
-        <w:t xml:space="preserve">في </w:t>
-      </w:r>
-      <w:r>
-        <w:rPr>
-          <w:rtl w:val="true"/>
-        </w:rPr>
-        <w:t>«</w:t>
-      </w:r>
-      <w:r>
-        <w:rPr>
-          <w:rtl w:val="true"/>
-        </w:rPr>
-        <w:t>إدارة الحسابات ← طلبات الاعتماد</w:t>
-      </w:r>
-      <w:r>
-        <w:rPr>
-          <w:rtl w:val="true"/>
-        </w:rPr>
-        <w:t xml:space="preserve">» </w:t>
-      </w:r>
-      <w:r>
-        <w:rPr>
-          <w:rtl w:val="true"/>
-        </w:rPr>
-        <w:t>بعدّاد يبيّن عدد الطلبات</w:t>
+        <w:t>لا تظهر إلا مواد مراحل المدرسة</w:t>
+      </w:r>
+      <w:r>
+        <w:rPr>
+          <w:rtl w:val="true"/>
+        </w:rPr>
+        <w:t>فلا يمكن إسناد مادة من مرحلة لا تشملها المدرسة</w:t>
       </w:r>
       <w:r>
         <w:rPr>
@@ -6995,130 +7468,6 @@
     </w:p>
     <w:p>
       <w:pPr>
-        <w:pStyle w:val="TextBody"/>
-        <w:numPr>
-          <w:ilvl w:val="0"/>
-          <w:numId w:val="8"/>
-        </w:numPr>
-        <w:tabs>
-          <w:tab w:val="clear" w:pos="1134"/>
-          <w:tab w:val="left" w:pos="709" w:leader="none"/>
-        </w:tabs>
-        <w:bidi w:val="1"/>
-        <w:ind w:left="709" w:firstLine="992"/>
-        <w:jc w:val="right"/>
-        <w:rPr/>
-      </w:pPr>
-      <w:r>
-        <w:rPr>
-          <w:rStyle w:val="StrongEmphasis"/>
-          <w:rtl w:val="true"/>
-        </w:rPr>
-        <w:t xml:space="preserve">اضغط </w:t>
-      </w:r>
-      <w:r>
-        <w:rPr>
-          <w:rStyle w:val="StrongEmphasis"/>
-          <w:rtl w:val="true"/>
-        </w:rPr>
-        <w:t>«</w:t>
-      </w:r>
-      <w:r>
-        <w:rPr>
-          <w:rStyle w:val="StrongEmphasis"/>
-          <w:rtl w:val="true"/>
-        </w:rPr>
-        <w:t>اعتماد</w:t>
-      </w:r>
-      <w:r>
-        <w:rPr>
-          <w:rStyle w:val="StrongEmphasis"/>
-          <w:rtl w:val="true"/>
-        </w:rPr>
-        <w:t xml:space="preserve">» </w:t>
-      </w:r>
-      <w:r>
-        <w:rPr>
-          <w:rStyle w:val="StrongEmphasis"/>
-          <w:rtl w:val="true"/>
-        </w:rPr>
-        <w:t xml:space="preserve">أو </w:t>
-      </w:r>
-      <w:r>
-        <w:rPr>
-          <w:rStyle w:val="StrongEmphasis"/>
-          <w:rtl w:val="true"/>
-        </w:rPr>
-        <w:t>«</w:t>
-      </w:r>
-      <w:r>
-        <w:rPr>
-          <w:rStyle w:val="StrongEmphasis"/>
-          <w:rtl w:val="true"/>
-        </w:rPr>
-        <w:t>رفض</w:t>
-      </w:r>
-      <w:r>
-        <w:rPr>
-          <w:rStyle w:val="StrongEmphasis"/>
-          <w:rtl w:val="true"/>
-        </w:rPr>
-        <w:t>»</w:t>
-      </w:r>
-      <w:r>
-        <w:rPr>
-          <w:rtl w:val="true"/>
-        </w:rPr>
-        <w:t>الاعتماد يجعل الحساب نشطًا ويستطيع الدخول، ويصله إشعار</w:t>
-      </w:r>
-      <w:r>
-        <w:rPr>
-          <w:rtl w:val="true"/>
-        </w:rPr>
-        <w:t>/</w:t>
-      </w:r>
-      <w:r>
-        <w:rPr>
-          <w:rtl w:val="true"/>
-        </w:rPr>
-        <w:t>رسالة</w:t>
-      </w:r>
-      <w:r>
-        <w:rPr>
-          <w:rtl w:val="true"/>
-        </w:rPr>
-        <w:t xml:space="preserve">. </w:t>
-      </w:r>
-    </w:p>
-    <w:p>
-      <w:pPr>
-        <w:pStyle w:val="TextBody"/>
-        <w:bidi w:val="1"/>
-        <w:jc w:val="right"/>
-        <w:rPr/>
-      </w:pPr>
-      <w:r>
-        <w:rPr>
-          <w:rStyle w:val="StrongEmphasis"/>
-          <w:rtl w:val="true"/>
-        </w:rPr>
-        <w:t>ملاحظة</w:t>
-      </w:r>
-      <w:r>
-        <w:rPr>
-          <w:rtl w:val="true"/>
-        </w:rPr>
-        <w:t xml:space="preserve"> الطالب يُفعَّل فورًا بلا اعتماد؛ الاعتماد مطلوب للمعلم والتوجيه ومراقب الغياب</w:t>
-      </w:r>
-      <w:r>
-        <w:rPr>
-          <w:rtl w:val="true"/>
-        </w:rPr>
-        <w:t>.</w:t>
-      </w:r>
-    </w:p>
-    <w:p>
-      <w:pPr>
         <w:pStyle w:val="Heading3"/>
         <w:bidi w:val="1"/>
         <w:jc w:val="right"/>
@@ -7128,7 +7477,7 @@
         <w:rPr>
           <w:rtl w:val="true"/>
         </w:rPr>
-        <w:t>ج</w:t>
+        <w:t>ب</w:t>
       </w:r>
       <w:r>
         <w:rPr>
@@ -7140,23 +7489,7 @@
         <w:rPr>
           <w:rtl w:val="true"/>
         </w:rPr>
-        <w:t xml:space="preserve">استيراد المعلمين من نور </w:t>
-      </w:r>
-      <w:r>
-        <w:rPr>
-          <w:rtl w:val="true"/>
-        </w:rPr>
-        <w:t>(</w:t>
-      </w:r>
-      <w:r>
-        <w:rPr/>
-        <w:t>Excel/CSV</w:t>
-      </w:r>
-      <w:r>
-        <w:rPr>
-          <w:rtl w:val="true"/>
-        </w:rPr>
-        <w:t>)</w:t>
+        <w:t>اعتماد طلبات التسجيل</w:t>
       </w:r>
     </w:p>
     <w:p>
@@ -7181,51 +7514,55 @@
           <w:rStyle w:val="StrongEmphasis"/>
           <w:rtl w:val="true"/>
         </w:rPr>
-        <w:t>ارفع ملف نور</w:t>
-      </w:r>
-      <w:r>
-        <w:rPr>
-          <w:rtl w:val="true"/>
-        </w:rPr>
-        <w:t xml:space="preserve">ملف </w:t>
-      </w:r>
-      <w:r>
-        <w:rPr/>
-        <w:t>Excel</w:t>
-      </w:r>
-      <w:r>
-        <w:rPr>
-          <w:rtl w:val="true"/>
-        </w:rPr>
-        <w:t xml:space="preserve"> </w:t>
-      </w:r>
-      <w:r>
-        <w:rPr>
-          <w:rtl w:val="true"/>
-        </w:rPr>
-        <w:t xml:space="preserve">أو </w:t>
-      </w:r>
-      <w:r>
-        <w:rPr/>
-        <w:t>CSV</w:t>
-      </w:r>
-      <w:r>
-        <w:rPr>
-          <w:rtl w:val="true"/>
-        </w:rPr>
-        <w:t xml:space="preserve"> </w:t>
-      </w:r>
-      <w:r>
-        <w:rPr>
-          <w:rtl w:val="true"/>
-        </w:rPr>
-        <w:t>مستخرجًا من نظام نور</w:t>
-      </w:r>
-      <w:r>
-        <w:rPr>
-          <w:rtl w:val="true"/>
-        </w:rPr>
-        <w:t xml:space="preserve">. </w:t>
+        <w:t>يسجّل الموظف نفسه</w:t>
+      </w:r>
+      <w:r>
+        <w:rPr>
+          <w:rtl w:val="true"/>
+        </w:rPr>
+        <w:t xml:space="preserve">من </w:t>
+      </w:r>
+      <w:r>
+        <w:rPr>
+          <w:rtl w:val="true"/>
+        </w:rPr>
+        <w:t>«</w:t>
+      </w:r>
+      <w:r>
+        <w:rPr>
+          <w:rtl w:val="true"/>
+        </w:rPr>
+        <w:t>إنشاء حساب جديد</w:t>
+      </w:r>
+      <w:r>
+        <w:rPr>
+          <w:rtl w:val="true"/>
+        </w:rPr>
+        <w:t xml:space="preserve">» </w:t>
+      </w:r>
+      <w:r>
+        <w:rPr>
+          <w:rtl w:val="true"/>
+        </w:rPr>
+        <w:t xml:space="preserve">فيصل طلبه بحالة </w:t>
+      </w:r>
+      <w:r>
+        <w:rPr>
+          <w:rtl w:val="true"/>
+        </w:rPr>
+        <w:t>«</w:t>
+      </w:r>
+      <w:r>
+        <w:rPr>
+          <w:rtl w:val="true"/>
+        </w:rPr>
+        <w:t>بانتظار الاعتماد</w:t>
+      </w:r>
+      <w:r>
+        <w:rPr>
+          <w:rtl w:val="true"/>
+        </w:rPr>
+        <w:t xml:space="preserve">». </w:t>
       </w:r>
     </w:p>
     <w:p>
@@ -7250,118 +7587,43 @@
           <w:rStyle w:val="StrongEmphasis"/>
           <w:rtl w:val="true"/>
         </w:rPr>
-        <w:t>طابِق الأعمدة</w:t>
-      </w:r>
-      <w:r>
-        <w:rPr>
-          <w:rtl w:val="true"/>
-        </w:rPr>
-        <w:t xml:space="preserve">الاسم </w:t>
-      </w:r>
-      <w:r>
-        <w:rPr>
-          <w:rtl w:val="true"/>
-        </w:rPr>
-        <w:t xml:space="preserve">· </w:t>
-      </w:r>
-      <w:r>
-        <w:rPr>
-          <w:rtl w:val="true"/>
-        </w:rPr>
-        <w:t xml:space="preserve">المادة </w:t>
-      </w:r>
-      <w:r>
-        <w:rPr>
-          <w:rtl w:val="true"/>
-        </w:rPr>
-        <w:t xml:space="preserve">· </w:t>
-      </w:r>
-      <w:r>
-        <w:rPr>
-          <w:rtl w:val="true"/>
-        </w:rPr>
-        <w:t xml:space="preserve">رقم الهوية </w:t>
-      </w:r>
-      <w:r>
-        <w:rPr>
-          <w:rtl w:val="true"/>
-        </w:rPr>
-        <w:t xml:space="preserve">· </w:t>
-      </w:r>
-      <w:r>
-        <w:rPr>
-          <w:rtl w:val="true"/>
-        </w:rPr>
-        <w:t xml:space="preserve">الجوال </w:t>
-      </w:r>
-      <w:r>
-        <w:rPr>
-          <w:rtl w:val="true"/>
-        </w:rPr>
-        <w:t xml:space="preserve">· </w:t>
-      </w:r>
-      <w:r>
-        <w:rPr>
-          <w:rtl w:val="true"/>
-        </w:rPr>
-        <w:t xml:space="preserve">البريد — والمواد تُستخرج من عمود المادة </w:t>
-      </w:r>
-      <w:r>
-        <w:rPr>
-          <w:rtl w:val="true"/>
-        </w:rPr>
-        <w:t>(</w:t>
-      </w:r>
-      <w:r>
-        <w:rPr>
-          <w:rtl w:val="true"/>
-        </w:rPr>
-        <w:t xml:space="preserve">تفصلها </w:t>
-      </w:r>
-      <w:r>
-        <w:rPr>
-          <w:rStyle w:val="SourceText"/>
-          <w:rtl w:val="true"/>
-        </w:rPr>
-        <w:t>,</w:t>
-      </w:r>
-      <w:r>
-        <w:rPr>
-          <w:rtl w:val="true"/>
-        </w:rPr>
-        <w:t xml:space="preserve"> </w:t>
-      </w:r>
-      <w:r>
-        <w:rPr>
-          <w:rtl w:val="true"/>
-        </w:rPr>
-        <w:t xml:space="preserve">أو </w:t>
-      </w:r>
-      <w:r>
-        <w:rPr>
-          <w:rStyle w:val="SourceText"/>
-          <w:rtl w:val="true"/>
-        </w:rPr>
-        <w:t>،</w:t>
-      </w:r>
-      <w:r>
-        <w:rPr>
-          <w:rtl w:val="true"/>
-        </w:rPr>
-        <w:t xml:space="preserve"> أو </w:t>
-      </w:r>
-      <w:r>
-        <w:rPr>
-          <w:rStyle w:val="SourceText"/>
-          <w:rtl w:val="true"/>
-        </w:rPr>
-        <w:t>/</w:t>
-      </w:r>
-      <w:r>
-        <w:rPr>
-          <w:rtl w:val="true"/>
-        </w:rPr>
-        <w:t xml:space="preserve">). </w:t>
+        <w:t>يظهر الطلب للمدير</w:t>
+      </w:r>
+      <w:r>
+        <w:rPr>
+          <w:rtl w:val="true"/>
+        </w:rPr>
+        <w:t xml:space="preserve">في </w:t>
+      </w:r>
+      <w:r>
+        <w:rPr>
+          <w:rtl w:val="true"/>
+        </w:rPr>
+        <w:t>«</w:t>
+      </w:r>
+      <w:r>
+        <w:rPr>
+          <w:rtl w:val="true"/>
+        </w:rPr>
+        <w:t>إدارة الحسابات ← طلبات الاعتماد</w:t>
+      </w:r>
+      <w:r>
+        <w:rPr>
+          <w:rtl w:val="true"/>
+        </w:rPr>
+        <w:t xml:space="preserve">» </w:t>
+      </w:r>
+      <w:r>
+        <w:rPr>
+          <w:rtl w:val="true"/>
+        </w:rPr>
+        <w:t>بعدّاد يبيّن عدد الطلبات</w:t>
+      </w:r>
+      <w:r>
+        <w:rPr>
+          <w:rtl w:val="true"/>
+        </w:rPr>
+        <w:t xml:space="preserve">. </w:t>
       </w:r>
     </w:p>
     <w:p>
@@ -7370,6 +7632,377 @@
         <w:numPr>
           <w:ilvl w:val="0"/>
           <w:numId w:val="9"/>
+        </w:numPr>
+        <w:tabs>
+          <w:tab w:val="clear" w:pos="1134"/>
+          <w:tab w:val="left" w:pos="709" w:leader="none"/>
+        </w:tabs>
+        <w:bidi w:val="1"/>
+        <w:ind w:left="709" w:firstLine="992"/>
+        <w:jc w:val="right"/>
+        <w:rPr/>
+      </w:pPr>
+      <w:r>
+        <w:rPr>
+          <w:rStyle w:val="StrongEmphasis"/>
+          <w:rtl w:val="true"/>
+        </w:rPr>
+        <w:t xml:space="preserve">اضغط </w:t>
+      </w:r>
+      <w:r>
+        <w:rPr>
+          <w:rStyle w:val="StrongEmphasis"/>
+          <w:rtl w:val="true"/>
+        </w:rPr>
+        <w:t>«</w:t>
+      </w:r>
+      <w:r>
+        <w:rPr>
+          <w:rStyle w:val="StrongEmphasis"/>
+          <w:rtl w:val="true"/>
+        </w:rPr>
+        <w:t>اعتماد</w:t>
+      </w:r>
+      <w:r>
+        <w:rPr>
+          <w:rStyle w:val="StrongEmphasis"/>
+          <w:rtl w:val="true"/>
+        </w:rPr>
+        <w:t xml:space="preserve">» </w:t>
+      </w:r>
+      <w:r>
+        <w:rPr>
+          <w:rStyle w:val="StrongEmphasis"/>
+          <w:rtl w:val="true"/>
+        </w:rPr>
+        <w:t xml:space="preserve">أو </w:t>
+      </w:r>
+      <w:r>
+        <w:rPr>
+          <w:rStyle w:val="StrongEmphasis"/>
+          <w:rtl w:val="true"/>
+        </w:rPr>
+        <w:t>«</w:t>
+      </w:r>
+      <w:r>
+        <w:rPr>
+          <w:rStyle w:val="StrongEmphasis"/>
+          <w:rtl w:val="true"/>
+        </w:rPr>
+        <w:t>رفض</w:t>
+      </w:r>
+      <w:r>
+        <w:rPr>
+          <w:rStyle w:val="StrongEmphasis"/>
+          <w:rtl w:val="true"/>
+        </w:rPr>
+        <w:t>»</w:t>
+      </w:r>
+      <w:r>
+        <w:rPr>
+          <w:rtl w:val="true"/>
+        </w:rPr>
+        <w:t>الاعتماد يجعل الحساب نشطًا ويستطيع الدخول، ويصله إشعار</w:t>
+      </w:r>
+      <w:r>
+        <w:rPr>
+          <w:rtl w:val="true"/>
+        </w:rPr>
+        <w:t>/</w:t>
+      </w:r>
+      <w:r>
+        <w:rPr>
+          <w:rtl w:val="true"/>
+        </w:rPr>
+        <w:t>رسالة</w:t>
+      </w:r>
+      <w:r>
+        <w:rPr>
+          <w:rtl w:val="true"/>
+        </w:rPr>
+        <w:t xml:space="preserve">. </w:t>
+      </w:r>
+    </w:p>
+    <w:p>
+      <w:pPr>
+        <w:pStyle w:val="TextBody"/>
+        <w:bidi w:val="1"/>
+        <w:jc w:val="right"/>
+        <w:rPr/>
+      </w:pPr>
+      <w:r>
+        <w:rPr>
+          <w:rStyle w:val="StrongEmphasis"/>
+          <w:rtl w:val="true"/>
+        </w:rPr>
+        <w:t>ملاحظة</w:t>
+      </w:r>
+      <w:r>
+        <w:rPr>
+          <w:rtl w:val="true"/>
+        </w:rPr>
+        <w:t xml:space="preserve"> الطالب يُفعَّل فورًا بلا اعتماد؛ الاعتماد مطلوب للمعلم والتوجيه ومراقب الغياب</w:t>
+      </w:r>
+      <w:r>
+        <w:rPr>
+          <w:rtl w:val="true"/>
+        </w:rPr>
+        <w:t>.</w:t>
+      </w:r>
+    </w:p>
+    <w:p>
+      <w:pPr>
+        <w:pStyle w:val="Heading3"/>
+        <w:bidi w:val="1"/>
+        <w:jc w:val="right"/>
+        <w:rPr/>
+      </w:pPr>
+      <w:r>
+        <w:rPr>
+          <w:rtl w:val="true"/>
+        </w:rPr>
+        <w:t>ج</w:t>
+      </w:r>
+      <w:r>
+        <w:rPr>
+          <w:rtl w:val="true"/>
+        </w:rPr>
+        <w:t xml:space="preserve">) </w:t>
+      </w:r>
+      <w:r>
+        <w:rPr>
+          <w:rtl w:val="true"/>
+        </w:rPr>
+        <w:t xml:space="preserve">استيراد المعلمين من نور </w:t>
+      </w:r>
+      <w:r>
+        <w:rPr>
+          <w:rtl w:val="true"/>
+        </w:rPr>
+        <w:t>(</w:t>
+      </w:r>
+      <w:r>
+        <w:rPr/>
+        <w:t>Excel/CSV</w:t>
+      </w:r>
+      <w:r>
+        <w:rPr>
+          <w:rtl w:val="true"/>
+        </w:rPr>
+        <w:t>)</w:t>
+      </w:r>
+    </w:p>
+    <w:p>
+      <w:pPr>
+        <w:pStyle w:val="TextBody"/>
+        <w:numPr>
+          <w:ilvl w:val="0"/>
+          <w:numId w:val="10"/>
+        </w:numPr>
+        <w:tabs>
+          <w:tab w:val="clear" w:pos="1134"/>
+          <w:tab w:val="left" w:pos="709" w:leader="none"/>
+        </w:tabs>
+        <w:bidi w:val="1"/>
+        <w:spacing w:before="0" w:after="0"/>
+        <w:ind w:left="709" w:firstLine="992"/>
+        <w:jc w:val="right"/>
+        <w:rPr/>
+      </w:pPr>
+      <w:r>
+        <w:rPr>
+          <w:rStyle w:val="StrongEmphasis"/>
+          <w:rtl w:val="true"/>
+        </w:rPr>
+        <w:t>ارفع ملف نور</w:t>
+      </w:r>
+      <w:r>
+        <w:rPr>
+          <w:rtl w:val="true"/>
+        </w:rPr>
+        <w:t xml:space="preserve">ملف </w:t>
+      </w:r>
+      <w:r>
+        <w:rPr/>
+        <w:t>Excel</w:t>
+      </w:r>
+      <w:r>
+        <w:rPr>
+          <w:rtl w:val="true"/>
+        </w:rPr>
+        <w:t xml:space="preserve"> </w:t>
+      </w:r>
+      <w:r>
+        <w:rPr>
+          <w:rtl w:val="true"/>
+        </w:rPr>
+        <w:t xml:space="preserve">أو </w:t>
+      </w:r>
+      <w:r>
+        <w:rPr/>
+        <w:t>CSV</w:t>
+      </w:r>
+      <w:r>
+        <w:rPr>
+          <w:rtl w:val="true"/>
+        </w:rPr>
+        <w:t xml:space="preserve"> </w:t>
+      </w:r>
+      <w:r>
+        <w:rPr>
+          <w:rtl w:val="true"/>
+        </w:rPr>
+        <w:t>مستخرجًا من نظام نور</w:t>
+      </w:r>
+      <w:r>
+        <w:rPr>
+          <w:rtl w:val="true"/>
+        </w:rPr>
+        <w:t xml:space="preserve">. </w:t>
+      </w:r>
+    </w:p>
+    <w:p>
+      <w:pPr>
+        <w:pStyle w:val="TextBody"/>
+        <w:numPr>
+          <w:ilvl w:val="0"/>
+          <w:numId w:val="10"/>
+        </w:numPr>
+        <w:tabs>
+          <w:tab w:val="clear" w:pos="1134"/>
+          <w:tab w:val="left" w:pos="709" w:leader="none"/>
+        </w:tabs>
+        <w:bidi w:val="1"/>
+        <w:spacing w:before="0" w:after="0"/>
+        <w:ind w:left="709" w:firstLine="992"/>
+        <w:jc w:val="right"/>
+        <w:rPr/>
+      </w:pPr>
+      <w:r>
+        <w:rPr>
+          <w:rStyle w:val="StrongEmphasis"/>
+          <w:rtl w:val="true"/>
+        </w:rPr>
+        <w:t>طابِق الأعمدة</w:t>
+      </w:r>
+      <w:r>
+        <w:rPr>
+          <w:rtl w:val="true"/>
+        </w:rPr>
+        <w:t xml:space="preserve">الاسم </w:t>
+      </w:r>
+      <w:r>
+        <w:rPr>
+          <w:rtl w:val="true"/>
+        </w:rPr>
+        <w:t xml:space="preserve">· </w:t>
+      </w:r>
+      <w:r>
+        <w:rPr>
+          <w:rtl w:val="true"/>
+        </w:rPr>
+        <w:t xml:space="preserve">المادة </w:t>
+      </w:r>
+      <w:r>
+        <w:rPr>
+          <w:rtl w:val="true"/>
+        </w:rPr>
+        <w:t xml:space="preserve">· </w:t>
+      </w:r>
+      <w:r>
+        <w:rPr>
+          <w:rtl w:val="true"/>
+        </w:rPr>
+        <w:t xml:space="preserve">رقم الهوية </w:t>
+      </w:r>
+      <w:r>
+        <w:rPr>
+          <w:rtl w:val="true"/>
+        </w:rPr>
+        <w:t xml:space="preserve">· </w:t>
+      </w:r>
+      <w:r>
+        <w:rPr>
+          <w:rtl w:val="true"/>
+        </w:rPr>
+        <w:t xml:space="preserve">الجوال </w:t>
+      </w:r>
+      <w:r>
+        <w:rPr>
+          <w:rtl w:val="true"/>
+        </w:rPr>
+        <w:t xml:space="preserve">· </w:t>
+      </w:r>
+      <w:r>
+        <w:rPr>
+          <w:rtl w:val="true"/>
+        </w:rPr>
+        <w:t xml:space="preserve">البريد — والمواد تُستخرج من عمود المادة </w:t>
+      </w:r>
+      <w:r>
+        <w:rPr>
+          <w:rtl w:val="true"/>
+        </w:rPr>
+        <w:t>(</w:t>
+      </w:r>
+      <w:r>
+        <w:rPr>
+          <w:rtl w:val="true"/>
+        </w:rPr>
+        <w:t xml:space="preserve">تفصلها </w:t>
+      </w:r>
+      <w:r>
+        <w:rPr>
+          <w:rStyle w:val="SourceText"/>
+          <w:rtl w:val="true"/>
+        </w:rPr>
+        <w:t>,</w:t>
+      </w:r>
+      <w:r>
+        <w:rPr>
+          <w:rtl w:val="true"/>
+        </w:rPr>
+        <w:t xml:space="preserve"> </w:t>
+      </w:r>
+      <w:r>
+        <w:rPr>
+          <w:rtl w:val="true"/>
+        </w:rPr>
+        <w:t xml:space="preserve">أو </w:t>
+      </w:r>
+      <w:r>
+        <w:rPr>
+          <w:rStyle w:val="SourceText"/>
+          <w:rtl w:val="true"/>
+        </w:rPr>
+        <w:t>،</w:t>
+      </w:r>
+      <w:r>
+        <w:rPr>
+          <w:rtl w:val="true"/>
+        </w:rPr>
+        <w:t xml:space="preserve"> أو </w:t>
+      </w:r>
+      <w:r>
+        <w:rPr>
+          <w:rStyle w:val="SourceText"/>
+          <w:rtl w:val="true"/>
+        </w:rPr>
+        <w:t>/</w:t>
+      </w:r>
+      <w:r>
+        <w:rPr>
+          <w:rtl w:val="true"/>
+        </w:rPr>
+        <w:t xml:space="preserve">). </w:t>
+      </w:r>
+    </w:p>
+    <w:p>
+      <w:pPr>
+        <w:pStyle w:val="TextBody"/>
+        <w:numPr>
+          <w:ilvl w:val="0"/>
+          <w:numId w:val="10"/>
         </w:numPr>
         <w:tabs>
           <w:tab w:val="clear" w:pos="1134"/>
@@ -7883,7 +8516,7 @@
         <w:pStyle w:val="TextBody"/>
         <w:numPr>
           <w:ilvl w:val="0"/>
-          <w:numId w:val="10"/>
+          <w:numId w:val="11"/>
         </w:numPr>
         <w:tabs>
           <w:tab w:val="clear" w:pos="1134"/>
@@ -7913,312 +8546,6 @@
           <w:rtl w:val="true"/>
         </w:rPr>
         <w:t xml:space="preserve">. </w:t>
-      </w:r>
-    </w:p>
-    <w:p>
-      <w:pPr>
-        <w:pStyle w:val="TextBody"/>
-        <w:numPr>
-          <w:ilvl w:val="0"/>
-          <w:numId w:val="10"/>
-        </w:numPr>
-        <w:tabs>
-          <w:tab w:val="clear" w:pos="1134"/>
-          <w:tab w:val="left" w:pos="709" w:leader="none"/>
-        </w:tabs>
-        <w:bidi w:val="1"/>
-        <w:spacing w:before="0" w:after="0"/>
-        <w:ind w:left="709" w:firstLine="992"/>
-        <w:jc w:val="right"/>
-        <w:rPr/>
-      </w:pPr>
-      <w:r>
-        <w:rPr>
-          <w:rStyle w:val="StrongEmphasis"/>
-          <w:rtl w:val="true"/>
-        </w:rPr>
-        <w:t>استورد الطلاب</w:t>
-      </w:r>
-      <w:r>
-        <w:rPr>
-          <w:rtl w:val="true"/>
-        </w:rPr>
-        <w:t xml:space="preserve">ملف </w:t>
-      </w:r>
-      <w:r>
-        <w:rPr>
-          <w:rStyle w:val="SourceText"/>
-          <w:rtl w:val="true"/>
-        </w:rPr>
-        <w:t>.</w:t>
-      </w:r>
-      <w:r>
-        <w:rPr>
-          <w:rStyle w:val="SourceText"/>
-        </w:rPr>
-        <w:t>xlsx/.xls/.csv</w:t>
-      </w:r>
-      <w:r>
-        <w:rPr>
-          <w:rtl w:val="true"/>
-        </w:rPr>
-        <w:t xml:space="preserve"> </w:t>
-      </w:r>
-      <w:r>
-        <w:rPr>
-          <w:rtl w:val="true"/>
-        </w:rPr>
-        <w:t>بأعمدة</w:t>
-      </w:r>
-      <w:r>
-        <w:rPr>
-          <w:rtl w:val="true"/>
-        </w:rPr>
-        <w:t xml:space="preserve">: </w:t>
-      </w:r>
-      <w:r>
-        <w:rPr>
-          <w:rtl w:val="true"/>
-        </w:rPr>
-        <w:t>اسم الطالب، رقم الهوية، جوال ولي الأمر، المرحلة، الصف، الفصل</w:t>
-      </w:r>
-      <w:r>
-        <w:rPr>
-          <w:rtl w:val="true"/>
-        </w:rPr>
-        <w:t xml:space="preserve">. </w:t>
-      </w:r>
-    </w:p>
-    <w:p>
-      <w:pPr>
-        <w:pStyle w:val="TextBody"/>
-        <w:numPr>
-          <w:ilvl w:val="0"/>
-          <w:numId w:val="10"/>
-        </w:numPr>
-        <w:tabs>
-          <w:tab w:val="clear" w:pos="1134"/>
-          <w:tab w:val="left" w:pos="709" w:leader="none"/>
-        </w:tabs>
-        <w:bidi w:val="1"/>
-        <w:spacing w:before="0" w:after="0"/>
-        <w:ind w:left="709" w:firstLine="992"/>
-        <w:jc w:val="right"/>
-        <w:rPr/>
-      </w:pPr>
-      <w:r>
-        <w:rPr>
-          <w:rStyle w:val="StrongEmphasis"/>
-          <w:rtl w:val="true"/>
-        </w:rPr>
-        <w:t>الإسكان في الفصول</w:t>
-      </w:r>
-      <w:r>
-        <w:rPr>
-          <w:rtl w:val="true"/>
-        </w:rPr>
-        <w:t xml:space="preserve">إما فصل مستهدف واحد، أو قراءة الصف والشعبة من الملف تلقائيًا — وما لا يُطابق فصلاً قائمًا يُدرج في </w:t>
-      </w:r>
-      <w:r>
-        <w:rPr>
-          <w:rtl w:val="true"/>
-        </w:rPr>
-        <w:t>«</w:t>
-      </w:r>
-      <w:r>
-        <w:rPr>
-          <w:rtl w:val="true"/>
-        </w:rPr>
-        <w:t>غير مسكّنين</w:t>
-      </w:r>
-      <w:r>
-        <w:rPr>
-          <w:rtl w:val="true"/>
-        </w:rPr>
-        <w:t xml:space="preserve">». </w:t>
-      </w:r>
-    </w:p>
-    <w:p>
-      <w:pPr>
-        <w:pStyle w:val="TextBody"/>
-        <w:numPr>
-          <w:ilvl w:val="0"/>
-          <w:numId w:val="10"/>
-        </w:numPr>
-        <w:tabs>
-          <w:tab w:val="clear" w:pos="1134"/>
-          <w:tab w:val="left" w:pos="709" w:leader="none"/>
-        </w:tabs>
-        <w:bidi w:val="1"/>
-        <w:spacing w:before="0" w:after="0"/>
-        <w:ind w:left="709" w:firstLine="992"/>
-        <w:jc w:val="right"/>
-        <w:rPr/>
-      </w:pPr>
-      <w:r>
-        <w:rPr>
-          <w:rStyle w:val="StrongEmphasis"/>
-          <w:rtl w:val="true"/>
-        </w:rPr>
-        <w:t>أسكن غير المسكّنين</w:t>
-      </w:r>
-      <w:r>
-        <w:rPr>
-          <w:rtl w:val="true"/>
-        </w:rPr>
-        <w:t xml:space="preserve">تحديد فردي أو جماعي ثم </w:t>
-      </w:r>
-      <w:r>
-        <w:rPr>
-          <w:rtl w:val="true"/>
-        </w:rPr>
-        <w:t>«</w:t>
-      </w:r>
-      <w:r>
-        <w:rPr>
-          <w:rtl w:val="true"/>
-        </w:rPr>
-        <w:t>إسكان في فصل</w:t>
-      </w:r>
-      <w:r>
-        <w:rPr>
-          <w:rtl w:val="true"/>
-        </w:rPr>
-        <w:t xml:space="preserve">». </w:t>
-      </w:r>
-    </w:p>
-    <w:p>
-      <w:pPr>
-        <w:pStyle w:val="TextBody"/>
-        <w:numPr>
-          <w:ilvl w:val="0"/>
-          <w:numId w:val="10"/>
-        </w:numPr>
-        <w:tabs>
-          <w:tab w:val="clear" w:pos="1134"/>
-          <w:tab w:val="left" w:pos="709" w:leader="none"/>
-        </w:tabs>
-        <w:bidi w:val="1"/>
-        <w:ind w:left="709" w:firstLine="992"/>
-        <w:jc w:val="right"/>
-        <w:rPr/>
-      </w:pPr>
-      <w:r>
-        <w:rPr>
-          <w:rStyle w:val="StrongEmphasis"/>
-          <w:rtl w:val="true"/>
-        </w:rPr>
-        <w:t xml:space="preserve">انقل الطلاب </w:t>
-      </w:r>
-      <w:r>
-        <w:rPr>
-          <w:rStyle w:val="StrongEmphasis"/>
-          <w:rtl w:val="true"/>
-        </w:rPr>
-        <w:t>(</w:t>
-      </w:r>
-      <w:r>
-        <w:rPr>
-          <w:rStyle w:val="StrongEmphasis"/>
-          <w:rtl w:val="true"/>
-        </w:rPr>
-        <w:t>من الوكيل فقط</w:t>
-      </w:r>
-      <w:r>
-        <w:rPr>
-          <w:rStyle w:val="StrongEmphasis"/>
-          <w:rtl w:val="true"/>
-        </w:rPr>
-        <w:t>)</w:t>
-      </w:r>
-      <w:r>
-        <w:rPr>
-          <w:rtl w:val="true"/>
-        </w:rPr>
-        <w:t xml:space="preserve">فردي أو جماعي بسبب إلزامي، ويُقيَّد كل نقل في </w:t>
-      </w:r>
-      <w:r>
-        <w:rPr>
-          <w:rtl w:val="true"/>
-        </w:rPr>
-        <w:t>«</w:t>
-      </w:r>
-      <w:r>
-        <w:rPr>
-          <w:rtl w:val="true"/>
-        </w:rPr>
-        <w:t>سجل النقل</w:t>
-      </w:r>
-      <w:r>
-        <w:rPr>
-          <w:rtl w:val="true"/>
-        </w:rPr>
-        <w:t xml:space="preserve">» </w:t>
-      </w:r>
-      <w:r>
-        <w:rPr>
-          <w:rtl w:val="true"/>
-        </w:rPr>
-        <w:t>بالتاريخ والمنفّذ</w:t>
-      </w:r>
-      <w:r>
-        <w:rPr>
-          <w:rtl w:val="true"/>
-        </w:rPr>
-        <w:t xml:space="preserve">. </w:t>
-      </w:r>
-    </w:p>
-    <w:p>
-      <w:pPr>
-        <w:pStyle w:val="TextBody"/>
-        <w:bidi w:val="1"/>
-        <w:jc w:val="right"/>
-        <w:rPr/>
-      </w:pPr>
-      <w:r>
-        <w:rPr>
-          <w:rStyle w:val="StrongEmphasis"/>
-          <w:rtl w:val="true"/>
-        </w:rPr>
-        <w:t>تحذير</w:t>
-      </w:r>
-      <w:r>
-        <w:rPr>
-          <w:rtl w:val="true"/>
-        </w:rPr>
-        <w:t xml:space="preserve"> استيراد الطلاب وإسكانهم ونقلهم حصريًا لوكيل شؤون الطلاب؛ لا يملكه مدير المدرسة ولا المعلم</w:t>
-      </w:r>
-      <w:r>
-        <w:rPr>
-          <w:rtl w:val="true"/>
-        </w:rPr>
-        <w:t>.</w:t>
-      </w:r>
-    </w:p>
-    <w:p>
-      <w:pPr>
-        <w:pStyle w:val="Heading3"/>
-        <w:bidi w:val="1"/>
-        <w:jc w:val="right"/>
-        <w:rPr/>
-      </w:pPr>
-      <w:r>
-        <w:rPr>
-          <w:rtl w:val="true"/>
-        </w:rPr>
-        <w:t>ب</w:t>
-      </w:r>
-      <w:r>
-        <w:rPr>
-          <w:rtl w:val="true"/>
-        </w:rPr>
-        <w:t xml:space="preserve">) </w:t>
-      </w:r>
-      <w:r>
-        <w:rPr>
-          <w:rtl w:val="true"/>
-        </w:rPr>
-        <w:t>إسناد الفصول والمواد للمعلمين</w:t>
       </w:r>
     </w:p>
     <w:p>
@@ -8243,34 +8570,50 @@
           <w:rStyle w:val="StrongEmphasis"/>
           <w:rtl w:val="true"/>
         </w:rPr>
-        <w:t xml:space="preserve">افتح </w:t>
-      </w:r>
-      <w:r>
-        <w:rPr>
-          <w:rStyle w:val="StrongEmphasis"/>
-          <w:rtl w:val="true"/>
-        </w:rPr>
-        <w:t>«</w:t>
-      </w:r>
-      <w:r>
-        <w:rPr>
-          <w:rStyle w:val="StrongEmphasis"/>
-          <w:rtl w:val="true"/>
-        </w:rPr>
-        <w:t>إسناد الفصول والمواد</w:t>
-      </w:r>
-      <w:r>
-        <w:rPr>
-          <w:rStyle w:val="StrongEmphasis"/>
-          <w:rtl w:val="true"/>
-        </w:rPr>
-        <w:t>»</w:t>
-      </w:r>
-      <w:r>
-        <w:rPr>
-          <w:rtl w:val="true"/>
-        </w:rPr>
-        <w:t>واختر المعلم من القائمة</w:t>
+        <w:t>استورد الطلاب</w:t>
+      </w:r>
+      <w:r>
+        <w:rPr>
+          <w:rtl w:val="true"/>
+        </w:rPr>
+        <w:t xml:space="preserve">ملف </w:t>
+      </w:r>
+      <w:r>
+        <w:rPr>
+          <w:rStyle w:val="SourceText"/>
+          <w:rtl w:val="true"/>
+        </w:rPr>
+        <w:t>.</w:t>
+      </w:r>
+      <w:r>
+        <w:rPr>
+          <w:rStyle w:val="SourceText"/>
+        </w:rPr>
+        <w:t>xlsx/.xls/.csv</w:t>
+      </w:r>
+      <w:r>
+        <w:rPr>
+          <w:rtl w:val="true"/>
+        </w:rPr>
+        <w:t xml:space="preserve"> </w:t>
+      </w:r>
+      <w:r>
+        <w:rPr>
+          <w:rtl w:val="true"/>
+        </w:rPr>
+        <w:t>بأعمدة</w:t>
+      </w:r>
+      <w:r>
+        <w:rPr>
+          <w:rtl w:val="true"/>
+        </w:rPr>
+        <w:t xml:space="preserve">: </w:t>
+      </w:r>
+      <w:r>
+        <w:rPr>
+          <w:rtl w:val="true"/>
+        </w:rPr>
+        <w:t>اسم الطالب، رقم الهوية، جوال ولي الأمر، المرحلة، الصف، الفصل</w:t>
       </w:r>
       <w:r>
         <w:rPr>
@@ -8301,19 +8644,31 @@
           <w:rStyle w:val="StrongEmphasis"/>
           <w:rtl w:val="true"/>
         </w:rPr>
-        <w:t>حدّد فصوله ومواده</w:t>
-      </w:r>
-      <w:r>
-        <w:rPr>
-          <w:rtl w:val="true"/>
-        </w:rPr>
-        <w:t>بقوائم متسلسلة، والحصص الأسبوعية لكل إسناد</w:t>
-      </w:r>
-      <w:r>
-        <w:rPr>
-          <w:rtl w:val="true"/>
-        </w:rPr>
-        <w:t xml:space="preserve">. </w:t>
+        <w:t>الإسكان في الفصول</w:t>
+      </w:r>
+      <w:r>
+        <w:rPr>
+          <w:rtl w:val="true"/>
+        </w:rPr>
+        <w:t xml:space="preserve">إما فصل مستهدف واحد، أو قراءة الصف والشعبة من الملف تلقائيًا — وما لا يُطابق فصلاً قائمًا يُدرج في </w:t>
+      </w:r>
+      <w:r>
+        <w:rPr>
+          <w:rtl w:val="true"/>
+        </w:rPr>
+        <w:t>«</w:t>
+      </w:r>
+      <w:r>
+        <w:rPr>
+          <w:rtl w:val="true"/>
+        </w:rPr>
+        <w:t>غير مسكّنين</w:t>
+      </w:r>
+      <w:r>
+        <w:rPr>
+          <w:rtl w:val="true"/>
+        </w:rPr>
+        <w:t xml:space="preserve">». </w:t>
       </w:r>
     </w:p>
     <w:p>
@@ -8328,6 +8683,7 @@
           <w:tab w:val="left" w:pos="709" w:leader="none"/>
         </w:tabs>
         <w:bidi w:val="1"/>
+        <w:spacing w:before="0" w:after="0"/>
         <w:ind w:left="709" w:firstLine="992"/>
         <w:jc w:val="right"/>
         <w:rPr/>
@@ -8337,35 +8693,139 @@
           <w:rStyle w:val="StrongEmphasis"/>
           <w:rtl w:val="true"/>
         </w:rPr>
-        <w:t>ثبّت الإسناد</w:t>
-      </w:r>
-      <w:r>
-        <w:rPr>
-          <w:rtl w:val="true"/>
-        </w:rPr>
-        <w:t xml:space="preserve">لتظهر للمعلم فصوله فقط في التحضير </w:t>
-      </w:r>
-      <w:r>
-        <w:rPr>
+        <w:t>أسكن غير المسكّنين</w:t>
+      </w:r>
+      <w:r>
+        <w:rPr>
+          <w:rtl w:val="true"/>
+        </w:rPr>
+        <w:t xml:space="preserve">تحديد فردي أو جماعي ثم </w:t>
+      </w:r>
+      <w:r>
+        <w:rPr>
+          <w:rtl w:val="true"/>
+        </w:rPr>
+        <w:t>«</w:t>
+      </w:r>
+      <w:r>
+        <w:rPr>
+          <w:rtl w:val="true"/>
+        </w:rPr>
+        <w:t>إسكان في فصل</w:t>
+      </w:r>
+      <w:r>
+        <w:rPr>
+          <w:rtl w:val="true"/>
+        </w:rPr>
+        <w:t xml:space="preserve">». </w:t>
+      </w:r>
+    </w:p>
+    <w:p>
+      <w:pPr>
+        <w:pStyle w:val="TextBody"/>
+        <w:numPr>
+          <w:ilvl w:val="0"/>
+          <w:numId w:val="11"/>
+        </w:numPr>
+        <w:tabs>
+          <w:tab w:val="clear" w:pos="1134"/>
+          <w:tab w:val="left" w:pos="709" w:leader="none"/>
+        </w:tabs>
+        <w:bidi w:val="1"/>
+        <w:ind w:left="709" w:firstLine="992"/>
+        <w:jc w:val="right"/>
+        <w:rPr/>
+      </w:pPr>
+      <w:r>
+        <w:rPr>
+          <w:rStyle w:val="StrongEmphasis"/>
+          <w:rtl w:val="true"/>
+        </w:rPr>
+        <w:t xml:space="preserve">انقل الطلاب </w:t>
+      </w:r>
+      <w:r>
+        <w:rPr>
+          <w:rStyle w:val="StrongEmphasis"/>
           <w:rtl w:val="true"/>
         </w:rPr>
         <w:t>(</w:t>
       </w:r>
       <w:r>
         <w:rPr>
-          <w:rtl w:val="true"/>
-        </w:rPr>
-        <w:t xml:space="preserve">الفصل </w:t>
-      </w:r>
-      <w:r>
-        <w:rPr/>
-        <w:t>7</w:t>
-      </w:r>
-      <w:r>
-        <w:rPr>
-          <w:rtl w:val="true"/>
-        </w:rPr>
-        <w:t xml:space="preserve">). </w:t>
+          <w:rStyle w:val="StrongEmphasis"/>
+          <w:rtl w:val="true"/>
+        </w:rPr>
+        <w:t>من الوكيل فقط</w:t>
+      </w:r>
+      <w:r>
+        <w:rPr>
+          <w:rStyle w:val="StrongEmphasis"/>
+          <w:rtl w:val="true"/>
+        </w:rPr>
+        <w:t>)</w:t>
+      </w:r>
+      <w:r>
+        <w:rPr>
+          <w:rtl w:val="true"/>
+        </w:rPr>
+        <w:t xml:space="preserve">فردي أو جماعي بسبب إلزامي، ويُقيَّد كل نقل في </w:t>
+      </w:r>
+      <w:r>
+        <w:rPr>
+          <w:rtl w:val="true"/>
+        </w:rPr>
+        <w:t>«</w:t>
+      </w:r>
+      <w:r>
+        <w:rPr>
+          <w:rtl w:val="true"/>
+        </w:rPr>
+        <w:t>سجل النقل</w:t>
+      </w:r>
+      <w:r>
+        <w:rPr>
+          <w:rtl w:val="true"/>
+        </w:rPr>
+        <w:t xml:space="preserve">» </w:t>
+      </w:r>
+      <w:r>
+        <w:rPr>
+          <w:rtl w:val="true"/>
+        </w:rPr>
+        <w:t>بالتاريخ والمنفّذ</w:t>
+      </w:r>
+      <w:r>
+        <w:rPr>
+          <w:rtl w:val="true"/>
+        </w:rPr>
+        <w:t xml:space="preserve">. </w:t>
+      </w:r>
+    </w:p>
+    <w:p>
+      <w:pPr>
+        <w:pStyle w:val="TextBody"/>
+        <w:bidi w:val="1"/>
+        <w:jc w:val="right"/>
+        <w:rPr/>
+      </w:pPr>
+      <w:r>
+        <w:rPr>
+          <w:rStyle w:val="StrongEmphasis"/>
+          <w:rtl w:val="true"/>
+        </w:rPr>
+        <w:t>تحذير</w:t>
+      </w:r>
+      <w:r>
+        <w:rPr>
+          <w:rtl w:val="true"/>
+        </w:rPr>
+        <w:t xml:space="preserve"> استيراد الطلاب وإسكانهم ونقلهم حصريًا لوكيل شؤون الطلاب؛ لا يملكه مدير المدرسة ولا المعلم</w:t>
+      </w:r>
+      <w:r>
+        <w:rPr>
+          <w:rtl w:val="true"/>
+        </w:rPr>
+        <w:t>.</w:t>
       </w:r>
     </w:p>
     <w:p>
@@ -8379,7 +8839,7 @@
         <w:rPr>
           <w:rtl w:val="true"/>
         </w:rPr>
-        <w:t>ج</w:t>
+        <w:t>ب</w:t>
       </w:r>
       <w:r>
         <w:rPr>
@@ -8391,7 +8851,7 @@
         <w:rPr>
           <w:rtl w:val="true"/>
         </w:rPr>
-        <w:t>جدول الحصص وقاعدة الإغلاق</w:t>
+        <w:t>إسناد الفصول والمواد للمعلمين</w:t>
       </w:r>
     </w:p>
     <w:p>
@@ -8416,13 +8876,34 @@
           <w:rStyle w:val="StrongEmphasis"/>
           <w:rtl w:val="true"/>
         </w:rPr>
-        <w:t>اضبط الحصص</w:t>
-      </w:r>
-      <w:r>
-        <w:rPr>
-          <w:rtl w:val="true"/>
-        </w:rPr>
-        <w:t>رقم الحصة ووقت البداية والنهاية لكل حصة</w:t>
+        <w:t xml:space="preserve">افتح </w:t>
+      </w:r>
+      <w:r>
+        <w:rPr>
+          <w:rStyle w:val="StrongEmphasis"/>
+          <w:rtl w:val="true"/>
+        </w:rPr>
+        <w:t>«</w:t>
+      </w:r>
+      <w:r>
+        <w:rPr>
+          <w:rStyle w:val="StrongEmphasis"/>
+          <w:rtl w:val="true"/>
+        </w:rPr>
+        <w:t>إسناد الفصول والمواد</w:t>
+      </w:r>
+      <w:r>
+        <w:rPr>
+          <w:rStyle w:val="StrongEmphasis"/>
+          <w:rtl w:val="true"/>
+        </w:rPr>
+        <w:t>»</w:t>
+      </w:r>
+      <w:r>
+        <w:rPr>
+          <w:rtl w:val="true"/>
+        </w:rPr>
+        <w:t>واختر المعلم من القائمة</w:t>
       </w:r>
       <w:r>
         <w:rPr>
@@ -8453,55 +8934,13 @@
           <w:rStyle w:val="StrongEmphasis"/>
           <w:rtl w:val="true"/>
         </w:rPr>
-        <w:t>حدّد قاعدة الإغلاق</w:t>
-      </w:r>
-      <w:r>
-        <w:rPr>
-          <w:rtl w:val="true"/>
-        </w:rPr>
-        <w:t>«</w:t>
-      </w:r>
-      <w:r>
-        <w:rPr>
-          <w:rtl w:val="true"/>
-        </w:rPr>
-        <w:t>منتصف الحصة</w:t>
-      </w:r>
-      <w:r>
-        <w:rPr>
-          <w:rtl w:val="true"/>
-        </w:rPr>
-        <w:t xml:space="preserve">» </w:t>
-      </w:r>
-      <w:r>
-        <w:rPr>
-          <w:rtl w:val="true"/>
-        </w:rPr>
-        <w:t xml:space="preserve">أو </w:t>
-      </w:r>
-      <w:r>
-        <w:rPr>
-          <w:rtl w:val="true"/>
-        </w:rPr>
-        <w:t>«</w:t>
-      </w:r>
-      <w:r>
-        <w:rPr>
-          <w:rtl w:val="true"/>
-        </w:rPr>
-        <w:t>نهاية الحصة</w:t>
-      </w:r>
-      <w:r>
-        <w:rPr>
-          <w:rtl w:val="true"/>
-        </w:rPr>
-        <w:t xml:space="preserve">» — </w:t>
-      </w:r>
-      <w:r>
-        <w:rPr>
-          <w:rtl w:val="true"/>
-        </w:rPr>
-        <w:t>وهي التي تحكم متى يُسمح للمعلم بإغلاق التحضير</w:t>
+        <w:t>حدّد فصوله ومواده</w:t>
+      </w:r>
+      <w:r>
+        <w:rPr>
+          <w:rtl w:val="true"/>
+        </w:rPr>
+        <w:t>بقوائم متسلسلة، والحصص الأسبوعية لكل إسناد</w:t>
       </w:r>
       <w:r>
         <w:rPr>
@@ -8516,6 +8955,200 @@
         <w:numPr>
           <w:ilvl w:val="0"/>
           <w:numId w:val="12"/>
+        </w:numPr>
+        <w:tabs>
+          <w:tab w:val="clear" w:pos="1134"/>
+          <w:tab w:val="left" w:pos="709" w:leader="none"/>
+        </w:tabs>
+        <w:bidi w:val="1"/>
+        <w:ind w:left="709" w:firstLine="992"/>
+        <w:jc w:val="right"/>
+        <w:rPr/>
+      </w:pPr>
+      <w:r>
+        <w:rPr>
+          <w:rStyle w:val="StrongEmphasis"/>
+          <w:rtl w:val="true"/>
+        </w:rPr>
+        <w:t>ثبّت الإسناد</w:t>
+      </w:r>
+      <w:r>
+        <w:rPr>
+          <w:rtl w:val="true"/>
+        </w:rPr>
+        <w:t xml:space="preserve">لتظهر للمعلم فصوله فقط في التحضير </w:t>
+      </w:r>
+      <w:r>
+        <w:rPr>
+          <w:rtl w:val="true"/>
+        </w:rPr>
+        <w:t>(</w:t>
+      </w:r>
+      <w:r>
+        <w:rPr>
+          <w:rtl w:val="true"/>
+        </w:rPr>
+        <w:t xml:space="preserve">الفصل </w:t>
+      </w:r>
+      <w:r>
+        <w:rPr/>
+        <w:t>7</w:t>
+      </w:r>
+      <w:r>
+        <w:rPr>
+          <w:rtl w:val="true"/>
+        </w:rPr>
+        <w:t xml:space="preserve">). </w:t>
+      </w:r>
+    </w:p>
+    <w:p>
+      <w:pPr>
+        <w:pStyle w:val="Heading3"/>
+        <w:bidi w:val="1"/>
+        <w:jc w:val="right"/>
+        <w:rPr/>
+      </w:pPr>
+      <w:r>
+        <w:rPr>
+          <w:rtl w:val="true"/>
+        </w:rPr>
+        <w:t>ج</w:t>
+      </w:r>
+      <w:r>
+        <w:rPr>
+          <w:rtl w:val="true"/>
+        </w:rPr>
+        <w:t xml:space="preserve">) </w:t>
+      </w:r>
+      <w:r>
+        <w:rPr>
+          <w:rtl w:val="true"/>
+        </w:rPr>
+        <w:t>جدول الحصص وقاعدة الإغلاق</w:t>
+      </w:r>
+    </w:p>
+    <w:p>
+      <w:pPr>
+        <w:pStyle w:val="TextBody"/>
+        <w:numPr>
+          <w:ilvl w:val="0"/>
+          <w:numId w:val="13"/>
+        </w:numPr>
+        <w:tabs>
+          <w:tab w:val="clear" w:pos="1134"/>
+          <w:tab w:val="left" w:pos="709" w:leader="none"/>
+        </w:tabs>
+        <w:bidi w:val="1"/>
+        <w:spacing w:before="0" w:after="0"/>
+        <w:ind w:left="709" w:firstLine="992"/>
+        <w:jc w:val="right"/>
+        <w:rPr/>
+      </w:pPr>
+      <w:r>
+        <w:rPr>
+          <w:rStyle w:val="StrongEmphasis"/>
+          <w:rtl w:val="true"/>
+        </w:rPr>
+        <w:t>اضبط الحصص</w:t>
+      </w:r>
+      <w:r>
+        <w:rPr>
+          <w:rtl w:val="true"/>
+        </w:rPr>
+        <w:t>رقم الحصة ووقت البداية والنهاية لكل حصة</w:t>
+      </w:r>
+      <w:r>
+        <w:rPr>
+          <w:rtl w:val="true"/>
+        </w:rPr>
+        <w:t xml:space="preserve">. </w:t>
+      </w:r>
+    </w:p>
+    <w:p>
+      <w:pPr>
+        <w:pStyle w:val="TextBody"/>
+        <w:numPr>
+          <w:ilvl w:val="0"/>
+          <w:numId w:val="13"/>
+        </w:numPr>
+        <w:tabs>
+          <w:tab w:val="clear" w:pos="1134"/>
+          <w:tab w:val="left" w:pos="709" w:leader="none"/>
+        </w:tabs>
+        <w:bidi w:val="1"/>
+        <w:spacing w:before="0" w:after="0"/>
+        <w:ind w:left="709" w:firstLine="992"/>
+        <w:jc w:val="right"/>
+        <w:rPr/>
+      </w:pPr>
+      <w:r>
+        <w:rPr>
+          <w:rStyle w:val="StrongEmphasis"/>
+          <w:rtl w:val="true"/>
+        </w:rPr>
+        <w:t>حدّد قاعدة الإغلاق</w:t>
+      </w:r>
+      <w:r>
+        <w:rPr>
+          <w:rtl w:val="true"/>
+        </w:rPr>
+        <w:t>«</w:t>
+      </w:r>
+      <w:r>
+        <w:rPr>
+          <w:rtl w:val="true"/>
+        </w:rPr>
+        <w:t>منتصف الحصة</w:t>
+      </w:r>
+      <w:r>
+        <w:rPr>
+          <w:rtl w:val="true"/>
+        </w:rPr>
+        <w:t xml:space="preserve">» </w:t>
+      </w:r>
+      <w:r>
+        <w:rPr>
+          <w:rtl w:val="true"/>
+        </w:rPr>
+        <w:t xml:space="preserve">أو </w:t>
+      </w:r>
+      <w:r>
+        <w:rPr>
+          <w:rtl w:val="true"/>
+        </w:rPr>
+        <w:t>«</w:t>
+      </w:r>
+      <w:r>
+        <w:rPr>
+          <w:rtl w:val="true"/>
+        </w:rPr>
+        <w:t>نهاية الحصة</w:t>
+      </w:r>
+      <w:r>
+        <w:rPr>
+          <w:rtl w:val="true"/>
+        </w:rPr>
+        <w:t xml:space="preserve">» — </w:t>
+      </w:r>
+      <w:r>
+        <w:rPr>
+          <w:rtl w:val="true"/>
+        </w:rPr>
+        <w:t>وهي التي تحكم متى يُسمح للمعلم بإغلاق التحضير</w:t>
+      </w:r>
+      <w:r>
+        <w:rPr>
+          <w:rtl w:val="true"/>
+        </w:rPr>
+        <w:t xml:space="preserve">. </w:t>
+      </w:r>
+    </w:p>
+    <w:p>
+      <w:pPr>
+        <w:pStyle w:val="TextBody"/>
+        <w:numPr>
+          <w:ilvl w:val="0"/>
+          <w:numId w:val="13"/>
         </w:numPr>
         <w:tabs>
           <w:tab w:val="clear" w:pos="1134"/>
@@ -8909,7 +9542,7 @@
         <w:pStyle w:val="TextBody"/>
         <w:numPr>
           <w:ilvl w:val="0"/>
-          <w:numId w:val="13"/>
+          <w:numId w:val="14"/>
         </w:numPr>
         <w:tabs>
           <w:tab w:val="clear" w:pos="1134"/>
@@ -8939,202 +9572,6 @@
           <w:rtl w:val="true"/>
         </w:rPr>
         <w:t xml:space="preserve">. </w:t>
-      </w:r>
-    </w:p>
-    <w:p>
-      <w:pPr>
-        <w:pStyle w:val="TextBody"/>
-        <w:numPr>
-          <w:ilvl w:val="0"/>
-          <w:numId w:val="13"/>
-        </w:numPr>
-        <w:tabs>
-          <w:tab w:val="clear" w:pos="1134"/>
-          <w:tab w:val="left" w:pos="709" w:leader="none"/>
-        </w:tabs>
-        <w:bidi w:val="1"/>
-        <w:spacing w:before="0" w:after="0"/>
-        <w:ind w:left="709" w:firstLine="992"/>
-        <w:jc w:val="right"/>
-        <w:rPr/>
-      </w:pPr>
-      <w:r>
-        <w:rPr>
-          <w:rStyle w:val="StrongEmphasis"/>
-          <w:rtl w:val="true"/>
-        </w:rPr>
-        <w:t>يرد التوجيه والإرشاد</w:t>
-      </w:r>
-      <w:r>
-        <w:rPr>
-          <w:rtl w:val="true"/>
-        </w:rPr>
-        <w:t>بالإجراء المقترح والخيارات الممكنة</w:t>
-      </w:r>
-      <w:r>
-        <w:rPr>
-          <w:rtl w:val="true"/>
-        </w:rPr>
-        <w:t xml:space="preserve">. </w:t>
-      </w:r>
-    </w:p>
-    <w:p>
-      <w:pPr>
-        <w:pStyle w:val="TextBody"/>
-        <w:numPr>
-          <w:ilvl w:val="0"/>
-          <w:numId w:val="13"/>
-        </w:numPr>
-        <w:tabs>
-          <w:tab w:val="clear" w:pos="1134"/>
-          <w:tab w:val="left" w:pos="709" w:leader="none"/>
-        </w:tabs>
-        <w:bidi w:val="1"/>
-        <w:spacing w:before="0" w:after="0"/>
-        <w:ind w:left="709" w:firstLine="992"/>
-        <w:jc w:val="right"/>
-        <w:rPr/>
-      </w:pPr>
-      <w:r>
-        <w:rPr>
-          <w:rStyle w:val="StrongEmphasis"/>
-          <w:rtl w:val="true"/>
-        </w:rPr>
-        <w:t>تنفّذ الوكيل اللائحة</w:t>
-      </w:r>
-      <w:r>
-        <w:rPr>
-          <w:rtl w:val="true"/>
-        </w:rPr>
-        <w:t xml:space="preserve">خصم درجات سلوك </w:t>
-      </w:r>
-      <w:r>
-        <w:rPr>
-          <w:rtl w:val="true"/>
-        </w:rPr>
-        <w:t>(</w:t>
-      </w:r>
-      <w:r>
-        <w:rPr>
-          <w:rtl w:val="true"/>
-        </w:rPr>
-        <w:t>يُكتب الرقم أمام المخالفة</w:t>
-      </w:r>
-      <w:r>
-        <w:rPr>
-          <w:rtl w:val="true"/>
-        </w:rPr>
-        <w:t xml:space="preserve">) </w:t>
-      </w:r>
-      <w:r>
-        <w:rPr>
-          <w:rtl w:val="true"/>
-        </w:rPr>
-        <w:t xml:space="preserve">أو إجراء آخر </w:t>
-      </w:r>
-      <w:r>
-        <w:rPr>
-          <w:rtl w:val="true"/>
-        </w:rPr>
-        <w:t xml:space="preserve">+ </w:t>
-      </w:r>
-      <w:r>
-        <w:rPr>
-          <w:rtl w:val="true"/>
-        </w:rPr>
-        <w:t>ملاحظة</w:t>
-      </w:r>
-      <w:r>
-        <w:rPr>
-          <w:rtl w:val="true"/>
-        </w:rPr>
-        <w:t xml:space="preserve">. </w:t>
-      </w:r>
-    </w:p>
-    <w:p>
-      <w:pPr>
-        <w:pStyle w:val="TextBody"/>
-        <w:numPr>
-          <w:ilvl w:val="0"/>
-          <w:numId w:val="13"/>
-        </w:numPr>
-        <w:tabs>
-          <w:tab w:val="clear" w:pos="1134"/>
-          <w:tab w:val="left" w:pos="709" w:leader="none"/>
-        </w:tabs>
-        <w:bidi w:val="1"/>
-        <w:ind w:left="709" w:firstLine="992"/>
-        <w:jc w:val="right"/>
-        <w:rPr/>
-      </w:pPr>
-      <w:r>
-        <w:rPr>
-          <w:rStyle w:val="StrongEmphasis"/>
-          <w:rtl w:val="true"/>
-        </w:rPr>
-        <w:t>تُغلق القضية</w:t>
-      </w:r>
-      <w:r>
-        <w:rPr>
-          <w:rtl w:val="true"/>
-        </w:rPr>
-        <w:t xml:space="preserve">فتُصدر رسالة تلقرام للمعلم والتوجيه والمدير </w:t>
-      </w:r>
-      <w:r>
-        <w:rPr>
-          <w:rtl w:val="true"/>
-        </w:rPr>
-        <w:t xml:space="preserve">+ </w:t>
-      </w:r>
-      <w:r>
-        <w:rPr>
-          <w:rtl w:val="true"/>
-        </w:rPr>
-        <w:t xml:space="preserve">تقرير مفصّل </w:t>
-      </w:r>
-      <w:r>
-        <w:rPr>
-          <w:rtl w:val="true"/>
-        </w:rPr>
-        <w:t xml:space="preserve">+ </w:t>
-      </w:r>
-      <w:r>
-        <w:rPr>
-          <w:rtl w:val="true"/>
-        </w:rPr>
-        <w:t>أرشفة</w:t>
-      </w:r>
-      <w:r>
-        <w:rPr>
-          <w:rtl w:val="true"/>
-        </w:rPr>
-        <w:t xml:space="preserve">. </w:t>
-      </w:r>
-    </w:p>
-    <w:p>
-      <w:pPr>
-        <w:pStyle w:val="Heading3"/>
-        <w:bidi w:val="1"/>
-        <w:jc w:val="right"/>
-        <w:rPr/>
-      </w:pPr>
-      <w:r>
-        <w:rPr>
-          <w:rtl w:val="true"/>
-        </w:rPr>
-        <w:t>و</w:t>
-      </w:r>
-      <w:r>
-        <w:rPr>
-          <w:rtl w:val="true"/>
-        </w:rPr>
-        <w:t xml:space="preserve">) </w:t>
-      </w:r>
-      <w:r>
-        <w:rPr>
-          <w:rtl w:val="true"/>
-        </w:rPr>
-        <w:t>الاستئذان وتصريح الخروج</w:t>
       </w:r>
     </w:p>
     <w:p>
@@ -9159,25 +9596,13 @@
           <w:rStyle w:val="StrongEmphasis"/>
           <w:rtl w:val="true"/>
         </w:rPr>
-        <w:t>يُنشئ التوجيه الطلب</w:t>
-      </w:r>
-      <w:r>
-        <w:rPr>
-          <w:rtl w:val="true"/>
-        </w:rPr>
-        <w:t>الطالب، الحصة</w:t>
-      </w:r>
-      <w:r>
-        <w:rPr>
-          <w:rtl w:val="true"/>
-        </w:rPr>
-        <w:t>/</w:t>
-      </w:r>
-      <w:r>
-        <w:rPr>
-          <w:rtl w:val="true"/>
-        </w:rPr>
-        <w:t>المادة، التاريخ، السبب — ويُحوَّل للوكيل</w:t>
+        <w:t>يرد التوجيه والإرشاد</w:t>
+      </w:r>
+      <w:r>
+        <w:rPr>
+          <w:rtl w:val="true"/>
+        </w:rPr>
+        <w:t>بالإجراء المقترح والخيارات الممكنة</w:t>
       </w:r>
       <w:r>
         <w:rPr>
@@ -9208,13 +9633,49 @@
           <w:rStyle w:val="StrongEmphasis"/>
           <w:rtl w:val="true"/>
         </w:rPr>
-        <w:t>يمنحه الوكيل</w:t>
-      </w:r>
-      <w:r>
-        <w:rPr>
-          <w:rtl w:val="true"/>
-        </w:rPr>
-        <w:t>من المنصة أو الجوال أو تلقرام</w:t>
+        <w:t>تنفّذ الوكيل اللائحة</w:t>
+      </w:r>
+      <w:r>
+        <w:rPr>
+          <w:rtl w:val="true"/>
+        </w:rPr>
+        <w:t xml:space="preserve">خصم درجات سلوك </w:t>
+      </w:r>
+      <w:r>
+        <w:rPr>
+          <w:rtl w:val="true"/>
+        </w:rPr>
+        <w:t>(</w:t>
+      </w:r>
+      <w:r>
+        <w:rPr>
+          <w:rtl w:val="true"/>
+        </w:rPr>
+        <w:t>يُكتب الرقم أمام المخالفة</w:t>
+      </w:r>
+      <w:r>
+        <w:rPr>
+          <w:rtl w:val="true"/>
+        </w:rPr>
+        <w:t xml:space="preserve">) </w:t>
+      </w:r>
+      <w:r>
+        <w:rPr>
+          <w:rtl w:val="true"/>
+        </w:rPr>
+        <w:t xml:space="preserve">أو إجراء آخر </w:t>
+      </w:r>
+      <w:r>
+        <w:rPr>
+          <w:rtl w:val="true"/>
+        </w:rPr>
+        <w:t xml:space="preserve">+ </w:t>
+      </w:r>
+      <w:r>
+        <w:rPr>
+          <w:rtl w:val="true"/>
+        </w:rPr>
+        <w:t>ملاحظة</w:t>
       </w:r>
       <w:r>
         <w:rPr>
@@ -9229,6 +9690,178 @@
         <w:numPr>
           <w:ilvl w:val="0"/>
           <w:numId w:val="14"/>
+        </w:numPr>
+        <w:tabs>
+          <w:tab w:val="clear" w:pos="1134"/>
+          <w:tab w:val="left" w:pos="709" w:leader="none"/>
+        </w:tabs>
+        <w:bidi w:val="1"/>
+        <w:ind w:left="709" w:firstLine="992"/>
+        <w:jc w:val="right"/>
+        <w:rPr/>
+      </w:pPr>
+      <w:r>
+        <w:rPr>
+          <w:rStyle w:val="StrongEmphasis"/>
+          <w:rtl w:val="true"/>
+        </w:rPr>
+        <w:t>تُغلق القضية</w:t>
+      </w:r>
+      <w:r>
+        <w:rPr>
+          <w:rtl w:val="true"/>
+        </w:rPr>
+        <w:t xml:space="preserve">فتُصدر رسالة تلقرام للمعلم والتوجيه والمدير </w:t>
+      </w:r>
+      <w:r>
+        <w:rPr>
+          <w:rtl w:val="true"/>
+        </w:rPr>
+        <w:t xml:space="preserve">+ </w:t>
+      </w:r>
+      <w:r>
+        <w:rPr>
+          <w:rtl w:val="true"/>
+        </w:rPr>
+        <w:t xml:space="preserve">تقرير مفصّل </w:t>
+      </w:r>
+      <w:r>
+        <w:rPr>
+          <w:rtl w:val="true"/>
+        </w:rPr>
+        <w:t xml:space="preserve">+ </w:t>
+      </w:r>
+      <w:r>
+        <w:rPr>
+          <w:rtl w:val="true"/>
+        </w:rPr>
+        <w:t>أرشفة</w:t>
+      </w:r>
+      <w:r>
+        <w:rPr>
+          <w:rtl w:val="true"/>
+        </w:rPr>
+        <w:t xml:space="preserve">. </w:t>
+      </w:r>
+    </w:p>
+    <w:p>
+      <w:pPr>
+        <w:pStyle w:val="Heading3"/>
+        <w:bidi w:val="1"/>
+        <w:jc w:val="right"/>
+        <w:rPr/>
+      </w:pPr>
+      <w:r>
+        <w:rPr>
+          <w:rtl w:val="true"/>
+        </w:rPr>
+        <w:t>و</w:t>
+      </w:r>
+      <w:r>
+        <w:rPr>
+          <w:rtl w:val="true"/>
+        </w:rPr>
+        <w:t xml:space="preserve">) </w:t>
+      </w:r>
+      <w:r>
+        <w:rPr>
+          <w:rtl w:val="true"/>
+        </w:rPr>
+        <w:t>الاستئذان وتصريح الخروج</w:t>
+      </w:r>
+    </w:p>
+    <w:p>
+      <w:pPr>
+        <w:pStyle w:val="TextBody"/>
+        <w:numPr>
+          <w:ilvl w:val="0"/>
+          <w:numId w:val="15"/>
+        </w:numPr>
+        <w:tabs>
+          <w:tab w:val="clear" w:pos="1134"/>
+          <w:tab w:val="left" w:pos="709" w:leader="none"/>
+        </w:tabs>
+        <w:bidi w:val="1"/>
+        <w:spacing w:before="0" w:after="0"/>
+        <w:ind w:left="709" w:firstLine="992"/>
+        <w:jc w:val="right"/>
+        <w:rPr/>
+      </w:pPr>
+      <w:r>
+        <w:rPr>
+          <w:rStyle w:val="StrongEmphasis"/>
+          <w:rtl w:val="true"/>
+        </w:rPr>
+        <w:t>يُنشئ التوجيه الطلب</w:t>
+      </w:r>
+      <w:r>
+        <w:rPr>
+          <w:rtl w:val="true"/>
+        </w:rPr>
+        <w:t>الطالب، الحصة</w:t>
+      </w:r>
+      <w:r>
+        <w:rPr>
+          <w:rtl w:val="true"/>
+        </w:rPr>
+        <w:t>/</w:t>
+      </w:r>
+      <w:r>
+        <w:rPr>
+          <w:rtl w:val="true"/>
+        </w:rPr>
+        <w:t>المادة، التاريخ، السبب — ويُحوَّل للوكيل</w:t>
+      </w:r>
+      <w:r>
+        <w:rPr>
+          <w:rtl w:val="true"/>
+        </w:rPr>
+        <w:t xml:space="preserve">. </w:t>
+      </w:r>
+    </w:p>
+    <w:p>
+      <w:pPr>
+        <w:pStyle w:val="TextBody"/>
+        <w:numPr>
+          <w:ilvl w:val="0"/>
+          <w:numId w:val="15"/>
+        </w:numPr>
+        <w:tabs>
+          <w:tab w:val="clear" w:pos="1134"/>
+          <w:tab w:val="left" w:pos="709" w:leader="none"/>
+        </w:tabs>
+        <w:bidi w:val="1"/>
+        <w:spacing w:before="0" w:after="0"/>
+        <w:ind w:left="709" w:firstLine="992"/>
+        <w:jc w:val="right"/>
+        <w:rPr/>
+      </w:pPr>
+      <w:r>
+        <w:rPr>
+          <w:rStyle w:val="StrongEmphasis"/>
+          <w:rtl w:val="true"/>
+        </w:rPr>
+        <w:t>يمنحه الوكيل</w:t>
+      </w:r>
+      <w:r>
+        <w:rPr>
+          <w:rtl w:val="true"/>
+        </w:rPr>
+        <w:t>من المنصة أو الجوال أو تلقرام</w:t>
+      </w:r>
+      <w:r>
+        <w:rPr>
+          <w:rtl w:val="true"/>
+        </w:rPr>
+        <w:t xml:space="preserve">. </w:t>
+      </w:r>
+    </w:p>
+    <w:p>
+      <w:pPr>
+        <w:pStyle w:val="TextBody"/>
+        <w:numPr>
+          <w:ilvl w:val="0"/>
+          <w:numId w:val="15"/>
         </w:numPr>
         <w:tabs>
           <w:tab w:val="clear" w:pos="1134"/>
@@ -9542,7 +10175,7 @@
         <w:pStyle w:val="TextBody"/>
         <w:numPr>
           <w:ilvl w:val="0"/>
-          <w:numId w:val="15"/>
+          <w:numId w:val="16"/>
         </w:numPr>
         <w:tabs>
           <w:tab w:val="clear" w:pos="1134"/>
@@ -9624,7 +10257,7 @@
         <w:pStyle w:val="TextBody"/>
         <w:numPr>
           <w:ilvl w:val="0"/>
-          <w:numId w:val="15"/>
+          <w:numId w:val="16"/>
         </w:numPr>
         <w:tabs>
           <w:tab w:val="clear" w:pos="1134"/>
@@ -9673,7 +10306,7 @@
         <w:pStyle w:val="TextBody"/>
         <w:numPr>
           <w:ilvl w:val="0"/>
-          <w:numId w:val="15"/>
+          <w:numId w:val="16"/>
         </w:numPr>
         <w:tabs>
           <w:tab w:val="clear" w:pos="1134"/>
@@ -9782,7 +10415,7 @@
         <w:pStyle w:val="TextBody"/>
         <w:numPr>
           <w:ilvl w:val="0"/>
-          <w:numId w:val="15"/>
+          <w:numId w:val="16"/>
         </w:numPr>
         <w:tabs>
           <w:tab w:val="clear" w:pos="1134"/>
@@ -9855,7 +10488,7 @@
         <w:pStyle w:val="TextBody"/>
         <w:numPr>
           <w:ilvl w:val="0"/>
-          <w:numId w:val="15"/>
+          <w:numId w:val="16"/>
         </w:numPr>
         <w:tabs>
           <w:tab w:val="clear" w:pos="1134"/>
@@ -9952,7 +10585,7 @@
         <w:pStyle w:val="TextBody"/>
         <w:numPr>
           <w:ilvl w:val="0"/>
-          <w:numId w:val="15"/>
+          <w:numId w:val="16"/>
         </w:numPr>
         <w:tabs>
           <w:tab w:val="clear" w:pos="1134"/>
@@ -10158,7 +10791,7 @@
         <w:pStyle w:val="TextBody"/>
         <w:numPr>
           <w:ilvl w:val="0"/>
-          <w:numId w:val="16"/>
+          <w:numId w:val="17"/>
         </w:numPr>
         <w:tabs>
           <w:tab w:val="clear" w:pos="1134"/>
@@ -10216,7 +10849,7 @@
         <w:pStyle w:val="TextBody"/>
         <w:numPr>
           <w:ilvl w:val="0"/>
-          <w:numId w:val="16"/>
+          <w:numId w:val="17"/>
         </w:numPr>
         <w:tabs>
           <w:tab w:val="clear" w:pos="1134"/>
@@ -10293,7 +10926,7 @@
         <w:pStyle w:val="TextBody"/>
         <w:numPr>
           <w:ilvl w:val="0"/>
-          <w:numId w:val="16"/>
+          <w:numId w:val="17"/>
         </w:numPr>
         <w:tabs>
           <w:tab w:val="clear" w:pos="1134"/>
@@ -10399,7 +11032,7 @@
         <w:pStyle w:val="TextBody"/>
         <w:numPr>
           <w:ilvl w:val="0"/>
-          <w:numId w:val="16"/>
+          <w:numId w:val="17"/>
         </w:numPr>
         <w:tabs>
           <w:tab w:val="clear" w:pos="1134"/>
@@ -10810,7 +11443,7 @@
         <w:pStyle w:val="TextBody"/>
         <w:numPr>
           <w:ilvl w:val="0"/>
-          <w:numId w:val="17"/>
+          <w:numId w:val="18"/>
         </w:numPr>
         <w:tabs>
           <w:tab w:val="clear" w:pos="1134"/>
@@ -10868,7 +11501,7 @@
         <w:pStyle w:val="TextBody"/>
         <w:numPr>
           <w:ilvl w:val="0"/>
-          <w:numId w:val="17"/>
+          <w:numId w:val="18"/>
         </w:numPr>
         <w:tabs>
           <w:tab w:val="clear" w:pos="1134"/>
@@ -10905,7 +11538,7 @@
         <w:pStyle w:val="TextBody"/>
         <w:numPr>
           <w:ilvl w:val="0"/>
-          <w:numId w:val="17"/>
+          <w:numId w:val="18"/>
         </w:numPr>
         <w:tabs>
           <w:tab w:val="clear" w:pos="1134"/>
@@ -10963,7 +11596,7 @@
         <w:pStyle w:val="TextBody"/>
         <w:numPr>
           <w:ilvl w:val="0"/>
-          <w:numId w:val="17"/>
+          <w:numId w:val="18"/>
         </w:numPr>
         <w:tabs>
           <w:tab w:val="clear" w:pos="1134"/>
@@ -11281,7 +11914,7 @@
         <w:pStyle w:val="TextBody"/>
         <w:numPr>
           <w:ilvl w:val="0"/>
-          <w:numId w:val="18"/>
+          <w:numId w:val="19"/>
         </w:numPr>
         <w:tabs>
           <w:tab w:val="clear" w:pos="1134"/>
@@ -11318,7 +11951,7 @@
         <w:pStyle w:val="TextBody"/>
         <w:numPr>
           <w:ilvl w:val="0"/>
-          <w:numId w:val="18"/>
+          <w:numId w:val="19"/>
         </w:numPr>
         <w:tabs>
           <w:tab w:val="clear" w:pos="1134"/>
@@ -11391,7 +12024,7 @@
         <w:pStyle w:val="TextBody"/>
         <w:numPr>
           <w:ilvl w:val="0"/>
-          <w:numId w:val="18"/>
+          <w:numId w:val="19"/>
         </w:numPr>
         <w:tabs>
           <w:tab w:val="clear" w:pos="1134"/>
@@ -11428,7 +12061,7 @@
         <w:pStyle w:val="TextBody"/>
         <w:numPr>
           <w:ilvl w:val="0"/>
-          <w:numId w:val="18"/>
+          <w:numId w:val="19"/>
         </w:numPr>
         <w:tabs>
           <w:tab w:val="clear" w:pos="1134"/>
@@ -11598,7 +12231,7 @@
         <w:pStyle w:val="TextBody"/>
         <w:numPr>
           <w:ilvl w:val="0"/>
-          <w:numId w:val="19"/>
+          <w:numId w:val="20"/>
         </w:numPr>
         <w:tabs>
           <w:tab w:val="clear" w:pos="1134"/>
@@ -11635,7 +12268,7 @@
         <w:pStyle w:val="TextBody"/>
         <w:numPr>
           <w:ilvl w:val="0"/>
-          <w:numId w:val="19"/>
+          <w:numId w:val="20"/>
         </w:numPr>
         <w:tabs>
           <w:tab w:val="clear" w:pos="1134"/>
@@ -11865,7 +12498,7 @@
         <w:pStyle w:val="TextBody"/>
         <w:numPr>
           <w:ilvl w:val="0"/>
-          <w:numId w:val="20"/>
+          <w:numId w:val="21"/>
         </w:numPr>
         <w:tabs>
           <w:tab w:val="clear" w:pos="1134"/>
@@ -11926,7 +12559,7 @@
         <w:pStyle w:val="TextBody"/>
         <w:numPr>
           <w:ilvl w:val="0"/>
-          <w:numId w:val="20"/>
+          <w:numId w:val="21"/>
         </w:numPr>
         <w:tabs>
           <w:tab w:val="clear" w:pos="1134"/>
@@ -11963,7 +12596,7 @@
         <w:pStyle w:val="TextBody"/>
         <w:numPr>
           <w:ilvl w:val="0"/>
-          <w:numId w:val="20"/>
+          <w:numId w:val="21"/>
         </w:numPr>
         <w:tabs>
           <w:tab w:val="clear" w:pos="1134"/>
@@ -12617,7 +13250,7 @@
         <w:pStyle w:val="TextBody"/>
         <w:numPr>
           <w:ilvl w:val="0"/>
-          <w:numId w:val="21"/>
+          <w:numId w:val="22"/>
         </w:numPr>
         <w:tabs>
           <w:tab w:val="clear" w:pos="1134"/>
@@ -12675,7 +13308,7 @@
         <w:pStyle w:val="TextBody"/>
         <w:numPr>
           <w:ilvl w:val="0"/>
-          <w:numId w:val="21"/>
+          <w:numId w:val="22"/>
         </w:numPr>
         <w:tabs>
           <w:tab w:val="clear" w:pos="1134"/>
@@ -12712,7 +13345,7 @@
         <w:pStyle w:val="TextBody"/>
         <w:numPr>
           <w:ilvl w:val="0"/>
-          <w:numId w:val="21"/>
+          <w:numId w:val="22"/>
         </w:numPr>
         <w:tabs>
           <w:tab w:val="clear" w:pos="1134"/>
@@ -12770,7 +13403,7 @@
         <w:pStyle w:val="TextBody"/>
         <w:numPr>
           <w:ilvl w:val="0"/>
-          <w:numId w:val="21"/>
+          <w:numId w:val="22"/>
         </w:numPr>
         <w:tabs>
           <w:tab w:val="clear" w:pos="1134"/>
@@ -13139,7 +13772,7 @@
         <w:pStyle w:val="TextBody"/>
         <w:numPr>
           <w:ilvl w:val="0"/>
-          <w:numId w:val="22"/>
+          <w:numId w:val="23"/>
         </w:numPr>
         <w:tabs>
           <w:tab w:val="clear" w:pos="1134"/>
@@ -13200,7 +13833,7 @@
         <w:pStyle w:val="TextBody"/>
         <w:numPr>
           <w:ilvl w:val="0"/>
-          <w:numId w:val="22"/>
+          <w:numId w:val="23"/>
         </w:numPr>
         <w:tabs>
           <w:tab w:val="clear" w:pos="1134"/>
@@ -13261,7 +13894,7 @@
         <w:pStyle w:val="TextBody"/>
         <w:numPr>
           <w:ilvl w:val="0"/>
-          <w:numId w:val="22"/>
+          <w:numId w:val="23"/>
         </w:numPr>
         <w:tabs>
           <w:tab w:val="clear" w:pos="1134"/>
@@ -13322,7 +13955,7 @@
         <w:pStyle w:val="TextBody"/>
         <w:numPr>
           <w:ilvl w:val="0"/>
-          <w:numId w:val="22"/>
+          <w:numId w:val="23"/>
         </w:numPr>
         <w:tabs>
           <w:tab w:val="clear" w:pos="1134"/>
@@ -13767,7 +14400,7 @@
         <w:pStyle w:val="TextBody"/>
         <w:numPr>
           <w:ilvl w:val="0"/>
-          <w:numId w:val="23"/>
+          <w:numId w:val="24"/>
         </w:numPr>
         <w:tabs>
           <w:tab w:val="clear" w:pos="1134"/>
@@ -13797,342 +14430,6 @@
           <w:rtl w:val="true"/>
         </w:rPr>
         <w:t xml:space="preserve">. </w:t>
-      </w:r>
-    </w:p>
-    <w:p>
-      <w:pPr>
-        <w:pStyle w:val="TextBody"/>
-        <w:numPr>
-          <w:ilvl w:val="0"/>
-          <w:numId w:val="23"/>
-        </w:numPr>
-        <w:tabs>
-          <w:tab w:val="clear" w:pos="1134"/>
-          <w:tab w:val="left" w:pos="709" w:leader="none"/>
-        </w:tabs>
-        <w:bidi w:val="1"/>
-        <w:spacing w:before="0" w:after="0"/>
-        <w:ind w:left="709" w:firstLine="992"/>
-        <w:jc w:val="right"/>
-        <w:rPr/>
-      </w:pPr>
-      <w:r>
-        <w:rPr>
-          <w:rStyle w:val="StrongEmphasis"/>
-          <w:rtl w:val="true"/>
-        </w:rPr>
-        <w:t>حدّد عدد المناوبين في اليوم والأماكن</w:t>
-      </w:r>
-      <w:r>
-        <w:rPr>
-          <w:rtl w:val="true"/>
-        </w:rPr>
-        <w:t xml:space="preserve">واستثنِ من تشاء من المعلمين، مع خيار تضمين نهاية الأسبوع </w:t>
-      </w:r>
-      <w:r>
-        <w:rPr>
-          <w:rtl w:val="true"/>
-        </w:rPr>
-        <w:t>(</w:t>
-      </w:r>
-      <w:r>
-        <w:rPr>
-          <w:rtl w:val="true"/>
-        </w:rPr>
-        <w:t>مستثناة افتراضيًا</w:t>
-      </w:r>
-      <w:r>
-        <w:rPr>
-          <w:rtl w:val="true"/>
-        </w:rPr>
-        <w:t xml:space="preserve">). </w:t>
-      </w:r>
-    </w:p>
-    <w:p>
-      <w:pPr>
-        <w:pStyle w:val="TextBody"/>
-        <w:numPr>
-          <w:ilvl w:val="0"/>
-          <w:numId w:val="23"/>
-        </w:numPr>
-        <w:tabs>
-          <w:tab w:val="clear" w:pos="1134"/>
-          <w:tab w:val="left" w:pos="709" w:leader="none"/>
-        </w:tabs>
-        <w:bidi w:val="1"/>
-        <w:spacing w:before="0" w:after="0"/>
-        <w:ind w:left="709" w:firstLine="992"/>
-        <w:jc w:val="right"/>
-        <w:rPr/>
-      </w:pPr>
-      <w:r>
-        <w:rPr>
-          <w:rStyle w:val="StrongEmphasis"/>
-          <w:rtl w:val="true"/>
-        </w:rPr>
-        <w:t>وزّع آليًا</w:t>
-      </w:r>
-      <w:r>
-        <w:rPr>
-          <w:rtl w:val="true"/>
-        </w:rPr>
-        <w:t xml:space="preserve">يوزّع النظام بالعدالة </w:t>
-      </w:r>
-      <w:r>
-        <w:rPr>
-          <w:rtl w:val="true"/>
-        </w:rPr>
-        <w:t>(</w:t>
-      </w:r>
-      <w:r>
-        <w:rPr>
-          <w:rtl w:val="true"/>
-        </w:rPr>
-        <w:t>الأقل مناوبات أولًا</w:t>
-      </w:r>
-      <w:r>
-        <w:rPr>
-          <w:rtl w:val="true"/>
-        </w:rPr>
-        <w:t xml:space="preserve">) </w:t>
-      </w:r>
-      <w:r>
-        <w:rPr>
-          <w:rtl w:val="true"/>
-        </w:rPr>
-        <w:t>بلا تكرار لنفس المعلم في اليوم نفسه</w:t>
-      </w:r>
-      <w:r>
-        <w:rPr>
-          <w:rtl w:val="true"/>
-        </w:rPr>
-        <w:t xml:space="preserve">. </w:t>
-      </w:r>
-    </w:p>
-    <w:p>
-      <w:pPr>
-        <w:pStyle w:val="TextBody"/>
-        <w:numPr>
-          <w:ilvl w:val="0"/>
-          <w:numId w:val="23"/>
-        </w:numPr>
-        <w:tabs>
-          <w:tab w:val="clear" w:pos="1134"/>
-          <w:tab w:val="left" w:pos="709" w:leader="none"/>
-        </w:tabs>
-        <w:bidi w:val="1"/>
-        <w:ind w:left="709" w:firstLine="992"/>
-        <w:jc w:val="right"/>
-        <w:rPr/>
-      </w:pPr>
-      <w:r>
-        <w:rPr>
-          <w:rStyle w:val="StrongEmphasis"/>
-          <w:rtl w:val="true"/>
-        </w:rPr>
-        <w:t>أو أضف يدويًا</w:t>
-      </w:r>
-      <w:r>
-        <w:rPr>
-          <w:rtl w:val="true"/>
-        </w:rPr>
-        <w:t>يوم</w:t>
-      </w:r>
-      <w:r>
-        <w:rPr>
-          <w:rtl w:val="true"/>
-        </w:rPr>
-        <w:t>/</w:t>
-      </w:r>
-      <w:r>
-        <w:rPr>
-          <w:rtl w:val="true"/>
-        </w:rPr>
-        <w:t>معلم</w:t>
-      </w:r>
-      <w:r>
-        <w:rPr>
-          <w:rtl w:val="true"/>
-        </w:rPr>
-        <w:t>/</w:t>
-      </w:r>
-      <w:r>
-        <w:rPr>
-          <w:rtl w:val="true"/>
-        </w:rPr>
-        <w:t>مكان</w:t>
-      </w:r>
-      <w:r>
-        <w:rPr>
-          <w:rtl w:val="true"/>
-        </w:rPr>
-        <w:t>/</w:t>
-      </w:r>
-      <w:r>
-        <w:rPr>
-          <w:rtl w:val="true"/>
-        </w:rPr>
-        <w:t>توقيت، ثم غيّر أو احذف أو سجّل الاستلام</w:t>
-      </w:r>
-      <w:r>
-        <w:rPr>
-          <w:rtl w:val="true"/>
-        </w:rPr>
-        <w:t xml:space="preserve">. </w:t>
-      </w:r>
-    </w:p>
-    <w:p>
-      <w:pPr>
-        <w:pStyle w:val="Heading3"/>
-        <w:bidi w:val="1"/>
-        <w:jc w:val="right"/>
-        <w:rPr/>
-      </w:pPr>
-      <w:r>
-        <w:rPr>
-          <w:rtl w:val="true"/>
-        </w:rPr>
-        <w:t>ج</w:t>
-      </w:r>
-      <w:r>
-        <w:rPr>
-          <w:rtl w:val="true"/>
-        </w:rPr>
-        <w:t xml:space="preserve">) </w:t>
-      </w:r>
-      <w:r>
-        <w:rPr>
-          <w:rtl w:val="true"/>
-        </w:rPr>
-        <w:t>الفترات الثلاث</w:t>
-      </w:r>
-    </w:p>
-    <w:p>
-      <w:pPr>
-        <w:pStyle w:val="TextBody"/>
-        <w:bidi w:val="1"/>
-        <w:spacing w:before="0" w:after="0"/>
-        <w:jc w:val="right"/>
-        <w:rPr/>
-      </w:pPr>
-      <w:r>
-        <w:rPr>
-          <w:rtl w:val="true"/>
-        </w:rPr>
-        <w:t xml:space="preserve">الفسحة الاستراحة الكبرى بين الحصص الدقائق الخمس بين الحصص نهاية اليوم مناوبة خروج الطلاب تُحدَّد الفترات عند إضافة المناوبة، ويجوز الجمع بين أكثر من فترة </w:t>
-      </w:r>
-    </w:p>
-    <w:p>
-      <w:pPr>
-        <w:pStyle w:val="TextBody"/>
-        <w:bidi w:val="1"/>
-        <w:jc w:val="right"/>
-        <w:rPr/>
-      </w:pPr>
-      <w:r>
-        <w:rPr>
-          <w:bCs/>
-          <w:rtl w:val="true"/>
-        </w:rPr>
-        <w:t xml:space="preserve">الشكل </w:t>
-      </w:r>
-      <w:r>
-        <w:rPr>
-          <w:b/>
-        </w:rPr>
-        <w:t>10.1</w:t>
-      </w:r>
-      <w:r>
-        <w:rPr>
-          <w:rtl w:val="true"/>
-        </w:rPr>
-        <w:t xml:space="preserve"> — </w:t>
-      </w:r>
-      <w:r>
-        <w:rPr>
-          <w:rtl w:val="true"/>
-        </w:rPr>
-        <w:t>فترات المناوبة الثلاث</w:t>
-      </w:r>
-      <w:r>
-        <w:rPr>
-          <w:rtl w:val="true"/>
-        </w:rPr>
-        <w:t xml:space="preserve">: </w:t>
-      </w:r>
-      <w:r>
-        <w:rPr>
-          <w:rtl w:val="true"/>
-        </w:rPr>
-        <w:t xml:space="preserve">الفسحة </w:t>
-      </w:r>
-      <w:r>
-        <w:rPr>
-          <w:rtl w:val="true"/>
-        </w:rPr>
-        <w:t xml:space="preserve">· </w:t>
-      </w:r>
-      <w:r>
-        <w:rPr>
-          <w:rtl w:val="true"/>
-        </w:rPr>
-        <w:t xml:space="preserve">بين الحصص </w:t>
-      </w:r>
-      <w:r>
-        <w:rPr>
-          <w:rtl w:val="true"/>
-        </w:rPr>
-        <w:t xml:space="preserve">· </w:t>
-      </w:r>
-      <w:r>
-        <w:rPr>
-          <w:rtl w:val="true"/>
-        </w:rPr>
-        <w:t xml:space="preserve">نهاية اليوم </w:t>
-      </w:r>
-      <w:r>
-        <w:rPr>
-          <w:rtl w:val="true"/>
-        </w:rPr>
-        <w:t>(</w:t>
-      </w:r>
-      <w:r>
-        <w:rPr>
-          <w:rtl w:val="true"/>
-        </w:rPr>
-        <w:t>خروج الطلاب</w:t>
-      </w:r>
-      <w:r>
-        <w:rPr>
-          <w:rtl w:val="true"/>
-        </w:rPr>
-        <w:t>).</w:t>
-      </w:r>
-    </w:p>
-    <w:p>
-      <w:pPr>
-        <w:pStyle w:val="Heading3"/>
-        <w:bidi w:val="1"/>
-        <w:jc w:val="right"/>
-        <w:rPr/>
-      </w:pPr>
-      <w:r>
-        <w:rPr>
-          <w:rtl w:val="true"/>
-        </w:rPr>
-        <w:t>د</w:t>
-      </w:r>
-      <w:r>
-        <w:rPr>
-          <w:rtl w:val="true"/>
-        </w:rPr>
-        <w:t xml:space="preserve">) </w:t>
-      </w:r>
-      <w:r>
-        <w:rPr>
-          <w:rtl w:val="true"/>
-        </w:rPr>
-        <w:t>التذكير الآلي ولافتة المناوبة</w:t>
       </w:r>
     </w:p>
     <w:p>
@@ -14157,19 +14454,31 @@
           <w:rStyle w:val="StrongEmphasis"/>
           <w:rtl w:val="true"/>
         </w:rPr>
-        <w:t>تذكير تلقرام قبل المناوبة بيوم</w:t>
-      </w:r>
-      <w:r>
-        <w:rPr>
-          <w:rtl w:val="true"/>
-        </w:rPr>
-        <w:t>يُرسل للمعلم من اليوم الذي يسبق مناوبته باسم المكان والتوقيت، ويُقيَّد الإرسال فلا يتكرّر لنفس المناوبة</w:t>
-      </w:r>
-      <w:r>
-        <w:rPr>
-          <w:rtl w:val="true"/>
-        </w:rPr>
-        <w:t xml:space="preserve">. </w:t>
+        <w:t>حدّد عدد المناوبين في اليوم والأماكن</w:t>
+      </w:r>
+      <w:r>
+        <w:rPr>
+          <w:rtl w:val="true"/>
+        </w:rPr>
+        <w:t xml:space="preserve">واستثنِ من تشاء من المعلمين، مع خيار تضمين نهاية الأسبوع </w:t>
+      </w:r>
+      <w:r>
+        <w:rPr>
+          <w:rtl w:val="true"/>
+        </w:rPr>
+        <w:t>(</w:t>
+      </w:r>
+      <w:r>
+        <w:rPr>
+          <w:rtl w:val="true"/>
+        </w:rPr>
+        <w:t>مستثناة افتراضيًا</w:t>
+      </w:r>
+      <w:r>
+        <w:rPr>
+          <w:rtl w:val="true"/>
+        </w:rPr>
+        <w:t xml:space="preserve">). </w:t>
       </w:r>
     </w:p>
     <w:p>
@@ -14194,31 +14503,43 @@
           <w:rStyle w:val="StrongEmphasis"/>
           <w:rtl w:val="true"/>
         </w:rPr>
-        <w:t>لافتة يوم المناوبة</w:t>
-      </w:r>
-      <w:r>
-        <w:rPr>
-          <w:rtl w:val="true"/>
-        </w:rPr>
-        <w:t xml:space="preserve">في يوم مناوبته تظهر لافتة فور دخوله حسابه فيها المكان والتوقيت، مع زر </w:t>
-      </w:r>
-      <w:r>
-        <w:rPr>
-          <w:rtl w:val="true"/>
-        </w:rPr>
-        <w:t>«</w:t>
-      </w:r>
-      <w:r>
-        <w:rPr>
-          <w:rtl w:val="true"/>
-        </w:rPr>
-        <w:t>تم استلام المناوبة</w:t>
-      </w:r>
-      <w:r>
-        <w:rPr>
-          <w:rtl w:val="true"/>
-        </w:rPr>
-        <w:t xml:space="preserve">». </w:t>
+        <w:t>وزّع آليًا</w:t>
+      </w:r>
+      <w:r>
+        <w:rPr>
+          <w:rtl w:val="true"/>
+        </w:rPr>
+        <w:t xml:space="preserve">يوزّع النظام بالعدالة </w:t>
+      </w:r>
+      <w:r>
+        <w:rPr>
+          <w:rtl w:val="true"/>
+        </w:rPr>
+        <w:t>(</w:t>
+      </w:r>
+      <w:r>
+        <w:rPr>
+          <w:rtl w:val="true"/>
+        </w:rPr>
+        <w:t>الأقل مناوبات أولًا</w:t>
+      </w:r>
+      <w:r>
+        <w:rPr>
+          <w:rtl w:val="true"/>
+        </w:rPr>
+        <w:t xml:space="preserve">) </w:t>
+      </w:r>
+      <w:r>
+        <w:rPr>
+          <w:rtl w:val="true"/>
+        </w:rPr>
+        <w:t>بلا تكرار لنفس المعلم في اليوم نفسه</w:t>
+      </w:r>
+      <w:r>
+        <w:rPr>
+          <w:rtl w:val="true"/>
+        </w:rPr>
+        <w:t xml:space="preserve">. </w:t>
       </w:r>
     </w:p>
     <w:p>
@@ -14227,6 +14548,318 @@
         <w:numPr>
           <w:ilvl w:val="0"/>
           <w:numId w:val="24"/>
+        </w:numPr>
+        <w:tabs>
+          <w:tab w:val="clear" w:pos="1134"/>
+          <w:tab w:val="left" w:pos="709" w:leader="none"/>
+        </w:tabs>
+        <w:bidi w:val="1"/>
+        <w:ind w:left="709" w:firstLine="992"/>
+        <w:jc w:val="right"/>
+        <w:rPr/>
+      </w:pPr>
+      <w:r>
+        <w:rPr>
+          <w:rStyle w:val="StrongEmphasis"/>
+          <w:rtl w:val="true"/>
+        </w:rPr>
+        <w:t>أو أضف يدويًا</w:t>
+      </w:r>
+      <w:r>
+        <w:rPr>
+          <w:rtl w:val="true"/>
+        </w:rPr>
+        <w:t>يوم</w:t>
+      </w:r>
+      <w:r>
+        <w:rPr>
+          <w:rtl w:val="true"/>
+        </w:rPr>
+        <w:t>/</w:t>
+      </w:r>
+      <w:r>
+        <w:rPr>
+          <w:rtl w:val="true"/>
+        </w:rPr>
+        <w:t>معلم</w:t>
+      </w:r>
+      <w:r>
+        <w:rPr>
+          <w:rtl w:val="true"/>
+        </w:rPr>
+        <w:t>/</w:t>
+      </w:r>
+      <w:r>
+        <w:rPr>
+          <w:rtl w:val="true"/>
+        </w:rPr>
+        <w:t>مكان</w:t>
+      </w:r>
+      <w:r>
+        <w:rPr>
+          <w:rtl w:val="true"/>
+        </w:rPr>
+        <w:t>/</w:t>
+      </w:r>
+      <w:r>
+        <w:rPr>
+          <w:rtl w:val="true"/>
+        </w:rPr>
+        <w:t>توقيت، ثم غيّر أو احذف أو سجّل الاستلام</w:t>
+      </w:r>
+      <w:r>
+        <w:rPr>
+          <w:rtl w:val="true"/>
+        </w:rPr>
+        <w:t xml:space="preserve">. </w:t>
+      </w:r>
+    </w:p>
+    <w:p>
+      <w:pPr>
+        <w:pStyle w:val="Heading3"/>
+        <w:bidi w:val="1"/>
+        <w:jc w:val="right"/>
+        <w:rPr/>
+      </w:pPr>
+      <w:r>
+        <w:rPr>
+          <w:rtl w:val="true"/>
+        </w:rPr>
+        <w:t>ج</w:t>
+      </w:r>
+      <w:r>
+        <w:rPr>
+          <w:rtl w:val="true"/>
+        </w:rPr>
+        <w:t xml:space="preserve">) </w:t>
+      </w:r>
+      <w:r>
+        <w:rPr>
+          <w:rtl w:val="true"/>
+        </w:rPr>
+        <w:t>الفترات الثلاث</w:t>
+      </w:r>
+    </w:p>
+    <w:p>
+      <w:pPr>
+        <w:pStyle w:val="TextBody"/>
+        <w:bidi w:val="1"/>
+        <w:spacing w:before="0" w:after="0"/>
+        <w:jc w:val="right"/>
+        <w:rPr/>
+      </w:pPr>
+      <w:r>
+        <w:rPr>
+          <w:rtl w:val="true"/>
+        </w:rPr>
+        <w:t xml:space="preserve">الفسحة الاستراحة الكبرى بين الحصص الدقائق الخمس بين الحصص نهاية اليوم مناوبة خروج الطلاب تُحدَّد الفترات عند إضافة المناوبة، ويجوز الجمع بين أكثر من فترة </w:t>
+      </w:r>
+    </w:p>
+    <w:p>
+      <w:pPr>
+        <w:pStyle w:val="TextBody"/>
+        <w:bidi w:val="1"/>
+        <w:jc w:val="right"/>
+        <w:rPr/>
+      </w:pPr>
+      <w:r>
+        <w:rPr>
+          <w:bCs/>
+          <w:rtl w:val="true"/>
+        </w:rPr>
+        <w:t xml:space="preserve">الشكل </w:t>
+      </w:r>
+      <w:r>
+        <w:rPr>
+          <w:b/>
+        </w:rPr>
+        <w:t>10.1</w:t>
+      </w:r>
+      <w:r>
+        <w:rPr>
+          <w:rtl w:val="true"/>
+        </w:rPr>
+        <w:t xml:space="preserve"> — </w:t>
+      </w:r>
+      <w:r>
+        <w:rPr>
+          <w:rtl w:val="true"/>
+        </w:rPr>
+        <w:t>فترات المناوبة الثلاث</w:t>
+      </w:r>
+      <w:r>
+        <w:rPr>
+          <w:rtl w:val="true"/>
+        </w:rPr>
+        <w:t xml:space="preserve">: </w:t>
+      </w:r>
+      <w:r>
+        <w:rPr>
+          <w:rtl w:val="true"/>
+        </w:rPr>
+        <w:t xml:space="preserve">الفسحة </w:t>
+      </w:r>
+      <w:r>
+        <w:rPr>
+          <w:rtl w:val="true"/>
+        </w:rPr>
+        <w:t xml:space="preserve">· </w:t>
+      </w:r>
+      <w:r>
+        <w:rPr>
+          <w:rtl w:val="true"/>
+        </w:rPr>
+        <w:t xml:space="preserve">بين الحصص </w:t>
+      </w:r>
+      <w:r>
+        <w:rPr>
+          <w:rtl w:val="true"/>
+        </w:rPr>
+        <w:t xml:space="preserve">· </w:t>
+      </w:r>
+      <w:r>
+        <w:rPr>
+          <w:rtl w:val="true"/>
+        </w:rPr>
+        <w:t xml:space="preserve">نهاية اليوم </w:t>
+      </w:r>
+      <w:r>
+        <w:rPr>
+          <w:rtl w:val="true"/>
+        </w:rPr>
+        <w:t>(</w:t>
+      </w:r>
+      <w:r>
+        <w:rPr>
+          <w:rtl w:val="true"/>
+        </w:rPr>
+        <w:t>خروج الطلاب</w:t>
+      </w:r>
+      <w:r>
+        <w:rPr>
+          <w:rtl w:val="true"/>
+        </w:rPr>
+        <w:t>).</w:t>
+      </w:r>
+    </w:p>
+    <w:p>
+      <w:pPr>
+        <w:pStyle w:val="Heading3"/>
+        <w:bidi w:val="1"/>
+        <w:jc w:val="right"/>
+        <w:rPr/>
+      </w:pPr>
+      <w:r>
+        <w:rPr>
+          <w:rtl w:val="true"/>
+        </w:rPr>
+        <w:t>د</w:t>
+      </w:r>
+      <w:r>
+        <w:rPr>
+          <w:rtl w:val="true"/>
+        </w:rPr>
+        <w:t xml:space="preserve">) </w:t>
+      </w:r>
+      <w:r>
+        <w:rPr>
+          <w:rtl w:val="true"/>
+        </w:rPr>
+        <w:t>التذكير الآلي ولافتة المناوبة</w:t>
+      </w:r>
+    </w:p>
+    <w:p>
+      <w:pPr>
+        <w:pStyle w:val="TextBody"/>
+        <w:numPr>
+          <w:ilvl w:val="0"/>
+          <w:numId w:val="25"/>
+        </w:numPr>
+        <w:tabs>
+          <w:tab w:val="clear" w:pos="1134"/>
+          <w:tab w:val="left" w:pos="709" w:leader="none"/>
+        </w:tabs>
+        <w:bidi w:val="1"/>
+        <w:spacing w:before="0" w:after="0"/>
+        <w:ind w:left="709" w:firstLine="992"/>
+        <w:jc w:val="right"/>
+        <w:rPr/>
+      </w:pPr>
+      <w:r>
+        <w:rPr>
+          <w:rStyle w:val="StrongEmphasis"/>
+          <w:rtl w:val="true"/>
+        </w:rPr>
+        <w:t>تذكير تلقرام قبل المناوبة بيوم</w:t>
+      </w:r>
+      <w:r>
+        <w:rPr>
+          <w:rtl w:val="true"/>
+        </w:rPr>
+        <w:t>يُرسل للمعلم من اليوم الذي يسبق مناوبته باسم المكان والتوقيت، ويُقيَّد الإرسال فلا يتكرّر لنفس المناوبة</w:t>
+      </w:r>
+      <w:r>
+        <w:rPr>
+          <w:rtl w:val="true"/>
+        </w:rPr>
+        <w:t xml:space="preserve">. </w:t>
+      </w:r>
+    </w:p>
+    <w:p>
+      <w:pPr>
+        <w:pStyle w:val="TextBody"/>
+        <w:numPr>
+          <w:ilvl w:val="0"/>
+          <w:numId w:val="25"/>
+        </w:numPr>
+        <w:tabs>
+          <w:tab w:val="clear" w:pos="1134"/>
+          <w:tab w:val="left" w:pos="709" w:leader="none"/>
+        </w:tabs>
+        <w:bidi w:val="1"/>
+        <w:spacing w:before="0" w:after="0"/>
+        <w:ind w:left="709" w:firstLine="992"/>
+        <w:jc w:val="right"/>
+        <w:rPr/>
+      </w:pPr>
+      <w:r>
+        <w:rPr>
+          <w:rStyle w:val="StrongEmphasis"/>
+          <w:rtl w:val="true"/>
+        </w:rPr>
+        <w:t>لافتة يوم المناوبة</w:t>
+      </w:r>
+      <w:r>
+        <w:rPr>
+          <w:rtl w:val="true"/>
+        </w:rPr>
+        <w:t xml:space="preserve">في يوم مناوبته تظهر لافتة فور دخوله حسابه فيها المكان والتوقيت، مع زر </w:t>
+      </w:r>
+      <w:r>
+        <w:rPr>
+          <w:rtl w:val="true"/>
+        </w:rPr>
+        <w:t>«</w:t>
+      </w:r>
+      <w:r>
+        <w:rPr>
+          <w:rtl w:val="true"/>
+        </w:rPr>
+        <w:t>تم استلام المناوبة</w:t>
+      </w:r>
+      <w:r>
+        <w:rPr>
+          <w:rtl w:val="true"/>
+        </w:rPr>
+        <w:t xml:space="preserve">». </w:t>
+      </w:r>
+    </w:p>
+    <w:p>
+      <w:pPr>
+        <w:pStyle w:val="TextBody"/>
+        <w:numPr>
+          <w:ilvl w:val="0"/>
+          <w:numId w:val="25"/>
         </w:numPr>
         <w:tabs>
           <w:tab w:val="clear" w:pos="1134"/>
@@ -14615,7 +15248,7 @@
         <w:pStyle w:val="TextBody"/>
         <w:numPr>
           <w:ilvl w:val="0"/>
-          <w:numId w:val="25"/>
+          <w:numId w:val="26"/>
         </w:numPr>
         <w:tabs>
           <w:tab w:val="clear" w:pos="1134"/>
@@ -14652,7 +15285,7 @@
         <w:pStyle w:val="TextBody"/>
         <w:numPr>
           <w:ilvl w:val="0"/>
-          <w:numId w:val="25"/>
+          <w:numId w:val="26"/>
         </w:numPr>
         <w:tabs>
           <w:tab w:val="clear" w:pos="1134"/>
@@ -14701,7 +15334,7 @@
         <w:pStyle w:val="TextBody"/>
         <w:numPr>
           <w:ilvl w:val="0"/>
-          <w:numId w:val="25"/>
+          <w:numId w:val="26"/>
         </w:numPr>
         <w:tabs>
           <w:tab w:val="clear" w:pos="1134"/>
@@ -14872,7 +15505,7 @@
         <w:pStyle w:val="TextBody"/>
         <w:numPr>
           <w:ilvl w:val="0"/>
-          <w:numId w:val="26"/>
+          <w:numId w:val="27"/>
         </w:numPr>
         <w:tabs>
           <w:tab w:val="clear" w:pos="1134"/>
@@ -14909,7 +15542,7 @@
         <w:pStyle w:val="TextBody"/>
         <w:numPr>
           <w:ilvl w:val="0"/>
-          <w:numId w:val="26"/>
+          <w:numId w:val="27"/>
         </w:numPr>
         <w:tabs>
           <w:tab w:val="clear" w:pos="1134"/>
@@ -14946,7 +15579,7 @@
         <w:pStyle w:val="TextBody"/>
         <w:numPr>
           <w:ilvl w:val="0"/>
-          <w:numId w:val="26"/>
+          <w:numId w:val="27"/>
         </w:numPr>
         <w:tabs>
           <w:tab w:val="clear" w:pos="1134"/>
@@ -15152,7 +15785,7 @@
         <w:pStyle w:val="TextBody"/>
         <w:numPr>
           <w:ilvl w:val="0"/>
-          <w:numId w:val="27"/>
+          <w:numId w:val="28"/>
         </w:numPr>
         <w:tabs>
           <w:tab w:val="clear" w:pos="1134"/>
@@ -15189,7 +15822,7 @@
         <w:pStyle w:val="TextBody"/>
         <w:numPr>
           <w:ilvl w:val="0"/>
-          <w:numId w:val="27"/>
+          <w:numId w:val="28"/>
         </w:numPr>
         <w:tabs>
           <w:tab w:val="clear" w:pos="1134"/>
@@ -15226,7 +15859,7 @@
         <w:pStyle w:val="TextBody"/>
         <w:numPr>
           <w:ilvl w:val="0"/>
-          <w:numId w:val="27"/>
+          <w:numId w:val="28"/>
         </w:numPr>
         <w:tabs>
           <w:tab w:val="clear" w:pos="1134"/>
@@ -15263,7 +15896,7 @@
         <w:pStyle w:val="TextBody"/>
         <w:numPr>
           <w:ilvl w:val="0"/>
-          <w:numId w:val="27"/>
+          <w:numId w:val="28"/>
         </w:numPr>
         <w:tabs>
           <w:tab w:val="clear" w:pos="1134"/>
@@ -15798,7 +16431,7 @@
         <w:pStyle w:val="TextBody"/>
         <w:numPr>
           <w:ilvl w:val="0"/>
-          <w:numId w:val="28"/>
+          <w:numId w:val="29"/>
         </w:numPr>
         <w:tabs>
           <w:tab w:val="clear" w:pos="1134"/>
@@ -15835,7 +16468,7 @@
         <w:pStyle w:val="TextBody"/>
         <w:numPr>
           <w:ilvl w:val="0"/>
-          <w:numId w:val="28"/>
+          <w:numId w:val="29"/>
         </w:numPr>
         <w:tabs>
           <w:tab w:val="clear" w:pos="1134"/>
@@ -15908,7 +16541,7 @@
         <w:pStyle w:val="TextBody"/>
         <w:numPr>
           <w:ilvl w:val="0"/>
-          <w:numId w:val="28"/>
+          <w:numId w:val="29"/>
         </w:numPr>
         <w:tabs>
           <w:tab w:val="clear" w:pos="1134"/>
@@ -16169,7 +16802,7 @@
         <w:pStyle w:val="TextBody"/>
         <w:numPr>
           <w:ilvl w:val="0"/>
-          <w:numId w:val="29"/>
+          <w:numId w:val="30"/>
         </w:numPr>
         <w:tabs>
           <w:tab w:val="clear" w:pos="1134"/>
@@ -16206,7 +16839,7 @@
         <w:pStyle w:val="TextBody"/>
         <w:numPr>
           <w:ilvl w:val="0"/>
-          <w:numId w:val="29"/>
+          <w:numId w:val="30"/>
         </w:numPr>
         <w:tabs>
           <w:tab w:val="clear" w:pos="1134"/>
@@ -16276,7 +16909,7 @@
         <w:pStyle w:val="TextBody"/>
         <w:numPr>
           <w:ilvl w:val="0"/>
-          <w:numId w:val="29"/>
+          <w:numId w:val="30"/>
         </w:numPr>
         <w:tabs>
           <w:tab w:val="clear" w:pos="1134"/>
@@ -16565,7 +17198,7 @@
         <w:pStyle w:val="TextBody"/>
         <w:numPr>
           <w:ilvl w:val="0"/>
-          <w:numId w:val="30"/>
+          <w:numId w:val="31"/>
         </w:numPr>
         <w:tabs>
           <w:tab w:val="clear" w:pos="1134"/>
@@ -16640,7 +17273,7 @@
         <w:pStyle w:val="TextBody"/>
         <w:numPr>
           <w:ilvl w:val="0"/>
-          <w:numId w:val="30"/>
+          <w:numId w:val="31"/>
         </w:numPr>
         <w:tabs>
           <w:tab w:val="clear" w:pos="1134"/>
@@ -16701,7 +17334,7 @@
         <w:pStyle w:val="TextBody"/>
         <w:numPr>
           <w:ilvl w:val="0"/>
-          <w:numId w:val="30"/>
+          <w:numId w:val="31"/>
         </w:numPr>
         <w:tabs>
           <w:tab w:val="clear" w:pos="1134"/>
@@ -16836,7 +17469,7 @@
         <w:pStyle w:val="TextBody"/>
         <w:numPr>
           <w:ilvl w:val="0"/>
-          <w:numId w:val="30"/>
+          <w:numId w:val="31"/>
         </w:numPr>
         <w:tabs>
           <w:tab w:val="clear" w:pos="1134"/>
@@ -16902,7 +17535,7 @@
         <w:pStyle w:val="TextBody"/>
         <w:numPr>
           <w:ilvl w:val="0"/>
-          <w:numId w:val="30"/>
+          <w:numId w:val="31"/>
         </w:numPr>
         <w:tabs>
           <w:tab w:val="clear" w:pos="1134"/>
@@ -16995,7 +17628,7 @@
         <w:pStyle w:val="TextBody"/>
         <w:numPr>
           <w:ilvl w:val="0"/>
-          <w:numId w:val="30"/>
+          <w:numId w:val="31"/>
         </w:numPr>
         <w:tabs>
           <w:tab w:val="clear" w:pos="1134"/>
@@ -17050,7 +17683,7 @@
         <w:pStyle w:val="TextBody"/>
         <w:numPr>
           <w:ilvl w:val="0"/>
-          <w:numId w:val="30"/>
+          <w:numId w:val="31"/>
         </w:numPr>
         <w:tabs>
           <w:tab w:val="clear" w:pos="1134"/>
@@ -17555,7 +18188,7 @@
         <w:pStyle w:val="TextBody"/>
         <w:numPr>
           <w:ilvl w:val="0"/>
-          <w:numId w:val="31"/>
+          <w:numId w:val="32"/>
         </w:numPr>
         <w:tabs>
           <w:tab w:val="clear" w:pos="1134"/>
@@ -17622,549 +18255,6 @@
           <w:rtl w:val="true"/>
         </w:rPr>
         <w:t xml:space="preserve">). </w:t>
-      </w:r>
-    </w:p>
-    <w:p>
-      <w:pPr>
-        <w:pStyle w:val="TextBody"/>
-        <w:numPr>
-          <w:ilvl w:val="0"/>
-          <w:numId w:val="31"/>
-        </w:numPr>
-        <w:tabs>
-          <w:tab w:val="clear" w:pos="1134"/>
-          <w:tab w:val="left" w:pos="709" w:leader="none"/>
-        </w:tabs>
-        <w:bidi w:val="1"/>
-        <w:spacing w:before="0" w:after="0"/>
-        <w:ind w:left="709" w:firstLine="992"/>
-        <w:jc w:val="right"/>
-        <w:rPr/>
-      </w:pPr>
-      <w:r>
-        <w:rPr>
-          <w:rStyle w:val="StrongEmphasis"/>
-          <w:rtl w:val="true"/>
-        </w:rPr>
-        <w:t xml:space="preserve">أرسل </w:t>
-      </w:r>
-      <w:r>
-        <w:rPr>
-          <w:rStyle w:val="SourceText"/>
-          <w:rtl w:val="true"/>
-        </w:rPr>
-        <w:t>/</w:t>
-      </w:r>
-      <w:r>
-        <w:rPr>
-          <w:rStyle w:val="SourceText"/>
-        </w:rPr>
-        <w:t>start</w:t>
-      </w:r>
-      <w:r>
-        <w:rPr>
-          <w:rStyle w:val="StrongEmphasis"/>
-          <w:rtl w:val="true"/>
-        </w:rPr>
-        <w:t xml:space="preserve"> </w:t>
-      </w:r>
-      <w:r>
-        <w:rPr>
-          <w:rStyle w:val="StrongEmphasis"/>
-          <w:rtl w:val="true"/>
-        </w:rPr>
-        <w:t>للبوت</w:t>
-      </w:r>
-      <w:r>
-        <w:rPr>
-          <w:rtl w:val="true"/>
-        </w:rPr>
-        <w:t>من حساب المعلم حتى يتمكّن البوت من مراسلته</w:t>
-      </w:r>
-      <w:r>
-        <w:rPr>
-          <w:rtl w:val="true"/>
-        </w:rPr>
-        <w:t xml:space="preserve">. </w:t>
-      </w:r>
-    </w:p>
-    <w:p>
-      <w:pPr>
-        <w:pStyle w:val="TextBody"/>
-        <w:numPr>
-          <w:ilvl w:val="0"/>
-          <w:numId w:val="31"/>
-        </w:numPr>
-        <w:tabs>
-          <w:tab w:val="clear" w:pos="1134"/>
-          <w:tab w:val="left" w:pos="709" w:leader="none"/>
-        </w:tabs>
-        <w:bidi w:val="1"/>
-        <w:spacing w:before="0" w:after="0"/>
-        <w:ind w:left="709" w:firstLine="992"/>
-        <w:jc w:val="right"/>
-        <w:rPr/>
-      </w:pPr>
-      <w:r>
-        <w:rPr>
-          <w:rStyle w:val="StrongEmphasis"/>
-          <w:rtl w:val="true"/>
-        </w:rPr>
-        <w:t xml:space="preserve">اعرف </w:t>
-      </w:r>
-      <w:r>
-        <w:rPr>
-          <w:rStyle w:val="SourceText"/>
-        </w:rPr>
-        <w:t>chat_id</w:t>
-      </w:r>
-      <w:r>
-        <w:rPr>
-          <w:rtl w:val="true"/>
-        </w:rPr>
-        <w:t xml:space="preserve">افتح </w:t>
-      </w:r>
-      <w:r>
-        <w:rPr>
-          <w:rStyle w:val="SourceText"/>
-          <w:rtl w:val="true"/>
-        </w:rPr>
-        <w:t>@</w:t>
-      </w:r>
-      <w:r>
-        <w:rPr>
-          <w:rStyle w:val="SourceText"/>
-        </w:rPr>
-        <w:t>userinfobot</w:t>
-      </w:r>
-      <w:r>
-        <w:rPr>
-          <w:rtl w:val="true"/>
-        </w:rPr>
-        <w:t xml:space="preserve"> </w:t>
-      </w:r>
-      <w:r>
-        <w:rPr>
-          <w:rtl w:val="true"/>
-        </w:rPr>
-        <w:t>وأرسل أي رسالة — سيرد بمعرّفك الرقمي</w:t>
-      </w:r>
-      <w:r>
-        <w:rPr>
-          <w:rtl w:val="true"/>
-        </w:rPr>
-        <w:t xml:space="preserve">. </w:t>
-      </w:r>
-    </w:p>
-    <w:p>
-      <w:pPr>
-        <w:pStyle w:val="TextBody"/>
-        <w:numPr>
-          <w:ilvl w:val="0"/>
-          <w:numId w:val="31"/>
-        </w:numPr>
-        <w:tabs>
-          <w:tab w:val="clear" w:pos="1134"/>
-          <w:tab w:val="left" w:pos="709" w:leader="none"/>
-        </w:tabs>
-        <w:bidi w:val="1"/>
-        <w:spacing w:before="0" w:after="0"/>
-        <w:ind w:left="709" w:firstLine="992"/>
-        <w:jc w:val="right"/>
-        <w:rPr/>
-      </w:pPr>
-      <w:r>
-        <w:rPr>
-          <w:rStyle w:val="StrongEmphasis"/>
-          <w:rtl w:val="true"/>
-        </w:rPr>
-        <w:t>أدخل المعرّف</w:t>
-      </w:r>
-      <w:r>
-        <w:rPr>
-          <w:rtl w:val="true"/>
-        </w:rPr>
-        <w:t xml:space="preserve">المعلم نفسه من </w:t>
-      </w:r>
-      <w:r>
-        <w:rPr>
-          <w:rtl w:val="true"/>
-        </w:rPr>
-        <w:t>«</w:t>
-      </w:r>
-      <w:r>
-        <w:rPr>
-          <w:rtl w:val="true"/>
-        </w:rPr>
-        <w:t>الرسائل الخاصة ← ربط تلقرام</w:t>
-      </w:r>
-      <w:r>
-        <w:rPr>
-          <w:rtl w:val="true"/>
-        </w:rPr>
-        <w:t>»</w:t>
-      </w:r>
-      <w:r>
-        <w:rPr>
-          <w:rtl w:val="true"/>
-        </w:rPr>
-        <w:t xml:space="preserve">، أو مدير المدرسة من </w:t>
-      </w:r>
-      <w:r>
-        <w:rPr>
-          <w:rtl w:val="true"/>
-        </w:rPr>
-        <w:t>«</w:t>
-      </w:r>
-      <w:r>
-        <w:rPr>
-          <w:rtl w:val="true"/>
-        </w:rPr>
-        <w:t>الموظفون والحسابات</w:t>
-      </w:r>
-      <w:r>
-        <w:rPr>
-          <w:rtl w:val="true"/>
-        </w:rPr>
-        <w:t>»</w:t>
-      </w:r>
-      <w:r>
-        <w:rPr>
-          <w:rtl w:val="true"/>
-        </w:rPr>
-        <w:t xml:space="preserve">، أو المشرف من </w:t>
-      </w:r>
-      <w:r>
-        <w:rPr>
-          <w:rtl w:val="true"/>
-        </w:rPr>
-        <w:t>«</w:t>
-      </w:r>
-      <w:r>
-        <w:rPr>
-          <w:rtl w:val="true"/>
-        </w:rPr>
-        <w:t>إدارة المستخدمين</w:t>
-      </w:r>
-      <w:r>
-        <w:rPr>
-          <w:rtl w:val="true"/>
-        </w:rPr>
-        <w:t xml:space="preserve">». </w:t>
-      </w:r>
-    </w:p>
-    <w:p>
-      <w:pPr>
-        <w:pStyle w:val="TextBody"/>
-        <w:numPr>
-          <w:ilvl w:val="0"/>
-          <w:numId w:val="31"/>
-        </w:numPr>
-        <w:tabs>
-          <w:tab w:val="clear" w:pos="1134"/>
-          <w:tab w:val="left" w:pos="709" w:leader="none"/>
-        </w:tabs>
-        <w:bidi w:val="1"/>
-        <w:ind w:left="709" w:firstLine="992"/>
-        <w:jc w:val="right"/>
-        <w:rPr/>
-      </w:pPr>
-      <w:r>
-        <w:rPr>
-          <w:rStyle w:val="StrongEmphasis"/>
-          <w:rtl w:val="true"/>
-        </w:rPr>
-        <w:t xml:space="preserve">اضغط </w:t>
-      </w:r>
-      <w:r>
-        <w:rPr>
-          <w:rStyle w:val="StrongEmphasis"/>
-          <w:rtl w:val="true"/>
-        </w:rPr>
-        <w:t>«</w:t>
-      </w:r>
-      <w:r>
-        <w:rPr>
-          <w:rStyle w:val="StrongEmphasis"/>
-          <w:rtl w:val="true"/>
-        </w:rPr>
-        <w:t>إرسال رسالة تجريبية</w:t>
-      </w:r>
-      <w:r>
-        <w:rPr>
-          <w:rStyle w:val="StrongEmphasis"/>
-          <w:rtl w:val="true"/>
-        </w:rPr>
-        <w:t>»</w:t>
-      </w:r>
-      <w:r>
-        <w:rPr>
-          <w:rtl w:val="true"/>
-        </w:rPr>
-        <w:t>للتأكد أن الرسالة وصلته وحده</w:t>
-      </w:r>
-      <w:r>
-        <w:rPr>
-          <w:rtl w:val="true"/>
-        </w:rPr>
-        <w:t xml:space="preserve">. </w:t>
-      </w:r>
-    </w:p>
-    <w:p>
-      <w:pPr>
-        <w:pStyle w:val="TextBody"/>
-        <w:bidi w:val="1"/>
-        <w:spacing w:before="0" w:after="0"/>
-        <w:jc w:val="right"/>
-        <w:rPr/>
-      </w:pPr>
-      <w:r>
-        <w:rPr>
-          <w:rStyle w:val="StrongEmphasis"/>
-          <w:rtl w:val="true"/>
-        </w:rPr>
-        <w:t>السلوك التلقائي</w:t>
-      </w:r>
-      <w:r>
-        <w:rPr>
-          <w:rtl w:val="true"/>
-        </w:rPr>
-        <w:t xml:space="preserve"> إن رُبطت المحادثة الشخصية فتُرسل رسائل ذلك المعلم إليه وحده ويظهر عليها وسم </w:t>
-      </w:r>
-      <w:r>
-        <w:rPr>
-          <w:rStyle w:val="StrongEmphasis"/>
-          <w:rtl w:val="true"/>
-        </w:rPr>
-        <w:t>«</w:t>
-      </w:r>
-      <w:r>
-        <w:rPr>
-          <w:rStyle w:val="StrongEmphasis"/>
-          <w:rtl w:val="true"/>
-        </w:rPr>
-        <w:t>خاصة</w:t>
-      </w:r>
-      <w:r>
-        <w:rPr>
-          <w:rStyle w:val="StrongEmphasis"/>
-          <w:rtl w:val="true"/>
-        </w:rPr>
-        <w:t>»</w:t>
-      </w:r>
-      <w:r>
-        <w:rPr>
-          <w:rtl w:val="true"/>
-        </w:rPr>
-        <w:t xml:space="preserve"> </w:t>
-      </w:r>
-      <w:r>
-        <w:rPr>
-          <w:rtl w:val="true"/>
-        </w:rPr>
-        <w:t xml:space="preserve">في </w:t>
-      </w:r>
-      <w:r>
-        <w:rPr>
-          <w:rtl w:val="true"/>
-        </w:rPr>
-        <w:t>«</w:t>
-      </w:r>
-      <w:r>
-        <w:rPr>
-          <w:rtl w:val="true"/>
-        </w:rPr>
-        <w:t>سجل تلقرام</w:t>
-      </w:r>
-      <w:r>
-        <w:rPr>
-          <w:rtl w:val="true"/>
-        </w:rPr>
-        <w:t>»</w:t>
-      </w:r>
-      <w:r>
-        <w:rPr>
-          <w:rtl w:val="true"/>
-        </w:rPr>
-        <w:t xml:space="preserve">؛ وإن لم تُربط تعود الرسالة إلى </w:t>
-      </w:r>
-      <w:r>
-        <w:rPr>
-          <w:rStyle w:val="StrongEmphasis"/>
-          <w:rtl w:val="true"/>
-        </w:rPr>
-        <w:t>مجموعة المدرسة</w:t>
-      </w:r>
-      <w:r>
-        <w:rPr>
-          <w:rtl w:val="true"/>
-        </w:rPr>
-        <w:t xml:space="preserve"> كما قبل — دون أي إعداد إضافي</w:t>
-      </w:r>
-      <w:r>
-        <w:rPr>
-          <w:rtl w:val="true"/>
-        </w:rPr>
-        <w:t>.</w:t>
-      </w:r>
-    </w:p>
-    <w:p>
-      <w:pPr>
-        <w:pStyle w:val="TextBody"/>
-        <w:bidi w:val="1"/>
-        <w:spacing w:before="0" w:after="0"/>
-        <w:jc w:val="right"/>
-        <w:rPr/>
-      </w:pPr>
-      <w:r>
-        <w:rPr>
-          <w:rStyle w:val="StrongEmphasis"/>
-          <w:rtl w:val="true"/>
-        </w:rPr>
-        <w:t>تنبيه</w:t>
-      </w:r>
-      <w:r>
-        <w:rPr>
-          <w:rtl w:val="true"/>
-        </w:rPr>
-        <w:t xml:space="preserve"> رقم جوال المعلم وحده لا يكفي</w:t>
-      </w:r>
-      <w:r>
-        <w:rPr>
-          <w:rtl w:val="true"/>
-        </w:rPr>
-        <w:t xml:space="preserve">: </w:t>
-      </w:r>
-      <w:r>
-        <w:rPr>
-          <w:rtl w:val="true"/>
-        </w:rPr>
-        <w:t xml:space="preserve">بوت تلقرام لا يستطيع مراسلة رقم، بل يحتاج </w:t>
-      </w:r>
-      <w:r>
-        <w:rPr>
-          <w:rStyle w:val="SourceText"/>
-        </w:rPr>
-        <w:t>chat_id</w:t>
-      </w:r>
-      <w:r>
-        <w:rPr>
-          <w:rtl w:val="true"/>
-        </w:rPr>
-        <w:t xml:space="preserve"> </w:t>
-      </w:r>
-      <w:r>
-        <w:rPr>
-          <w:rtl w:val="true"/>
-        </w:rPr>
-        <w:t>حصل عليه بعد أن يبدأ المستخدم محادثة مع البوت</w:t>
-      </w:r>
-      <w:r>
-        <w:rPr>
-          <w:rtl w:val="true"/>
-        </w:rPr>
-        <w:t>.</w:t>
-      </w:r>
-    </w:p>
-    <w:p>
-      <w:pPr>
-        <w:pStyle w:val="TextBody"/>
-        <w:bidi w:val="1"/>
-        <w:jc w:val="right"/>
-        <w:rPr/>
-      </w:pPr>
-      <w:r>
-        <w:rPr/>
-        <w:t>14</w:t>
-      </w:r>
-    </w:p>
-    <w:p>
-      <w:pPr>
-        <w:pStyle w:val="Heading2"/>
-        <w:bidi w:val="1"/>
-        <w:jc w:val="right"/>
-        <w:rPr/>
-      </w:pPr>
-      <w:r>
-        <w:rPr>
-          <w:rtl w:val="true"/>
-        </w:rPr>
-        <w:t>إدارة الحسابات</w:t>
-      </w:r>
-    </w:p>
-    <w:p>
-      <w:pPr>
-        <w:pStyle w:val="TextBody"/>
-        <w:bidi w:val="1"/>
-        <w:spacing w:before="0" w:after="150"/>
-        <w:jc w:val="right"/>
-        <w:rPr/>
-      </w:pPr>
-      <w:r>
-        <w:rPr>
-          <w:rtl w:val="true"/>
-        </w:rPr>
-        <w:t>من يستخدمها</w:t>
-      </w:r>
-      <w:r>
-        <w:rPr>
-          <w:rtl w:val="true"/>
-        </w:rPr>
-        <w:t xml:space="preserve">: </w:t>
-      </w:r>
-      <w:r>
-        <w:rPr>
-          <w:rtl w:val="true"/>
-        </w:rPr>
-        <w:t xml:space="preserve">مدير المدرسة ووكيل شؤون الطلاب </w:t>
-      </w:r>
-      <w:r>
-        <w:rPr>
-          <w:rStyle w:val="SourceText"/>
-        </w:rPr>
-        <w:t>principal</w:t>
-      </w:r>
-      <w:r>
-        <w:rPr/>
-        <w:t xml:space="preserve"> · </w:t>
-      </w:r>
-      <w:r>
-        <w:rPr>
-          <w:rStyle w:val="SourceText"/>
-        </w:rPr>
-        <w:t>deputy</w:t>
-      </w:r>
-      <w:r>
-        <w:rPr>
-          <w:rtl w:val="true"/>
-        </w:rPr>
-        <w:t>.</w:t>
-      </w:r>
-    </w:p>
-    <w:p>
-      <w:pPr>
-        <w:pStyle w:val="Heading3"/>
-        <w:bidi w:val="1"/>
-        <w:jc w:val="right"/>
-        <w:rPr/>
-      </w:pPr>
-      <w:r>
-        <w:rPr>
-          <w:rtl w:val="true"/>
-        </w:rPr>
-        <w:t>إيقاف</w:t>
-      </w:r>
-      <w:r>
-        <w:rPr>
-          <w:rtl w:val="true"/>
-        </w:rPr>
-        <w:t>/</w:t>
-      </w:r>
-      <w:r>
-        <w:rPr>
-          <w:rtl w:val="true"/>
-        </w:rPr>
-        <w:t>تفعيل حسابات الطلاب كلهم بضغطة</w:t>
       </w:r>
     </w:p>
     <w:p>
@@ -18189,46 +18279,40 @@
           <w:rStyle w:val="StrongEmphasis"/>
           <w:rtl w:val="true"/>
         </w:rPr>
-        <w:t xml:space="preserve">افتح </w:t>
+        <w:t xml:space="preserve">أرسل </w:t>
+      </w:r>
+      <w:r>
+        <w:rPr>
+          <w:rStyle w:val="SourceText"/>
+          <w:rtl w:val="true"/>
+        </w:rPr>
+        <w:t>/</w:t>
+      </w:r>
+      <w:r>
+        <w:rPr>
+          <w:rStyle w:val="SourceText"/>
+        </w:rPr>
+        <w:t>start</w:t>
       </w:r>
       <w:r>
         <w:rPr>
           <w:rStyle w:val="StrongEmphasis"/>
           <w:rtl w:val="true"/>
         </w:rPr>
-        <w:t>«</w:t>
+        <w:t xml:space="preserve"> </w:t>
       </w:r>
       <w:r>
         <w:rPr>
           <w:rStyle w:val="StrongEmphasis"/>
           <w:rtl w:val="true"/>
         </w:rPr>
-        <w:t>إدارة الحسابات ← حسابات الطلاب</w:t>
-      </w:r>
-      <w:r>
-        <w:rPr>
-          <w:rStyle w:val="StrongEmphasis"/>
-          <w:rtl w:val="true"/>
-        </w:rPr>
-        <w:t>»</w:t>
-      </w:r>
-      <w:r>
-        <w:rPr>
-          <w:rtl w:val="true"/>
-        </w:rPr>
-        <w:t>تظهر البطاقات</w:t>
-      </w:r>
-      <w:r>
-        <w:rPr>
-          <w:rtl w:val="true"/>
-        </w:rPr>
-        <w:t xml:space="preserve">: </w:t>
-      </w:r>
-      <w:r>
-        <w:rPr>
-          <w:rtl w:val="true"/>
-        </w:rPr>
-        <w:t>إجمالي الحسابات، حسابات الطلاب، الموقوفة، وبانتظار الاعتماد</w:t>
+        <w:t>للبوت</w:t>
+      </w:r>
+      <w:r>
+        <w:rPr>
+          <w:rtl w:val="true"/>
+        </w:rPr>
+        <w:t>من حساب المعلم حتى يتمكّن البوت من مراسلته</w:t>
       </w:r>
       <w:r>
         <w:rPr>
@@ -18259,55 +18343,50 @@
           <w:rStyle w:val="StrongEmphasis"/>
           <w:rtl w:val="true"/>
         </w:rPr>
-        <w:t>اختر النطاق</w:t>
-      </w:r>
-      <w:r>
-        <w:rPr>
-          <w:rtl w:val="true"/>
-        </w:rPr>
-        <w:t xml:space="preserve">كل الفصول، أو فصلًا محدّدًا من القائمة — وأيضًا تصفية بالحالة </w:t>
-      </w:r>
-      <w:r>
-        <w:rPr>
-          <w:rtl w:val="true"/>
-        </w:rPr>
-        <w:t>(</w:t>
-      </w:r>
-      <w:r>
-        <w:rPr>
-          <w:rtl w:val="true"/>
-        </w:rPr>
-        <w:t>نشط</w:t>
-      </w:r>
-      <w:r>
-        <w:rPr>
-          <w:rtl w:val="true"/>
-        </w:rPr>
-        <w:t>/</w:t>
-      </w:r>
-      <w:r>
-        <w:rPr>
-          <w:rtl w:val="true"/>
-        </w:rPr>
-        <w:t>موقوف</w:t>
-      </w:r>
-      <w:r>
-        <w:rPr>
-          <w:rtl w:val="true"/>
-        </w:rPr>
-        <w:t>/</w:t>
-      </w:r>
-      <w:r>
-        <w:rPr>
-          <w:rtl w:val="true"/>
-        </w:rPr>
-        <w:t>بانتظار الاعتماد</w:t>
-      </w:r>
-      <w:r>
-        <w:rPr>
-          <w:rtl w:val="true"/>
-        </w:rPr>
-        <w:t xml:space="preserve">). </w:t>
+        <w:t xml:space="preserve">اعرف </w:t>
+      </w:r>
+      <w:r>
+        <w:rPr>
+          <w:rStyle w:val="SourceText"/>
+        </w:rPr>
+        <w:t>chat_id</w:t>
+      </w:r>
+      <w:r>
+        <w:rPr>
+          <w:rtl w:val="true"/>
+        </w:rPr>
+        <w:t xml:space="preserve">افتح </w:t>
+      </w:r>
+      <w:r>
+        <w:rPr>
+          <w:rStyle w:val="SourceText"/>
+          <w:rtl w:val="true"/>
+        </w:rPr>
+        <w:t>@</w:t>
+      </w:r>
+      <w:r>
+        <w:rPr>
+          <w:rStyle w:val="SourceText"/>
+        </w:rPr>
+        <w:t>userinfobot</w:t>
+      </w:r>
+      <w:r>
+        <w:rPr>
+          <w:rtl w:val="true"/>
+        </w:rPr>
+        <w:t xml:space="preserve"> </w:t>
+      </w:r>
+      <w:r>
+        <w:rPr>
+          <w:rtl w:val="true"/>
+        </w:rPr>
+        <w:t>وأرسل أي رسالة — سيرد بمعرّفك الرقمي</w:t>
+      </w:r>
+      <w:r>
+        <w:rPr>
+          <w:rtl w:val="true"/>
+        </w:rPr>
+        <w:t xml:space="preserve">. </w:t>
       </w:r>
     </w:p>
     <w:p>
@@ -18332,53 +18411,52 @@
           <w:rStyle w:val="StrongEmphasis"/>
           <w:rtl w:val="true"/>
         </w:rPr>
-        <w:t xml:space="preserve">اضغط </w:t>
-      </w:r>
-      <w:r>
-        <w:rPr>
-          <w:rStyle w:val="StrongEmphasis"/>
+        <w:t>أدخل المعرّف</w:t>
+      </w:r>
+      <w:r>
+        <w:rPr>
+          <w:rtl w:val="true"/>
+        </w:rPr>
+        <w:t xml:space="preserve">المعلم نفسه من </w:t>
+      </w:r>
+      <w:r>
+        <w:rPr>
           <w:rtl w:val="true"/>
         </w:rPr>
         <w:t>«</w:t>
       </w:r>
       <w:r>
         <w:rPr>
-          <w:rStyle w:val="StrongEmphasis"/>
-          <w:rtl w:val="true"/>
-        </w:rPr>
-        <w:t>إيقاف كل الطلاب</w:t>
-      </w:r>
-      <w:r>
-        <w:rPr>
-          <w:rStyle w:val="StrongEmphasis"/>
-          <w:rtl w:val="true"/>
-        </w:rPr>
-        <w:t xml:space="preserve">» </w:t>
-      </w:r>
-      <w:r>
-        <w:rPr>
-          <w:rStyle w:val="StrongEmphasis"/>
-          <w:rtl w:val="true"/>
-        </w:rPr>
-        <w:t xml:space="preserve">أو </w:t>
-      </w:r>
-      <w:r>
-        <w:rPr>
-          <w:rStyle w:val="StrongEmphasis"/>
+          <w:rtl w:val="true"/>
+        </w:rPr>
+        <w:t>الرسائل الخاصة ← ربط تلقرام</w:t>
+      </w:r>
+      <w:r>
+        <w:rPr>
+          <w:rtl w:val="true"/>
+        </w:rPr>
+        <w:t>»</w:t>
+      </w:r>
+      <w:r>
+        <w:rPr>
+          <w:rtl w:val="true"/>
+        </w:rPr>
+        <w:t xml:space="preserve">، أو مدير المدرسة من </w:t>
+      </w:r>
+      <w:r>
+        <w:rPr>
           <w:rtl w:val="true"/>
         </w:rPr>
         <w:t>«</w:t>
       </w:r>
       <w:r>
         <w:rPr>
-          <w:rStyle w:val="StrongEmphasis"/>
-          <w:rtl w:val="true"/>
-        </w:rPr>
-        <w:t>تفعيل كل الطلاب</w:t>
-      </w:r>
-      <w:r>
-        <w:rPr>
-          <w:rStyle w:val="StrongEmphasis"/>
+          <w:rtl w:val="true"/>
+        </w:rPr>
+        <w:t>الموظفون والحسابات</w:t>
+      </w:r>
+      <w:r>
+        <w:rPr>
           <w:rtl w:val="true"/>
         </w:rPr>
         <w:t>»</w:t>
@@ -18387,13 +18465,25 @@
         <w:rPr>
           <w:rtl w:val="true"/>
         </w:rPr>
-        <w:t>فيُؤكَّد الطلب ثم تُطبَّق الحالة على الجميع بضغطة واحدة، مع رسالة بعدد الحسابات التي تغيّرت</w:t>
-      </w:r>
-      <w:r>
-        <w:rPr>
-          <w:rtl w:val="true"/>
-        </w:rPr>
-        <w:t xml:space="preserve">. </w:t>
+        <w:t xml:space="preserve">، أو المشرف من </w:t>
+      </w:r>
+      <w:r>
+        <w:rPr>
+          <w:rtl w:val="true"/>
+        </w:rPr>
+        <w:t>«</w:t>
+      </w:r>
+      <w:r>
+        <w:rPr>
+          <w:rtl w:val="true"/>
+        </w:rPr>
+        <w:t>إدارة المستخدمين</w:t>
+      </w:r>
+      <w:r>
+        <w:rPr>
+          <w:rtl w:val="true"/>
+        </w:rPr>
+        <w:t xml:space="preserve">». </w:t>
       </w:r>
     </w:p>
     <w:p>
@@ -18402,6 +18492,549 @@
         <w:numPr>
           <w:ilvl w:val="0"/>
           <w:numId w:val="32"/>
+        </w:numPr>
+        <w:tabs>
+          <w:tab w:val="clear" w:pos="1134"/>
+          <w:tab w:val="left" w:pos="709" w:leader="none"/>
+        </w:tabs>
+        <w:bidi w:val="1"/>
+        <w:ind w:left="709" w:firstLine="992"/>
+        <w:jc w:val="right"/>
+        <w:rPr/>
+      </w:pPr>
+      <w:r>
+        <w:rPr>
+          <w:rStyle w:val="StrongEmphasis"/>
+          <w:rtl w:val="true"/>
+        </w:rPr>
+        <w:t xml:space="preserve">اضغط </w:t>
+      </w:r>
+      <w:r>
+        <w:rPr>
+          <w:rStyle w:val="StrongEmphasis"/>
+          <w:rtl w:val="true"/>
+        </w:rPr>
+        <w:t>«</w:t>
+      </w:r>
+      <w:r>
+        <w:rPr>
+          <w:rStyle w:val="StrongEmphasis"/>
+          <w:rtl w:val="true"/>
+        </w:rPr>
+        <w:t>إرسال رسالة تجريبية</w:t>
+      </w:r>
+      <w:r>
+        <w:rPr>
+          <w:rStyle w:val="StrongEmphasis"/>
+          <w:rtl w:val="true"/>
+        </w:rPr>
+        <w:t>»</w:t>
+      </w:r>
+      <w:r>
+        <w:rPr>
+          <w:rtl w:val="true"/>
+        </w:rPr>
+        <w:t>للتأكد أن الرسالة وصلته وحده</w:t>
+      </w:r>
+      <w:r>
+        <w:rPr>
+          <w:rtl w:val="true"/>
+        </w:rPr>
+        <w:t xml:space="preserve">. </w:t>
+      </w:r>
+    </w:p>
+    <w:p>
+      <w:pPr>
+        <w:pStyle w:val="TextBody"/>
+        <w:bidi w:val="1"/>
+        <w:spacing w:before="0" w:after="0"/>
+        <w:jc w:val="right"/>
+        <w:rPr/>
+      </w:pPr>
+      <w:r>
+        <w:rPr>
+          <w:rStyle w:val="StrongEmphasis"/>
+          <w:rtl w:val="true"/>
+        </w:rPr>
+        <w:t>السلوك التلقائي</w:t>
+      </w:r>
+      <w:r>
+        <w:rPr>
+          <w:rtl w:val="true"/>
+        </w:rPr>
+        <w:t xml:space="preserve"> إن رُبطت المحادثة الشخصية فتُرسل رسائل ذلك المعلم إليه وحده ويظهر عليها وسم </w:t>
+      </w:r>
+      <w:r>
+        <w:rPr>
+          <w:rStyle w:val="StrongEmphasis"/>
+          <w:rtl w:val="true"/>
+        </w:rPr>
+        <w:t>«</w:t>
+      </w:r>
+      <w:r>
+        <w:rPr>
+          <w:rStyle w:val="StrongEmphasis"/>
+          <w:rtl w:val="true"/>
+        </w:rPr>
+        <w:t>خاصة</w:t>
+      </w:r>
+      <w:r>
+        <w:rPr>
+          <w:rStyle w:val="StrongEmphasis"/>
+          <w:rtl w:val="true"/>
+        </w:rPr>
+        <w:t>»</w:t>
+      </w:r>
+      <w:r>
+        <w:rPr>
+          <w:rtl w:val="true"/>
+        </w:rPr>
+        <w:t xml:space="preserve"> </w:t>
+      </w:r>
+      <w:r>
+        <w:rPr>
+          <w:rtl w:val="true"/>
+        </w:rPr>
+        <w:t xml:space="preserve">في </w:t>
+      </w:r>
+      <w:r>
+        <w:rPr>
+          <w:rtl w:val="true"/>
+        </w:rPr>
+        <w:t>«</w:t>
+      </w:r>
+      <w:r>
+        <w:rPr>
+          <w:rtl w:val="true"/>
+        </w:rPr>
+        <w:t>سجل تلقرام</w:t>
+      </w:r>
+      <w:r>
+        <w:rPr>
+          <w:rtl w:val="true"/>
+        </w:rPr>
+        <w:t>»</w:t>
+      </w:r>
+      <w:r>
+        <w:rPr>
+          <w:rtl w:val="true"/>
+        </w:rPr>
+        <w:t xml:space="preserve">؛ وإن لم تُربط تعود الرسالة إلى </w:t>
+      </w:r>
+      <w:r>
+        <w:rPr>
+          <w:rStyle w:val="StrongEmphasis"/>
+          <w:rtl w:val="true"/>
+        </w:rPr>
+        <w:t>مجموعة المدرسة</w:t>
+      </w:r>
+      <w:r>
+        <w:rPr>
+          <w:rtl w:val="true"/>
+        </w:rPr>
+        <w:t xml:space="preserve"> كما قبل — دون أي إعداد إضافي</w:t>
+      </w:r>
+      <w:r>
+        <w:rPr>
+          <w:rtl w:val="true"/>
+        </w:rPr>
+        <w:t>.</w:t>
+      </w:r>
+    </w:p>
+    <w:p>
+      <w:pPr>
+        <w:pStyle w:val="TextBody"/>
+        <w:bidi w:val="1"/>
+        <w:spacing w:before="0" w:after="0"/>
+        <w:jc w:val="right"/>
+        <w:rPr/>
+      </w:pPr>
+      <w:r>
+        <w:rPr>
+          <w:rStyle w:val="StrongEmphasis"/>
+          <w:rtl w:val="true"/>
+        </w:rPr>
+        <w:t>تنبيه</w:t>
+      </w:r>
+      <w:r>
+        <w:rPr>
+          <w:rtl w:val="true"/>
+        </w:rPr>
+        <w:t xml:space="preserve"> رقم جوال المعلم وحده لا يكفي</w:t>
+      </w:r>
+      <w:r>
+        <w:rPr>
+          <w:rtl w:val="true"/>
+        </w:rPr>
+        <w:t xml:space="preserve">: </w:t>
+      </w:r>
+      <w:r>
+        <w:rPr>
+          <w:rtl w:val="true"/>
+        </w:rPr>
+        <w:t xml:space="preserve">بوت تلقرام لا يستطيع مراسلة رقم، بل يحتاج </w:t>
+      </w:r>
+      <w:r>
+        <w:rPr>
+          <w:rStyle w:val="SourceText"/>
+        </w:rPr>
+        <w:t>chat_id</w:t>
+      </w:r>
+      <w:r>
+        <w:rPr>
+          <w:rtl w:val="true"/>
+        </w:rPr>
+        <w:t xml:space="preserve"> </w:t>
+      </w:r>
+      <w:r>
+        <w:rPr>
+          <w:rtl w:val="true"/>
+        </w:rPr>
+        <w:t>حصل عليه بعد أن يبدأ المستخدم محادثة مع البوت</w:t>
+      </w:r>
+      <w:r>
+        <w:rPr>
+          <w:rtl w:val="true"/>
+        </w:rPr>
+        <w:t>.</w:t>
+      </w:r>
+    </w:p>
+    <w:p>
+      <w:pPr>
+        <w:pStyle w:val="TextBody"/>
+        <w:bidi w:val="1"/>
+        <w:jc w:val="right"/>
+        <w:rPr/>
+      </w:pPr>
+      <w:r>
+        <w:rPr/>
+        <w:t>14</w:t>
+      </w:r>
+    </w:p>
+    <w:p>
+      <w:pPr>
+        <w:pStyle w:val="Heading2"/>
+        <w:bidi w:val="1"/>
+        <w:jc w:val="right"/>
+        <w:rPr/>
+      </w:pPr>
+      <w:r>
+        <w:rPr>
+          <w:rtl w:val="true"/>
+        </w:rPr>
+        <w:t>إدارة الحسابات</w:t>
+      </w:r>
+    </w:p>
+    <w:p>
+      <w:pPr>
+        <w:pStyle w:val="TextBody"/>
+        <w:bidi w:val="1"/>
+        <w:spacing w:before="0" w:after="150"/>
+        <w:jc w:val="right"/>
+        <w:rPr/>
+      </w:pPr>
+      <w:r>
+        <w:rPr>
+          <w:rtl w:val="true"/>
+        </w:rPr>
+        <w:t>من يستخدمها</w:t>
+      </w:r>
+      <w:r>
+        <w:rPr>
+          <w:rtl w:val="true"/>
+        </w:rPr>
+        <w:t xml:space="preserve">: </w:t>
+      </w:r>
+      <w:r>
+        <w:rPr>
+          <w:rtl w:val="true"/>
+        </w:rPr>
+        <w:t xml:space="preserve">مدير المدرسة ووكيل شؤون الطلاب </w:t>
+      </w:r>
+      <w:r>
+        <w:rPr>
+          <w:rStyle w:val="SourceText"/>
+        </w:rPr>
+        <w:t>principal</w:t>
+      </w:r>
+      <w:r>
+        <w:rPr/>
+        <w:t xml:space="preserve"> · </w:t>
+      </w:r>
+      <w:r>
+        <w:rPr>
+          <w:rStyle w:val="SourceText"/>
+        </w:rPr>
+        <w:t>deputy</w:t>
+      </w:r>
+      <w:r>
+        <w:rPr>
+          <w:rtl w:val="true"/>
+        </w:rPr>
+        <w:t>.</w:t>
+      </w:r>
+    </w:p>
+    <w:p>
+      <w:pPr>
+        <w:pStyle w:val="Heading3"/>
+        <w:bidi w:val="1"/>
+        <w:jc w:val="right"/>
+        <w:rPr/>
+      </w:pPr>
+      <w:r>
+        <w:rPr>
+          <w:rtl w:val="true"/>
+        </w:rPr>
+        <w:t>إيقاف</w:t>
+      </w:r>
+      <w:r>
+        <w:rPr>
+          <w:rtl w:val="true"/>
+        </w:rPr>
+        <w:t>/</w:t>
+      </w:r>
+      <w:r>
+        <w:rPr>
+          <w:rtl w:val="true"/>
+        </w:rPr>
+        <w:t>تفعيل حسابات الطلاب كلهم بضغطة</w:t>
+      </w:r>
+    </w:p>
+    <w:p>
+      <w:pPr>
+        <w:pStyle w:val="TextBody"/>
+        <w:numPr>
+          <w:ilvl w:val="0"/>
+          <w:numId w:val="33"/>
+        </w:numPr>
+        <w:tabs>
+          <w:tab w:val="clear" w:pos="1134"/>
+          <w:tab w:val="left" w:pos="709" w:leader="none"/>
+        </w:tabs>
+        <w:bidi w:val="1"/>
+        <w:spacing w:before="0" w:after="0"/>
+        <w:ind w:left="709" w:firstLine="992"/>
+        <w:jc w:val="right"/>
+        <w:rPr/>
+      </w:pPr>
+      <w:r>
+        <w:rPr>
+          <w:rStyle w:val="StrongEmphasis"/>
+          <w:rtl w:val="true"/>
+        </w:rPr>
+        <w:t xml:space="preserve">افتح </w:t>
+      </w:r>
+      <w:r>
+        <w:rPr>
+          <w:rStyle w:val="StrongEmphasis"/>
+          <w:rtl w:val="true"/>
+        </w:rPr>
+        <w:t>«</w:t>
+      </w:r>
+      <w:r>
+        <w:rPr>
+          <w:rStyle w:val="StrongEmphasis"/>
+          <w:rtl w:val="true"/>
+        </w:rPr>
+        <w:t>إدارة الحسابات ← حسابات الطلاب</w:t>
+      </w:r>
+      <w:r>
+        <w:rPr>
+          <w:rStyle w:val="StrongEmphasis"/>
+          <w:rtl w:val="true"/>
+        </w:rPr>
+        <w:t>»</w:t>
+      </w:r>
+      <w:r>
+        <w:rPr>
+          <w:rtl w:val="true"/>
+        </w:rPr>
+        <w:t>تظهر البطاقات</w:t>
+      </w:r>
+      <w:r>
+        <w:rPr>
+          <w:rtl w:val="true"/>
+        </w:rPr>
+        <w:t xml:space="preserve">: </w:t>
+      </w:r>
+      <w:r>
+        <w:rPr>
+          <w:rtl w:val="true"/>
+        </w:rPr>
+        <w:t>إجمالي الحسابات، حسابات الطلاب، الموقوفة، وبانتظار الاعتماد</w:t>
+      </w:r>
+      <w:r>
+        <w:rPr>
+          <w:rtl w:val="true"/>
+        </w:rPr>
+        <w:t xml:space="preserve">. </w:t>
+      </w:r>
+    </w:p>
+    <w:p>
+      <w:pPr>
+        <w:pStyle w:val="TextBody"/>
+        <w:numPr>
+          <w:ilvl w:val="0"/>
+          <w:numId w:val="33"/>
+        </w:numPr>
+        <w:tabs>
+          <w:tab w:val="clear" w:pos="1134"/>
+          <w:tab w:val="left" w:pos="709" w:leader="none"/>
+        </w:tabs>
+        <w:bidi w:val="1"/>
+        <w:spacing w:before="0" w:after="0"/>
+        <w:ind w:left="709" w:firstLine="992"/>
+        <w:jc w:val="right"/>
+        <w:rPr/>
+      </w:pPr>
+      <w:r>
+        <w:rPr>
+          <w:rStyle w:val="StrongEmphasis"/>
+          <w:rtl w:val="true"/>
+        </w:rPr>
+        <w:t>اختر النطاق</w:t>
+      </w:r>
+      <w:r>
+        <w:rPr>
+          <w:rtl w:val="true"/>
+        </w:rPr>
+        <w:t xml:space="preserve">كل الفصول، أو فصلًا محدّدًا من القائمة — وأيضًا تصفية بالحالة </w:t>
+      </w:r>
+      <w:r>
+        <w:rPr>
+          <w:rtl w:val="true"/>
+        </w:rPr>
+        <w:t>(</w:t>
+      </w:r>
+      <w:r>
+        <w:rPr>
+          <w:rtl w:val="true"/>
+        </w:rPr>
+        <w:t>نشط</w:t>
+      </w:r>
+      <w:r>
+        <w:rPr>
+          <w:rtl w:val="true"/>
+        </w:rPr>
+        <w:t>/</w:t>
+      </w:r>
+      <w:r>
+        <w:rPr>
+          <w:rtl w:val="true"/>
+        </w:rPr>
+        <w:t>موقوف</w:t>
+      </w:r>
+      <w:r>
+        <w:rPr>
+          <w:rtl w:val="true"/>
+        </w:rPr>
+        <w:t>/</w:t>
+      </w:r>
+      <w:r>
+        <w:rPr>
+          <w:rtl w:val="true"/>
+        </w:rPr>
+        <w:t>بانتظار الاعتماد</w:t>
+      </w:r>
+      <w:r>
+        <w:rPr>
+          <w:rtl w:val="true"/>
+        </w:rPr>
+        <w:t xml:space="preserve">). </w:t>
+      </w:r>
+    </w:p>
+    <w:p>
+      <w:pPr>
+        <w:pStyle w:val="TextBody"/>
+        <w:numPr>
+          <w:ilvl w:val="0"/>
+          <w:numId w:val="33"/>
+        </w:numPr>
+        <w:tabs>
+          <w:tab w:val="clear" w:pos="1134"/>
+          <w:tab w:val="left" w:pos="709" w:leader="none"/>
+        </w:tabs>
+        <w:bidi w:val="1"/>
+        <w:spacing w:before="0" w:after="0"/>
+        <w:ind w:left="709" w:firstLine="992"/>
+        <w:jc w:val="right"/>
+        <w:rPr/>
+      </w:pPr>
+      <w:r>
+        <w:rPr>
+          <w:rStyle w:val="StrongEmphasis"/>
+          <w:rtl w:val="true"/>
+        </w:rPr>
+        <w:t xml:space="preserve">اضغط </w:t>
+      </w:r>
+      <w:r>
+        <w:rPr>
+          <w:rStyle w:val="StrongEmphasis"/>
+          <w:rtl w:val="true"/>
+        </w:rPr>
+        <w:t>«</w:t>
+      </w:r>
+      <w:r>
+        <w:rPr>
+          <w:rStyle w:val="StrongEmphasis"/>
+          <w:rtl w:val="true"/>
+        </w:rPr>
+        <w:t>إيقاف كل الطلاب</w:t>
+      </w:r>
+      <w:r>
+        <w:rPr>
+          <w:rStyle w:val="StrongEmphasis"/>
+          <w:rtl w:val="true"/>
+        </w:rPr>
+        <w:t xml:space="preserve">» </w:t>
+      </w:r>
+      <w:r>
+        <w:rPr>
+          <w:rStyle w:val="StrongEmphasis"/>
+          <w:rtl w:val="true"/>
+        </w:rPr>
+        <w:t xml:space="preserve">أو </w:t>
+      </w:r>
+      <w:r>
+        <w:rPr>
+          <w:rStyle w:val="StrongEmphasis"/>
+          <w:rtl w:val="true"/>
+        </w:rPr>
+        <w:t>«</w:t>
+      </w:r>
+      <w:r>
+        <w:rPr>
+          <w:rStyle w:val="StrongEmphasis"/>
+          <w:rtl w:val="true"/>
+        </w:rPr>
+        <w:t>تفعيل كل الطلاب</w:t>
+      </w:r>
+      <w:r>
+        <w:rPr>
+          <w:rStyle w:val="StrongEmphasis"/>
+          <w:rtl w:val="true"/>
+        </w:rPr>
+        <w:t>»</w:t>
+      </w:r>
+      <w:r>
+        <w:rPr>
+          <w:rtl w:val="true"/>
+        </w:rPr>
+        <w:t>فيُؤكَّد الطلب ثم تُطبَّق الحالة على الجميع بضغطة واحدة، مع رسالة بعدد الحسابات التي تغيّرت</w:t>
+      </w:r>
+      <w:r>
+        <w:rPr>
+          <w:rtl w:val="true"/>
+        </w:rPr>
+        <w:t xml:space="preserve">. </w:t>
+      </w:r>
+    </w:p>
+    <w:p>
+      <w:pPr>
+        <w:pStyle w:val="TextBody"/>
+        <w:numPr>
+          <w:ilvl w:val="0"/>
+          <w:numId w:val="33"/>
         </w:numPr>
         <w:tabs>
           <w:tab w:val="clear" w:pos="1134"/>
@@ -27743,6 +28376,125 @@
   <w:abstractNum w:abstractNumId="33">
     <w:lvl w:ilvl="0">
       <w:start w:val="1"/>
+      <w:numFmt w:val="decimal"/>
+      <w:lvlText w:val="%1."/>
+      <w:lvlJc w:val="left"/>
+      <w:pPr>
+        <w:tabs>
+          <w:tab w:val="num" w:pos="709"/>
+        </w:tabs>
+        <w:ind w:left="709" w:hanging="283"/>
+      </w:pPr>
+      <w:rPr/>
+    </w:lvl>
+    <w:lvl w:ilvl="1">
+      <w:start w:val="1"/>
+      <w:numFmt w:val="decimal"/>
+      <w:lvlText w:val="%2."/>
+      <w:lvlJc w:val="left"/>
+      <w:pPr>
+        <w:tabs>
+          <w:tab w:val="num" w:pos="1418"/>
+        </w:tabs>
+        <w:ind w:left="1418" w:hanging="283"/>
+      </w:pPr>
+      <w:rPr/>
+    </w:lvl>
+    <w:lvl w:ilvl="2">
+      <w:start w:val="1"/>
+      <w:numFmt w:val="decimal"/>
+      <w:lvlText w:val="%3."/>
+      <w:lvlJc w:val="left"/>
+      <w:pPr>
+        <w:tabs>
+          <w:tab w:val="num" w:pos="2127"/>
+        </w:tabs>
+        <w:ind w:left="2127" w:hanging="283"/>
+      </w:pPr>
+      <w:rPr/>
+    </w:lvl>
+    <w:lvl w:ilvl="3">
+      <w:start w:val="1"/>
+      <w:numFmt w:val="decimal"/>
+      <w:lvlText w:val="%4."/>
+      <w:lvlJc w:val="left"/>
+      <w:pPr>
+        <w:tabs>
+          <w:tab w:val="num" w:pos="2836"/>
+        </w:tabs>
+        <w:ind w:left="2836" w:hanging="283"/>
+      </w:pPr>
+      <w:rPr/>
+    </w:lvl>
+    <w:lvl w:ilvl="4">
+      <w:start w:val="1"/>
+      <w:numFmt w:val="decimal"/>
+      <w:lvlText w:val="%5."/>
+      <w:lvlJc w:val="left"/>
+      <w:pPr>
+        <w:tabs>
+          <w:tab w:val="num" w:pos="3545"/>
+        </w:tabs>
+        <w:ind w:left="3545" w:hanging="283"/>
+      </w:pPr>
+      <w:rPr/>
+    </w:lvl>
+    <w:lvl w:ilvl="5">
+      <w:start w:val="1"/>
+      <w:numFmt w:val="decimal"/>
+      <w:lvlText w:val="%6."/>
+      <w:lvlJc w:val="left"/>
+      <w:pPr>
+        <w:tabs>
+          <w:tab w:val="num" w:pos="4254"/>
+        </w:tabs>
+        <w:ind w:left="4254" w:hanging="283"/>
+      </w:pPr>
+      <w:rPr/>
+    </w:lvl>
+    <w:lvl w:ilvl="6">
+      <w:start w:val="1"/>
+      <w:numFmt w:val="decimal"/>
+      <w:lvlText w:val="%7."/>
+      <w:lvlJc w:val="left"/>
+      <w:pPr>
+        <w:tabs>
+          <w:tab w:val="num" w:pos="4963"/>
+        </w:tabs>
+        <w:ind w:left="4963" w:hanging="283"/>
+      </w:pPr>
+      <w:rPr/>
+    </w:lvl>
+    <w:lvl w:ilvl="7">
+      <w:start w:val="1"/>
+      <w:numFmt w:val="decimal"/>
+      <w:lvlText w:val="%8."/>
+      <w:lvlJc w:val="left"/>
+      <w:pPr>
+        <w:tabs>
+          <w:tab w:val="num" w:pos="5672"/>
+        </w:tabs>
+        <w:ind w:left="5672" w:hanging="283"/>
+      </w:pPr>
+      <w:rPr/>
+    </w:lvl>
+    <w:lvl w:ilvl="8">
+      <w:start w:val="1"/>
+      <w:numFmt w:val="decimal"/>
+      <w:lvlText w:val="%9."/>
+      <w:lvlJc w:val="left"/>
+      <w:pPr>
+        <w:tabs>
+          <w:tab w:val="num" w:pos="6381"/>
+        </w:tabs>
+        <w:ind w:left="6381" w:hanging="283"/>
+      </w:pPr>
+      <w:rPr/>
+    </w:lvl>
+  </w:abstractNum>
+  <w:abstractNum w:abstractNumId="34">
+    <w:lvl w:ilvl="0">
+      <w:start w:val="1"/>
       <w:numFmt w:val="none"/>
       <w:suff w:val="nothing"/>
       <w:lvlText w:val="%1"/>
@@ -27961,6 +28713,9 @@
   </w:num>
   <w:num w:numId="33">
     <w:abstractNumId w:val="33"/>
+  </w:num>
+  <w:num w:numId="34">
+    <w:abstractNumId w:val="34"/>
   </w:num>
 </w:numbering>
 </file>

--- a/d21448/دليل-منصة-تابعني-للمدارس.docx
+++ b/d21448/دليل-منصة-تابعني-للمدارس.docx
@@ -4910,32 +4910,20 @@
         <w:rPr>
           <w:rtl w:val="true"/>
         </w:rPr>
-        <w:t xml:space="preserve"> كل موظف </w:t>
-      </w:r>
-      <w:r>
-        <w:rPr>
-          <w:rStyle w:val="StrongEmphasis"/>
-          <w:rtl w:val="true"/>
-        </w:rPr>
-        <w:t>ربط محادثة تلقرام شخصية</w:t>
-      </w:r>
-      <w:r>
-        <w:rPr>
-          <w:rtl w:val="true"/>
-        </w:rPr>
-        <w:t xml:space="preserve"> بحسابه </w:t>
-      </w:r>
-      <w:r>
-        <w:rPr>
-          <w:rtl w:val="true"/>
-        </w:rPr>
-        <w:t>(</w:t>
-      </w:r>
-      <w:r>
-        <w:rPr>
-          <w:rtl w:val="true"/>
-        </w:rPr>
-        <w:t xml:space="preserve">معلم </w:t>
+        <w:t xml:space="preserve"> على </w:t>
+      </w:r>
+      <w:r>
+        <w:rPr>
+          <w:rStyle w:val="StrongEmphasis"/>
+          <w:rtl w:val="true"/>
+        </w:rPr>
+        <w:t>كل الحسابات عدا الطلاب</w:t>
+      </w:r>
+      <w:r>
+        <w:rPr>
+          <w:rtl w:val="true"/>
+        </w:rPr>
+        <w:t xml:space="preserve"> — معلم </w:t>
       </w:r>
       <w:r>
         <w:rPr>
@@ -4983,32 +4971,63 @@
         <w:rPr>
           <w:rtl w:val="true"/>
         </w:rPr>
-        <w:t>أي موظف</w:t>
-      </w:r>
-      <w:r>
-        <w:rPr>
-          <w:rtl w:val="true"/>
-        </w:rPr>
-        <w:t xml:space="preserve">). </w:t>
-      </w:r>
-      <w:r>
-        <w:rPr>
-          <w:rtl w:val="true"/>
-        </w:rPr>
-        <w:t xml:space="preserve">ومن لم يربط محادثة بعد يدخل بكلمة المرور وحدها حتى يربطها — ويمكن للإدارة جعل التحقق </w:t>
-      </w:r>
-      <w:r>
-        <w:rPr>
-          <w:rStyle w:val="StrongEmphasis"/>
-          <w:rtl w:val="true"/>
-        </w:rPr>
-        <w:t>إلزاميًا للجميع</w:t>
-      </w:r>
-      <w:r>
-        <w:rPr>
-          <w:rtl w:val="true"/>
-        </w:rPr>
-        <w:t xml:space="preserve"> من </w:t>
+        <w:t xml:space="preserve">أي موظف — وهو </w:t>
+      </w:r>
+      <w:r>
+        <w:rPr>
+          <w:rStyle w:val="StrongEmphasis"/>
+          <w:rtl w:val="true"/>
+        </w:rPr>
+        <w:t>إلزامي افتراضيًا</w:t>
+      </w:r>
+      <w:r>
+        <w:rPr>
+          <w:rtl w:val="true"/>
+        </w:rPr>
+        <w:t xml:space="preserve">: </w:t>
+      </w:r>
+      <w:r>
+        <w:rPr>
+          <w:rtl w:val="true"/>
+        </w:rPr>
+        <w:t>من لم يربط محادثة لا يستطيع الدخول حتى يربطها</w:t>
+      </w:r>
+      <w:r>
+        <w:rPr>
+          <w:rtl w:val="true"/>
+        </w:rPr>
+        <w:t xml:space="preserve">. </w:t>
+      </w:r>
+      <w:r>
+        <w:rPr>
+          <w:rtl w:val="true"/>
+        </w:rPr>
+        <w:t xml:space="preserve">ويُستثنى </w:t>
+      </w:r>
+      <w:r>
+        <w:rPr>
+          <w:rStyle w:val="StrongEmphasis"/>
+          <w:rtl w:val="true"/>
+        </w:rPr>
+        <w:t>المشرف العام</w:t>
+      </w:r>
+      <w:r>
+        <w:rPr>
+          <w:rtl w:val="true"/>
+        </w:rPr>
+        <w:t xml:space="preserve"> من المنع دائمًا</w:t>
+      </w:r>
+      <w:r>
+        <w:rPr>
+          <w:rtl w:val="true"/>
+        </w:rPr>
+        <w:t xml:space="preserve">. </w:t>
+      </w:r>
+      <w:r>
+        <w:rPr>
+          <w:rtl w:val="true"/>
+        </w:rPr>
+        <w:t xml:space="preserve">ويمكن إيقاف الإلزام من </w:t>
       </w:r>
       <w:r>
         <w:rPr>
@@ -5026,19 +5045,7 @@
         <w:rPr>
           <w:rtl w:val="true"/>
         </w:rPr>
-        <w:t xml:space="preserve">». </w:t>
-      </w:r>
-      <w:r>
-        <w:rPr>
-          <w:rtl w:val="true"/>
-        </w:rPr>
-        <w:t>ولا يخضع الطلاب لهذه المرحلة</w:t>
-      </w:r>
-      <w:r>
-        <w:rPr>
-          <w:rtl w:val="true"/>
-        </w:rPr>
-        <w:t>.</w:t>
+        <w:t>».</w:t>
       </w:r>
     </w:p>
     <w:p>
@@ -5054,7 +5061,7 @@
           <w:rStyle w:val="StrongEmphasis"/>
           <w:rtl w:val="true"/>
         </w:rPr>
-        <w:t>مهم قبل الإلزام</w:t>
+        <w:t>ترتيب التهيئة</w:t>
       </w:r>
       <w:r>
         <w:rPr>
@@ -5073,7 +5080,31 @@
         <w:rPr>
           <w:rtl w:val="true"/>
         </w:rPr>
-        <w:t xml:space="preserve"> أولًا، ثم شغّل الإلزام — وإلا فقد يمنع التحقق الدخول على من لم يربط بعد</w:t>
+        <w:t xml:space="preserve"> أولًا ثم بقية الموظفين — وإلا منع التحققُ الدخولَ على من لم يربط</w:t>
+      </w:r>
+      <w:r>
+        <w:rPr>
+          <w:rtl w:val="true"/>
+        </w:rPr>
+        <w:t xml:space="preserve">. </w:t>
+      </w:r>
+      <w:r>
+        <w:rPr>
+          <w:rtl w:val="true"/>
+        </w:rPr>
+        <w:t>ولتجربة المنصة بلا محادثات مربوطة</w:t>
+      </w:r>
+      <w:r>
+        <w:rPr>
+          <w:rtl w:val="true"/>
+        </w:rPr>
+        <w:t xml:space="preserve">: </w:t>
+      </w:r>
+      <w:r>
+        <w:rPr>
+          <w:rtl w:val="true"/>
+        </w:rPr>
+        <w:t>أوقف الإلزام من الإعدادات</w:t>
       </w:r>
       <w:r>
         <w:rPr>
@@ -7144,7 +7175,6 @@
       <w:pPr>
         <w:pStyle w:val="TextBody"/>
         <w:bidi w:val="1"/>
-        <w:spacing w:before="0" w:after="0"/>
         <w:jc w:val="right"/>
         <w:rPr/>
       </w:pPr>
@@ -7222,46 +7252,34 @@
     </w:p>
     <w:p>
       <w:pPr>
+        <w:pStyle w:val="Heading3"/>
+        <w:bidi w:val="1"/>
+        <w:jc w:val="right"/>
+        <w:rPr/>
+      </w:pPr>
+      <w:r>
+        <w:rPr>
+          <w:rtl w:val="true"/>
+        </w:rPr>
+        <w:t>إيقاف</w:t>
+      </w:r>
+      <w:r>
+        <w:rPr>
+          <w:rtl w:val="true"/>
+        </w:rPr>
+        <w:t>/</w:t>
+      </w:r>
+      <w:r>
+        <w:rPr>
+          <w:rtl w:val="true"/>
+        </w:rPr>
+        <w:t>تفعيل دخول الطلاب — لكل المنصّة</w:t>
+      </w:r>
+    </w:p>
+    <w:p>
+      <w:pPr>
         <w:pStyle w:val="TextBody"/>
         <w:bidi w:val="1"/>
-        <w:jc w:val="right"/>
-        <w:rPr/>
-      </w:pPr>
-      <w:r>
-        <w:rPr/>
-        <w:t>5</w:t>
-      </w:r>
-    </w:p>
-    <w:p>
-      <w:pPr>
-        <w:pStyle w:val="Heading2"/>
-        <w:bidi w:val="1"/>
-        <w:jc w:val="right"/>
-        <w:rPr/>
-      </w:pPr>
-      <w:r>
-        <w:rPr>
-          <w:rtl w:val="true"/>
-        </w:rPr>
-        <w:t>المدير</w:t>
-      </w:r>
-      <w:r>
-        <w:rPr>
-          <w:rtl w:val="true"/>
-        </w:rPr>
-        <w:t xml:space="preserve">: </w:t>
-      </w:r>
-      <w:r>
-        <w:rPr>
-          <w:rtl w:val="true"/>
-        </w:rPr>
-        <w:t>الحسابات واستيراد نور وإسناد المواد</w:t>
-      </w:r>
-    </w:p>
-    <w:p>
-      <w:pPr>
-        <w:pStyle w:val="TextBody"/>
-        <w:bidi w:val="1"/>
         <w:spacing w:before="0" w:after="150"/>
         <w:jc w:val="right"/>
         <w:rPr/>
@@ -7270,57 +7288,26 @@
         <w:rPr>
           <w:rtl w:val="true"/>
         </w:rPr>
-        <w:t>من يستخدمها</w:t>
-      </w:r>
-      <w:r>
-        <w:rPr>
-          <w:rtl w:val="true"/>
-        </w:rPr>
-        <w:t xml:space="preserve">: </w:t>
-      </w:r>
-      <w:r>
-        <w:rPr>
-          <w:rtl w:val="true"/>
-        </w:rPr>
-        <w:t xml:space="preserve">مدير المدرسة </w:t>
-      </w:r>
-      <w:r>
-        <w:rPr>
-          <w:rStyle w:val="SourceText"/>
-        </w:rPr>
-        <w:t>principal</w:t>
+        <w:t xml:space="preserve">من لوحة المشرف العام يمكن </w:t>
+      </w:r>
+      <w:r>
+        <w:rPr>
+          <w:rStyle w:val="StrongEmphasis"/>
+          <w:rtl w:val="true"/>
+        </w:rPr>
+        <w:t>إيقاف دخول كل الطلاب في كل المدارس</w:t>
+      </w:r>
+      <w:r>
+        <w:rPr>
+          <w:rtl w:val="true"/>
+        </w:rPr>
+        <w:t xml:space="preserve"> بضغطة واحدة، ثم تفعيلهم — مفيد في الإجازات أو عند وجود خلل، أو قبل بدء التشغيل الفعلي</w:t>
       </w:r>
       <w:r>
         <w:rPr>
           <w:rtl w:val="true"/>
         </w:rPr>
         <w:t>.</w:t>
-      </w:r>
-    </w:p>
-    <w:p>
-      <w:pPr>
-        <w:pStyle w:val="Heading3"/>
-        <w:bidi w:val="1"/>
-        <w:jc w:val="right"/>
-        <w:rPr/>
-      </w:pPr>
-      <w:r>
-        <w:rPr>
-          <w:rtl w:val="true"/>
-        </w:rPr>
-        <w:t>أ</w:t>
-      </w:r>
-      <w:r>
-        <w:rPr>
-          <w:rtl w:val="true"/>
-        </w:rPr>
-        <w:t xml:space="preserve">) </w:t>
-      </w:r>
-      <w:r>
-        <w:rPr>
-          <w:rtl w:val="true"/>
-        </w:rPr>
-        <w:t>إنشاء الحسابات</w:t>
       </w:r>
     </w:p>
     <w:p>
@@ -7345,34 +7332,37 @@
           <w:rStyle w:val="StrongEmphasis"/>
           <w:rtl w:val="true"/>
         </w:rPr>
-        <w:t xml:space="preserve">افتح </w:t>
-      </w:r>
-      <w:r>
-        <w:rPr>
-          <w:rStyle w:val="StrongEmphasis"/>
+        <w:t>المؤشّر على اللوحة</w:t>
+      </w:r>
+      <w:r>
+        <w:rPr>
+          <w:rtl w:val="true"/>
+        </w:rPr>
+        <w:t xml:space="preserve">بطاقة </w:t>
+      </w:r>
+      <w:r>
+        <w:rPr>
           <w:rtl w:val="true"/>
         </w:rPr>
         <w:t>«</w:t>
       </w:r>
       <w:r>
         <w:rPr>
-          <w:rStyle w:val="StrongEmphasis"/>
-          <w:rtl w:val="true"/>
-        </w:rPr>
-        <w:t>الموظفون والحسابات</w:t>
-      </w:r>
-      <w:r>
-        <w:rPr>
-          <w:rStyle w:val="StrongEmphasis"/>
-          <w:rtl w:val="true"/>
-        </w:rPr>
-        <w:t>»</w:t>
-      </w:r>
-      <w:r>
-        <w:rPr>
-          <w:rtl w:val="true"/>
-        </w:rPr>
-        <w:t>وأنشئ حسابات الوكيل والتوجيه والمعلمين ومسؤولي الخدمات</w:t>
+          <w:rtl w:val="true"/>
+        </w:rPr>
+        <w:t>حسابات الطلاب</w:t>
+      </w:r>
+      <w:r>
+        <w:rPr>
+          <w:rtl w:val="true"/>
+        </w:rPr>
+        <w:t xml:space="preserve">» </w:t>
+      </w:r>
+      <w:r>
+        <w:rPr>
+          <w:rtl w:val="true"/>
+        </w:rPr>
+        <w:t>تُظهر الإجمالي وعدد الموقوفة، وزر إجراء سريع ينقلك للوحدة</w:t>
       </w:r>
       <w:r>
         <w:rPr>
@@ -7403,13 +7393,58 @@
           <w:rStyle w:val="StrongEmphasis"/>
           <w:rtl w:val="true"/>
         </w:rPr>
-        <w:t>أنشئ كل حساب بدوره</w:t>
-      </w:r>
-      <w:r>
-        <w:rPr>
-          <w:rtl w:val="true"/>
-        </w:rPr>
-        <w:t xml:space="preserve">وعند اختيار دور المعلم يمكن تحديد فصوله ومواده بقوائم متسلسلة </w:t>
+        <w:t xml:space="preserve">افتح </w:t>
+      </w:r>
+      <w:r>
+        <w:rPr>
+          <w:rStyle w:val="StrongEmphasis"/>
+          <w:rtl w:val="true"/>
+        </w:rPr>
+        <w:t>«</w:t>
+      </w:r>
+      <w:r>
+        <w:rPr>
+          <w:rStyle w:val="StrongEmphasis"/>
+          <w:rtl w:val="true"/>
+        </w:rPr>
+        <w:t>إدارة المستخدمين</w:t>
+      </w:r>
+      <w:r>
+        <w:rPr>
+          <w:rStyle w:val="StrongEmphasis"/>
+          <w:rtl w:val="true"/>
+        </w:rPr>
+        <w:t>»</w:t>
+      </w:r>
+      <w:r>
+        <w:rPr>
+          <w:rtl w:val="true"/>
+        </w:rPr>
+        <w:t xml:space="preserve">تجد في الأسفل لوحة </w:t>
+      </w:r>
+      <w:r>
+        <w:rPr>
+          <w:rtl w:val="true"/>
+        </w:rPr>
+        <w:t>«</w:t>
+      </w:r>
+      <w:r>
+        <w:rPr>
+          <w:rtl w:val="true"/>
+        </w:rPr>
+        <w:t>حسابات الطلاب — التحكم العام</w:t>
+      </w:r>
+      <w:r>
+        <w:rPr>
+          <w:rtl w:val="true"/>
+        </w:rPr>
+        <w:t xml:space="preserve">» </w:t>
+      </w:r>
+      <w:r>
+        <w:rPr>
+          <w:rtl w:val="true"/>
+        </w:rPr>
+        <w:t xml:space="preserve">مع إحصاء لكل مدرسة </w:t>
       </w:r>
       <w:r>
         <w:rPr>
@@ -7421,7 +7456,31 @@
         <w:rPr>
           <w:rtl w:val="true"/>
         </w:rPr>
-        <w:t>المرحلة ← الصف ← الشعبة</w:t>
+        <w:t xml:space="preserve">الحسابات </w:t>
+      </w:r>
+      <w:r>
+        <w:rPr>
+          <w:rtl w:val="true"/>
+        </w:rPr>
+        <w:t xml:space="preserve">· </w:t>
+      </w:r>
+      <w:r>
+        <w:rPr>
+          <w:rtl w:val="true"/>
+        </w:rPr>
+        <w:t xml:space="preserve">النشطة </w:t>
+      </w:r>
+      <w:r>
+        <w:rPr>
+          <w:rtl w:val="true"/>
+        </w:rPr>
+        <w:t xml:space="preserve">· </w:t>
+      </w:r>
+      <w:r>
+        <w:rPr>
+          <w:rtl w:val="true"/>
+        </w:rPr>
+        <w:t>الموقوفة</w:t>
       </w:r>
       <w:r>
         <w:rPr>
@@ -7442,6 +7501,7 @@
           <w:tab w:val="left" w:pos="709" w:leader="none"/>
         </w:tabs>
         <w:bidi w:val="1"/>
+        <w:spacing w:before="0" w:after="0"/>
         <w:ind w:left="709" w:firstLine="992"/>
         <w:jc w:val="right"/>
         <w:rPr/>
@@ -7451,13 +7511,48 @@
           <w:rStyle w:val="StrongEmphasis"/>
           <w:rtl w:val="true"/>
         </w:rPr>
-        <w:t>لا تظهر إلا مواد مراحل المدرسة</w:t>
-      </w:r>
-      <w:r>
-        <w:rPr>
-          <w:rtl w:val="true"/>
-        </w:rPr>
-        <w:t>فلا يمكن إسناد مادة من مرحلة لا تشملها المدرسة</w:t>
+        <w:t xml:space="preserve">اضغط </w:t>
+      </w:r>
+      <w:r>
+        <w:rPr>
+          <w:rStyle w:val="StrongEmphasis"/>
+          <w:rtl w:val="true"/>
+        </w:rPr>
+        <w:t>«</w:t>
+      </w:r>
+      <w:r>
+        <w:rPr>
+          <w:rStyle w:val="StrongEmphasis"/>
+          <w:rtl w:val="true"/>
+        </w:rPr>
+        <w:t xml:space="preserve">إيقاف كل الطلاب </w:t>
+      </w:r>
+      <w:r>
+        <w:rPr>
+          <w:rStyle w:val="StrongEmphasis"/>
+          <w:rtl w:val="true"/>
+        </w:rPr>
+        <w:t>(</w:t>
+      </w:r>
+      <w:r>
+        <w:rPr>
+          <w:rStyle w:val="StrongEmphasis"/>
+          <w:rtl w:val="true"/>
+        </w:rPr>
+        <w:t>المنصّة كلها</w:t>
+      </w:r>
+      <w:r>
+        <w:rPr>
+          <w:rStyle w:val="StrongEmphasis"/>
+          <w:rtl w:val="true"/>
+        </w:rPr>
+        <w:t>)»</w:t>
+      </w:r>
+      <w:r>
+        <w:rPr>
+          <w:rtl w:val="true"/>
+        </w:rPr>
+        <w:t>يُطلب تأكيد، ثم يُوقف كل الحسابات ويُعرض عدد المتغيّر</w:t>
       </w:r>
       <w:r>
         <w:rPr>
@@ -7468,6 +7563,375 @@
     </w:p>
     <w:p>
       <w:pPr>
+        <w:pStyle w:val="TextBody"/>
+        <w:numPr>
+          <w:ilvl w:val="0"/>
+          <w:numId w:val="8"/>
+        </w:numPr>
+        <w:tabs>
+          <w:tab w:val="clear" w:pos="1134"/>
+          <w:tab w:val="left" w:pos="709" w:leader="none"/>
+        </w:tabs>
+        <w:bidi w:val="1"/>
+        <w:spacing w:before="0" w:after="0"/>
+        <w:ind w:left="709" w:firstLine="992"/>
+        <w:jc w:val="right"/>
+        <w:rPr/>
+      </w:pPr>
+      <w:r>
+        <w:rPr>
+          <w:rStyle w:val="StrongEmphasis"/>
+          <w:rtl w:val="true"/>
+        </w:rPr>
+        <w:t>أو تحكّم بمدرسة واحدة</w:t>
+      </w:r>
+      <w:r>
+        <w:rPr>
+          <w:rtl w:val="true"/>
+        </w:rPr>
+        <w:t>من جدول المدارس</w:t>
+      </w:r>
+      <w:r>
+        <w:rPr>
+          <w:rtl w:val="true"/>
+        </w:rPr>
+        <w:t>: «</w:t>
+      </w:r>
+      <w:r>
+        <w:rPr>
+          <w:rtl w:val="true"/>
+        </w:rPr>
+        <w:t xml:space="preserve">إيقاف المدرسة </w:t>
+      </w:r>
+      <w:r>
+        <w:rPr>
+          <w:rtl w:val="true"/>
+        </w:rPr>
+        <w:t xml:space="preserve">/ </w:t>
+      </w:r>
+      <w:r>
+        <w:rPr>
+          <w:rtl w:val="true"/>
+        </w:rPr>
+        <w:t>تفعيل المدرسة</w:t>
+      </w:r>
+      <w:r>
+        <w:rPr>
+          <w:rtl w:val="true"/>
+        </w:rPr>
+        <w:t xml:space="preserve">». </w:t>
+      </w:r>
+    </w:p>
+    <w:p>
+      <w:pPr>
+        <w:pStyle w:val="TextBody"/>
+        <w:numPr>
+          <w:ilvl w:val="0"/>
+          <w:numId w:val="8"/>
+        </w:numPr>
+        <w:tabs>
+          <w:tab w:val="clear" w:pos="1134"/>
+          <w:tab w:val="left" w:pos="709" w:leader="none"/>
+        </w:tabs>
+        <w:bidi w:val="1"/>
+        <w:ind w:left="709" w:firstLine="992"/>
+        <w:jc w:val="right"/>
+        <w:rPr/>
+      </w:pPr>
+      <w:r>
+        <w:rPr>
+          <w:rStyle w:val="StrongEmphasis"/>
+          <w:rtl w:val="true"/>
+        </w:rPr>
+        <w:t>لتفعيلهم مجددًا</w:t>
+      </w:r>
+      <w:r>
+        <w:rPr>
+          <w:rtl w:val="true"/>
+        </w:rPr>
+        <w:t xml:space="preserve">الزر نفسه يتحوّل إلى </w:t>
+      </w:r>
+      <w:r>
+        <w:rPr>
+          <w:rtl w:val="true"/>
+        </w:rPr>
+        <w:t>«</w:t>
+      </w:r>
+      <w:r>
+        <w:rPr>
+          <w:rtl w:val="true"/>
+        </w:rPr>
+        <w:t>تفعيل كل الطلاب</w:t>
+      </w:r>
+      <w:r>
+        <w:rPr>
+          <w:rtl w:val="true"/>
+        </w:rPr>
+        <w:t xml:space="preserve">» — </w:t>
+      </w:r>
+      <w:r>
+        <w:rPr>
+          <w:rtl w:val="true"/>
+        </w:rPr>
+        <w:t>ويعود الطلاب للدخول فورًا</w:t>
+      </w:r>
+      <w:r>
+        <w:rPr>
+          <w:rtl w:val="true"/>
+        </w:rPr>
+        <w:t xml:space="preserve">. </w:t>
+      </w:r>
+    </w:p>
+    <w:p>
+      <w:pPr>
+        <w:pStyle w:val="TextBody"/>
+        <w:bidi w:val="1"/>
+        <w:spacing w:before="0" w:after="0"/>
+        <w:jc w:val="right"/>
+        <w:rPr/>
+      </w:pPr>
+      <w:r>
+        <w:rPr>
+          <w:rStyle w:val="StrongEmphasis"/>
+          <w:rtl w:val="true"/>
+        </w:rPr>
+        <w:t>بلا أثر ضائع</w:t>
+      </w:r>
+      <w:r>
+        <w:rPr>
+          <w:rtl w:val="true"/>
+        </w:rPr>
+        <w:t xml:space="preserve"> كل عملية تُقيَّد في </w:t>
+      </w:r>
+      <w:r>
+        <w:rPr>
+          <w:rStyle w:val="StrongEmphasis"/>
+          <w:rtl w:val="true"/>
+        </w:rPr>
+        <w:t>سجل التدقيق</w:t>
+      </w:r>
+      <w:r>
+        <w:rPr>
+          <w:rtl w:val="true"/>
+        </w:rPr>
+        <w:t xml:space="preserve"> باسمك ووقتك، ويُرسل </w:t>
+      </w:r>
+      <w:r>
+        <w:rPr>
+          <w:rStyle w:val="StrongEmphasis"/>
+          <w:rtl w:val="true"/>
+        </w:rPr>
+        <w:t>إشعار</w:t>
+      </w:r>
+      <w:r>
+        <w:rPr>
+          <w:rtl w:val="true"/>
+        </w:rPr>
+        <w:t xml:space="preserve"> لمدير المدرسة والوكيل والمشرف العام</w:t>
+      </w:r>
+      <w:r>
+        <w:rPr>
+          <w:rtl w:val="true"/>
+        </w:rPr>
+        <w:t xml:space="preserve">. </w:t>
+      </w:r>
+      <w:r>
+        <w:rPr>
+          <w:rtl w:val="true"/>
+        </w:rPr>
+        <w:t xml:space="preserve">ويمكن تصدير كشف حساب الطلاب </w:t>
+      </w:r>
+      <w:r>
+        <w:rPr>
+          <w:rtl w:val="true"/>
+        </w:rPr>
+        <w:t>(</w:t>
+      </w:r>
+      <w:r>
+        <w:rPr>
+          <w:rtl w:val="true"/>
+        </w:rPr>
+        <w:t>بالمدرسة والفصل والحالة</w:t>
+      </w:r>
+      <w:r>
+        <w:rPr>
+          <w:rtl w:val="true"/>
+        </w:rPr>
+        <w:t xml:space="preserve">) </w:t>
+      </w:r>
+      <w:r>
+        <w:rPr>
+          <w:rtl w:val="true"/>
+        </w:rPr>
+        <w:t xml:space="preserve">كملف </w:t>
+      </w:r>
+      <w:r>
+        <w:rPr/>
+        <w:t>CSV</w:t>
+      </w:r>
+      <w:r>
+        <w:rPr>
+          <w:rtl w:val="true"/>
+        </w:rPr>
+        <w:t>.</w:t>
+      </w:r>
+    </w:p>
+    <w:p>
+      <w:pPr>
+        <w:pStyle w:val="TextBody"/>
+        <w:bidi w:val="1"/>
+        <w:spacing w:before="0" w:after="0"/>
+        <w:jc w:val="right"/>
+        <w:rPr/>
+      </w:pPr>
+      <w:r>
+        <w:rPr>
+          <w:rStyle w:val="StrongEmphasis"/>
+          <w:rtl w:val="true"/>
+        </w:rPr>
+        <w:t>الطالب الموقوف</w:t>
+      </w:r>
+      <w:r>
+        <w:rPr>
+          <w:rtl w:val="true"/>
+        </w:rPr>
+        <w:t xml:space="preserve"> لا يستطيع الدخول، وتظهر له رسالة </w:t>
+      </w:r>
+      <w:r>
+        <w:rPr>
+          <w:rtl w:val="true"/>
+        </w:rPr>
+        <w:t>«</w:t>
+      </w:r>
+      <w:r>
+        <w:rPr>
+          <w:rtl w:val="true"/>
+        </w:rPr>
+        <w:t>الحساب موقوف — راجع مدير المدرسة</w:t>
+      </w:r>
+      <w:r>
+        <w:rPr>
+          <w:rtl w:val="true"/>
+        </w:rPr>
+        <w:t xml:space="preserve">». </w:t>
+      </w:r>
+      <w:r>
+        <w:rPr>
+          <w:rtl w:val="true"/>
+        </w:rPr>
+        <w:t xml:space="preserve">وهذا الإيقاف </w:t>
+      </w:r>
+      <w:r>
+        <w:rPr>
+          <w:rStyle w:val="StrongEmphasis"/>
+          <w:rtl w:val="true"/>
+        </w:rPr>
+        <w:t>عام على المنصّة</w:t>
+      </w:r>
+      <w:r>
+        <w:rPr>
+          <w:rtl w:val="true"/>
+        </w:rPr>
+        <w:t xml:space="preserve">، ويختلف عن إيقاف الوكيل لحسابات مدرسته من </w:t>
+      </w:r>
+      <w:r>
+        <w:rPr>
+          <w:rtl w:val="true"/>
+        </w:rPr>
+        <w:t>«</w:t>
+      </w:r>
+      <w:r>
+        <w:rPr>
+          <w:rtl w:val="true"/>
+        </w:rPr>
+        <w:t>إدارة الحسابات</w:t>
+      </w:r>
+      <w:r>
+        <w:rPr>
+          <w:rtl w:val="true"/>
+        </w:rPr>
+        <w:t>».</w:t>
+      </w:r>
+    </w:p>
+    <w:p>
+      <w:pPr>
+        <w:pStyle w:val="TextBody"/>
+        <w:bidi w:val="1"/>
+        <w:jc w:val="right"/>
+        <w:rPr/>
+      </w:pPr>
+      <w:r>
+        <w:rPr/>
+        <w:t>5</w:t>
+      </w:r>
+    </w:p>
+    <w:p>
+      <w:pPr>
+        <w:pStyle w:val="Heading2"/>
+        <w:bidi w:val="1"/>
+        <w:jc w:val="right"/>
+        <w:rPr/>
+      </w:pPr>
+      <w:r>
+        <w:rPr>
+          <w:rtl w:val="true"/>
+        </w:rPr>
+        <w:t>المدير</w:t>
+      </w:r>
+      <w:r>
+        <w:rPr>
+          <w:rtl w:val="true"/>
+        </w:rPr>
+        <w:t xml:space="preserve">: </w:t>
+      </w:r>
+      <w:r>
+        <w:rPr>
+          <w:rtl w:val="true"/>
+        </w:rPr>
+        <w:t>الحسابات واستيراد نور وإسناد المواد</w:t>
+      </w:r>
+    </w:p>
+    <w:p>
+      <w:pPr>
+        <w:pStyle w:val="TextBody"/>
+        <w:bidi w:val="1"/>
+        <w:spacing w:before="0" w:after="150"/>
+        <w:jc w:val="right"/>
+        <w:rPr/>
+      </w:pPr>
+      <w:r>
+        <w:rPr>
+          <w:rtl w:val="true"/>
+        </w:rPr>
+        <w:t>من يستخدمها</w:t>
+      </w:r>
+      <w:r>
+        <w:rPr>
+          <w:rtl w:val="true"/>
+        </w:rPr>
+        <w:t xml:space="preserve">: </w:t>
+      </w:r>
+      <w:r>
+        <w:rPr>
+          <w:rtl w:val="true"/>
+        </w:rPr>
+        <w:t xml:space="preserve">مدير المدرسة </w:t>
+      </w:r>
+      <w:r>
+        <w:rPr>
+          <w:rStyle w:val="SourceText"/>
+        </w:rPr>
+        <w:t>principal</w:t>
+      </w:r>
+      <w:r>
+        <w:rPr>
+          <w:rtl w:val="true"/>
+        </w:rPr>
+        <w:t>.</w:t>
+      </w:r>
+    </w:p>
+    <w:p>
+      <w:pPr>
         <w:pStyle w:val="Heading3"/>
         <w:bidi w:val="1"/>
         <w:jc w:val="right"/>
@@ -7477,7 +7941,7 @@
         <w:rPr>
           <w:rtl w:val="true"/>
         </w:rPr>
-        <w:t>ب</w:t>
+        <w:t>أ</w:t>
       </w:r>
       <w:r>
         <w:rPr>
@@ -7489,7 +7953,7 @@
         <w:rPr>
           <w:rtl w:val="true"/>
         </w:rPr>
-        <w:t>اعتماد طلبات التسجيل</w:t>
+        <w:t>إنشاء الحسابات</w:t>
       </w:r>
     </w:p>
     <w:p>
@@ -7514,55 +7978,40 @@
           <w:rStyle w:val="StrongEmphasis"/>
           <w:rtl w:val="true"/>
         </w:rPr>
-        <w:t>يسجّل الموظف نفسه</w:t>
-      </w:r>
-      <w:r>
-        <w:rPr>
-          <w:rtl w:val="true"/>
-        </w:rPr>
-        <w:t xml:space="preserve">من </w:t>
-      </w:r>
-      <w:r>
-        <w:rPr>
+        <w:t xml:space="preserve">افتح </w:t>
+      </w:r>
+      <w:r>
+        <w:rPr>
+          <w:rStyle w:val="StrongEmphasis"/>
           <w:rtl w:val="true"/>
         </w:rPr>
         <w:t>«</w:t>
       </w:r>
       <w:r>
         <w:rPr>
-          <w:rtl w:val="true"/>
-        </w:rPr>
-        <w:t>إنشاء حساب جديد</w:t>
-      </w:r>
-      <w:r>
-        <w:rPr>
-          <w:rtl w:val="true"/>
-        </w:rPr>
-        <w:t xml:space="preserve">» </w:t>
-      </w:r>
-      <w:r>
-        <w:rPr>
-          <w:rtl w:val="true"/>
-        </w:rPr>
-        <w:t xml:space="preserve">فيصل طلبه بحالة </w:t>
-      </w:r>
-      <w:r>
-        <w:rPr>
-          <w:rtl w:val="true"/>
-        </w:rPr>
-        <w:t>«</w:t>
-      </w:r>
-      <w:r>
-        <w:rPr>
-          <w:rtl w:val="true"/>
-        </w:rPr>
-        <w:t>بانتظار الاعتماد</w:t>
-      </w:r>
-      <w:r>
-        <w:rPr>
-          <w:rtl w:val="true"/>
-        </w:rPr>
-        <w:t xml:space="preserve">». </w:t>
+          <w:rStyle w:val="StrongEmphasis"/>
+          <w:rtl w:val="true"/>
+        </w:rPr>
+        <w:t>الموظفون والحسابات</w:t>
+      </w:r>
+      <w:r>
+        <w:rPr>
+          <w:rStyle w:val="StrongEmphasis"/>
+          <w:rtl w:val="true"/>
+        </w:rPr>
+        <w:t>»</w:t>
+      </w:r>
+      <w:r>
+        <w:rPr>
+          <w:rtl w:val="true"/>
+        </w:rPr>
+        <w:t>وأنشئ حسابات الوكيل والتوجيه والمعلمين ومسؤولي الخدمات</w:t>
+      </w:r>
+      <w:r>
+        <w:rPr>
+          <w:rtl w:val="true"/>
+        </w:rPr>
+        <w:t xml:space="preserve">. </w:t>
       </w:r>
     </w:p>
     <w:p>
@@ -7587,43 +8036,31 @@
           <w:rStyle w:val="StrongEmphasis"/>
           <w:rtl w:val="true"/>
         </w:rPr>
-        <w:t>يظهر الطلب للمدير</w:t>
-      </w:r>
-      <w:r>
-        <w:rPr>
-          <w:rtl w:val="true"/>
-        </w:rPr>
-        <w:t xml:space="preserve">في </w:t>
-      </w:r>
-      <w:r>
-        <w:rPr>
-          <w:rtl w:val="true"/>
-        </w:rPr>
-        <w:t>«</w:t>
-      </w:r>
-      <w:r>
-        <w:rPr>
-          <w:rtl w:val="true"/>
-        </w:rPr>
-        <w:t>إدارة الحسابات ← طلبات الاعتماد</w:t>
-      </w:r>
-      <w:r>
-        <w:rPr>
-          <w:rtl w:val="true"/>
-        </w:rPr>
-        <w:t xml:space="preserve">» </w:t>
-      </w:r>
-      <w:r>
-        <w:rPr>
-          <w:rtl w:val="true"/>
-        </w:rPr>
-        <w:t>بعدّاد يبيّن عدد الطلبات</w:t>
-      </w:r>
-      <w:r>
-        <w:rPr>
-          <w:rtl w:val="true"/>
-        </w:rPr>
-        <w:t xml:space="preserve">. </w:t>
+        <w:t>أنشئ كل حساب بدوره</w:t>
+      </w:r>
+      <w:r>
+        <w:rPr>
+          <w:rtl w:val="true"/>
+        </w:rPr>
+        <w:t xml:space="preserve">وعند اختيار دور المعلم يمكن تحديد فصوله ومواده بقوائم متسلسلة </w:t>
+      </w:r>
+      <w:r>
+        <w:rPr>
+          <w:rtl w:val="true"/>
+        </w:rPr>
+        <w:t>(</w:t>
+      </w:r>
+      <w:r>
+        <w:rPr>
+          <w:rtl w:val="true"/>
+        </w:rPr>
+        <w:t>المرحلة ← الصف ← الشعبة</w:t>
+      </w:r>
+      <w:r>
+        <w:rPr>
+          <w:rtl w:val="true"/>
+        </w:rPr>
+        <w:t xml:space="preserve">). </w:t>
       </w:r>
     </w:p>
     <w:p>
@@ -7647,74 +8084,13 @@
           <w:rStyle w:val="StrongEmphasis"/>
           <w:rtl w:val="true"/>
         </w:rPr>
-        <w:t xml:space="preserve">اضغط </w:t>
-      </w:r>
-      <w:r>
-        <w:rPr>
-          <w:rStyle w:val="StrongEmphasis"/>
-          <w:rtl w:val="true"/>
-        </w:rPr>
-        <w:t>«</w:t>
-      </w:r>
-      <w:r>
-        <w:rPr>
-          <w:rStyle w:val="StrongEmphasis"/>
-          <w:rtl w:val="true"/>
-        </w:rPr>
-        <w:t>اعتماد</w:t>
-      </w:r>
-      <w:r>
-        <w:rPr>
-          <w:rStyle w:val="StrongEmphasis"/>
-          <w:rtl w:val="true"/>
-        </w:rPr>
-        <w:t xml:space="preserve">» </w:t>
-      </w:r>
-      <w:r>
-        <w:rPr>
-          <w:rStyle w:val="StrongEmphasis"/>
-          <w:rtl w:val="true"/>
-        </w:rPr>
-        <w:t xml:space="preserve">أو </w:t>
-      </w:r>
-      <w:r>
-        <w:rPr>
-          <w:rStyle w:val="StrongEmphasis"/>
-          <w:rtl w:val="true"/>
-        </w:rPr>
-        <w:t>«</w:t>
-      </w:r>
-      <w:r>
-        <w:rPr>
-          <w:rStyle w:val="StrongEmphasis"/>
-          <w:rtl w:val="true"/>
-        </w:rPr>
-        <w:t>رفض</w:t>
-      </w:r>
-      <w:r>
-        <w:rPr>
-          <w:rStyle w:val="StrongEmphasis"/>
-          <w:rtl w:val="true"/>
-        </w:rPr>
-        <w:t>»</w:t>
-      </w:r>
-      <w:r>
-        <w:rPr>
-          <w:rtl w:val="true"/>
-        </w:rPr>
-        <w:t>الاعتماد يجعل الحساب نشطًا ويستطيع الدخول، ويصله إشعار</w:t>
-      </w:r>
-      <w:r>
-        <w:rPr>
-          <w:rtl w:val="true"/>
-        </w:rPr>
-        <w:t>/</w:t>
-      </w:r>
-      <w:r>
-        <w:rPr>
-          <w:rtl w:val="true"/>
-        </w:rPr>
-        <w:t>رسالة</w:t>
+        <w:t>لا تظهر إلا مواد مراحل المدرسة</w:t>
+      </w:r>
+      <w:r>
+        <w:rPr>
+          <w:rtl w:val="true"/>
+        </w:rPr>
+        <w:t>فلا يمكن إسناد مادة من مرحلة لا تشملها المدرسة</w:t>
       </w:r>
       <w:r>
         <w:rPr>
@@ -7725,33 +8101,6 @@
     </w:p>
     <w:p>
       <w:pPr>
-        <w:pStyle w:val="TextBody"/>
-        <w:bidi w:val="1"/>
-        <w:jc w:val="right"/>
-        <w:rPr/>
-      </w:pPr>
-      <w:r>
-        <w:rPr>
-          <w:rStyle w:val="StrongEmphasis"/>
-          <w:rtl w:val="true"/>
-        </w:rPr>
-        <w:t>ملاحظة</w:t>
-      </w:r>
-      <w:r>
-        <w:rPr>
-          <w:rtl w:val="true"/>
-        </w:rPr>
-        <w:t xml:space="preserve"> الطالب يُفعَّل فورًا بلا اعتماد؛ الاعتماد مطلوب للمعلم والتوجيه ومراقب الغياب</w:t>
-      </w:r>
-      <w:r>
-        <w:rPr>
-          <w:rtl w:val="true"/>
-        </w:rPr>
-        <w:t>.</w:t>
-      </w:r>
-    </w:p>
-    <w:p>
-      <w:pPr>
         <w:pStyle w:val="Heading3"/>
         <w:bidi w:val="1"/>
         <w:jc w:val="right"/>
@@ -7761,7 +8110,7 @@
         <w:rPr>
           <w:rtl w:val="true"/>
         </w:rPr>
-        <w:t>ج</w:t>
+        <w:t>ب</w:t>
       </w:r>
       <w:r>
         <w:rPr>
@@ -7773,23 +8122,7 @@
         <w:rPr>
           <w:rtl w:val="true"/>
         </w:rPr>
-        <w:t xml:space="preserve">استيراد المعلمين من نور </w:t>
-      </w:r>
-      <w:r>
-        <w:rPr>
-          <w:rtl w:val="true"/>
-        </w:rPr>
-        <w:t>(</w:t>
-      </w:r>
-      <w:r>
-        <w:rPr/>
-        <w:t>Excel/CSV</w:t>
-      </w:r>
-      <w:r>
-        <w:rPr>
-          <w:rtl w:val="true"/>
-        </w:rPr>
-        <w:t>)</w:t>
+        <w:t>اعتماد طلبات التسجيل</w:t>
       </w:r>
     </w:p>
     <w:p>
@@ -7814,51 +8147,55 @@
           <w:rStyle w:val="StrongEmphasis"/>
           <w:rtl w:val="true"/>
         </w:rPr>
-        <w:t>ارفع ملف نور</w:t>
-      </w:r>
-      <w:r>
-        <w:rPr>
-          <w:rtl w:val="true"/>
-        </w:rPr>
-        <w:t xml:space="preserve">ملف </w:t>
-      </w:r>
-      <w:r>
-        <w:rPr/>
-        <w:t>Excel</w:t>
-      </w:r>
-      <w:r>
-        <w:rPr>
-          <w:rtl w:val="true"/>
-        </w:rPr>
-        <w:t xml:space="preserve"> </w:t>
-      </w:r>
-      <w:r>
-        <w:rPr>
-          <w:rtl w:val="true"/>
-        </w:rPr>
-        <w:t xml:space="preserve">أو </w:t>
-      </w:r>
-      <w:r>
-        <w:rPr/>
-        <w:t>CSV</w:t>
-      </w:r>
-      <w:r>
-        <w:rPr>
-          <w:rtl w:val="true"/>
-        </w:rPr>
-        <w:t xml:space="preserve"> </w:t>
-      </w:r>
-      <w:r>
-        <w:rPr>
-          <w:rtl w:val="true"/>
-        </w:rPr>
-        <w:t>مستخرجًا من نظام نور</w:t>
-      </w:r>
-      <w:r>
-        <w:rPr>
-          <w:rtl w:val="true"/>
-        </w:rPr>
-        <w:t xml:space="preserve">. </w:t>
+        <w:t>يسجّل الموظف نفسه</w:t>
+      </w:r>
+      <w:r>
+        <w:rPr>
+          <w:rtl w:val="true"/>
+        </w:rPr>
+        <w:t xml:space="preserve">من </w:t>
+      </w:r>
+      <w:r>
+        <w:rPr>
+          <w:rtl w:val="true"/>
+        </w:rPr>
+        <w:t>«</w:t>
+      </w:r>
+      <w:r>
+        <w:rPr>
+          <w:rtl w:val="true"/>
+        </w:rPr>
+        <w:t>إنشاء حساب جديد</w:t>
+      </w:r>
+      <w:r>
+        <w:rPr>
+          <w:rtl w:val="true"/>
+        </w:rPr>
+        <w:t xml:space="preserve">» </w:t>
+      </w:r>
+      <w:r>
+        <w:rPr>
+          <w:rtl w:val="true"/>
+        </w:rPr>
+        <w:t xml:space="preserve">فيصل طلبه بحالة </w:t>
+      </w:r>
+      <w:r>
+        <w:rPr>
+          <w:rtl w:val="true"/>
+        </w:rPr>
+        <w:t>«</w:t>
+      </w:r>
+      <w:r>
+        <w:rPr>
+          <w:rtl w:val="true"/>
+        </w:rPr>
+        <w:t>بانتظار الاعتماد</w:t>
+      </w:r>
+      <w:r>
+        <w:rPr>
+          <w:rtl w:val="true"/>
+        </w:rPr>
+        <w:t xml:space="preserve">». </w:t>
       </w:r>
     </w:p>
     <w:p>
@@ -7883,118 +8220,43 @@
           <w:rStyle w:val="StrongEmphasis"/>
           <w:rtl w:val="true"/>
         </w:rPr>
-        <w:t>طابِق الأعمدة</w:t>
-      </w:r>
-      <w:r>
-        <w:rPr>
-          <w:rtl w:val="true"/>
-        </w:rPr>
-        <w:t xml:space="preserve">الاسم </w:t>
-      </w:r>
-      <w:r>
-        <w:rPr>
-          <w:rtl w:val="true"/>
-        </w:rPr>
-        <w:t xml:space="preserve">· </w:t>
-      </w:r>
-      <w:r>
-        <w:rPr>
-          <w:rtl w:val="true"/>
-        </w:rPr>
-        <w:t xml:space="preserve">المادة </w:t>
-      </w:r>
-      <w:r>
-        <w:rPr>
-          <w:rtl w:val="true"/>
-        </w:rPr>
-        <w:t xml:space="preserve">· </w:t>
-      </w:r>
-      <w:r>
-        <w:rPr>
-          <w:rtl w:val="true"/>
-        </w:rPr>
-        <w:t xml:space="preserve">رقم الهوية </w:t>
-      </w:r>
-      <w:r>
-        <w:rPr>
-          <w:rtl w:val="true"/>
-        </w:rPr>
-        <w:t xml:space="preserve">· </w:t>
-      </w:r>
-      <w:r>
-        <w:rPr>
-          <w:rtl w:val="true"/>
-        </w:rPr>
-        <w:t xml:space="preserve">الجوال </w:t>
-      </w:r>
-      <w:r>
-        <w:rPr>
-          <w:rtl w:val="true"/>
-        </w:rPr>
-        <w:t xml:space="preserve">· </w:t>
-      </w:r>
-      <w:r>
-        <w:rPr>
-          <w:rtl w:val="true"/>
-        </w:rPr>
-        <w:t xml:space="preserve">البريد — والمواد تُستخرج من عمود المادة </w:t>
-      </w:r>
-      <w:r>
-        <w:rPr>
-          <w:rtl w:val="true"/>
-        </w:rPr>
-        <w:t>(</w:t>
-      </w:r>
-      <w:r>
-        <w:rPr>
-          <w:rtl w:val="true"/>
-        </w:rPr>
-        <w:t xml:space="preserve">تفصلها </w:t>
-      </w:r>
-      <w:r>
-        <w:rPr>
-          <w:rStyle w:val="SourceText"/>
-          <w:rtl w:val="true"/>
-        </w:rPr>
-        <w:t>,</w:t>
-      </w:r>
-      <w:r>
-        <w:rPr>
-          <w:rtl w:val="true"/>
-        </w:rPr>
-        <w:t xml:space="preserve"> </w:t>
-      </w:r>
-      <w:r>
-        <w:rPr>
-          <w:rtl w:val="true"/>
-        </w:rPr>
-        <w:t xml:space="preserve">أو </w:t>
-      </w:r>
-      <w:r>
-        <w:rPr>
-          <w:rStyle w:val="SourceText"/>
-          <w:rtl w:val="true"/>
-        </w:rPr>
-        <w:t>،</w:t>
-      </w:r>
-      <w:r>
-        <w:rPr>
-          <w:rtl w:val="true"/>
-        </w:rPr>
-        <w:t xml:space="preserve"> أو </w:t>
-      </w:r>
-      <w:r>
-        <w:rPr>
-          <w:rStyle w:val="SourceText"/>
-          <w:rtl w:val="true"/>
-        </w:rPr>
-        <w:t>/</w:t>
-      </w:r>
-      <w:r>
-        <w:rPr>
-          <w:rtl w:val="true"/>
-        </w:rPr>
-        <w:t xml:space="preserve">). </w:t>
+        <w:t>يظهر الطلب للمدير</w:t>
+      </w:r>
+      <w:r>
+        <w:rPr>
+          <w:rtl w:val="true"/>
+        </w:rPr>
+        <w:t xml:space="preserve">في </w:t>
+      </w:r>
+      <w:r>
+        <w:rPr>
+          <w:rtl w:val="true"/>
+        </w:rPr>
+        <w:t>«</w:t>
+      </w:r>
+      <w:r>
+        <w:rPr>
+          <w:rtl w:val="true"/>
+        </w:rPr>
+        <w:t>إدارة الحسابات ← طلبات الاعتماد</w:t>
+      </w:r>
+      <w:r>
+        <w:rPr>
+          <w:rtl w:val="true"/>
+        </w:rPr>
+        <w:t xml:space="preserve">» </w:t>
+      </w:r>
+      <w:r>
+        <w:rPr>
+          <w:rtl w:val="true"/>
+        </w:rPr>
+        <w:t>بعدّاد يبيّن عدد الطلبات</w:t>
+      </w:r>
+      <w:r>
+        <w:rPr>
+          <w:rtl w:val="true"/>
+        </w:rPr>
+        <w:t xml:space="preserve">. </w:t>
       </w:r>
     </w:p>
     <w:p>
@@ -8003,6 +8265,377 @@
         <w:numPr>
           <w:ilvl w:val="0"/>
           <w:numId w:val="10"/>
+        </w:numPr>
+        <w:tabs>
+          <w:tab w:val="clear" w:pos="1134"/>
+          <w:tab w:val="left" w:pos="709" w:leader="none"/>
+        </w:tabs>
+        <w:bidi w:val="1"/>
+        <w:ind w:left="709" w:firstLine="992"/>
+        <w:jc w:val="right"/>
+        <w:rPr/>
+      </w:pPr>
+      <w:r>
+        <w:rPr>
+          <w:rStyle w:val="StrongEmphasis"/>
+          <w:rtl w:val="true"/>
+        </w:rPr>
+        <w:t xml:space="preserve">اضغط </w:t>
+      </w:r>
+      <w:r>
+        <w:rPr>
+          <w:rStyle w:val="StrongEmphasis"/>
+          <w:rtl w:val="true"/>
+        </w:rPr>
+        <w:t>«</w:t>
+      </w:r>
+      <w:r>
+        <w:rPr>
+          <w:rStyle w:val="StrongEmphasis"/>
+          <w:rtl w:val="true"/>
+        </w:rPr>
+        <w:t>اعتماد</w:t>
+      </w:r>
+      <w:r>
+        <w:rPr>
+          <w:rStyle w:val="StrongEmphasis"/>
+          <w:rtl w:val="true"/>
+        </w:rPr>
+        <w:t xml:space="preserve">» </w:t>
+      </w:r>
+      <w:r>
+        <w:rPr>
+          <w:rStyle w:val="StrongEmphasis"/>
+          <w:rtl w:val="true"/>
+        </w:rPr>
+        <w:t xml:space="preserve">أو </w:t>
+      </w:r>
+      <w:r>
+        <w:rPr>
+          <w:rStyle w:val="StrongEmphasis"/>
+          <w:rtl w:val="true"/>
+        </w:rPr>
+        <w:t>«</w:t>
+      </w:r>
+      <w:r>
+        <w:rPr>
+          <w:rStyle w:val="StrongEmphasis"/>
+          <w:rtl w:val="true"/>
+        </w:rPr>
+        <w:t>رفض</w:t>
+      </w:r>
+      <w:r>
+        <w:rPr>
+          <w:rStyle w:val="StrongEmphasis"/>
+          <w:rtl w:val="true"/>
+        </w:rPr>
+        <w:t>»</w:t>
+      </w:r>
+      <w:r>
+        <w:rPr>
+          <w:rtl w:val="true"/>
+        </w:rPr>
+        <w:t>الاعتماد يجعل الحساب نشطًا ويستطيع الدخول، ويصله إشعار</w:t>
+      </w:r>
+      <w:r>
+        <w:rPr>
+          <w:rtl w:val="true"/>
+        </w:rPr>
+        <w:t>/</w:t>
+      </w:r>
+      <w:r>
+        <w:rPr>
+          <w:rtl w:val="true"/>
+        </w:rPr>
+        <w:t>رسالة</w:t>
+      </w:r>
+      <w:r>
+        <w:rPr>
+          <w:rtl w:val="true"/>
+        </w:rPr>
+        <w:t xml:space="preserve">. </w:t>
+      </w:r>
+    </w:p>
+    <w:p>
+      <w:pPr>
+        <w:pStyle w:val="TextBody"/>
+        <w:bidi w:val="1"/>
+        <w:jc w:val="right"/>
+        <w:rPr/>
+      </w:pPr>
+      <w:r>
+        <w:rPr>
+          <w:rStyle w:val="StrongEmphasis"/>
+          <w:rtl w:val="true"/>
+        </w:rPr>
+        <w:t>ملاحظة</w:t>
+      </w:r>
+      <w:r>
+        <w:rPr>
+          <w:rtl w:val="true"/>
+        </w:rPr>
+        <w:t xml:space="preserve"> الطالب يُفعَّل فورًا بلا اعتماد؛ الاعتماد مطلوب للمعلم والتوجيه ومراقب الغياب</w:t>
+      </w:r>
+      <w:r>
+        <w:rPr>
+          <w:rtl w:val="true"/>
+        </w:rPr>
+        <w:t>.</w:t>
+      </w:r>
+    </w:p>
+    <w:p>
+      <w:pPr>
+        <w:pStyle w:val="Heading3"/>
+        <w:bidi w:val="1"/>
+        <w:jc w:val="right"/>
+        <w:rPr/>
+      </w:pPr>
+      <w:r>
+        <w:rPr>
+          <w:rtl w:val="true"/>
+        </w:rPr>
+        <w:t>ج</w:t>
+      </w:r>
+      <w:r>
+        <w:rPr>
+          <w:rtl w:val="true"/>
+        </w:rPr>
+        <w:t xml:space="preserve">) </w:t>
+      </w:r>
+      <w:r>
+        <w:rPr>
+          <w:rtl w:val="true"/>
+        </w:rPr>
+        <w:t xml:space="preserve">استيراد المعلمين من نور </w:t>
+      </w:r>
+      <w:r>
+        <w:rPr>
+          <w:rtl w:val="true"/>
+        </w:rPr>
+        <w:t>(</w:t>
+      </w:r>
+      <w:r>
+        <w:rPr/>
+        <w:t>Excel/CSV</w:t>
+      </w:r>
+      <w:r>
+        <w:rPr>
+          <w:rtl w:val="true"/>
+        </w:rPr>
+        <w:t>)</w:t>
+      </w:r>
+    </w:p>
+    <w:p>
+      <w:pPr>
+        <w:pStyle w:val="TextBody"/>
+        <w:numPr>
+          <w:ilvl w:val="0"/>
+          <w:numId w:val="11"/>
+        </w:numPr>
+        <w:tabs>
+          <w:tab w:val="clear" w:pos="1134"/>
+          <w:tab w:val="left" w:pos="709" w:leader="none"/>
+        </w:tabs>
+        <w:bidi w:val="1"/>
+        <w:spacing w:before="0" w:after="0"/>
+        <w:ind w:left="709" w:firstLine="992"/>
+        <w:jc w:val="right"/>
+        <w:rPr/>
+      </w:pPr>
+      <w:r>
+        <w:rPr>
+          <w:rStyle w:val="StrongEmphasis"/>
+          <w:rtl w:val="true"/>
+        </w:rPr>
+        <w:t>ارفع ملف نور</w:t>
+      </w:r>
+      <w:r>
+        <w:rPr>
+          <w:rtl w:val="true"/>
+        </w:rPr>
+        <w:t xml:space="preserve">ملف </w:t>
+      </w:r>
+      <w:r>
+        <w:rPr/>
+        <w:t>Excel</w:t>
+      </w:r>
+      <w:r>
+        <w:rPr>
+          <w:rtl w:val="true"/>
+        </w:rPr>
+        <w:t xml:space="preserve"> </w:t>
+      </w:r>
+      <w:r>
+        <w:rPr>
+          <w:rtl w:val="true"/>
+        </w:rPr>
+        <w:t xml:space="preserve">أو </w:t>
+      </w:r>
+      <w:r>
+        <w:rPr/>
+        <w:t>CSV</w:t>
+      </w:r>
+      <w:r>
+        <w:rPr>
+          <w:rtl w:val="true"/>
+        </w:rPr>
+        <w:t xml:space="preserve"> </w:t>
+      </w:r>
+      <w:r>
+        <w:rPr>
+          <w:rtl w:val="true"/>
+        </w:rPr>
+        <w:t>مستخرجًا من نظام نور</w:t>
+      </w:r>
+      <w:r>
+        <w:rPr>
+          <w:rtl w:val="true"/>
+        </w:rPr>
+        <w:t xml:space="preserve">. </w:t>
+      </w:r>
+    </w:p>
+    <w:p>
+      <w:pPr>
+        <w:pStyle w:val="TextBody"/>
+        <w:numPr>
+          <w:ilvl w:val="0"/>
+          <w:numId w:val="11"/>
+        </w:numPr>
+        <w:tabs>
+          <w:tab w:val="clear" w:pos="1134"/>
+          <w:tab w:val="left" w:pos="709" w:leader="none"/>
+        </w:tabs>
+        <w:bidi w:val="1"/>
+        <w:spacing w:before="0" w:after="0"/>
+        <w:ind w:left="709" w:firstLine="992"/>
+        <w:jc w:val="right"/>
+        <w:rPr/>
+      </w:pPr>
+      <w:r>
+        <w:rPr>
+          <w:rStyle w:val="StrongEmphasis"/>
+          <w:rtl w:val="true"/>
+        </w:rPr>
+        <w:t>طابِق الأعمدة</w:t>
+      </w:r>
+      <w:r>
+        <w:rPr>
+          <w:rtl w:val="true"/>
+        </w:rPr>
+        <w:t xml:space="preserve">الاسم </w:t>
+      </w:r>
+      <w:r>
+        <w:rPr>
+          <w:rtl w:val="true"/>
+        </w:rPr>
+        <w:t xml:space="preserve">· </w:t>
+      </w:r>
+      <w:r>
+        <w:rPr>
+          <w:rtl w:val="true"/>
+        </w:rPr>
+        <w:t xml:space="preserve">المادة </w:t>
+      </w:r>
+      <w:r>
+        <w:rPr>
+          <w:rtl w:val="true"/>
+        </w:rPr>
+        <w:t xml:space="preserve">· </w:t>
+      </w:r>
+      <w:r>
+        <w:rPr>
+          <w:rtl w:val="true"/>
+        </w:rPr>
+        <w:t xml:space="preserve">رقم الهوية </w:t>
+      </w:r>
+      <w:r>
+        <w:rPr>
+          <w:rtl w:val="true"/>
+        </w:rPr>
+        <w:t xml:space="preserve">· </w:t>
+      </w:r>
+      <w:r>
+        <w:rPr>
+          <w:rtl w:val="true"/>
+        </w:rPr>
+        <w:t xml:space="preserve">الجوال </w:t>
+      </w:r>
+      <w:r>
+        <w:rPr>
+          <w:rtl w:val="true"/>
+        </w:rPr>
+        <w:t xml:space="preserve">· </w:t>
+      </w:r>
+      <w:r>
+        <w:rPr>
+          <w:rtl w:val="true"/>
+        </w:rPr>
+        <w:t xml:space="preserve">البريد — والمواد تُستخرج من عمود المادة </w:t>
+      </w:r>
+      <w:r>
+        <w:rPr>
+          <w:rtl w:val="true"/>
+        </w:rPr>
+        <w:t>(</w:t>
+      </w:r>
+      <w:r>
+        <w:rPr>
+          <w:rtl w:val="true"/>
+        </w:rPr>
+        <w:t xml:space="preserve">تفصلها </w:t>
+      </w:r>
+      <w:r>
+        <w:rPr>
+          <w:rStyle w:val="SourceText"/>
+          <w:rtl w:val="true"/>
+        </w:rPr>
+        <w:t>,</w:t>
+      </w:r>
+      <w:r>
+        <w:rPr>
+          <w:rtl w:val="true"/>
+        </w:rPr>
+        <w:t xml:space="preserve"> </w:t>
+      </w:r>
+      <w:r>
+        <w:rPr>
+          <w:rtl w:val="true"/>
+        </w:rPr>
+        <w:t xml:space="preserve">أو </w:t>
+      </w:r>
+      <w:r>
+        <w:rPr>
+          <w:rStyle w:val="SourceText"/>
+          <w:rtl w:val="true"/>
+        </w:rPr>
+        <w:t>،</w:t>
+      </w:r>
+      <w:r>
+        <w:rPr>
+          <w:rtl w:val="true"/>
+        </w:rPr>
+        <w:t xml:space="preserve"> أو </w:t>
+      </w:r>
+      <w:r>
+        <w:rPr>
+          <w:rStyle w:val="SourceText"/>
+          <w:rtl w:val="true"/>
+        </w:rPr>
+        <w:t>/</w:t>
+      </w:r>
+      <w:r>
+        <w:rPr>
+          <w:rtl w:val="true"/>
+        </w:rPr>
+        <w:t xml:space="preserve">). </w:t>
+      </w:r>
+    </w:p>
+    <w:p>
+      <w:pPr>
+        <w:pStyle w:val="TextBody"/>
+        <w:numPr>
+          <w:ilvl w:val="0"/>
+          <w:numId w:val="11"/>
         </w:numPr>
         <w:tabs>
           <w:tab w:val="clear" w:pos="1134"/>
@@ -8516,7 +9149,7 @@
         <w:pStyle w:val="TextBody"/>
         <w:numPr>
           <w:ilvl w:val="0"/>
-          <w:numId w:val="11"/>
+          <w:numId w:val="12"/>
         </w:numPr>
         <w:tabs>
           <w:tab w:val="clear" w:pos="1134"/>
@@ -8546,312 +9179,6 @@
           <w:rtl w:val="true"/>
         </w:rPr>
         <w:t xml:space="preserve">. </w:t>
-      </w:r>
-    </w:p>
-    <w:p>
-      <w:pPr>
-        <w:pStyle w:val="TextBody"/>
-        <w:numPr>
-          <w:ilvl w:val="0"/>
-          <w:numId w:val="11"/>
-        </w:numPr>
-        <w:tabs>
-          <w:tab w:val="clear" w:pos="1134"/>
-          <w:tab w:val="left" w:pos="709" w:leader="none"/>
-        </w:tabs>
-        <w:bidi w:val="1"/>
-        <w:spacing w:before="0" w:after="0"/>
-        <w:ind w:left="709" w:firstLine="992"/>
-        <w:jc w:val="right"/>
-        <w:rPr/>
-      </w:pPr>
-      <w:r>
-        <w:rPr>
-          <w:rStyle w:val="StrongEmphasis"/>
-          <w:rtl w:val="true"/>
-        </w:rPr>
-        <w:t>استورد الطلاب</w:t>
-      </w:r>
-      <w:r>
-        <w:rPr>
-          <w:rtl w:val="true"/>
-        </w:rPr>
-        <w:t xml:space="preserve">ملف </w:t>
-      </w:r>
-      <w:r>
-        <w:rPr>
-          <w:rStyle w:val="SourceText"/>
-          <w:rtl w:val="true"/>
-        </w:rPr>
-        <w:t>.</w:t>
-      </w:r>
-      <w:r>
-        <w:rPr>
-          <w:rStyle w:val="SourceText"/>
-        </w:rPr>
-        <w:t>xlsx/.xls/.csv</w:t>
-      </w:r>
-      <w:r>
-        <w:rPr>
-          <w:rtl w:val="true"/>
-        </w:rPr>
-        <w:t xml:space="preserve"> </w:t>
-      </w:r>
-      <w:r>
-        <w:rPr>
-          <w:rtl w:val="true"/>
-        </w:rPr>
-        <w:t>بأعمدة</w:t>
-      </w:r>
-      <w:r>
-        <w:rPr>
-          <w:rtl w:val="true"/>
-        </w:rPr>
-        <w:t xml:space="preserve">: </w:t>
-      </w:r>
-      <w:r>
-        <w:rPr>
-          <w:rtl w:val="true"/>
-        </w:rPr>
-        <w:t>اسم الطالب، رقم الهوية، جوال ولي الأمر، المرحلة، الصف، الفصل</w:t>
-      </w:r>
-      <w:r>
-        <w:rPr>
-          <w:rtl w:val="true"/>
-        </w:rPr>
-        <w:t xml:space="preserve">. </w:t>
-      </w:r>
-    </w:p>
-    <w:p>
-      <w:pPr>
-        <w:pStyle w:val="TextBody"/>
-        <w:numPr>
-          <w:ilvl w:val="0"/>
-          <w:numId w:val="11"/>
-        </w:numPr>
-        <w:tabs>
-          <w:tab w:val="clear" w:pos="1134"/>
-          <w:tab w:val="left" w:pos="709" w:leader="none"/>
-        </w:tabs>
-        <w:bidi w:val="1"/>
-        <w:spacing w:before="0" w:after="0"/>
-        <w:ind w:left="709" w:firstLine="992"/>
-        <w:jc w:val="right"/>
-        <w:rPr/>
-      </w:pPr>
-      <w:r>
-        <w:rPr>
-          <w:rStyle w:val="StrongEmphasis"/>
-          <w:rtl w:val="true"/>
-        </w:rPr>
-        <w:t>الإسكان في الفصول</w:t>
-      </w:r>
-      <w:r>
-        <w:rPr>
-          <w:rtl w:val="true"/>
-        </w:rPr>
-        <w:t xml:space="preserve">إما فصل مستهدف واحد، أو قراءة الصف والشعبة من الملف تلقائيًا — وما لا يُطابق فصلاً قائمًا يُدرج في </w:t>
-      </w:r>
-      <w:r>
-        <w:rPr>
-          <w:rtl w:val="true"/>
-        </w:rPr>
-        <w:t>«</w:t>
-      </w:r>
-      <w:r>
-        <w:rPr>
-          <w:rtl w:val="true"/>
-        </w:rPr>
-        <w:t>غير مسكّنين</w:t>
-      </w:r>
-      <w:r>
-        <w:rPr>
-          <w:rtl w:val="true"/>
-        </w:rPr>
-        <w:t xml:space="preserve">». </w:t>
-      </w:r>
-    </w:p>
-    <w:p>
-      <w:pPr>
-        <w:pStyle w:val="TextBody"/>
-        <w:numPr>
-          <w:ilvl w:val="0"/>
-          <w:numId w:val="11"/>
-        </w:numPr>
-        <w:tabs>
-          <w:tab w:val="clear" w:pos="1134"/>
-          <w:tab w:val="left" w:pos="709" w:leader="none"/>
-        </w:tabs>
-        <w:bidi w:val="1"/>
-        <w:spacing w:before="0" w:after="0"/>
-        <w:ind w:left="709" w:firstLine="992"/>
-        <w:jc w:val="right"/>
-        <w:rPr/>
-      </w:pPr>
-      <w:r>
-        <w:rPr>
-          <w:rStyle w:val="StrongEmphasis"/>
-          <w:rtl w:val="true"/>
-        </w:rPr>
-        <w:t>أسكن غير المسكّنين</w:t>
-      </w:r>
-      <w:r>
-        <w:rPr>
-          <w:rtl w:val="true"/>
-        </w:rPr>
-        <w:t xml:space="preserve">تحديد فردي أو جماعي ثم </w:t>
-      </w:r>
-      <w:r>
-        <w:rPr>
-          <w:rtl w:val="true"/>
-        </w:rPr>
-        <w:t>«</w:t>
-      </w:r>
-      <w:r>
-        <w:rPr>
-          <w:rtl w:val="true"/>
-        </w:rPr>
-        <w:t>إسكان في فصل</w:t>
-      </w:r>
-      <w:r>
-        <w:rPr>
-          <w:rtl w:val="true"/>
-        </w:rPr>
-        <w:t xml:space="preserve">». </w:t>
-      </w:r>
-    </w:p>
-    <w:p>
-      <w:pPr>
-        <w:pStyle w:val="TextBody"/>
-        <w:numPr>
-          <w:ilvl w:val="0"/>
-          <w:numId w:val="11"/>
-        </w:numPr>
-        <w:tabs>
-          <w:tab w:val="clear" w:pos="1134"/>
-          <w:tab w:val="left" w:pos="709" w:leader="none"/>
-        </w:tabs>
-        <w:bidi w:val="1"/>
-        <w:ind w:left="709" w:firstLine="992"/>
-        <w:jc w:val="right"/>
-        <w:rPr/>
-      </w:pPr>
-      <w:r>
-        <w:rPr>
-          <w:rStyle w:val="StrongEmphasis"/>
-          <w:rtl w:val="true"/>
-        </w:rPr>
-        <w:t xml:space="preserve">انقل الطلاب </w:t>
-      </w:r>
-      <w:r>
-        <w:rPr>
-          <w:rStyle w:val="StrongEmphasis"/>
-          <w:rtl w:val="true"/>
-        </w:rPr>
-        <w:t>(</w:t>
-      </w:r>
-      <w:r>
-        <w:rPr>
-          <w:rStyle w:val="StrongEmphasis"/>
-          <w:rtl w:val="true"/>
-        </w:rPr>
-        <w:t>من الوكيل فقط</w:t>
-      </w:r>
-      <w:r>
-        <w:rPr>
-          <w:rStyle w:val="StrongEmphasis"/>
-          <w:rtl w:val="true"/>
-        </w:rPr>
-        <w:t>)</w:t>
-      </w:r>
-      <w:r>
-        <w:rPr>
-          <w:rtl w:val="true"/>
-        </w:rPr>
-        <w:t xml:space="preserve">فردي أو جماعي بسبب إلزامي، ويُقيَّد كل نقل في </w:t>
-      </w:r>
-      <w:r>
-        <w:rPr>
-          <w:rtl w:val="true"/>
-        </w:rPr>
-        <w:t>«</w:t>
-      </w:r>
-      <w:r>
-        <w:rPr>
-          <w:rtl w:val="true"/>
-        </w:rPr>
-        <w:t>سجل النقل</w:t>
-      </w:r>
-      <w:r>
-        <w:rPr>
-          <w:rtl w:val="true"/>
-        </w:rPr>
-        <w:t xml:space="preserve">» </w:t>
-      </w:r>
-      <w:r>
-        <w:rPr>
-          <w:rtl w:val="true"/>
-        </w:rPr>
-        <w:t>بالتاريخ والمنفّذ</w:t>
-      </w:r>
-      <w:r>
-        <w:rPr>
-          <w:rtl w:val="true"/>
-        </w:rPr>
-        <w:t xml:space="preserve">. </w:t>
-      </w:r>
-    </w:p>
-    <w:p>
-      <w:pPr>
-        <w:pStyle w:val="TextBody"/>
-        <w:bidi w:val="1"/>
-        <w:jc w:val="right"/>
-        <w:rPr/>
-      </w:pPr>
-      <w:r>
-        <w:rPr>
-          <w:rStyle w:val="StrongEmphasis"/>
-          <w:rtl w:val="true"/>
-        </w:rPr>
-        <w:t>تحذير</w:t>
-      </w:r>
-      <w:r>
-        <w:rPr>
-          <w:rtl w:val="true"/>
-        </w:rPr>
-        <w:t xml:space="preserve"> استيراد الطلاب وإسكانهم ونقلهم حصريًا لوكيل شؤون الطلاب؛ لا يملكه مدير المدرسة ولا المعلم</w:t>
-      </w:r>
-      <w:r>
-        <w:rPr>
-          <w:rtl w:val="true"/>
-        </w:rPr>
-        <w:t>.</w:t>
-      </w:r>
-    </w:p>
-    <w:p>
-      <w:pPr>
-        <w:pStyle w:val="Heading3"/>
-        <w:bidi w:val="1"/>
-        <w:jc w:val="right"/>
-        <w:rPr/>
-      </w:pPr>
-      <w:r>
-        <w:rPr>
-          <w:rtl w:val="true"/>
-        </w:rPr>
-        <w:t>ب</w:t>
-      </w:r>
-      <w:r>
-        <w:rPr>
-          <w:rtl w:val="true"/>
-        </w:rPr>
-        <w:t xml:space="preserve">) </w:t>
-      </w:r>
-      <w:r>
-        <w:rPr>
-          <w:rtl w:val="true"/>
-        </w:rPr>
-        <w:t>إسناد الفصول والمواد للمعلمين</w:t>
       </w:r>
     </w:p>
     <w:p>
@@ -8876,34 +9203,50 @@
           <w:rStyle w:val="StrongEmphasis"/>
           <w:rtl w:val="true"/>
         </w:rPr>
-        <w:t xml:space="preserve">افتح </w:t>
-      </w:r>
-      <w:r>
-        <w:rPr>
-          <w:rStyle w:val="StrongEmphasis"/>
-          <w:rtl w:val="true"/>
-        </w:rPr>
-        <w:t>«</w:t>
-      </w:r>
-      <w:r>
-        <w:rPr>
-          <w:rStyle w:val="StrongEmphasis"/>
-          <w:rtl w:val="true"/>
-        </w:rPr>
-        <w:t>إسناد الفصول والمواد</w:t>
-      </w:r>
-      <w:r>
-        <w:rPr>
-          <w:rStyle w:val="StrongEmphasis"/>
-          <w:rtl w:val="true"/>
-        </w:rPr>
-        <w:t>»</w:t>
-      </w:r>
-      <w:r>
-        <w:rPr>
-          <w:rtl w:val="true"/>
-        </w:rPr>
-        <w:t>واختر المعلم من القائمة</w:t>
+        <w:t>استورد الطلاب</w:t>
+      </w:r>
+      <w:r>
+        <w:rPr>
+          <w:rtl w:val="true"/>
+        </w:rPr>
+        <w:t xml:space="preserve">ملف </w:t>
+      </w:r>
+      <w:r>
+        <w:rPr>
+          <w:rStyle w:val="SourceText"/>
+          <w:rtl w:val="true"/>
+        </w:rPr>
+        <w:t>.</w:t>
+      </w:r>
+      <w:r>
+        <w:rPr>
+          <w:rStyle w:val="SourceText"/>
+        </w:rPr>
+        <w:t>xlsx/.xls/.csv</w:t>
+      </w:r>
+      <w:r>
+        <w:rPr>
+          <w:rtl w:val="true"/>
+        </w:rPr>
+        <w:t xml:space="preserve"> </w:t>
+      </w:r>
+      <w:r>
+        <w:rPr>
+          <w:rtl w:val="true"/>
+        </w:rPr>
+        <w:t>بأعمدة</w:t>
+      </w:r>
+      <w:r>
+        <w:rPr>
+          <w:rtl w:val="true"/>
+        </w:rPr>
+        <w:t xml:space="preserve">: </w:t>
+      </w:r>
+      <w:r>
+        <w:rPr>
+          <w:rtl w:val="true"/>
+        </w:rPr>
+        <w:t>اسم الطالب، رقم الهوية، جوال ولي الأمر، المرحلة، الصف، الفصل</w:t>
       </w:r>
       <w:r>
         <w:rPr>
@@ -8934,19 +9277,31 @@
           <w:rStyle w:val="StrongEmphasis"/>
           <w:rtl w:val="true"/>
         </w:rPr>
-        <w:t>حدّد فصوله ومواده</w:t>
-      </w:r>
-      <w:r>
-        <w:rPr>
-          <w:rtl w:val="true"/>
-        </w:rPr>
-        <w:t>بقوائم متسلسلة، والحصص الأسبوعية لكل إسناد</w:t>
-      </w:r>
-      <w:r>
-        <w:rPr>
-          <w:rtl w:val="true"/>
-        </w:rPr>
-        <w:t xml:space="preserve">. </w:t>
+        <w:t>الإسكان في الفصول</w:t>
+      </w:r>
+      <w:r>
+        <w:rPr>
+          <w:rtl w:val="true"/>
+        </w:rPr>
+        <w:t xml:space="preserve">إما فصل مستهدف واحد، أو قراءة الصف والشعبة من الملف تلقائيًا — وما لا يُطابق فصلاً قائمًا يُدرج في </w:t>
+      </w:r>
+      <w:r>
+        <w:rPr>
+          <w:rtl w:val="true"/>
+        </w:rPr>
+        <w:t>«</w:t>
+      </w:r>
+      <w:r>
+        <w:rPr>
+          <w:rtl w:val="true"/>
+        </w:rPr>
+        <w:t>غير مسكّنين</w:t>
+      </w:r>
+      <w:r>
+        <w:rPr>
+          <w:rtl w:val="true"/>
+        </w:rPr>
+        <w:t xml:space="preserve">». </w:t>
       </w:r>
     </w:p>
     <w:p>
@@ -8961,6 +9316,7 @@
           <w:tab w:val="left" w:pos="709" w:leader="none"/>
         </w:tabs>
         <w:bidi w:val="1"/>
+        <w:spacing w:before="0" w:after="0"/>
         <w:ind w:left="709" w:firstLine="992"/>
         <w:jc w:val="right"/>
         <w:rPr/>
@@ -8970,35 +9326,139 @@
           <w:rStyle w:val="StrongEmphasis"/>
           <w:rtl w:val="true"/>
         </w:rPr>
-        <w:t>ثبّت الإسناد</w:t>
-      </w:r>
-      <w:r>
-        <w:rPr>
-          <w:rtl w:val="true"/>
-        </w:rPr>
-        <w:t xml:space="preserve">لتظهر للمعلم فصوله فقط في التحضير </w:t>
-      </w:r>
-      <w:r>
-        <w:rPr>
+        <w:t>أسكن غير المسكّنين</w:t>
+      </w:r>
+      <w:r>
+        <w:rPr>
+          <w:rtl w:val="true"/>
+        </w:rPr>
+        <w:t xml:space="preserve">تحديد فردي أو جماعي ثم </w:t>
+      </w:r>
+      <w:r>
+        <w:rPr>
+          <w:rtl w:val="true"/>
+        </w:rPr>
+        <w:t>«</w:t>
+      </w:r>
+      <w:r>
+        <w:rPr>
+          <w:rtl w:val="true"/>
+        </w:rPr>
+        <w:t>إسكان في فصل</w:t>
+      </w:r>
+      <w:r>
+        <w:rPr>
+          <w:rtl w:val="true"/>
+        </w:rPr>
+        <w:t xml:space="preserve">». </w:t>
+      </w:r>
+    </w:p>
+    <w:p>
+      <w:pPr>
+        <w:pStyle w:val="TextBody"/>
+        <w:numPr>
+          <w:ilvl w:val="0"/>
+          <w:numId w:val="12"/>
+        </w:numPr>
+        <w:tabs>
+          <w:tab w:val="clear" w:pos="1134"/>
+          <w:tab w:val="left" w:pos="709" w:leader="none"/>
+        </w:tabs>
+        <w:bidi w:val="1"/>
+        <w:ind w:left="709" w:firstLine="992"/>
+        <w:jc w:val="right"/>
+        <w:rPr/>
+      </w:pPr>
+      <w:r>
+        <w:rPr>
+          <w:rStyle w:val="StrongEmphasis"/>
+          <w:rtl w:val="true"/>
+        </w:rPr>
+        <w:t xml:space="preserve">انقل الطلاب </w:t>
+      </w:r>
+      <w:r>
+        <w:rPr>
+          <w:rStyle w:val="StrongEmphasis"/>
           <w:rtl w:val="true"/>
         </w:rPr>
         <w:t>(</w:t>
       </w:r>
       <w:r>
         <w:rPr>
-          <w:rtl w:val="true"/>
-        </w:rPr>
-        <w:t xml:space="preserve">الفصل </w:t>
-      </w:r>
-      <w:r>
-        <w:rPr/>
-        <w:t>7</w:t>
-      </w:r>
-      <w:r>
-        <w:rPr>
-          <w:rtl w:val="true"/>
-        </w:rPr>
-        <w:t xml:space="preserve">). </w:t>
+          <w:rStyle w:val="StrongEmphasis"/>
+          <w:rtl w:val="true"/>
+        </w:rPr>
+        <w:t>من الوكيل فقط</w:t>
+      </w:r>
+      <w:r>
+        <w:rPr>
+          <w:rStyle w:val="StrongEmphasis"/>
+          <w:rtl w:val="true"/>
+        </w:rPr>
+        <w:t>)</w:t>
+      </w:r>
+      <w:r>
+        <w:rPr>
+          <w:rtl w:val="true"/>
+        </w:rPr>
+        <w:t xml:space="preserve">فردي أو جماعي بسبب إلزامي، ويُقيَّد كل نقل في </w:t>
+      </w:r>
+      <w:r>
+        <w:rPr>
+          <w:rtl w:val="true"/>
+        </w:rPr>
+        <w:t>«</w:t>
+      </w:r>
+      <w:r>
+        <w:rPr>
+          <w:rtl w:val="true"/>
+        </w:rPr>
+        <w:t>سجل النقل</w:t>
+      </w:r>
+      <w:r>
+        <w:rPr>
+          <w:rtl w:val="true"/>
+        </w:rPr>
+        <w:t xml:space="preserve">» </w:t>
+      </w:r>
+      <w:r>
+        <w:rPr>
+          <w:rtl w:val="true"/>
+        </w:rPr>
+        <w:t>بالتاريخ والمنفّذ</w:t>
+      </w:r>
+      <w:r>
+        <w:rPr>
+          <w:rtl w:val="true"/>
+        </w:rPr>
+        <w:t xml:space="preserve">. </w:t>
+      </w:r>
+    </w:p>
+    <w:p>
+      <w:pPr>
+        <w:pStyle w:val="TextBody"/>
+        <w:bidi w:val="1"/>
+        <w:jc w:val="right"/>
+        <w:rPr/>
+      </w:pPr>
+      <w:r>
+        <w:rPr>
+          <w:rStyle w:val="StrongEmphasis"/>
+          <w:rtl w:val="true"/>
+        </w:rPr>
+        <w:t>تحذير</w:t>
+      </w:r>
+      <w:r>
+        <w:rPr>
+          <w:rtl w:val="true"/>
+        </w:rPr>
+        <w:t xml:space="preserve"> استيراد الطلاب وإسكانهم ونقلهم حصريًا لوكيل شؤون الطلاب؛ لا يملكه مدير المدرسة ولا المعلم</w:t>
+      </w:r>
+      <w:r>
+        <w:rPr>
+          <w:rtl w:val="true"/>
+        </w:rPr>
+        <w:t>.</w:t>
       </w:r>
     </w:p>
     <w:p>
@@ -9012,7 +9472,7 @@
         <w:rPr>
           <w:rtl w:val="true"/>
         </w:rPr>
-        <w:t>ج</w:t>
+        <w:t>ب</w:t>
       </w:r>
       <w:r>
         <w:rPr>
@@ -9024,7 +9484,7 @@
         <w:rPr>
           <w:rtl w:val="true"/>
         </w:rPr>
-        <w:t>جدول الحصص وقاعدة الإغلاق</w:t>
+        <w:t>إسناد الفصول والمواد للمعلمين</w:t>
       </w:r>
     </w:p>
     <w:p>
@@ -9049,13 +9509,34 @@
           <w:rStyle w:val="StrongEmphasis"/>
           <w:rtl w:val="true"/>
         </w:rPr>
-        <w:t>اضبط الحصص</w:t>
-      </w:r>
-      <w:r>
-        <w:rPr>
-          <w:rtl w:val="true"/>
-        </w:rPr>
-        <w:t>رقم الحصة ووقت البداية والنهاية لكل حصة</w:t>
+        <w:t xml:space="preserve">افتح </w:t>
+      </w:r>
+      <w:r>
+        <w:rPr>
+          <w:rStyle w:val="StrongEmphasis"/>
+          <w:rtl w:val="true"/>
+        </w:rPr>
+        <w:t>«</w:t>
+      </w:r>
+      <w:r>
+        <w:rPr>
+          <w:rStyle w:val="StrongEmphasis"/>
+          <w:rtl w:val="true"/>
+        </w:rPr>
+        <w:t>إسناد الفصول والمواد</w:t>
+      </w:r>
+      <w:r>
+        <w:rPr>
+          <w:rStyle w:val="StrongEmphasis"/>
+          <w:rtl w:val="true"/>
+        </w:rPr>
+        <w:t>»</w:t>
+      </w:r>
+      <w:r>
+        <w:rPr>
+          <w:rtl w:val="true"/>
+        </w:rPr>
+        <w:t>واختر المعلم من القائمة</w:t>
       </w:r>
       <w:r>
         <w:rPr>
@@ -9086,55 +9567,13 @@
           <w:rStyle w:val="StrongEmphasis"/>
           <w:rtl w:val="true"/>
         </w:rPr>
-        <w:t>حدّد قاعدة الإغلاق</w:t>
-      </w:r>
-      <w:r>
-        <w:rPr>
-          <w:rtl w:val="true"/>
-        </w:rPr>
-        <w:t>«</w:t>
-      </w:r>
-      <w:r>
-        <w:rPr>
-          <w:rtl w:val="true"/>
-        </w:rPr>
-        <w:t>منتصف الحصة</w:t>
-      </w:r>
-      <w:r>
-        <w:rPr>
-          <w:rtl w:val="true"/>
-        </w:rPr>
-        <w:t xml:space="preserve">» </w:t>
-      </w:r>
-      <w:r>
-        <w:rPr>
-          <w:rtl w:val="true"/>
-        </w:rPr>
-        <w:t xml:space="preserve">أو </w:t>
-      </w:r>
-      <w:r>
-        <w:rPr>
-          <w:rtl w:val="true"/>
-        </w:rPr>
-        <w:t>«</w:t>
-      </w:r>
-      <w:r>
-        <w:rPr>
-          <w:rtl w:val="true"/>
-        </w:rPr>
-        <w:t>نهاية الحصة</w:t>
-      </w:r>
-      <w:r>
-        <w:rPr>
-          <w:rtl w:val="true"/>
-        </w:rPr>
-        <w:t xml:space="preserve">» — </w:t>
-      </w:r>
-      <w:r>
-        <w:rPr>
-          <w:rtl w:val="true"/>
-        </w:rPr>
-        <w:t>وهي التي تحكم متى يُسمح للمعلم بإغلاق التحضير</w:t>
+        <w:t>حدّد فصوله ومواده</w:t>
+      </w:r>
+      <w:r>
+        <w:rPr>
+          <w:rtl w:val="true"/>
+        </w:rPr>
+        <w:t>بقوائم متسلسلة، والحصص الأسبوعية لكل إسناد</w:t>
       </w:r>
       <w:r>
         <w:rPr>
@@ -9149,6 +9588,200 @@
         <w:numPr>
           <w:ilvl w:val="0"/>
           <w:numId w:val="13"/>
+        </w:numPr>
+        <w:tabs>
+          <w:tab w:val="clear" w:pos="1134"/>
+          <w:tab w:val="left" w:pos="709" w:leader="none"/>
+        </w:tabs>
+        <w:bidi w:val="1"/>
+        <w:ind w:left="709" w:firstLine="992"/>
+        <w:jc w:val="right"/>
+        <w:rPr/>
+      </w:pPr>
+      <w:r>
+        <w:rPr>
+          <w:rStyle w:val="StrongEmphasis"/>
+          <w:rtl w:val="true"/>
+        </w:rPr>
+        <w:t>ثبّت الإسناد</w:t>
+      </w:r>
+      <w:r>
+        <w:rPr>
+          <w:rtl w:val="true"/>
+        </w:rPr>
+        <w:t xml:space="preserve">لتظهر للمعلم فصوله فقط في التحضير </w:t>
+      </w:r>
+      <w:r>
+        <w:rPr>
+          <w:rtl w:val="true"/>
+        </w:rPr>
+        <w:t>(</w:t>
+      </w:r>
+      <w:r>
+        <w:rPr>
+          <w:rtl w:val="true"/>
+        </w:rPr>
+        <w:t xml:space="preserve">الفصل </w:t>
+      </w:r>
+      <w:r>
+        <w:rPr/>
+        <w:t>7</w:t>
+      </w:r>
+      <w:r>
+        <w:rPr>
+          <w:rtl w:val="true"/>
+        </w:rPr>
+        <w:t xml:space="preserve">). </w:t>
+      </w:r>
+    </w:p>
+    <w:p>
+      <w:pPr>
+        <w:pStyle w:val="Heading3"/>
+        <w:bidi w:val="1"/>
+        <w:jc w:val="right"/>
+        <w:rPr/>
+      </w:pPr>
+      <w:r>
+        <w:rPr>
+          <w:rtl w:val="true"/>
+        </w:rPr>
+        <w:t>ج</w:t>
+      </w:r>
+      <w:r>
+        <w:rPr>
+          <w:rtl w:val="true"/>
+        </w:rPr>
+        <w:t xml:space="preserve">) </w:t>
+      </w:r>
+      <w:r>
+        <w:rPr>
+          <w:rtl w:val="true"/>
+        </w:rPr>
+        <w:t>جدول الحصص وقاعدة الإغلاق</w:t>
+      </w:r>
+    </w:p>
+    <w:p>
+      <w:pPr>
+        <w:pStyle w:val="TextBody"/>
+        <w:numPr>
+          <w:ilvl w:val="0"/>
+          <w:numId w:val="14"/>
+        </w:numPr>
+        <w:tabs>
+          <w:tab w:val="clear" w:pos="1134"/>
+          <w:tab w:val="left" w:pos="709" w:leader="none"/>
+        </w:tabs>
+        <w:bidi w:val="1"/>
+        <w:spacing w:before="0" w:after="0"/>
+        <w:ind w:left="709" w:firstLine="992"/>
+        <w:jc w:val="right"/>
+        <w:rPr/>
+      </w:pPr>
+      <w:r>
+        <w:rPr>
+          <w:rStyle w:val="StrongEmphasis"/>
+          <w:rtl w:val="true"/>
+        </w:rPr>
+        <w:t>اضبط الحصص</w:t>
+      </w:r>
+      <w:r>
+        <w:rPr>
+          <w:rtl w:val="true"/>
+        </w:rPr>
+        <w:t>رقم الحصة ووقت البداية والنهاية لكل حصة</w:t>
+      </w:r>
+      <w:r>
+        <w:rPr>
+          <w:rtl w:val="true"/>
+        </w:rPr>
+        <w:t xml:space="preserve">. </w:t>
+      </w:r>
+    </w:p>
+    <w:p>
+      <w:pPr>
+        <w:pStyle w:val="TextBody"/>
+        <w:numPr>
+          <w:ilvl w:val="0"/>
+          <w:numId w:val="14"/>
+        </w:numPr>
+        <w:tabs>
+          <w:tab w:val="clear" w:pos="1134"/>
+          <w:tab w:val="left" w:pos="709" w:leader="none"/>
+        </w:tabs>
+        <w:bidi w:val="1"/>
+        <w:spacing w:before="0" w:after="0"/>
+        <w:ind w:left="709" w:firstLine="992"/>
+        <w:jc w:val="right"/>
+        <w:rPr/>
+      </w:pPr>
+      <w:r>
+        <w:rPr>
+          <w:rStyle w:val="StrongEmphasis"/>
+          <w:rtl w:val="true"/>
+        </w:rPr>
+        <w:t>حدّد قاعدة الإغلاق</w:t>
+      </w:r>
+      <w:r>
+        <w:rPr>
+          <w:rtl w:val="true"/>
+        </w:rPr>
+        <w:t>«</w:t>
+      </w:r>
+      <w:r>
+        <w:rPr>
+          <w:rtl w:val="true"/>
+        </w:rPr>
+        <w:t>منتصف الحصة</w:t>
+      </w:r>
+      <w:r>
+        <w:rPr>
+          <w:rtl w:val="true"/>
+        </w:rPr>
+        <w:t xml:space="preserve">» </w:t>
+      </w:r>
+      <w:r>
+        <w:rPr>
+          <w:rtl w:val="true"/>
+        </w:rPr>
+        <w:t xml:space="preserve">أو </w:t>
+      </w:r>
+      <w:r>
+        <w:rPr>
+          <w:rtl w:val="true"/>
+        </w:rPr>
+        <w:t>«</w:t>
+      </w:r>
+      <w:r>
+        <w:rPr>
+          <w:rtl w:val="true"/>
+        </w:rPr>
+        <w:t>نهاية الحصة</w:t>
+      </w:r>
+      <w:r>
+        <w:rPr>
+          <w:rtl w:val="true"/>
+        </w:rPr>
+        <w:t xml:space="preserve">» — </w:t>
+      </w:r>
+      <w:r>
+        <w:rPr>
+          <w:rtl w:val="true"/>
+        </w:rPr>
+        <w:t>وهي التي تحكم متى يُسمح للمعلم بإغلاق التحضير</w:t>
+      </w:r>
+      <w:r>
+        <w:rPr>
+          <w:rtl w:val="true"/>
+        </w:rPr>
+        <w:t xml:space="preserve">. </w:t>
+      </w:r>
+    </w:p>
+    <w:p>
+      <w:pPr>
+        <w:pStyle w:val="TextBody"/>
+        <w:numPr>
+          <w:ilvl w:val="0"/>
+          <w:numId w:val="14"/>
         </w:numPr>
         <w:tabs>
           <w:tab w:val="clear" w:pos="1134"/>
@@ -9542,7 +10175,7 @@
         <w:pStyle w:val="TextBody"/>
         <w:numPr>
           <w:ilvl w:val="0"/>
-          <w:numId w:val="14"/>
+          <w:numId w:val="15"/>
         </w:numPr>
         <w:tabs>
           <w:tab w:val="clear" w:pos="1134"/>
@@ -9572,202 +10205,6 @@
           <w:rtl w:val="true"/>
         </w:rPr>
         <w:t xml:space="preserve">. </w:t>
-      </w:r>
-    </w:p>
-    <w:p>
-      <w:pPr>
-        <w:pStyle w:val="TextBody"/>
-        <w:numPr>
-          <w:ilvl w:val="0"/>
-          <w:numId w:val="14"/>
-        </w:numPr>
-        <w:tabs>
-          <w:tab w:val="clear" w:pos="1134"/>
-          <w:tab w:val="left" w:pos="709" w:leader="none"/>
-        </w:tabs>
-        <w:bidi w:val="1"/>
-        <w:spacing w:before="0" w:after="0"/>
-        <w:ind w:left="709" w:firstLine="992"/>
-        <w:jc w:val="right"/>
-        <w:rPr/>
-      </w:pPr>
-      <w:r>
-        <w:rPr>
-          <w:rStyle w:val="StrongEmphasis"/>
-          <w:rtl w:val="true"/>
-        </w:rPr>
-        <w:t>يرد التوجيه والإرشاد</w:t>
-      </w:r>
-      <w:r>
-        <w:rPr>
-          <w:rtl w:val="true"/>
-        </w:rPr>
-        <w:t>بالإجراء المقترح والخيارات الممكنة</w:t>
-      </w:r>
-      <w:r>
-        <w:rPr>
-          <w:rtl w:val="true"/>
-        </w:rPr>
-        <w:t xml:space="preserve">. </w:t>
-      </w:r>
-    </w:p>
-    <w:p>
-      <w:pPr>
-        <w:pStyle w:val="TextBody"/>
-        <w:numPr>
-          <w:ilvl w:val="0"/>
-          <w:numId w:val="14"/>
-        </w:numPr>
-        <w:tabs>
-          <w:tab w:val="clear" w:pos="1134"/>
-          <w:tab w:val="left" w:pos="709" w:leader="none"/>
-        </w:tabs>
-        <w:bidi w:val="1"/>
-        <w:spacing w:before="0" w:after="0"/>
-        <w:ind w:left="709" w:firstLine="992"/>
-        <w:jc w:val="right"/>
-        <w:rPr/>
-      </w:pPr>
-      <w:r>
-        <w:rPr>
-          <w:rStyle w:val="StrongEmphasis"/>
-          <w:rtl w:val="true"/>
-        </w:rPr>
-        <w:t>تنفّذ الوكيل اللائحة</w:t>
-      </w:r>
-      <w:r>
-        <w:rPr>
-          <w:rtl w:val="true"/>
-        </w:rPr>
-        <w:t xml:space="preserve">خصم درجات سلوك </w:t>
-      </w:r>
-      <w:r>
-        <w:rPr>
-          <w:rtl w:val="true"/>
-        </w:rPr>
-        <w:t>(</w:t>
-      </w:r>
-      <w:r>
-        <w:rPr>
-          <w:rtl w:val="true"/>
-        </w:rPr>
-        <w:t>يُكتب الرقم أمام المخالفة</w:t>
-      </w:r>
-      <w:r>
-        <w:rPr>
-          <w:rtl w:val="true"/>
-        </w:rPr>
-        <w:t xml:space="preserve">) </w:t>
-      </w:r>
-      <w:r>
-        <w:rPr>
-          <w:rtl w:val="true"/>
-        </w:rPr>
-        <w:t xml:space="preserve">أو إجراء آخر </w:t>
-      </w:r>
-      <w:r>
-        <w:rPr>
-          <w:rtl w:val="true"/>
-        </w:rPr>
-        <w:t xml:space="preserve">+ </w:t>
-      </w:r>
-      <w:r>
-        <w:rPr>
-          <w:rtl w:val="true"/>
-        </w:rPr>
-        <w:t>ملاحظة</w:t>
-      </w:r>
-      <w:r>
-        <w:rPr>
-          <w:rtl w:val="true"/>
-        </w:rPr>
-        <w:t xml:space="preserve">. </w:t>
-      </w:r>
-    </w:p>
-    <w:p>
-      <w:pPr>
-        <w:pStyle w:val="TextBody"/>
-        <w:numPr>
-          <w:ilvl w:val="0"/>
-          <w:numId w:val="14"/>
-        </w:numPr>
-        <w:tabs>
-          <w:tab w:val="clear" w:pos="1134"/>
-          <w:tab w:val="left" w:pos="709" w:leader="none"/>
-        </w:tabs>
-        <w:bidi w:val="1"/>
-        <w:ind w:left="709" w:firstLine="992"/>
-        <w:jc w:val="right"/>
-        <w:rPr/>
-      </w:pPr>
-      <w:r>
-        <w:rPr>
-          <w:rStyle w:val="StrongEmphasis"/>
-          <w:rtl w:val="true"/>
-        </w:rPr>
-        <w:t>تُغلق القضية</w:t>
-      </w:r>
-      <w:r>
-        <w:rPr>
-          <w:rtl w:val="true"/>
-        </w:rPr>
-        <w:t xml:space="preserve">فتُصدر رسالة تلقرام للمعلم والتوجيه والمدير </w:t>
-      </w:r>
-      <w:r>
-        <w:rPr>
-          <w:rtl w:val="true"/>
-        </w:rPr>
-        <w:t xml:space="preserve">+ </w:t>
-      </w:r>
-      <w:r>
-        <w:rPr>
-          <w:rtl w:val="true"/>
-        </w:rPr>
-        <w:t xml:space="preserve">تقرير مفصّل </w:t>
-      </w:r>
-      <w:r>
-        <w:rPr>
-          <w:rtl w:val="true"/>
-        </w:rPr>
-        <w:t xml:space="preserve">+ </w:t>
-      </w:r>
-      <w:r>
-        <w:rPr>
-          <w:rtl w:val="true"/>
-        </w:rPr>
-        <w:t>أرشفة</w:t>
-      </w:r>
-      <w:r>
-        <w:rPr>
-          <w:rtl w:val="true"/>
-        </w:rPr>
-        <w:t xml:space="preserve">. </w:t>
-      </w:r>
-    </w:p>
-    <w:p>
-      <w:pPr>
-        <w:pStyle w:val="Heading3"/>
-        <w:bidi w:val="1"/>
-        <w:jc w:val="right"/>
-        <w:rPr/>
-      </w:pPr>
-      <w:r>
-        <w:rPr>
-          <w:rtl w:val="true"/>
-        </w:rPr>
-        <w:t>و</w:t>
-      </w:r>
-      <w:r>
-        <w:rPr>
-          <w:rtl w:val="true"/>
-        </w:rPr>
-        <w:t xml:space="preserve">) </w:t>
-      </w:r>
-      <w:r>
-        <w:rPr>
-          <w:rtl w:val="true"/>
-        </w:rPr>
-        <w:t>الاستئذان وتصريح الخروج</w:t>
       </w:r>
     </w:p>
     <w:p>
@@ -9792,25 +10229,13 @@
           <w:rStyle w:val="StrongEmphasis"/>
           <w:rtl w:val="true"/>
         </w:rPr>
-        <w:t>يُنشئ التوجيه الطلب</w:t>
-      </w:r>
-      <w:r>
-        <w:rPr>
-          <w:rtl w:val="true"/>
-        </w:rPr>
-        <w:t>الطالب، الحصة</w:t>
-      </w:r>
-      <w:r>
-        <w:rPr>
-          <w:rtl w:val="true"/>
-        </w:rPr>
-        <w:t>/</w:t>
-      </w:r>
-      <w:r>
-        <w:rPr>
-          <w:rtl w:val="true"/>
-        </w:rPr>
-        <w:t>المادة، التاريخ، السبب — ويُحوَّل للوكيل</w:t>
+        <w:t>يرد التوجيه والإرشاد</w:t>
+      </w:r>
+      <w:r>
+        <w:rPr>
+          <w:rtl w:val="true"/>
+        </w:rPr>
+        <w:t>بالإجراء المقترح والخيارات الممكنة</w:t>
       </w:r>
       <w:r>
         <w:rPr>
@@ -9841,13 +10266,49 @@
           <w:rStyle w:val="StrongEmphasis"/>
           <w:rtl w:val="true"/>
         </w:rPr>
-        <w:t>يمنحه الوكيل</w:t>
-      </w:r>
-      <w:r>
-        <w:rPr>
-          <w:rtl w:val="true"/>
-        </w:rPr>
-        <w:t>من المنصة أو الجوال أو تلقرام</w:t>
+        <w:t>تنفّذ الوكيل اللائحة</w:t>
+      </w:r>
+      <w:r>
+        <w:rPr>
+          <w:rtl w:val="true"/>
+        </w:rPr>
+        <w:t xml:space="preserve">خصم درجات سلوك </w:t>
+      </w:r>
+      <w:r>
+        <w:rPr>
+          <w:rtl w:val="true"/>
+        </w:rPr>
+        <w:t>(</w:t>
+      </w:r>
+      <w:r>
+        <w:rPr>
+          <w:rtl w:val="true"/>
+        </w:rPr>
+        <w:t>يُكتب الرقم أمام المخالفة</w:t>
+      </w:r>
+      <w:r>
+        <w:rPr>
+          <w:rtl w:val="true"/>
+        </w:rPr>
+        <w:t xml:space="preserve">) </w:t>
+      </w:r>
+      <w:r>
+        <w:rPr>
+          <w:rtl w:val="true"/>
+        </w:rPr>
+        <w:t xml:space="preserve">أو إجراء آخر </w:t>
+      </w:r>
+      <w:r>
+        <w:rPr>
+          <w:rtl w:val="true"/>
+        </w:rPr>
+        <w:t xml:space="preserve">+ </w:t>
+      </w:r>
+      <w:r>
+        <w:rPr>
+          <w:rtl w:val="true"/>
+        </w:rPr>
+        <w:t>ملاحظة</w:t>
       </w:r>
       <w:r>
         <w:rPr>
@@ -9862,6 +10323,178 @@
         <w:numPr>
           <w:ilvl w:val="0"/>
           <w:numId w:val="15"/>
+        </w:numPr>
+        <w:tabs>
+          <w:tab w:val="clear" w:pos="1134"/>
+          <w:tab w:val="left" w:pos="709" w:leader="none"/>
+        </w:tabs>
+        <w:bidi w:val="1"/>
+        <w:ind w:left="709" w:firstLine="992"/>
+        <w:jc w:val="right"/>
+        <w:rPr/>
+      </w:pPr>
+      <w:r>
+        <w:rPr>
+          <w:rStyle w:val="StrongEmphasis"/>
+          <w:rtl w:val="true"/>
+        </w:rPr>
+        <w:t>تُغلق القضية</w:t>
+      </w:r>
+      <w:r>
+        <w:rPr>
+          <w:rtl w:val="true"/>
+        </w:rPr>
+        <w:t xml:space="preserve">فتُصدر رسالة تلقرام للمعلم والتوجيه والمدير </w:t>
+      </w:r>
+      <w:r>
+        <w:rPr>
+          <w:rtl w:val="true"/>
+        </w:rPr>
+        <w:t xml:space="preserve">+ </w:t>
+      </w:r>
+      <w:r>
+        <w:rPr>
+          <w:rtl w:val="true"/>
+        </w:rPr>
+        <w:t xml:space="preserve">تقرير مفصّل </w:t>
+      </w:r>
+      <w:r>
+        <w:rPr>
+          <w:rtl w:val="true"/>
+        </w:rPr>
+        <w:t xml:space="preserve">+ </w:t>
+      </w:r>
+      <w:r>
+        <w:rPr>
+          <w:rtl w:val="true"/>
+        </w:rPr>
+        <w:t>أرشفة</w:t>
+      </w:r>
+      <w:r>
+        <w:rPr>
+          <w:rtl w:val="true"/>
+        </w:rPr>
+        <w:t xml:space="preserve">. </w:t>
+      </w:r>
+    </w:p>
+    <w:p>
+      <w:pPr>
+        <w:pStyle w:val="Heading3"/>
+        <w:bidi w:val="1"/>
+        <w:jc w:val="right"/>
+        <w:rPr/>
+      </w:pPr>
+      <w:r>
+        <w:rPr>
+          <w:rtl w:val="true"/>
+        </w:rPr>
+        <w:t>و</w:t>
+      </w:r>
+      <w:r>
+        <w:rPr>
+          <w:rtl w:val="true"/>
+        </w:rPr>
+        <w:t xml:space="preserve">) </w:t>
+      </w:r>
+      <w:r>
+        <w:rPr>
+          <w:rtl w:val="true"/>
+        </w:rPr>
+        <w:t>الاستئذان وتصريح الخروج</w:t>
+      </w:r>
+    </w:p>
+    <w:p>
+      <w:pPr>
+        <w:pStyle w:val="TextBody"/>
+        <w:numPr>
+          <w:ilvl w:val="0"/>
+          <w:numId w:val="16"/>
+        </w:numPr>
+        <w:tabs>
+          <w:tab w:val="clear" w:pos="1134"/>
+          <w:tab w:val="left" w:pos="709" w:leader="none"/>
+        </w:tabs>
+        <w:bidi w:val="1"/>
+        <w:spacing w:before="0" w:after="0"/>
+        <w:ind w:left="709" w:firstLine="992"/>
+        <w:jc w:val="right"/>
+        <w:rPr/>
+      </w:pPr>
+      <w:r>
+        <w:rPr>
+          <w:rStyle w:val="StrongEmphasis"/>
+          <w:rtl w:val="true"/>
+        </w:rPr>
+        <w:t>يُنشئ التوجيه الطلب</w:t>
+      </w:r>
+      <w:r>
+        <w:rPr>
+          <w:rtl w:val="true"/>
+        </w:rPr>
+        <w:t>الطالب، الحصة</w:t>
+      </w:r>
+      <w:r>
+        <w:rPr>
+          <w:rtl w:val="true"/>
+        </w:rPr>
+        <w:t>/</w:t>
+      </w:r>
+      <w:r>
+        <w:rPr>
+          <w:rtl w:val="true"/>
+        </w:rPr>
+        <w:t>المادة، التاريخ، السبب — ويُحوَّل للوكيل</w:t>
+      </w:r>
+      <w:r>
+        <w:rPr>
+          <w:rtl w:val="true"/>
+        </w:rPr>
+        <w:t xml:space="preserve">. </w:t>
+      </w:r>
+    </w:p>
+    <w:p>
+      <w:pPr>
+        <w:pStyle w:val="TextBody"/>
+        <w:numPr>
+          <w:ilvl w:val="0"/>
+          <w:numId w:val="16"/>
+        </w:numPr>
+        <w:tabs>
+          <w:tab w:val="clear" w:pos="1134"/>
+          <w:tab w:val="left" w:pos="709" w:leader="none"/>
+        </w:tabs>
+        <w:bidi w:val="1"/>
+        <w:spacing w:before="0" w:after="0"/>
+        <w:ind w:left="709" w:firstLine="992"/>
+        <w:jc w:val="right"/>
+        <w:rPr/>
+      </w:pPr>
+      <w:r>
+        <w:rPr>
+          <w:rStyle w:val="StrongEmphasis"/>
+          <w:rtl w:val="true"/>
+        </w:rPr>
+        <w:t>يمنحه الوكيل</w:t>
+      </w:r>
+      <w:r>
+        <w:rPr>
+          <w:rtl w:val="true"/>
+        </w:rPr>
+        <w:t>من المنصة أو الجوال أو تلقرام</w:t>
+      </w:r>
+      <w:r>
+        <w:rPr>
+          <w:rtl w:val="true"/>
+        </w:rPr>
+        <w:t xml:space="preserve">. </w:t>
+      </w:r>
+    </w:p>
+    <w:p>
+      <w:pPr>
+        <w:pStyle w:val="TextBody"/>
+        <w:numPr>
+          <w:ilvl w:val="0"/>
+          <w:numId w:val="16"/>
         </w:numPr>
         <w:tabs>
           <w:tab w:val="clear" w:pos="1134"/>
@@ -10175,7 +10808,7 @@
         <w:pStyle w:val="TextBody"/>
         <w:numPr>
           <w:ilvl w:val="0"/>
-          <w:numId w:val="16"/>
+          <w:numId w:val="17"/>
         </w:numPr>
         <w:tabs>
           <w:tab w:val="clear" w:pos="1134"/>
@@ -10257,7 +10890,7 @@
         <w:pStyle w:val="TextBody"/>
         <w:numPr>
           <w:ilvl w:val="0"/>
-          <w:numId w:val="16"/>
+          <w:numId w:val="17"/>
         </w:numPr>
         <w:tabs>
           <w:tab w:val="clear" w:pos="1134"/>
@@ -10306,7 +10939,7 @@
         <w:pStyle w:val="TextBody"/>
         <w:numPr>
           <w:ilvl w:val="0"/>
-          <w:numId w:val="16"/>
+          <w:numId w:val="17"/>
         </w:numPr>
         <w:tabs>
           <w:tab w:val="clear" w:pos="1134"/>
@@ -10415,7 +11048,7 @@
         <w:pStyle w:val="TextBody"/>
         <w:numPr>
           <w:ilvl w:val="0"/>
-          <w:numId w:val="16"/>
+          <w:numId w:val="17"/>
         </w:numPr>
         <w:tabs>
           <w:tab w:val="clear" w:pos="1134"/>
@@ -10488,7 +11121,7 @@
         <w:pStyle w:val="TextBody"/>
         <w:numPr>
           <w:ilvl w:val="0"/>
-          <w:numId w:val="16"/>
+          <w:numId w:val="17"/>
         </w:numPr>
         <w:tabs>
           <w:tab w:val="clear" w:pos="1134"/>
@@ -10585,7 +11218,7 @@
         <w:pStyle w:val="TextBody"/>
         <w:numPr>
           <w:ilvl w:val="0"/>
-          <w:numId w:val="16"/>
+          <w:numId w:val="17"/>
         </w:numPr>
         <w:tabs>
           <w:tab w:val="clear" w:pos="1134"/>
@@ -10791,7 +11424,7 @@
         <w:pStyle w:val="TextBody"/>
         <w:numPr>
           <w:ilvl w:val="0"/>
-          <w:numId w:val="17"/>
+          <w:numId w:val="18"/>
         </w:numPr>
         <w:tabs>
           <w:tab w:val="clear" w:pos="1134"/>
@@ -10849,7 +11482,7 @@
         <w:pStyle w:val="TextBody"/>
         <w:numPr>
           <w:ilvl w:val="0"/>
-          <w:numId w:val="17"/>
+          <w:numId w:val="18"/>
         </w:numPr>
         <w:tabs>
           <w:tab w:val="clear" w:pos="1134"/>
@@ -10926,7 +11559,7 @@
         <w:pStyle w:val="TextBody"/>
         <w:numPr>
           <w:ilvl w:val="0"/>
-          <w:numId w:val="17"/>
+          <w:numId w:val="18"/>
         </w:numPr>
         <w:tabs>
           <w:tab w:val="clear" w:pos="1134"/>
@@ -11032,7 +11665,7 @@
         <w:pStyle w:val="TextBody"/>
         <w:numPr>
           <w:ilvl w:val="0"/>
-          <w:numId w:val="17"/>
+          <w:numId w:val="18"/>
         </w:numPr>
         <w:tabs>
           <w:tab w:val="clear" w:pos="1134"/>
@@ -11443,7 +12076,7 @@
         <w:pStyle w:val="TextBody"/>
         <w:numPr>
           <w:ilvl w:val="0"/>
-          <w:numId w:val="18"/>
+          <w:numId w:val="19"/>
         </w:numPr>
         <w:tabs>
           <w:tab w:val="clear" w:pos="1134"/>
@@ -11501,7 +12134,7 @@
         <w:pStyle w:val="TextBody"/>
         <w:numPr>
           <w:ilvl w:val="0"/>
-          <w:numId w:val="18"/>
+          <w:numId w:val="19"/>
         </w:numPr>
         <w:tabs>
           <w:tab w:val="clear" w:pos="1134"/>
@@ -11538,7 +12171,7 @@
         <w:pStyle w:val="TextBody"/>
         <w:numPr>
           <w:ilvl w:val="0"/>
-          <w:numId w:val="18"/>
+          <w:numId w:val="19"/>
         </w:numPr>
         <w:tabs>
           <w:tab w:val="clear" w:pos="1134"/>
@@ -11596,7 +12229,7 @@
         <w:pStyle w:val="TextBody"/>
         <w:numPr>
           <w:ilvl w:val="0"/>
-          <w:numId w:val="18"/>
+          <w:numId w:val="19"/>
         </w:numPr>
         <w:tabs>
           <w:tab w:val="clear" w:pos="1134"/>
@@ -11914,7 +12547,7 @@
         <w:pStyle w:val="TextBody"/>
         <w:numPr>
           <w:ilvl w:val="0"/>
-          <w:numId w:val="19"/>
+          <w:numId w:val="20"/>
         </w:numPr>
         <w:tabs>
           <w:tab w:val="clear" w:pos="1134"/>
@@ -11951,7 +12584,7 @@
         <w:pStyle w:val="TextBody"/>
         <w:numPr>
           <w:ilvl w:val="0"/>
-          <w:numId w:val="19"/>
+          <w:numId w:val="20"/>
         </w:numPr>
         <w:tabs>
           <w:tab w:val="clear" w:pos="1134"/>
@@ -12024,7 +12657,7 @@
         <w:pStyle w:val="TextBody"/>
         <w:numPr>
           <w:ilvl w:val="0"/>
-          <w:numId w:val="19"/>
+          <w:numId w:val="20"/>
         </w:numPr>
         <w:tabs>
           <w:tab w:val="clear" w:pos="1134"/>
@@ -12061,7 +12694,7 @@
         <w:pStyle w:val="TextBody"/>
         <w:numPr>
           <w:ilvl w:val="0"/>
-          <w:numId w:val="19"/>
+          <w:numId w:val="20"/>
         </w:numPr>
         <w:tabs>
           <w:tab w:val="clear" w:pos="1134"/>
@@ -12231,7 +12864,7 @@
         <w:pStyle w:val="TextBody"/>
         <w:numPr>
           <w:ilvl w:val="0"/>
-          <w:numId w:val="20"/>
+          <w:numId w:val="21"/>
         </w:numPr>
         <w:tabs>
           <w:tab w:val="clear" w:pos="1134"/>
@@ -12268,7 +12901,7 @@
         <w:pStyle w:val="TextBody"/>
         <w:numPr>
           <w:ilvl w:val="0"/>
-          <w:numId w:val="20"/>
+          <w:numId w:val="21"/>
         </w:numPr>
         <w:tabs>
           <w:tab w:val="clear" w:pos="1134"/>
@@ -12498,7 +13131,7 @@
         <w:pStyle w:val="TextBody"/>
         <w:numPr>
           <w:ilvl w:val="0"/>
-          <w:numId w:val="21"/>
+          <w:numId w:val="22"/>
         </w:numPr>
         <w:tabs>
           <w:tab w:val="clear" w:pos="1134"/>
@@ -12559,7 +13192,7 @@
         <w:pStyle w:val="TextBody"/>
         <w:numPr>
           <w:ilvl w:val="0"/>
-          <w:numId w:val="21"/>
+          <w:numId w:val="22"/>
         </w:numPr>
         <w:tabs>
           <w:tab w:val="clear" w:pos="1134"/>
@@ -12596,7 +13229,7 @@
         <w:pStyle w:val="TextBody"/>
         <w:numPr>
           <w:ilvl w:val="0"/>
-          <w:numId w:val="21"/>
+          <w:numId w:val="22"/>
         </w:numPr>
         <w:tabs>
           <w:tab w:val="clear" w:pos="1134"/>
@@ -13250,7 +13883,7 @@
         <w:pStyle w:val="TextBody"/>
         <w:numPr>
           <w:ilvl w:val="0"/>
-          <w:numId w:val="22"/>
+          <w:numId w:val="23"/>
         </w:numPr>
         <w:tabs>
           <w:tab w:val="clear" w:pos="1134"/>
@@ -13308,7 +13941,7 @@
         <w:pStyle w:val="TextBody"/>
         <w:numPr>
           <w:ilvl w:val="0"/>
-          <w:numId w:val="22"/>
+          <w:numId w:val="23"/>
         </w:numPr>
         <w:tabs>
           <w:tab w:val="clear" w:pos="1134"/>
@@ -13345,7 +13978,7 @@
         <w:pStyle w:val="TextBody"/>
         <w:numPr>
           <w:ilvl w:val="0"/>
-          <w:numId w:val="22"/>
+          <w:numId w:val="23"/>
         </w:numPr>
         <w:tabs>
           <w:tab w:val="clear" w:pos="1134"/>
@@ -13403,7 +14036,7 @@
         <w:pStyle w:val="TextBody"/>
         <w:numPr>
           <w:ilvl w:val="0"/>
-          <w:numId w:val="22"/>
+          <w:numId w:val="23"/>
         </w:numPr>
         <w:tabs>
           <w:tab w:val="clear" w:pos="1134"/>
@@ -13772,7 +14405,7 @@
         <w:pStyle w:val="TextBody"/>
         <w:numPr>
           <w:ilvl w:val="0"/>
-          <w:numId w:val="23"/>
+          <w:numId w:val="24"/>
         </w:numPr>
         <w:tabs>
           <w:tab w:val="clear" w:pos="1134"/>
@@ -13833,7 +14466,7 @@
         <w:pStyle w:val="TextBody"/>
         <w:numPr>
           <w:ilvl w:val="0"/>
-          <w:numId w:val="23"/>
+          <w:numId w:val="24"/>
         </w:numPr>
         <w:tabs>
           <w:tab w:val="clear" w:pos="1134"/>
@@ -13894,7 +14527,7 @@
         <w:pStyle w:val="TextBody"/>
         <w:numPr>
           <w:ilvl w:val="0"/>
-          <w:numId w:val="23"/>
+          <w:numId w:val="24"/>
         </w:numPr>
         <w:tabs>
           <w:tab w:val="clear" w:pos="1134"/>
@@ -13955,7 +14588,7 @@
         <w:pStyle w:val="TextBody"/>
         <w:numPr>
           <w:ilvl w:val="0"/>
-          <w:numId w:val="23"/>
+          <w:numId w:val="24"/>
         </w:numPr>
         <w:tabs>
           <w:tab w:val="clear" w:pos="1134"/>
@@ -14400,7 +15033,7 @@
         <w:pStyle w:val="TextBody"/>
         <w:numPr>
           <w:ilvl w:val="0"/>
-          <w:numId w:val="24"/>
+          <w:numId w:val="25"/>
         </w:numPr>
         <w:tabs>
           <w:tab w:val="clear" w:pos="1134"/>
@@ -14430,342 +15063,6 @@
           <w:rtl w:val="true"/>
         </w:rPr>
         <w:t xml:space="preserve">. </w:t>
-      </w:r>
-    </w:p>
-    <w:p>
-      <w:pPr>
-        <w:pStyle w:val="TextBody"/>
-        <w:numPr>
-          <w:ilvl w:val="0"/>
-          <w:numId w:val="24"/>
-        </w:numPr>
-        <w:tabs>
-          <w:tab w:val="clear" w:pos="1134"/>
-          <w:tab w:val="left" w:pos="709" w:leader="none"/>
-        </w:tabs>
-        <w:bidi w:val="1"/>
-        <w:spacing w:before="0" w:after="0"/>
-        <w:ind w:left="709" w:firstLine="992"/>
-        <w:jc w:val="right"/>
-        <w:rPr/>
-      </w:pPr>
-      <w:r>
-        <w:rPr>
-          <w:rStyle w:val="StrongEmphasis"/>
-          <w:rtl w:val="true"/>
-        </w:rPr>
-        <w:t>حدّد عدد المناوبين في اليوم والأماكن</w:t>
-      </w:r>
-      <w:r>
-        <w:rPr>
-          <w:rtl w:val="true"/>
-        </w:rPr>
-        <w:t xml:space="preserve">واستثنِ من تشاء من المعلمين، مع خيار تضمين نهاية الأسبوع </w:t>
-      </w:r>
-      <w:r>
-        <w:rPr>
-          <w:rtl w:val="true"/>
-        </w:rPr>
-        <w:t>(</w:t>
-      </w:r>
-      <w:r>
-        <w:rPr>
-          <w:rtl w:val="true"/>
-        </w:rPr>
-        <w:t>مستثناة افتراضيًا</w:t>
-      </w:r>
-      <w:r>
-        <w:rPr>
-          <w:rtl w:val="true"/>
-        </w:rPr>
-        <w:t xml:space="preserve">). </w:t>
-      </w:r>
-    </w:p>
-    <w:p>
-      <w:pPr>
-        <w:pStyle w:val="TextBody"/>
-        <w:numPr>
-          <w:ilvl w:val="0"/>
-          <w:numId w:val="24"/>
-        </w:numPr>
-        <w:tabs>
-          <w:tab w:val="clear" w:pos="1134"/>
-          <w:tab w:val="left" w:pos="709" w:leader="none"/>
-        </w:tabs>
-        <w:bidi w:val="1"/>
-        <w:spacing w:before="0" w:after="0"/>
-        <w:ind w:left="709" w:firstLine="992"/>
-        <w:jc w:val="right"/>
-        <w:rPr/>
-      </w:pPr>
-      <w:r>
-        <w:rPr>
-          <w:rStyle w:val="StrongEmphasis"/>
-          <w:rtl w:val="true"/>
-        </w:rPr>
-        <w:t>وزّع آليًا</w:t>
-      </w:r>
-      <w:r>
-        <w:rPr>
-          <w:rtl w:val="true"/>
-        </w:rPr>
-        <w:t xml:space="preserve">يوزّع النظام بالعدالة </w:t>
-      </w:r>
-      <w:r>
-        <w:rPr>
-          <w:rtl w:val="true"/>
-        </w:rPr>
-        <w:t>(</w:t>
-      </w:r>
-      <w:r>
-        <w:rPr>
-          <w:rtl w:val="true"/>
-        </w:rPr>
-        <w:t>الأقل مناوبات أولًا</w:t>
-      </w:r>
-      <w:r>
-        <w:rPr>
-          <w:rtl w:val="true"/>
-        </w:rPr>
-        <w:t xml:space="preserve">) </w:t>
-      </w:r>
-      <w:r>
-        <w:rPr>
-          <w:rtl w:val="true"/>
-        </w:rPr>
-        <w:t>بلا تكرار لنفس المعلم في اليوم نفسه</w:t>
-      </w:r>
-      <w:r>
-        <w:rPr>
-          <w:rtl w:val="true"/>
-        </w:rPr>
-        <w:t xml:space="preserve">. </w:t>
-      </w:r>
-    </w:p>
-    <w:p>
-      <w:pPr>
-        <w:pStyle w:val="TextBody"/>
-        <w:numPr>
-          <w:ilvl w:val="0"/>
-          <w:numId w:val="24"/>
-        </w:numPr>
-        <w:tabs>
-          <w:tab w:val="clear" w:pos="1134"/>
-          <w:tab w:val="left" w:pos="709" w:leader="none"/>
-        </w:tabs>
-        <w:bidi w:val="1"/>
-        <w:ind w:left="709" w:firstLine="992"/>
-        <w:jc w:val="right"/>
-        <w:rPr/>
-      </w:pPr>
-      <w:r>
-        <w:rPr>
-          <w:rStyle w:val="StrongEmphasis"/>
-          <w:rtl w:val="true"/>
-        </w:rPr>
-        <w:t>أو أضف يدويًا</w:t>
-      </w:r>
-      <w:r>
-        <w:rPr>
-          <w:rtl w:val="true"/>
-        </w:rPr>
-        <w:t>يوم</w:t>
-      </w:r>
-      <w:r>
-        <w:rPr>
-          <w:rtl w:val="true"/>
-        </w:rPr>
-        <w:t>/</w:t>
-      </w:r>
-      <w:r>
-        <w:rPr>
-          <w:rtl w:val="true"/>
-        </w:rPr>
-        <w:t>معلم</w:t>
-      </w:r>
-      <w:r>
-        <w:rPr>
-          <w:rtl w:val="true"/>
-        </w:rPr>
-        <w:t>/</w:t>
-      </w:r>
-      <w:r>
-        <w:rPr>
-          <w:rtl w:val="true"/>
-        </w:rPr>
-        <w:t>مكان</w:t>
-      </w:r>
-      <w:r>
-        <w:rPr>
-          <w:rtl w:val="true"/>
-        </w:rPr>
-        <w:t>/</w:t>
-      </w:r>
-      <w:r>
-        <w:rPr>
-          <w:rtl w:val="true"/>
-        </w:rPr>
-        <w:t>توقيت، ثم غيّر أو احذف أو سجّل الاستلام</w:t>
-      </w:r>
-      <w:r>
-        <w:rPr>
-          <w:rtl w:val="true"/>
-        </w:rPr>
-        <w:t xml:space="preserve">. </w:t>
-      </w:r>
-    </w:p>
-    <w:p>
-      <w:pPr>
-        <w:pStyle w:val="Heading3"/>
-        <w:bidi w:val="1"/>
-        <w:jc w:val="right"/>
-        <w:rPr/>
-      </w:pPr>
-      <w:r>
-        <w:rPr>
-          <w:rtl w:val="true"/>
-        </w:rPr>
-        <w:t>ج</w:t>
-      </w:r>
-      <w:r>
-        <w:rPr>
-          <w:rtl w:val="true"/>
-        </w:rPr>
-        <w:t xml:space="preserve">) </w:t>
-      </w:r>
-      <w:r>
-        <w:rPr>
-          <w:rtl w:val="true"/>
-        </w:rPr>
-        <w:t>الفترات الثلاث</w:t>
-      </w:r>
-    </w:p>
-    <w:p>
-      <w:pPr>
-        <w:pStyle w:val="TextBody"/>
-        <w:bidi w:val="1"/>
-        <w:spacing w:before="0" w:after="0"/>
-        <w:jc w:val="right"/>
-        <w:rPr/>
-      </w:pPr>
-      <w:r>
-        <w:rPr>
-          <w:rtl w:val="true"/>
-        </w:rPr>
-        <w:t xml:space="preserve">الفسحة الاستراحة الكبرى بين الحصص الدقائق الخمس بين الحصص نهاية اليوم مناوبة خروج الطلاب تُحدَّد الفترات عند إضافة المناوبة، ويجوز الجمع بين أكثر من فترة </w:t>
-      </w:r>
-    </w:p>
-    <w:p>
-      <w:pPr>
-        <w:pStyle w:val="TextBody"/>
-        <w:bidi w:val="1"/>
-        <w:jc w:val="right"/>
-        <w:rPr/>
-      </w:pPr>
-      <w:r>
-        <w:rPr>
-          <w:bCs/>
-          <w:rtl w:val="true"/>
-        </w:rPr>
-        <w:t xml:space="preserve">الشكل </w:t>
-      </w:r>
-      <w:r>
-        <w:rPr>
-          <w:b/>
-        </w:rPr>
-        <w:t>10.1</w:t>
-      </w:r>
-      <w:r>
-        <w:rPr>
-          <w:rtl w:val="true"/>
-        </w:rPr>
-        <w:t xml:space="preserve"> — </w:t>
-      </w:r>
-      <w:r>
-        <w:rPr>
-          <w:rtl w:val="true"/>
-        </w:rPr>
-        <w:t>فترات المناوبة الثلاث</w:t>
-      </w:r>
-      <w:r>
-        <w:rPr>
-          <w:rtl w:val="true"/>
-        </w:rPr>
-        <w:t xml:space="preserve">: </w:t>
-      </w:r>
-      <w:r>
-        <w:rPr>
-          <w:rtl w:val="true"/>
-        </w:rPr>
-        <w:t xml:space="preserve">الفسحة </w:t>
-      </w:r>
-      <w:r>
-        <w:rPr>
-          <w:rtl w:val="true"/>
-        </w:rPr>
-        <w:t xml:space="preserve">· </w:t>
-      </w:r>
-      <w:r>
-        <w:rPr>
-          <w:rtl w:val="true"/>
-        </w:rPr>
-        <w:t xml:space="preserve">بين الحصص </w:t>
-      </w:r>
-      <w:r>
-        <w:rPr>
-          <w:rtl w:val="true"/>
-        </w:rPr>
-        <w:t xml:space="preserve">· </w:t>
-      </w:r>
-      <w:r>
-        <w:rPr>
-          <w:rtl w:val="true"/>
-        </w:rPr>
-        <w:t xml:space="preserve">نهاية اليوم </w:t>
-      </w:r>
-      <w:r>
-        <w:rPr>
-          <w:rtl w:val="true"/>
-        </w:rPr>
-        <w:t>(</w:t>
-      </w:r>
-      <w:r>
-        <w:rPr>
-          <w:rtl w:val="true"/>
-        </w:rPr>
-        <w:t>خروج الطلاب</w:t>
-      </w:r>
-      <w:r>
-        <w:rPr>
-          <w:rtl w:val="true"/>
-        </w:rPr>
-        <w:t>).</w:t>
-      </w:r>
-    </w:p>
-    <w:p>
-      <w:pPr>
-        <w:pStyle w:val="Heading3"/>
-        <w:bidi w:val="1"/>
-        <w:jc w:val="right"/>
-        <w:rPr/>
-      </w:pPr>
-      <w:r>
-        <w:rPr>
-          <w:rtl w:val="true"/>
-        </w:rPr>
-        <w:t>د</w:t>
-      </w:r>
-      <w:r>
-        <w:rPr>
-          <w:rtl w:val="true"/>
-        </w:rPr>
-        <w:t xml:space="preserve">) </w:t>
-      </w:r>
-      <w:r>
-        <w:rPr>
-          <w:rtl w:val="true"/>
-        </w:rPr>
-        <w:t>التذكير الآلي ولافتة المناوبة</w:t>
       </w:r>
     </w:p>
     <w:p>
@@ -14790,19 +15087,31 @@
           <w:rStyle w:val="StrongEmphasis"/>
           <w:rtl w:val="true"/>
         </w:rPr>
-        <w:t>تذكير تلقرام قبل المناوبة بيوم</w:t>
-      </w:r>
-      <w:r>
-        <w:rPr>
-          <w:rtl w:val="true"/>
-        </w:rPr>
-        <w:t>يُرسل للمعلم من اليوم الذي يسبق مناوبته باسم المكان والتوقيت، ويُقيَّد الإرسال فلا يتكرّر لنفس المناوبة</w:t>
-      </w:r>
-      <w:r>
-        <w:rPr>
-          <w:rtl w:val="true"/>
-        </w:rPr>
-        <w:t xml:space="preserve">. </w:t>
+        <w:t>حدّد عدد المناوبين في اليوم والأماكن</w:t>
+      </w:r>
+      <w:r>
+        <w:rPr>
+          <w:rtl w:val="true"/>
+        </w:rPr>
+        <w:t xml:space="preserve">واستثنِ من تشاء من المعلمين، مع خيار تضمين نهاية الأسبوع </w:t>
+      </w:r>
+      <w:r>
+        <w:rPr>
+          <w:rtl w:val="true"/>
+        </w:rPr>
+        <w:t>(</w:t>
+      </w:r>
+      <w:r>
+        <w:rPr>
+          <w:rtl w:val="true"/>
+        </w:rPr>
+        <w:t>مستثناة افتراضيًا</w:t>
+      </w:r>
+      <w:r>
+        <w:rPr>
+          <w:rtl w:val="true"/>
+        </w:rPr>
+        <w:t xml:space="preserve">). </w:t>
       </w:r>
     </w:p>
     <w:p>
@@ -14827,31 +15136,43 @@
           <w:rStyle w:val="StrongEmphasis"/>
           <w:rtl w:val="true"/>
         </w:rPr>
-        <w:t>لافتة يوم المناوبة</w:t>
-      </w:r>
-      <w:r>
-        <w:rPr>
-          <w:rtl w:val="true"/>
-        </w:rPr>
-        <w:t xml:space="preserve">في يوم مناوبته تظهر لافتة فور دخوله حسابه فيها المكان والتوقيت، مع زر </w:t>
-      </w:r>
-      <w:r>
-        <w:rPr>
-          <w:rtl w:val="true"/>
-        </w:rPr>
-        <w:t>«</w:t>
-      </w:r>
-      <w:r>
-        <w:rPr>
-          <w:rtl w:val="true"/>
-        </w:rPr>
-        <w:t>تم استلام المناوبة</w:t>
-      </w:r>
-      <w:r>
-        <w:rPr>
-          <w:rtl w:val="true"/>
-        </w:rPr>
-        <w:t xml:space="preserve">». </w:t>
+        <w:t>وزّع آليًا</w:t>
+      </w:r>
+      <w:r>
+        <w:rPr>
+          <w:rtl w:val="true"/>
+        </w:rPr>
+        <w:t xml:space="preserve">يوزّع النظام بالعدالة </w:t>
+      </w:r>
+      <w:r>
+        <w:rPr>
+          <w:rtl w:val="true"/>
+        </w:rPr>
+        <w:t>(</w:t>
+      </w:r>
+      <w:r>
+        <w:rPr>
+          <w:rtl w:val="true"/>
+        </w:rPr>
+        <w:t>الأقل مناوبات أولًا</w:t>
+      </w:r>
+      <w:r>
+        <w:rPr>
+          <w:rtl w:val="true"/>
+        </w:rPr>
+        <w:t xml:space="preserve">) </w:t>
+      </w:r>
+      <w:r>
+        <w:rPr>
+          <w:rtl w:val="true"/>
+        </w:rPr>
+        <w:t>بلا تكرار لنفس المعلم في اليوم نفسه</w:t>
+      </w:r>
+      <w:r>
+        <w:rPr>
+          <w:rtl w:val="true"/>
+        </w:rPr>
+        <w:t xml:space="preserve">. </w:t>
       </w:r>
     </w:p>
     <w:p>
@@ -14860,6 +15181,318 @@
         <w:numPr>
           <w:ilvl w:val="0"/>
           <w:numId w:val="25"/>
+        </w:numPr>
+        <w:tabs>
+          <w:tab w:val="clear" w:pos="1134"/>
+          <w:tab w:val="left" w:pos="709" w:leader="none"/>
+        </w:tabs>
+        <w:bidi w:val="1"/>
+        <w:ind w:left="709" w:firstLine="992"/>
+        <w:jc w:val="right"/>
+        <w:rPr/>
+      </w:pPr>
+      <w:r>
+        <w:rPr>
+          <w:rStyle w:val="StrongEmphasis"/>
+          <w:rtl w:val="true"/>
+        </w:rPr>
+        <w:t>أو أضف يدويًا</w:t>
+      </w:r>
+      <w:r>
+        <w:rPr>
+          <w:rtl w:val="true"/>
+        </w:rPr>
+        <w:t>يوم</w:t>
+      </w:r>
+      <w:r>
+        <w:rPr>
+          <w:rtl w:val="true"/>
+        </w:rPr>
+        <w:t>/</w:t>
+      </w:r>
+      <w:r>
+        <w:rPr>
+          <w:rtl w:val="true"/>
+        </w:rPr>
+        <w:t>معلم</w:t>
+      </w:r>
+      <w:r>
+        <w:rPr>
+          <w:rtl w:val="true"/>
+        </w:rPr>
+        <w:t>/</w:t>
+      </w:r>
+      <w:r>
+        <w:rPr>
+          <w:rtl w:val="true"/>
+        </w:rPr>
+        <w:t>مكان</w:t>
+      </w:r>
+      <w:r>
+        <w:rPr>
+          <w:rtl w:val="true"/>
+        </w:rPr>
+        <w:t>/</w:t>
+      </w:r>
+      <w:r>
+        <w:rPr>
+          <w:rtl w:val="true"/>
+        </w:rPr>
+        <w:t>توقيت، ثم غيّر أو احذف أو سجّل الاستلام</w:t>
+      </w:r>
+      <w:r>
+        <w:rPr>
+          <w:rtl w:val="true"/>
+        </w:rPr>
+        <w:t xml:space="preserve">. </w:t>
+      </w:r>
+    </w:p>
+    <w:p>
+      <w:pPr>
+        <w:pStyle w:val="Heading3"/>
+        <w:bidi w:val="1"/>
+        <w:jc w:val="right"/>
+        <w:rPr/>
+      </w:pPr>
+      <w:r>
+        <w:rPr>
+          <w:rtl w:val="true"/>
+        </w:rPr>
+        <w:t>ج</w:t>
+      </w:r>
+      <w:r>
+        <w:rPr>
+          <w:rtl w:val="true"/>
+        </w:rPr>
+        <w:t xml:space="preserve">) </w:t>
+      </w:r>
+      <w:r>
+        <w:rPr>
+          <w:rtl w:val="true"/>
+        </w:rPr>
+        <w:t>الفترات الثلاث</w:t>
+      </w:r>
+    </w:p>
+    <w:p>
+      <w:pPr>
+        <w:pStyle w:val="TextBody"/>
+        <w:bidi w:val="1"/>
+        <w:spacing w:before="0" w:after="0"/>
+        <w:jc w:val="right"/>
+        <w:rPr/>
+      </w:pPr>
+      <w:r>
+        <w:rPr>
+          <w:rtl w:val="true"/>
+        </w:rPr>
+        <w:t xml:space="preserve">الفسحة الاستراحة الكبرى بين الحصص الدقائق الخمس بين الحصص نهاية اليوم مناوبة خروج الطلاب تُحدَّد الفترات عند إضافة المناوبة، ويجوز الجمع بين أكثر من فترة </w:t>
+      </w:r>
+    </w:p>
+    <w:p>
+      <w:pPr>
+        <w:pStyle w:val="TextBody"/>
+        <w:bidi w:val="1"/>
+        <w:jc w:val="right"/>
+        <w:rPr/>
+      </w:pPr>
+      <w:r>
+        <w:rPr>
+          <w:bCs/>
+          <w:rtl w:val="true"/>
+        </w:rPr>
+        <w:t xml:space="preserve">الشكل </w:t>
+      </w:r>
+      <w:r>
+        <w:rPr>
+          <w:b/>
+        </w:rPr>
+        <w:t>10.1</w:t>
+      </w:r>
+      <w:r>
+        <w:rPr>
+          <w:rtl w:val="true"/>
+        </w:rPr>
+        <w:t xml:space="preserve"> — </w:t>
+      </w:r>
+      <w:r>
+        <w:rPr>
+          <w:rtl w:val="true"/>
+        </w:rPr>
+        <w:t>فترات المناوبة الثلاث</w:t>
+      </w:r>
+      <w:r>
+        <w:rPr>
+          <w:rtl w:val="true"/>
+        </w:rPr>
+        <w:t xml:space="preserve">: </w:t>
+      </w:r>
+      <w:r>
+        <w:rPr>
+          <w:rtl w:val="true"/>
+        </w:rPr>
+        <w:t xml:space="preserve">الفسحة </w:t>
+      </w:r>
+      <w:r>
+        <w:rPr>
+          <w:rtl w:val="true"/>
+        </w:rPr>
+        <w:t xml:space="preserve">· </w:t>
+      </w:r>
+      <w:r>
+        <w:rPr>
+          <w:rtl w:val="true"/>
+        </w:rPr>
+        <w:t xml:space="preserve">بين الحصص </w:t>
+      </w:r>
+      <w:r>
+        <w:rPr>
+          <w:rtl w:val="true"/>
+        </w:rPr>
+        <w:t xml:space="preserve">· </w:t>
+      </w:r>
+      <w:r>
+        <w:rPr>
+          <w:rtl w:val="true"/>
+        </w:rPr>
+        <w:t xml:space="preserve">نهاية اليوم </w:t>
+      </w:r>
+      <w:r>
+        <w:rPr>
+          <w:rtl w:val="true"/>
+        </w:rPr>
+        <w:t>(</w:t>
+      </w:r>
+      <w:r>
+        <w:rPr>
+          <w:rtl w:val="true"/>
+        </w:rPr>
+        <w:t>خروج الطلاب</w:t>
+      </w:r>
+      <w:r>
+        <w:rPr>
+          <w:rtl w:val="true"/>
+        </w:rPr>
+        <w:t>).</w:t>
+      </w:r>
+    </w:p>
+    <w:p>
+      <w:pPr>
+        <w:pStyle w:val="Heading3"/>
+        <w:bidi w:val="1"/>
+        <w:jc w:val="right"/>
+        <w:rPr/>
+      </w:pPr>
+      <w:r>
+        <w:rPr>
+          <w:rtl w:val="true"/>
+        </w:rPr>
+        <w:t>د</w:t>
+      </w:r>
+      <w:r>
+        <w:rPr>
+          <w:rtl w:val="true"/>
+        </w:rPr>
+        <w:t xml:space="preserve">) </w:t>
+      </w:r>
+      <w:r>
+        <w:rPr>
+          <w:rtl w:val="true"/>
+        </w:rPr>
+        <w:t>التذكير الآلي ولافتة المناوبة</w:t>
+      </w:r>
+    </w:p>
+    <w:p>
+      <w:pPr>
+        <w:pStyle w:val="TextBody"/>
+        <w:numPr>
+          <w:ilvl w:val="0"/>
+          <w:numId w:val="26"/>
+        </w:numPr>
+        <w:tabs>
+          <w:tab w:val="clear" w:pos="1134"/>
+          <w:tab w:val="left" w:pos="709" w:leader="none"/>
+        </w:tabs>
+        <w:bidi w:val="1"/>
+        <w:spacing w:before="0" w:after="0"/>
+        <w:ind w:left="709" w:firstLine="992"/>
+        <w:jc w:val="right"/>
+        <w:rPr/>
+      </w:pPr>
+      <w:r>
+        <w:rPr>
+          <w:rStyle w:val="StrongEmphasis"/>
+          <w:rtl w:val="true"/>
+        </w:rPr>
+        <w:t>تذكير تلقرام قبل المناوبة بيوم</w:t>
+      </w:r>
+      <w:r>
+        <w:rPr>
+          <w:rtl w:val="true"/>
+        </w:rPr>
+        <w:t>يُرسل للمعلم من اليوم الذي يسبق مناوبته باسم المكان والتوقيت، ويُقيَّد الإرسال فلا يتكرّر لنفس المناوبة</w:t>
+      </w:r>
+      <w:r>
+        <w:rPr>
+          <w:rtl w:val="true"/>
+        </w:rPr>
+        <w:t xml:space="preserve">. </w:t>
+      </w:r>
+    </w:p>
+    <w:p>
+      <w:pPr>
+        <w:pStyle w:val="TextBody"/>
+        <w:numPr>
+          <w:ilvl w:val="0"/>
+          <w:numId w:val="26"/>
+        </w:numPr>
+        <w:tabs>
+          <w:tab w:val="clear" w:pos="1134"/>
+          <w:tab w:val="left" w:pos="709" w:leader="none"/>
+        </w:tabs>
+        <w:bidi w:val="1"/>
+        <w:spacing w:before="0" w:after="0"/>
+        <w:ind w:left="709" w:firstLine="992"/>
+        <w:jc w:val="right"/>
+        <w:rPr/>
+      </w:pPr>
+      <w:r>
+        <w:rPr>
+          <w:rStyle w:val="StrongEmphasis"/>
+          <w:rtl w:val="true"/>
+        </w:rPr>
+        <w:t>لافتة يوم المناوبة</w:t>
+      </w:r>
+      <w:r>
+        <w:rPr>
+          <w:rtl w:val="true"/>
+        </w:rPr>
+        <w:t xml:space="preserve">في يوم مناوبته تظهر لافتة فور دخوله حسابه فيها المكان والتوقيت، مع زر </w:t>
+      </w:r>
+      <w:r>
+        <w:rPr>
+          <w:rtl w:val="true"/>
+        </w:rPr>
+        <w:t>«</w:t>
+      </w:r>
+      <w:r>
+        <w:rPr>
+          <w:rtl w:val="true"/>
+        </w:rPr>
+        <w:t>تم استلام المناوبة</w:t>
+      </w:r>
+      <w:r>
+        <w:rPr>
+          <w:rtl w:val="true"/>
+        </w:rPr>
+        <w:t xml:space="preserve">». </w:t>
+      </w:r>
+    </w:p>
+    <w:p>
+      <w:pPr>
+        <w:pStyle w:val="TextBody"/>
+        <w:numPr>
+          <w:ilvl w:val="0"/>
+          <w:numId w:val="26"/>
         </w:numPr>
         <w:tabs>
           <w:tab w:val="clear" w:pos="1134"/>
@@ -15248,7 +15881,7 @@
         <w:pStyle w:val="TextBody"/>
         <w:numPr>
           <w:ilvl w:val="0"/>
-          <w:numId w:val="26"/>
+          <w:numId w:val="27"/>
         </w:numPr>
         <w:tabs>
           <w:tab w:val="clear" w:pos="1134"/>
@@ -15285,7 +15918,7 @@
         <w:pStyle w:val="TextBody"/>
         <w:numPr>
           <w:ilvl w:val="0"/>
-          <w:numId w:val="26"/>
+          <w:numId w:val="27"/>
         </w:numPr>
         <w:tabs>
           <w:tab w:val="clear" w:pos="1134"/>
@@ -15334,7 +15967,7 @@
         <w:pStyle w:val="TextBody"/>
         <w:numPr>
           <w:ilvl w:val="0"/>
-          <w:numId w:val="26"/>
+          <w:numId w:val="27"/>
         </w:numPr>
         <w:tabs>
           <w:tab w:val="clear" w:pos="1134"/>
@@ -15505,7 +16138,7 @@
         <w:pStyle w:val="TextBody"/>
         <w:numPr>
           <w:ilvl w:val="0"/>
-          <w:numId w:val="27"/>
+          <w:numId w:val="28"/>
         </w:numPr>
         <w:tabs>
           <w:tab w:val="clear" w:pos="1134"/>
@@ -15542,7 +16175,7 @@
         <w:pStyle w:val="TextBody"/>
         <w:numPr>
           <w:ilvl w:val="0"/>
-          <w:numId w:val="27"/>
+          <w:numId w:val="28"/>
         </w:numPr>
         <w:tabs>
           <w:tab w:val="clear" w:pos="1134"/>
@@ -15579,7 +16212,7 @@
         <w:pStyle w:val="TextBody"/>
         <w:numPr>
           <w:ilvl w:val="0"/>
-          <w:numId w:val="27"/>
+          <w:numId w:val="28"/>
         </w:numPr>
         <w:tabs>
           <w:tab w:val="clear" w:pos="1134"/>
@@ -15785,7 +16418,7 @@
         <w:pStyle w:val="TextBody"/>
         <w:numPr>
           <w:ilvl w:val="0"/>
-          <w:numId w:val="28"/>
+          <w:numId w:val="29"/>
         </w:numPr>
         <w:tabs>
           <w:tab w:val="clear" w:pos="1134"/>
@@ -15822,7 +16455,7 @@
         <w:pStyle w:val="TextBody"/>
         <w:numPr>
           <w:ilvl w:val="0"/>
-          <w:numId w:val="28"/>
+          <w:numId w:val="29"/>
         </w:numPr>
         <w:tabs>
           <w:tab w:val="clear" w:pos="1134"/>
@@ -15859,7 +16492,7 @@
         <w:pStyle w:val="TextBody"/>
         <w:numPr>
           <w:ilvl w:val="0"/>
-          <w:numId w:val="28"/>
+          <w:numId w:val="29"/>
         </w:numPr>
         <w:tabs>
           <w:tab w:val="clear" w:pos="1134"/>
@@ -15896,7 +16529,7 @@
         <w:pStyle w:val="TextBody"/>
         <w:numPr>
           <w:ilvl w:val="0"/>
-          <w:numId w:val="28"/>
+          <w:numId w:val="29"/>
         </w:numPr>
         <w:tabs>
           <w:tab w:val="clear" w:pos="1134"/>
@@ -16431,7 +17064,7 @@
         <w:pStyle w:val="TextBody"/>
         <w:numPr>
           <w:ilvl w:val="0"/>
-          <w:numId w:val="29"/>
+          <w:numId w:val="30"/>
         </w:numPr>
         <w:tabs>
           <w:tab w:val="clear" w:pos="1134"/>
@@ -16468,7 +17101,7 @@
         <w:pStyle w:val="TextBody"/>
         <w:numPr>
           <w:ilvl w:val="0"/>
-          <w:numId w:val="29"/>
+          <w:numId w:val="30"/>
         </w:numPr>
         <w:tabs>
           <w:tab w:val="clear" w:pos="1134"/>
@@ -16541,7 +17174,7 @@
         <w:pStyle w:val="TextBody"/>
         <w:numPr>
           <w:ilvl w:val="0"/>
-          <w:numId w:val="29"/>
+          <w:numId w:val="30"/>
         </w:numPr>
         <w:tabs>
           <w:tab w:val="clear" w:pos="1134"/>
@@ -16802,7 +17435,7 @@
         <w:pStyle w:val="TextBody"/>
         <w:numPr>
           <w:ilvl w:val="0"/>
-          <w:numId w:val="30"/>
+          <w:numId w:val="31"/>
         </w:numPr>
         <w:tabs>
           <w:tab w:val="clear" w:pos="1134"/>
@@ -16839,7 +17472,7 @@
         <w:pStyle w:val="TextBody"/>
         <w:numPr>
           <w:ilvl w:val="0"/>
-          <w:numId w:val="30"/>
+          <w:numId w:val="31"/>
         </w:numPr>
         <w:tabs>
           <w:tab w:val="clear" w:pos="1134"/>
@@ -16909,7 +17542,7 @@
         <w:pStyle w:val="TextBody"/>
         <w:numPr>
           <w:ilvl w:val="0"/>
-          <w:numId w:val="30"/>
+          <w:numId w:val="31"/>
         </w:numPr>
         <w:tabs>
           <w:tab w:val="clear" w:pos="1134"/>
@@ -17198,7 +17831,7 @@
         <w:pStyle w:val="TextBody"/>
         <w:numPr>
           <w:ilvl w:val="0"/>
-          <w:numId w:val="31"/>
+          <w:numId w:val="32"/>
         </w:numPr>
         <w:tabs>
           <w:tab w:val="clear" w:pos="1134"/>
@@ -17273,7 +17906,7 @@
         <w:pStyle w:val="TextBody"/>
         <w:numPr>
           <w:ilvl w:val="0"/>
-          <w:numId w:val="31"/>
+          <w:numId w:val="32"/>
         </w:numPr>
         <w:tabs>
           <w:tab w:val="clear" w:pos="1134"/>
@@ -17334,7 +17967,7 @@
         <w:pStyle w:val="TextBody"/>
         <w:numPr>
           <w:ilvl w:val="0"/>
-          <w:numId w:val="31"/>
+          <w:numId w:val="32"/>
         </w:numPr>
         <w:tabs>
           <w:tab w:val="clear" w:pos="1134"/>
@@ -17469,7 +18102,7 @@
         <w:pStyle w:val="TextBody"/>
         <w:numPr>
           <w:ilvl w:val="0"/>
-          <w:numId w:val="31"/>
+          <w:numId w:val="32"/>
         </w:numPr>
         <w:tabs>
           <w:tab w:val="clear" w:pos="1134"/>
@@ -17535,7 +18168,7 @@
         <w:pStyle w:val="TextBody"/>
         <w:numPr>
           <w:ilvl w:val="0"/>
-          <w:numId w:val="31"/>
+          <w:numId w:val="32"/>
         </w:numPr>
         <w:tabs>
           <w:tab w:val="clear" w:pos="1134"/>
@@ -17628,7 +18261,7 @@
         <w:pStyle w:val="TextBody"/>
         <w:numPr>
           <w:ilvl w:val="0"/>
-          <w:numId w:val="31"/>
+          <w:numId w:val="32"/>
         </w:numPr>
         <w:tabs>
           <w:tab w:val="clear" w:pos="1134"/>
@@ -17683,7 +18316,7 @@
         <w:pStyle w:val="TextBody"/>
         <w:numPr>
           <w:ilvl w:val="0"/>
-          <w:numId w:val="31"/>
+          <w:numId w:val="32"/>
         </w:numPr>
         <w:tabs>
           <w:tab w:val="clear" w:pos="1134"/>
@@ -18188,7 +18821,7 @@
         <w:pStyle w:val="TextBody"/>
         <w:numPr>
           <w:ilvl w:val="0"/>
-          <w:numId w:val="32"/>
+          <w:numId w:val="33"/>
         </w:numPr>
         <w:tabs>
           <w:tab w:val="clear" w:pos="1134"/>
@@ -18255,549 +18888,6 @@
           <w:rtl w:val="true"/>
         </w:rPr>
         <w:t xml:space="preserve">). </w:t>
-      </w:r>
-    </w:p>
-    <w:p>
-      <w:pPr>
-        <w:pStyle w:val="TextBody"/>
-        <w:numPr>
-          <w:ilvl w:val="0"/>
-          <w:numId w:val="32"/>
-        </w:numPr>
-        <w:tabs>
-          <w:tab w:val="clear" w:pos="1134"/>
-          <w:tab w:val="left" w:pos="709" w:leader="none"/>
-        </w:tabs>
-        <w:bidi w:val="1"/>
-        <w:spacing w:before="0" w:after="0"/>
-        <w:ind w:left="709" w:firstLine="992"/>
-        <w:jc w:val="right"/>
-        <w:rPr/>
-      </w:pPr>
-      <w:r>
-        <w:rPr>
-          <w:rStyle w:val="StrongEmphasis"/>
-          <w:rtl w:val="true"/>
-        </w:rPr>
-        <w:t xml:space="preserve">أرسل </w:t>
-      </w:r>
-      <w:r>
-        <w:rPr>
-          <w:rStyle w:val="SourceText"/>
-          <w:rtl w:val="true"/>
-        </w:rPr>
-        <w:t>/</w:t>
-      </w:r>
-      <w:r>
-        <w:rPr>
-          <w:rStyle w:val="SourceText"/>
-        </w:rPr>
-        <w:t>start</w:t>
-      </w:r>
-      <w:r>
-        <w:rPr>
-          <w:rStyle w:val="StrongEmphasis"/>
-          <w:rtl w:val="true"/>
-        </w:rPr>
-        <w:t xml:space="preserve"> </w:t>
-      </w:r>
-      <w:r>
-        <w:rPr>
-          <w:rStyle w:val="StrongEmphasis"/>
-          <w:rtl w:val="true"/>
-        </w:rPr>
-        <w:t>للبوت</w:t>
-      </w:r>
-      <w:r>
-        <w:rPr>
-          <w:rtl w:val="true"/>
-        </w:rPr>
-        <w:t>من حساب المعلم حتى يتمكّن البوت من مراسلته</w:t>
-      </w:r>
-      <w:r>
-        <w:rPr>
-          <w:rtl w:val="true"/>
-        </w:rPr>
-        <w:t xml:space="preserve">. </w:t>
-      </w:r>
-    </w:p>
-    <w:p>
-      <w:pPr>
-        <w:pStyle w:val="TextBody"/>
-        <w:numPr>
-          <w:ilvl w:val="0"/>
-          <w:numId w:val="32"/>
-        </w:numPr>
-        <w:tabs>
-          <w:tab w:val="clear" w:pos="1134"/>
-          <w:tab w:val="left" w:pos="709" w:leader="none"/>
-        </w:tabs>
-        <w:bidi w:val="1"/>
-        <w:spacing w:before="0" w:after="0"/>
-        <w:ind w:left="709" w:firstLine="992"/>
-        <w:jc w:val="right"/>
-        <w:rPr/>
-      </w:pPr>
-      <w:r>
-        <w:rPr>
-          <w:rStyle w:val="StrongEmphasis"/>
-          <w:rtl w:val="true"/>
-        </w:rPr>
-        <w:t xml:space="preserve">اعرف </w:t>
-      </w:r>
-      <w:r>
-        <w:rPr>
-          <w:rStyle w:val="SourceText"/>
-        </w:rPr>
-        <w:t>chat_id</w:t>
-      </w:r>
-      <w:r>
-        <w:rPr>
-          <w:rtl w:val="true"/>
-        </w:rPr>
-        <w:t xml:space="preserve">افتح </w:t>
-      </w:r>
-      <w:r>
-        <w:rPr>
-          <w:rStyle w:val="SourceText"/>
-          <w:rtl w:val="true"/>
-        </w:rPr>
-        <w:t>@</w:t>
-      </w:r>
-      <w:r>
-        <w:rPr>
-          <w:rStyle w:val="SourceText"/>
-        </w:rPr>
-        <w:t>userinfobot</w:t>
-      </w:r>
-      <w:r>
-        <w:rPr>
-          <w:rtl w:val="true"/>
-        </w:rPr>
-        <w:t xml:space="preserve"> </w:t>
-      </w:r>
-      <w:r>
-        <w:rPr>
-          <w:rtl w:val="true"/>
-        </w:rPr>
-        <w:t>وأرسل أي رسالة — سيرد بمعرّفك الرقمي</w:t>
-      </w:r>
-      <w:r>
-        <w:rPr>
-          <w:rtl w:val="true"/>
-        </w:rPr>
-        <w:t xml:space="preserve">. </w:t>
-      </w:r>
-    </w:p>
-    <w:p>
-      <w:pPr>
-        <w:pStyle w:val="TextBody"/>
-        <w:numPr>
-          <w:ilvl w:val="0"/>
-          <w:numId w:val="32"/>
-        </w:numPr>
-        <w:tabs>
-          <w:tab w:val="clear" w:pos="1134"/>
-          <w:tab w:val="left" w:pos="709" w:leader="none"/>
-        </w:tabs>
-        <w:bidi w:val="1"/>
-        <w:spacing w:before="0" w:after="0"/>
-        <w:ind w:left="709" w:firstLine="992"/>
-        <w:jc w:val="right"/>
-        <w:rPr/>
-      </w:pPr>
-      <w:r>
-        <w:rPr>
-          <w:rStyle w:val="StrongEmphasis"/>
-          <w:rtl w:val="true"/>
-        </w:rPr>
-        <w:t>أدخل المعرّف</w:t>
-      </w:r>
-      <w:r>
-        <w:rPr>
-          <w:rtl w:val="true"/>
-        </w:rPr>
-        <w:t xml:space="preserve">المعلم نفسه من </w:t>
-      </w:r>
-      <w:r>
-        <w:rPr>
-          <w:rtl w:val="true"/>
-        </w:rPr>
-        <w:t>«</w:t>
-      </w:r>
-      <w:r>
-        <w:rPr>
-          <w:rtl w:val="true"/>
-        </w:rPr>
-        <w:t>الرسائل الخاصة ← ربط تلقرام</w:t>
-      </w:r>
-      <w:r>
-        <w:rPr>
-          <w:rtl w:val="true"/>
-        </w:rPr>
-        <w:t>»</w:t>
-      </w:r>
-      <w:r>
-        <w:rPr>
-          <w:rtl w:val="true"/>
-        </w:rPr>
-        <w:t xml:space="preserve">، أو مدير المدرسة من </w:t>
-      </w:r>
-      <w:r>
-        <w:rPr>
-          <w:rtl w:val="true"/>
-        </w:rPr>
-        <w:t>«</w:t>
-      </w:r>
-      <w:r>
-        <w:rPr>
-          <w:rtl w:val="true"/>
-        </w:rPr>
-        <w:t>الموظفون والحسابات</w:t>
-      </w:r>
-      <w:r>
-        <w:rPr>
-          <w:rtl w:val="true"/>
-        </w:rPr>
-        <w:t>»</w:t>
-      </w:r>
-      <w:r>
-        <w:rPr>
-          <w:rtl w:val="true"/>
-        </w:rPr>
-        <w:t xml:space="preserve">، أو المشرف من </w:t>
-      </w:r>
-      <w:r>
-        <w:rPr>
-          <w:rtl w:val="true"/>
-        </w:rPr>
-        <w:t>«</w:t>
-      </w:r>
-      <w:r>
-        <w:rPr>
-          <w:rtl w:val="true"/>
-        </w:rPr>
-        <w:t>إدارة المستخدمين</w:t>
-      </w:r>
-      <w:r>
-        <w:rPr>
-          <w:rtl w:val="true"/>
-        </w:rPr>
-        <w:t xml:space="preserve">». </w:t>
-      </w:r>
-    </w:p>
-    <w:p>
-      <w:pPr>
-        <w:pStyle w:val="TextBody"/>
-        <w:numPr>
-          <w:ilvl w:val="0"/>
-          <w:numId w:val="32"/>
-        </w:numPr>
-        <w:tabs>
-          <w:tab w:val="clear" w:pos="1134"/>
-          <w:tab w:val="left" w:pos="709" w:leader="none"/>
-        </w:tabs>
-        <w:bidi w:val="1"/>
-        <w:ind w:left="709" w:firstLine="992"/>
-        <w:jc w:val="right"/>
-        <w:rPr/>
-      </w:pPr>
-      <w:r>
-        <w:rPr>
-          <w:rStyle w:val="StrongEmphasis"/>
-          <w:rtl w:val="true"/>
-        </w:rPr>
-        <w:t xml:space="preserve">اضغط </w:t>
-      </w:r>
-      <w:r>
-        <w:rPr>
-          <w:rStyle w:val="StrongEmphasis"/>
-          <w:rtl w:val="true"/>
-        </w:rPr>
-        <w:t>«</w:t>
-      </w:r>
-      <w:r>
-        <w:rPr>
-          <w:rStyle w:val="StrongEmphasis"/>
-          <w:rtl w:val="true"/>
-        </w:rPr>
-        <w:t>إرسال رسالة تجريبية</w:t>
-      </w:r>
-      <w:r>
-        <w:rPr>
-          <w:rStyle w:val="StrongEmphasis"/>
-          <w:rtl w:val="true"/>
-        </w:rPr>
-        <w:t>»</w:t>
-      </w:r>
-      <w:r>
-        <w:rPr>
-          <w:rtl w:val="true"/>
-        </w:rPr>
-        <w:t>للتأكد أن الرسالة وصلته وحده</w:t>
-      </w:r>
-      <w:r>
-        <w:rPr>
-          <w:rtl w:val="true"/>
-        </w:rPr>
-        <w:t xml:space="preserve">. </w:t>
-      </w:r>
-    </w:p>
-    <w:p>
-      <w:pPr>
-        <w:pStyle w:val="TextBody"/>
-        <w:bidi w:val="1"/>
-        <w:spacing w:before="0" w:after="0"/>
-        <w:jc w:val="right"/>
-        <w:rPr/>
-      </w:pPr>
-      <w:r>
-        <w:rPr>
-          <w:rStyle w:val="StrongEmphasis"/>
-          <w:rtl w:val="true"/>
-        </w:rPr>
-        <w:t>السلوك التلقائي</w:t>
-      </w:r>
-      <w:r>
-        <w:rPr>
-          <w:rtl w:val="true"/>
-        </w:rPr>
-        <w:t xml:space="preserve"> إن رُبطت المحادثة الشخصية فتُرسل رسائل ذلك المعلم إليه وحده ويظهر عليها وسم </w:t>
-      </w:r>
-      <w:r>
-        <w:rPr>
-          <w:rStyle w:val="StrongEmphasis"/>
-          <w:rtl w:val="true"/>
-        </w:rPr>
-        <w:t>«</w:t>
-      </w:r>
-      <w:r>
-        <w:rPr>
-          <w:rStyle w:val="StrongEmphasis"/>
-          <w:rtl w:val="true"/>
-        </w:rPr>
-        <w:t>خاصة</w:t>
-      </w:r>
-      <w:r>
-        <w:rPr>
-          <w:rStyle w:val="StrongEmphasis"/>
-          <w:rtl w:val="true"/>
-        </w:rPr>
-        <w:t>»</w:t>
-      </w:r>
-      <w:r>
-        <w:rPr>
-          <w:rtl w:val="true"/>
-        </w:rPr>
-        <w:t xml:space="preserve"> </w:t>
-      </w:r>
-      <w:r>
-        <w:rPr>
-          <w:rtl w:val="true"/>
-        </w:rPr>
-        <w:t xml:space="preserve">في </w:t>
-      </w:r>
-      <w:r>
-        <w:rPr>
-          <w:rtl w:val="true"/>
-        </w:rPr>
-        <w:t>«</w:t>
-      </w:r>
-      <w:r>
-        <w:rPr>
-          <w:rtl w:val="true"/>
-        </w:rPr>
-        <w:t>سجل تلقرام</w:t>
-      </w:r>
-      <w:r>
-        <w:rPr>
-          <w:rtl w:val="true"/>
-        </w:rPr>
-        <w:t>»</w:t>
-      </w:r>
-      <w:r>
-        <w:rPr>
-          <w:rtl w:val="true"/>
-        </w:rPr>
-        <w:t xml:space="preserve">؛ وإن لم تُربط تعود الرسالة إلى </w:t>
-      </w:r>
-      <w:r>
-        <w:rPr>
-          <w:rStyle w:val="StrongEmphasis"/>
-          <w:rtl w:val="true"/>
-        </w:rPr>
-        <w:t>مجموعة المدرسة</w:t>
-      </w:r>
-      <w:r>
-        <w:rPr>
-          <w:rtl w:val="true"/>
-        </w:rPr>
-        <w:t xml:space="preserve"> كما قبل — دون أي إعداد إضافي</w:t>
-      </w:r>
-      <w:r>
-        <w:rPr>
-          <w:rtl w:val="true"/>
-        </w:rPr>
-        <w:t>.</w:t>
-      </w:r>
-    </w:p>
-    <w:p>
-      <w:pPr>
-        <w:pStyle w:val="TextBody"/>
-        <w:bidi w:val="1"/>
-        <w:spacing w:before="0" w:after="0"/>
-        <w:jc w:val="right"/>
-        <w:rPr/>
-      </w:pPr>
-      <w:r>
-        <w:rPr>
-          <w:rStyle w:val="StrongEmphasis"/>
-          <w:rtl w:val="true"/>
-        </w:rPr>
-        <w:t>تنبيه</w:t>
-      </w:r>
-      <w:r>
-        <w:rPr>
-          <w:rtl w:val="true"/>
-        </w:rPr>
-        <w:t xml:space="preserve"> رقم جوال المعلم وحده لا يكفي</w:t>
-      </w:r>
-      <w:r>
-        <w:rPr>
-          <w:rtl w:val="true"/>
-        </w:rPr>
-        <w:t xml:space="preserve">: </w:t>
-      </w:r>
-      <w:r>
-        <w:rPr>
-          <w:rtl w:val="true"/>
-        </w:rPr>
-        <w:t xml:space="preserve">بوت تلقرام لا يستطيع مراسلة رقم، بل يحتاج </w:t>
-      </w:r>
-      <w:r>
-        <w:rPr>
-          <w:rStyle w:val="SourceText"/>
-        </w:rPr>
-        <w:t>chat_id</w:t>
-      </w:r>
-      <w:r>
-        <w:rPr>
-          <w:rtl w:val="true"/>
-        </w:rPr>
-        <w:t xml:space="preserve"> </w:t>
-      </w:r>
-      <w:r>
-        <w:rPr>
-          <w:rtl w:val="true"/>
-        </w:rPr>
-        <w:t>حصل عليه بعد أن يبدأ المستخدم محادثة مع البوت</w:t>
-      </w:r>
-      <w:r>
-        <w:rPr>
-          <w:rtl w:val="true"/>
-        </w:rPr>
-        <w:t>.</w:t>
-      </w:r>
-    </w:p>
-    <w:p>
-      <w:pPr>
-        <w:pStyle w:val="TextBody"/>
-        <w:bidi w:val="1"/>
-        <w:jc w:val="right"/>
-        <w:rPr/>
-      </w:pPr>
-      <w:r>
-        <w:rPr/>
-        <w:t>14</w:t>
-      </w:r>
-    </w:p>
-    <w:p>
-      <w:pPr>
-        <w:pStyle w:val="Heading2"/>
-        <w:bidi w:val="1"/>
-        <w:jc w:val="right"/>
-        <w:rPr/>
-      </w:pPr>
-      <w:r>
-        <w:rPr>
-          <w:rtl w:val="true"/>
-        </w:rPr>
-        <w:t>إدارة الحسابات</w:t>
-      </w:r>
-    </w:p>
-    <w:p>
-      <w:pPr>
-        <w:pStyle w:val="TextBody"/>
-        <w:bidi w:val="1"/>
-        <w:spacing w:before="0" w:after="150"/>
-        <w:jc w:val="right"/>
-        <w:rPr/>
-      </w:pPr>
-      <w:r>
-        <w:rPr>
-          <w:rtl w:val="true"/>
-        </w:rPr>
-        <w:t>من يستخدمها</w:t>
-      </w:r>
-      <w:r>
-        <w:rPr>
-          <w:rtl w:val="true"/>
-        </w:rPr>
-        <w:t xml:space="preserve">: </w:t>
-      </w:r>
-      <w:r>
-        <w:rPr>
-          <w:rtl w:val="true"/>
-        </w:rPr>
-        <w:t xml:space="preserve">مدير المدرسة ووكيل شؤون الطلاب </w:t>
-      </w:r>
-      <w:r>
-        <w:rPr>
-          <w:rStyle w:val="SourceText"/>
-        </w:rPr>
-        <w:t>principal</w:t>
-      </w:r>
-      <w:r>
-        <w:rPr/>
-        <w:t xml:space="preserve"> · </w:t>
-      </w:r>
-      <w:r>
-        <w:rPr>
-          <w:rStyle w:val="SourceText"/>
-        </w:rPr>
-        <w:t>deputy</w:t>
-      </w:r>
-      <w:r>
-        <w:rPr>
-          <w:rtl w:val="true"/>
-        </w:rPr>
-        <w:t>.</w:t>
-      </w:r>
-    </w:p>
-    <w:p>
-      <w:pPr>
-        <w:pStyle w:val="Heading3"/>
-        <w:bidi w:val="1"/>
-        <w:jc w:val="right"/>
-        <w:rPr/>
-      </w:pPr>
-      <w:r>
-        <w:rPr>
-          <w:rtl w:val="true"/>
-        </w:rPr>
-        <w:t>إيقاف</w:t>
-      </w:r>
-      <w:r>
-        <w:rPr>
-          <w:rtl w:val="true"/>
-        </w:rPr>
-        <w:t>/</w:t>
-      </w:r>
-      <w:r>
-        <w:rPr>
-          <w:rtl w:val="true"/>
-        </w:rPr>
-        <w:t>تفعيل حسابات الطلاب كلهم بضغطة</w:t>
       </w:r>
     </w:p>
     <w:p>
@@ -18822,46 +18912,40 @@
           <w:rStyle w:val="StrongEmphasis"/>
           <w:rtl w:val="true"/>
         </w:rPr>
-        <w:t xml:space="preserve">افتح </w:t>
-      </w:r>
-      <w:r>
-        <w:rPr>
-          <w:rStyle w:val="StrongEmphasis"/>
-          <w:rtl w:val="true"/>
-        </w:rPr>
-        <w:t>«</w:t>
-      </w:r>
-      <w:r>
-        <w:rPr>
-          <w:rStyle w:val="StrongEmphasis"/>
-          <w:rtl w:val="true"/>
-        </w:rPr>
-        <w:t>إدارة الحسابات ← حسابات الطلاب</w:t>
-      </w:r>
-      <w:r>
-        <w:rPr>
-          <w:rStyle w:val="StrongEmphasis"/>
-          <w:rtl w:val="true"/>
-        </w:rPr>
-        <w:t>»</w:t>
-      </w:r>
-      <w:r>
-        <w:rPr>
-          <w:rtl w:val="true"/>
-        </w:rPr>
-        <w:t>تظهر البطاقات</w:t>
-      </w:r>
-      <w:r>
-        <w:rPr>
-          <w:rtl w:val="true"/>
-        </w:rPr>
-        <w:t xml:space="preserve">: </w:t>
-      </w:r>
-      <w:r>
-        <w:rPr>
-          <w:rtl w:val="true"/>
-        </w:rPr>
-        <w:t>إجمالي الحسابات، حسابات الطلاب، الموقوفة، وبانتظار الاعتماد</w:t>
+        <w:t xml:space="preserve">أرسل </w:t>
+      </w:r>
+      <w:r>
+        <w:rPr>
+          <w:rStyle w:val="SourceText"/>
+          <w:rtl w:val="true"/>
+        </w:rPr>
+        <w:t>/</w:t>
+      </w:r>
+      <w:r>
+        <w:rPr>
+          <w:rStyle w:val="SourceText"/>
+        </w:rPr>
+        <w:t>start</w:t>
+      </w:r>
+      <w:r>
+        <w:rPr>
+          <w:rStyle w:val="StrongEmphasis"/>
+          <w:rtl w:val="true"/>
+        </w:rPr>
+        <w:t xml:space="preserve"> </w:t>
+      </w:r>
+      <w:r>
+        <w:rPr>
+          <w:rStyle w:val="StrongEmphasis"/>
+          <w:rtl w:val="true"/>
+        </w:rPr>
+        <w:t>للبوت</w:t>
+      </w:r>
+      <w:r>
+        <w:rPr>
+          <w:rtl w:val="true"/>
+        </w:rPr>
+        <w:t>من حساب المعلم حتى يتمكّن البوت من مراسلته</w:t>
       </w:r>
       <w:r>
         <w:rPr>
@@ -18892,55 +18976,50 @@
           <w:rStyle w:val="StrongEmphasis"/>
           <w:rtl w:val="true"/>
         </w:rPr>
-        <w:t>اختر النطاق</w:t>
-      </w:r>
-      <w:r>
-        <w:rPr>
-          <w:rtl w:val="true"/>
-        </w:rPr>
-        <w:t xml:space="preserve">كل الفصول، أو فصلًا محدّدًا من القائمة — وأيضًا تصفية بالحالة </w:t>
-      </w:r>
-      <w:r>
-        <w:rPr>
-          <w:rtl w:val="true"/>
-        </w:rPr>
-        <w:t>(</w:t>
-      </w:r>
-      <w:r>
-        <w:rPr>
-          <w:rtl w:val="true"/>
-        </w:rPr>
-        <w:t>نشط</w:t>
-      </w:r>
-      <w:r>
-        <w:rPr>
-          <w:rtl w:val="true"/>
-        </w:rPr>
-        <w:t>/</w:t>
-      </w:r>
-      <w:r>
-        <w:rPr>
-          <w:rtl w:val="true"/>
-        </w:rPr>
-        <w:t>موقوف</w:t>
-      </w:r>
-      <w:r>
-        <w:rPr>
-          <w:rtl w:val="true"/>
-        </w:rPr>
-        <w:t>/</w:t>
-      </w:r>
-      <w:r>
-        <w:rPr>
-          <w:rtl w:val="true"/>
-        </w:rPr>
-        <w:t>بانتظار الاعتماد</w:t>
-      </w:r>
-      <w:r>
-        <w:rPr>
-          <w:rtl w:val="true"/>
-        </w:rPr>
-        <w:t xml:space="preserve">). </w:t>
+        <w:t xml:space="preserve">اعرف </w:t>
+      </w:r>
+      <w:r>
+        <w:rPr>
+          <w:rStyle w:val="SourceText"/>
+        </w:rPr>
+        <w:t>chat_id</w:t>
+      </w:r>
+      <w:r>
+        <w:rPr>
+          <w:rtl w:val="true"/>
+        </w:rPr>
+        <w:t xml:space="preserve">افتح </w:t>
+      </w:r>
+      <w:r>
+        <w:rPr>
+          <w:rStyle w:val="SourceText"/>
+          <w:rtl w:val="true"/>
+        </w:rPr>
+        <w:t>@</w:t>
+      </w:r>
+      <w:r>
+        <w:rPr>
+          <w:rStyle w:val="SourceText"/>
+        </w:rPr>
+        <w:t>userinfobot</w:t>
+      </w:r>
+      <w:r>
+        <w:rPr>
+          <w:rtl w:val="true"/>
+        </w:rPr>
+        <w:t xml:space="preserve"> </w:t>
+      </w:r>
+      <w:r>
+        <w:rPr>
+          <w:rtl w:val="true"/>
+        </w:rPr>
+        <w:t>وأرسل أي رسالة — سيرد بمعرّفك الرقمي</w:t>
+      </w:r>
+      <w:r>
+        <w:rPr>
+          <w:rtl w:val="true"/>
+        </w:rPr>
+        <w:t xml:space="preserve">. </w:t>
       </w:r>
     </w:p>
     <w:p>
@@ -18965,53 +19044,52 @@
           <w:rStyle w:val="StrongEmphasis"/>
           <w:rtl w:val="true"/>
         </w:rPr>
-        <w:t xml:space="preserve">اضغط </w:t>
-      </w:r>
-      <w:r>
-        <w:rPr>
-          <w:rStyle w:val="StrongEmphasis"/>
+        <w:t>أدخل المعرّف</w:t>
+      </w:r>
+      <w:r>
+        <w:rPr>
+          <w:rtl w:val="true"/>
+        </w:rPr>
+        <w:t xml:space="preserve">المعلم نفسه من </w:t>
+      </w:r>
+      <w:r>
+        <w:rPr>
           <w:rtl w:val="true"/>
         </w:rPr>
         <w:t>«</w:t>
       </w:r>
       <w:r>
         <w:rPr>
-          <w:rStyle w:val="StrongEmphasis"/>
-          <w:rtl w:val="true"/>
-        </w:rPr>
-        <w:t>إيقاف كل الطلاب</w:t>
-      </w:r>
-      <w:r>
-        <w:rPr>
-          <w:rStyle w:val="StrongEmphasis"/>
-          <w:rtl w:val="true"/>
-        </w:rPr>
-        <w:t xml:space="preserve">» </w:t>
-      </w:r>
-      <w:r>
-        <w:rPr>
-          <w:rStyle w:val="StrongEmphasis"/>
-          <w:rtl w:val="true"/>
-        </w:rPr>
-        <w:t xml:space="preserve">أو </w:t>
-      </w:r>
-      <w:r>
-        <w:rPr>
-          <w:rStyle w:val="StrongEmphasis"/>
+          <w:rtl w:val="true"/>
+        </w:rPr>
+        <w:t>الرسائل الخاصة ← ربط تلقرام</w:t>
+      </w:r>
+      <w:r>
+        <w:rPr>
+          <w:rtl w:val="true"/>
+        </w:rPr>
+        <w:t>»</w:t>
+      </w:r>
+      <w:r>
+        <w:rPr>
+          <w:rtl w:val="true"/>
+        </w:rPr>
+        <w:t xml:space="preserve">، أو مدير المدرسة من </w:t>
+      </w:r>
+      <w:r>
+        <w:rPr>
           <w:rtl w:val="true"/>
         </w:rPr>
         <w:t>«</w:t>
       </w:r>
       <w:r>
         <w:rPr>
-          <w:rStyle w:val="StrongEmphasis"/>
-          <w:rtl w:val="true"/>
-        </w:rPr>
-        <w:t>تفعيل كل الطلاب</w:t>
-      </w:r>
-      <w:r>
-        <w:rPr>
-          <w:rStyle w:val="StrongEmphasis"/>
+          <w:rtl w:val="true"/>
+        </w:rPr>
+        <w:t>الموظفون والحسابات</w:t>
+      </w:r>
+      <w:r>
+        <w:rPr>
           <w:rtl w:val="true"/>
         </w:rPr>
         <w:t>»</w:t>
@@ -19020,13 +19098,25 @@
         <w:rPr>
           <w:rtl w:val="true"/>
         </w:rPr>
-        <w:t>فيُؤكَّد الطلب ثم تُطبَّق الحالة على الجميع بضغطة واحدة، مع رسالة بعدد الحسابات التي تغيّرت</w:t>
-      </w:r>
-      <w:r>
-        <w:rPr>
-          <w:rtl w:val="true"/>
-        </w:rPr>
-        <w:t xml:space="preserve">. </w:t>
+        <w:t xml:space="preserve">، أو المشرف من </w:t>
+      </w:r>
+      <w:r>
+        <w:rPr>
+          <w:rtl w:val="true"/>
+        </w:rPr>
+        <w:t>«</w:t>
+      </w:r>
+      <w:r>
+        <w:rPr>
+          <w:rtl w:val="true"/>
+        </w:rPr>
+        <w:t>إدارة المستخدمين</w:t>
+      </w:r>
+      <w:r>
+        <w:rPr>
+          <w:rtl w:val="true"/>
+        </w:rPr>
+        <w:t xml:space="preserve">». </w:t>
       </w:r>
     </w:p>
     <w:p>
@@ -19035,6 +19125,549 @@
         <w:numPr>
           <w:ilvl w:val="0"/>
           <w:numId w:val="33"/>
+        </w:numPr>
+        <w:tabs>
+          <w:tab w:val="clear" w:pos="1134"/>
+          <w:tab w:val="left" w:pos="709" w:leader="none"/>
+        </w:tabs>
+        <w:bidi w:val="1"/>
+        <w:ind w:left="709" w:firstLine="992"/>
+        <w:jc w:val="right"/>
+        <w:rPr/>
+      </w:pPr>
+      <w:r>
+        <w:rPr>
+          <w:rStyle w:val="StrongEmphasis"/>
+          <w:rtl w:val="true"/>
+        </w:rPr>
+        <w:t xml:space="preserve">اضغط </w:t>
+      </w:r>
+      <w:r>
+        <w:rPr>
+          <w:rStyle w:val="StrongEmphasis"/>
+          <w:rtl w:val="true"/>
+        </w:rPr>
+        <w:t>«</w:t>
+      </w:r>
+      <w:r>
+        <w:rPr>
+          <w:rStyle w:val="StrongEmphasis"/>
+          <w:rtl w:val="true"/>
+        </w:rPr>
+        <w:t>إرسال رسالة تجريبية</w:t>
+      </w:r>
+      <w:r>
+        <w:rPr>
+          <w:rStyle w:val="StrongEmphasis"/>
+          <w:rtl w:val="true"/>
+        </w:rPr>
+        <w:t>»</w:t>
+      </w:r>
+      <w:r>
+        <w:rPr>
+          <w:rtl w:val="true"/>
+        </w:rPr>
+        <w:t>للتأكد أن الرسالة وصلته وحده</w:t>
+      </w:r>
+      <w:r>
+        <w:rPr>
+          <w:rtl w:val="true"/>
+        </w:rPr>
+        <w:t xml:space="preserve">. </w:t>
+      </w:r>
+    </w:p>
+    <w:p>
+      <w:pPr>
+        <w:pStyle w:val="TextBody"/>
+        <w:bidi w:val="1"/>
+        <w:spacing w:before="0" w:after="0"/>
+        <w:jc w:val="right"/>
+        <w:rPr/>
+      </w:pPr>
+      <w:r>
+        <w:rPr>
+          <w:rStyle w:val="StrongEmphasis"/>
+          <w:rtl w:val="true"/>
+        </w:rPr>
+        <w:t>السلوك التلقائي</w:t>
+      </w:r>
+      <w:r>
+        <w:rPr>
+          <w:rtl w:val="true"/>
+        </w:rPr>
+        <w:t xml:space="preserve"> إن رُبطت المحادثة الشخصية فتُرسل رسائل ذلك المعلم إليه وحده ويظهر عليها وسم </w:t>
+      </w:r>
+      <w:r>
+        <w:rPr>
+          <w:rStyle w:val="StrongEmphasis"/>
+          <w:rtl w:val="true"/>
+        </w:rPr>
+        <w:t>«</w:t>
+      </w:r>
+      <w:r>
+        <w:rPr>
+          <w:rStyle w:val="StrongEmphasis"/>
+          <w:rtl w:val="true"/>
+        </w:rPr>
+        <w:t>خاصة</w:t>
+      </w:r>
+      <w:r>
+        <w:rPr>
+          <w:rStyle w:val="StrongEmphasis"/>
+          <w:rtl w:val="true"/>
+        </w:rPr>
+        <w:t>»</w:t>
+      </w:r>
+      <w:r>
+        <w:rPr>
+          <w:rtl w:val="true"/>
+        </w:rPr>
+        <w:t xml:space="preserve"> </w:t>
+      </w:r>
+      <w:r>
+        <w:rPr>
+          <w:rtl w:val="true"/>
+        </w:rPr>
+        <w:t xml:space="preserve">في </w:t>
+      </w:r>
+      <w:r>
+        <w:rPr>
+          <w:rtl w:val="true"/>
+        </w:rPr>
+        <w:t>«</w:t>
+      </w:r>
+      <w:r>
+        <w:rPr>
+          <w:rtl w:val="true"/>
+        </w:rPr>
+        <w:t>سجل تلقرام</w:t>
+      </w:r>
+      <w:r>
+        <w:rPr>
+          <w:rtl w:val="true"/>
+        </w:rPr>
+        <w:t>»</w:t>
+      </w:r>
+      <w:r>
+        <w:rPr>
+          <w:rtl w:val="true"/>
+        </w:rPr>
+        <w:t xml:space="preserve">؛ وإن لم تُربط تعود الرسالة إلى </w:t>
+      </w:r>
+      <w:r>
+        <w:rPr>
+          <w:rStyle w:val="StrongEmphasis"/>
+          <w:rtl w:val="true"/>
+        </w:rPr>
+        <w:t>مجموعة المدرسة</w:t>
+      </w:r>
+      <w:r>
+        <w:rPr>
+          <w:rtl w:val="true"/>
+        </w:rPr>
+        <w:t xml:space="preserve"> كما قبل — دون أي إعداد إضافي</w:t>
+      </w:r>
+      <w:r>
+        <w:rPr>
+          <w:rtl w:val="true"/>
+        </w:rPr>
+        <w:t>.</w:t>
+      </w:r>
+    </w:p>
+    <w:p>
+      <w:pPr>
+        <w:pStyle w:val="TextBody"/>
+        <w:bidi w:val="1"/>
+        <w:spacing w:before="0" w:after="0"/>
+        <w:jc w:val="right"/>
+        <w:rPr/>
+      </w:pPr>
+      <w:r>
+        <w:rPr>
+          <w:rStyle w:val="StrongEmphasis"/>
+          <w:rtl w:val="true"/>
+        </w:rPr>
+        <w:t>تنبيه</w:t>
+      </w:r>
+      <w:r>
+        <w:rPr>
+          <w:rtl w:val="true"/>
+        </w:rPr>
+        <w:t xml:space="preserve"> رقم جوال المعلم وحده لا يكفي</w:t>
+      </w:r>
+      <w:r>
+        <w:rPr>
+          <w:rtl w:val="true"/>
+        </w:rPr>
+        <w:t xml:space="preserve">: </w:t>
+      </w:r>
+      <w:r>
+        <w:rPr>
+          <w:rtl w:val="true"/>
+        </w:rPr>
+        <w:t xml:space="preserve">بوت تلقرام لا يستطيع مراسلة رقم، بل يحتاج </w:t>
+      </w:r>
+      <w:r>
+        <w:rPr>
+          <w:rStyle w:val="SourceText"/>
+        </w:rPr>
+        <w:t>chat_id</w:t>
+      </w:r>
+      <w:r>
+        <w:rPr>
+          <w:rtl w:val="true"/>
+        </w:rPr>
+        <w:t xml:space="preserve"> </w:t>
+      </w:r>
+      <w:r>
+        <w:rPr>
+          <w:rtl w:val="true"/>
+        </w:rPr>
+        <w:t>حصل عليه بعد أن يبدأ المستخدم محادثة مع البوت</w:t>
+      </w:r>
+      <w:r>
+        <w:rPr>
+          <w:rtl w:val="true"/>
+        </w:rPr>
+        <w:t>.</w:t>
+      </w:r>
+    </w:p>
+    <w:p>
+      <w:pPr>
+        <w:pStyle w:val="TextBody"/>
+        <w:bidi w:val="1"/>
+        <w:jc w:val="right"/>
+        <w:rPr/>
+      </w:pPr>
+      <w:r>
+        <w:rPr/>
+        <w:t>14</w:t>
+      </w:r>
+    </w:p>
+    <w:p>
+      <w:pPr>
+        <w:pStyle w:val="Heading2"/>
+        <w:bidi w:val="1"/>
+        <w:jc w:val="right"/>
+        <w:rPr/>
+      </w:pPr>
+      <w:r>
+        <w:rPr>
+          <w:rtl w:val="true"/>
+        </w:rPr>
+        <w:t>إدارة الحسابات</w:t>
+      </w:r>
+    </w:p>
+    <w:p>
+      <w:pPr>
+        <w:pStyle w:val="TextBody"/>
+        <w:bidi w:val="1"/>
+        <w:spacing w:before="0" w:after="150"/>
+        <w:jc w:val="right"/>
+        <w:rPr/>
+      </w:pPr>
+      <w:r>
+        <w:rPr>
+          <w:rtl w:val="true"/>
+        </w:rPr>
+        <w:t>من يستخدمها</w:t>
+      </w:r>
+      <w:r>
+        <w:rPr>
+          <w:rtl w:val="true"/>
+        </w:rPr>
+        <w:t xml:space="preserve">: </w:t>
+      </w:r>
+      <w:r>
+        <w:rPr>
+          <w:rtl w:val="true"/>
+        </w:rPr>
+        <w:t xml:space="preserve">مدير المدرسة ووكيل شؤون الطلاب </w:t>
+      </w:r>
+      <w:r>
+        <w:rPr>
+          <w:rStyle w:val="SourceText"/>
+        </w:rPr>
+        <w:t>principal</w:t>
+      </w:r>
+      <w:r>
+        <w:rPr/>
+        <w:t xml:space="preserve"> · </w:t>
+      </w:r>
+      <w:r>
+        <w:rPr>
+          <w:rStyle w:val="SourceText"/>
+        </w:rPr>
+        <w:t>deputy</w:t>
+      </w:r>
+      <w:r>
+        <w:rPr>
+          <w:rtl w:val="true"/>
+        </w:rPr>
+        <w:t>.</w:t>
+      </w:r>
+    </w:p>
+    <w:p>
+      <w:pPr>
+        <w:pStyle w:val="Heading3"/>
+        <w:bidi w:val="1"/>
+        <w:jc w:val="right"/>
+        <w:rPr/>
+      </w:pPr>
+      <w:r>
+        <w:rPr>
+          <w:rtl w:val="true"/>
+        </w:rPr>
+        <w:t>إيقاف</w:t>
+      </w:r>
+      <w:r>
+        <w:rPr>
+          <w:rtl w:val="true"/>
+        </w:rPr>
+        <w:t>/</w:t>
+      </w:r>
+      <w:r>
+        <w:rPr>
+          <w:rtl w:val="true"/>
+        </w:rPr>
+        <w:t>تفعيل حسابات الطلاب كلهم بضغطة</w:t>
+      </w:r>
+    </w:p>
+    <w:p>
+      <w:pPr>
+        <w:pStyle w:val="TextBody"/>
+        <w:numPr>
+          <w:ilvl w:val="0"/>
+          <w:numId w:val="34"/>
+        </w:numPr>
+        <w:tabs>
+          <w:tab w:val="clear" w:pos="1134"/>
+          <w:tab w:val="left" w:pos="709" w:leader="none"/>
+        </w:tabs>
+        <w:bidi w:val="1"/>
+        <w:spacing w:before="0" w:after="0"/>
+        <w:ind w:left="709" w:firstLine="992"/>
+        <w:jc w:val="right"/>
+        <w:rPr/>
+      </w:pPr>
+      <w:r>
+        <w:rPr>
+          <w:rStyle w:val="StrongEmphasis"/>
+          <w:rtl w:val="true"/>
+        </w:rPr>
+        <w:t xml:space="preserve">افتح </w:t>
+      </w:r>
+      <w:r>
+        <w:rPr>
+          <w:rStyle w:val="StrongEmphasis"/>
+          <w:rtl w:val="true"/>
+        </w:rPr>
+        <w:t>«</w:t>
+      </w:r>
+      <w:r>
+        <w:rPr>
+          <w:rStyle w:val="StrongEmphasis"/>
+          <w:rtl w:val="true"/>
+        </w:rPr>
+        <w:t>إدارة الحسابات ← حسابات الطلاب</w:t>
+      </w:r>
+      <w:r>
+        <w:rPr>
+          <w:rStyle w:val="StrongEmphasis"/>
+          <w:rtl w:val="true"/>
+        </w:rPr>
+        <w:t>»</w:t>
+      </w:r>
+      <w:r>
+        <w:rPr>
+          <w:rtl w:val="true"/>
+        </w:rPr>
+        <w:t>تظهر البطاقات</w:t>
+      </w:r>
+      <w:r>
+        <w:rPr>
+          <w:rtl w:val="true"/>
+        </w:rPr>
+        <w:t xml:space="preserve">: </w:t>
+      </w:r>
+      <w:r>
+        <w:rPr>
+          <w:rtl w:val="true"/>
+        </w:rPr>
+        <w:t>إجمالي الحسابات، حسابات الطلاب، الموقوفة، وبانتظار الاعتماد</w:t>
+      </w:r>
+      <w:r>
+        <w:rPr>
+          <w:rtl w:val="true"/>
+        </w:rPr>
+        <w:t xml:space="preserve">. </w:t>
+      </w:r>
+    </w:p>
+    <w:p>
+      <w:pPr>
+        <w:pStyle w:val="TextBody"/>
+        <w:numPr>
+          <w:ilvl w:val="0"/>
+          <w:numId w:val="34"/>
+        </w:numPr>
+        <w:tabs>
+          <w:tab w:val="clear" w:pos="1134"/>
+          <w:tab w:val="left" w:pos="709" w:leader="none"/>
+        </w:tabs>
+        <w:bidi w:val="1"/>
+        <w:spacing w:before="0" w:after="0"/>
+        <w:ind w:left="709" w:firstLine="992"/>
+        <w:jc w:val="right"/>
+        <w:rPr/>
+      </w:pPr>
+      <w:r>
+        <w:rPr>
+          <w:rStyle w:val="StrongEmphasis"/>
+          <w:rtl w:val="true"/>
+        </w:rPr>
+        <w:t>اختر النطاق</w:t>
+      </w:r>
+      <w:r>
+        <w:rPr>
+          <w:rtl w:val="true"/>
+        </w:rPr>
+        <w:t xml:space="preserve">كل الفصول، أو فصلًا محدّدًا من القائمة — وأيضًا تصفية بالحالة </w:t>
+      </w:r>
+      <w:r>
+        <w:rPr>
+          <w:rtl w:val="true"/>
+        </w:rPr>
+        <w:t>(</w:t>
+      </w:r>
+      <w:r>
+        <w:rPr>
+          <w:rtl w:val="true"/>
+        </w:rPr>
+        <w:t>نشط</w:t>
+      </w:r>
+      <w:r>
+        <w:rPr>
+          <w:rtl w:val="true"/>
+        </w:rPr>
+        <w:t>/</w:t>
+      </w:r>
+      <w:r>
+        <w:rPr>
+          <w:rtl w:val="true"/>
+        </w:rPr>
+        <w:t>موقوف</w:t>
+      </w:r>
+      <w:r>
+        <w:rPr>
+          <w:rtl w:val="true"/>
+        </w:rPr>
+        <w:t>/</w:t>
+      </w:r>
+      <w:r>
+        <w:rPr>
+          <w:rtl w:val="true"/>
+        </w:rPr>
+        <w:t>بانتظار الاعتماد</w:t>
+      </w:r>
+      <w:r>
+        <w:rPr>
+          <w:rtl w:val="true"/>
+        </w:rPr>
+        <w:t xml:space="preserve">). </w:t>
+      </w:r>
+    </w:p>
+    <w:p>
+      <w:pPr>
+        <w:pStyle w:val="TextBody"/>
+        <w:numPr>
+          <w:ilvl w:val="0"/>
+          <w:numId w:val="34"/>
+        </w:numPr>
+        <w:tabs>
+          <w:tab w:val="clear" w:pos="1134"/>
+          <w:tab w:val="left" w:pos="709" w:leader="none"/>
+        </w:tabs>
+        <w:bidi w:val="1"/>
+        <w:spacing w:before="0" w:after="0"/>
+        <w:ind w:left="709" w:firstLine="992"/>
+        <w:jc w:val="right"/>
+        <w:rPr/>
+      </w:pPr>
+      <w:r>
+        <w:rPr>
+          <w:rStyle w:val="StrongEmphasis"/>
+          <w:rtl w:val="true"/>
+        </w:rPr>
+        <w:t xml:space="preserve">اضغط </w:t>
+      </w:r>
+      <w:r>
+        <w:rPr>
+          <w:rStyle w:val="StrongEmphasis"/>
+          <w:rtl w:val="true"/>
+        </w:rPr>
+        <w:t>«</w:t>
+      </w:r>
+      <w:r>
+        <w:rPr>
+          <w:rStyle w:val="StrongEmphasis"/>
+          <w:rtl w:val="true"/>
+        </w:rPr>
+        <w:t>إيقاف كل الطلاب</w:t>
+      </w:r>
+      <w:r>
+        <w:rPr>
+          <w:rStyle w:val="StrongEmphasis"/>
+          <w:rtl w:val="true"/>
+        </w:rPr>
+        <w:t xml:space="preserve">» </w:t>
+      </w:r>
+      <w:r>
+        <w:rPr>
+          <w:rStyle w:val="StrongEmphasis"/>
+          <w:rtl w:val="true"/>
+        </w:rPr>
+        <w:t xml:space="preserve">أو </w:t>
+      </w:r>
+      <w:r>
+        <w:rPr>
+          <w:rStyle w:val="StrongEmphasis"/>
+          <w:rtl w:val="true"/>
+        </w:rPr>
+        <w:t>«</w:t>
+      </w:r>
+      <w:r>
+        <w:rPr>
+          <w:rStyle w:val="StrongEmphasis"/>
+          <w:rtl w:val="true"/>
+        </w:rPr>
+        <w:t>تفعيل كل الطلاب</w:t>
+      </w:r>
+      <w:r>
+        <w:rPr>
+          <w:rStyle w:val="StrongEmphasis"/>
+          <w:rtl w:val="true"/>
+        </w:rPr>
+        <w:t>»</w:t>
+      </w:r>
+      <w:r>
+        <w:rPr>
+          <w:rtl w:val="true"/>
+        </w:rPr>
+        <w:t>فيُؤكَّد الطلب ثم تُطبَّق الحالة على الجميع بضغطة واحدة، مع رسالة بعدد الحسابات التي تغيّرت</w:t>
+      </w:r>
+      <w:r>
+        <w:rPr>
+          <w:rtl w:val="true"/>
+        </w:rPr>
+        <w:t xml:space="preserve">. </w:t>
+      </w:r>
+    </w:p>
+    <w:p>
+      <w:pPr>
+        <w:pStyle w:val="TextBody"/>
+        <w:numPr>
+          <w:ilvl w:val="0"/>
+          <w:numId w:val="34"/>
         </w:numPr>
         <w:tabs>
           <w:tab w:val="clear" w:pos="1134"/>
@@ -28495,6 +29128,125 @@
   <w:abstractNum w:abstractNumId="34">
     <w:lvl w:ilvl="0">
       <w:start w:val="1"/>
+      <w:numFmt w:val="decimal"/>
+      <w:lvlText w:val="%1."/>
+      <w:lvlJc w:val="left"/>
+      <w:pPr>
+        <w:tabs>
+          <w:tab w:val="num" w:pos="709"/>
+        </w:tabs>
+        <w:ind w:left="709" w:hanging="283"/>
+      </w:pPr>
+      <w:rPr/>
+    </w:lvl>
+    <w:lvl w:ilvl="1">
+      <w:start w:val="1"/>
+      <w:numFmt w:val="decimal"/>
+      <w:lvlText w:val="%2."/>
+      <w:lvlJc w:val="left"/>
+      <w:pPr>
+        <w:tabs>
+          <w:tab w:val="num" w:pos="1418"/>
+        </w:tabs>
+        <w:ind w:left="1418" w:hanging="283"/>
+      </w:pPr>
+      <w:rPr/>
+    </w:lvl>
+    <w:lvl w:ilvl="2">
+      <w:start w:val="1"/>
+      <w:numFmt w:val="decimal"/>
+      <w:lvlText w:val="%3."/>
+      <w:lvlJc w:val="left"/>
+      <w:pPr>
+        <w:tabs>
+          <w:tab w:val="num" w:pos="2127"/>
+        </w:tabs>
+        <w:ind w:left="2127" w:hanging="283"/>
+      </w:pPr>
+      <w:rPr/>
+    </w:lvl>
+    <w:lvl w:ilvl="3">
+      <w:start w:val="1"/>
+      <w:numFmt w:val="decimal"/>
+      <w:lvlText w:val="%4."/>
+      <w:lvlJc w:val="left"/>
+      <w:pPr>
+        <w:tabs>
+          <w:tab w:val="num" w:pos="2836"/>
+        </w:tabs>
+        <w:ind w:left="2836" w:hanging="283"/>
+      </w:pPr>
+      <w:rPr/>
+    </w:lvl>
+    <w:lvl w:ilvl="4">
+      <w:start w:val="1"/>
+      <w:numFmt w:val="decimal"/>
+      <w:lvlText w:val="%5."/>
+      <w:lvlJc w:val="left"/>
+      <w:pPr>
+        <w:tabs>
+          <w:tab w:val="num" w:pos="3545"/>
+        </w:tabs>
+        <w:ind w:left="3545" w:hanging="283"/>
+      </w:pPr>
+      <w:rPr/>
+    </w:lvl>
+    <w:lvl w:ilvl="5">
+      <w:start w:val="1"/>
+      <w:numFmt w:val="decimal"/>
+      <w:lvlText w:val="%6."/>
+      <w:lvlJc w:val="left"/>
+      <w:pPr>
+        <w:tabs>
+          <w:tab w:val="num" w:pos="4254"/>
+        </w:tabs>
+        <w:ind w:left="4254" w:hanging="283"/>
+      </w:pPr>
+      <w:rPr/>
+    </w:lvl>
+    <w:lvl w:ilvl="6">
+      <w:start w:val="1"/>
+      <w:numFmt w:val="decimal"/>
+      <w:lvlText w:val="%7."/>
+      <w:lvlJc w:val="left"/>
+      <w:pPr>
+        <w:tabs>
+          <w:tab w:val="num" w:pos="4963"/>
+        </w:tabs>
+        <w:ind w:left="4963" w:hanging="283"/>
+      </w:pPr>
+      <w:rPr/>
+    </w:lvl>
+    <w:lvl w:ilvl="7">
+      <w:start w:val="1"/>
+      <w:numFmt w:val="decimal"/>
+      <w:lvlText w:val="%8."/>
+      <w:lvlJc w:val="left"/>
+      <w:pPr>
+        <w:tabs>
+          <w:tab w:val="num" w:pos="5672"/>
+        </w:tabs>
+        <w:ind w:left="5672" w:hanging="283"/>
+      </w:pPr>
+      <w:rPr/>
+    </w:lvl>
+    <w:lvl w:ilvl="8">
+      <w:start w:val="1"/>
+      <w:numFmt w:val="decimal"/>
+      <w:lvlText w:val="%9."/>
+      <w:lvlJc w:val="left"/>
+      <w:pPr>
+        <w:tabs>
+          <w:tab w:val="num" w:pos="6381"/>
+        </w:tabs>
+        <w:ind w:left="6381" w:hanging="283"/>
+      </w:pPr>
+      <w:rPr/>
+    </w:lvl>
+  </w:abstractNum>
+  <w:abstractNum w:abstractNumId="35">
+    <w:lvl w:ilvl="0">
+      <w:start w:val="1"/>
       <w:numFmt w:val="none"/>
       <w:suff w:val="nothing"/>
       <w:lvlText w:val="%1"/>
@@ -28716,6 +29468,9 @@
   </w:num>
   <w:num w:numId="34">
     <w:abstractNumId w:val="34"/>
+  </w:num>
+  <w:num w:numId="35">
+    <w:abstractNumId w:val="35"/>
   </w:num>
 </w:numbering>
 </file>

--- a/d21448/دليل-منصة-تابعني-للمدارس.docx
+++ b/d21448/دليل-منصة-تابعني-للمدارس.docx
@@ -23760,6 +23760,142 @@
         <w:rPr>
           <w:rtl w:val="true"/>
         </w:rPr>
+        <w:t xml:space="preserve"> — </w:t>
+      </w:r>
+      <w:r>
+        <w:rPr>
+          <w:rtl w:val="true"/>
+        </w:rPr>
+        <w:t xml:space="preserve">وتضاف إليها </w:t>
+      </w:r>
+      <w:r>
+        <w:rPr>
+          <w:rStyle w:val="StrongEmphasis"/>
+          <w:rtl w:val="true"/>
+        </w:rPr>
+        <w:t>مرحلة ثانية</w:t>
+      </w:r>
+      <w:r>
+        <w:rPr>
+          <w:rtl w:val="true"/>
+        </w:rPr>
+        <w:t xml:space="preserve"> لحسابات الموظفين </w:t>
+      </w:r>
+      <w:r>
+        <w:rPr>
+          <w:rtl w:val="true"/>
+        </w:rPr>
+        <w:t>(</w:t>
+      </w:r>
+      <w:r>
+        <w:rPr>
+          <w:rtl w:val="true"/>
+        </w:rPr>
+        <w:t>رمز على تلقرام</w:t>
+      </w:r>
+      <w:r>
+        <w:rPr>
+          <w:rtl w:val="true"/>
+        </w:rPr>
+        <w:t xml:space="preserve">) </w:t>
+      </w:r>
+      <w:r>
+        <w:rPr>
+          <w:rtl w:val="true"/>
+        </w:rPr>
+        <w:t>إلا حساب المشرف العام وحسابات الطلاب</w:t>
+      </w:r>
+      <w:r>
+        <w:rPr>
+          <w:rtl w:val="true"/>
+        </w:rPr>
+        <w:t>.</w:t>
+      </w:r>
+    </w:p>
+    <w:p>
+      <w:pPr>
+        <w:pStyle w:val="TextBody"/>
+        <w:bidi w:val="1"/>
+        <w:spacing w:before="0" w:after="150"/>
+        <w:jc w:val="right"/>
+        <w:rPr/>
+      </w:pPr>
+      <w:r>
+        <w:rPr>
+          <w:rtl w:val="true"/>
+        </w:rPr>
+        <w:t xml:space="preserve">حساب </w:t>
+      </w:r>
+      <w:r>
+        <w:rPr>
+          <w:rStyle w:val="SourceText"/>
+        </w:rPr>
+        <w:t>admin</w:t>
+      </w:r>
+      <w:r>
+        <w:rPr>
+          <w:rtl w:val="true"/>
+        </w:rPr>
+        <w:t xml:space="preserve"> </w:t>
+      </w:r>
+      <w:r>
+        <w:rPr>
+          <w:rtl w:val="true"/>
+        </w:rPr>
+        <w:t xml:space="preserve">يُضاف مع </w:t>
+      </w:r>
+      <w:r>
+        <w:rPr>
+          <w:rtl w:val="true"/>
+        </w:rPr>
+        <w:t>«</w:t>
+      </w:r>
+      <w:r>
+        <w:rPr>
+          <w:rtl w:val="true"/>
+        </w:rPr>
+        <w:t>بيانات عرض تجريبية</w:t>
+      </w:r>
+      <w:r>
+        <w:rPr>
+          <w:rtl w:val="true"/>
+        </w:rPr>
+        <w:t xml:space="preserve">» </w:t>
+      </w:r>
+      <w:r>
+        <w:rPr>
+          <w:rtl w:val="true"/>
+        </w:rPr>
+        <w:t xml:space="preserve">إن أبقيت الخيار مفعّلًا في شاشة التهيئة؛ وفي </w:t>
+      </w:r>
+      <w:r>
+        <w:rPr>
+          <w:rtl w:val="true"/>
+        </w:rPr>
+        <w:t>«</w:t>
+      </w:r>
+      <w:r>
+        <w:rPr>
+          <w:rtl w:val="true"/>
+        </w:rPr>
+        <w:t>مدرسة حقيقية من الصفر</w:t>
+      </w:r>
+      <w:r>
+        <w:rPr>
+          <w:rtl w:val="true"/>
+        </w:rPr>
+        <w:t xml:space="preserve">» </w:t>
+      </w:r>
+      <w:r>
+        <w:rPr>
+          <w:rtl w:val="true"/>
+        </w:rPr>
+        <w:t>تكون أنت المشرف العام بلا أي حساب جاهز</w:t>
+      </w:r>
+      <w:r>
+        <w:rPr>
+          <w:rtl w:val="true"/>
+        </w:rPr>
         <w:t>.</w:t>
       </w:r>
     </w:p>
@@ -23831,7 +23967,7 @@
     <w:tbl>
       <w:tblPr>
         <w:bidiVisual w:val="true"/>
-        <w:tblW w:w="9513" w:type="dxa"/>
+        <w:tblW w:w="13638" w:type="dxa"/>
         <w:jc w:val="left"/>
         <w:tblInd w:w="0" w:type="dxa"/>
         <w:tblLayout w:type="fixed"/>
@@ -23843,9 +23979,9 @@
         </w:tblCellMar>
       </w:tblPr>
       <w:tblGrid>
-        <w:gridCol w:w="2461"/>
+        <w:gridCol w:w="3151"/>
         <w:gridCol w:w="2656"/>
-        <w:gridCol w:w="4396"/>
+        <w:gridCol w:w="7831"/>
       </w:tblGrid>
       <w:tr>
         <w:trPr>
@@ -23853,7 +23989,7 @@
         </w:trPr>
         <w:tc>
           <w:tcPr>
-            <w:tcW w:w="2461" w:type="dxa"/>
+            <w:tcW w:w="3151" w:type="dxa"/>
             <w:tcBorders/>
             <w:vAlign w:val="center"/>
           </w:tcPr>
@@ -23899,7 +24035,7 @@
         </w:tc>
         <w:tc>
           <w:tcPr>
-            <w:tcW w:w="4396" w:type="dxa"/>
+            <w:tcW w:w="7831" w:type="dxa"/>
             <w:tcBorders/>
             <w:vAlign w:val="center"/>
           </w:tcPr>
@@ -23925,7 +24061,7 @@
         <w:trPr/>
         <w:tc>
           <w:tcPr>
-            <w:tcW w:w="2461" w:type="dxa"/>
+            <w:tcW w:w="3151" w:type="dxa"/>
             <w:tcBorders/>
             <w:vAlign w:val="center"/>
           </w:tcPr>
@@ -23941,7 +24077,25 @@
               <w:rPr>
                 <w:rtl w:val="true"/>
               </w:rPr>
-              <w:t>مشرف المنصة</w:t>
+              <w:t xml:space="preserve">مشرف المنصة </w:t>
+            </w:r>
+            <w:r>
+              <w:rPr>
+                <w:rtl w:val="true"/>
+              </w:rPr>
+              <w:t>(</w:t>
+            </w:r>
+            <w:r>
+              <w:rPr>
+                <w:rtl w:val="true"/>
+              </w:rPr>
+              <w:t>بيانات العرض</w:t>
+            </w:r>
+            <w:r>
+              <w:rPr>
+                <w:rtl w:val="true"/>
+              </w:rPr>
+              <w:t>)</w:t>
             </w:r>
           </w:p>
         </w:tc>
@@ -23969,7 +24123,7 @@
         </w:tc>
         <w:tc>
           <w:tcPr>
-            <w:tcW w:w="4396" w:type="dxa"/>
+            <w:tcW w:w="7831" w:type="dxa"/>
             <w:tcBorders/>
             <w:vAlign w:val="center"/>
           </w:tcPr>
@@ -23985,7 +24139,7 @@
               <w:rPr>
                 <w:rtl w:val="true"/>
               </w:rPr>
-              <w:t>تأسيس المدارس والمناطق</w:t>
+              <w:t>تأسيس المدارس والمناطق وإدارة المستخدمين والتحكم العام بحسابات الطلاب</w:t>
             </w:r>
             <w:r>
               <w:rPr>
@@ -24000,7 +24154,7 @@
         <w:trPr/>
         <w:tc>
           <w:tcPr>
-            <w:tcW w:w="2461" w:type="dxa"/>
+            <w:tcW w:w="3151" w:type="dxa"/>
             <w:tcBorders/>
             <w:vAlign w:val="center"/>
           </w:tcPr>
@@ -24044,7 +24198,7 @@
         </w:tc>
         <w:tc>
           <w:tcPr>
-            <w:tcW w:w="4396" w:type="dxa"/>
+            <w:tcW w:w="7831" w:type="dxa"/>
             <w:tcBorders/>
             <w:vAlign w:val="center"/>
           </w:tcPr>
@@ -24075,7 +24229,7 @@
         <w:trPr/>
         <w:tc>
           <w:tcPr>
-            <w:tcW w:w="2461" w:type="dxa"/>
+            <w:tcW w:w="3151" w:type="dxa"/>
             <w:tcBorders/>
             <w:vAlign w:val="center"/>
           </w:tcPr>
@@ -24119,7 +24273,7 @@
         </w:tc>
         <w:tc>
           <w:tcPr>
-            <w:tcW w:w="4396" w:type="dxa"/>
+            <w:tcW w:w="7831" w:type="dxa"/>
             <w:tcBorders/>
             <w:vAlign w:val="center"/>
           </w:tcPr>
@@ -24150,7 +24304,7 @@
         <w:trPr/>
         <w:tc>
           <w:tcPr>
-            <w:tcW w:w="2461" w:type="dxa"/>
+            <w:tcW w:w="3151" w:type="dxa"/>
             <w:tcBorders/>
             <w:vAlign w:val="center"/>
           </w:tcPr>
@@ -24194,7 +24348,7 @@
         </w:tc>
         <w:tc>
           <w:tcPr>
-            <w:tcW w:w="4396" w:type="dxa"/>
+            <w:tcW w:w="7831" w:type="dxa"/>
             <w:tcBorders/>
             <w:vAlign w:val="center"/>
           </w:tcPr>
@@ -24225,7 +24379,7 @@
         <w:trPr/>
         <w:tc>
           <w:tcPr>
-            <w:tcW w:w="2461" w:type="dxa"/>
+            <w:tcW w:w="3151" w:type="dxa"/>
             <w:tcBorders/>
             <w:vAlign w:val="center"/>
           </w:tcPr>
@@ -24269,7 +24423,7 @@
         </w:tc>
         <w:tc>
           <w:tcPr>
-            <w:tcW w:w="4396" w:type="dxa"/>
+            <w:tcW w:w="7831" w:type="dxa"/>
             <w:tcBorders/>
             <w:vAlign w:val="center"/>
           </w:tcPr>
@@ -24300,7 +24454,7 @@
         <w:trPr/>
         <w:tc>
           <w:tcPr>
-            <w:tcW w:w="2461" w:type="dxa"/>
+            <w:tcW w:w="3151" w:type="dxa"/>
             <w:tcBorders/>
             <w:vAlign w:val="center"/>
           </w:tcPr>
@@ -24344,7 +24498,7 @@
         </w:tc>
         <w:tc>
           <w:tcPr>
-            <w:tcW w:w="4396" w:type="dxa"/>
+            <w:tcW w:w="7831" w:type="dxa"/>
             <w:tcBorders/>
             <w:vAlign w:val="center"/>
           </w:tcPr>
@@ -24375,7 +24529,7 @@
         <w:trPr/>
         <w:tc>
           <w:tcPr>
-            <w:tcW w:w="2461" w:type="dxa"/>
+            <w:tcW w:w="3151" w:type="dxa"/>
             <w:tcBorders/>
             <w:vAlign w:val="center"/>
           </w:tcPr>
@@ -24419,7 +24573,7 @@
         </w:tc>
         <w:tc>
           <w:tcPr>
-            <w:tcW w:w="4396" w:type="dxa"/>
+            <w:tcW w:w="7831" w:type="dxa"/>
             <w:tcBorders/>
             <w:vAlign w:val="center"/>
           </w:tcPr>
@@ -24450,7 +24604,7 @@
         <w:trPr/>
         <w:tc>
           <w:tcPr>
-            <w:tcW w:w="2461" w:type="dxa"/>
+            <w:tcW w:w="3151" w:type="dxa"/>
             <w:tcBorders/>
             <w:vAlign w:val="center"/>
           </w:tcPr>
@@ -24494,7 +24648,7 @@
         </w:tc>
         <w:tc>
           <w:tcPr>
-            <w:tcW w:w="4396" w:type="dxa"/>
+            <w:tcW w:w="7831" w:type="dxa"/>
             <w:tcBorders/>
             <w:vAlign w:val="center"/>
           </w:tcPr>
@@ -24525,7 +24679,7 @@
         <w:trPr/>
         <w:tc>
           <w:tcPr>
-            <w:tcW w:w="2461" w:type="dxa"/>
+            <w:tcW w:w="3151" w:type="dxa"/>
             <w:tcBorders/>
             <w:vAlign w:val="center"/>
           </w:tcPr>
@@ -24607,7 +24761,7 @@
         </w:tc>
         <w:tc>
           <w:tcPr>
-            <w:tcW w:w="4396" w:type="dxa"/>
+            <w:tcW w:w="7831" w:type="dxa"/>
             <w:tcBorders/>
             <w:vAlign w:val="center"/>
           </w:tcPr>
@@ -24638,7 +24792,7 @@
         <w:trPr/>
         <w:tc>
           <w:tcPr>
-            <w:tcW w:w="2461" w:type="dxa"/>
+            <w:tcW w:w="3151" w:type="dxa"/>
             <w:tcBorders/>
             <w:vAlign w:val="center"/>
           </w:tcPr>
@@ -24720,7 +24874,7 @@
         </w:tc>
         <w:tc>
           <w:tcPr>
-            <w:tcW w:w="4396" w:type="dxa"/>
+            <w:tcW w:w="7831" w:type="dxa"/>
             <w:tcBorders/>
             <w:vAlign w:val="center"/>
           </w:tcPr>

--- a/d21448/دليل-منصة-تابعني-للمدارس.docx
+++ b/d21448/دليل-منصة-تابعني-للمدارس.docx
@@ -7583,19 +7583,140 @@
           <w:rStyle w:val="StrongEmphasis"/>
           <w:rtl w:val="true"/>
         </w:rPr>
-        <w:t>أو تحكّم بمدرسة واحدة</w:t>
-      </w:r>
-      <w:r>
-        <w:rPr>
-          <w:rtl w:val="true"/>
-        </w:rPr>
-        <w:t>من جدول المدارس</w:t>
-      </w:r>
-      <w:r>
-        <w:rPr>
-          <w:rtl w:val="true"/>
-        </w:rPr>
-        <w:t>: «</w:t>
+        <w:t>أو تحكّم بمدرسة واحدة من اللوحة مباشرة</w:t>
+      </w:r>
+      <w:r>
+        <w:rPr>
+          <w:rtl w:val="true"/>
+        </w:rPr>
+        <w:t xml:space="preserve">بطاقة </w:t>
+      </w:r>
+      <w:r>
+        <w:rPr>
+          <w:rtl w:val="true"/>
+        </w:rPr>
+        <w:t>«</w:t>
+      </w:r>
+      <w:r>
+        <w:rPr>
+          <w:rtl w:val="true"/>
+        </w:rPr>
+        <w:t>مدرسة واحدة</w:t>
+      </w:r>
+      <w:r>
+        <w:rPr>
+          <w:rtl w:val="true"/>
+        </w:rPr>
+        <w:t xml:space="preserve">»: </w:t>
+      </w:r>
+      <w:r>
+        <w:rPr>
+          <w:rtl w:val="true"/>
+        </w:rPr>
+        <w:t xml:space="preserve">اختر المدرسة من القائمة </w:t>
+      </w:r>
+      <w:r>
+        <w:rPr>
+          <w:rtl w:val="true"/>
+        </w:rPr>
+        <w:t>(</w:t>
+      </w:r>
+      <w:r>
+        <w:rPr>
+          <w:rtl w:val="true"/>
+        </w:rPr>
+        <w:t>يظهر أمامها عدد الحسابات وحالتها</w:t>
+      </w:r>
+      <w:r>
+        <w:rPr>
+          <w:rtl w:val="true"/>
+        </w:rPr>
+        <w:t>)</w:t>
+      </w:r>
+      <w:r>
+        <w:rPr>
+          <w:rtl w:val="true"/>
+        </w:rPr>
+        <w:t xml:space="preserve">، ثم زر </w:t>
+      </w:r>
+      <w:r>
+        <w:rPr>
+          <w:rtl w:val="true"/>
+        </w:rPr>
+        <w:t>«</w:t>
+      </w:r>
+      <w:r>
+        <w:rPr>
+          <w:rtl w:val="true"/>
+        </w:rPr>
+        <w:t>إيقاف طلاب هذه المدرسة</w:t>
+      </w:r>
+      <w:r>
+        <w:rPr>
+          <w:rtl w:val="true"/>
+        </w:rPr>
+        <w:t xml:space="preserve">» — </w:t>
+      </w:r>
+      <w:r>
+        <w:rPr>
+          <w:rtl w:val="true"/>
+        </w:rPr>
+        <w:t>بلا أثر على بقية المدارس</w:t>
+      </w:r>
+      <w:r>
+        <w:rPr>
+          <w:rtl w:val="true"/>
+        </w:rPr>
+        <w:t xml:space="preserve">. </w:t>
+      </w:r>
+    </w:p>
+    <w:p>
+      <w:pPr>
+        <w:pStyle w:val="TextBody"/>
+        <w:numPr>
+          <w:ilvl w:val="0"/>
+          <w:numId w:val="8"/>
+        </w:numPr>
+        <w:tabs>
+          <w:tab w:val="clear" w:pos="1134"/>
+          <w:tab w:val="left" w:pos="709" w:leader="none"/>
+        </w:tabs>
+        <w:bidi w:val="1"/>
+        <w:spacing w:before="0" w:after="0"/>
+        <w:ind w:left="709" w:firstLine="992"/>
+        <w:jc w:val="right"/>
+        <w:rPr/>
+      </w:pPr>
+      <w:r>
+        <w:rPr>
+          <w:rStyle w:val="StrongEmphasis"/>
+          <w:rtl w:val="true"/>
+        </w:rPr>
+        <w:t>أو من جدول كل المدارس</w:t>
+      </w:r>
+      <w:r>
+        <w:rPr>
+          <w:rtl w:val="true"/>
+        </w:rPr>
+        <w:t xml:space="preserve">داخل </w:t>
+      </w:r>
+      <w:r>
+        <w:rPr>
+          <w:rtl w:val="true"/>
+        </w:rPr>
+        <w:t>«</w:t>
+      </w:r>
+      <w:r>
+        <w:rPr>
+          <w:rtl w:val="true"/>
+        </w:rPr>
+        <w:t>إدارة المستخدمين</w:t>
+      </w:r>
+      <w:r>
+        <w:rPr>
+          <w:rtl w:val="true"/>
+        </w:rPr>
+        <w:t>»: «</w:t>
       </w:r>
       <w:r>
         <w:rPr>
@@ -7619,7 +7740,19 @@
         <w:rPr>
           <w:rtl w:val="true"/>
         </w:rPr>
-        <w:t xml:space="preserve">». </w:t>
+        <w:t xml:space="preserve">» </w:t>
+      </w:r>
+      <w:r>
+        <w:rPr>
+          <w:rtl w:val="true"/>
+        </w:rPr>
+        <w:t>لكل مدرسة، مع الإحصاء والتصدير</w:t>
+      </w:r>
+      <w:r>
+        <w:rPr>
+          <w:rtl w:val="true"/>
+        </w:rPr>
+        <w:t xml:space="preserve">. </w:t>
       </w:r>
     </w:p>
     <w:p>

--- a/d21448/دليل-منصة-تابعني-للمدارس.docx
+++ b/d21448/دليل-منصة-تابعني-للمدارس.docx
@@ -481,7 +481,21 @@
             <w:rStyle w:val="InternetLink"/>
             <w:rtl w:val="true"/>
           </w:rPr>
-          <w:t>جنس المدرسة</w:t>
+          <w:t xml:space="preserve">جنس المدرسة </w:t>
+        </w:r>
+        <w:r>
+          <w:rPr>
+            <w:rStyle w:val="InternetLink"/>
+            <w:rtl w:val="true"/>
+          </w:rPr>
+          <w:t xml:space="preserve">· </w:t>
+        </w:r>
+        <w:r>
+          <w:rPr>
+            <w:rStyle w:val="InternetLink"/>
+            <w:rtl w:val="true"/>
+          </w:rPr>
+          <w:t>الباقات والرسوم والإيقاف</w:t>
         </w:r>
         <w:r>
           <w:rPr>
@@ -7913,22 +7927,837 @@
       <w:pPr>
         <w:pStyle w:val="TextBody"/>
         <w:bidi w:val="1"/>
+        <w:jc w:val="right"/>
+        <w:rPr/>
+      </w:pPr>
+      <w:r>
+        <w:rPr>
+          <w:rStyle w:val="StrongEmphasis"/>
+          <w:rtl w:val="true"/>
+        </w:rPr>
+        <w:t>الطالب الموقوف</w:t>
+      </w:r>
+      <w:r>
+        <w:rPr>
+          <w:rtl w:val="true"/>
+        </w:rPr>
+        <w:t xml:space="preserve"> لا يستطيع الدخول، وتظهر له رسالة </w:t>
+      </w:r>
+      <w:r>
+        <w:rPr>
+          <w:rtl w:val="true"/>
+        </w:rPr>
+        <w:t>«</w:t>
+      </w:r>
+      <w:r>
+        <w:rPr>
+          <w:rtl w:val="true"/>
+        </w:rPr>
+        <w:t>الحساب موقوف — راجع مدير المدرسة</w:t>
+      </w:r>
+      <w:r>
+        <w:rPr>
+          <w:rtl w:val="true"/>
+        </w:rPr>
+        <w:t xml:space="preserve">». </w:t>
+      </w:r>
+      <w:r>
+        <w:rPr>
+          <w:rtl w:val="true"/>
+        </w:rPr>
+        <w:t xml:space="preserve">وهذا الإيقاف </w:t>
+      </w:r>
+      <w:r>
+        <w:rPr>
+          <w:rStyle w:val="StrongEmphasis"/>
+          <w:rtl w:val="true"/>
+        </w:rPr>
+        <w:t>عام على المنصّة</w:t>
+      </w:r>
+      <w:r>
+        <w:rPr>
+          <w:rtl w:val="true"/>
+        </w:rPr>
+        <w:t xml:space="preserve">، ويختلف عن إيقاف الوكيل لحسابات مدرسته من </w:t>
+      </w:r>
+      <w:r>
+        <w:rPr>
+          <w:rtl w:val="true"/>
+        </w:rPr>
+        <w:t>«</w:t>
+      </w:r>
+      <w:r>
+        <w:rPr>
+          <w:rtl w:val="true"/>
+        </w:rPr>
+        <w:t>إدارة الحسابات</w:t>
+      </w:r>
+      <w:r>
+        <w:rPr>
+          <w:rtl w:val="true"/>
+        </w:rPr>
+        <w:t>».</w:t>
+      </w:r>
+    </w:p>
+    <w:p>
+      <w:pPr>
+        <w:pStyle w:val="Heading3"/>
+        <w:bidi w:val="1"/>
+        <w:jc w:val="right"/>
+        <w:rPr/>
+      </w:pPr>
+      <w:r>
+        <w:rPr>
+          <w:rtl w:val="true"/>
+        </w:rPr>
+        <w:t>الباقات والرسوم</w:t>
+      </w:r>
+      <w:r>
+        <w:rPr>
+          <w:rtl w:val="true"/>
+        </w:rPr>
+        <w:t>: «</w:t>
+      </w:r>
+      <w:r>
+        <w:rPr>
+          <w:rtl w:val="true"/>
+        </w:rPr>
+        <w:t>تابعني كلاسيك</w:t>
+      </w:r>
+      <w:r>
+        <w:rPr>
+          <w:rtl w:val="true"/>
+        </w:rPr>
+        <w:t xml:space="preserve">» </w:t>
+      </w:r>
+      <w:r>
+        <w:rPr>
+          <w:rtl w:val="true"/>
+        </w:rPr>
+        <w:t>و</w:t>
+      </w:r>
+      <w:r>
+        <w:rPr>
+          <w:rtl w:val="true"/>
+        </w:rPr>
+        <w:t>«</w:t>
+      </w:r>
+      <w:r>
+        <w:rPr>
+          <w:rtl w:val="true"/>
+        </w:rPr>
+        <w:t>تابعني برو</w:t>
+      </w:r>
+      <w:r>
+        <w:rPr>
+          <w:rtl w:val="true"/>
+        </w:rPr>
+        <w:t>»</w:t>
+      </w:r>
+    </w:p>
+    <w:p>
+      <w:pPr>
+        <w:pStyle w:val="TextBody"/>
+        <w:bidi w:val="1"/>
+        <w:spacing w:before="0" w:after="150"/>
+        <w:jc w:val="right"/>
+        <w:rPr/>
+      </w:pPr>
+      <w:r>
+        <w:rPr>
+          <w:rtl w:val="true"/>
+        </w:rPr>
+        <w:t xml:space="preserve">تُسلَّم المنصة للمدرسة برسم </w:t>
+      </w:r>
+      <w:r>
+        <w:rPr>
+          <w:rStyle w:val="StrongEmphasis"/>
+          <w:rtl w:val="true"/>
+        </w:rPr>
+        <w:t>تأسيس وتهيئة يُدفع مرة واحدة</w:t>
+      </w:r>
+      <w:r>
+        <w:rPr>
+          <w:rtl w:val="true"/>
+        </w:rPr>
+        <w:t xml:space="preserve">، ثم </w:t>
+      </w:r>
+      <w:r>
+        <w:rPr>
+          <w:rStyle w:val="StrongEmphasis"/>
+          <w:rtl w:val="true"/>
+        </w:rPr>
+        <w:t>اشتراك سنوي</w:t>
+      </w:r>
+      <w:r>
+        <w:rPr>
+          <w:rtl w:val="true"/>
+        </w:rPr>
+        <w:t xml:space="preserve"> حسب الباقة</w:t>
+      </w:r>
+      <w:r>
+        <w:rPr>
+          <w:rtl w:val="true"/>
+        </w:rPr>
+        <w:t xml:space="preserve">. </w:t>
+      </w:r>
+      <w:r>
+        <w:rPr>
+          <w:rtl w:val="true"/>
+        </w:rPr>
+        <w:t>وباقة واحدة تغطّي المدرسة كلها</w:t>
+      </w:r>
+      <w:r>
+        <w:rPr>
+          <w:rtl w:val="true"/>
+        </w:rPr>
+        <w:t xml:space="preserve">: </w:t>
+      </w:r>
+      <w:r>
+        <w:rPr>
+          <w:rStyle w:val="StrongEmphasis"/>
+          <w:rtl w:val="true"/>
+        </w:rPr>
+        <w:t>بلا احتساب لكل طالب وبلا حدّ لعدد الحسابات</w:t>
+      </w:r>
+      <w:r>
+        <w:rPr>
+          <w:rtl w:val="true"/>
+        </w:rPr>
+        <w:t>.</w:t>
+      </w:r>
+    </w:p>
+    <w:p>
+      <w:pPr>
+        <w:pStyle w:val="TextBody"/>
+        <w:bidi w:val="1"/>
         <w:spacing w:before="0" w:after="0"/>
-        <w:jc w:val="right"/>
-        <w:rPr/>
-      </w:pPr>
-      <w:r>
-        <w:rPr>
-          <w:rStyle w:val="StrongEmphasis"/>
-          <w:rtl w:val="true"/>
-        </w:rPr>
-        <w:t>الطالب الموقوف</w:t>
-      </w:r>
-      <w:r>
-        <w:rPr>
-          <w:rtl w:val="true"/>
-        </w:rPr>
-        <w:t xml:space="preserve"> لا يستطيع الدخول، وتظهر له رسالة </w:t>
+        <w:jc w:val="center"/>
+        <w:rPr/>
+      </w:pPr>
+      <w:r>
+        <w:rPr>
+          <w:rtl w:val="true"/>
+        </w:rPr>
+        <w:t xml:space="preserve">جدول </w:t>
+      </w:r>
+      <w:r>
+        <w:rPr/>
+        <w:t>4.1</w:t>
+      </w:r>
+      <w:r>
+        <w:rPr>
+          <w:rtl w:val="true"/>
+        </w:rPr>
+        <w:t xml:space="preserve"> — </w:t>
+      </w:r>
+      <w:r>
+        <w:rPr>
+          <w:rtl w:val="true"/>
+        </w:rPr>
+        <w:t>الباقات والرسوم</w:t>
+      </w:r>
+    </w:p>
+    <w:tbl>
+      <w:tblPr>
+        <w:bidiVisual w:val="true"/>
+        <w:tblW w:w="15000" w:type="dxa"/>
+        <w:jc w:val="left"/>
+        <w:tblInd w:w="0" w:type="dxa"/>
+        <w:tblLayout w:type="fixed"/>
+        <w:tblCellMar>
+          <w:top w:w="28" w:type="dxa"/>
+          <w:left w:w="28" w:type="dxa"/>
+          <w:bottom w:w="28" w:type="dxa"/>
+          <w:right w:w="28" w:type="dxa"/>
+        </w:tblCellMar>
+      </w:tblPr>
+      <w:tblGrid>
+        <w:gridCol w:w="2219"/>
+        <w:gridCol w:w="1978"/>
+        <w:gridCol w:w="10803"/>
+      </w:tblGrid>
+      <w:tr>
+        <w:trPr>
+          <w:tblHeader w:val="true"/>
+        </w:trPr>
+        <w:tc>
+          <w:tcPr>
+            <w:tcW w:w="2219" w:type="dxa"/>
+            <w:tcBorders/>
+            <w:vAlign w:val="center"/>
+          </w:tcPr>
+          <w:p>
+            <w:pPr>
+              <w:pStyle w:val="TableHeading"/>
+              <w:suppressLineNumbers/>
+              <w:bidi w:val="1"/>
+              <w:spacing w:before="0" w:after="150"/>
+              <w:jc w:val="center"/>
+              <w:rPr/>
+            </w:pPr>
+            <w:r>
+              <w:rPr>
+                <w:rtl w:val="true"/>
+              </w:rPr>
+              <w:t>البند</w:t>
+            </w:r>
+          </w:p>
+        </w:tc>
+        <w:tc>
+          <w:tcPr>
+            <w:tcW w:w="1978" w:type="dxa"/>
+            <w:tcBorders/>
+            <w:vAlign w:val="center"/>
+          </w:tcPr>
+          <w:p>
+            <w:pPr>
+              <w:pStyle w:val="TableHeading"/>
+              <w:suppressLineNumbers/>
+              <w:bidi w:val="1"/>
+              <w:spacing w:before="0" w:after="150"/>
+              <w:jc w:val="center"/>
+              <w:rPr/>
+            </w:pPr>
+            <w:r>
+              <w:rPr>
+                <w:rtl w:val="true"/>
+              </w:rPr>
+              <w:t>السعر</w:t>
+            </w:r>
+          </w:p>
+        </w:tc>
+        <w:tc>
+          <w:tcPr>
+            <w:tcW w:w="10803" w:type="dxa"/>
+            <w:tcBorders/>
+            <w:vAlign w:val="center"/>
+          </w:tcPr>
+          <w:p>
+            <w:pPr>
+              <w:pStyle w:val="TableHeading"/>
+              <w:suppressLineNumbers/>
+              <w:bidi w:val="1"/>
+              <w:spacing w:before="0" w:after="150"/>
+              <w:jc w:val="center"/>
+              <w:rPr/>
+            </w:pPr>
+            <w:r>
+              <w:rPr>
+                <w:rtl w:val="true"/>
+              </w:rPr>
+              <w:t>ما يشمل</w:t>
+            </w:r>
+          </w:p>
+        </w:tc>
+      </w:tr>
+      <w:tr>
+        <w:trPr/>
+        <w:tc>
+          <w:tcPr>
+            <w:tcW w:w="2219" w:type="dxa"/>
+            <w:tcBorders/>
+            <w:vAlign w:val="center"/>
+          </w:tcPr>
+          <w:p>
+            <w:pPr>
+              <w:pStyle w:val="TableContents"/>
+              <w:bidi w:val="1"/>
+              <w:spacing w:before="0" w:after="150"/>
+              <w:jc w:val="right"/>
+              <w:rPr/>
+            </w:pPr>
+            <w:r>
+              <w:rPr>
+                <w:rStyle w:val="StrongEmphasis"/>
+                <w:rtl w:val="true"/>
+              </w:rPr>
+              <w:t>رسم التأسيس والتهيئة</w:t>
+            </w:r>
+          </w:p>
+        </w:tc>
+        <w:tc>
+          <w:tcPr>
+            <w:tcW w:w="1978" w:type="dxa"/>
+            <w:tcBorders/>
+            <w:vAlign w:val="center"/>
+          </w:tcPr>
+          <w:p>
+            <w:pPr>
+              <w:pStyle w:val="TableContents"/>
+              <w:bidi w:val="1"/>
+              <w:spacing w:before="0" w:after="150"/>
+              <w:jc w:val="right"/>
+              <w:rPr/>
+            </w:pPr>
+            <w:r>
+              <w:rPr/>
+              <w:t>1000</w:t>
+            </w:r>
+            <w:r>
+              <w:rPr>
+                <w:rtl w:val="true"/>
+              </w:rPr>
+              <w:t xml:space="preserve"> </w:t>
+            </w:r>
+            <w:r>
+              <w:rPr>
+                <w:rtl w:val="true"/>
+              </w:rPr>
+              <w:t>ر</w:t>
+            </w:r>
+            <w:r>
+              <w:rPr>
+                <w:rtl w:val="true"/>
+              </w:rPr>
+              <w:t>.</w:t>
+            </w:r>
+            <w:r>
+              <w:rPr>
+                <w:rtl w:val="true"/>
+              </w:rPr>
+              <w:t>س — مرة واحدة</w:t>
+            </w:r>
+          </w:p>
+        </w:tc>
+        <w:tc>
+          <w:tcPr>
+            <w:tcW w:w="10803" w:type="dxa"/>
+            <w:tcBorders/>
+            <w:vAlign w:val="center"/>
+          </w:tcPr>
+          <w:p>
+            <w:pPr>
+              <w:pStyle w:val="TableContents"/>
+              <w:bidi w:val="1"/>
+              <w:spacing w:before="0" w:after="150"/>
+              <w:jc w:val="right"/>
+              <w:rPr/>
+            </w:pPr>
+            <w:r>
+              <w:rPr>
+                <w:rtl w:val="true"/>
+              </w:rPr>
+              <w:t>تهيئة المنصة للمدرسة</w:t>
+            </w:r>
+            <w:r>
+              <w:rPr>
+                <w:rtl w:val="true"/>
+              </w:rPr>
+              <w:t xml:space="preserve">: </w:t>
+            </w:r>
+            <w:r>
+              <w:rPr>
+                <w:rtl w:val="true"/>
+              </w:rPr>
+              <w:t xml:space="preserve">الحسابات والأدوار </w:t>
+            </w:r>
+            <w:r>
+              <w:rPr>
+                <w:rtl w:val="true"/>
+              </w:rPr>
+              <w:t xml:space="preserve">· </w:t>
+            </w:r>
+            <w:r>
+              <w:rPr>
+                <w:rtl w:val="true"/>
+              </w:rPr>
+              <w:t xml:space="preserve">الفصول والطلاب </w:t>
+            </w:r>
+            <w:r>
+              <w:rPr>
+                <w:rtl w:val="true"/>
+              </w:rPr>
+              <w:t xml:space="preserve">· </w:t>
+            </w:r>
+            <w:r>
+              <w:rPr>
+                <w:rtl w:val="true"/>
+              </w:rPr>
+              <w:t xml:space="preserve">بيانات السنة الدراسية </w:t>
+            </w:r>
+            <w:r>
+              <w:rPr>
+                <w:rtl w:val="true"/>
+              </w:rPr>
+              <w:t xml:space="preserve">· </w:t>
+            </w:r>
+            <w:r>
+              <w:rPr>
+                <w:rtl w:val="true"/>
+              </w:rPr>
+              <w:t>تدريب الفريق ودليل تشغيل</w:t>
+            </w:r>
+            <w:r>
+              <w:rPr>
+                <w:rtl w:val="true"/>
+              </w:rPr>
+              <w:t>.</w:t>
+            </w:r>
+          </w:p>
+        </w:tc>
+      </w:tr>
+      <w:tr>
+        <w:trPr/>
+        <w:tc>
+          <w:tcPr>
+            <w:tcW w:w="2219" w:type="dxa"/>
+            <w:tcBorders/>
+            <w:vAlign w:val="center"/>
+          </w:tcPr>
+          <w:p>
+            <w:pPr>
+              <w:pStyle w:val="TableContents"/>
+              <w:bidi w:val="1"/>
+              <w:spacing w:before="0" w:after="150"/>
+              <w:jc w:val="right"/>
+              <w:rPr/>
+            </w:pPr>
+            <w:r>
+              <w:rPr>
+                <w:rStyle w:val="StrongEmphasis"/>
+                <w:rtl w:val="true"/>
+              </w:rPr>
+              <w:t>تابعني كلاسيك</w:t>
+            </w:r>
+            <w:r>
+              <w:rPr>
+                <w:rtl w:val="true"/>
+              </w:rPr>
+              <w:t xml:space="preserve"> — سنويًا</w:t>
+            </w:r>
+          </w:p>
+        </w:tc>
+        <w:tc>
+          <w:tcPr>
+            <w:tcW w:w="1978" w:type="dxa"/>
+            <w:tcBorders/>
+            <w:vAlign w:val="center"/>
+          </w:tcPr>
+          <w:p>
+            <w:pPr>
+              <w:pStyle w:val="TableContents"/>
+              <w:bidi w:val="1"/>
+              <w:spacing w:before="0" w:after="150"/>
+              <w:jc w:val="right"/>
+              <w:rPr/>
+            </w:pPr>
+            <w:r>
+              <w:rPr/>
+              <w:t>1000</w:t>
+            </w:r>
+            <w:r>
+              <w:rPr>
+                <w:rtl w:val="true"/>
+              </w:rPr>
+              <w:t xml:space="preserve"> </w:t>
+            </w:r>
+            <w:r>
+              <w:rPr>
+                <w:rtl w:val="true"/>
+              </w:rPr>
+              <w:t>ر</w:t>
+            </w:r>
+            <w:r>
+              <w:rPr>
+                <w:rtl w:val="true"/>
+              </w:rPr>
+              <w:t>.</w:t>
+            </w:r>
+            <w:r>
+              <w:rPr>
+                <w:rtl w:val="true"/>
+              </w:rPr>
+              <w:t>س</w:t>
+            </w:r>
+          </w:p>
+        </w:tc>
+        <w:tc>
+          <w:tcPr>
+            <w:tcW w:w="10803" w:type="dxa"/>
+            <w:tcBorders/>
+            <w:vAlign w:val="center"/>
+          </w:tcPr>
+          <w:p>
+            <w:pPr>
+              <w:pStyle w:val="TableContents"/>
+              <w:bidi w:val="1"/>
+              <w:spacing w:before="0" w:after="150"/>
+              <w:jc w:val="right"/>
+              <w:rPr/>
+            </w:pPr>
+            <w:r>
+              <w:rPr>
+                <w:rtl w:val="true"/>
+              </w:rPr>
+              <w:t xml:space="preserve">المنصة كاملة </w:t>
+            </w:r>
+            <w:r>
+              <w:rPr>
+                <w:rtl w:val="true"/>
+              </w:rPr>
+              <w:t>(</w:t>
+            </w:r>
+            <w:r>
+              <w:rPr>
+                <w:rtl w:val="true"/>
+              </w:rPr>
+              <w:t xml:space="preserve">الوحدات والأدوار العشرة </w:t>
+            </w:r>
+            <w:r>
+              <w:rPr>
+                <w:rtl w:val="true"/>
+              </w:rPr>
+              <w:t xml:space="preserve">· </w:t>
+            </w:r>
+            <w:r>
+              <w:rPr>
+                <w:rtl w:val="true"/>
+              </w:rPr>
+              <w:t xml:space="preserve">التقارير الرسمية بباركود تحقّق </w:t>
+            </w:r>
+            <w:r>
+              <w:rPr>
+                <w:rtl w:val="true"/>
+              </w:rPr>
+              <w:t xml:space="preserve">· </w:t>
+            </w:r>
+            <w:r>
+              <w:rPr>
+                <w:rtl w:val="true"/>
+              </w:rPr>
+              <w:t>يعمل بلا إنترنت</w:t>
+            </w:r>
+            <w:r>
+              <w:rPr>
+                <w:rtl w:val="true"/>
+              </w:rPr>
+              <w:t xml:space="preserve">) — </w:t>
+            </w:r>
+            <w:r>
+              <w:rPr>
+                <w:rStyle w:val="StrongEmphasis"/>
+                <w:rtl w:val="true"/>
+              </w:rPr>
+              <w:t>بلا تلقرام</w:t>
+            </w:r>
+            <w:r>
+              <w:rPr>
+                <w:rtl w:val="true"/>
+              </w:rPr>
+              <w:t>.</w:t>
+            </w:r>
+          </w:p>
+        </w:tc>
+      </w:tr>
+      <w:tr>
+        <w:trPr/>
+        <w:tc>
+          <w:tcPr>
+            <w:tcW w:w="2219" w:type="dxa"/>
+            <w:tcBorders/>
+            <w:vAlign w:val="center"/>
+          </w:tcPr>
+          <w:p>
+            <w:pPr>
+              <w:pStyle w:val="TableContents"/>
+              <w:bidi w:val="1"/>
+              <w:spacing w:before="0" w:after="150"/>
+              <w:jc w:val="right"/>
+              <w:rPr/>
+            </w:pPr>
+            <w:r>
+              <w:rPr>
+                <w:rStyle w:val="StrongEmphasis"/>
+                <w:rtl w:val="true"/>
+              </w:rPr>
+              <w:t>تابعني برو</w:t>
+            </w:r>
+            <w:r>
+              <w:rPr>
+                <w:rtl w:val="true"/>
+              </w:rPr>
+              <w:t xml:space="preserve"> — سنويًا</w:t>
+            </w:r>
+          </w:p>
+        </w:tc>
+        <w:tc>
+          <w:tcPr>
+            <w:tcW w:w="1978" w:type="dxa"/>
+            <w:tcBorders/>
+            <w:vAlign w:val="center"/>
+          </w:tcPr>
+          <w:p>
+            <w:pPr>
+              <w:pStyle w:val="TableContents"/>
+              <w:bidi w:val="1"/>
+              <w:spacing w:before="0" w:after="150"/>
+              <w:jc w:val="right"/>
+              <w:rPr/>
+            </w:pPr>
+            <w:r>
+              <w:rPr/>
+              <w:t>1500</w:t>
+            </w:r>
+            <w:r>
+              <w:rPr>
+                <w:rtl w:val="true"/>
+              </w:rPr>
+              <w:t xml:space="preserve"> </w:t>
+            </w:r>
+            <w:r>
+              <w:rPr>
+                <w:rtl w:val="true"/>
+              </w:rPr>
+              <w:t>ر</w:t>
+            </w:r>
+            <w:r>
+              <w:rPr>
+                <w:rtl w:val="true"/>
+              </w:rPr>
+              <w:t>.</w:t>
+            </w:r>
+            <w:r>
+              <w:rPr>
+                <w:rtl w:val="true"/>
+              </w:rPr>
+              <w:t>س</w:t>
+            </w:r>
+          </w:p>
+        </w:tc>
+        <w:tc>
+          <w:tcPr>
+            <w:tcW w:w="10803" w:type="dxa"/>
+            <w:tcBorders/>
+            <w:vAlign w:val="center"/>
+          </w:tcPr>
+          <w:p>
+            <w:pPr>
+              <w:pStyle w:val="TableContents"/>
+              <w:bidi w:val="1"/>
+              <w:spacing w:before="0" w:after="150"/>
+              <w:jc w:val="right"/>
+              <w:rPr/>
+            </w:pPr>
+            <w:r>
+              <w:rPr>
+                <w:rtl w:val="true"/>
+              </w:rPr>
+              <w:t xml:space="preserve">كل ما في </w:t>
+            </w:r>
+            <w:r>
+              <w:rPr>
+                <w:rtl w:val="true"/>
+              </w:rPr>
+              <w:t>«</w:t>
+            </w:r>
+            <w:r>
+              <w:rPr>
+                <w:rtl w:val="true"/>
+              </w:rPr>
+              <w:t>كلاسيك</w:t>
+            </w:r>
+            <w:r>
+              <w:rPr>
+                <w:rtl w:val="true"/>
+              </w:rPr>
+              <w:t xml:space="preserve">» + </w:t>
+            </w:r>
+            <w:r>
+              <w:rPr>
+                <w:rtl w:val="true"/>
+              </w:rPr>
+              <w:t>تلقرام</w:t>
+            </w:r>
+            <w:r>
+              <w:rPr>
+                <w:rtl w:val="true"/>
+              </w:rPr>
+              <w:t xml:space="preserve">: </w:t>
+            </w:r>
+            <w:r>
+              <w:rPr>
+                <w:rtl w:val="true"/>
+              </w:rPr>
+              <w:t xml:space="preserve">الإشعارات الفورية </w:t>
+            </w:r>
+            <w:r>
+              <w:rPr>
+                <w:rtl w:val="true"/>
+              </w:rPr>
+              <w:t xml:space="preserve">· </w:t>
+            </w:r>
+            <w:r>
+              <w:rPr>
+                <w:rtl w:val="true"/>
+              </w:rPr>
+              <w:t xml:space="preserve">الرسائل وأذون الفصل على الجوال </w:t>
+            </w:r>
+            <w:r>
+              <w:rPr>
+                <w:rtl w:val="true"/>
+              </w:rPr>
+              <w:t xml:space="preserve">· </w:t>
+            </w:r>
+            <w:r>
+              <w:rPr>
+                <w:rStyle w:val="StrongEmphasis"/>
+                <w:rtl w:val="true"/>
+              </w:rPr>
+              <w:t>التحقق بمرحلتين</w:t>
+            </w:r>
+            <w:r>
+              <w:rPr>
+                <w:rtl w:val="true"/>
+              </w:rPr>
+              <w:t xml:space="preserve"> </w:t>
+            </w:r>
+            <w:r>
+              <w:rPr>
+                <w:rtl w:val="true"/>
+              </w:rPr>
+              <w:t xml:space="preserve">· </w:t>
+            </w:r>
+            <w:r>
+              <w:rPr>
+                <w:rtl w:val="true"/>
+              </w:rPr>
+              <w:t xml:space="preserve">محادثة خاصة لكل مستخدم </w:t>
+            </w:r>
+            <w:r>
+              <w:rPr>
+                <w:rtl w:val="true"/>
+              </w:rPr>
+              <w:t xml:space="preserve">· </w:t>
+            </w:r>
+            <w:r>
+              <w:rPr>
+                <w:rtl w:val="true"/>
+              </w:rPr>
+              <w:t>بوت مستقل لكل مدرسة</w:t>
+            </w:r>
+            <w:r>
+              <w:rPr>
+                <w:rtl w:val="true"/>
+              </w:rPr>
+              <w:t>.</w:t>
+            </w:r>
+          </w:p>
+        </w:tc>
+      </w:tr>
+    </w:tbl>
+    <w:p>
+      <w:pPr>
+        <w:pStyle w:val="Heading4"/>
+        <w:bidi w:val="1"/>
+        <w:jc w:val="right"/>
+        <w:rPr/>
+      </w:pPr>
+      <w:r>
+        <w:rPr>
+          <w:rtl w:val="true"/>
+        </w:rPr>
+        <w:t xml:space="preserve">ما يتغيّر فعليًا في باقة </w:t>
       </w:r>
       <w:r>
         <w:rPr>
@@ -7940,153 +8769,13 @@
         <w:rPr>
           <w:rtl w:val="true"/>
         </w:rPr>
-        <w:t>الحساب موقوف — راجع مدير المدرسة</w:t>
-      </w:r>
-      <w:r>
-        <w:rPr>
-          <w:rtl w:val="true"/>
-        </w:rPr>
-        <w:t xml:space="preserve">». </w:t>
-      </w:r>
-      <w:r>
-        <w:rPr>
-          <w:rtl w:val="true"/>
-        </w:rPr>
-        <w:t xml:space="preserve">وهذا الإيقاف </w:t>
-      </w:r>
-      <w:r>
-        <w:rPr>
-          <w:rStyle w:val="StrongEmphasis"/>
-          <w:rtl w:val="true"/>
-        </w:rPr>
-        <w:t>عام على المنصّة</w:t>
-      </w:r>
-      <w:r>
-        <w:rPr>
-          <w:rtl w:val="true"/>
-        </w:rPr>
-        <w:t xml:space="preserve">، ويختلف عن إيقاف الوكيل لحسابات مدرسته من </w:t>
-      </w:r>
-      <w:r>
-        <w:rPr>
-          <w:rtl w:val="true"/>
-        </w:rPr>
-        <w:t>«</w:t>
-      </w:r>
-      <w:r>
-        <w:rPr>
-          <w:rtl w:val="true"/>
-        </w:rPr>
-        <w:t>إدارة الحسابات</w:t>
-      </w:r>
-      <w:r>
-        <w:rPr>
-          <w:rtl w:val="true"/>
-        </w:rPr>
-        <w:t>».</w:t>
-      </w:r>
-    </w:p>
-    <w:p>
-      <w:pPr>
-        <w:pStyle w:val="TextBody"/>
-        <w:bidi w:val="1"/>
-        <w:jc w:val="right"/>
-        <w:rPr/>
-      </w:pPr>
-      <w:r>
-        <w:rPr/>
-        <w:t>5</w:t>
-      </w:r>
-    </w:p>
-    <w:p>
-      <w:pPr>
-        <w:pStyle w:val="Heading2"/>
-        <w:bidi w:val="1"/>
-        <w:jc w:val="right"/>
-        <w:rPr/>
-      </w:pPr>
-      <w:r>
-        <w:rPr>
-          <w:rtl w:val="true"/>
-        </w:rPr>
-        <w:t>المدير</w:t>
-      </w:r>
-      <w:r>
-        <w:rPr>
-          <w:rtl w:val="true"/>
-        </w:rPr>
-        <w:t xml:space="preserve">: </w:t>
-      </w:r>
-      <w:r>
-        <w:rPr>
-          <w:rtl w:val="true"/>
-        </w:rPr>
-        <w:t>الحسابات واستيراد نور وإسناد المواد</w:t>
-      </w:r>
-    </w:p>
-    <w:p>
-      <w:pPr>
-        <w:pStyle w:val="TextBody"/>
-        <w:bidi w:val="1"/>
-        <w:spacing w:before="0" w:after="150"/>
-        <w:jc w:val="right"/>
-        <w:rPr/>
-      </w:pPr>
-      <w:r>
-        <w:rPr>
-          <w:rtl w:val="true"/>
-        </w:rPr>
-        <w:t>من يستخدمها</w:t>
-      </w:r>
-      <w:r>
-        <w:rPr>
-          <w:rtl w:val="true"/>
-        </w:rPr>
-        <w:t xml:space="preserve">: </w:t>
-      </w:r>
-      <w:r>
-        <w:rPr>
-          <w:rtl w:val="true"/>
-        </w:rPr>
-        <w:t xml:space="preserve">مدير المدرسة </w:t>
-      </w:r>
-      <w:r>
-        <w:rPr>
-          <w:rStyle w:val="SourceText"/>
-        </w:rPr>
-        <w:t>principal</w:t>
-      </w:r>
-      <w:r>
-        <w:rPr>
-          <w:rtl w:val="true"/>
-        </w:rPr>
-        <w:t>.</w:t>
-      </w:r>
-    </w:p>
-    <w:p>
-      <w:pPr>
-        <w:pStyle w:val="Heading3"/>
-        <w:bidi w:val="1"/>
-        <w:jc w:val="right"/>
-        <w:rPr/>
-      </w:pPr>
-      <w:r>
-        <w:rPr>
-          <w:rtl w:val="true"/>
-        </w:rPr>
-        <w:t>أ</w:t>
-      </w:r>
-      <w:r>
-        <w:rPr>
-          <w:rtl w:val="true"/>
-        </w:rPr>
-        <w:t xml:space="preserve">) </w:t>
-      </w:r>
-      <w:r>
-        <w:rPr>
-          <w:rtl w:val="true"/>
-        </w:rPr>
-        <w:t>إنشاء الحسابات</w:t>
+        <w:t>كلاسيك</w:t>
+      </w:r>
+      <w:r>
+        <w:rPr>
+          <w:rtl w:val="true"/>
+        </w:rPr>
+        <w:t>»</w:t>
       </w:r>
     </w:p>
     <w:p>
@@ -8108,10 +8797,9 @@
       </w:pPr>
       <w:r>
         <w:rPr>
-          <w:rStyle w:val="StrongEmphasis"/>
-          <w:rtl w:val="true"/>
-        </w:rPr>
-        <w:t xml:space="preserve">افتح </w:t>
+          <w:rtl w:val="true"/>
+        </w:rPr>
+        <w:t xml:space="preserve">وحدة </w:t>
       </w:r>
       <w:r>
         <w:rPr>
@@ -8125,7 +8813,7 @@
           <w:rStyle w:val="StrongEmphasis"/>
           <w:rtl w:val="true"/>
         </w:rPr>
-        <w:t>الموظفون والحسابات</w:t>
+        <w:t>سجل تلقرام</w:t>
       </w:r>
       <w:r>
         <w:rPr>
@@ -8138,7 +8826,13 @@
         <w:rPr>
           <w:rtl w:val="true"/>
         </w:rPr>
-        <w:t>وأنشئ حسابات الوكيل والتوجيه والمعلمين ومسؤولي الخدمات</w:t>
+        <w:t xml:space="preserve"> </w:t>
+      </w:r>
+      <w:r>
+        <w:rPr>
+          <w:rtl w:val="true"/>
+        </w:rPr>
+        <w:t>لا تظهر في القائمة الجانبية، وزر سجل تلقرام في الشريط العلوي يُخفى</w:t>
       </w:r>
       <w:r>
         <w:rPr>
@@ -8166,34 +8860,52 @@
       </w:pPr>
       <w:r>
         <w:rPr>
-          <w:rStyle w:val="StrongEmphasis"/>
-          <w:rtl w:val="true"/>
-        </w:rPr>
-        <w:t>أنشئ كل حساب بدوره</w:t>
-      </w:r>
-      <w:r>
-        <w:rPr>
-          <w:rtl w:val="true"/>
-        </w:rPr>
-        <w:t xml:space="preserve">وعند اختيار دور المعلم يمكن تحديد فصوله ومواده بقوائم متسلسلة </w:t>
-      </w:r>
-      <w:r>
-        <w:rPr>
-          <w:rtl w:val="true"/>
-        </w:rPr>
-        <w:t>(</w:t>
-      </w:r>
-      <w:r>
-        <w:rPr>
-          <w:rtl w:val="true"/>
-        </w:rPr>
-        <w:t>المرحلة ← الصف ← الشعبة</w:t>
-      </w:r>
-      <w:r>
-        <w:rPr>
-          <w:rtl w:val="true"/>
-        </w:rPr>
-        <w:t xml:space="preserve">). </w:t>
+          <w:rtl w:val="true"/>
+        </w:rPr>
+        <w:t xml:space="preserve">أي إرسال إلى تلقرام يُرفض </w:t>
+      </w:r>
+      <w:r>
+        <w:rPr>
+          <w:rStyle w:val="StrongEmphasis"/>
+          <w:rtl w:val="true"/>
+        </w:rPr>
+        <w:t>برسالة صريحة</w:t>
+      </w:r>
+      <w:r>
+        <w:rPr>
+          <w:rtl w:val="true"/>
+        </w:rPr>
+        <w:t xml:space="preserve"> </w:t>
+      </w:r>
+      <w:r>
+        <w:rPr>
+          <w:rtl w:val="true"/>
+        </w:rPr>
+        <w:t>(«</w:t>
+      </w:r>
+      <w:r>
+        <w:rPr>
+          <w:rtl w:val="true"/>
+        </w:rPr>
+        <w:t>غير مشمول في باقة تابعني كلاسيك</w:t>
+      </w:r>
+      <w:r>
+        <w:rPr>
+          <w:rtl w:val="true"/>
+        </w:rPr>
+        <w:t xml:space="preserve">») — </w:t>
+      </w:r>
+      <w:r>
+        <w:rPr>
+          <w:rtl w:val="true"/>
+        </w:rPr>
+        <w:t>لا فشل صامت</w:t>
+      </w:r>
+      <w:r>
+        <w:rPr>
+          <w:rtl w:val="true"/>
+        </w:rPr>
+        <w:t xml:space="preserve">. </w:t>
       </w:r>
     </w:p>
     <w:p>
@@ -8208,22 +8920,53 @@
           <w:tab w:val="left" w:pos="709" w:leader="none"/>
         </w:tabs>
         <w:bidi w:val="1"/>
+        <w:spacing w:before="0" w:after="0"/>
         <w:ind w:left="709" w:firstLine="992"/>
         <w:jc w:val="right"/>
         <w:rPr/>
       </w:pPr>
       <w:r>
         <w:rPr>
-          <w:rStyle w:val="StrongEmphasis"/>
-          <w:rtl w:val="true"/>
-        </w:rPr>
-        <w:t>لا تظهر إلا مواد مراحل المدرسة</w:t>
-      </w:r>
-      <w:r>
-        <w:rPr>
-          <w:rtl w:val="true"/>
-        </w:rPr>
-        <w:t>فلا يمكن إسناد مادة من مرحلة لا تشملها المدرسة</w:t>
+          <w:rtl w:val="true"/>
+        </w:rPr>
+        <w:t xml:space="preserve">حقول </w:t>
+      </w:r>
+      <w:r>
+        <w:rPr>
+          <w:rtl w:val="true"/>
+        </w:rPr>
+        <w:t>«</w:t>
+      </w:r>
+      <w:r>
+        <w:rPr>
+          <w:rtl w:val="true"/>
+        </w:rPr>
+        <w:t>محادثة تلقرام الشخصية</w:t>
+      </w:r>
+      <w:r>
+        <w:rPr>
+          <w:rtl w:val="true"/>
+        </w:rPr>
+        <w:t xml:space="preserve">» </w:t>
+      </w:r>
+      <w:r>
+        <w:rPr>
+          <w:rtl w:val="true"/>
+        </w:rPr>
+        <w:t xml:space="preserve">في نماذج المستخدمين والموظفين تظهر </w:t>
+      </w:r>
+      <w:r>
+        <w:rPr>
+          <w:rStyle w:val="StrongEmphasis"/>
+          <w:rtl w:val="true"/>
+        </w:rPr>
+        <w:t>معطَّلة</w:t>
+      </w:r>
+      <w:r>
+        <w:rPr>
+          <w:rtl w:val="true"/>
+        </w:rPr>
+        <w:t xml:space="preserve"> مع تنويه الترقية</w:t>
       </w:r>
       <w:r>
         <w:rPr>
@@ -8234,28 +8977,656 @@
     </w:p>
     <w:p>
       <w:pPr>
-        <w:pStyle w:val="Heading3"/>
-        <w:bidi w:val="1"/>
-        <w:jc w:val="right"/>
-        <w:rPr/>
-      </w:pPr>
-      <w:r>
-        <w:rPr>
-          <w:rtl w:val="true"/>
-        </w:rPr>
-        <w:t>ب</w:t>
-      </w:r>
-      <w:r>
-        <w:rPr>
-          <w:rtl w:val="true"/>
-        </w:rPr>
-        <w:t xml:space="preserve">) </w:t>
-      </w:r>
-      <w:r>
-        <w:rPr>
-          <w:rtl w:val="true"/>
-        </w:rPr>
-        <w:t>اعتماد طلبات التسجيل</w:t>
+        <w:pStyle w:val="TextBody"/>
+        <w:numPr>
+          <w:ilvl w:val="0"/>
+          <w:numId w:val="9"/>
+        </w:numPr>
+        <w:tabs>
+          <w:tab w:val="clear" w:pos="1134"/>
+          <w:tab w:val="left" w:pos="709" w:leader="none"/>
+        </w:tabs>
+        <w:bidi w:val="1"/>
+        <w:spacing w:before="0" w:after="0"/>
+        <w:ind w:left="709" w:firstLine="992"/>
+        <w:jc w:val="right"/>
+        <w:rPr/>
+      </w:pPr>
+      <w:r>
+        <w:rPr>
+          <w:rStyle w:val="StrongEmphasis"/>
+          <w:rtl w:val="true"/>
+        </w:rPr>
+        <w:t>التحقق بمرحلتين لا ينطبق</w:t>
+      </w:r>
+      <w:r>
+        <w:rPr>
+          <w:rtl w:val="true"/>
+        </w:rPr>
+        <w:t xml:space="preserve"> في الكلاسيك </w:t>
+      </w:r>
+      <w:r>
+        <w:rPr>
+          <w:rtl w:val="true"/>
+        </w:rPr>
+        <w:t>(</w:t>
+      </w:r>
+      <w:r>
+        <w:rPr>
+          <w:rtl w:val="true"/>
+        </w:rPr>
+        <w:t>الرمز يُرسل عبر تلقرام أصلًا</w:t>
+      </w:r>
+      <w:r>
+        <w:rPr>
+          <w:rtl w:val="true"/>
+        </w:rPr>
+        <w:t xml:space="preserve">) — </w:t>
+      </w:r>
+      <w:r>
+        <w:rPr>
+          <w:rtl w:val="true"/>
+        </w:rPr>
+        <w:t>فلا يُحبس أحد بسبب رمز لا يمكن أن يصله</w:t>
+      </w:r>
+      <w:r>
+        <w:rPr>
+          <w:rtl w:val="true"/>
+        </w:rPr>
+        <w:t xml:space="preserve">. </w:t>
+      </w:r>
+    </w:p>
+    <w:p>
+      <w:pPr>
+        <w:pStyle w:val="TextBody"/>
+        <w:numPr>
+          <w:ilvl w:val="0"/>
+          <w:numId w:val="9"/>
+        </w:numPr>
+        <w:tabs>
+          <w:tab w:val="clear" w:pos="1134"/>
+          <w:tab w:val="left" w:pos="709" w:leader="none"/>
+        </w:tabs>
+        <w:bidi w:val="1"/>
+        <w:ind w:left="709" w:firstLine="992"/>
+        <w:jc w:val="right"/>
+        <w:rPr/>
+      </w:pPr>
+      <w:r>
+        <w:rPr>
+          <w:rtl w:val="true"/>
+        </w:rPr>
+        <w:t>«</w:t>
+      </w:r>
+      <w:r>
+        <w:rPr>
+          <w:rtl w:val="true"/>
+        </w:rPr>
+        <w:t>الرسائل الخاصة</w:t>
+      </w:r>
+      <w:r>
+        <w:rPr>
+          <w:rtl w:val="true"/>
+        </w:rPr>
+        <w:t xml:space="preserve">» </w:t>
+      </w:r>
+      <w:r>
+        <w:rPr>
+          <w:rtl w:val="true"/>
+        </w:rPr>
+        <w:t xml:space="preserve">تبقى تعمل داخل المنصة، مع تنويه أن الربط على تلقرام في </w:t>
+      </w:r>
+      <w:r>
+        <w:rPr>
+          <w:rtl w:val="true"/>
+        </w:rPr>
+        <w:t>«</w:t>
+      </w:r>
+      <w:r>
+        <w:rPr>
+          <w:rtl w:val="true"/>
+        </w:rPr>
+        <w:t>برو</w:t>
+      </w:r>
+      <w:r>
+        <w:rPr>
+          <w:rtl w:val="true"/>
+        </w:rPr>
+        <w:t xml:space="preserve">». </w:t>
+      </w:r>
+    </w:p>
+    <w:p>
+      <w:pPr>
+        <w:pStyle w:val="Heading4"/>
+        <w:bidi w:val="1"/>
+        <w:jc w:val="right"/>
+        <w:rPr/>
+      </w:pPr>
+      <w:r>
+        <w:rPr>
+          <w:rtl w:val="true"/>
+        </w:rPr>
+        <w:t>الإيقاف — بيد المشرف العام وحده</w:t>
+      </w:r>
+    </w:p>
+    <w:p>
+      <w:pPr>
+        <w:pStyle w:val="TextBody"/>
+        <w:bidi w:val="1"/>
+        <w:spacing w:before="0" w:after="0"/>
+        <w:jc w:val="center"/>
+        <w:rPr/>
+      </w:pPr>
+      <w:r>
+        <w:rPr>
+          <w:rtl w:val="true"/>
+        </w:rPr>
+        <w:t xml:space="preserve">جدول </w:t>
+      </w:r>
+      <w:r>
+        <w:rPr/>
+        <w:t>4.2</w:t>
+      </w:r>
+      <w:r>
+        <w:rPr>
+          <w:rtl w:val="true"/>
+        </w:rPr>
+        <w:t xml:space="preserve"> — </w:t>
+      </w:r>
+      <w:r>
+        <w:rPr>
+          <w:rtl w:val="true"/>
+        </w:rPr>
+        <w:t>أسباب الإيقاف وكيف يُرفع</w:t>
+      </w:r>
+    </w:p>
+    <w:tbl>
+      <w:tblPr>
+        <w:bidiVisual w:val="true"/>
+        <w:tblW w:w="15000" w:type="dxa"/>
+        <w:jc w:val="left"/>
+        <w:tblInd w:w="0" w:type="dxa"/>
+        <w:tblLayout w:type="fixed"/>
+        <w:tblCellMar>
+          <w:top w:w="28" w:type="dxa"/>
+          <w:left w:w="28" w:type="dxa"/>
+          <w:bottom w:w="28" w:type="dxa"/>
+          <w:right w:w="28" w:type="dxa"/>
+        </w:tblCellMar>
+      </w:tblPr>
+      <w:tblGrid>
+        <w:gridCol w:w="2777"/>
+        <w:gridCol w:w="7488"/>
+        <w:gridCol w:w="4735"/>
+      </w:tblGrid>
+      <w:tr>
+        <w:trPr>
+          <w:tblHeader w:val="true"/>
+        </w:trPr>
+        <w:tc>
+          <w:tcPr>
+            <w:tcW w:w="2777" w:type="dxa"/>
+            <w:tcBorders/>
+            <w:vAlign w:val="center"/>
+          </w:tcPr>
+          <w:p>
+            <w:pPr>
+              <w:pStyle w:val="TableHeading"/>
+              <w:suppressLineNumbers/>
+              <w:bidi w:val="1"/>
+              <w:spacing w:before="0" w:after="150"/>
+              <w:jc w:val="center"/>
+              <w:rPr/>
+            </w:pPr>
+            <w:r>
+              <w:rPr>
+                <w:rtl w:val="true"/>
+              </w:rPr>
+              <w:t>السبب</w:t>
+            </w:r>
+          </w:p>
+        </w:tc>
+        <w:tc>
+          <w:tcPr>
+            <w:tcW w:w="7488" w:type="dxa"/>
+            <w:tcBorders/>
+            <w:vAlign w:val="center"/>
+          </w:tcPr>
+          <w:p>
+            <w:pPr>
+              <w:pStyle w:val="TableHeading"/>
+              <w:suppressLineNumbers/>
+              <w:bidi w:val="1"/>
+              <w:spacing w:before="0" w:after="150"/>
+              <w:jc w:val="center"/>
+              <w:rPr/>
+            </w:pPr>
+            <w:r>
+              <w:rPr>
+                <w:rtl w:val="true"/>
+              </w:rPr>
+              <w:t>الأثر</w:t>
+            </w:r>
+          </w:p>
+        </w:tc>
+        <w:tc>
+          <w:tcPr>
+            <w:tcW w:w="4735" w:type="dxa"/>
+            <w:tcBorders/>
+            <w:vAlign w:val="center"/>
+          </w:tcPr>
+          <w:p>
+            <w:pPr>
+              <w:pStyle w:val="TableHeading"/>
+              <w:suppressLineNumbers/>
+              <w:bidi w:val="1"/>
+              <w:spacing w:before="0" w:after="150"/>
+              <w:jc w:val="center"/>
+              <w:rPr/>
+            </w:pPr>
+            <w:r>
+              <w:rPr>
+                <w:rtl w:val="true"/>
+              </w:rPr>
+              <w:t>كيف يُرفع</w:t>
+            </w:r>
+          </w:p>
+        </w:tc>
+      </w:tr>
+      <w:tr>
+        <w:trPr/>
+        <w:tc>
+          <w:tcPr>
+            <w:tcW w:w="2777" w:type="dxa"/>
+            <w:tcBorders/>
+            <w:vAlign w:val="center"/>
+          </w:tcPr>
+          <w:p>
+            <w:pPr>
+              <w:pStyle w:val="TableContents"/>
+              <w:bidi w:val="1"/>
+              <w:spacing w:before="0" w:after="150"/>
+              <w:jc w:val="right"/>
+              <w:rPr/>
+            </w:pPr>
+            <w:r>
+              <w:rPr>
+                <w:rStyle w:val="StrongEmphasis"/>
+                <w:rtl w:val="true"/>
+              </w:rPr>
+              <w:t>عدم سداد الرسوم السنوية</w:t>
+            </w:r>
+          </w:p>
+        </w:tc>
+        <w:tc>
+          <w:tcPr>
+            <w:tcW w:w="7488" w:type="dxa"/>
+            <w:tcBorders/>
+            <w:vAlign w:val="center"/>
+          </w:tcPr>
+          <w:p>
+            <w:pPr>
+              <w:pStyle w:val="TableContents"/>
+              <w:bidi w:val="1"/>
+              <w:spacing w:before="0" w:after="150"/>
+              <w:jc w:val="right"/>
+              <w:rPr/>
+            </w:pPr>
+            <w:r>
+              <w:rPr>
+                <w:rtl w:val="true"/>
+              </w:rPr>
+              <w:t xml:space="preserve">إيقاف </w:t>
+            </w:r>
+            <w:r>
+              <w:rPr>
+                <w:rStyle w:val="StrongEmphasis"/>
+                <w:rtl w:val="true"/>
+              </w:rPr>
+              <w:t>دخول المدرسة كلها</w:t>
+            </w:r>
+            <w:r>
+              <w:rPr>
+                <w:rtl w:val="true"/>
+              </w:rPr>
+              <w:t xml:space="preserve"> </w:t>
+            </w:r>
+            <w:r>
+              <w:rPr>
+                <w:rtl w:val="true"/>
+              </w:rPr>
+              <w:t>(</w:t>
+            </w:r>
+            <w:r>
+              <w:rPr>
+                <w:rtl w:val="true"/>
+              </w:rPr>
+              <w:t xml:space="preserve">المدير </w:t>
+            </w:r>
+            <w:r>
+              <w:rPr>
+                <w:rtl w:val="true"/>
+              </w:rPr>
+              <w:t xml:space="preserve">· </w:t>
+            </w:r>
+            <w:r>
+              <w:rPr>
+                <w:rtl w:val="true"/>
+              </w:rPr>
+              <w:t xml:space="preserve">الوكلاء </w:t>
+            </w:r>
+            <w:r>
+              <w:rPr>
+                <w:rtl w:val="true"/>
+              </w:rPr>
+              <w:t xml:space="preserve">· </w:t>
+            </w:r>
+            <w:r>
+              <w:rPr>
+                <w:rtl w:val="true"/>
+              </w:rPr>
+              <w:t xml:space="preserve">المعلمون </w:t>
+            </w:r>
+            <w:r>
+              <w:rPr>
+                <w:rtl w:val="true"/>
+              </w:rPr>
+              <w:t xml:space="preserve">· </w:t>
+            </w:r>
+            <w:r>
+              <w:rPr>
+                <w:rtl w:val="true"/>
+              </w:rPr>
+              <w:t>الطلاب</w:t>
+            </w:r>
+            <w:r>
+              <w:rPr>
+                <w:rtl w:val="true"/>
+              </w:rPr>
+              <w:t xml:space="preserve">) </w:t>
+            </w:r>
+            <w:r>
+              <w:rPr>
+                <w:rtl w:val="true"/>
+              </w:rPr>
+              <w:t>برسالة تشرح السبب</w:t>
+            </w:r>
+            <w:r>
+              <w:rPr>
+                <w:rtl w:val="true"/>
+              </w:rPr>
+              <w:t>.</w:t>
+            </w:r>
+          </w:p>
+        </w:tc>
+        <w:tc>
+          <w:tcPr>
+            <w:tcW w:w="4735" w:type="dxa"/>
+            <w:tcBorders/>
+            <w:vAlign w:val="center"/>
+          </w:tcPr>
+          <w:p>
+            <w:pPr>
+              <w:pStyle w:val="TableContents"/>
+              <w:bidi w:val="1"/>
+              <w:spacing w:before="0" w:after="150"/>
+              <w:jc w:val="right"/>
+              <w:rPr/>
+            </w:pPr>
+            <w:r>
+              <w:rPr>
+                <w:rStyle w:val="StrongEmphasis"/>
+                <w:rtl w:val="true"/>
+              </w:rPr>
+              <w:t>تلقائيًا</w:t>
+            </w:r>
+            <w:r>
+              <w:rPr>
+                <w:rtl w:val="true"/>
+              </w:rPr>
+              <w:t xml:space="preserve"> عند تسجيل السداد، أو يدويًا بزر </w:t>
+            </w:r>
+            <w:r>
+              <w:rPr>
+                <w:rtl w:val="true"/>
+              </w:rPr>
+              <w:t>«</w:t>
+            </w:r>
+            <w:r>
+              <w:rPr>
+                <w:rtl w:val="true"/>
+              </w:rPr>
+              <w:t>رفع الإيقاف</w:t>
+            </w:r>
+            <w:r>
+              <w:rPr>
+                <w:rtl w:val="true"/>
+              </w:rPr>
+              <w:t>».</w:t>
+            </w:r>
+          </w:p>
+        </w:tc>
+      </w:tr>
+      <w:tr>
+        <w:trPr/>
+        <w:tc>
+          <w:tcPr>
+            <w:tcW w:w="2777" w:type="dxa"/>
+            <w:tcBorders/>
+            <w:vAlign w:val="center"/>
+          </w:tcPr>
+          <w:p>
+            <w:pPr>
+              <w:pStyle w:val="TableContents"/>
+              <w:bidi w:val="1"/>
+              <w:spacing w:before="0" w:after="150"/>
+              <w:jc w:val="right"/>
+              <w:rPr/>
+            </w:pPr>
+            <w:r>
+              <w:rPr>
+                <w:rStyle w:val="StrongEmphasis"/>
+                <w:rtl w:val="true"/>
+              </w:rPr>
+              <w:t>مشكلة تشغيلية</w:t>
+            </w:r>
+          </w:p>
+        </w:tc>
+        <w:tc>
+          <w:tcPr>
+            <w:tcW w:w="7488" w:type="dxa"/>
+            <w:tcBorders/>
+            <w:vAlign w:val="center"/>
+          </w:tcPr>
+          <w:p>
+            <w:pPr>
+              <w:pStyle w:val="TableContents"/>
+              <w:bidi w:val="1"/>
+              <w:spacing w:before="0" w:after="150"/>
+              <w:jc w:val="right"/>
+              <w:rPr/>
+            </w:pPr>
+            <w:r>
+              <w:rPr>
+                <w:rtl w:val="true"/>
+              </w:rPr>
+              <w:t xml:space="preserve">نفس الأثر، برسالة مختلفة </w:t>
+            </w:r>
+            <w:r>
+              <w:rPr>
+                <w:rtl w:val="true"/>
+              </w:rPr>
+              <w:t>(«</w:t>
+            </w:r>
+            <w:r>
+              <w:rPr>
+                <w:rtl w:val="true"/>
+              </w:rPr>
+              <w:t>موقوف من إدارة المنصة</w:t>
+            </w:r>
+            <w:r>
+              <w:rPr>
+                <w:rtl w:val="true"/>
+              </w:rPr>
+              <w:t>»).</w:t>
+            </w:r>
+          </w:p>
+        </w:tc>
+        <w:tc>
+          <w:tcPr>
+            <w:tcW w:w="4735" w:type="dxa"/>
+            <w:tcBorders/>
+            <w:vAlign w:val="center"/>
+          </w:tcPr>
+          <w:p>
+            <w:pPr>
+              <w:pStyle w:val="TableContents"/>
+              <w:bidi w:val="1"/>
+              <w:spacing w:before="0" w:after="150"/>
+              <w:jc w:val="right"/>
+              <w:rPr/>
+            </w:pPr>
+            <w:r>
+              <w:rPr>
+                <w:rtl w:val="true"/>
+              </w:rPr>
+              <w:t xml:space="preserve">يدويًا بقرار إدارة المنصة — </w:t>
+            </w:r>
+            <w:r>
+              <w:rPr>
+                <w:rStyle w:val="StrongEmphasis"/>
+                <w:rtl w:val="true"/>
+              </w:rPr>
+              <w:t>والسداد وحده لا يرفعه</w:t>
+            </w:r>
+            <w:r>
+              <w:rPr>
+                <w:rtl w:val="true"/>
+              </w:rPr>
+              <w:t>.</w:t>
+            </w:r>
+          </w:p>
+        </w:tc>
+      </w:tr>
+      <w:tr>
+        <w:trPr/>
+        <w:tc>
+          <w:tcPr>
+            <w:tcW w:w="2777" w:type="dxa"/>
+            <w:tcBorders/>
+            <w:vAlign w:val="center"/>
+          </w:tcPr>
+          <w:p>
+            <w:pPr>
+              <w:pStyle w:val="TableContents"/>
+              <w:bidi w:val="1"/>
+              <w:spacing w:before="0" w:after="150"/>
+              <w:jc w:val="right"/>
+              <w:rPr/>
+            </w:pPr>
+            <w:r>
+              <w:rPr>
+                <w:rtl w:val="true"/>
+              </w:rPr>
+              <w:t>—</w:t>
+            </w:r>
+          </w:p>
+        </w:tc>
+        <w:tc>
+          <w:tcPr>
+            <w:tcW w:w="7488" w:type="dxa"/>
+            <w:tcBorders/>
+            <w:vAlign w:val="center"/>
+          </w:tcPr>
+          <w:p>
+            <w:pPr>
+              <w:pStyle w:val="TableContents"/>
+              <w:bidi w:val="1"/>
+              <w:spacing w:before="0" w:after="150"/>
+              <w:jc w:val="right"/>
+              <w:rPr/>
+            </w:pPr>
+            <w:r>
+              <w:rPr>
+                <w:rStyle w:val="StrongEmphasis"/>
+                <w:rtl w:val="true"/>
+              </w:rPr>
+              <w:t>حساب المشرف العام لا يُحجب أبدًا</w:t>
+            </w:r>
+            <w:r>
+              <w:rPr>
+                <w:rtl w:val="true"/>
+              </w:rPr>
+              <w:t xml:space="preserve"> </w:t>
+            </w:r>
+            <w:r>
+              <w:rPr>
+                <w:rtl w:val="true"/>
+              </w:rPr>
+              <w:t>(</w:t>
+            </w:r>
+            <w:r>
+              <w:rPr>
+                <w:rtl w:val="true"/>
+              </w:rPr>
+              <w:t>بوتقة أمان</w:t>
+            </w:r>
+            <w:r>
+              <w:rPr>
+                <w:rtl w:val="true"/>
+              </w:rPr>
+              <w:t xml:space="preserve">: </w:t>
+            </w:r>
+            <w:r>
+              <w:rPr>
+                <w:rtl w:val="true"/>
+              </w:rPr>
+              <w:t>وإلا قُفلت المنصة على صاحبها</w:t>
+            </w:r>
+            <w:r>
+              <w:rPr>
+                <w:rtl w:val="true"/>
+              </w:rPr>
+              <w:t>).</w:t>
+            </w:r>
+          </w:p>
+        </w:tc>
+        <w:tc>
+          <w:tcPr>
+            <w:tcW w:w="4735" w:type="dxa"/>
+            <w:tcBorders/>
+            <w:vAlign w:val="center"/>
+          </w:tcPr>
+          <w:p>
+            <w:pPr>
+              <w:pStyle w:val="TableContents"/>
+              <w:bidi w:val="1"/>
+              <w:spacing w:before="0" w:after="150"/>
+              <w:jc w:val="right"/>
+              <w:rPr/>
+            </w:pPr>
+            <w:r>
+              <w:rPr>
+                <w:rtl w:val="true"/>
+              </w:rPr>
+              <w:t>—</w:t>
+            </w:r>
+          </w:p>
+        </w:tc>
+      </w:tr>
+    </w:tbl>
+    <w:p>
+      <w:pPr>
+        <w:pStyle w:val="Heading4"/>
+        <w:bidi w:val="1"/>
+        <w:jc w:val="right"/>
+        <w:rPr/>
+      </w:pPr>
+      <w:r>
+        <w:rPr>
+          <w:rtl w:val="true"/>
+        </w:rPr>
+        <w:t>أين تُدار الباقة والاشتراك؟</w:t>
       </w:r>
     </w:p>
     <w:p>
@@ -8280,49 +9651,118 @@
           <w:rStyle w:val="StrongEmphasis"/>
           <w:rtl w:val="true"/>
         </w:rPr>
-        <w:t>يسجّل الموظف نفسه</w:t>
-      </w:r>
-      <w:r>
-        <w:rPr>
-          <w:rtl w:val="true"/>
-        </w:rPr>
-        <w:t xml:space="preserve">من </w:t>
-      </w:r>
-      <w:r>
-        <w:rPr>
+        <w:t xml:space="preserve">لوحة المشرف العام ← بطاقة </w:t>
+      </w:r>
+      <w:r>
+        <w:rPr>
+          <w:rStyle w:val="StrongEmphasis"/>
           <w:rtl w:val="true"/>
         </w:rPr>
         <w:t>«</w:t>
       </w:r>
       <w:r>
         <w:rPr>
-          <w:rtl w:val="true"/>
-        </w:rPr>
-        <w:t>إنشاء حساب جديد</w:t>
-      </w:r>
-      <w:r>
-        <w:rPr>
-          <w:rtl w:val="true"/>
-        </w:rPr>
-        <w:t xml:space="preserve">» </w:t>
-      </w:r>
-      <w:r>
-        <w:rPr>
-          <w:rtl w:val="true"/>
-        </w:rPr>
-        <w:t xml:space="preserve">فيصل طلبه بحالة </w:t>
-      </w:r>
-      <w:r>
-        <w:rPr>
-          <w:rtl w:val="true"/>
-        </w:rPr>
-        <w:t>«</w:t>
-      </w:r>
-      <w:r>
-        <w:rPr>
-          <w:rtl w:val="true"/>
-        </w:rPr>
-        <w:t>بانتظار الاعتماد</w:t>
+          <w:rStyle w:val="StrongEmphasis"/>
+          <w:rtl w:val="true"/>
+        </w:rPr>
+        <w:t>الباقة والاشتراك — هذه المدرسة</w:t>
+      </w:r>
+      <w:r>
+        <w:rPr>
+          <w:rStyle w:val="StrongEmphasis"/>
+          <w:rtl w:val="true"/>
+        </w:rPr>
+        <w:t>»</w:t>
+      </w:r>
+      <w:r>
+        <w:rPr>
+          <w:rtl w:val="true"/>
+        </w:rPr>
+        <w:t>اختر المدرسة من القائمة، ثم</w:t>
+      </w:r>
+      <w:r>
+        <w:rPr>
+          <w:rtl w:val="true"/>
+        </w:rPr>
+        <w:t>: «</w:t>
+      </w:r>
+      <w:r>
+        <w:rPr>
+          <w:rtl w:val="true"/>
+        </w:rPr>
+        <w:t xml:space="preserve">تسجيل السداد </w:t>
+      </w:r>
+      <w:r>
+        <w:rPr>
+          <w:rtl w:val="true"/>
+        </w:rPr>
+        <w:t>(+</w:t>
+      </w:r>
+      <w:r>
+        <w:rPr>
+          <w:rtl w:val="true"/>
+        </w:rPr>
+        <w:t>سنة</w:t>
+      </w:r>
+      <w:r>
+        <w:rPr>
+          <w:rtl w:val="true"/>
+        </w:rPr>
+        <w:t>)» · «</w:t>
+      </w:r>
+      <w:r>
+        <w:rPr>
+          <w:rtl w:val="true"/>
+        </w:rPr>
+        <w:t xml:space="preserve">إيقاف المدرسة </w:t>
+      </w:r>
+      <w:r>
+        <w:rPr>
+          <w:rtl w:val="true"/>
+        </w:rPr>
+        <w:t>(</w:t>
+      </w:r>
+      <w:r>
+        <w:rPr>
+          <w:rtl w:val="true"/>
+        </w:rPr>
+        <w:t xml:space="preserve">رسوم </w:t>
+      </w:r>
+      <w:r>
+        <w:rPr>
+          <w:rtl w:val="true"/>
+        </w:rPr>
+        <w:t xml:space="preserve">/ </w:t>
+      </w:r>
+      <w:r>
+        <w:rPr>
+          <w:rtl w:val="true"/>
+        </w:rPr>
+        <w:t>مشكلة</w:t>
+      </w:r>
+      <w:r>
+        <w:rPr>
+          <w:rtl w:val="true"/>
+        </w:rPr>
+        <w:t>)» · «</w:t>
+      </w:r>
+      <w:r>
+        <w:rPr>
+          <w:rtl w:val="true"/>
+        </w:rPr>
+        <w:t>رفع الإيقاف</w:t>
+      </w:r>
+      <w:r>
+        <w:rPr>
+          <w:rtl w:val="true"/>
+        </w:rPr>
+        <w:t>» · «</w:t>
+      </w:r>
+      <w:r>
+        <w:rPr>
+          <w:rtl w:val="true"/>
+        </w:rPr>
+        <w:t>الباقة والتفاصيل</w:t>
       </w:r>
       <w:r>
         <w:rPr>
@@ -8353,37 +9793,34 @@
           <w:rStyle w:val="StrongEmphasis"/>
           <w:rtl w:val="true"/>
         </w:rPr>
-        <w:t>يظهر الطلب للمدير</w:t>
-      </w:r>
-      <w:r>
-        <w:rPr>
-          <w:rtl w:val="true"/>
-        </w:rPr>
-        <w:t xml:space="preserve">في </w:t>
-      </w:r>
-      <w:r>
-        <w:rPr>
+        <w:t xml:space="preserve">نافذة </w:t>
+      </w:r>
+      <w:r>
+        <w:rPr>
+          <w:rStyle w:val="StrongEmphasis"/>
           <w:rtl w:val="true"/>
         </w:rPr>
         <w:t>«</w:t>
       </w:r>
       <w:r>
         <w:rPr>
-          <w:rtl w:val="true"/>
-        </w:rPr>
-        <w:t>إدارة الحسابات ← طلبات الاعتماد</w:t>
-      </w:r>
-      <w:r>
-        <w:rPr>
-          <w:rtl w:val="true"/>
-        </w:rPr>
-        <w:t xml:space="preserve">» </w:t>
-      </w:r>
-      <w:r>
-        <w:rPr>
-          <w:rtl w:val="true"/>
-        </w:rPr>
-        <w:t>بعدّاد يبيّن عدد الطلبات</w:t>
+          <w:rStyle w:val="StrongEmphasis"/>
+          <w:rtl w:val="true"/>
+        </w:rPr>
+        <w:t>الباقة والاشتراك</w:t>
+      </w:r>
+      <w:r>
+        <w:rPr>
+          <w:rStyle w:val="StrongEmphasis"/>
+          <w:rtl w:val="true"/>
+        </w:rPr>
+        <w:t>»</w:t>
+      </w:r>
+      <w:r>
+        <w:rPr>
+          <w:rtl w:val="true"/>
+        </w:rPr>
+        <w:t>تعرض الباقة والسريان والأيام المتبقية وآخر سداد، وبطاقتَي الباقتين للتحويل بضغطة — والتغيير يُقيَّد في سجل التدقيق</w:t>
       </w:r>
       <w:r>
         <w:rPr>
@@ -8404,6 +9841,7 @@
           <w:tab w:val="left" w:pos="709" w:leader="none"/>
         </w:tabs>
         <w:bidi w:val="1"/>
+        <w:spacing w:before="0" w:after="0"/>
         <w:ind w:left="709" w:firstLine="992"/>
         <w:jc w:val="right"/>
         <w:rPr/>
@@ -8413,13 +9851,6 @@
           <w:rStyle w:val="StrongEmphasis"/>
           <w:rtl w:val="true"/>
         </w:rPr>
-        <w:t xml:space="preserve">اضغط </w:t>
-      </w:r>
-      <w:r>
-        <w:rPr>
-          <w:rStyle w:val="StrongEmphasis"/>
-          <w:rtl w:val="true"/>
-        </w:rPr>
         <w:t>«</w:t>
       </w:r>
       <w:r>
@@ -8427,39 +9858,83 @@
           <w:rStyle w:val="StrongEmphasis"/>
           <w:rtl w:val="true"/>
         </w:rPr>
-        <w:t>اعتماد</w:t>
-      </w:r>
-      <w:r>
-        <w:rPr>
-          <w:rStyle w:val="StrongEmphasis"/>
+        <w:t>المناطق والمدن والمدارس</w:t>
+      </w:r>
+      <w:r>
+        <w:rPr>
+          <w:rStyle w:val="StrongEmphasis"/>
+          <w:rtl w:val="true"/>
+        </w:rPr>
+        <w:t>»</w:t>
+      </w:r>
+      <w:r>
+        <w:rPr>
+          <w:rtl w:val="true"/>
+        </w:rPr>
+        <w:t xml:space="preserve">عمودا </w:t>
+      </w:r>
+      <w:r>
+        <w:rPr>
+          <w:rtl w:val="true"/>
+        </w:rPr>
+        <w:t>«</w:t>
+      </w:r>
+      <w:r>
+        <w:rPr>
+          <w:rtl w:val="true"/>
+        </w:rPr>
+        <w:t>الباقة</w:t>
+      </w:r>
+      <w:r>
+        <w:rPr>
           <w:rtl w:val="true"/>
         </w:rPr>
         <w:t xml:space="preserve">» </w:t>
       </w:r>
       <w:r>
         <w:rPr>
-          <w:rStyle w:val="StrongEmphasis"/>
-          <w:rtl w:val="true"/>
-        </w:rPr>
-        <w:t xml:space="preserve">أو </w:t>
-      </w:r>
-      <w:r>
-        <w:rPr>
-          <w:rStyle w:val="StrongEmphasis"/>
+          <w:rtl w:val="true"/>
+        </w:rPr>
+        <w:t>و</w:t>
+      </w:r>
+      <w:r>
+        <w:rPr>
           <w:rtl w:val="true"/>
         </w:rPr>
         <w:t>«</w:t>
       </w:r>
       <w:r>
         <w:rPr>
-          <w:rStyle w:val="StrongEmphasis"/>
-          <w:rtl w:val="true"/>
-        </w:rPr>
-        <w:t>رفض</w:t>
-      </w:r>
-      <w:r>
-        <w:rPr>
-          <w:rStyle w:val="StrongEmphasis"/>
+          <w:rtl w:val="true"/>
+        </w:rPr>
+        <w:t>الاشتراك</w:t>
+      </w:r>
+      <w:r>
+        <w:rPr>
+          <w:rtl w:val="true"/>
+        </w:rPr>
+        <w:t xml:space="preserve">» </w:t>
+      </w:r>
+      <w:r>
+        <w:rPr>
+          <w:rtl w:val="true"/>
+        </w:rPr>
+        <w:t xml:space="preserve">لكل مدرسة مع زر </w:t>
+      </w:r>
+      <w:r>
+        <w:rPr>
+          <w:rtl w:val="true"/>
+        </w:rPr>
+        <w:t>«</w:t>
+      </w:r>
+      <w:r>
+        <w:rPr>
+          <w:rtl w:val="true"/>
+        </w:rPr>
+        <w:t>إدارة</w:t>
+      </w:r>
+      <w:r>
+        <w:rPr>
           <w:rtl w:val="true"/>
         </w:rPr>
         <w:t>»</w:t>
@@ -8468,19 +9943,7 @@
         <w:rPr>
           <w:rtl w:val="true"/>
         </w:rPr>
-        <w:t>الاعتماد يجعل الحساب نشطًا ويستطيع الدخول، ويصله إشعار</w:t>
-      </w:r>
-      <w:r>
-        <w:rPr>
-          <w:rtl w:val="true"/>
-        </w:rPr>
-        <w:t>/</w:t>
-      </w:r>
-      <w:r>
-        <w:rPr>
-          <w:rtl w:val="true"/>
-        </w:rPr>
-        <w:t>رسالة</w:t>
+        <w:t>، ويظهران أيضًا في تقرير المدارس المطبوع</w:t>
       </w:r>
       <w:r>
         <w:rPr>
@@ -8492,22 +9955,254 @@
     <w:p>
       <w:pPr>
         <w:pStyle w:val="TextBody"/>
-        <w:bidi w:val="1"/>
-        <w:jc w:val="right"/>
-        <w:rPr/>
-      </w:pPr>
-      <w:r>
-        <w:rPr>
-          <w:rStyle w:val="StrongEmphasis"/>
-          <w:rtl w:val="true"/>
-        </w:rPr>
-        <w:t>ملاحظة</w:t>
-      </w:r>
-      <w:r>
-        <w:rPr>
-          <w:rtl w:val="true"/>
-        </w:rPr>
-        <w:t xml:space="preserve"> الطالب يُفعَّل فورًا بلا اعتماد؛ الاعتماد مطلوب للمعلم والتوجيه ومراقب الغياب</w:t>
+        <w:numPr>
+          <w:ilvl w:val="0"/>
+          <w:numId w:val="10"/>
+        </w:numPr>
+        <w:tabs>
+          <w:tab w:val="clear" w:pos="1134"/>
+          <w:tab w:val="left" w:pos="709" w:leader="none"/>
+        </w:tabs>
+        <w:bidi w:val="1"/>
+        <w:spacing w:before="0" w:after="0"/>
+        <w:ind w:left="709" w:firstLine="992"/>
+        <w:jc w:val="right"/>
+        <w:rPr/>
+      </w:pPr>
+      <w:r>
+        <w:rPr>
+          <w:rStyle w:val="StrongEmphasis"/>
+          <w:rtl w:val="true"/>
+        </w:rPr>
+        <w:t>«</w:t>
+      </w:r>
+      <w:r>
+        <w:rPr>
+          <w:rStyle w:val="StrongEmphasis"/>
+          <w:rtl w:val="true"/>
+        </w:rPr>
+        <w:t>بيانات المنصة ← الباقات والرسوم</w:t>
+      </w:r>
+      <w:r>
+        <w:rPr>
+          <w:rStyle w:val="StrongEmphasis"/>
+          <w:rtl w:val="true"/>
+        </w:rPr>
+        <w:t>»</w:t>
+      </w:r>
+      <w:r>
+        <w:rPr>
+          <w:rtl w:val="true"/>
+        </w:rPr>
+        <w:t>تعديل الرسوم الثلاثة، وإحصاء</w:t>
+      </w:r>
+      <w:r>
+        <w:rPr>
+          <w:rtl w:val="true"/>
+        </w:rPr>
+        <w:t xml:space="preserve">: </w:t>
+      </w:r>
+      <w:r>
+        <w:rPr>
+          <w:rtl w:val="true"/>
+        </w:rPr>
+        <w:t xml:space="preserve">مدارس </w:t>
+      </w:r>
+      <w:r>
+        <w:rPr>
+          <w:rtl w:val="true"/>
+        </w:rPr>
+        <w:t>«</w:t>
+      </w:r>
+      <w:r>
+        <w:rPr>
+          <w:rtl w:val="true"/>
+        </w:rPr>
+        <w:t>برو</w:t>
+      </w:r>
+      <w:r>
+        <w:rPr>
+          <w:rtl w:val="true"/>
+        </w:rPr>
+        <w:t>» · «</w:t>
+      </w:r>
+      <w:r>
+        <w:rPr>
+          <w:rtl w:val="true"/>
+        </w:rPr>
+        <w:t>كلاسيك</w:t>
+      </w:r>
+      <w:r>
+        <w:rPr>
+          <w:rtl w:val="true"/>
+        </w:rPr>
+        <w:t xml:space="preserve">» · </w:t>
+      </w:r>
+      <w:r>
+        <w:rPr>
+          <w:rtl w:val="true"/>
+        </w:rPr>
+        <w:t xml:space="preserve">الموقوفة </w:t>
+      </w:r>
+      <w:r>
+        <w:rPr>
+          <w:rtl w:val="true"/>
+        </w:rPr>
+        <w:t xml:space="preserve">· </w:t>
+      </w:r>
+      <w:r>
+        <w:rPr>
+          <w:rtl w:val="true"/>
+        </w:rPr>
+        <w:t>والتحصيل السنوي المتوقّع — وجدول إدارة لكل مدرسة</w:t>
+      </w:r>
+      <w:r>
+        <w:rPr>
+          <w:rtl w:val="true"/>
+        </w:rPr>
+        <w:t xml:space="preserve">. </w:t>
+      </w:r>
+    </w:p>
+    <w:p>
+      <w:pPr>
+        <w:pStyle w:val="TextBody"/>
+        <w:numPr>
+          <w:ilvl w:val="0"/>
+          <w:numId w:val="10"/>
+        </w:numPr>
+        <w:tabs>
+          <w:tab w:val="clear" w:pos="1134"/>
+          <w:tab w:val="left" w:pos="709" w:leader="none"/>
+        </w:tabs>
+        <w:bidi w:val="1"/>
+        <w:ind w:left="709" w:firstLine="992"/>
+        <w:jc w:val="right"/>
+        <w:rPr/>
+      </w:pPr>
+      <w:r>
+        <w:rPr>
+          <w:rStyle w:val="StrongEmphasis"/>
+          <w:rtl w:val="true"/>
+        </w:rPr>
+        <w:t>شاشة التهيئة الأولى</w:t>
+      </w:r>
+      <w:r>
+        <w:rPr>
+          <w:rtl w:val="true"/>
+        </w:rPr>
+        <w:t>تحدّد الباقة الافتراضية ورسم التأسيس للمدارس التي تُضاف لاحقًا</w:t>
+      </w:r>
+      <w:r>
+        <w:rPr>
+          <w:rtl w:val="true"/>
+        </w:rPr>
+        <w:t xml:space="preserve">. </w:t>
+      </w:r>
+    </w:p>
+    <w:p>
+      <w:pPr>
+        <w:pStyle w:val="TextBody"/>
+        <w:bidi w:val="1"/>
+        <w:spacing w:before="0" w:after="0"/>
+        <w:jc w:val="right"/>
+        <w:rPr/>
+      </w:pPr>
+      <w:r>
+        <w:rPr>
+          <w:rStyle w:val="StrongEmphasis"/>
+          <w:rtl w:val="true"/>
+        </w:rPr>
+        <w:t>ماذا يرى قائد المدرسة؟</w:t>
+      </w:r>
+      <w:r>
+        <w:rPr>
+          <w:rtl w:val="true"/>
+        </w:rPr>
+        <w:t xml:space="preserve"> بطاقة </w:t>
+      </w:r>
+      <w:r>
+        <w:rPr>
+          <w:rtl w:val="true"/>
+        </w:rPr>
+        <w:t>«</w:t>
+      </w:r>
+      <w:r>
+        <w:rPr>
+          <w:rtl w:val="true"/>
+        </w:rPr>
+        <w:t>الباقة والاشتراك</w:t>
+      </w:r>
+      <w:r>
+        <w:rPr>
+          <w:rtl w:val="true"/>
+        </w:rPr>
+        <w:t xml:space="preserve">» </w:t>
+      </w:r>
+      <w:r>
+        <w:rPr>
+          <w:rtl w:val="true"/>
+        </w:rPr>
+        <w:t>في لوحته</w:t>
+      </w:r>
+      <w:r>
+        <w:rPr>
+          <w:rtl w:val="true"/>
+        </w:rPr>
+        <w:t xml:space="preserve">: </w:t>
+      </w:r>
+      <w:r>
+        <w:rPr>
+          <w:rtl w:val="true"/>
+        </w:rPr>
+        <w:t xml:space="preserve">باقته الحالية وتاريخ السريان والأيام المتبقية، وتنبيه إن كان الاشتراك ينتهي قريبًا أو متأخّرًا — وإن كان على </w:t>
+      </w:r>
+      <w:r>
+        <w:rPr>
+          <w:rtl w:val="true"/>
+        </w:rPr>
+        <w:t>«</w:t>
+      </w:r>
+      <w:r>
+        <w:rPr>
+          <w:rtl w:val="true"/>
+        </w:rPr>
+        <w:t>كلاسيك</w:t>
+      </w:r>
+      <w:r>
+        <w:rPr>
+          <w:rtl w:val="true"/>
+        </w:rPr>
+        <w:t xml:space="preserve">» </w:t>
+      </w:r>
+      <w:r>
+        <w:rPr>
+          <w:rtl w:val="true"/>
+        </w:rPr>
+        <w:t xml:space="preserve">فيراها مع مزايا الترقية إلى </w:t>
+      </w:r>
+      <w:r>
+        <w:rPr>
+          <w:rtl w:val="true"/>
+        </w:rPr>
+        <w:t>«</w:t>
+      </w:r>
+      <w:r>
+        <w:rPr>
+          <w:rtl w:val="true"/>
+        </w:rPr>
+        <w:t>برو</w:t>
+      </w:r>
+      <w:r>
+        <w:rPr>
+          <w:rtl w:val="true"/>
+        </w:rPr>
+        <w:t xml:space="preserve">» </w:t>
+      </w:r>
+      <w:r>
+        <w:rPr>
+          <w:rtl w:val="true"/>
+        </w:rPr>
+        <w:t>والفرق السنوي</w:t>
       </w:r>
       <w:r>
         <w:rPr>
@@ -8518,6 +10213,111 @@
     </w:p>
     <w:p>
       <w:pPr>
+        <w:pStyle w:val="TextBody"/>
+        <w:bidi w:val="1"/>
+        <w:spacing w:before="0" w:after="0"/>
+        <w:jc w:val="right"/>
+        <w:rPr/>
+      </w:pPr>
+      <w:r>
+        <w:rPr>
+          <w:rStyle w:val="StrongEmphasis"/>
+          <w:rtl w:val="true"/>
+        </w:rPr>
+        <w:t>سجل التدقيق</w:t>
+      </w:r>
+      <w:r>
+        <w:rPr>
+          <w:rtl w:val="true"/>
+        </w:rPr>
+        <w:t xml:space="preserve"> كل سداد وكل إيقاف وكل تبديل باقة يُقيَّد باسم المشرف ووقته، ويصل إشعار لإدارة المدرسة — فلا قرار مالي أو تشغيلي بلا أثر</w:t>
+      </w:r>
+      <w:r>
+        <w:rPr>
+          <w:rtl w:val="true"/>
+        </w:rPr>
+        <w:t>.</w:t>
+      </w:r>
+    </w:p>
+    <w:p>
+      <w:pPr>
+        <w:pStyle w:val="TextBody"/>
+        <w:bidi w:val="1"/>
+        <w:jc w:val="right"/>
+        <w:rPr/>
+      </w:pPr>
+      <w:r>
+        <w:rPr/>
+        <w:t>5</w:t>
+      </w:r>
+    </w:p>
+    <w:p>
+      <w:pPr>
+        <w:pStyle w:val="Heading2"/>
+        <w:bidi w:val="1"/>
+        <w:jc w:val="right"/>
+        <w:rPr/>
+      </w:pPr>
+      <w:r>
+        <w:rPr>
+          <w:rtl w:val="true"/>
+        </w:rPr>
+        <w:t>المدير</w:t>
+      </w:r>
+      <w:r>
+        <w:rPr>
+          <w:rtl w:val="true"/>
+        </w:rPr>
+        <w:t xml:space="preserve">: </w:t>
+      </w:r>
+      <w:r>
+        <w:rPr>
+          <w:rtl w:val="true"/>
+        </w:rPr>
+        <w:t>الحسابات واستيراد نور وإسناد المواد</w:t>
+      </w:r>
+    </w:p>
+    <w:p>
+      <w:pPr>
+        <w:pStyle w:val="TextBody"/>
+        <w:bidi w:val="1"/>
+        <w:spacing w:before="0" w:after="150"/>
+        <w:jc w:val="right"/>
+        <w:rPr/>
+      </w:pPr>
+      <w:r>
+        <w:rPr>
+          <w:rtl w:val="true"/>
+        </w:rPr>
+        <w:t>من يستخدمها</w:t>
+      </w:r>
+      <w:r>
+        <w:rPr>
+          <w:rtl w:val="true"/>
+        </w:rPr>
+        <w:t xml:space="preserve">: </w:t>
+      </w:r>
+      <w:r>
+        <w:rPr>
+          <w:rtl w:val="true"/>
+        </w:rPr>
+        <w:t xml:space="preserve">مدير المدرسة </w:t>
+      </w:r>
+      <w:r>
+        <w:rPr>
+          <w:rStyle w:val="SourceText"/>
+        </w:rPr>
+        <w:t>principal</w:t>
+      </w:r>
+      <w:r>
+        <w:rPr>
+          <w:rtl w:val="true"/>
+        </w:rPr>
+        <w:t>.</w:t>
+      </w:r>
+    </w:p>
+    <w:p>
+      <w:pPr>
         <w:pStyle w:val="Heading3"/>
         <w:bidi w:val="1"/>
         <w:jc w:val="right"/>
@@ -8527,7 +10327,7 @@
         <w:rPr>
           <w:rtl w:val="true"/>
         </w:rPr>
-        <w:t>ج</w:t>
+        <w:t>أ</w:t>
       </w:r>
       <w:r>
         <w:rPr>
@@ -8539,23 +10339,7 @@
         <w:rPr>
           <w:rtl w:val="true"/>
         </w:rPr>
-        <w:t xml:space="preserve">استيراد المعلمين من نور </w:t>
-      </w:r>
-      <w:r>
-        <w:rPr>
-          <w:rtl w:val="true"/>
-        </w:rPr>
-        <w:t>(</w:t>
-      </w:r>
-      <w:r>
-        <w:rPr/>
-        <w:t>Excel/CSV</w:t>
-      </w:r>
-      <w:r>
-        <w:rPr>
-          <w:rtl w:val="true"/>
-        </w:rPr>
-        <w:t>)</w:t>
+        <w:t>إنشاء الحسابات</w:t>
       </w:r>
     </w:p>
     <w:p>
@@ -8580,45 +10364,34 @@
           <w:rStyle w:val="StrongEmphasis"/>
           <w:rtl w:val="true"/>
         </w:rPr>
-        <w:t>ارفع ملف نور</w:t>
-      </w:r>
-      <w:r>
-        <w:rPr>
-          <w:rtl w:val="true"/>
-        </w:rPr>
-        <w:t xml:space="preserve">ملف </w:t>
-      </w:r>
-      <w:r>
-        <w:rPr/>
-        <w:t>Excel</w:t>
-      </w:r>
-      <w:r>
-        <w:rPr>
-          <w:rtl w:val="true"/>
-        </w:rPr>
-        <w:t xml:space="preserve"> </w:t>
-      </w:r>
-      <w:r>
-        <w:rPr>
-          <w:rtl w:val="true"/>
-        </w:rPr>
-        <w:t xml:space="preserve">أو </w:t>
-      </w:r>
-      <w:r>
-        <w:rPr/>
-        <w:t>CSV</w:t>
-      </w:r>
-      <w:r>
-        <w:rPr>
-          <w:rtl w:val="true"/>
-        </w:rPr>
-        <w:t xml:space="preserve"> </w:t>
-      </w:r>
-      <w:r>
-        <w:rPr>
-          <w:rtl w:val="true"/>
-        </w:rPr>
-        <w:t>مستخرجًا من نظام نور</w:t>
+        <w:t xml:space="preserve">افتح </w:t>
+      </w:r>
+      <w:r>
+        <w:rPr>
+          <w:rStyle w:val="StrongEmphasis"/>
+          <w:rtl w:val="true"/>
+        </w:rPr>
+        <w:t>«</w:t>
+      </w:r>
+      <w:r>
+        <w:rPr>
+          <w:rStyle w:val="StrongEmphasis"/>
+          <w:rtl w:val="true"/>
+        </w:rPr>
+        <w:t>الموظفون والحسابات</w:t>
+      </w:r>
+      <w:r>
+        <w:rPr>
+          <w:rStyle w:val="StrongEmphasis"/>
+          <w:rtl w:val="true"/>
+        </w:rPr>
+        <w:t>»</w:t>
+      </w:r>
+      <w:r>
+        <w:rPr>
+          <w:rtl w:val="true"/>
+        </w:rPr>
+        <w:t>وأنشئ حسابات الوكيل والتوجيه والمعلمين ومسؤولي الخدمات</w:t>
       </w:r>
       <w:r>
         <w:rPr>
@@ -8649,61 +10422,13 @@
           <w:rStyle w:val="StrongEmphasis"/>
           <w:rtl w:val="true"/>
         </w:rPr>
-        <w:t>طابِق الأعمدة</w:t>
-      </w:r>
-      <w:r>
-        <w:rPr>
-          <w:rtl w:val="true"/>
-        </w:rPr>
-        <w:t xml:space="preserve">الاسم </w:t>
-      </w:r>
-      <w:r>
-        <w:rPr>
-          <w:rtl w:val="true"/>
-        </w:rPr>
-        <w:t xml:space="preserve">· </w:t>
-      </w:r>
-      <w:r>
-        <w:rPr>
-          <w:rtl w:val="true"/>
-        </w:rPr>
-        <w:t xml:space="preserve">المادة </w:t>
-      </w:r>
-      <w:r>
-        <w:rPr>
-          <w:rtl w:val="true"/>
-        </w:rPr>
-        <w:t xml:space="preserve">· </w:t>
-      </w:r>
-      <w:r>
-        <w:rPr>
-          <w:rtl w:val="true"/>
-        </w:rPr>
-        <w:t xml:space="preserve">رقم الهوية </w:t>
-      </w:r>
-      <w:r>
-        <w:rPr>
-          <w:rtl w:val="true"/>
-        </w:rPr>
-        <w:t xml:space="preserve">· </w:t>
-      </w:r>
-      <w:r>
-        <w:rPr>
-          <w:rtl w:val="true"/>
-        </w:rPr>
-        <w:t xml:space="preserve">الجوال </w:t>
-      </w:r>
-      <w:r>
-        <w:rPr>
-          <w:rtl w:val="true"/>
-        </w:rPr>
-        <w:t xml:space="preserve">· </w:t>
-      </w:r>
-      <w:r>
-        <w:rPr>
-          <w:rtl w:val="true"/>
-        </w:rPr>
-        <w:t xml:space="preserve">البريد — والمواد تُستخرج من عمود المادة </w:t>
+        <w:t>أنشئ كل حساب بدوره</w:t>
+      </w:r>
+      <w:r>
+        <w:rPr>
+          <w:rtl w:val="true"/>
+        </w:rPr>
+        <w:t xml:space="preserve">وعند اختيار دور المعلم يمكن تحديد فصوله ومواده بقوائم متسلسلة </w:t>
       </w:r>
       <w:r>
         <w:rPr>
@@ -8715,46 +10440,7 @@
         <w:rPr>
           <w:rtl w:val="true"/>
         </w:rPr>
-        <w:t xml:space="preserve">تفصلها </w:t>
-      </w:r>
-      <w:r>
-        <w:rPr>
-          <w:rStyle w:val="SourceText"/>
-          <w:rtl w:val="true"/>
-        </w:rPr>
-        <w:t>,</w:t>
-      </w:r>
-      <w:r>
-        <w:rPr>
-          <w:rtl w:val="true"/>
-        </w:rPr>
-        <w:t xml:space="preserve"> </w:t>
-      </w:r>
-      <w:r>
-        <w:rPr>
-          <w:rtl w:val="true"/>
-        </w:rPr>
-        <w:t xml:space="preserve">أو </w:t>
-      </w:r>
-      <w:r>
-        <w:rPr>
-          <w:rStyle w:val="SourceText"/>
-          <w:rtl w:val="true"/>
-        </w:rPr>
-        <w:t>،</w:t>
-      </w:r>
-      <w:r>
-        <w:rPr>
-          <w:rtl w:val="true"/>
-        </w:rPr>
-        <w:t xml:space="preserve"> أو </w:t>
-      </w:r>
-      <w:r>
-        <w:rPr>
-          <w:rStyle w:val="SourceText"/>
-          <w:rtl w:val="true"/>
-        </w:rPr>
-        <w:t>/</w:t>
+        <w:t>المرحلة ← الصف ← الشعبة</w:t>
       </w:r>
       <w:r>
         <w:rPr>
@@ -8769,6 +10455,573 @@
         <w:numPr>
           <w:ilvl w:val="0"/>
           <w:numId w:val="11"/>
+        </w:numPr>
+        <w:tabs>
+          <w:tab w:val="clear" w:pos="1134"/>
+          <w:tab w:val="left" w:pos="709" w:leader="none"/>
+        </w:tabs>
+        <w:bidi w:val="1"/>
+        <w:ind w:left="709" w:firstLine="992"/>
+        <w:jc w:val="right"/>
+        <w:rPr/>
+      </w:pPr>
+      <w:r>
+        <w:rPr>
+          <w:rStyle w:val="StrongEmphasis"/>
+          <w:rtl w:val="true"/>
+        </w:rPr>
+        <w:t>لا تظهر إلا مواد مراحل المدرسة</w:t>
+      </w:r>
+      <w:r>
+        <w:rPr>
+          <w:rtl w:val="true"/>
+        </w:rPr>
+        <w:t>فلا يمكن إسناد مادة من مرحلة لا تشملها المدرسة</w:t>
+      </w:r>
+      <w:r>
+        <w:rPr>
+          <w:rtl w:val="true"/>
+        </w:rPr>
+        <w:t xml:space="preserve">. </w:t>
+      </w:r>
+    </w:p>
+    <w:p>
+      <w:pPr>
+        <w:pStyle w:val="Heading3"/>
+        <w:bidi w:val="1"/>
+        <w:jc w:val="right"/>
+        <w:rPr/>
+      </w:pPr>
+      <w:r>
+        <w:rPr>
+          <w:rtl w:val="true"/>
+        </w:rPr>
+        <w:t>ب</w:t>
+      </w:r>
+      <w:r>
+        <w:rPr>
+          <w:rtl w:val="true"/>
+        </w:rPr>
+        <w:t xml:space="preserve">) </w:t>
+      </w:r>
+      <w:r>
+        <w:rPr>
+          <w:rtl w:val="true"/>
+        </w:rPr>
+        <w:t>اعتماد طلبات التسجيل</w:t>
+      </w:r>
+    </w:p>
+    <w:p>
+      <w:pPr>
+        <w:pStyle w:val="TextBody"/>
+        <w:numPr>
+          <w:ilvl w:val="0"/>
+          <w:numId w:val="12"/>
+        </w:numPr>
+        <w:tabs>
+          <w:tab w:val="clear" w:pos="1134"/>
+          <w:tab w:val="left" w:pos="709" w:leader="none"/>
+        </w:tabs>
+        <w:bidi w:val="1"/>
+        <w:spacing w:before="0" w:after="0"/>
+        <w:ind w:left="709" w:firstLine="992"/>
+        <w:jc w:val="right"/>
+        <w:rPr/>
+      </w:pPr>
+      <w:r>
+        <w:rPr>
+          <w:rStyle w:val="StrongEmphasis"/>
+          <w:rtl w:val="true"/>
+        </w:rPr>
+        <w:t>يسجّل الموظف نفسه</w:t>
+      </w:r>
+      <w:r>
+        <w:rPr>
+          <w:rtl w:val="true"/>
+        </w:rPr>
+        <w:t xml:space="preserve">من </w:t>
+      </w:r>
+      <w:r>
+        <w:rPr>
+          <w:rtl w:val="true"/>
+        </w:rPr>
+        <w:t>«</w:t>
+      </w:r>
+      <w:r>
+        <w:rPr>
+          <w:rtl w:val="true"/>
+        </w:rPr>
+        <w:t>إنشاء حساب جديد</w:t>
+      </w:r>
+      <w:r>
+        <w:rPr>
+          <w:rtl w:val="true"/>
+        </w:rPr>
+        <w:t xml:space="preserve">» </w:t>
+      </w:r>
+      <w:r>
+        <w:rPr>
+          <w:rtl w:val="true"/>
+        </w:rPr>
+        <w:t xml:space="preserve">فيصل طلبه بحالة </w:t>
+      </w:r>
+      <w:r>
+        <w:rPr>
+          <w:rtl w:val="true"/>
+        </w:rPr>
+        <w:t>«</w:t>
+      </w:r>
+      <w:r>
+        <w:rPr>
+          <w:rtl w:val="true"/>
+        </w:rPr>
+        <w:t>بانتظار الاعتماد</w:t>
+      </w:r>
+      <w:r>
+        <w:rPr>
+          <w:rtl w:val="true"/>
+        </w:rPr>
+        <w:t xml:space="preserve">». </w:t>
+      </w:r>
+    </w:p>
+    <w:p>
+      <w:pPr>
+        <w:pStyle w:val="TextBody"/>
+        <w:numPr>
+          <w:ilvl w:val="0"/>
+          <w:numId w:val="12"/>
+        </w:numPr>
+        <w:tabs>
+          <w:tab w:val="clear" w:pos="1134"/>
+          <w:tab w:val="left" w:pos="709" w:leader="none"/>
+        </w:tabs>
+        <w:bidi w:val="1"/>
+        <w:spacing w:before="0" w:after="0"/>
+        <w:ind w:left="709" w:firstLine="992"/>
+        <w:jc w:val="right"/>
+        <w:rPr/>
+      </w:pPr>
+      <w:r>
+        <w:rPr>
+          <w:rStyle w:val="StrongEmphasis"/>
+          <w:rtl w:val="true"/>
+        </w:rPr>
+        <w:t>يظهر الطلب للمدير</w:t>
+      </w:r>
+      <w:r>
+        <w:rPr>
+          <w:rtl w:val="true"/>
+        </w:rPr>
+        <w:t xml:space="preserve">في </w:t>
+      </w:r>
+      <w:r>
+        <w:rPr>
+          <w:rtl w:val="true"/>
+        </w:rPr>
+        <w:t>«</w:t>
+      </w:r>
+      <w:r>
+        <w:rPr>
+          <w:rtl w:val="true"/>
+        </w:rPr>
+        <w:t>إدارة الحسابات ← طلبات الاعتماد</w:t>
+      </w:r>
+      <w:r>
+        <w:rPr>
+          <w:rtl w:val="true"/>
+        </w:rPr>
+        <w:t xml:space="preserve">» </w:t>
+      </w:r>
+      <w:r>
+        <w:rPr>
+          <w:rtl w:val="true"/>
+        </w:rPr>
+        <w:t>بعدّاد يبيّن عدد الطلبات</w:t>
+      </w:r>
+      <w:r>
+        <w:rPr>
+          <w:rtl w:val="true"/>
+        </w:rPr>
+        <w:t xml:space="preserve">. </w:t>
+      </w:r>
+    </w:p>
+    <w:p>
+      <w:pPr>
+        <w:pStyle w:val="TextBody"/>
+        <w:numPr>
+          <w:ilvl w:val="0"/>
+          <w:numId w:val="12"/>
+        </w:numPr>
+        <w:tabs>
+          <w:tab w:val="clear" w:pos="1134"/>
+          <w:tab w:val="left" w:pos="709" w:leader="none"/>
+        </w:tabs>
+        <w:bidi w:val="1"/>
+        <w:ind w:left="709" w:firstLine="992"/>
+        <w:jc w:val="right"/>
+        <w:rPr/>
+      </w:pPr>
+      <w:r>
+        <w:rPr>
+          <w:rStyle w:val="StrongEmphasis"/>
+          <w:rtl w:val="true"/>
+        </w:rPr>
+        <w:t xml:space="preserve">اضغط </w:t>
+      </w:r>
+      <w:r>
+        <w:rPr>
+          <w:rStyle w:val="StrongEmphasis"/>
+          <w:rtl w:val="true"/>
+        </w:rPr>
+        <w:t>«</w:t>
+      </w:r>
+      <w:r>
+        <w:rPr>
+          <w:rStyle w:val="StrongEmphasis"/>
+          <w:rtl w:val="true"/>
+        </w:rPr>
+        <w:t>اعتماد</w:t>
+      </w:r>
+      <w:r>
+        <w:rPr>
+          <w:rStyle w:val="StrongEmphasis"/>
+          <w:rtl w:val="true"/>
+        </w:rPr>
+        <w:t xml:space="preserve">» </w:t>
+      </w:r>
+      <w:r>
+        <w:rPr>
+          <w:rStyle w:val="StrongEmphasis"/>
+          <w:rtl w:val="true"/>
+        </w:rPr>
+        <w:t xml:space="preserve">أو </w:t>
+      </w:r>
+      <w:r>
+        <w:rPr>
+          <w:rStyle w:val="StrongEmphasis"/>
+          <w:rtl w:val="true"/>
+        </w:rPr>
+        <w:t>«</w:t>
+      </w:r>
+      <w:r>
+        <w:rPr>
+          <w:rStyle w:val="StrongEmphasis"/>
+          <w:rtl w:val="true"/>
+        </w:rPr>
+        <w:t>رفض</w:t>
+      </w:r>
+      <w:r>
+        <w:rPr>
+          <w:rStyle w:val="StrongEmphasis"/>
+          <w:rtl w:val="true"/>
+        </w:rPr>
+        <w:t>»</w:t>
+      </w:r>
+      <w:r>
+        <w:rPr>
+          <w:rtl w:val="true"/>
+        </w:rPr>
+        <w:t>الاعتماد يجعل الحساب نشطًا ويستطيع الدخول، ويصله إشعار</w:t>
+      </w:r>
+      <w:r>
+        <w:rPr>
+          <w:rtl w:val="true"/>
+        </w:rPr>
+        <w:t>/</w:t>
+      </w:r>
+      <w:r>
+        <w:rPr>
+          <w:rtl w:val="true"/>
+        </w:rPr>
+        <w:t>رسالة</w:t>
+      </w:r>
+      <w:r>
+        <w:rPr>
+          <w:rtl w:val="true"/>
+        </w:rPr>
+        <w:t xml:space="preserve">. </w:t>
+      </w:r>
+    </w:p>
+    <w:p>
+      <w:pPr>
+        <w:pStyle w:val="TextBody"/>
+        <w:bidi w:val="1"/>
+        <w:jc w:val="right"/>
+        <w:rPr/>
+      </w:pPr>
+      <w:r>
+        <w:rPr>
+          <w:rStyle w:val="StrongEmphasis"/>
+          <w:rtl w:val="true"/>
+        </w:rPr>
+        <w:t>ملاحظة</w:t>
+      </w:r>
+      <w:r>
+        <w:rPr>
+          <w:rtl w:val="true"/>
+        </w:rPr>
+        <w:t xml:space="preserve"> الطالب يُفعَّل فورًا بلا اعتماد؛ الاعتماد مطلوب للمعلم والتوجيه ومراقب الغياب</w:t>
+      </w:r>
+      <w:r>
+        <w:rPr>
+          <w:rtl w:val="true"/>
+        </w:rPr>
+        <w:t>.</w:t>
+      </w:r>
+    </w:p>
+    <w:p>
+      <w:pPr>
+        <w:pStyle w:val="Heading3"/>
+        <w:bidi w:val="1"/>
+        <w:jc w:val="right"/>
+        <w:rPr/>
+      </w:pPr>
+      <w:r>
+        <w:rPr>
+          <w:rtl w:val="true"/>
+        </w:rPr>
+        <w:t>ج</w:t>
+      </w:r>
+      <w:r>
+        <w:rPr>
+          <w:rtl w:val="true"/>
+        </w:rPr>
+        <w:t xml:space="preserve">) </w:t>
+      </w:r>
+      <w:r>
+        <w:rPr>
+          <w:rtl w:val="true"/>
+        </w:rPr>
+        <w:t xml:space="preserve">استيراد المعلمين من نور </w:t>
+      </w:r>
+      <w:r>
+        <w:rPr>
+          <w:rtl w:val="true"/>
+        </w:rPr>
+        <w:t>(</w:t>
+      </w:r>
+      <w:r>
+        <w:rPr/>
+        <w:t>Excel/CSV</w:t>
+      </w:r>
+      <w:r>
+        <w:rPr>
+          <w:rtl w:val="true"/>
+        </w:rPr>
+        <w:t>)</w:t>
+      </w:r>
+    </w:p>
+    <w:p>
+      <w:pPr>
+        <w:pStyle w:val="TextBody"/>
+        <w:numPr>
+          <w:ilvl w:val="0"/>
+          <w:numId w:val="13"/>
+        </w:numPr>
+        <w:tabs>
+          <w:tab w:val="clear" w:pos="1134"/>
+          <w:tab w:val="left" w:pos="709" w:leader="none"/>
+        </w:tabs>
+        <w:bidi w:val="1"/>
+        <w:spacing w:before="0" w:after="0"/>
+        <w:ind w:left="709" w:firstLine="992"/>
+        <w:jc w:val="right"/>
+        <w:rPr/>
+      </w:pPr>
+      <w:r>
+        <w:rPr>
+          <w:rStyle w:val="StrongEmphasis"/>
+          <w:rtl w:val="true"/>
+        </w:rPr>
+        <w:t>ارفع ملف نور</w:t>
+      </w:r>
+      <w:r>
+        <w:rPr>
+          <w:rtl w:val="true"/>
+        </w:rPr>
+        <w:t xml:space="preserve">ملف </w:t>
+      </w:r>
+      <w:r>
+        <w:rPr/>
+        <w:t>Excel</w:t>
+      </w:r>
+      <w:r>
+        <w:rPr>
+          <w:rtl w:val="true"/>
+        </w:rPr>
+        <w:t xml:space="preserve"> </w:t>
+      </w:r>
+      <w:r>
+        <w:rPr>
+          <w:rtl w:val="true"/>
+        </w:rPr>
+        <w:t xml:space="preserve">أو </w:t>
+      </w:r>
+      <w:r>
+        <w:rPr/>
+        <w:t>CSV</w:t>
+      </w:r>
+      <w:r>
+        <w:rPr>
+          <w:rtl w:val="true"/>
+        </w:rPr>
+        <w:t xml:space="preserve"> </w:t>
+      </w:r>
+      <w:r>
+        <w:rPr>
+          <w:rtl w:val="true"/>
+        </w:rPr>
+        <w:t>مستخرجًا من نظام نور</w:t>
+      </w:r>
+      <w:r>
+        <w:rPr>
+          <w:rtl w:val="true"/>
+        </w:rPr>
+        <w:t xml:space="preserve">. </w:t>
+      </w:r>
+    </w:p>
+    <w:p>
+      <w:pPr>
+        <w:pStyle w:val="TextBody"/>
+        <w:numPr>
+          <w:ilvl w:val="0"/>
+          <w:numId w:val="13"/>
+        </w:numPr>
+        <w:tabs>
+          <w:tab w:val="clear" w:pos="1134"/>
+          <w:tab w:val="left" w:pos="709" w:leader="none"/>
+        </w:tabs>
+        <w:bidi w:val="1"/>
+        <w:spacing w:before="0" w:after="0"/>
+        <w:ind w:left="709" w:firstLine="992"/>
+        <w:jc w:val="right"/>
+        <w:rPr/>
+      </w:pPr>
+      <w:r>
+        <w:rPr>
+          <w:rStyle w:val="StrongEmphasis"/>
+          <w:rtl w:val="true"/>
+        </w:rPr>
+        <w:t>طابِق الأعمدة</w:t>
+      </w:r>
+      <w:r>
+        <w:rPr>
+          <w:rtl w:val="true"/>
+        </w:rPr>
+        <w:t xml:space="preserve">الاسم </w:t>
+      </w:r>
+      <w:r>
+        <w:rPr>
+          <w:rtl w:val="true"/>
+        </w:rPr>
+        <w:t xml:space="preserve">· </w:t>
+      </w:r>
+      <w:r>
+        <w:rPr>
+          <w:rtl w:val="true"/>
+        </w:rPr>
+        <w:t xml:space="preserve">المادة </w:t>
+      </w:r>
+      <w:r>
+        <w:rPr>
+          <w:rtl w:val="true"/>
+        </w:rPr>
+        <w:t xml:space="preserve">· </w:t>
+      </w:r>
+      <w:r>
+        <w:rPr>
+          <w:rtl w:val="true"/>
+        </w:rPr>
+        <w:t xml:space="preserve">رقم الهوية </w:t>
+      </w:r>
+      <w:r>
+        <w:rPr>
+          <w:rtl w:val="true"/>
+        </w:rPr>
+        <w:t xml:space="preserve">· </w:t>
+      </w:r>
+      <w:r>
+        <w:rPr>
+          <w:rtl w:val="true"/>
+        </w:rPr>
+        <w:t xml:space="preserve">الجوال </w:t>
+      </w:r>
+      <w:r>
+        <w:rPr>
+          <w:rtl w:val="true"/>
+        </w:rPr>
+        <w:t xml:space="preserve">· </w:t>
+      </w:r>
+      <w:r>
+        <w:rPr>
+          <w:rtl w:val="true"/>
+        </w:rPr>
+        <w:t xml:space="preserve">البريد — والمواد تُستخرج من عمود المادة </w:t>
+      </w:r>
+      <w:r>
+        <w:rPr>
+          <w:rtl w:val="true"/>
+        </w:rPr>
+        <w:t>(</w:t>
+      </w:r>
+      <w:r>
+        <w:rPr>
+          <w:rtl w:val="true"/>
+        </w:rPr>
+        <w:t xml:space="preserve">تفصلها </w:t>
+      </w:r>
+      <w:r>
+        <w:rPr>
+          <w:rStyle w:val="SourceText"/>
+          <w:rtl w:val="true"/>
+        </w:rPr>
+        <w:t>,</w:t>
+      </w:r>
+      <w:r>
+        <w:rPr>
+          <w:rtl w:val="true"/>
+        </w:rPr>
+        <w:t xml:space="preserve"> </w:t>
+      </w:r>
+      <w:r>
+        <w:rPr>
+          <w:rtl w:val="true"/>
+        </w:rPr>
+        <w:t xml:space="preserve">أو </w:t>
+      </w:r>
+      <w:r>
+        <w:rPr>
+          <w:rStyle w:val="SourceText"/>
+          <w:rtl w:val="true"/>
+        </w:rPr>
+        <w:t>،</w:t>
+      </w:r>
+      <w:r>
+        <w:rPr>
+          <w:rtl w:val="true"/>
+        </w:rPr>
+        <w:t xml:space="preserve"> أو </w:t>
+      </w:r>
+      <w:r>
+        <w:rPr>
+          <w:rStyle w:val="SourceText"/>
+          <w:rtl w:val="true"/>
+        </w:rPr>
+        <w:t>/</w:t>
+      </w:r>
+      <w:r>
+        <w:rPr>
+          <w:rtl w:val="true"/>
+        </w:rPr>
+        <w:t xml:space="preserve">). </w:t>
+      </w:r>
+    </w:p>
+    <w:p>
+      <w:pPr>
+        <w:pStyle w:val="TextBody"/>
+        <w:numPr>
+          <w:ilvl w:val="0"/>
+          <w:numId w:val="13"/>
         </w:numPr>
         <w:tabs>
           <w:tab w:val="clear" w:pos="1134"/>
@@ -9282,7 +11535,7 @@
         <w:pStyle w:val="TextBody"/>
         <w:numPr>
           <w:ilvl w:val="0"/>
-          <w:numId w:val="12"/>
+          <w:numId w:val="14"/>
         </w:numPr>
         <w:tabs>
           <w:tab w:val="clear" w:pos="1134"/>
@@ -9312,485 +11565,6 @@
           <w:rtl w:val="true"/>
         </w:rPr>
         <w:t xml:space="preserve">. </w:t>
-      </w:r>
-    </w:p>
-    <w:p>
-      <w:pPr>
-        <w:pStyle w:val="TextBody"/>
-        <w:numPr>
-          <w:ilvl w:val="0"/>
-          <w:numId w:val="12"/>
-        </w:numPr>
-        <w:tabs>
-          <w:tab w:val="clear" w:pos="1134"/>
-          <w:tab w:val="left" w:pos="709" w:leader="none"/>
-        </w:tabs>
-        <w:bidi w:val="1"/>
-        <w:spacing w:before="0" w:after="0"/>
-        <w:ind w:left="709" w:firstLine="992"/>
-        <w:jc w:val="right"/>
-        <w:rPr/>
-      </w:pPr>
-      <w:r>
-        <w:rPr>
-          <w:rStyle w:val="StrongEmphasis"/>
-          <w:rtl w:val="true"/>
-        </w:rPr>
-        <w:t>استورد الطلاب</w:t>
-      </w:r>
-      <w:r>
-        <w:rPr>
-          <w:rtl w:val="true"/>
-        </w:rPr>
-        <w:t xml:space="preserve">ملف </w:t>
-      </w:r>
-      <w:r>
-        <w:rPr>
-          <w:rStyle w:val="SourceText"/>
-          <w:rtl w:val="true"/>
-        </w:rPr>
-        <w:t>.</w:t>
-      </w:r>
-      <w:r>
-        <w:rPr>
-          <w:rStyle w:val="SourceText"/>
-        </w:rPr>
-        <w:t>xlsx/.xls/.csv</w:t>
-      </w:r>
-      <w:r>
-        <w:rPr>
-          <w:rtl w:val="true"/>
-        </w:rPr>
-        <w:t xml:space="preserve"> </w:t>
-      </w:r>
-      <w:r>
-        <w:rPr>
-          <w:rtl w:val="true"/>
-        </w:rPr>
-        <w:t>بأعمدة</w:t>
-      </w:r>
-      <w:r>
-        <w:rPr>
-          <w:rtl w:val="true"/>
-        </w:rPr>
-        <w:t xml:space="preserve">: </w:t>
-      </w:r>
-      <w:r>
-        <w:rPr>
-          <w:rtl w:val="true"/>
-        </w:rPr>
-        <w:t>اسم الطالب، رقم الهوية، جوال ولي الأمر، المرحلة، الصف، الفصل</w:t>
-      </w:r>
-      <w:r>
-        <w:rPr>
-          <w:rtl w:val="true"/>
-        </w:rPr>
-        <w:t xml:space="preserve">. </w:t>
-      </w:r>
-    </w:p>
-    <w:p>
-      <w:pPr>
-        <w:pStyle w:val="TextBody"/>
-        <w:numPr>
-          <w:ilvl w:val="0"/>
-          <w:numId w:val="12"/>
-        </w:numPr>
-        <w:tabs>
-          <w:tab w:val="clear" w:pos="1134"/>
-          <w:tab w:val="left" w:pos="709" w:leader="none"/>
-        </w:tabs>
-        <w:bidi w:val="1"/>
-        <w:spacing w:before="0" w:after="0"/>
-        <w:ind w:left="709" w:firstLine="992"/>
-        <w:jc w:val="right"/>
-        <w:rPr/>
-      </w:pPr>
-      <w:r>
-        <w:rPr>
-          <w:rStyle w:val="StrongEmphasis"/>
-          <w:rtl w:val="true"/>
-        </w:rPr>
-        <w:t>الإسكان في الفصول</w:t>
-      </w:r>
-      <w:r>
-        <w:rPr>
-          <w:rtl w:val="true"/>
-        </w:rPr>
-        <w:t xml:space="preserve">إما فصل مستهدف واحد، أو قراءة الصف والشعبة من الملف تلقائيًا — وما لا يُطابق فصلاً قائمًا يُدرج في </w:t>
-      </w:r>
-      <w:r>
-        <w:rPr>
-          <w:rtl w:val="true"/>
-        </w:rPr>
-        <w:t>«</w:t>
-      </w:r>
-      <w:r>
-        <w:rPr>
-          <w:rtl w:val="true"/>
-        </w:rPr>
-        <w:t>غير مسكّنين</w:t>
-      </w:r>
-      <w:r>
-        <w:rPr>
-          <w:rtl w:val="true"/>
-        </w:rPr>
-        <w:t xml:space="preserve">». </w:t>
-      </w:r>
-    </w:p>
-    <w:p>
-      <w:pPr>
-        <w:pStyle w:val="TextBody"/>
-        <w:numPr>
-          <w:ilvl w:val="0"/>
-          <w:numId w:val="12"/>
-        </w:numPr>
-        <w:tabs>
-          <w:tab w:val="clear" w:pos="1134"/>
-          <w:tab w:val="left" w:pos="709" w:leader="none"/>
-        </w:tabs>
-        <w:bidi w:val="1"/>
-        <w:spacing w:before="0" w:after="0"/>
-        <w:ind w:left="709" w:firstLine="992"/>
-        <w:jc w:val="right"/>
-        <w:rPr/>
-      </w:pPr>
-      <w:r>
-        <w:rPr>
-          <w:rStyle w:val="StrongEmphasis"/>
-          <w:rtl w:val="true"/>
-        </w:rPr>
-        <w:t>أسكن غير المسكّنين</w:t>
-      </w:r>
-      <w:r>
-        <w:rPr>
-          <w:rtl w:val="true"/>
-        </w:rPr>
-        <w:t xml:space="preserve">تحديد فردي أو جماعي ثم </w:t>
-      </w:r>
-      <w:r>
-        <w:rPr>
-          <w:rtl w:val="true"/>
-        </w:rPr>
-        <w:t>«</w:t>
-      </w:r>
-      <w:r>
-        <w:rPr>
-          <w:rtl w:val="true"/>
-        </w:rPr>
-        <w:t>إسكان في فصل</w:t>
-      </w:r>
-      <w:r>
-        <w:rPr>
-          <w:rtl w:val="true"/>
-        </w:rPr>
-        <w:t xml:space="preserve">». </w:t>
-      </w:r>
-    </w:p>
-    <w:p>
-      <w:pPr>
-        <w:pStyle w:val="TextBody"/>
-        <w:numPr>
-          <w:ilvl w:val="0"/>
-          <w:numId w:val="12"/>
-        </w:numPr>
-        <w:tabs>
-          <w:tab w:val="clear" w:pos="1134"/>
-          <w:tab w:val="left" w:pos="709" w:leader="none"/>
-        </w:tabs>
-        <w:bidi w:val="1"/>
-        <w:ind w:left="709" w:firstLine="992"/>
-        <w:jc w:val="right"/>
-        <w:rPr/>
-      </w:pPr>
-      <w:r>
-        <w:rPr>
-          <w:rStyle w:val="StrongEmphasis"/>
-          <w:rtl w:val="true"/>
-        </w:rPr>
-        <w:t xml:space="preserve">انقل الطلاب </w:t>
-      </w:r>
-      <w:r>
-        <w:rPr>
-          <w:rStyle w:val="StrongEmphasis"/>
-          <w:rtl w:val="true"/>
-        </w:rPr>
-        <w:t>(</w:t>
-      </w:r>
-      <w:r>
-        <w:rPr>
-          <w:rStyle w:val="StrongEmphasis"/>
-          <w:rtl w:val="true"/>
-        </w:rPr>
-        <w:t>من الوكيل فقط</w:t>
-      </w:r>
-      <w:r>
-        <w:rPr>
-          <w:rStyle w:val="StrongEmphasis"/>
-          <w:rtl w:val="true"/>
-        </w:rPr>
-        <w:t>)</w:t>
-      </w:r>
-      <w:r>
-        <w:rPr>
-          <w:rtl w:val="true"/>
-        </w:rPr>
-        <w:t xml:space="preserve">فردي أو جماعي بسبب إلزامي، ويُقيَّد كل نقل في </w:t>
-      </w:r>
-      <w:r>
-        <w:rPr>
-          <w:rtl w:val="true"/>
-        </w:rPr>
-        <w:t>«</w:t>
-      </w:r>
-      <w:r>
-        <w:rPr>
-          <w:rtl w:val="true"/>
-        </w:rPr>
-        <w:t>سجل النقل</w:t>
-      </w:r>
-      <w:r>
-        <w:rPr>
-          <w:rtl w:val="true"/>
-        </w:rPr>
-        <w:t xml:space="preserve">» </w:t>
-      </w:r>
-      <w:r>
-        <w:rPr>
-          <w:rtl w:val="true"/>
-        </w:rPr>
-        <w:t>بالتاريخ والمنفّذ</w:t>
-      </w:r>
-      <w:r>
-        <w:rPr>
-          <w:rtl w:val="true"/>
-        </w:rPr>
-        <w:t xml:space="preserve">. </w:t>
-      </w:r>
-    </w:p>
-    <w:p>
-      <w:pPr>
-        <w:pStyle w:val="TextBody"/>
-        <w:bidi w:val="1"/>
-        <w:jc w:val="right"/>
-        <w:rPr/>
-      </w:pPr>
-      <w:r>
-        <w:rPr>
-          <w:rStyle w:val="StrongEmphasis"/>
-          <w:rtl w:val="true"/>
-        </w:rPr>
-        <w:t>تحذير</w:t>
-      </w:r>
-      <w:r>
-        <w:rPr>
-          <w:rtl w:val="true"/>
-        </w:rPr>
-        <w:t xml:space="preserve"> استيراد الطلاب وإسكانهم ونقلهم حصريًا لوكيل شؤون الطلاب؛ لا يملكه مدير المدرسة ولا المعلم</w:t>
-      </w:r>
-      <w:r>
-        <w:rPr>
-          <w:rtl w:val="true"/>
-        </w:rPr>
-        <w:t>.</w:t>
-      </w:r>
-    </w:p>
-    <w:p>
-      <w:pPr>
-        <w:pStyle w:val="Heading3"/>
-        <w:bidi w:val="1"/>
-        <w:jc w:val="right"/>
-        <w:rPr/>
-      </w:pPr>
-      <w:r>
-        <w:rPr>
-          <w:rtl w:val="true"/>
-        </w:rPr>
-        <w:t>ب</w:t>
-      </w:r>
-      <w:r>
-        <w:rPr>
-          <w:rtl w:val="true"/>
-        </w:rPr>
-        <w:t xml:space="preserve">) </w:t>
-      </w:r>
-      <w:r>
-        <w:rPr>
-          <w:rtl w:val="true"/>
-        </w:rPr>
-        <w:t>إسناد الفصول والمواد للمعلمين</w:t>
-      </w:r>
-    </w:p>
-    <w:p>
-      <w:pPr>
-        <w:pStyle w:val="TextBody"/>
-        <w:numPr>
-          <w:ilvl w:val="0"/>
-          <w:numId w:val="13"/>
-        </w:numPr>
-        <w:tabs>
-          <w:tab w:val="clear" w:pos="1134"/>
-          <w:tab w:val="left" w:pos="709" w:leader="none"/>
-        </w:tabs>
-        <w:bidi w:val="1"/>
-        <w:spacing w:before="0" w:after="0"/>
-        <w:ind w:left="709" w:firstLine="992"/>
-        <w:jc w:val="right"/>
-        <w:rPr/>
-      </w:pPr>
-      <w:r>
-        <w:rPr>
-          <w:rStyle w:val="StrongEmphasis"/>
-          <w:rtl w:val="true"/>
-        </w:rPr>
-        <w:t xml:space="preserve">افتح </w:t>
-      </w:r>
-      <w:r>
-        <w:rPr>
-          <w:rStyle w:val="StrongEmphasis"/>
-          <w:rtl w:val="true"/>
-        </w:rPr>
-        <w:t>«</w:t>
-      </w:r>
-      <w:r>
-        <w:rPr>
-          <w:rStyle w:val="StrongEmphasis"/>
-          <w:rtl w:val="true"/>
-        </w:rPr>
-        <w:t>إسناد الفصول والمواد</w:t>
-      </w:r>
-      <w:r>
-        <w:rPr>
-          <w:rStyle w:val="StrongEmphasis"/>
-          <w:rtl w:val="true"/>
-        </w:rPr>
-        <w:t>»</w:t>
-      </w:r>
-      <w:r>
-        <w:rPr>
-          <w:rtl w:val="true"/>
-        </w:rPr>
-        <w:t>واختر المعلم من القائمة</w:t>
-      </w:r>
-      <w:r>
-        <w:rPr>
-          <w:rtl w:val="true"/>
-        </w:rPr>
-        <w:t xml:space="preserve">. </w:t>
-      </w:r>
-    </w:p>
-    <w:p>
-      <w:pPr>
-        <w:pStyle w:val="TextBody"/>
-        <w:numPr>
-          <w:ilvl w:val="0"/>
-          <w:numId w:val="13"/>
-        </w:numPr>
-        <w:tabs>
-          <w:tab w:val="clear" w:pos="1134"/>
-          <w:tab w:val="left" w:pos="709" w:leader="none"/>
-        </w:tabs>
-        <w:bidi w:val="1"/>
-        <w:spacing w:before="0" w:after="0"/>
-        <w:ind w:left="709" w:firstLine="992"/>
-        <w:jc w:val="right"/>
-        <w:rPr/>
-      </w:pPr>
-      <w:r>
-        <w:rPr>
-          <w:rStyle w:val="StrongEmphasis"/>
-          <w:rtl w:val="true"/>
-        </w:rPr>
-        <w:t>حدّد فصوله ومواده</w:t>
-      </w:r>
-      <w:r>
-        <w:rPr>
-          <w:rtl w:val="true"/>
-        </w:rPr>
-        <w:t>بقوائم متسلسلة، والحصص الأسبوعية لكل إسناد</w:t>
-      </w:r>
-      <w:r>
-        <w:rPr>
-          <w:rtl w:val="true"/>
-        </w:rPr>
-        <w:t xml:space="preserve">. </w:t>
-      </w:r>
-    </w:p>
-    <w:p>
-      <w:pPr>
-        <w:pStyle w:val="TextBody"/>
-        <w:numPr>
-          <w:ilvl w:val="0"/>
-          <w:numId w:val="13"/>
-        </w:numPr>
-        <w:tabs>
-          <w:tab w:val="clear" w:pos="1134"/>
-          <w:tab w:val="left" w:pos="709" w:leader="none"/>
-        </w:tabs>
-        <w:bidi w:val="1"/>
-        <w:ind w:left="709" w:firstLine="992"/>
-        <w:jc w:val="right"/>
-        <w:rPr/>
-      </w:pPr>
-      <w:r>
-        <w:rPr>
-          <w:rStyle w:val="StrongEmphasis"/>
-          <w:rtl w:val="true"/>
-        </w:rPr>
-        <w:t>ثبّت الإسناد</w:t>
-      </w:r>
-      <w:r>
-        <w:rPr>
-          <w:rtl w:val="true"/>
-        </w:rPr>
-        <w:t xml:space="preserve">لتظهر للمعلم فصوله فقط في التحضير </w:t>
-      </w:r>
-      <w:r>
-        <w:rPr>
-          <w:rtl w:val="true"/>
-        </w:rPr>
-        <w:t>(</w:t>
-      </w:r>
-      <w:r>
-        <w:rPr>
-          <w:rtl w:val="true"/>
-        </w:rPr>
-        <w:t xml:space="preserve">الفصل </w:t>
-      </w:r>
-      <w:r>
-        <w:rPr/>
-        <w:t>7</w:t>
-      </w:r>
-      <w:r>
-        <w:rPr>
-          <w:rtl w:val="true"/>
-        </w:rPr>
-        <w:t xml:space="preserve">). </w:t>
-      </w:r>
-    </w:p>
-    <w:p>
-      <w:pPr>
-        <w:pStyle w:val="Heading3"/>
-        <w:bidi w:val="1"/>
-        <w:jc w:val="right"/>
-        <w:rPr/>
-      </w:pPr>
-      <w:r>
-        <w:rPr>
-          <w:rtl w:val="true"/>
-        </w:rPr>
-        <w:t>ج</w:t>
-      </w:r>
-      <w:r>
-        <w:rPr>
-          <w:rtl w:val="true"/>
-        </w:rPr>
-        <w:t xml:space="preserve">) </w:t>
-      </w:r>
-      <w:r>
-        <w:rPr>
-          <w:rtl w:val="true"/>
-        </w:rPr>
-        <w:t>جدول الحصص وقاعدة الإغلاق</w:t>
       </w:r>
     </w:p>
     <w:p>
@@ -9815,13 +11589,50 @@
           <w:rStyle w:val="StrongEmphasis"/>
           <w:rtl w:val="true"/>
         </w:rPr>
-        <w:t>اضبط الحصص</w:t>
-      </w:r>
-      <w:r>
-        <w:rPr>
-          <w:rtl w:val="true"/>
-        </w:rPr>
-        <w:t>رقم الحصة ووقت البداية والنهاية لكل حصة</w:t>
+        <w:t>استورد الطلاب</w:t>
+      </w:r>
+      <w:r>
+        <w:rPr>
+          <w:rtl w:val="true"/>
+        </w:rPr>
+        <w:t xml:space="preserve">ملف </w:t>
+      </w:r>
+      <w:r>
+        <w:rPr>
+          <w:rStyle w:val="SourceText"/>
+          <w:rtl w:val="true"/>
+        </w:rPr>
+        <w:t>.</w:t>
+      </w:r>
+      <w:r>
+        <w:rPr>
+          <w:rStyle w:val="SourceText"/>
+        </w:rPr>
+        <w:t>xlsx/.xls/.csv</w:t>
+      </w:r>
+      <w:r>
+        <w:rPr>
+          <w:rtl w:val="true"/>
+        </w:rPr>
+        <w:t xml:space="preserve"> </w:t>
+      </w:r>
+      <w:r>
+        <w:rPr>
+          <w:rtl w:val="true"/>
+        </w:rPr>
+        <w:t>بأعمدة</w:t>
+      </w:r>
+      <w:r>
+        <w:rPr>
+          <w:rtl w:val="true"/>
+        </w:rPr>
+        <w:t xml:space="preserve">: </w:t>
+      </w:r>
+      <w:r>
+        <w:rPr>
+          <w:rtl w:val="true"/>
+        </w:rPr>
+        <w:t>اسم الطالب، رقم الهوية، جوال ولي الأمر، المرحلة، الصف، الفصل</w:t>
       </w:r>
       <w:r>
         <w:rPr>
@@ -9852,7 +11663,13 @@
           <w:rStyle w:val="StrongEmphasis"/>
           <w:rtl w:val="true"/>
         </w:rPr>
-        <w:t>حدّد قاعدة الإغلاق</w:t>
+        <w:t>الإسكان في الفصول</w:t>
+      </w:r>
+      <w:r>
+        <w:rPr>
+          <w:rtl w:val="true"/>
+        </w:rPr>
+        <w:t xml:space="preserve">إما فصل مستهدف واحد، أو قراءة الصف والشعبة من الملف تلقائيًا — وما لا يُطابق فصلاً قائمًا يُدرج في </w:t>
       </w:r>
       <w:r>
         <w:rPr>
@@ -9864,49 +11681,13 @@
         <w:rPr>
           <w:rtl w:val="true"/>
         </w:rPr>
-        <w:t>منتصف الحصة</w:t>
-      </w:r>
-      <w:r>
-        <w:rPr>
-          <w:rtl w:val="true"/>
-        </w:rPr>
-        <w:t xml:space="preserve">» </w:t>
-      </w:r>
-      <w:r>
-        <w:rPr>
-          <w:rtl w:val="true"/>
-        </w:rPr>
-        <w:t xml:space="preserve">أو </w:t>
-      </w:r>
-      <w:r>
-        <w:rPr>
-          <w:rtl w:val="true"/>
-        </w:rPr>
-        <w:t>«</w:t>
-      </w:r>
-      <w:r>
-        <w:rPr>
-          <w:rtl w:val="true"/>
-        </w:rPr>
-        <w:t>نهاية الحصة</w:t>
-      </w:r>
-      <w:r>
-        <w:rPr>
-          <w:rtl w:val="true"/>
-        </w:rPr>
-        <w:t xml:space="preserve">» — </w:t>
-      </w:r>
-      <w:r>
-        <w:rPr>
-          <w:rtl w:val="true"/>
-        </w:rPr>
-        <w:t>وهي التي تحكم متى يُسمح للمعلم بإغلاق التحضير</w:t>
-      </w:r>
-      <w:r>
-        <w:rPr>
-          <w:rtl w:val="true"/>
-        </w:rPr>
-        <w:t xml:space="preserve">. </w:t>
+        <w:t>غير مسكّنين</w:t>
+      </w:r>
+      <w:r>
+        <w:rPr>
+          <w:rtl w:val="true"/>
+        </w:rPr>
+        <w:t xml:space="preserve">». </w:t>
       </w:r>
     </w:p>
     <w:p>
@@ -9915,6 +11696,478 @@
         <w:numPr>
           <w:ilvl w:val="0"/>
           <w:numId w:val="14"/>
+        </w:numPr>
+        <w:tabs>
+          <w:tab w:val="clear" w:pos="1134"/>
+          <w:tab w:val="left" w:pos="709" w:leader="none"/>
+        </w:tabs>
+        <w:bidi w:val="1"/>
+        <w:spacing w:before="0" w:after="0"/>
+        <w:ind w:left="709" w:firstLine="992"/>
+        <w:jc w:val="right"/>
+        <w:rPr/>
+      </w:pPr>
+      <w:r>
+        <w:rPr>
+          <w:rStyle w:val="StrongEmphasis"/>
+          <w:rtl w:val="true"/>
+        </w:rPr>
+        <w:t>أسكن غير المسكّنين</w:t>
+      </w:r>
+      <w:r>
+        <w:rPr>
+          <w:rtl w:val="true"/>
+        </w:rPr>
+        <w:t xml:space="preserve">تحديد فردي أو جماعي ثم </w:t>
+      </w:r>
+      <w:r>
+        <w:rPr>
+          <w:rtl w:val="true"/>
+        </w:rPr>
+        <w:t>«</w:t>
+      </w:r>
+      <w:r>
+        <w:rPr>
+          <w:rtl w:val="true"/>
+        </w:rPr>
+        <w:t>إسكان في فصل</w:t>
+      </w:r>
+      <w:r>
+        <w:rPr>
+          <w:rtl w:val="true"/>
+        </w:rPr>
+        <w:t xml:space="preserve">». </w:t>
+      </w:r>
+    </w:p>
+    <w:p>
+      <w:pPr>
+        <w:pStyle w:val="TextBody"/>
+        <w:numPr>
+          <w:ilvl w:val="0"/>
+          <w:numId w:val="14"/>
+        </w:numPr>
+        <w:tabs>
+          <w:tab w:val="clear" w:pos="1134"/>
+          <w:tab w:val="left" w:pos="709" w:leader="none"/>
+        </w:tabs>
+        <w:bidi w:val="1"/>
+        <w:ind w:left="709" w:firstLine="992"/>
+        <w:jc w:val="right"/>
+        <w:rPr/>
+      </w:pPr>
+      <w:r>
+        <w:rPr>
+          <w:rStyle w:val="StrongEmphasis"/>
+          <w:rtl w:val="true"/>
+        </w:rPr>
+        <w:t xml:space="preserve">انقل الطلاب </w:t>
+      </w:r>
+      <w:r>
+        <w:rPr>
+          <w:rStyle w:val="StrongEmphasis"/>
+          <w:rtl w:val="true"/>
+        </w:rPr>
+        <w:t>(</w:t>
+      </w:r>
+      <w:r>
+        <w:rPr>
+          <w:rStyle w:val="StrongEmphasis"/>
+          <w:rtl w:val="true"/>
+        </w:rPr>
+        <w:t>من الوكيل فقط</w:t>
+      </w:r>
+      <w:r>
+        <w:rPr>
+          <w:rStyle w:val="StrongEmphasis"/>
+          <w:rtl w:val="true"/>
+        </w:rPr>
+        <w:t>)</w:t>
+      </w:r>
+      <w:r>
+        <w:rPr>
+          <w:rtl w:val="true"/>
+        </w:rPr>
+        <w:t xml:space="preserve">فردي أو جماعي بسبب إلزامي، ويُقيَّد كل نقل في </w:t>
+      </w:r>
+      <w:r>
+        <w:rPr>
+          <w:rtl w:val="true"/>
+        </w:rPr>
+        <w:t>«</w:t>
+      </w:r>
+      <w:r>
+        <w:rPr>
+          <w:rtl w:val="true"/>
+        </w:rPr>
+        <w:t>سجل النقل</w:t>
+      </w:r>
+      <w:r>
+        <w:rPr>
+          <w:rtl w:val="true"/>
+        </w:rPr>
+        <w:t xml:space="preserve">» </w:t>
+      </w:r>
+      <w:r>
+        <w:rPr>
+          <w:rtl w:val="true"/>
+        </w:rPr>
+        <w:t>بالتاريخ والمنفّذ</w:t>
+      </w:r>
+      <w:r>
+        <w:rPr>
+          <w:rtl w:val="true"/>
+        </w:rPr>
+        <w:t xml:space="preserve">. </w:t>
+      </w:r>
+    </w:p>
+    <w:p>
+      <w:pPr>
+        <w:pStyle w:val="TextBody"/>
+        <w:bidi w:val="1"/>
+        <w:jc w:val="right"/>
+        <w:rPr/>
+      </w:pPr>
+      <w:r>
+        <w:rPr>
+          <w:rStyle w:val="StrongEmphasis"/>
+          <w:rtl w:val="true"/>
+        </w:rPr>
+        <w:t>تحذير</w:t>
+      </w:r>
+      <w:r>
+        <w:rPr>
+          <w:rtl w:val="true"/>
+        </w:rPr>
+        <w:t xml:space="preserve"> استيراد الطلاب وإسكانهم ونقلهم حصريًا لوكيل شؤون الطلاب؛ لا يملكه مدير المدرسة ولا المعلم</w:t>
+      </w:r>
+      <w:r>
+        <w:rPr>
+          <w:rtl w:val="true"/>
+        </w:rPr>
+        <w:t>.</w:t>
+      </w:r>
+    </w:p>
+    <w:p>
+      <w:pPr>
+        <w:pStyle w:val="Heading3"/>
+        <w:bidi w:val="1"/>
+        <w:jc w:val="right"/>
+        <w:rPr/>
+      </w:pPr>
+      <w:r>
+        <w:rPr>
+          <w:rtl w:val="true"/>
+        </w:rPr>
+        <w:t>ب</w:t>
+      </w:r>
+      <w:r>
+        <w:rPr>
+          <w:rtl w:val="true"/>
+        </w:rPr>
+        <w:t xml:space="preserve">) </w:t>
+      </w:r>
+      <w:r>
+        <w:rPr>
+          <w:rtl w:val="true"/>
+        </w:rPr>
+        <w:t>إسناد الفصول والمواد للمعلمين</w:t>
+      </w:r>
+    </w:p>
+    <w:p>
+      <w:pPr>
+        <w:pStyle w:val="TextBody"/>
+        <w:numPr>
+          <w:ilvl w:val="0"/>
+          <w:numId w:val="15"/>
+        </w:numPr>
+        <w:tabs>
+          <w:tab w:val="clear" w:pos="1134"/>
+          <w:tab w:val="left" w:pos="709" w:leader="none"/>
+        </w:tabs>
+        <w:bidi w:val="1"/>
+        <w:spacing w:before="0" w:after="0"/>
+        <w:ind w:left="709" w:firstLine="992"/>
+        <w:jc w:val="right"/>
+        <w:rPr/>
+      </w:pPr>
+      <w:r>
+        <w:rPr>
+          <w:rStyle w:val="StrongEmphasis"/>
+          <w:rtl w:val="true"/>
+        </w:rPr>
+        <w:t xml:space="preserve">افتح </w:t>
+      </w:r>
+      <w:r>
+        <w:rPr>
+          <w:rStyle w:val="StrongEmphasis"/>
+          <w:rtl w:val="true"/>
+        </w:rPr>
+        <w:t>«</w:t>
+      </w:r>
+      <w:r>
+        <w:rPr>
+          <w:rStyle w:val="StrongEmphasis"/>
+          <w:rtl w:val="true"/>
+        </w:rPr>
+        <w:t>إسناد الفصول والمواد</w:t>
+      </w:r>
+      <w:r>
+        <w:rPr>
+          <w:rStyle w:val="StrongEmphasis"/>
+          <w:rtl w:val="true"/>
+        </w:rPr>
+        <w:t>»</w:t>
+      </w:r>
+      <w:r>
+        <w:rPr>
+          <w:rtl w:val="true"/>
+        </w:rPr>
+        <w:t>واختر المعلم من القائمة</w:t>
+      </w:r>
+      <w:r>
+        <w:rPr>
+          <w:rtl w:val="true"/>
+        </w:rPr>
+        <w:t xml:space="preserve">. </w:t>
+      </w:r>
+    </w:p>
+    <w:p>
+      <w:pPr>
+        <w:pStyle w:val="TextBody"/>
+        <w:numPr>
+          <w:ilvl w:val="0"/>
+          <w:numId w:val="15"/>
+        </w:numPr>
+        <w:tabs>
+          <w:tab w:val="clear" w:pos="1134"/>
+          <w:tab w:val="left" w:pos="709" w:leader="none"/>
+        </w:tabs>
+        <w:bidi w:val="1"/>
+        <w:spacing w:before="0" w:after="0"/>
+        <w:ind w:left="709" w:firstLine="992"/>
+        <w:jc w:val="right"/>
+        <w:rPr/>
+      </w:pPr>
+      <w:r>
+        <w:rPr>
+          <w:rStyle w:val="StrongEmphasis"/>
+          <w:rtl w:val="true"/>
+        </w:rPr>
+        <w:t>حدّد فصوله ومواده</w:t>
+      </w:r>
+      <w:r>
+        <w:rPr>
+          <w:rtl w:val="true"/>
+        </w:rPr>
+        <w:t>بقوائم متسلسلة، والحصص الأسبوعية لكل إسناد</w:t>
+      </w:r>
+      <w:r>
+        <w:rPr>
+          <w:rtl w:val="true"/>
+        </w:rPr>
+        <w:t xml:space="preserve">. </w:t>
+      </w:r>
+    </w:p>
+    <w:p>
+      <w:pPr>
+        <w:pStyle w:val="TextBody"/>
+        <w:numPr>
+          <w:ilvl w:val="0"/>
+          <w:numId w:val="15"/>
+        </w:numPr>
+        <w:tabs>
+          <w:tab w:val="clear" w:pos="1134"/>
+          <w:tab w:val="left" w:pos="709" w:leader="none"/>
+        </w:tabs>
+        <w:bidi w:val="1"/>
+        <w:ind w:left="709" w:firstLine="992"/>
+        <w:jc w:val="right"/>
+        <w:rPr/>
+      </w:pPr>
+      <w:r>
+        <w:rPr>
+          <w:rStyle w:val="StrongEmphasis"/>
+          <w:rtl w:val="true"/>
+        </w:rPr>
+        <w:t>ثبّت الإسناد</w:t>
+      </w:r>
+      <w:r>
+        <w:rPr>
+          <w:rtl w:val="true"/>
+        </w:rPr>
+        <w:t xml:space="preserve">لتظهر للمعلم فصوله فقط في التحضير </w:t>
+      </w:r>
+      <w:r>
+        <w:rPr>
+          <w:rtl w:val="true"/>
+        </w:rPr>
+        <w:t>(</w:t>
+      </w:r>
+      <w:r>
+        <w:rPr>
+          <w:rtl w:val="true"/>
+        </w:rPr>
+        <w:t xml:space="preserve">الفصل </w:t>
+      </w:r>
+      <w:r>
+        <w:rPr/>
+        <w:t>7</w:t>
+      </w:r>
+      <w:r>
+        <w:rPr>
+          <w:rtl w:val="true"/>
+        </w:rPr>
+        <w:t xml:space="preserve">). </w:t>
+      </w:r>
+    </w:p>
+    <w:p>
+      <w:pPr>
+        <w:pStyle w:val="Heading3"/>
+        <w:bidi w:val="1"/>
+        <w:jc w:val="right"/>
+        <w:rPr/>
+      </w:pPr>
+      <w:r>
+        <w:rPr>
+          <w:rtl w:val="true"/>
+        </w:rPr>
+        <w:t>ج</w:t>
+      </w:r>
+      <w:r>
+        <w:rPr>
+          <w:rtl w:val="true"/>
+        </w:rPr>
+        <w:t xml:space="preserve">) </w:t>
+      </w:r>
+      <w:r>
+        <w:rPr>
+          <w:rtl w:val="true"/>
+        </w:rPr>
+        <w:t>جدول الحصص وقاعدة الإغلاق</w:t>
+      </w:r>
+    </w:p>
+    <w:p>
+      <w:pPr>
+        <w:pStyle w:val="TextBody"/>
+        <w:numPr>
+          <w:ilvl w:val="0"/>
+          <w:numId w:val="16"/>
+        </w:numPr>
+        <w:tabs>
+          <w:tab w:val="clear" w:pos="1134"/>
+          <w:tab w:val="left" w:pos="709" w:leader="none"/>
+        </w:tabs>
+        <w:bidi w:val="1"/>
+        <w:spacing w:before="0" w:after="0"/>
+        <w:ind w:left="709" w:firstLine="992"/>
+        <w:jc w:val="right"/>
+        <w:rPr/>
+      </w:pPr>
+      <w:r>
+        <w:rPr>
+          <w:rStyle w:val="StrongEmphasis"/>
+          <w:rtl w:val="true"/>
+        </w:rPr>
+        <w:t>اضبط الحصص</w:t>
+      </w:r>
+      <w:r>
+        <w:rPr>
+          <w:rtl w:val="true"/>
+        </w:rPr>
+        <w:t>رقم الحصة ووقت البداية والنهاية لكل حصة</w:t>
+      </w:r>
+      <w:r>
+        <w:rPr>
+          <w:rtl w:val="true"/>
+        </w:rPr>
+        <w:t xml:space="preserve">. </w:t>
+      </w:r>
+    </w:p>
+    <w:p>
+      <w:pPr>
+        <w:pStyle w:val="TextBody"/>
+        <w:numPr>
+          <w:ilvl w:val="0"/>
+          <w:numId w:val="16"/>
+        </w:numPr>
+        <w:tabs>
+          <w:tab w:val="clear" w:pos="1134"/>
+          <w:tab w:val="left" w:pos="709" w:leader="none"/>
+        </w:tabs>
+        <w:bidi w:val="1"/>
+        <w:spacing w:before="0" w:after="0"/>
+        <w:ind w:left="709" w:firstLine="992"/>
+        <w:jc w:val="right"/>
+        <w:rPr/>
+      </w:pPr>
+      <w:r>
+        <w:rPr>
+          <w:rStyle w:val="StrongEmphasis"/>
+          <w:rtl w:val="true"/>
+        </w:rPr>
+        <w:t>حدّد قاعدة الإغلاق</w:t>
+      </w:r>
+      <w:r>
+        <w:rPr>
+          <w:rtl w:val="true"/>
+        </w:rPr>
+        <w:t>«</w:t>
+      </w:r>
+      <w:r>
+        <w:rPr>
+          <w:rtl w:val="true"/>
+        </w:rPr>
+        <w:t>منتصف الحصة</w:t>
+      </w:r>
+      <w:r>
+        <w:rPr>
+          <w:rtl w:val="true"/>
+        </w:rPr>
+        <w:t xml:space="preserve">» </w:t>
+      </w:r>
+      <w:r>
+        <w:rPr>
+          <w:rtl w:val="true"/>
+        </w:rPr>
+        <w:t xml:space="preserve">أو </w:t>
+      </w:r>
+      <w:r>
+        <w:rPr>
+          <w:rtl w:val="true"/>
+        </w:rPr>
+        <w:t>«</w:t>
+      </w:r>
+      <w:r>
+        <w:rPr>
+          <w:rtl w:val="true"/>
+        </w:rPr>
+        <w:t>نهاية الحصة</w:t>
+      </w:r>
+      <w:r>
+        <w:rPr>
+          <w:rtl w:val="true"/>
+        </w:rPr>
+        <w:t xml:space="preserve">» — </w:t>
+      </w:r>
+      <w:r>
+        <w:rPr>
+          <w:rtl w:val="true"/>
+        </w:rPr>
+        <w:t>وهي التي تحكم متى يُسمح للمعلم بإغلاق التحضير</w:t>
+      </w:r>
+      <w:r>
+        <w:rPr>
+          <w:rtl w:val="true"/>
+        </w:rPr>
+        <w:t xml:space="preserve">. </w:t>
+      </w:r>
+    </w:p>
+    <w:p>
+      <w:pPr>
+        <w:pStyle w:val="TextBody"/>
+        <w:numPr>
+          <w:ilvl w:val="0"/>
+          <w:numId w:val="16"/>
         </w:numPr>
         <w:tabs>
           <w:tab w:val="clear" w:pos="1134"/>
@@ -10308,7 +12561,7 @@
         <w:pStyle w:val="TextBody"/>
         <w:numPr>
           <w:ilvl w:val="0"/>
-          <w:numId w:val="15"/>
+          <w:numId w:val="17"/>
         </w:numPr>
         <w:tabs>
           <w:tab w:val="clear" w:pos="1134"/>
@@ -10345,7 +12598,7 @@
         <w:pStyle w:val="TextBody"/>
         <w:numPr>
           <w:ilvl w:val="0"/>
-          <w:numId w:val="15"/>
+          <w:numId w:val="17"/>
         </w:numPr>
         <w:tabs>
           <w:tab w:val="clear" w:pos="1134"/>
@@ -10382,7 +12635,7 @@
         <w:pStyle w:val="TextBody"/>
         <w:numPr>
           <w:ilvl w:val="0"/>
-          <w:numId w:val="15"/>
+          <w:numId w:val="17"/>
         </w:numPr>
         <w:tabs>
           <w:tab w:val="clear" w:pos="1134"/>
@@ -10455,7 +12708,7 @@
         <w:pStyle w:val="TextBody"/>
         <w:numPr>
           <w:ilvl w:val="0"/>
-          <w:numId w:val="15"/>
+          <w:numId w:val="17"/>
         </w:numPr>
         <w:tabs>
           <w:tab w:val="clear" w:pos="1134"/>
@@ -10541,7 +12794,7 @@
         <w:pStyle w:val="TextBody"/>
         <w:numPr>
           <w:ilvl w:val="0"/>
-          <w:numId w:val="16"/>
+          <w:numId w:val="18"/>
         </w:numPr>
         <w:tabs>
           <w:tab w:val="clear" w:pos="1134"/>
@@ -10590,7 +12843,7 @@
         <w:pStyle w:val="TextBody"/>
         <w:numPr>
           <w:ilvl w:val="0"/>
-          <w:numId w:val="16"/>
+          <w:numId w:val="18"/>
         </w:numPr>
         <w:tabs>
           <w:tab w:val="clear" w:pos="1134"/>
@@ -10627,7 +12880,7 @@
         <w:pStyle w:val="TextBody"/>
         <w:numPr>
           <w:ilvl w:val="0"/>
-          <w:numId w:val="16"/>
+          <w:numId w:val="18"/>
         </w:numPr>
         <w:tabs>
           <w:tab w:val="clear" w:pos="1134"/>
@@ -10941,7 +13194,7 @@
         <w:pStyle w:val="TextBody"/>
         <w:numPr>
           <w:ilvl w:val="0"/>
-          <w:numId w:val="17"/>
+          <w:numId w:val="19"/>
         </w:numPr>
         <w:tabs>
           <w:tab w:val="clear" w:pos="1134"/>
@@ -11023,7 +13276,7 @@
         <w:pStyle w:val="TextBody"/>
         <w:numPr>
           <w:ilvl w:val="0"/>
-          <w:numId w:val="17"/>
+          <w:numId w:val="19"/>
         </w:numPr>
         <w:tabs>
           <w:tab w:val="clear" w:pos="1134"/>
@@ -11072,7 +13325,7 @@
         <w:pStyle w:val="TextBody"/>
         <w:numPr>
           <w:ilvl w:val="0"/>
-          <w:numId w:val="17"/>
+          <w:numId w:val="19"/>
         </w:numPr>
         <w:tabs>
           <w:tab w:val="clear" w:pos="1134"/>
@@ -11181,7 +13434,7 @@
         <w:pStyle w:val="TextBody"/>
         <w:numPr>
           <w:ilvl w:val="0"/>
-          <w:numId w:val="17"/>
+          <w:numId w:val="19"/>
         </w:numPr>
         <w:tabs>
           <w:tab w:val="clear" w:pos="1134"/>
@@ -11254,7 +13507,7 @@
         <w:pStyle w:val="TextBody"/>
         <w:numPr>
           <w:ilvl w:val="0"/>
-          <w:numId w:val="17"/>
+          <w:numId w:val="19"/>
         </w:numPr>
         <w:tabs>
           <w:tab w:val="clear" w:pos="1134"/>
@@ -11351,7 +13604,7 @@
         <w:pStyle w:val="TextBody"/>
         <w:numPr>
           <w:ilvl w:val="0"/>
-          <w:numId w:val="17"/>
+          <w:numId w:val="19"/>
         </w:numPr>
         <w:tabs>
           <w:tab w:val="clear" w:pos="1134"/>
@@ -11557,7 +13810,7 @@
         <w:pStyle w:val="TextBody"/>
         <w:numPr>
           <w:ilvl w:val="0"/>
-          <w:numId w:val="18"/>
+          <w:numId w:val="20"/>
         </w:numPr>
         <w:tabs>
           <w:tab w:val="clear" w:pos="1134"/>
@@ -11615,7 +13868,7 @@
         <w:pStyle w:val="TextBody"/>
         <w:numPr>
           <w:ilvl w:val="0"/>
-          <w:numId w:val="18"/>
+          <w:numId w:val="20"/>
         </w:numPr>
         <w:tabs>
           <w:tab w:val="clear" w:pos="1134"/>
@@ -11692,7 +13945,7 @@
         <w:pStyle w:val="TextBody"/>
         <w:numPr>
           <w:ilvl w:val="0"/>
-          <w:numId w:val="18"/>
+          <w:numId w:val="20"/>
         </w:numPr>
         <w:tabs>
           <w:tab w:val="clear" w:pos="1134"/>
@@ -11798,7 +14051,7 @@
         <w:pStyle w:val="TextBody"/>
         <w:numPr>
           <w:ilvl w:val="0"/>
-          <w:numId w:val="18"/>
+          <w:numId w:val="20"/>
         </w:numPr>
         <w:tabs>
           <w:tab w:val="clear" w:pos="1134"/>
@@ -12209,7 +14462,7 @@
         <w:pStyle w:val="TextBody"/>
         <w:numPr>
           <w:ilvl w:val="0"/>
-          <w:numId w:val="19"/>
+          <w:numId w:val="21"/>
         </w:numPr>
         <w:tabs>
           <w:tab w:val="clear" w:pos="1134"/>
@@ -12267,7 +14520,7 @@
         <w:pStyle w:val="TextBody"/>
         <w:numPr>
           <w:ilvl w:val="0"/>
-          <w:numId w:val="19"/>
+          <w:numId w:val="21"/>
         </w:numPr>
         <w:tabs>
           <w:tab w:val="clear" w:pos="1134"/>
@@ -12304,7 +14557,7 @@
         <w:pStyle w:val="TextBody"/>
         <w:numPr>
           <w:ilvl w:val="0"/>
-          <w:numId w:val="19"/>
+          <w:numId w:val="21"/>
         </w:numPr>
         <w:tabs>
           <w:tab w:val="clear" w:pos="1134"/>
@@ -12362,7 +14615,7 @@
         <w:pStyle w:val="TextBody"/>
         <w:numPr>
           <w:ilvl w:val="0"/>
-          <w:numId w:val="19"/>
+          <w:numId w:val="21"/>
         </w:numPr>
         <w:tabs>
           <w:tab w:val="clear" w:pos="1134"/>
@@ -12680,7 +14933,7 @@
         <w:pStyle w:val="TextBody"/>
         <w:numPr>
           <w:ilvl w:val="0"/>
-          <w:numId w:val="20"/>
+          <w:numId w:val="22"/>
         </w:numPr>
         <w:tabs>
           <w:tab w:val="clear" w:pos="1134"/>
@@ -12717,7 +14970,7 @@
         <w:pStyle w:val="TextBody"/>
         <w:numPr>
           <w:ilvl w:val="0"/>
-          <w:numId w:val="20"/>
+          <w:numId w:val="22"/>
         </w:numPr>
         <w:tabs>
           <w:tab w:val="clear" w:pos="1134"/>
@@ -12790,7 +15043,7 @@
         <w:pStyle w:val="TextBody"/>
         <w:numPr>
           <w:ilvl w:val="0"/>
-          <w:numId w:val="20"/>
+          <w:numId w:val="22"/>
         </w:numPr>
         <w:tabs>
           <w:tab w:val="clear" w:pos="1134"/>
@@ -12827,7 +15080,7 @@
         <w:pStyle w:val="TextBody"/>
         <w:numPr>
           <w:ilvl w:val="0"/>
-          <w:numId w:val="20"/>
+          <w:numId w:val="22"/>
         </w:numPr>
         <w:tabs>
           <w:tab w:val="clear" w:pos="1134"/>
@@ -12997,7 +15250,7 @@
         <w:pStyle w:val="TextBody"/>
         <w:numPr>
           <w:ilvl w:val="0"/>
-          <w:numId w:val="21"/>
+          <w:numId w:val="23"/>
         </w:numPr>
         <w:tabs>
           <w:tab w:val="clear" w:pos="1134"/>
@@ -13034,7 +15287,7 @@
         <w:pStyle w:val="TextBody"/>
         <w:numPr>
           <w:ilvl w:val="0"/>
-          <w:numId w:val="21"/>
+          <w:numId w:val="23"/>
         </w:numPr>
         <w:tabs>
           <w:tab w:val="clear" w:pos="1134"/>
@@ -13264,7 +15517,7 @@
         <w:pStyle w:val="TextBody"/>
         <w:numPr>
           <w:ilvl w:val="0"/>
-          <w:numId w:val="22"/>
+          <w:numId w:val="24"/>
         </w:numPr>
         <w:tabs>
           <w:tab w:val="clear" w:pos="1134"/>
@@ -13325,7 +15578,7 @@
         <w:pStyle w:val="TextBody"/>
         <w:numPr>
           <w:ilvl w:val="0"/>
-          <w:numId w:val="22"/>
+          <w:numId w:val="24"/>
         </w:numPr>
         <w:tabs>
           <w:tab w:val="clear" w:pos="1134"/>
@@ -13362,7 +15615,7 @@
         <w:pStyle w:val="TextBody"/>
         <w:numPr>
           <w:ilvl w:val="0"/>
-          <w:numId w:val="22"/>
+          <w:numId w:val="24"/>
         </w:numPr>
         <w:tabs>
           <w:tab w:val="clear" w:pos="1134"/>
@@ -14016,7 +16269,7 @@
         <w:pStyle w:val="TextBody"/>
         <w:numPr>
           <w:ilvl w:val="0"/>
-          <w:numId w:val="23"/>
+          <w:numId w:val="25"/>
         </w:numPr>
         <w:tabs>
           <w:tab w:val="clear" w:pos="1134"/>
@@ -14074,7 +16327,7 @@
         <w:pStyle w:val="TextBody"/>
         <w:numPr>
           <w:ilvl w:val="0"/>
-          <w:numId w:val="23"/>
+          <w:numId w:val="25"/>
         </w:numPr>
         <w:tabs>
           <w:tab w:val="clear" w:pos="1134"/>
@@ -14111,7 +16364,7 @@
         <w:pStyle w:val="TextBody"/>
         <w:numPr>
           <w:ilvl w:val="0"/>
-          <w:numId w:val="23"/>
+          <w:numId w:val="25"/>
         </w:numPr>
         <w:tabs>
           <w:tab w:val="clear" w:pos="1134"/>
@@ -14169,7 +16422,7 @@
         <w:pStyle w:val="TextBody"/>
         <w:numPr>
           <w:ilvl w:val="0"/>
-          <w:numId w:val="23"/>
+          <w:numId w:val="25"/>
         </w:numPr>
         <w:tabs>
           <w:tab w:val="clear" w:pos="1134"/>
@@ -14538,7 +16791,7 @@
         <w:pStyle w:val="TextBody"/>
         <w:numPr>
           <w:ilvl w:val="0"/>
-          <w:numId w:val="24"/>
+          <w:numId w:val="26"/>
         </w:numPr>
         <w:tabs>
           <w:tab w:val="clear" w:pos="1134"/>
@@ -14599,7 +16852,7 @@
         <w:pStyle w:val="TextBody"/>
         <w:numPr>
           <w:ilvl w:val="0"/>
-          <w:numId w:val="24"/>
+          <w:numId w:val="26"/>
         </w:numPr>
         <w:tabs>
           <w:tab w:val="clear" w:pos="1134"/>
@@ -14660,7 +16913,7 @@
         <w:pStyle w:val="TextBody"/>
         <w:numPr>
           <w:ilvl w:val="0"/>
-          <w:numId w:val="24"/>
+          <w:numId w:val="26"/>
         </w:numPr>
         <w:tabs>
           <w:tab w:val="clear" w:pos="1134"/>
@@ -14721,7 +16974,7 @@
         <w:pStyle w:val="TextBody"/>
         <w:numPr>
           <w:ilvl w:val="0"/>
-          <w:numId w:val="24"/>
+          <w:numId w:val="26"/>
         </w:numPr>
         <w:tabs>
           <w:tab w:val="clear" w:pos="1134"/>
@@ -15166,7 +17419,7 @@
         <w:pStyle w:val="TextBody"/>
         <w:numPr>
           <w:ilvl w:val="0"/>
-          <w:numId w:val="25"/>
+          <w:numId w:val="27"/>
         </w:numPr>
         <w:tabs>
           <w:tab w:val="clear" w:pos="1134"/>
@@ -15203,7 +17456,7 @@
         <w:pStyle w:val="TextBody"/>
         <w:numPr>
           <w:ilvl w:val="0"/>
-          <w:numId w:val="25"/>
+          <w:numId w:val="27"/>
         </w:numPr>
         <w:tabs>
           <w:tab w:val="clear" w:pos="1134"/>
@@ -15252,7 +17505,7 @@
         <w:pStyle w:val="TextBody"/>
         <w:numPr>
           <w:ilvl w:val="0"/>
-          <w:numId w:val="25"/>
+          <w:numId w:val="27"/>
         </w:numPr>
         <w:tabs>
           <w:tab w:val="clear" w:pos="1134"/>
@@ -15313,7 +17566,7 @@
         <w:pStyle w:val="TextBody"/>
         <w:numPr>
           <w:ilvl w:val="0"/>
-          <w:numId w:val="25"/>
+          <w:numId w:val="27"/>
         </w:numPr>
         <w:tabs>
           <w:tab w:val="clear" w:pos="1134"/>
@@ -15539,7 +17792,7 @@
         <w:pStyle w:val="TextBody"/>
         <w:numPr>
           <w:ilvl w:val="0"/>
-          <w:numId w:val="26"/>
+          <w:numId w:val="28"/>
         </w:numPr>
         <w:tabs>
           <w:tab w:val="clear" w:pos="1134"/>
@@ -15576,7 +17829,7 @@
         <w:pStyle w:val="TextBody"/>
         <w:numPr>
           <w:ilvl w:val="0"/>
-          <w:numId w:val="26"/>
+          <w:numId w:val="28"/>
         </w:numPr>
         <w:tabs>
           <w:tab w:val="clear" w:pos="1134"/>
@@ -15625,7 +17878,7 @@
         <w:pStyle w:val="TextBody"/>
         <w:numPr>
           <w:ilvl w:val="0"/>
-          <w:numId w:val="26"/>
+          <w:numId w:val="28"/>
         </w:numPr>
         <w:tabs>
           <w:tab w:val="clear" w:pos="1134"/>
@@ -16014,7 +18267,7 @@
         <w:pStyle w:val="TextBody"/>
         <w:numPr>
           <w:ilvl w:val="0"/>
-          <w:numId w:val="27"/>
+          <w:numId w:val="29"/>
         </w:numPr>
         <w:tabs>
           <w:tab w:val="clear" w:pos="1134"/>
@@ -16051,7 +18304,7 @@
         <w:pStyle w:val="TextBody"/>
         <w:numPr>
           <w:ilvl w:val="0"/>
-          <w:numId w:val="27"/>
+          <w:numId w:val="29"/>
         </w:numPr>
         <w:tabs>
           <w:tab w:val="clear" w:pos="1134"/>
@@ -16100,7 +18353,7 @@
         <w:pStyle w:val="TextBody"/>
         <w:numPr>
           <w:ilvl w:val="0"/>
-          <w:numId w:val="27"/>
+          <w:numId w:val="29"/>
         </w:numPr>
         <w:tabs>
           <w:tab w:val="clear" w:pos="1134"/>
@@ -16271,7 +18524,7 @@
         <w:pStyle w:val="TextBody"/>
         <w:numPr>
           <w:ilvl w:val="0"/>
-          <w:numId w:val="28"/>
+          <w:numId w:val="30"/>
         </w:numPr>
         <w:tabs>
           <w:tab w:val="clear" w:pos="1134"/>
@@ -16308,7 +18561,7 @@
         <w:pStyle w:val="TextBody"/>
         <w:numPr>
           <w:ilvl w:val="0"/>
-          <w:numId w:val="28"/>
+          <w:numId w:val="30"/>
         </w:numPr>
         <w:tabs>
           <w:tab w:val="clear" w:pos="1134"/>
@@ -16345,7 +18598,7 @@
         <w:pStyle w:val="TextBody"/>
         <w:numPr>
           <w:ilvl w:val="0"/>
-          <w:numId w:val="28"/>
+          <w:numId w:val="30"/>
         </w:numPr>
         <w:tabs>
           <w:tab w:val="clear" w:pos="1134"/>
@@ -16551,7 +18804,7 @@
         <w:pStyle w:val="TextBody"/>
         <w:numPr>
           <w:ilvl w:val="0"/>
-          <w:numId w:val="29"/>
+          <w:numId w:val="31"/>
         </w:numPr>
         <w:tabs>
           <w:tab w:val="clear" w:pos="1134"/>
@@ -16588,7 +18841,7 @@
         <w:pStyle w:val="TextBody"/>
         <w:numPr>
           <w:ilvl w:val="0"/>
-          <w:numId w:val="29"/>
+          <w:numId w:val="31"/>
         </w:numPr>
         <w:tabs>
           <w:tab w:val="clear" w:pos="1134"/>
@@ -16625,7 +18878,7 @@
         <w:pStyle w:val="TextBody"/>
         <w:numPr>
           <w:ilvl w:val="0"/>
-          <w:numId w:val="29"/>
+          <w:numId w:val="31"/>
         </w:numPr>
         <w:tabs>
           <w:tab w:val="clear" w:pos="1134"/>
@@ -16662,7 +18915,7 @@
         <w:pStyle w:val="TextBody"/>
         <w:numPr>
           <w:ilvl w:val="0"/>
-          <w:numId w:val="29"/>
+          <w:numId w:val="31"/>
         </w:numPr>
         <w:tabs>
           <w:tab w:val="clear" w:pos="1134"/>
@@ -17197,7 +19450,7 @@
         <w:pStyle w:val="TextBody"/>
         <w:numPr>
           <w:ilvl w:val="0"/>
-          <w:numId w:val="30"/>
+          <w:numId w:val="32"/>
         </w:numPr>
         <w:tabs>
           <w:tab w:val="clear" w:pos="1134"/>
@@ -17234,7 +19487,7 @@
         <w:pStyle w:val="TextBody"/>
         <w:numPr>
           <w:ilvl w:val="0"/>
-          <w:numId w:val="30"/>
+          <w:numId w:val="32"/>
         </w:numPr>
         <w:tabs>
           <w:tab w:val="clear" w:pos="1134"/>
@@ -17307,7 +19560,7 @@
         <w:pStyle w:val="TextBody"/>
         <w:numPr>
           <w:ilvl w:val="0"/>
-          <w:numId w:val="30"/>
+          <w:numId w:val="32"/>
         </w:numPr>
         <w:tabs>
           <w:tab w:val="clear" w:pos="1134"/>
@@ -17568,7 +19821,7 @@
         <w:pStyle w:val="TextBody"/>
         <w:numPr>
           <w:ilvl w:val="0"/>
-          <w:numId w:val="31"/>
+          <w:numId w:val="33"/>
         </w:numPr>
         <w:tabs>
           <w:tab w:val="clear" w:pos="1134"/>
@@ -17605,7 +19858,7 @@
         <w:pStyle w:val="TextBody"/>
         <w:numPr>
           <w:ilvl w:val="0"/>
-          <w:numId w:val="31"/>
+          <w:numId w:val="33"/>
         </w:numPr>
         <w:tabs>
           <w:tab w:val="clear" w:pos="1134"/>
@@ -17675,7 +19928,7 @@
         <w:pStyle w:val="TextBody"/>
         <w:numPr>
           <w:ilvl w:val="0"/>
-          <w:numId w:val="31"/>
+          <w:numId w:val="33"/>
         </w:numPr>
         <w:tabs>
           <w:tab w:val="clear" w:pos="1134"/>
@@ -17964,7 +20217,7 @@
         <w:pStyle w:val="TextBody"/>
         <w:numPr>
           <w:ilvl w:val="0"/>
-          <w:numId w:val="32"/>
+          <w:numId w:val="34"/>
         </w:numPr>
         <w:tabs>
           <w:tab w:val="clear" w:pos="1134"/>
@@ -18039,7 +20292,7 @@
         <w:pStyle w:val="TextBody"/>
         <w:numPr>
           <w:ilvl w:val="0"/>
-          <w:numId w:val="32"/>
+          <w:numId w:val="34"/>
         </w:numPr>
         <w:tabs>
           <w:tab w:val="clear" w:pos="1134"/>
@@ -18100,7 +20353,7 @@
         <w:pStyle w:val="TextBody"/>
         <w:numPr>
           <w:ilvl w:val="0"/>
-          <w:numId w:val="32"/>
+          <w:numId w:val="34"/>
         </w:numPr>
         <w:tabs>
           <w:tab w:val="clear" w:pos="1134"/>
@@ -18235,7 +20488,7 @@
         <w:pStyle w:val="TextBody"/>
         <w:numPr>
           <w:ilvl w:val="0"/>
-          <w:numId w:val="32"/>
+          <w:numId w:val="34"/>
         </w:numPr>
         <w:tabs>
           <w:tab w:val="clear" w:pos="1134"/>
@@ -18301,7 +20554,7 @@
         <w:pStyle w:val="TextBody"/>
         <w:numPr>
           <w:ilvl w:val="0"/>
-          <w:numId w:val="32"/>
+          <w:numId w:val="34"/>
         </w:numPr>
         <w:tabs>
           <w:tab w:val="clear" w:pos="1134"/>
@@ -18394,7 +20647,7 @@
         <w:pStyle w:val="TextBody"/>
         <w:numPr>
           <w:ilvl w:val="0"/>
-          <w:numId w:val="32"/>
+          <w:numId w:val="34"/>
         </w:numPr>
         <w:tabs>
           <w:tab w:val="clear" w:pos="1134"/>
@@ -18449,7 +20702,7 @@
         <w:pStyle w:val="TextBody"/>
         <w:numPr>
           <w:ilvl w:val="0"/>
-          <w:numId w:val="32"/>
+          <w:numId w:val="34"/>
         </w:numPr>
         <w:tabs>
           <w:tab w:val="clear" w:pos="1134"/>
@@ -18954,7 +21207,7 @@
         <w:pStyle w:val="TextBody"/>
         <w:numPr>
           <w:ilvl w:val="0"/>
-          <w:numId w:val="33"/>
+          <w:numId w:val="35"/>
         </w:numPr>
         <w:tabs>
           <w:tab w:val="clear" w:pos="1134"/>
@@ -19028,7 +21281,7 @@
         <w:pStyle w:val="TextBody"/>
         <w:numPr>
           <w:ilvl w:val="0"/>
-          <w:numId w:val="33"/>
+          <w:numId w:val="35"/>
         </w:numPr>
         <w:tabs>
           <w:tab w:val="clear" w:pos="1134"/>
@@ -19092,7 +21345,7 @@
         <w:pStyle w:val="TextBody"/>
         <w:numPr>
           <w:ilvl w:val="0"/>
-          <w:numId w:val="33"/>
+          <w:numId w:val="35"/>
         </w:numPr>
         <w:tabs>
           <w:tab w:val="clear" w:pos="1134"/>
@@ -19160,7 +21413,7 @@
         <w:pStyle w:val="TextBody"/>
         <w:numPr>
           <w:ilvl w:val="0"/>
-          <w:numId w:val="33"/>
+          <w:numId w:val="35"/>
         </w:numPr>
         <w:tabs>
           <w:tab w:val="clear" w:pos="1134"/>
@@ -19257,7 +21510,7 @@
         <w:pStyle w:val="TextBody"/>
         <w:numPr>
           <w:ilvl w:val="0"/>
-          <w:numId w:val="33"/>
+          <w:numId w:val="35"/>
         </w:numPr>
         <w:tabs>
           <w:tab w:val="clear" w:pos="1134"/>
@@ -19571,7 +21824,7 @@
         <w:pStyle w:val="TextBody"/>
         <w:numPr>
           <w:ilvl w:val="0"/>
-          <w:numId w:val="34"/>
+          <w:numId w:val="36"/>
         </w:numPr>
         <w:tabs>
           <w:tab w:val="clear" w:pos="1134"/>
@@ -19641,7 +21894,7 @@
         <w:pStyle w:val="TextBody"/>
         <w:numPr>
           <w:ilvl w:val="0"/>
-          <w:numId w:val="34"/>
+          <w:numId w:val="36"/>
         </w:numPr>
         <w:tabs>
           <w:tab w:val="clear" w:pos="1134"/>
@@ -19714,7 +21967,7 @@
         <w:pStyle w:val="TextBody"/>
         <w:numPr>
           <w:ilvl w:val="0"/>
-          <w:numId w:val="34"/>
+          <w:numId w:val="36"/>
         </w:numPr>
         <w:tabs>
           <w:tab w:val="clear" w:pos="1134"/>
@@ -19800,7 +22053,7 @@
         <w:pStyle w:val="TextBody"/>
         <w:numPr>
           <w:ilvl w:val="0"/>
-          <w:numId w:val="34"/>
+          <w:numId w:val="36"/>
         </w:numPr>
         <w:tabs>
           <w:tab w:val="clear" w:pos="1134"/>
@@ -26440,8 +28693,8 @@
   <w:abstractNum w:abstractNumId="9">
     <w:lvl w:ilvl="0">
       <w:start w:val="1"/>
-      <w:numFmt w:val="decimal"/>
-      <w:lvlText w:val="%1."/>
+      <w:numFmt w:val="bullet"/>
+      <w:lvlText w:val=""/>
       <w:lvlJc w:val="left"/>
       <w:pPr>
         <w:tabs>
@@ -26449,12 +28702,14 @@
         </w:tabs>
         <w:ind w:left="709" w:hanging="283"/>
       </w:pPr>
-      <w:rPr/>
+      <w:rPr>
+        <w:rFonts w:ascii="Symbol" w:hAnsi="Symbol" w:cs="Symbol" w:hint="default"/>
+      </w:rPr>
     </w:lvl>
     <w:lvl w:ilvl="1">
       <w:start w:val="1"/>
-      <w:numFmt w:val="decimal"/>
-      <w:lvlText w:val="%2."/>
+      <w:numFmt w:val="bullet"/>
+      <w:lvlText w:val=""/>
       <w:lvlJc w:val="left"/>
       <w:pPr>
         <w:tabs>
@@ -26462,12 +28717,14 @@
         </w:tabs>
         <w:ind w:left="1418" w:hanging="283"/>
       </w:pPr>
-      <w:rPr/>
+      <w:rPr>
+        <w:rFonts w:ascii="Symbol" w:hAnsi="Symbol" w:cs="Symbol" w:hint="default"/>
+      </w:rPr>
     </w:lvl>
     <w:lvl w:ilvl="2">
       <w:start w:val="1"/>
-      <w:numFmt w:val="decimal"/>
-      <w:lvlText w:val="%3."/>
+      <w:numFmt w:val="bullet"/>
+      <w:lvlText w:val=""/>
       <w:lvlJc w:val="left"/>
       <w:pPr>
         <w:tabs>
@@ -26475,12 +28732,14 @@
         </w:tabs>
         <w:ind w:left="2127" w:hanging="283"/>
       </w:pPr>
-      <w:rPr/>
+      <w:rPr>
+        <w:rFonts w:ascii="Symbol" w:hAnsi="Symbol" w:cs="Symbol" w:hint="default"/>
+      </w:rPr>
     </w:lvl>
     <w:lvl w:ilvl="3">
       <w:start w:val="1"/>
-      <w:numFmt w:val="decimal"/>
-      <w:lvlText w:val="%4."/>
+      <w:numFmt w:val="bullet"/>
+      <w:lvlText w:val=""/>
       <w:lvlJc w:val="left"/>
       <w:pPr>
         <w:tabs>
@@ -26488,12 +28747,14 @@
         </w:tabs>
         <w:ind w:left="2836" w:hanging="283"/>
       </w:pPr>
-      <w:rPr/>
+      <w:rPr>
+        <w:rFonts w:ascii="Symbol" w:hAnsi="Symbol" w:cs="Symbol" w:hint="default"/>
+      </w:rPr>
     </w:lvl>
     <w:lvl w:ilvl="4">
       <w:start w:val="1"/>
-      <w:numFmt w:val="decimal"/>
-      <w:lvlText w:val="%5."/>
+      <w:numFmt w:val="bullet"/>
+      <w:lvlText w:val=""/>
       <w:lvlJc w:val="left"/>
       <w:pPr>
         <w:tabs>
@@ -26501,12 +28762,14 @@
         </w:tabs>
         <w:ind w:left="3545" w:hanging="283"/>
       </w:pPr>
-      <w:rPr/>
+      <w:rPr>
+        <w:rFonts w:ascii="Symbol" w:hAnsi="Symbol" w:cs="Symbol" w:hint="default"/>
+      </w:rPr>
     </w:lvl>
     <w:lvl w:ilvl="5">
       <w:start w:val="1"/>
-      <w:numFmt w:val="decimal"/>
-      <w:lvlText w:val="%6."/>
+      <w:numFmt w:val="bullet"/>
+      <w:lvlText w:val=""/>
       <w:lvlJc w:val="left"/>
       <w:pPr>
         <w:tabs>
@@ -26514,12 +28777,14 @@
         </w:tabs>
         <w:ind w:left="4254" w:hanging="283"/>
       </w:pPr>
-      <w:rPr/>
+      <w:rPr>
+        <w:rFonts w:ascii="Symbol" w:hAnsi="Symbol" w:cs="Symbol" w:hint="default"/>
+      </w:rPr>
     </w:lvl>
     <w:lvl w:ilvl="6">
       <w:start w:val="1"/>
-      <w:numFmt w:val="decimal"/>
-      <w:lvlText w:val="%7."/>
+      <w:numFmt w:val="bullet"/>
+      <w:lvlText w:val=""/>
       <w:lvlJc w:val="left"/>
       <w:pPr>
         <w:tabs>
@@ -26527,12 +28792,14 @@
         </w:tabs>
         <w:ind w:left="4963" w:hanging="283"/>
       </w:pPr>
-      <w:rPr/>
+      <w:rPr>
+        <w:rFonts w:ascii="Symbol" w:hAnsi="Symbol" w:cs="Symbol" w:hint="default"/>
+      </w:rPr>
     </w:lvl>
     <w:lvl w:ilvl="7">
       <w:start w:val="1"/>
-      <w:numFmt w:val="decimal"/>
-      <w:lvlText w:val="%8."/>
+      <w:numFmt w:val="bullet"/>
+      <w:lvlText w:val=""/>
       <w:lvlJc w:val="left"/>
       <w:pPr>
         <w:tabs>
@@ -26540,12 +28807,14 @@
         </w:tabs>
         <w:ind w:left="5672" w:hanging="283"/>
       </w:pPr>
-      <w:rPr/>
+      <w:rPr>
+        <w:rFonts w:ascii="Symbol" w:hAnsi="Symbol" w:cs="Symbol" w:hint="default"/>
+      </w:rPr>
     </w:lvl>
     <w:lvl w:ilvl="8">
       <w:start w:val="1"/>
-      <w:numFmt w:val="decimal"/>
-      <w:lvlText w:val="%9."/>
+      <w:numFmt w:val="bullet"/>
+      <w:lvlText w:val=""/>
       <w:lvlJc w:val="left"/>
       <w:pPr>
         <w:tabs>
@@ -26553,7 +28822,9 @@
         </w:tabs>
         <w:ind w:left="6381" w:hanging="283"/>
       </w:pPr>
-      <w:rPr/>
+      <w:rPr>
+        <w:rFonts w:ascii="Symbol" w:hAnsi="Symbol" w:cs="Symbol" w:hint="default"/>
+      </w:rPr>
     </w:lvl>
   </w:abstractNum>
   <w:abstractNum w:abstractNumId="10">
@@ -29532,6 +31803,244 @@
     </w:lvl>
   </w:abstractNum>
   <w:abstractNum w:abstractNumId="35">
+    <w:lvl w:ilvl="0">
+      <w:start w:val="1"/>
+      <w:numFmt w:val="decimal"/>
+      <w:lvlText w:val="%1."/>
+      <w:lvlJc w:val="left"/>
+      <w:pPr>
+        <w:tabs>
+          <w:tab w:val="num" w:pos="709"/>
+        </w:tabs>
+        <w:ind w:left="709" w:hanging="283"/>
+      </w:pPr>
+      <w:rPr/>
+    </w:lvl>
+    <w:lvl w:ilvl="1">
+      <w:start w:val="1"/>
+      <w:numFmt w:val="decimal"/>
+      <w:lvlText w:val="%2."/>
+      <w:lvlJc w:val="left"/>
+      <w:pPr>
+        <w:tabs>
+          <w:tab w:val="num" w:pos="1418"/>
+        </w:tabs>
+        <w:ind w:left="1418" w:hanging="283"/>
+      </w:pPr>
+      <w:rPr/>
+    </w:lvl>
+    <w:lvl w:ilvl="2">
+      <w:start w:val="1"/>
+      <w:numFmt w:val="decimal"/>
+      <w:lvlText w:val="%3."/>
+      <w:lvlJc w:val="left"/>
+      <w:pPr>
+        <w:tabs>
+          <w:tab w:val="num" w:pos="2127"/>
+        </w:tabs>
+        <w:ind w:left="2127" w:hanging="283"/>
+      </w:pPr>
+      <w:rPr/>
+    </w:lvl>
+    <w:lvl w:ilvl="3">
+      <w:start w:val="1"/>
+      <w:numFmt w:val="decimal"/>
+      <w:lvlText w:val="%4."/>
+      <w:lvlJc w:val="left"/>
+      <w:pPr>
+        <w:tabs>
+          <w:tab w:val="num" w:pos="2836"/>
+        </w:tabs>
+        <w:ind w:left="2836" w:hanging="283"/>
+      </w:pPr>
+      <w:rPr/>
+    </w:lvl>
+    <w:lvl w:ilvl="4">
+      <w:start w:val="1"/>
+      <w:numFmt w:val="decimal"/>
+      <w:lvlText w:val="%5."/>
+      <w:lvlJc w:val="left"/>
+      <w:pPr>
+        <w:tabs>
+          <w:tab w:val="num" w:pos="3545"/>
+        </w:tabs>
+        <w:ind w:left="3545" w:hanging="283"/>
+      </w:pPr>
+      <w:rPr/>
+    </w:lvl>
+    <w:lvl w:ilvl="5">
+      <w:start w:val="1"/>
+      <w:numFmt w:val="decimal"/>
+      <w:lvlText w:val="%6."/>
+      <w:lvlJc w:val="left"/>
+      <w:pPr>
+        <w:tabs>
+          <w:tab w:val="num" w:pos="4254"/>
+        </w:tabs>
+        <w:ind w:left="4254" w:hanging="283"/>
+      </w:pPr>
+      <w:rPr/>
+    </w:lvl>
+    <w:lvl w:ilvl="6">
+      <w:start w:val="1"/>
+      <w:numFmt w:val="decimal"/>
+      <w:lvlText w:val="%7."/>
+      <w:lvlJc w:val="left"/>
+      <w:pPr>
+        <w:tabs>
+          <w:tab w:val="num" w:pos="4963"/>
+        </w:tabs>
+        <w:ind w:left="4963" w:hanging="283"/>
+      </w:pPr>
+      <w:rPr/>
+    </w:lvl>
+    <w:lvl w:ilvl="7">
+      <w:start w:val="1"/>
+      <w:numFmt w:val="decimal"/>
+      <w:lvlText w:val="%8."/>
+      <w:lvlJc w:val="left"/>
+      <w:pPr>
+        <w:tabs>
+          <w:tab w:val="num" w:pos="5672"/>
+        </w:tabs>
+        <w:ind w:left="5672" w:hanging="283"/>
+      </w:pPr>
+      <w:rPr/>
+    </w:lvl>
+    <w:lvl w:ilvl="8">
+      <w:start w:val="1"/>
+      <w:numFmt w:val="decimal"/>
+      <w:lvlText w:val="%9."/>
+      <w:lvlJc w:val="left"/>
+      <w:pPr>
+        <w:tabs>
+          <w:tab w:val="num" w:pos="6381"/>
+        </w:tabs>
+        <w:ind w:left="6381" w:hanging="283"/>
+      </w:pPr>
+      <w:rPr/>
+    </w:lvl>
+  </w:abstractNum>
+  <w:abstractNum w:abstractNumId="36">
+    <w:lvl w:ilvl="0">
+      <w:start w:val="1"/>
+      <w:numFmt w:val="decimal"/>
+      <w:lvlText w:val="%1."/>
+      <w:lvlJc w:val="left"/>
+      <w:pPr>
+        <w:tabs>
+          <w:tab w:val="num" w:pos="709"/>
+        </w:tabs>
+        <w:ind w:left="709" w:hanging="283"/>
+      </w:pPr>
+      <w:rPr/>
+    </w:lvl>
+    <w:lvl w:ilvl="1">
+      <w:start w:val="1"/>
+      <w:numFmt w:val="decimal"/>
+      <w:lvlText w:val="%2."/>
+      <w:lvlJc w:val="left"/>
+      <w:pPr>
+        <w:tabs>
+          <w:tab w:val="num" w:pos="1418"/>
+        </w:tabs>
+        <w:ind w:left="1418" w:hanging="283"/>
+      </w:pPr>
+      <w:rPr/>
+    </w:lvl>
+    <w:lvl w:ilvl="2">
+      <w:start w:val="1"/>
+      <w:numFmt w:val="decimal"/>
+      <w:lvlText w:val="%3."/>
+      <w:lvlJc w:val="left"/>
+      <w:pPr>
+        <w:tabs>
+          <w:tab w:val="num" w:pos="2127"/>
+        </w:tabs>
+        <w:ind w:left="2127" w:hanging="283"/>
+      </w:pPr>
+      <w:rPr/>
+    </w:lvl>
+    <w:lvl w:ilvl="3">
+      <w:start w:val="1"/>
+      <w:numFmt w:val="decimal"/>
+      <w:lvlText w:val="%4."/>
+      <w:lvlJc w:val="left"/>
+      <w:pPr>
+        <w:tabs>
+          <w:tab w:val="num" w:pos="2836"/>
+        </w:tabs>
+        <w:ind w:left="2836" w:hanging="283"/>
+      </w:pPr>
+      <w:rPr/>
+    </w:lvl>
+    <w:lvl w:ilvl="4">
+      <w:start w:val="1"/>
+      <w:numFmt w:val="decimal"/>
+      <w:lvlText w:val="%5."/>
+      <w:lvlJc w:val="left"/>
+      <w:pPr>
+        <w:tabs>
+          <w:tab w:val="num" w:pos="3545"/>
+        </w:tabs>
+        <w:ind w:left="3545" w:hanging="283"/>
+      </w:pPr>
+      <w:rPr/>
+    </w:lvl>
+    <w:lvl w:ilvl="5">
+      <w:start w:val="1"/>
+      <w:numFmt w:val="decimal"/>
+      <w:lvlText w:val="%6."/>
+      <w:lvlJc w:val="left"/>
+      <w:pPr>
+        <w:tabs>
+          <w:tab w:val="num" w:pos="4254"/>
+        </w:tabs>
+        <w:ind w:left="4254" w:hanging="283"/>
+      </w:pPr>
+      <w:rPr/>
+    </w:lvl>
+    <w:lvl w:ilvl="6">
+      <w:start w:val="1"/>
+      <w:numFmt w:val="decimal"/>
+      <w:lvlText w:val="%7."/>
+      <w:lvlJc w:val="left"/>
+      <w:pPr>
+        <w:tabs>
+          <w:tab w:val="num" w:pos="4963"/>
+        </w:tabs>
+        <w:ind w:left="4963" w:hanging="283"/>
+      </w:pPr>
+      <w:rPr/>
+    </w:lvl>
+    <w:lvl w:ilvl="7">
+      <w:start w:val="1"/>
+      <w:numFmt w:val="decimal"/>
+      <w:lvlText w:val="%8."/>
+      <w:lvlJc w:val="left"/>
+      <w:pPr>
+        <w:tabs>
+          <w:tab w:val="num" w:pos="5672"/>
+        </w:tabs>
+        <w:ind w:left="5672" w:hanging="283"/>
+      </w:pPr>
+      <w:rPr/>
+    </w:lvl>
+    <w:lvl w:ilvl="8">
+      <w:start w:val="1"/>
+      <w:numFmt w:val="decimal"/>
+      <w:lvlText w:val="%9."/>
+      <w:lvlJc w:val="left"/>
+      <w:pPr>
+        <w:tabs>
+          <w:tab w:val="num" w:pos="6381"/>
+        </w:tabs>
+        <w:ind w:left="6381" w:hanging="283"/>
+      </w:pPr>
+      <w:rPr/>
+    </w:lvl>
+  </w:abstractNum>
+  <w:abstractNum w:abstractNumId="37">
     <w:lvl w:ilvl="0">
       <w:start w:val="1"/>
       <w:numFmt w:val="none"/>
@@ -29758,6 +32267,12 @@
   </w:num>
   <w:num w:numId="35">
     <w:abstractNumId w:val="35"/>
+  </w:num>
+  <w:num w:numId="36">
+    <w:abstractNumId w:val="36"/>
+  </w:num>
+  <w:num w:numId="37">
+    <w:abstractNumId w:val="37"/>
   </w:num>
 </w:numbering>
 </file>
@@ -29924,6 +32439,13 @@
       <w:bCs/>
     </w:rPr>
   </w:style>
+  <w:style w:type="character" w:styleId="Bullets">
+    <w:name w:val="Bullets"/>
+    <w:qFormat/>
+    <w:rPr>
+      <w:rFonts w:ascii="OpenSymbol" w:hAnsi="OpenSymbol" w:eastAsia="OpenSymbol" w:cs="OpenSymbol"/>
+    </w:rPr>
+  </w:style>
   <w:style w:type="paragraph" w:styleId="HorizontalLine">
     <w:name w:val="Horizontal Line"/>
     <w:basedOn w:val="Normal"/>

--- a/d21448/دليل-منصة-تابعني-للمدارس.docx
+++ b/d21448/دليل-منصة-تابعني-للمدارس.docx
@@ -9678,16 +9678,94 @@
         <w:rPr>
           <w:rtl w:val="true"/>
         </w:rPr>
-        <w:t>اختر المدرسة من القائمة، ثم</w:t>
-      </w:r>
-      <w:r>
-        <w:rPr>
+        <w:t xml:space="preserve">اختر المدرسة، ثم </w:t>
+      </w:r>
+      <w:r>
+        <w:rPr>
+          <w:rStyle w:val="StrongEmphasis"/>
+          <w:rtl w:val="true"/>
+        </w:rPr>
+        <w:t>زر واحد مباشر</w:t>
+      </w:r>
+      <w:r>
+        <w:rPr>
+          <w:rStyle w:val="StrongEmphasis"/>
           <w:rtl w:val="true"/>
         </w:rPr>
         <w:t>: «</w:t>
       </w:r>
       <w:r>
         <w:rPr>
+          <w:rStyle w:val="StrongEmphasis"/>
+          <w:rtl w:val="true"/>
+        </w:rPr>
+        <w:t>إيقاف دخول المدرسة</w:t>
+      </w:r>
+      <w:r>
+        <w:rPr>
+          <w:rStyle w:val="StrongEmphasis"/>
+          <w:rtl w:val="true"/>
+        </w:rPr>
+        <w:t>» ⇄ «</w:t>
+      </w:r>
+      <w:r>
+        <w:rPr>
+          <w:rStyle w:val="StrongEmphasis"/>
+          <w:rtl w:val="true"/>
+        </w:rPr>
+        <w:t>تفعيل دخول المدرسة</w:t>
+      </w:r>
+      <w:r>
+        <w:rPr>
+          <w:rStyle w:val="StrongEmphasis"/>
+          <w:rtl w:val="true"/>
+        </w:rPr>
+        <w:t>»</w:t>
+      </w:r>
+      <w:r>
+        <w:rPr>
+          <w:rtl w:val="true"/>
+        </w:rPr>
+        <w:t xml:space="preserve"> (</w:t>
+      </w:r>
+      <w:r>
+        <w:rPr>
+          <w:rtl w:val="true"/>
+        </w:rPr>
+        <w:t xml:space="preserve">ضغطة </w:t>
+      </w:r>
+      <w:r>
+        <w:rPr>
+          <w:rtl w:val="true"/>
+        </w:rPr>
+        <w:t xml:space="preserve">+ </w:t>
+      </w:r>
+      <w:r>
+        <w:rPr>
+          <w:rtl w:val="true"/>
+        </w:rPr>
+        <w:t>تأكيد يشرح الأثر واستثناء حسابك</w:t>
+      </w:r>
+      <w:r>
+        <w:rPr>
+          <w:rtl w:val="true"/>
+        </w:rPr>
+        <w:t xml:space="preserve">) — </w:t>
+      </w:r>
+      <w:r>
+        <w:rPr>
+          <w:rtl w:val="true"/>
+        </w:rPr>
+        <w:t>ومعه</w:t>
+      </w:r>
+      <w:r>
+        <w:rPr>
+          <w:rtl w:val="true"/>
+        </w:rPr>
+        <w:t>: «</w:t>
+      </w:r>
+      <w:r>
+        <w:rPr>
           <w:rtl w:val="true"/>
         </w:rPr>
         <w:t xml:space="preserve">تسجيل السداد </w:t>
@@ -9714,43 +9792,7 @@
         <w:rPr>
           <w:rtl w:val="true"/>
         </w:rPr>
-        <w:t xml:space="preserve">إيقاف المدرسة </w:t>
-      </w:r>
-      <w:r>
-        <w:rPr>
-          <w:rtl w:val="true"/>
-        </w:rPr>
-        <w:t>(</w:t>
-      </w:r>
-      <w:r>
-        <w:rPr>
-          <w:rtl w:val="true"/>
-        </w:rPr>
-        <w:t xml:space="preserve">رسوم </w:t>
-      </w:r>
-      <w:r>
-        <w:rPr>
-          <w:rtl w:val="true"/>
-        </w:rPr>
-        <w:t xml:space="preserve">/ </w:t>
-      </w:r>
-      <w:r>
-        <w:rPr>
-          <w:rtl w:val="true"/>
-        </w:rPr>
-        <w:t>مشكلة</w:t>
-      </w:r>
-      <w:r>
-        <w:rPr>
-          <w:rtl w:val="true"/>
-        </w:rPr>
-        <w:t>)» · «</w:t>
-      </w:r>
-      <w:r>
-        <w:rPr>
-          <w:rtl w:val="true"/>
-        </w:rPr>
-        <w:t>رفع الإيقاف</w:t>
+        <w:t>تحديد السبب والملاحظة</w:t>
       </w:r>
       <w:r>
         <w:rPr>
@@ -9769,6 +9811,18 @@
           <w:rtl w:val="true"/>
         </w:rPr>
         <w:t xml:space="preserve">». </w:t>
+      </w:r>
+      <w:r>
+        <w:rPr>
+          <w:rtl w:val="true"/>
+        </w:rPr>
+        <w:t>ويُنبّهك أسفل اللوحة إلى المدارس الموقوفة مع زر تفعيل لكل واحدة</w:t>
+      </w:r>
+      <w:r>
+        <w:rPr>
+          <w:rtl w:val="true"/>
+        </w:rPr>
+        <w:t xml:space="preserve">. </w:t>
       </w:r>
     </w:p>
     <w:p>
@@ -10209,6 +10263,126 @@
           <w:rtl w:val="true"/>
         </w:rPr>
         <w:t>.</w:t>
+      </w:r>
+    </w:p>
+    <w:p>
+      <w:pPr>
+        <w:pStyle w:val="TextBody"/>
+        <w:bidi w:val="1"/>
+        <w:spacing w:before="0" w:after="0"/>
+        <w:jc w:val="right"/>
+        <w:rPr/>
+      </w:pPr>
+      <w:r>
+        <w:rPr>
+          <w:rStyle w:val="StrongEmphasis"/>
+          <w:rtl w:val="true"/>
+        </w:rPr>
+        <w:t>إيقاف وتفعيل بضغطة واحدة</w:t>
+      </w:r>
+      <w:r>
+        <w:rPr>
+          <w:rtl w:val="true"/>
+        </w:rPr>
+        <w:t xml:space="preserve"> الزر واحد يتبدّل بحسب حالة المدرسة</w:t>
+      </w:r>
+      <w:r>
+        <w:rPr>
+          <w:rtl w:val="true"/>
+        </w:rPr>
+        <w:t>: «</w:t>
+      </w:r>
+      <w:r>
+        <w:rPr>
+          <w:rtl w:val="true"/>
+        </w:rPr>
+        <w:t>إيقاف دخول المدرسة</w:t>
+      </w:r>
+      <w:r>
+        <w:rPr>
+          <w:rtl w:val="true"/>
+        </w:rPr>
+        <w:t xml:space="preserve">» </w:t>
+      </w:r>
+      <w:r>
+        <w:rPr>
+          <w:rtl w:val="true"/>
+        </w:rPr>
+        <w:t xml:space="preserve">ثم </w:t>
+      </w:r>
+      <w:r>
+        <w:rPr>
+          <w:rtl w:val="true"/>
+        </w:rPr>
+        <w:t>«</w:t>
+      </w:r>
+      <w:r>
+        <w:rPr>
+          <w:rtl w:val="true"/>
+        </w:rPr>
+        <w:t>تفعيل دخول المدرسة</w:t>
+      </w:r>
+      <w:r>
+        <w:rPr>
+          <w:rtl w:val="true"/>
+        </w:rPr>
+        <w:t xml:space="preserve">». </w:t>
+      </w:r>
+      <w:r>
+        <w:rPr>
+          <w:rtl w:val="true"/>
+        </w:rPr>
+        <w:t>وعند الإيقاف المباشر يُستنتج السبب تلقائيًا</w:t>
+      </w:r>
+      <w:r>
+        <w:rPr>
+          <w:rtl w:val="true"/>
+        </w:rPr>
+        <w:t xml:space="preserve">: </w:t>
+      </w:r>
+      <w:r>
+        <w:rPr>
+          <w:rStyle w:val="StrongEmphasis"/>
+          <w:rtl w:val="true"/>
+        </w:rPr>
+        <w:t>عدم سداد الرسوم</w:t>
+      </w:r>
+      <w:r>
+        <w:rPr>
+          <w:rtl w:val="true"/>
+        </w:rPr>
+        <w:t xml:space="preserve"> إن كان الاشتراك متأخّرًا، وإلا </w:t>
+      </w:r>
+      <w:r>
+        <w:rPr>
+          <w:rStyle w:val="StrongEmphasis"/>
+          <w:rtl w:val="true"/>
+        </w:rPr>
+        <w:t>مشكلة تشغيلية</w:t>
+      </w:r>
+      <w:r>
+        <w:rPr>
+          <w:rtl w:val="true"/>
+        </w:rPr>
+        <w:t xml:space="preserve"> — ولتسجيل سبب وملاحظة بنفسك استخدم </w:t>
+      </w:r>
+      <w:r>
+        <w:rPr>
+          <w:rtl w:val="true"/>
+        </w:rPr>
+        <w:t>«</w:t>
+      </w:r>
+      <w:r>
+        <w:rPr>
+          <w:rtl w:val="true"/>
+        </w:rPr>
+        <w:t>تحديد السبب والملاحظة</w:t>
+      </w:r>
+      <w:r>
+        <w:rPr>
+          <w:rtl w:val="true"/>
+        </w:rPr>
+        <w:t>».</w:t>
       </w:r>
     </w:p>
     <w:p>

--- a/d21448/دليل-منصة-تابعني-للمدارس.docx
+++ b/d21448/دليل-منصة-تابعني-للمدارس.docx
@@ -156,7 +156,7 @@
       </w:r>
       <w:r>
         <w:rPr/>
-        <w:t>RTL 10</w:t>
+        <w:t>RTL 13</w:t>
       </w:r>
       <w:r>
         <w:rPr>
@@ -168,7 +168,7 @@
         <w:rPr>
           <w:rtl w:val="true"/>
         </w:rPr>
-        <w:t xml:space="preserve">أدوار </w:t>
+        <w:t xml:space="preserve">دورًا </w:t>
       </w:r>
       <w:r>
         <w:rPr>
@@ -178,7 +178,7 @@
       </w:r>
       <w:r>
         <w:rPr/>
-        <w:t>23</w:t>
+        <w:t>26</w:t>
       </w:r>
       <w:r>
         <w:rPr>
@@ -262,7 +262,7 @@
             <w:rStyle w:val="InternetLink"/>
             <w:rtl w:val="true"/>
           </w:rPr>
-          <w:t xml:space="preserve">نظرة عامة والأدوار العشرةما هي المنصة </w:t>
+          <w:t xml:space="preserve">نظرة عامة والأدوار الثلاثة عشرما هي المنصة </w:t>
         </w:r>
         <w:r>
           <w:rPr>
@@ -495,7 +495,35 @@
             <w:rStyle w:val="InternetLink"/>
             <w:rtl w:val="true"/>
           </w:rPr>
-          <w:t>الباقات والرسوم والإيقاف</w:t>
+          <w:t xml:space="preserve">الباقات والرسوم </w:t>
+        </w:r>
+        <w:r>
+          <w:rPr>
+            <w:rStyle w:val="InternetLink"/>
+            <w:rtl w:val="true"/>
+          </w:rPr>
+          <w:t xml:space="preserve">· </w:t>
+        </w:r>
+        <w:r>
+          <w:rPr>
+            <w:rStyle w:val="InternetLink"/>
+            <w:rtl w:val="true"/>
+          </w:rPr>
+          <w:t xml:space="preserve">المالية والفواتير </w:t>
+        </w:r>
+        <w:r>
+          <w:rPr>
+            <w:rStyle w:val="InternetLink"/>
+            <w:rtl w:val="true"/>
+          </w:rPr>
+          <w:t xml:space="preserve">· </w:t>
+        </w:r>
+        <w:r>
+          <w:rPr>
+            <w:rStyle w:val="InternetLink"/>
+            <w:rtl w:val="true"/>
+          </w:rPr>
+          <w:t>الدعم الفني</w:t>
         </w:r>
         <w:r>
           <w:rPr>
@@ -1531,7 +1559,7 @@
         <w:rPr>
           <w:rtl w:val="true"/>
         </w:rPr>
-        <w:t>نظرة عامة والأدوار العشرة</w:t>
+        <w:t>نظرة عامة والأدوار الثلاثة عشر</w:t>
       </w:r>
     </w:p>
     <w:p>
@@ -1845,7 +1873,7 @@
         <w:rPr>
           <w:rtl w:val="true"/>
         </w:rPr>
-        <w:t>الأدوار العشرة</w:t>
+        <w:t>الأدوار الثلاثة عشر</w:t>
       </w:r>
     </w:p>
     <w:p>
@@ -1894,9 +1922,9 @@
         </w:tblCellMar>
       </w:tblPr>
       <w:tblGrid>
-        <w:gridCol w:w="2100"/>
-        <w:gridCol w:w="1756"/>
-        <w:gridCol w:w="11144"/>
+        <w:gridCol w:w="2127"/>
+        <w:gridCol w:w="1836"/>
+        <w:gridCol w:w="11037"/>
       </w:tblGrid>
       <w:tr>
         <w:trPr>
@@ -1904,7 +1932,7 @@
         </w:trPr>
         <w:tc>
           <w:tcPr>
-            <w:tcW w:w="2100" w:type="dxa"/>
+            <w:tcW w:w="2127" w:type="dxa"/>
             <w:tcBorders/>
             <w:vAlign w:val="center"/>
           </w:tcPr>
@@ -1927,7 +1955,7 @@
         </w:tc>
         <w:tc>
           <w:tcPr>
-            <w:tcW w:w="1756" w:type="dxa"/>
+            <w:tcW w:w="1836" w:type="dxa"/>
             <w:tcBorders/>
             <w:vAlign w:val="center"/>
           </w:tcPr>
@@ -1950,7 +1978,7 @@
         </w:tc>
         <w:tc>
           <w:tcPr>
-            <w:tcW w:w="11144" w:type="dxa"/>
+            <w:tcW w:w="11037" w:type="dxa"/>
             <w:tcBorders/>
             <w:vAlign w:val="center"/>
           </w:tcPr>
@@ -1976,7 +2004,7 @@
         <w:trPr/>
         <w:tc>
           <w:tcPr>
-            <w:tcW w:w="2100" w:type="dxa"/>
+            <w:tcW w:w="2127" w:type="dxa"/>
             <w:tcBorders/>
             <w:vAlign w:val="center"/>
           </w:tcPr>
@@ -1999,7 +2027,7 @@
         </w:tc>
         <w:tc>
           <w:tcPr>
-            <w:tcW w:w="1756" w:type="dxa"/>
+            <w:tcW w:w="1836" w:type="dxa"/>
             <w:tcBorders/>
             <w:vAlign w:val="center"/>
           </w:tcPr>
@@ -2021,7 +2049,7 @@
         </w:tc>
         <w:tc>
           <w:tcPr>
-            <w:tcW w:w="11144" w:type="dxa"/>
+            <w:tcW w:w="11037" w:type="dxa"/>
             <w:tcBorders/>
             <w:vAlign w:val="center"/>
           </w:tcPr>
@@ -2076,7 +2104,7 @@
         <w:trPr/>
         <w:tc>
           <w:tcPr>
-            <w:tcW w:w="2100" w:type="dxa"/>
+            <w:tcW w:w="2127" w:type="dxa"/>
             <w:tcBorders/>
             <w:vAlign w:val="center"/>
           </w:tcPr>
@@ -2099,7 +2127,7 @@
         </w:tc>
         <w:tc>
           <w:tcPr>
-            <w:tcW w:w="1756" w:type="dxa"/>
+            <w:tcW w:w="1836" w:type="dxa"/>
             <w:tcBorders/>
             <w:vAlign w:val="center"/>
           </w:tcPr>
@@ -2121,7 +2149,7 @@
         </w:tc>
         <w:tc>
           <w:tcPr>
-            <w:tcW w:w="11144" w:type="dxa"/>
+            <w:tcW w:w="11037" w:type="dxa"/>
             <w:tcBorders/>
             <w:vAlign w:val="center"/>
           </w:tcPr>
@@ -2152,7 +2180,7 @@
         <w:trPr/>
         <w:tc>
           <w:tcPr>
-            <w:tcW w:w="2100" w:type="dxa"/>
+            <w:tcW w:w="2127" w:type="dxa"/>
             <w:tcBorders/>
             <w:vAlign w:val="center"/>
           </w:tcPr>
@@ -2175,7 +2203,7 @@
         </w:tc>
         <w:tc>
           <w:tcPr>
-            <w:tcW w:w="1756" w:type="dxa"/>
+            <w:tcW w:w="1836" w:type="dxa"/>
             <w:tcBorders/>
             <w:vAlign w:val="center"/>
           </w:tcPr>
@@ -2197,7 +2225,7 @@
         </w:tc>
         <w:tc>
           <w:tcPr>
-            <w:tcW w:w="11144" w:type="dxa"/>
+            <w:tcW w:w="11037" w:type="dxa"/>
             <w:tcBorders/>
             <w:vAlign w:val="center"/>
           </w:tcPr>
@@ -2265,7 +2293,7 @@
         <w:trPr/>
         <w:tc>
           <w:tcPr>
-            <w:tcW w:w="2100" w:type="dxa"/>
+            <w:tcW w:w="2127" w:type="dxa"/>
             <w:tcBorders/>
             <w:vAlign w:val="center"/>
           </w:tcPr>
@@ -2288,7 +2316,7 @@
         </w:tc>
         <w:tc>
           <w:tcPr>
-            <w:tcW w:w="1756" w:type="dxa"/>
+            <w:tcW w:w="1836" w:type="dxa"/>
             <w:tcBorders/>
             <w:vAlign w:val="center"/>
           </w:tcPr>
@@ -2310,7 +2338,7 @@
         </w:tc>
         <w:tc>
           <w:tcPr>
-            <w:tcW w:w="11144" w:type="dxa"/>
+            <w:tcW w:w="11037" w:type="dxa"/>
             <w:tcBorders/>
             <w:vAlign w:val="center"/>
           </w:tcPr>
@@ -2348,7 +2376,7 @@
         <w:trPr/>
         <w:tc>
           <w:tcPr>
-            <w:tcW w:w="2100" w:type="dxa"/>
+            <w:tcW w:w="2127" w:type="dxa"/>
             <w:tcBorders/>
             <w:vAlign w:val="center"/>
           </w:tcPr>
@@ -2371,7 +2399,7 @@
         </w:tc>
         <w:tc>
           <w:tcPr>
-            <w:tcW w:w="1756" w:type="dxa"/>
+            <w:tcW w:w="1836" w:type="dxa"/>
             <w:tcBorders/>
             <w:vAlign w:val="center"/>
           </w:tcPr>
@@ -2393,7 +2421,7 @@
         </w:tc>
         <w:tc>
           <w:tcPr>
-            <w:tcW w:w="11144" w:type="dxa"/>
+            <w:tcW w:w="11037" w:type="dxa"/>
             <w:tcBorders/>
             <w:vAlign w:val="center"/>
           </w:tcPr>
@@ -2437,7 +2465,7 @@
         <w:trPr/>
         <w:tc>
           <w:tcPr>
-            <w:tcW w:w="2100" w:type="dxa"/>
+            <w:tcW w:w="2127" w:type="dxa"/>
             <w:tcBorders/>
             <w:vAlign w:val="center"/>
           </w:tcPr>
@@ -2460,7 +2488,7 @@
         </w:tc>
         <w:tc>
           <w:tcPr>
-            <w:tcW w:w="1756" w:type="dxa"/>
+            <w:tcW w:w="1836" w:type="dxa"/>
             <w:tcBorders/>
             <w:vAlign w:val="center"/>
           </w:tcPr>
@@ -2482,7 +2510,7 @@
         </w:tc>
         <w:tc>
           <w:tcPr>
-            <w:tcW w:w="11144" w:type="dxa"/>
+            <w:tcW w:w="11037" w:type="dxa"/>
             <w:tcBorders/>
             <w:vAlign w:val="center"/>
           </w:tcPr>
@@ -2537,7 +2565,7 @@
         <w:trPr/>
         <w:tc>
           <w:tcPr>
-            <w:tcW w:w="2100" w:type="dxa"/>
+            <w:tcW w:w="2127" w:type="dxa"/>
             <w:tcBorders/>
             <w:vAlign w:val="center"/>
           </w:tcPr>
@@ -2560,7 +2588,7 @@
         </w:tc>
         <w:tc>
           <w:tcPr>
-            <w:tcW w:w="1756" w:type="dxa"/>
+            <w:tcW w:w="1836" w:type="dxa"/>
             <w:tcBorders/>
             <w:vAlign w:val="center"/>
           </w:tcPr>
@@ -2582,7 +2610,7 @@
         </w:tc>
         <w:tc>
           <w:tcPr>
-            <w:tcW w:w="11144" w:type="dxa"/>
+            <w:tcW w:w="11037" w:type="dxa"/>
             <w:tcBorders/>
             <w:vAlign w:val="center"/>
           </w:tcPr>
@@ -2613,7 +2641,7 @@
         <w:trPr/>
         <w:tc>
           <w:tcPr>
-            <w:tcW w:w="2100" w:type="dxa"/>
+            <w:tcW w:w="2127" w:type="dxa"/>
             <w:tcBorders/>
             <w:vAlign w:val="center"/>
           </w:tcPr>
@@ -2636,7 +2664,7 @@
         </w:tc>
         <w:tc>
           <w:tcPr>
-            <w:tcW w:w="1756" w:type="dxa"/>
+            <w:tcW w:w="1836" w:type="dxa"/>
             <w:tcBorders/>
             <w:vAlign w:val="center"/>
           </w:tcPr>
@@ -2658,7 +2686,7 @@
         </w:tc>
         <w:tc>
           <w:tcPr>
-            <w:tcW w:w="11144" w:type="dxa"/>
+            <w:tcW w:w="11037" w:type="dxa"/>
             <w:tcBorders/>
             <w:vAlign w:val="center"/>
           </w:tcPr>
@@ -2689,7 +2717,7 @@
         <w:trPr/>
         <w:tc>
           <w:tcPr>
-            <w:tcW w:w="2100" w:type="dxa"/>
+            <w:tcW w:w="2127" w:type="dxa"/>
             <w:tcBorders/>
             <w:vAlign w:val="center"/>
           </w:tcPr>
@@ -2712,7 +2740,7 @@
         </w:tc>
         <w:tc>
           <w:tcPr>
-            <w:tcW w:w="1756" w:type="dxa"/>
+            <w:tcW w:w="1836" w:type="dxa"/>
             <w:tcBorders/>
             <w:vAlign w:val="center"/>
           </w:tcPr>
@@ -2734,7 +2762,7 @@
         </w:tc>
         <w:tc>
           <w:tcPr>
-            <w:tcW w:w="11144" w:type="dxa"/>
+            <w:tcW w:w="11037" w:type="dxa"/>
             <w:tcBorders/>
             <w:vAlign w:val="center"/>
           </w:tcPr>
@@ -2777,7 +2805,7 @@
         <w:trPr/>
         <w:tc>
           <w:tcPr>
-            <w:tcW w:w="2100" w:type="dxa"/>
+            <w:tcW w:w="2127" w:type="dxa"/>
             <w:tcBorders/>
             <w:vAlign w:val="center"/>
           </w:tcPr>
@@ -2794,13 +2822,13 @@
                 <w:rStyle w:val="StrongEmphasis"/>
                 <w:rtl w:val="true"/>
               </w:rPr>
-              <w:t>طالب</w:t>
+              <w:t>المحاسب المالي للمنصة</w:t>
             </w:r>
           </w:p>
         </w:tc>
         <w:tc>
           <w:tcPr>
-            <w:tcW w:w="1756" w:type="dxa"/>
+            <w:tcW w:w="1836" w:type="dxa"/>
             <w:tcBorders/>
             <w:vAlign w:val="center"/>
           </w:tcPr>
@@ -2816,13 +2844,225 @@
               <w:rPr>
                 <w:rStyle w:val="SourceText"/>
               </w:rPr>
-              <w:t>student</w:t>
+              <w:t>accountant</w:t>
             </w:r>
           </w:p>
         </w:tc>
         <w:tc>
           <w:tcPr>
-            <w:tcW w:w="11144" w:type="dxa"/>
+            <w:tcW w:w="11037" w:type="dxa"/>
+            <w:tcBorders/>
+            <w:vAlign w:val="center"/>
+          </w:tcPr>
+          <w:p>
+            <w:pPr>
+              <w:pStyle w:val="TableContents"/>
+              <w:bidi w:val="1"/>
+              <w:spacing w:before="0" w:after="150"/>
+              <w:jc w:val="right"/>
+              <w:rPr/>
+            </w:pPr>
+            <w:r>
+              <w:rPr>
+                <w:rtl w:val="true"/>
+              </w:rPr>
+              <w:t xml:space="preserve">السدادات الواردة وسندات التحويل، إصدار الفواتير الإلكترونية، المصروفات </w:t>
+            </w:r>
+            <w:r>
+              <w:rPr>
+                <w:rtl w:val="true"/>
+              </w:rPr>
+              <w:t>(</w:t>
+            </w:r>
+            <w:r>
+              <w:rPr>
+                <w:rtl w:val="true"/>
+              </w:rPr>
+              <w:t xml:space="preserve">صيانة </w:t>
+            </w:r>
+            <w:r>
+              <w:rPr>
+                <w:rtl w:val="true"/>
+              </w:rPr>
+              <w:t xml:space="preserve">· </w:t>
+            </w:r>
+            <w:r>
+              <w:rPr>
+                <w:rtl w:val="true"/>
+              </w:rPr>
+              <w:t xml:space="preserve">سيرفرات </w:t>
+            </w:r>
+            <w:r>
+              <w:rPr>
+                <w:rtl w:val="true"/>
+              </w:rPr>
+              <w:t xml:space="preserve">· </w:t>
+            </w:r>
+            <w:r>
+              <w:rPr>
+                <w:rtl w:val="true"/>
+              </w:rPr>
+              <w:t xml:space="preserve">تشغيل </w:t>
+            </w:r>
+            <w:r>
+              <w:rPr>
+                <w:rtl w:val="true"/>
+              </w:rPr>
+              <w:t xml:space="preserve">· </w:t>
+            </w:r>
+            <w:r>
+              <w:rPr>
+                <w:rtl w:val="true"/>
+              </w:rPr>
+              <w:t>دومين</w:t>
+            </w:r>
+            <w:r>
+              <w:rPr>
+                <w:rtl w:val="true"/>
+              </w:rPr>
+              <w:t>)</w:t>
+            </w:r>
+            <w:r>
+              <w:rPr>
+                <w:rtl w:val="true"/>
+              </w:rPr>
+              <w:t>، والتقارير المالية بكل الفترات — يفتح له المشرف العام حسابًا</w:t>
+            </w:r>
+            <w:r>
+              <w:rPr>
+                <w:rtl w:val="true"/>
+              </w:rPr>
+              <w:t>.</w:t>
+            </w:r>
+          </w:p>
+        </w:tc>
+      </w:tr>
+      <w:tr>
+        <w:trPr/>
+        <w:tc>
+          <w:tcPr>
+            <w:tcW w:w="2127" w:type="dxa"/>
+            <w:tcBorders/>
+            <w:vAlign w:val="center"/>
+          </w:tcPr>
+          <w:p>
+            <w:pPr>
+              <w:pStyle w:val="TableContents"/>
+              <w:bidi w:val="1"/>
+              <w:spacing w:before="0" w:after="150"/>
+              <w:jc w:val="right"/>
+              <w:rPr/>
+            </w:pPr>
+            <w:r>
+              <w:rPr>
+                <w:rStyle w:val="StrongEmphasis"/>
+                <w:rtl w:val="true"/>
+              </w:rPr>
+              <w:t>موظف الدعم الفني</w:t>
+            </w:r>
+          </w:p>
+        </w:tc>
+        <w:tc>
+          <w:tcPr>
+            <w:tcW w:w="1836" w:type="dxa"/>
+            <w:tcBorders/>
+            <w:vAlign w:val="center"/>
+          </w:tcPr>
+          <w:p>
+            <w:pPr>
+              <w:pStyle w:val="TableContents"/>
+              <w:bidi w:val="1"/>
+              <w:spacing w:before="0" w:after="150"/>
+              <w:jc w:val="right"/>
+              <w:rPr/>
+            </w:pPr>
+            <w:r>
+              <w:rPr>
+                <w:rStyle w:val="SourceText"/>
+              </w:rPr>
+              <w:t>support</w:t>
+            </w:r>
+          </w:p>
+        </w:tc>
+        <w:tc>
+          <w:tcPr>
+            <w:tcW w:w="11037" w:type="dxa"/>
+            <w:tcBorders/>
+            <w:vAlign w:val="center"/>
+          </w:tcPr>
+          <w:p>
+            <w:pPr>
+              <w:pStyle w:val="TableContents"/>
+              <w:bidi w:val="1"/>
+              <w:spacing w:before="0" w:after="150"/>
+              <w:jc w:val="right"/>
+              <w:rPr/>
+            </w:pPr>
+            <w:r>
+              <w:rPr>
+                <w:rtl w:val="true"/>
+              </w:rPr>
+              <w:t>متابعة تذاكر الدعم الواردة من المدارس والزوار، الردّ عليها، وتحويلها للمشرف العام وإغلاقها</w:t>
+            </w:r>
+            <w:r>
+              <w:rPr>
+                <w:rtl w:val="true"/>
+              </w:rPr>
+              <w:t>.</w:t>
+            </w:r>
+          </w:p>
+        </w:tc>
+      </w:tr>
+      <w:tr>
+        <w:trPr/>
+        <w:tc>
+          <w:tcPr>
+            <w:tcW w:w="2127" w:type="dxa"/>
+            <w:tcBorders/>
+            <w:vAlign w:val="center"/>
+          </w:tcPr>
+          <w:p>
+            <w:pPr>
+              <w:pStyle w:val="TableContents"/>
+              <w:bidi w:val="1"/>
+              <w:spacing w:before="0" w:after="150"/>
+              <w:jc w:val="right"/>
+              <w:rPr/>
+            </w:pPr>
+            <w:r>
+              <w:rPr>
+                <w:rStyle w:val="StrongEmphasis"/>
+                <w:rtl w:val="true"/>
+              </w:rPr>
+              <w:t>طالب</w:t>
+            </w:r>
+          </w:p>
+        </w:tc>
+        <w:tc>
+          <w:tcPr>
+            <w:tcW w:w="1836" w:type="dxa"/>
+            <w:tcBorders/>
+            <w:vAlign w:val="center"/>
+          </w:tcPr>
+          <w:p>
+            <w:pPr>
+              <w:pStyle w:val="TableContents"/>
+              <w:bidi w:val="1"/>
+              <w:spacing w:before="0" w:after="150"/>
+              <w:jc w:val="right"/>
+              <w:rPr/>
+            </w:pPr>
+            <w:r>
+              <w:rPr>
+                <w:rStyle w:val="SourceText"/>
+              </w:rPr>
+              <w:t>student</w:t>
+            </w:r>
+          </w:p>
+        </w:tc>
+        <w:tc>
+          <w:tcPr>
+            <w:tcW w:w="11037" w:type="dxa"/>
             <w:tcBorders/>
             <w:vAlign w:val="center"/>
           </w:tcPr>
@@ -8499,10 +8739,42 @@
               <w:t>(</w:t>
             </w:r>
             <w:r>
-              <w:rPr>
-                <w:rtl w:val="true"/>
-              </w:rPr>
-              <w:t xml:space="preserve">الوحدات والأدوار العشرة </w:t>
+              <w:rPr/>
+              <w:t>26</w:t>
+            </w:r>
+            <w:r>
+              <w:rPr>
+                <w:rtl w:val="true"/>
+              </w:rPr>
+              <w:t xml:space="preserve"> </w:t>
+            </w:r>
+            <w:r>
+              <w:rPr>
+                <w:rtl w:val="true"/>
+              </w:rPr>
+              <w:t xml:space="preserve">وحدة </w:t>
+            </w:r>
+            <w:r>
+              <w:rPr>
+                <w:rtl w:val="true"/>
+              </w:rPr>
+              <w:t xml:space="preserve">· </w:t>
+            </w:r>
+            <w:r>
+              <w:rPr/>
+              <w:t>13</w:t>
+            </w:r>
+            <w:r>
+              <w:rPr>
+                <w:rtl w:val="true"/>
+              </w:rPr>
+              <w:t xml:space="preserve"> </w:t>
+            </w:r>
+            <w:r>
+              <w:rPr>
+                <w:rtl w:val="true"/>
+              </w:rPr>
+              <w:t xml:space="preserve">دورًا </w:t>
             </w:r>
             <w:r>
               <w:rPr>
@@ -10389,7 +10661,6 @@
       <w:pPr>
         <w:pStyle w:val="TextBody"/>
         <w:bidi w:val="1"/>
-        <w:spacing w:before="0" w:after="0"/>
         <w:jc w:val="right"/>
         <w:rPr/>
       </w:pPr>
@@ -10415,46 +10686,34 @@
     </w:p>
     <w:p>
       <w:pPr>
+        <w:pStyle w:val="Heading3"/>
+        <w:bidi w:val="1"/>
+        <w:jc w:val="right"/>
+        <w:rPr/>
+      </w:pPr>
+      <w:r>
+        <w:rPr>
+          <w:rtl w:val="true"/>
+        </w:rPr>
+        <w:t>المالية</w:t>
+      </w:r>
+      <w:r>
+        <w:rPr>
+          <w:rtl w:val="true"/>
+        </w:rPr>
+        <w:t xml:space="preserve">: </w:t>
+      </w:r>
+      <w:r>
+        <w:rPr>
+          <w:rtl w:val="true"/>
+        </w:rPr>
+        <w:t>سند التحويل والفاتورة الإلكترونية</w:t>
+      </w:r>
+    </w:p>
+    <w:p>
+      <w:pPr>
         <w:pStyle w:val="TextBody"/>
         <w:bidi w:val="1"/>
-        <w:jc w:val="right"/>
-        <w:rPr/>
-      </w:pPr>
-      <w:r>
-        <w:rPr/>
-        <w:t>5</w:t>
-      </w:r>
-    </w:p>
-    <w:p>
-      <w:pPr>
-        <w:pStyle w:val="Heading2"/>
-        <w:bidi w:val="1"/>
-        <w:jc w:val="right"/>
-        <w:rPr/>
-      </w:pPr>
-      <w:r>
-        <w:rPr>
-          <w:rtl w:val="true"/>
-        </w:rPr>
-        <w:t>المدير</w:t>
-      </w:r>
-      <w:r>
-        <w:rPr>
-          <w:rtl w:val="true"/>
-        </w:rPr>
-        <w:t xml:space="preserve">: </w:t>
-      </w:r>
-      <w:r>
-        <w:rPr>
-          <w:rtl w:val="true"/>
-        </w:rPr>
-        <w:t>الحسابات واستيراد نور وإسناد المواد</w:t>
-      </w:r>
-    </w:p>
-    <w:p>
-      <w:pPr>
-        <w:pStyle w:val="TextBody"/>
-        <w:bidi w:val="1"/>
         <w:spacing w:before="0" w:after="150"/>
         <w:jc w:val="right"/>
         <w:rPr/>
@@ -10463,57 +10722,91 @@
         <w:rPr>
           <w:rtl w:val="true"/>
         </w:rPr>
-        <w:t>من يستخدمها</w:t>
-      </w:r>
-      <w:r>
-        <w:rPr>
-          <w:rtl w:val="true"/>
-        </w:rPr>
-        <w:t xml:space="preserve">: </w:t>
-      </w:r>
-      <w:r>
-        <w:rPr>
-          <w:rtl w:val="true"/>
-        </w:rPr>
-        <w:t xml:space="preserve">مدير المدرسة </w:t>
-      </w:r>
-      <w:r>
-        <w:rPr>
-          <w:rStyle w:val="SourceText"/>
-        </w:rPr>
-        <w:t>principal</w:t>
+        <w:t xml:space="preserve">السداد </w:t>
+      </w:r>
+      <w:r>
+        <w:rPr>
+          <w:rStyle w:val="StrongEmphasis"/>
+          <w:rtl w:val="true"/>
+        </w:rPr>
+        <w:t>تحويل بنكي</w:t>
+      </w:r>
+      <w:r>
+        <w:rPr>
+          <w:rtl w:val="true"/>
+        </w:rPr>
+        <w:t xml:space="preserve"> </w:t>
+      </w:r>
+      <w:r>
+        <w:rPr>
+          <w:rtl w:val="true"/>
+        </w:rPr>
+        <w:t>(</w:t>
+      </w:r>
+      <w:r>
+        <w:rPr>
+          <w:rtl w:val="true"/>
+        </w:rPr>
+        <w:t>بلا بوابة دفع</w:t>
+      </w:r>
+      <w:r>
+        <w:rPr>
+          <w:rtl w:val="true"/>
+        </w:rPr>
+        <w:t xml:space="preserve">): </w:t>
+      </w:r>
+      <w:r>
+        <w:rPr>
+          <w:rtl w:val="true"/>
+        </w:rPr>
+        <w:t xml:space="preserve">يحوّل مدير المدرسة المبلغ، ثم يرفع </w:t>
+      </w:r>
+      <w:r>
+        <w:rPr>
+          <w:rStyle w:val="StrongEmphasis"/>
+          <w:rtl w:val="true"/>
+        </w:rPr>
+        <w:t>صورة سند التحويل مختومة بختم المدرسة</w:t>
+      </w:r>
+      <w:r>
+        <w:rPr>
+          <w:rtl w:val="true"/>
+        </w:rPr>
+        <w:t xml:space="preserve">، وبعد الاعتماد تُفعَّل الباقة آليًا وتصدر </w:t>
+      </w:r>
+      <w:r>
+        <w:rPr>
+          <w:rStyle w:val="StrongEmphasis"/>
+          <w:rtl w:val="true"/>
+        </w:rPr>
+        <w:t xml:space="preserve">فاتورة إلكترونية مختومة بختم </w:t>
+      </w:r>
+      <w:r>
+        <w:rPr>
+          <w:rStyle w:val="StrongEmphasis"/>
+          <w:rtl w:val="true"/>
+        </w:rPr>
+        <w:t>«</w:t>
+      </w:r>
+      <w:r>
+        <w:rPr>
+          <w:rStyle w:val="StrongEmphasis"/>
+          <w:rtl w:val="true"/>
+        </w:rPr>
+        <w:t>تابعني للخدمات التعليمية</w:t>
+      </w:r>
+      <w:r>
+        <w:rPr>
+          <w:rStyle w:val="StrongEmphasis"/>
+          <w:rtl w:val="true"/>
+        </w:rPr>
+        <w:t>»</w:t>
       </w:r>
       <w:r>
         <w:rPr>
           <w:rtl w:val="true"/>
         </w:rPr>
         <w:t>.</w:t>
-      </w:r>
-    </w:p>
-    <w:p>
-      <w:pPr>
-        <w:pStyle w:val="Heading3"/>
-        <w:bidi w:val="1"/>
-        <w:jc w:val="right"/>
-        <w:rPr/>
-      </w:pPr>
-      <w:r>
-        <w:rPr>
-          <w:rtl w:val="true"/>
-        </w:rPr>
-        <w:t>أ</w:t>
-      </w:r>
-      <w:r>
-        <w:rPr>
-          <w:rtl w:val="true"/>
-        </w:rPr>
-        <w:t xml:space="preserve">) </w:t>
-      </w:r>
-      <w:r>
-        <w:rPr>
-          <w:rtl w:val="true"/>
-        </w:rPr>
-        <w:t>إنشاء الحسابات</w:t>
       </w:r>
     </w:p>
     <w:p>
@@ -10538,7 +10831,7 @@
           <w:rStyle w:val="StrongEmphasis"/>
           <w:rtl w:val="true"/>
         </w:rPr>
-        <w:t xml:space="preserve">افتح </w:t>
+        <w:t xml:space="preserve">مدير المدرسة ← </w:t>
       </w:r>
       <w:r>
         <w:rPr>
@@ -10552,7 +10845,7 @@
           <w:rStyle w:val="StrongEmphasis"/>
           <w:rtl w:val="true"/>
         </w:rPr>
-        <w:t>الموظفون والحسابات</w:t>
+        <w:t>الاشتراك والدفع</w:t>
       </w:r>
       <w:r>
         <w:rPr>
@@ -10565,7 +10858,79 @@
         <w:rPr>
           <w:rtl w:val="true"/>
         </w:rPr>
-        <w:t>وأنشئ حسابات الوكيل والتوجيه والمعلمين ومسؤولي الخدمات</w:t>
+        <w:t xml:space="preserve">يرى بيانات الحساب البنكي </w:t>
+      </w:r>
+      <w:r>
+        <w:rPr>
+          <w:rtl w:val="true"/>
+        </w:rPr>
+        <w:t>(</w:t>
+      </w:r>
+      <w:r>
+        <w:rPr>
+          <w:rtl w:val="true"/>
+        </w:rPr>
+        <w:t xml:space="preserve">اسم المستفيد </w:t>
+      </w:r>
+      <w:r>
+        <w:rPr>
+          <w:rtl w:val="true"/>
+        </w:rPr>
+        <w:t xml:space="preserve">· </w:t>
+      </w:r>
+      <w:r>
+        <w:rPr>
+          <w:rtl w:val="true"/>
+        </w:rPr>
+        <w:t xml:space="preserve">البنك </w:t>
+      </w:r>
+      <w:r>
+        <w:rPr>
+          <w:rtl w:val="true"/>
+        </w:rPr>
+        <w:t xml:space="preserve">· </w:t>
+      </w:r>
+      <w:r>
+        <w:rPr>
+          <w:rtl w:val="true"/>
+        </w:rPr>
+        <w:t xml:space="preserve">رقم الحساب </w:t>
+      </w:r>
+      <w:r>
+        <w:rPr>
+          <w:rtl w:val="true"/>
+        </w:rPr>
+        <w:t xml:space="preserve">· </w:t>
+      </w:r>
+      <w:r>
+        <w:rPr>
+          <w:rtl w:val="true"/>
+        </w:rPr>
+        <w:t>الآيبان</w:t>
+      </w:r>
+      <w:r>
+        <w:rPr>
+          <w:rtl w:val="true"/>
+        </w:rPr>
+        <w:t>)</w:t>
+      </w:r>
+      <w:r>
+        <w:rPr>
+          <w:rtl w:val="true"/>
+        </w:rPr>
+        <w:t>، ويختار</w:t>
+      </w:r>
+      <w:r>
+        <w:rPr>
+          <w:rtl w:val="true"/>
+        </w:rPr>
+        <w:t xml:space="preserve">: </w:t>
+      </w:r>
+      <w:r>
+        <w:rPr>
+          <w:rtl w:val="true"/>
+        </w:rPr>
+        <w:t>اشتراك سنوي أو رسم التأسيس، والباقة وعدد السنوات — والمبلغ يُحسب تلقائيًا</w:t>
       </w:r>
       <w:r>
         <w:rPr>
@@ -10596,13 +10961,19 @@
           <w:rStyle w:val="StrongEmphasis"/>
           <w:rtl w:val="true"/>
         </w:rPr>
-        <w:t>أنشئ كل حساب بدوره</w:t>
-      </w:r>
-      <w:r>
-        <w:rPr>
-          <w:rtl w:val="true"/>
-        </w:rPr>
-        <w:t xml:space="preserve">وعند اختيار دور المعلم يمكن تحديد فصوله ومواده بقوائم متسلسلة </w:t>
+        <w:t>يحوّل ثم يرفع صورة السند</w:t>
+      </w:r>
+      <w:r>
+        <w:rPr>
+          <w:rtl w:val="true"/>
+        </w:rPr>
+        <w:t>«</w:t>
+      </w:r>
+      <w:r>
+        <w:rPr>
+          <w:rtl w:val="true"/>
+        </w:rPr>
+        <w:t xml:space="preserve">اختيار صورة سند التحويل </w:t>
       </w:r>
       <w:r>
         <w:rPr>
@@ -10614,13 +10985,38 @@
         <w:rPr>
           <w:rtl w:val="true"/>
         </w:rPr>
-        <w:t>المرحلة ← الصف ← الشعبة</w:t>
-      </w:r>
-      <w:r>
-        <w:rPr>
-          <w:rtl w:val="true"/>
-        </w:rPr>
-        <w:t xml:space="preserve">). </w:t>
+        <w:t>مختوم بختم المدرسة</w:t>
+      </w:r>
+      <w:r>
+        <w:rPr>
+          <w:rtl w:val="true"/>
+        </w:rPr>
+        <w:t xml:space="preserve">)» — </w:t>
+      </w:r>
+      <w:r>
+        <w:rPr>
+          <w:rtl w:val="true"/>
+        </w:rPr>
+        <w:t xml:space="preserve">وتُضغط الصورة تلقائيًا حتى لا تثقل الجهاز، ويمكن رفع </w:t>
+      </w:r>
+      <w:r>
+        <w:rPr>
+          <w:rStyle w:val="StrongEmphasis"/>
+          <w:rtl w:val="true"/>
+        </w:rPr>
+        <w:t>ختم المدرسة</w:t>
+      </w:r>
+      <w:r>
+        <w:rPr>
+          <w:rtl w:val="true"/>
+        </w:rPr>
+        <w:t xml:space="preserve"> كصورة منفصلة أيضًا</w:t>
+      </w:r>
+      <w:r>
+        <w:rPr>
+          <w:rtl w:val="true"/>
+        </w:rPr>
+        <w:t xml:space="preserve">. </w:t>
       </w:r>
     </w:p>
     <w:p>
@@ -10635,6 +11031,7 @@
           <w:tab w:val="left" w:pos="709" w:leader="none"/>
         </w:tabs>
         <w:bidi w:val="1"/>
+        <w:spacing w:before="0" w:after="0"/>
         <w:ind w:left="709" w:firstLine="992"/>
         <w:jc w:val="right"/>
         <w:rPr/>
@@ -10644,13 +11041,39 @@
           <w:rStyle w:val="StrongEmphasis"/>
           <w:rtl w:val="true"/>
         </w:rPr>
-        <w:t>لا تظهر إلا مواد مراحل المدرسة</w:t>
-      </w:r>
-      <w:r>
-        <w:rPr>
-          <w:rtl w:val="true"/>
-        </w:rPr>
-        <w:t>فلا يمكن إسناد مادة من مرحلة لا تشملها المدرسة</w:t>
+        <w:t>يرسل الطلب</w:t>
+      </w:r>
+      <w:r>
+        <w:rPr>
+          <w:rtl w:val="true"/>
+        </w:rPr>
+        <w:t xml:space="preserve">يصل فورًا إلى </w:t>
+      </w:r>
+      <w:r>
+        <w:rPr>
+          <w:rStyle w:val="StrongEmphasis"/>
+          <w:rtl w:val="true"/>
+        </w:rPr>
+        <w:t>المشرف العام</w:t>
+      </w:r>
+      <w:r>
+        <w:rPr>
+          <w:rtl w:val="true"/>
+        </w:rPr>
+        <w:t xml:space="preserve"> و</w:t>
+      </w:r>
+      <w:r>
+        <w:rPr>
+          <w:rStyle w:val="StrongEmphasis"/>
+          <w:rtl w:val="true"/>
+        </w:rPr>
+        <w:t>المحاسب المالي</w:t>
+      </w:r>
+      <w:r>
+        <w:rPr>
+          <w:rtl w:val="true"/>
+        </w:rPr>
+        <w:t xml:space="preserve"> مع صورة السند للمراجعة</w:t>
       </w:r>
       <w:r>
         <w:rPr>
@@ -10661,6 +11084,1635 @@
     </w:p>
     <w:p>
       <w:pPr>
+        <w:pStyle w:val="TextBody"/>
+        <w:numPr>
+          <w:ilvl w:val="0"/>
+          <w:numId w:val="11"/>
+        </w:numPr>
+        <w:tabs>
+          <w:tab w:val="clear" w:pos="1134"/>
+          <w:tab w:val="left" w:pos="709" w:leader="none"/>
+        </w:tabs>
+        <w:bidi w:val="1"/>
+        <w:spacing w:before="0" w:after="0"/>
+        <w:ind w:left="709" w:firstLine="992"/>
+        <w:jc w:val="right"/>
+        <w:rPr/>
+      </w:pPr>
+      <w:r>
+        <w:rPr>
+          <w:rStyle w:val="StrongEmphasis"/>
+          <w:rtl w:val="true"/>
+        </w:rPr>
+        <w:t>الاعتماد</w:t>
+      </w:r>
+      <w:r>
+        <w:rPr>
+          <w:rStyle w:val="StrongEmphasis"/>
+          <w:rtl w:val="true"/>
+        </w:rPr>
+        <w:t>: «</w:t>
+      </w:r>
+      <w:r>
+        <w:rPr>
+          <w:rStyle w:val="StrongEmphasis"/>
+          <w:rtl w:val="true"/>
+        </w:rPr>
+        <w:t>اعتماد وتفعيل</w:t>
+      </w:r>
+      <w:r>
+        <w:rPr>
+          <w:rStyle w:val="StrongEmphasis"/>
+          <w:rtl w:val="true"/>
+        </w:rPr>
+        <w:t>»</w:t>
+      </w:r>
+      <w:r>
+        <w:rPr>
+          <w:rtl w:val="true"/>
+        </w:rPr>
+        <w:t xml:space="preserve">يُسجَّل السداد وتُمدّد سنة ويُرفع إيقاف الرسوم إن وُجد — </w:t>
+      </w:r>
+      <w:r>
+        <w:rPr>
+          <w:rStyle w:val="StrongEmphasis"/>
+          <w:rtl w:val="true"/>
+        </w:rPr>
+        <w:t>وتُصدر الفاتورة الإلكترونية تلقائيًا</w:t>
+      </w:r>
+      <w:r>
+        <w:rPr>
+          <w:rtl w:val="true"/>
+        </w:rPr>
+        <w:t xml:space="preserve">. </w:t>
+      </w:r>
+    </w:p>
+    <w:p>
+      <w:pPr>
+        <w:pStyle w:val="TextBody"/>
+        <w:numPr>
+          <w:ilvl w:val="0"/>
+          <w:numId w:val="11"/>
+        </w:numPr>
+        <w:tabs>
+          <w:tab w:val="clear" w:pos="1134"/>
+          <w:tab w:val="left" w:pos="709" w:leader="none"/>
+        </w:tabs>
+        <w:bidi w:val="1"/>
+        <w:ind w:left="709" w:firstLine="992"/>
+        <w:jc w:val="right"/>
+        <w:rPr/>
+      </w:pPr>
+      <w:r>
+        <w:rPr>
+          <w:rStyle w:val="StrongEmphasis"/>
+          <w:rtl w:val="true"/>
+        </w:rPr>
+        <w:t>طباعة الفاتورة</w:t>
+      </w:r>
+      <w:r>
+        <w:rPr>
+          <w:rtl w:val="true"/>
+        </w:rPr>
+        <w:t xml:space="preserve">من نافذة </w:t>
+      </w:r>
+      <w:r>
+        <w:rPr>
+          <w:rtl w:val="true"/>
+        </w:rPr>
+        <w:t>«</w:t>
+      </w:r>
+      <w:r>
+        <w:rPr>
+          <w:rtl w:val="true"/>
+        </w:rPr>
+        <w:t>فُعّلت الباقة ✓</w:t>
+      </w:r>
+      <w:r>
+        <w:rPr>
+          <w:rtl w:val="true"/>
+        </w:rPr>
+        <w:t xml:space="preserve">» </w:t>
+      </w:r>
+      <w:r>
+        <w:rPr>
+          <w:rtl w:val="true"/>
+        </w:rPr>
+        <w:t xml:space="preserve">أو من </w:t>
+      </w:r>
+      <w:r>
+        <w:rPr>
+          <w:rtl w:val="true"/>
+        </w:rPr>
+        <w:t>«</w:t>
+      </w:r>
+      <w:r>
+        <w:rPr>
+          <w:rtl w:val="true"/>
+        </w:rPr>
+        <w:t>فواتيري</w:t>
+      </w:r>
+      <w:r>
+        <w:rPr>
+          <w:rtl w:val="true"/>
+        </w:rPr>
+        <w:t xml:space="preserve">» </w:t>
+      </w:r>
+      <w:r>
+        <w:rPr>
+          <w:rtl w:val="true"/>
+        </w:rPr>
+        <w:t xml:space="preserve">أو من وحدة المالية — طباعة أو حفظ </w:t>
+      </w:r>
+      <w:r>
+        <w:rPr/>
+        <w:t>PDF</w:t>
+      </w:r>
+      <w:r>
+        <w:rPr>
+          <w:rtl w:val="true"/>
+        </w:rPr>
+        <w:t xml:space="preserve">. </w:t>
+      </w:r>
+    </w:p>
+    <w:p>
+      <w:pPr>
+        <w:pStyle w:val="TextBody"/>
+        <w:bidi w:val="1"/>
+        <w:spacing w:before="0" w:after="0"/>
+        <w:jc w:val="center"/>
+        <w:rPr/>
+      </w:pPr>
+      <w:r>
+        <w:rPr>
+          <w:rtl w:val="true"/>
+        </w:rPr>
+        <w:t xml:space="preserve">جدول </w:t>
+      </w:r>
+      <w:r>
+        <w:rPr/>
+        <w:t>4.3</w:t>
+      </w:r>
+      <w:r>
+        <w:rPr>
+          <w:rtl w:val="true"/>
+        </w:rPr>
+        <w:t xml:space="preserve"> — </w:t>
+      </w:r>
+      <w:r>
+        <w:rPr>
+          <w:rtl w:val="true"/>
+        </w:rPr>
+        <w:t>ما تحتويه الفاتورة الإلكترونية</w:t>
+      </w:r>
+    </w:p>
+    <w:tbl>
+      <w:tblPr>
+        <w:bidiVisual w:val="true"/>
+        <w:tblW w:w="14282" w:type="dxa"/>
+        <w:jc w:val="left"/>
+        <w:tblInd w:w="0" w:type="dxa"/>
+        <w:tblLayout w:type="fixed"/>
+        <w:tblCellMar>
+          <w:top w:w="28" w:type="dxa"/>
+          <w:left w:w="28" w:type="dxa"/>
+          <w:bottom w:w="28" w:type="dxa"/>
+          <w:right w:w="28" w:type="dxa"/>
+        </w:tblCellMar>
+      </w:tblPr>
+      <w:tblGrid>
+        <w:gridCol w:w="1876"/>
+        <w:gridCol w:w="12406"/>
+      </w:tblGrid>
+      <w:tr>
+        <w:trPr>
+          <w:tblHeader w:val="true"/>
+        </w:trPr>
+        <w:tc>
+          <w:tcPr>
+            <w:tcW w:w="1876" w:type="dxa"/>
+            <w:tcBorders/>
+            <w:vAlign w:val="center"/>
+          </w:tcPr>
+          <w:p>
+            <w:pPr>
+              <w:pStyle w:val="TableHeading"/>
+              <w:suppressLineNumbers/>
+              <w:bidi w:val="1"/>
+              <w:spacing w:before="0" w:after="150"/>
+              <w:jc w:val="center"/>
+              <w:rPr/>
+            </w:pPr>
+            <w:r>
+              <w:rPr>
+                <w:rtl w:val="true"/>
+              </w:rPr>
+              <w:t>العنصر</w:t>
+            </w:r>
+          </w:p>
+        </w:tc>
+        <w:tc>
+          <w:tcPr>
+            <w:tcW w:w="12406" w:type="dxa"/>
+            <w:tcBorders/>
+            <w:vAlign w:val="center"/>
+          </w:tcPr>
+          <w:p>
+            <w:pPr>
+              <w:pStyle w:val="TableHeading"/>
+              <w:suppressLineNumbers/>
+              <w:bidi w:val="1"/>
+              <w:spacing w:before="0" w:after="150"/>
+              <w:jc w:val="center"/>
+              <w:rPr/>
+            </w:pPr>
+            <w:r>
+              <w:rPr>
+                <w:rtl w:val="true"/>
+              </w:rPr>
+              <w:t>التفصيل</w:t>
+            </w:r>
+          </w:p>
+        </w:tc>
+      </w:tr>
+      <w:tr>
+        <w:trPr/>
+        <w:tc>
+          <w:tcPr>
+            <w:tcW w:w="1876" w:type="dxa"/>
+            <w:tcBorders/>
+            <w:vAlign w:val="center"/>
+          </w:tcPr>
+          <w:p>
+            <w:pPr>
+              <w:pStyle w:val="TableContents"/>
+              <w:bidi w:val="1"/>
+              <w:spacing w:before="0" w:after="150"/>
+              <w:jc w:val="right"/>
+              <w:rPr/>
+            </w:pPr>
+            <w:r>
+              <w:rPr>
+                <w:rStyle w:val="StrongEmphasis"/>
+                <w:rtl w:val="true"/>
+              </w:rPr>
+              <w:t>رقم الفاتورة</w:t>
+            </w:r>
+          </w:p>
+        </w:tc>
+        <w:tc>
+          <w:tcPr>
+            <w:tcW w:w="12406" w:type="dxa"/>
+            <w:tcBorders/>
+            <w:vAlign w:val="center"/>
+          </w:tcPr>
+          <w:p>
+            <w:pPr>
+              <w:pStyle w:val="TableContents"/>
+              <w:bidi w:val="1"/>
+              <w:spacing w:before="0" w:after="150"/>
+              <w:jc w:val="right"/>
+              <w:rPr/>
+            </w:pPr>
+            <w:r>
+              <w:rPr>
+                <w:rtl w:val="true"/>
+              </w:rPr>
+              <w:t>متسلسل بالسنة</w:t>
+            </w:r>
+            <w:r>
+              <w:rPr>
+                <w:rtl w:val="true"/>
+              </w:rPr>
+              <w:t xml:space="preserve">: </w:t>
+            </w:r>
+            <w:r>
+              <w:rPr>
+                <w:rStyle w:val="SourceText"/>
+              </w:rPr>
+              <w:t>TBN-2026-0001</w:t>
+            </w:r>
+            <w:r>
+              <w:rPr>
+                <w:rtl w:val="true"/>
+              </w:rPr>
+              <w:t xml:space="preserve"> — </w:t>
+            </w:r>
+            <w:r>
+              <w:rPr>
+                <w:rtl w:val="true"/>
+              </w:rPr>
+              <w:t>ولا يتكرّر</w:t>
+            </w:r>
+            <w:r>
+              <w:rPr>
+                <w:rtl w:val="true"/>
+              </w:rPr>
+              <w:t>.</w:t>
+            </w:r>
+          </w:p>
+        </w:tc>
+      </w:tr>
+      <w:tr>
+        <w:trPr/>
+        <w:tc>
+          <w:tcPr>
+            <w:tcW w:w="1876" w:type="dxa"/>
+            <w:tcBorders/>
+            <w:vAlign w:val="center"/>
+          </w:tcPr>
+          <w:p>
+            <w:pPr>
+              <w:pStyle w:val="TableContents"/>
+              <w:bidi w:val="1"/>
+              <w:spacing w:before="0" w:after="150"/>
+              <w:jc w:val="right"/>
+              <w:rPr/>
+            </w:pPr>
+            <w:r>
+              <w:rPr>
+                <w:rStyle w:val="StrongEmphasis"/>
+                <w:rtl w:val="true"/>
+              </w:rPr>
+              <w:t>ترويسة المنصة</w:t>
+            </w:r>
+          </w:p>
+        </w:tc>
+        <w:tc>
+          <w:tcPr>
+            <w:tcW w:w="12406" w:type="dxa"/>
+            <w:tcBorders/>
+            <w:vAlign w:val="center"/>
+          </w:tcPr>
+          <w:p>
+            <w:pPr>
+              <w:pStyle w:val="TableContents"/>
+              <w:bidi w:val="1"/>
+              <w:spacing w:before="0" w:after="150"/>
+              <w:jc w:val="right"/>
+              <w:rPr/>
+            </w:pPr>
+            <w:r>
+              <w:rPr>
+                <w:rtl w:val="true"/>
+              </w:rPr>
+              <w:t xml:space="preserve">شعار المنصة </w:t>
+            </w:r>
+            <w:r>
+              <w:rPr>
+                <w:rtl w:val="true"/>
+              </w:rPr>
+              <w:t xml:space="preserve">+ </w:t>
+            </w:r>
+            <w:r>
+              <w:rPr>
+                <w:rStyle w:val="StrongEmphasis"/>
+                <w:rtl w:val="true"/>
+              </w:rPr>
+              <w:t>«</w:t>
+            </w:r>
+            <w:r>
+              <w:rPr>
+                <w:rStyle w:val="StrongEmphasis"/>
+                <w:rtl w:val="true"/>
+              </w:rPr>
+              <w:t>تابعني للخدمات التعليمية</w:t>
+            </w:r>
+            <w:r>
+              <w:rPr>
+                <w:rStyle w:val="StrongEmphasis"/>
+                <w:rtl w:val="true"/>
+              </w:rPr>
+              <w:t>»</w:t>
+            </w:r>
+            <w:r>
+              <w:rPr>
+                <w:rtl w:val="true"/>
+              </w:rPr>
+              <w:t xml:space="preserve"> + «</w:t>
+            </w:r>
+            <w:r>
+              <w:rPr>
+                <w:rtl w:val="true"/>
+              </w:rPr>
+              <w:t xml:space="preserve">منصة الخدمات التعليمية للمدارس </w:t>
+            </w:r>
+            <w:r>
+              <w:rPr>
+                <w:rtl w:val="true"/>
+              </w:rPr>
+              <w:t xml:space="preserve">· </w:t>
+            </w:r>
+            <w:r>
+              <w:rPr/>
+              <w:t>tabaani.sa</w:t>
+            </w:r>
+            <w:r>
+              <w:rPr>
+                <w:rtl w:val="true"/>
+              </w:rPr>
+              <w:t>».</w:t>
+            </w:r>
+          </w:p>
+        </w:tc>
+      </w:tr>
+      <w:tr>
+        <w:trPr/>
+        <w:tc>
+          <w:tcPr>
+            <w:tcW w:w="1876" w:type="dxa"/>
+            <w:tcBorders/>
+            <w:vAlign w:val="center"/>
+          </w:tcPr>
+          <w:p>
+            <w:pPr>
+              <w:pStyle w:val="TableContents"/>
+              <w:bidi w:val="1"/>
+              <w:spacing w:before="0" w:after="150"/>
+              <w:jc w:val="right"/>
+              <w:rPr/>
+            </w:pPr>
+            <w:r>
+              <w:rPr>
+                <w:rStyle w:val="StrongEmphasis"/>
+                <w:rtl w:val="true"/>
+              </w:rPr>
+              <w:t>التاريخ والوقت</w:t>
+            </w:r>
+          </w:p>
+        </w:tc>
+        <w:tc>
+          <w:tcPr>
+            <w:tcW w:w="12406" w:type="dxa"/>
+            <w:tcBorders/>
+            <w:vAlign w:val="center"/>
+          </w:tcPr>
+          <w:p>
+            <w:pPr>
+              <w:pStyle w:val="TableContents"/>
+              <w:bidi w:val="1"/>
+              <w:spacing w:before="0" w:after="150"/>
+              <w:jc w:val="right"/>
+              <w:rPr/>
+            </w:pPr>
+            <w:r>
+              <w:rPr>
+                <w:rtl w:val="true"/>
+              </w:rPr>
+              <w:t xml:space="preserve">تاريخ الإصدار </w:t>
+            </w:r>
+            <w:r>
+              <w:rPr>
+                <w:rtl w:val="true"/>
+              </w:rPr>
+              <w:t>(</w:t>
+            </w:r>
+            <w:r>
+              <w:rPr>
+                <w:rtl w:val="true"/>
+              </w:rPr>
+              <w:t>هجري وميلادي</w:t>
+            </w:r>
+            <w:r>
+              <w:rPr>
+                <w:rtl w:val="true"/>
+              </w:rPr>
+              <w:t xml:space="preserve">) </w:t>
+            </w:r>
+            <w:r>
+              <w:rPr>
+                <w:rtl w:val="true"/>
+              </w:rPr>
+              <w:t>و</w:t>
+            </w:r>
+            <w:r>
+              <w:rPr>
+                <w:rStyle w:val="StrongEmphasis"/>
+                <w:rtl w:val="true"/>
+              </w:rPr>
+              <w:t>الساعة التي صدرت فيها الفاتورة</w:t>
+            </w:r>
+            <w:r>
+              <w:rPr>
+                <w:rtl w:val="true"/>
+              </w:rPr>
+              <w:t>.</w:t>
+            </w:r>
+          </w:p>
+        </w:tc>
+      </w:tr>
+      <w:tr>
+        <w:trPr/>
+        <w:tc>
+          <w:tcPr>
+            <w:tcW w:w="1876" w:type="dxa"/>
+            <w:tcBorders/>
+            <w:vAlign w:val="center"/>
+          </w:tcPr>
+          <w:p>
+            <w:pPr>
+              <w:pStyle w:val="TableContents"/>
+              <w:bidi w:val="1"/>
+              <w:spacing w:before="0" w:after="150"/>
+              <w:jc w:val="right"/>
+              <w:rPr/>
+            </w:pPr>
+            <w:r>
+              <w:rPr>
+                <w:rStyle w:val="StrongEmphasis"/>
+                <w:rtl w:val="true"/>
+              </w:rPr>
+              <w:t>بيانات المدرسة</w:t>
+            </w:r>
+          </w:p>
+        </w:tc>
+        <w:tc>
+          <w:tcPr>
+            <w:tcW w:w="12406" w:type="dxa"/>
+            <w:tcBorders/>
+            <w:vAlign w:val="center"/>
+          </w:tcPr>
+          <w:p>
+            <w:pPr>
+              <w:pStyle w:val="TableContents"/>
+              <w:bidi w:val="1"/>
+              <w:spacing w:before="0" w:after="150"/>
+              <w:jc w:val="right"/>
+              <w:rPr/>
+            </w:pPr>
+            <w:r>
+              <w:rPr>
+                <w:rtl w:val="true"/>
+              </w:rPr>
+              <w:t>اسم المدرسة والمدينة ورمز المدرسة، و</w:t>
+            </w:r>
+            <w:r>
+              <w:rPr>
+                <w:rStyle w:val="StrongEmphasis"/>
+                <w:rtl w:val="true"/>
+              </w:rPr>
+              <w:t>نوع الباقة التي طلبها</w:t>
+            </w:r>
+            <w:r>
+              <w:rPr>
+                <w:rtl w:val="true"/>
+              </w:rPr>
+              <w:t>، وسريان الاشتراك بعد الاعتماد</w:t>
+            </w:r>
+            <w:r>
+              <w:rPr>
+                <w:rtl w:val="true"/>
+              </w:rPr>
+              <w:t>.</w:t>
+            </w:r>
+          </w:p>
+        </w:tc>
+      </w:tr>
+      <w:tr>
+        <w:trPr/>
+        <w:tc>
+          <w:tcPr>
+            <w:tcW w:w="1876" w:type="dxa"/>
+            <w:tcBorders/>
+            <w:vAlign w:val="center"/>
+          </w:tcPr>
+          <w:p>
+            <w:pPr>
+              <w:pStyle w:val="TableContents"/>
+              <w:bidi w:val="1"/>
+              <w:spacing w:before="0" w:after="150"/>
+              <w:jc w:val="right"/>
+              <w:rPr/>
+            </w:pPr>
+            <w:r>
+              <w:rPr>
+                <w:rStyle w:val="StrongEmphasis"/>
+                <w:rtl w:val="true"/>
+              </w:rPr>
+              <w:t>الختم</w:t>
+            </w:r>
+          </w:p>
+        </w:tc>
+        <w:tc>
+          <w:tcPr>
+            <w:tcW w:w="12406" w:type="dxa"/>
+            <w:tcBorders/>
+            <w:vAlign w:val="center"/>
+          </w:tcPr>
+          <w:p>
+            <w:pPr>
+              <w:pStyle w:val="TableContents"/>
+              <w:bidi w:val="1"/>
+              <w:spacing w:before="0" w:after="150"/>
+              <w:jc w:val="right"/>
+              <w:rPr/>
+            </w:pPr>
+            <w:r>
+              <w:rPr>
+                <w:rStyle w:val="StrongEmphasis"/>
+                <w:rtl w:val="true"/>
+              </w:rPr>
+              <w:t xml:space="preserve">ختم </w:t>
+            </w:r>
+            <w:r>
+              <w:rPr>
+                <w:rStyle w:val="StrongEmphasis"/>
+                <w:rtl w:val="true"/>
+              </w:rPr>
+              <w:t>«</w:t>
+            </w:r>
+            <w:r>
+              <w:rPr>
+                <w:rStyle w:val="StrongEmphasis"/>
+                <w:rtl w:val="true"/>
+              </w:rPr>
+              <w:t>تابعني للخدمات التعليمية</w:t>
+            </w:r>
+            <w:r>
+              <w:rPr>
+                <w:rStyle w:val="StrongEmphasis"/>
+                <w:rtl w:val="true"/>
+              </w:rPr>
+              <w:t>»</w:t>
+            </w:r>
+            <w:r>
+              <w:rPr>
+                <w:rtl w:val="true"/>
+              </w:rPr>
+              <w:t xml:space="preserve"> </w:t>
+            </w:r>
+            <w:r>
+              <w:rPr>
+                <w:rtl w:val="true"/>
+              </w:rPr>
+              <w:t xml:space="preserve">يُرسم لحظة الطباعة </w:t>
+            </w:r>
+            <w:r>
+              <w:rPr>
+                <w:rtl w:val="true"/>
+              </w:rPr>
+              <w:t xml:space="preserve">+ </w:t>
+            </w:r>
+            <w:r>
+              <w:rPr>
+                <w:rStyle w:val="StrongEmphasis"/>
+                <w:rtl w:val="true"/>
+              </w:rPr>
+              <w:t>سند التحويل</w:t>
+            </w:r>
+            <w:r>
+              <w:rPr>
+                <w:rtl w:val="true"/>
+              </w:rPr>
+              <w:t xml:space="preserve"> في مربّع مخصّص </w:t>
+            </w:r>
+            <w:r>
+              <w:rPr>
+                <w:rtl w:val="true"/>
+              </w:rPr>
+              <w:t xml:space="preserve">+ </w:t>
+            </w:r>
+            <w:r>
+              <w:rPr>
+                <w:rStyle w:val="StrongEmphasis"/>
+                <w:rtl w:val="true"/>
+              </w:rPr>
+              <w:t>ختم المدرسة</w:t>
+            </w:r>
+            <w:r>
+              <w:rPr>
+                <w:rtl w:val="true"/>
+              </w:rPr>
+              <w:t>.</w:t>
+            </w:r>
+          </w:p>
+        </w:tc>
+      </w:tr>
+      <w:tr>
+        <w:trPr/>
+        <w:tc>
+          <w:tcPr>
+            <w:tcW w:w="1876" w:type="dxa"/>
+            <w:tcBorders/>
+            <w:vAlign w:val="center"/>
+          </w:tcPr>
+          <w:p>
+            <w:pPr>
+              <w:pStyle w:val="TableContents"/>
+              <w:bidi w:val="1"/>
+              <w:spacing w:before="0" w:after="150"/>
+              <w:jc w:val="right"/>
+              <w:rPr/>
+            </w:pPr>
+            <w:r>
+              <w:rPr>
+                <w:rStyle w:val="StrongEmphasis"/>
+                <w:rtl w:val="true"/>
+              </w:rPr>
+              <w:t>التحقّق</w:t>
+            </w:r>
+          </w:p>
+        </w:tc>
+        <w:tc>
+          <w:tcPr>
+            <w:tcW w:w="12406" w:type="dxa"/>
+            <w:tcBorders/>
+            <w:vAlign w:val="center"/>
+          </w:tcPr>
+          <w:p>
+            <w:pPr>
+              <w:pStyle w:val="TableContents"/>
+              <w:bidi w:val="1"/>
+              <w:spacing w:before="0" w:after="150"/>
+              <w:jc w:val="right"/>
+              <w:rPr/>
+            </w:pPr>
+            <w:r>
+              <w:rPr>
+                <w:rtl w:val="true"/>
+              </w:rPr>
+              <w:t xml:space="preserve">رمز </w:t>
+            </w:r>
+            <w:r>
+              <w:rPr/>
+              <w:t>QR</w:t>
+            </w:r>
+            <w:r>
+              <w:rPr>
+                <w:rtl w:val="true"/>
+              </w:rPr>
+              <w:t xml:space="preserve"> </w:t>
+            </w:r>
+            <w:r>
+              <w:rPr>
+                <w:rtl w:val="true"/>
+              </w:rPr>
+              <w:t xml:space="preserve">يشمل رقم الفاتورة والمبلغ، وسطر </w:t>
+            </w:r>
+            <w:r>
+              <w:rPr>
+                <w:rtl w:val="true"/>
+              </w:rPr>
+              <w:t>«</w:t>
+            </w:r>
+            <w:r>
+              <w:rPr>
+                <w:rtl w:val="true"/>
+              </w:rPr>
+              <w:t>صادرة إلكترونيًا ولا تحتاج توقيعًا</w:t>
+            </w:r>
+            <w:r>
+              <w:rPr>
+                <w:rtl w:val="true"/>
+              </w:rPr>
+              <w:t>»</w:t>
+            </w:r>
+            <w:r>
+              <w:rPr>
+                <w:rtl w:val="true"/>
+              </w:rPr>
+              <w:t xml:space="preserve">، وتوقيع </w:t>
+            </w:r>
+            <w:r>
+              <w:rPr>
+                <w:rStyle w:val="StrongEmphasis"/>
+                <w:rtl w:val="true"/>
+              </w:rPr>
+              <w:t>المحاسب المالي</w:t>
+            </w:r>
+            <w:r>
+              <w:rPr>
+                <w:rtl w:val="true"/>
+              </w:rPr>
+              <w:t xml:space="preserve"> و</w:t>
+            </w:r>
+            <w:r>
+              <w:rPr>
+                <w:rStyle w:val="StrongEmphasis"/>
+                <w:rtl w:val="true"/>
+              </w:rPr>
+              <w:t>المشرف العام</w:t>
+            </w:r>
+            <w:r>
+              <w:rPr>
+                <w:rtl w:val="true"/>
+              </w:rPr>
+              <w:t>.</w:t>
+            </w:r>
+          </w:p>
+        </w:tc>
+      </w:tr>
+    </w:tbl>
+    <w:p>
+      <w:pPr>
+        <w:pStyle w:val="Heading4"/>
+        <w:bidi w:val="1"/>
+        <w:jc w:val="right"/>
+        <w:rPr/>
+      </w:pPr>
+      <w:r>
+        <w:rPr>
+          <w:rtl w:val="true"/>
+        </w:rPr>
+        <w:t>المصروفات والتقارير المالية</w:t>
+      </w:r>
+    </w:p>
+    <w:p>
+      <w:pPr>
+        <w:pStyle w:val="TextBody"/>
+        <w:bidi w:val="1"/>
+        <w:spacing w:before="0" w:after="150"/>
+        <w:jc w:val="right"/>
+        <w:rPr/>
+      </w:pPr>
+      <w:r>
+        <w:rPr>
+          <w:rtl w:val="true"/>
+        </w:rPr>
+        <w:t xml:space="preserve">تبويب </w:t>
+      </w:r>
+      <w:r>
+        <w:rPr>
+          <w:rtl w:val="true"/>
+        </w:rPr>
+        <w:t>«</w:t>
+      </w:r>
+      <w:r>
+        <w:rPr>
+          <w:rtl w:val="true"/>
+        </w:rPr>
+        <w:t>المصروفات</w:t>
+      </w:r>
+      <w:r>
+        <w:rPr>
+          <w:rtl w:val="true"/>
+        </w:rPr>
+        <w:t xml:space="preserve">» </w:t>
+      </w:r>
+      <w:r>
+        <w:rPr>
+          <w:rtl w:val="true"/>
+        </w:rPr>
+        <w:t>لتسجيل مصروفات المنصة</w:t>
+      </w:r>
+      <w:r>
+        <w:rPr>
+          <w:rtl w:val="true"/>
+        </w:rPr>
+        <w:t xml:space="preserve">: </w:t>
+      </w:r>
+      <w:r>
+        <w:rPr>
+          <w:rStyle w:val="StrongEmphasis"/>
+          <w:rtl w:val="true"/>
+        </w:rPr>
+        <w:t xml:space="preserve">صيانة المنصة </w:t>
+      </w:r>
+      <w:r>
+        <w:rPr>
+          <w:rStyle w:val="StrongEmphasis"/>
+          <w:rtl w:val="true"/>
+        </w:rPr>
+        <w:t xml:space="preserve">· </w:t>
+      </w:r>
+      <w:r>
+        <w:rPr>
+          <w:rStyle w:val="StrongEmphasis"/>
+          <w:rtl w:val="true"/>
+        </w:rPr>
+        <w:t xml:space="preserve">السيرفرات والاستضافة </w:t>
+      </w:r>
+      <w:r>
+        <w:rPr>
+          <w:rStyle w:val="StrongEmphasis"/>
+          <w:rtl w:val="true"/>
+        </w:rPr>
+        <w:t xml:space="preserve">· </w:t>
+      </w:r>
+      <w:r>
+        <w:rPr>
+          <w:rStyle w:val="StrongEmphasis"/>
+          <w:rtl w:val="true"/>
+        </w:rPr>
+        <w:t xml:space="preserve">التشغيل </w:t>
+      </w:r>
+      <w:r>
+        <w:rPr>
+          <w:rStyle w:val="StrongEmphasis"/>
+          <w:rtl w:val="true"/>
+        </w:rPr>
+        <w:t xml:space="preserve">· </w:t>
+      </w:r>
+      <w:r>
+        <w:rPr>
+          <w:rStyle w:val="StrongEmphasis"/>
+          <w:rtl w:val="true"/>
+        </w:rPr>
+        <w:t xml:space="preserve">الدومين والشهادات </w:t>
+      </w:r>
+      <w:r>
+        <w:rPr>
+          <w:rStyle w:val="StrongEmphasis"/>
+          <w:rtl w:val="true"/>
+        </w:rPr>
+        <w:t xml:space="preserve">· </w:t>
+      </w:r>
+      <w:r>
+        <w:rPr>
+          <w:rStyle w:val="StrongEmphasis"/>
+          <w:rtl w:val="true"/>
+        </w:rPr>
+        <w:t xml:space="preserve">الدعم الفني </w:t>
+      </w:r>
+      <w:r>
+        <w:rPr>
+          <w:rStyle w:val="StrongEmphasis"/>
+          <w:rtl w:val="true"/>
+        </w:rPr>
+        <w:t xml:space="preserve">· </w:t>
+      </w:r>
+      <w:r>
+        <w:rPr>
+          <w:rStyle w:val="StrongEmphasis"/>
+          <w:rtl w:val="true"/>
+        </w:rPr>
+        <w:t>أخرى</w:t>
+      </w:r>
+      <w:r>
+        <w:rPr>
+          <w:rtl w:val="true"/>
+        </w:rPr>
+        <w:t>، مع إجمالي لكل فئة</w:t>
+      </w:r>
+      <w:r>
+        <w:rPr>
+          <w:rtl w:val="true"/>
+        </w:rPr>
+        <w:t xml:space="preserve">. </w:t>
+      </w:r>
+      <w:r>
+        <w:rPr>
+          <w:rtl w:val="true"/>
+        </w:rPr>
+        <w:t xml:space="preserve">وتبويب </w:t>
+      </w:r>
+      <w:r>
+        <w:rPr>
+          <w:rStyle w:val="StrongEmphasis"/>
+          <w:rtl w:val="true"/>
+        </w:rPr>
+        <w:t>«</w:t>
+      </w:r>
+      <w:r>
+        <w:rPr>
+          <w:rStyle w:val="StrongEmphasis"/>
+          <w:rtl w:val="true"/>
+        </w:rPr>
+        <w:t>التقارير المالية</w:t>
+      </w:r>
+      <w:r>
+        <w:rPr>
+          <w:rStyle w:val="StrongEmphasis"/>
+          <w:rtl w:val="true"/>
+        </w:rPr>
+        <w:t>»</w:t>
+      </w:r>
+      <w:r>
+        <w:rPr>
+          <w:rtl w:val="true"/>
+        </w:rPr>
+        <w:t xml:space="preserve"> </w:t>
+      </w:r>
+      <w:r>
+        <w:rPr>
+          <w:rtl w:val="true"/>
+        </w:rPr>
+        <w:t>يعرض الفترات الست</w:t>
+      </w:r>
+      <w:r>
+        <w:rPr>
+          <w:rtl w:val="true"/>
+        </w:rPr>
+        <w:t>:</w:t>
+      </w:r>
+    </w:p>
+    <w:p>
+      <w:pPr>
+        <w:pStyle w:val="TextBody"/>
+        <w:bidi w:val="1"/>
+        <w:spacing w:before="0" w:after="0"/>
+        <w:jc w:val="center"/>
+        <w:rPr/>
+      </w:pPr>
+      <w:r>
+        <w:rPr>
+          <w:rtl w:val="true"/>
+        </w:rPr>
+        <w:t xml:space="preserve">جدول </w:t>
+      </w:r>
+      <w:r>
+        <w:rPr/>
+        <w:t>4.4</w:t>
+      </w:r>
+      <w:r>
+        <w:rPr>
+          <w:rtl w:val="true"/>
+        </w:rPr>
+        <w:t xml:space="preserve"> — </w:t>
+      </w:r>
+      <w:r>
+        <w:rPr>
+          <w:rtl w:val="true"/>
+        </w:rPr>
+        <w:t>الفترات المالية في التقرير</w:t>
+      </w:r>
+    </w:p>
+    <w:tbl>
+      <w:tblPr>
+        <w:bidiVisual w:val="true"/>
+        <w:tblW w:w="15000" w:type="dxa"/>
+        <w:jc w:val="left"/>
+        <w:tblInd w:w="0" w:type="dxa"/>
+        <w:tblLayout w:type="fixed"/>
+        <w:tblCellMar>
+          <w:top w:w="28" w:type="dxa"/>
+          <w:left w:w="28" w:type="dxa"/>
+          <w:bottom w:w="28" w:type="dxa"/>
+          <w:right w:w="28" w:type="dxa"/>
+        </w:tblCellMar>
+      </w:tblPr>
+      <w:tblGrid>
+        <w:gridCol w:w="2080"/>
+        <w:gridCol w:w="12920"/>
+      </w:tblGrid>
+      <w:tr>
+        <w:trPr>
+          <w:tblHeader w:val="true"/>
+        </w:trPr>
+        <w:tc>
+          <w:tcPr>
+            <w:tcW w:w="2080" w:type="dxa"/>
+            <w:tcBorders/>
+            <w:vAlign w:val="center"/>
+          </w:tcPr>
+          <w:p>
+            <w:pPr>
+              <w:pStyle w:val="TableHeading"/>
+              <w:suppressLineNumbers/>
+              <w:bidi w:val="1"/>
+              <w:spacing w:before="0" w:after="150"/>
+              <w:jc w:val="center"/>
+              <w:rPr/>
+            </w:pPr>
+            <w:r>
+              <w:rPr>
+                <w:rtl w:val="true"/>
+              </w:rPr>
+              <w:t>الفترة</w:t>
+            </w:r>
+          </w:p>
+        </w:tc>
+        <w:tc>
+          <w:tcPr>
+            <w:tcW w:w="12920" w:type="dxa"/>
+            <w:tcBorders/>
+            <w:vAlign w:val="center"/>
+          </w:tcPr>
+          <w:p>
+            <w:pPr>
+              <w:pStyle w:val="TableHeading"/>
+              <w:suppressLineNumbers/>
+              <w:bidi w:val="1"/>
+              <w:spacing w:before="0" w:after="150"/>
+              <w:jc w:val="center"/>
+              <w:rPr/>
+            </w:pPr>
+            <w:r>
+              <w:rPr>
+                <w:rtl w:val="true"/>
+              </w:rPr>
+              <w:t>ما يعرضه التقرير</w:t>
+            </w:r>
+          </w:p>
+        </w:tc>
+      </w:tr>
+      <w:tr>
+        <w:trPr/>
+        <w:tc>
+          <w:tcPr>
+            <w:tcW w:w="2080" w:type="dxa"/>
+            <w:tcBorders/>
+            <w:vAlign w:val="center"/>
+          </w:tcPr>
+          <w:p>
+            <w:pPr>
+              <w:pStyle w:val="TableContents"/>
+              <w:bidi w:val="1"/>
+              <w:spacing w:before="0" w:after="150"/>
+              <w:jc w:val="right"/>
+              <w:rPr/>
+            </w:pPr>
+            <w:r>
+              <w:rPr>
+                <w:rtl w:val="true"/>
+              </w:rPr>
+              <w:t xml:space="preserve">يومي </w:t>
+            </w:r>
+            <w:r>
+              <w:rPr>
+                <w:rtl w:val="true"/>
+              </w:rPr>
+              <w:t xml:space="preserve">· </w:t>
+            </w:r>
+            <w:r>
+              <w:rPr>
+                <w:rtl w:val="true"/>
+              </w:rPr>
+              <w:t xml:space="preserve">أسبوعي </w:t>
+            </w:r>
+            <w:r>
+              <w:rPr>
+                <w:rtl w:val="true"/>
+              </w:rPr>
+              <w:t xml:space="preserve">· </w:t>
+            </w:r>
+            <w:r>
+              <w:rPr>
+                <w:rtl w:val="true"/>
+              </w:rPr>
+              <w:t>شهري</w:t>
+            </w:r>
+          </w:p>
+        </w:tc>
+        <w:tc>
+          <w:tcPr>
+            <w:tcW w:w="12920" w:type="dxa"/>
+            <w:vMerge w:val="restart"/>
+            <w:tcBorders/>
+            <w:vAlign w:val="center"/>
+          </w:tcPr>
+          <w:p>
+            <w:pPr>
+              <w:pStyle w:val="TableContents"/>
+              <w:bidi w:val="1"/>
+              <w:spacing w:before="0" w:after="150"/>
+              <w:jc w:val="right"/>
+              <w:rPr/>
+            </w:pPr>
+            <w:r>
+              <w:rPr>
+                <w:rtl w:val="true"/>
+              </w:rPr>
+              <w:t xml:space="preserve">رسم التأسيس </w:t>
+            </w:r>
+            <w:r>
+              <w:rPr>
+                <w:rtl w:val="true"/>
+              </w:rPr>
+              <w:t xml:space="preserve">· </w:t>
+            </w:r>
+            <w:r>
+              <w:rPr>
+                <w:rtl w:val="true"/>
+              </w:rPr>
+              <w:t xml:space="preserve">الاشتراكات السنوية </w:t>
+            </w:r>
+            <w:r>
+              <w:rPr>
+                <w:rtl w:val="true"/>
+              </w:rPr>
+              <w:t xml:space="preserve">· </w:t>
+            </w:r>
+            <w:r>
+              <w:rPr>
+                <w:rStyle w:val="StrongEmphasis"/>
+                <w:rtl w:val="true"/>
+              </w:rPr>
+              <w:t>إجمالي الإيرادات</w:t>
+            </w:r>
+            <w:r>
+              <w:rPr>
+                <w:rtl w:val="true"/>
+              </w:rPr>
+              <w:t xml:space="preserve"> </w:t>
+            </w:r>
+            <w:r>
+              <w:rPr>
+                <w:rtl w:val="true"/>
+              </w:rPr>
+              <w:t xml:space="preserve">· </w:t>
+            </w:r>
+            <w:r>
+              <w:rPr>
+                <w:rtl w:val="true"/>
+              </w:rPr>
+              <w:t xml:space="preserve">إجمالي المصروفات </w:t>
+            </w:r>
+            <w:r>
+              <w:rPr>
+                <w:rtl w:val="true"/>
+              </w:rPr>
+              <w:t xml:space="preserve">· </w:t>
+            </w:r>
+            <w:r>
+              <w:rPr>
+                <w:rStyle w:val="StrongEmphasis"/>
+                <w:rtl w:val="true"/>
+              </w:rPr>
+              <w:t>الصافي</w:t>
+            </w:r>
+            <w:r>
+              <w:rPr>
+                <w:rtl w:val="true"/>
+              </w:rPr>
+              <w:t xml:space="preserve"> </w:t>
+            </w:r>
+            <w:r>
+              <w:rPr>
+                <w:rtl w:val="true"/>
+              </w:rPr>
+              <w:t xml:space="preserve">· </w:t>
+            </w:r>
+            <w:r>
+              <w:rPr>
+                <w:rtl w:val="true"/>
+              </w:rPr>
+              <w:t xml:space="preserve">طلبات السداد المعلّقة </w:t>
+            </w:r>
+            <w:r>
+              <w:rPr>
+                <w:rtl w:val="true"/>
+              </w:rPr>
+              <w:t xml:space="preserve">· </w:t>
+            </w:r>
+            <w:r>
+              <w:rPr>
+                <w:rtl w:val="true"/>
+              </w:rPr>
+              <w:t xml:space="preserve">المصروفات بحسب الفئة </w:t>
+            </w:r>
+            <w:r>
+              <w:rPr>
+                <w:rtl w:val="true"/>
+              </w:rPr>
+              <w:t xml:space="preserve">· </w:t>
+            </w:r>
+            <w:r>
+              <w:rPr>
+                <w:rtl w:val="true"/>
+              </w:rPr>
+              <w:t xml:space="preserve">فواتير الفترة — مع جدول </w:t>
+            </w:r>
+            <w:r>
+              <w:rPr>
+                <w:rtl w:val="true"/>
+              </w:rPr>
+              <w:t>«</w:t>
+            </w:r>
+            <w:r>
+              <w:rPr>
+                <w:rtl w:val="true"/>
+              </w:rPr>
+              <w:t>كل الفترات</w:t>
+            </w:r>
+            <w:r>
+              <w:rPr>
+                <w:rtl w:val="true"/>
+              </w:rPr>
+              <w:t xml:space="preserve">» </w:t>
+            </w:r>
+            <w:r>
+              <w:rPr>
+                <w:rtl w:val="true"/>
+              </w:rPr>
+              <w:t>للمقارنة، وطباعة بترويسة المنصة والختم والتوقيعات</w:t>
+            </w:r>
+            <w:r>
+              <w:rPr>
+                <w:rtl w:val="true"/>
+              </w:rPr>
+              <w:t>.</w:t>
+            </w:r>
+          </w:p>
+        </w:tc>
+      </w:tr>
+      <w:tr>
+        <w:trPr/>
+        <w:tc>
+          <w:tcPr>
+            <w:tcW w:w="2080" w:type="dxa"/>
+            <w:tcBorders/>
+            <w:vAlign w:val="center"/>
+          </w:tcPr>
+          <w:p>
+            <w:pPr>
+              <w:pStyle w:val="TableContents"/>
+              <w:bidi w:val="1"/>
+              <w:spacing w:before="0" w:after="150"/>
+              <w:jc w:val="right"/>
+              <w:rPr/>
+            </w:pPr>
+            <w:r>
+              <w:rPr>
+                <w:rtl w:val="true"/>
+              </w:rPr>
+              <w:t xml:space="preserve">ربع سنوي </w:t>
+            </w:r>
+            <w:r>
+              <w:rPr>
+                <w:rtl w:val="true"/>
+              </w:rPr>
+              <w:t>(</w:t>
+            </w:r>
+            <w:r>
+              <w:rPr/>
+              <w:t>٣</w:t>
+            </w:r>
+            <w:r>
+              <w:rPr>
+                <w:rtl w:val="true"/>
+              </w:rPr>
+              <w:t xml:space="preserve"> أشهر</w:t>
+            </w:r>
+            <w:r>
+              <w:rPr>
+                <w:rtl w:val="true"/>
+              </w:rPr>
+              <w:t>)</w:t>
+            </w:r>
+          </w:p>
+        </w:tc>
+        <w:tc>
+          <w:tcPr>
+            <w:tcW w:w="12920" w:type="dxa"/>
+            <w:vMerge w:val="continue"/>
+            <w:tcBorders/>
+            <w:vAlign w:val="center"/>
+          </w:tcPr>
+          <w:p>
+            <w:pPr>
+              <w:pStyle w:val="TableContents"/>
+              <w:bidi w:val="1"/>
+              <w:spacing w:before="0" w:after="150"/>
+              <w:jc w:val="right"/>
+              <w:rPr>
+                <w:sz w:val="4"/>
+                <w:szCs w:val="4"/>
+              </w:rPr>
+            </w:pPr>
+            <w:r>
+              <w:rPr>
+                <w:sz w:val="4"/>
+                <w:szCs w:val="4"/>
+                <w:rtl w:val="true"/>
+              </w:rPr>
+            </w:r>
+          </w:p>
+        </w:tc>
+      </w:tr>
+      <w:tr>
+        <w:trPr/>
+        <w:tc>
+          <w:tcPr>
+            <w:tcW w:w="2080" w:type="dxa"/>
+            <w:tcBorders/>
+            <w:vAlign w:val="center"/>
+          </w:tcPr>
+          <w:p>
+            <w:pPr>
+              <w:pStyle w:val="TableContents"/>
+              <w:bidi w:val="1"/>
+              <w:spacing w:before="0" w:after="150"/>
+              <w:jc w:val="right"/>
+              <w:rPr/>
+            </w:pPr>
+            <w:r>
+              <w:rPr>
+                <w:rtl w:val="true"/>
+              </w:rPr>
+              <w:t xml:space="preserve">نصف سنوي </w:t>
+            </w:r>
+            <w:r>
+              <w:rPr>
+                <w:rtl w:val="true"/>
+              </w:rPr>
+              <w:t>(</w:t>
+            </w:r>
+            <w:r>
+              <w:rPr/>
+              <w:t>٦</w:t>
+            </w:r>
+            <w:r>
+              <w:rPr>
+                <w:rtl w:val="true"/>
+              </w:rPr>
+              <w:t xml:space="preserve"> أشهر</w:t>
+            </w:r>
+            <w:r>
+              <w:rPr>
+                <w:rtl w:val="true"/>
+              </w:rPr>
+              <w:t xml:space="preserve">) · </w:t>
+            </w:r>
+            <w:r>
+              <w:rPr>
+                <w:rtl w:val="true"/>
+              </w:rPr>
+              <w:t>سنوي</w:t>
+            </w:r>
+          </w:p>
+        </w:tc>
+        <w:tc>
+          <w:tcPr>
+            <w:tcW w:w="12920" w:type="dxa"/>
+            <w:vMerge w:val="continue"/>
+            <w:tcBorders/>
+            <w:vAlign w:val="center"/>
+          </w:tcPr>
+          <w:p>
+            <w:pPr>
+              <w:pStyle w:val="TableContents"/>
+              <w:bidi w:val="1"/>
+              <w:spacing w:before="0" w:after="150"/>
+              <w:jc w:val="right"/>
+              <w:rPr>
+                <w:sz w:val="4"/>
+                <w:szCs w:val="4"/>
+              </w:rPr>
+            </w:pPr>
+            <w:r>
+              <w:rPr>
+                <w:sz w:val="4"/>
+                <w:szCs w:val="4"/>
+                <w:rtl w:val="true"/>
+              </w:rPr>
+            </w:r>
+          </w:p>
+        </w:tc>
+      </w:tr>
+    </w:tbl>
+    <w:p>
+      <w:pPr>
+        <w:pStyle w:val="TextBody"/>
+        <w:bidi w:val="1"/>
+        <w:jc w:val="right"/>
+        <w:rPr/>
+      </w:pPr>
+      <w:r>
+        <w:rPr>
+          <w:rStyle w:val="StrongEmphasis"/>
+          <w:rtl w:val="true"/>
+        </w:rPr>
+        <w:t>المحاسب المالي للمنصة</w:t>
+      </w:r>
+      <w:r>
+        <w:rPr>
+          <w:rtl w:val="true"/>
+        </w:rPr>
+        <w:t xml:space="preserve"> دور مستقل </w:t>
+      </w:r>
+      <w:r>
+        <w:rPr>
+          <w:rtl w:val="true"/>
+        </w:rPr>
+        <w:t>(</w:t>
+      </w:r>
+      <w:r>
+        <w:rPr>
+          <w:rStyle w:val="SourceText"/>
+        </w:rPr>
+        <w:t>accountant</w:t>
+      </w:r>
+      <w:r>
+        <w:rPr>
+          <w:rtl w:val="true"/>
+        </w:rPr>
+        <w:t xml:space="preserve">) </w:t>
+      </w:r>
+      <w:r>
+        <w:rPr>
+          <w:rtl w:val="true"/>
+        </w:rPr>
+        <w:t xml:space="preserve">يفتح له المشرف العام حسابًا من </w:t>
+      </w:r>
+      <w:r>
+        <w:rPr>
+          <w:rtl w:val="true"/>
+        </w:rPr>
+        <w:t>«</w:t>
+      </w:r>
+      <w:r>
+        <w:rPr>
+          <w:rtl w:val="true"/>
+        </w:rPr>
+        <w:t>إدارة المستخدمين</w:t>
+      </w:r>
+      <w:r>
+        <w:rPr>
+          <w:rtl w:val="true"/>
+        </w:rPr>
+        <w:t xml:space="preserve">» — </w:t>
+      </w:r>
+      <w:r>
+        <w:rPr>
+          <w:rtl w:val="true"/>
+        </w:rPr>
+        <w:t xml:space="preserve">يرى </w:t>
+      </w:r>
+      <w:r>
+        <w:rPr>
+          <w:rStyle w:val="StrongEmphasis"/>
+          <w:rtl w:val="true"/>
+        </w:rPr>
+        <w:t>وحدة المالية وحدها</w:t>
+      </w:r>
+      <w:r>
+        <w:rPr>
+          <w:rtl w:val="true"/>
+        </w:rPr>
+        <w:t xml:space="preserve"> </w:t>
+      </w:r>
+      <w:r>
+        <w:rPr>
+          <w:rtl w:val="true"/>
+        </w:rPr>
+        <w:t>(</w:t>
+      </w:r>
+      <w:r>
+        <w:rPr>
+          <w:rtl w:val="true"/>
+        </w:rPr>
+        <w:t xml:space="preserve">السدادات </w:t>
+      </w:r>
+      <w:r>
+        <w:rPr>
+          <w:rtl w:val="true"/>
+        </w:rPr>
+        <w:t xml:space="preserve">· </w:t>
+      </w:r>
+      <w:r>
+        <w:rPr>
+          <w:rtl w:val="true"/>
+        </w:rPr>
+        <w:t xml:space="preserve">الفواتير </w:t>
+      </w:r>
+      <w:r>
+        <w:rPr>
+          <w:rtl w:val="true"/>
+        </w:rPr>
+        <w:t xml:space="preserve">· </w:t>
+      </w:r>
+      <w:r>
+        <w:rPr>
+          <w:rtl w:val="true"/>
+        </w:rPr>
+        <w:t xml:space="preserve">المصروفات </w:t>
+      </w:r>
+      <w:r>
+        <w:rPr>
+          <w:rtl w:val="true"/>
+        </w:rPr>
+        <w:t xml:space="preserve">· </w:t>
+      </w:r>
+      <w:r>
+        <w:rPr>
+          <w:rtl w:val="true"/>
+        </w:rPr>
+        <w:t xml:space="preserve">التقارير </w:t>
+      </w:r>
+      <w:r>
+        <w:rPr>
+          <w:rtl w:val="true"/>
+        </w:rPr>
+        <w:t xml:space="preserve">· </w:t>
+      </w:r>
+      <w:r>
+        <w:rPr>
+          <w:rtl w:val="true"/>
+        </w:rPr>
+        <w:t>بيانات التحويل</w:t>
+      </w:r>
+      <w:r>
+        <w:rPr>
+          <w:rtl w:val="true"/>
+        </w:rPr>
+        <w:t xml:space="preserve">) </w:t>
+      </w:r>
+      <w:r>
+        <w:rPr>
+          <w:rtl w:val="true"/>
+        </w:rPr>
+        <w:t>بلا وصول لإدارة المدارس أو الحسابات</w:t>
+      </w:r>
+      <w:r>
+        <w:rPr>
+          <w:rtl w:val="true"/>
+        </w:rPr>
+        <w:t>.</w:t>
+      </w:r>
+    </w:p>
+    <w:p>
+      <w:pPr>
         <w:pStyle w:val="Heading3"/>
         <w:bidi w:val="1"/>
         <w:jc w:val="right"/>
@@ -10670,19 +12722,86 @@
         <w:rPr>
           <w:rtl w:val="true"/>
         </w:rPr>
-        <w:t>ب</w:t>
-      </w:r>
-      <w:r>
-        <w:rPr>
-          <w:rtl w:val="true"/>
-        </w:rPr>
-        <w:t xml:space="preserve">) </w:t>
-      </w:r>
-      <w:r>
-        <w:rPr>
-          <w:rtl w:val="true"/>
-        </w:rPr>
-        <w:t>اعتماد طلبات التسجيل</w:t>
+        <w:t>الدعم الفني</w:t>
+      </w:r>
+      <w:r>
+        <w:rPr>
+          <w:rtl w:val="true"/>
+        </w:rPr>
+        <w:t xml:space="preserve">: </w:t>
+      </w:r>
+      <w:r>
+        <w:rPr>
+          <w:rtl w:val="true"/>
+        </w:rPr>
+        <w:t>بوت بشفتين ونظام تذاكر</w:t>
+      </w:r>
+    </w:p>
+    <w:p>
+      <w:pPr>
+        <w:pStyle w:val="TextBody"/>
+        <w:bidi w:val="1"/>
+        <w:spacing w:before="0" w:after="150"/>
+        <w:jc w:val="right"/>
+        <w:rPr/>
+      </w:pPr>
+      <w:r>
+        <w:rPr>
+          <w:rtl w:val="true"/>
+        </w:rPr>
+        <w:t xml:space="preserve">أسفل يسار الشاشة زر </w:t>
+      </w:r>
+      <w:r>
+        <w:rPr>
+          <w:rStyle w:val="StrongEmphasis"/>
+          <w:rtl w:val="true"/>
+        </w:rPr>
+        <w:t>«</w:t>
+      </w:r>
+      <w:r>
+        <w:rPr>
+          <w:rStyle w:val="StrongEmphasis"/>
+          <w:rtl w:val="true"/>
+        </w:rPr>
+        <w:t>الدعم الفني</w:t>
+      </w:r>
+      <w:r>
+        <w:rPr>
+          <w:rStyle w:val="StrongEmphasis"/>
+          <w:rtl w:val="true"/>
+        </w:rPr>
+        <w:t>»</w:t>
+      </w:r>
+      <w:r>
+        <w:rPr>
+          <w:rtl w:val="true"/>
+        </w:rPr>
+        <w:t xml:space="preserve"> </w:t>
+      </w:r>
+      <w:r>
+        <w:rPr>
+          <w:rtl w:val="true"/>
+        </w:rPr>
+        <w:t xml:space="preserve">يظهر لكل الأدوار — يعرض </w:t>
+      </w:r>
+      <w:r>
+        <w:rPr>
+          <w:rStyle w:val="StrongEmphasis"/>
+          <w:rtl w:val="true"/>
+        </w:rPr>
+        <w:t>صورة الموظف على يسار اسمه</w:t>
+      </w:r>
+      <w:r>
+        <w:rPr>
+          <w:rtl w:val="true"/>
+        </w:rPr>
+        <w:t xml:space="preserve"> ومن على الشفت الآن</w:t>
+      </w:r>
+      <w:r>
+        <w:rPr>
+          <w:rtl w:val="true"/>
+        </w:rPr>
+        <w:t>.</w:t>
       </w:r>
     </w:p>
     <w:p>
@@ -10707,55 +12826,98 @@
           <w:rStyle w:val="StrongEmphasis"/>
           <w:rtl w:val="true"/>
         </w:rPr>
-        <w:t>يسجّل الموظف نفسه</w:t>
-      </w:r>
-      <w:r>
-        <w:rPr>
-          <w:rtl w:val="true"/>
-        </w:rPr>
-        <w:t xml:space="preserve">من </w:t>
-      </w:r>
-      <w:r>
-        <w:rPr>
-          <w:rtl w:val="true"/>
-        </w:rPr>
-        <w:t>«</w:t>
-      </w:r>
-      <w:r>
-        <w:rPr>
-          <w:rtl w:val="true"/>
-        </w:rPr>
-        <w:t>إنشاء حساب جديد</w:t>
-      </w:r>
-      <w:r>
-        <w:rPr>
-          <w:rtl w:val="true"/>
-        </w:rPr>
-        <w:t xml:space="preserve">» </w:t>
-      </w:r>
-      <w:r>
-        <w:rPr>
-          <w:rtl w:val="true"/>
-        </w:rPr>
-        <w:t xml:space="preserve">فيصل طلبه بحالة </w:t>
-      </w:r>
-      <w:r>
-        <w:rPr>
-          <w:rtl w:val="true"/>
-        </w:rPr>
-        <w:t>«</w:t>
-      </w:r>
-      <w:r>
-        <w:rPr>
-          <w:rtl w:val="true"/>
-        </w:rPr>
-        <w:t>بانتظار الاعتماد</w:t>
-      </w:r>
-      <w:r>
-        <w:rPr>
-          <w:rtl w:val="true"/>
-        </w:rPr>
-        <w:t xml:space="preserve">». </w:t>
+        <w:t>الشفتان</w:t>
+      </w:r>
+      <w:r>
+        <w:rPr>
+          <w:rStyle w:val="StrongEmphasis"/>
+          <w:rtl w:val="true"/>
+        </w:rPr>
+        <w:t>:</w:t>
+      </w:r>
+      <w:r>
+        <w:rPr>
+          <w:rtl w:val="true"/>
+        </w:rPr>
+        <w:t xml:space="preserve"> </w:t>
+      </w:r>
+      <w:r>
+        <w:rPr>
+          <w:rStyle w:val="StrongEmphasis"/>
+          <w:rtl w:val="true"/>
+        </w:rPr>
+        <w:t>فارس الحربي</w:t>
+      </w:r>
+      <w:r>
+        <w:rPr>
+          <w:rtl w:val="true"/>
+        </w:rPr>
+        <w:t xml:space="preserve"> — الشفت الأول </w:t>
+      </w:r>
+      <w:r>
+        <w:rPr/>
+        <w:t>٨</w:t>
+      </w:r>
+      <w:r>
+        <w:rPr>
+          <w:rtl w:val="true"/>
+        </w:rPr>
+        <w:t xml:space="preserve"> صباحًا حتى </w:t>
+      </w:r>
+      <w:r>
+        <w:rPr/>
+        <w:t>٨</w:t>
+      </w:r>
+      <w:r>
+        <w:rPr>
+          <w:rtl w:val="true"/>
+        </w:rPr>
+        <w:t xml:space="preserve"> مساءً </w:t>
+      </w:r>
+      <w:r>
+        <w:rPr>
+          <w:rtl w:val="true"/>
+        </w:rPr>
+        <w:t xml:space="preserve">· </w:t>
+      </w:r>
+      <w:r>
+        <w:rPr>
+          <w:rStyle w:val="StrongEmphasis"/>
+          <w:rtl w:val="true"/>
+        </w:rPr>
+        <w:t>هند المطيري</w:t>
+      </w:r>
+      <w:r>
+        <w:rPr>
+          <w:rtl w:val="true"/>
+        </w:rPr>
+        <w:t xml:space="preserve"> — الشفت الثاني </w:t>
+      </w:r>
+      <w:r>
+        <w:rPr/>
+        <w:t>٨</w:t>
+      </w:r>
+      <w:r>
+        <w:rPr>
+          <w:rtl w:val="true"/>
+        </w:rPr>
+        <w:t xml:space="preserve"> مساءً حتى </w:t>
+      </w:r>
+      <w:r>
+        <w:rPr/>
+        <w:t>٨</w:t>
+      </w:r>
+      <w:r>
+        <w:rPr>
+          <w:rtl w:val="true"/>
+        </w:rPr>
+        <w:t xml:space="preserve"> صباحًا</w:t>
+      </w:r>
+      <w:r>
+        <w:rPr>
+          <w:rtl w:val="true"/>
+        </w:rPr>
+        <w:t xml:space="preserve">. </w:t>
       </w:r>
     </w:p>
     <w:p>
@@ -10780,43 +12942,78 @@
           <w:rStyle w:val="StrongEmphasis"/>
           <w:rtl w:val="true"/>
         </w:rPr>
-        <w:t>يظهر الطلب للمدير</w:t>
-      </w:r>
-      <w:r>
-        <w:rPr>
-          <w:rtl w:val="true"/>
-        </w:rPr>
-        <w:t xml:space="preserve">في </w:t>
-      </w:r>
-      <w:r>
-        <w:rPr>
-          <w:rtl w:val="true"/>
-        </w:rPr>
-        <w:t>«</w:t>
-      </w:r>
-      <w:r>
-        <w:rPr>
-          <w:rtl w:val="true"/>
-        </w:rPr>
-        <w:t>إدارة الحسابات ← طلبات الاعتماد</w:t>
-      </w:r>
-      <w:r>
-        <w:rPr>
-          <w:rtl w:val="true"/>
-        </w:rPr>
-        <w:t xml:space="preserve">» </w:t>
-      </w:r>
-      <w:r>
-        <w:rPr>
-          <w:rtl w:val="true"/>
-        </w:rPr>
-        <w:t>بعدّاد يبيّن عدد الطلبات</w:t>
-      </w:r>
-      <w:r>
-        <w:rPr>
-          <w:rtl w:val="true"/>
-        </w:rPr>
-        <w:t xml:space="preserve">. </w:t>
+        <w:t>اللهجة</w:t>
+      </w:r>
+      <w:r>
+        <w:rPr>
+          <w:rStyle w:val="StrongEmphasis"/>
+          <w:rtl w:val="true"/>
+        </w:rPr>
+        <w:t>:</w:t>
+      </w:r>
+      <w:r>
+        <w:rPr>
+          <w:rtl w:val="true"/>
+        </w:rPr>
+        <w:t xml:space="preserve"> </w:t>
+      </w:r>
+      <w:r>
+        <w:rPr>
+          <w:rtl w:val="true"/>
+        </w:rPr>
+        <w:t xml:space="preserve">سعودية </w:t>
+      </w:r>
+      <w:r>
+        <w:rPr/>
+        <w:t>١٠٠</w:t>
+      </w:r>
+      <w:r>
+        <w:rPr>
+          <w:rtl w:val="true"/>
+        </w:rPr>
+        <w:t xml:space="preserve">٪ </w:t>
+      </w:r>
+      <w:r>
+        <w:rPr>
+          <w:rtl w:val="true"/>
+        </w:rPr>
+        <w:t>(«</w:t>
+      </w:r>
+      <w:r>
+        <w:rPr>
+          <w:rtl w:val="true"/>
+        </w:rPr>
+        <w:t>هلا والله ومسهلا</w:t>
+      </w:r>
+      <w:r>
+        <w:rPr>
+          <w:rtl w:val="true"/>
+        </w:rPr>
+        <w:t>» · «</w:t>
+      </w:r>
+      <w:r>
+        <w:rPr>
+          <w:rtl w:val="true"/>
+        </w:rPr>
+        <w:t>أبشر بسعدك</w:t>
+      </w:r>
+      <w:r>
+        <w:rPr>
+          <w:rtl w:val="true"/>
+        </w:rPr>
+        <w:t>» · «</w:t>
+      </w:r>
+      <w:r>
+        <w:rPr>
+          <w:rtl w:val="true"/>
+        </w:rPr>
+        <w:t>ما يمديك تسكّر الحصة إلا بعد نصّ وقتها</w:t>
+      </w:r>
+      <w:r>
+        <w:rPr>
+          <w:rtl w:val="true"/>
+        </w:rPr>
+        <w:t xml:space="preserve">»). </w:t>
       </w:r>
     </w:p>
     <w:p>
@@ -10831,6 +13028,7 @@
           <w:tab w:val="left" w:pos="709" w:leader="none"/>
         </w:tabs>
         <w:bidi w:val="1"/>
+        <w:spacing w:before="0" w:after="0"/>
         <w:ind w:left="709" w:firstLine="992"/>
         <w:jc w:val="right"/>
         <w:rPr/>
@@ -10840,80 +13038,564 @@
           <w:rStyle w:val="StrongEmphasis"/>
           <w:rtl w:val="true"/>
         </w:rPr>
-        <w:t xml:space="preserve">اضغط </w:t>
-      </w:r>
-      <w:r>
-        <w:rPr>
-          <w:rStyle w:val="StrongEmphasis"/>
+        <w:t>يفهم عن</w:t>
+      </w:r>
+      <w:r>
+        <w:rPr>
+          <w:rStyle w:val="StrongEmphasis"/>
+          <w:rtl w:val="true"/>
+        </w:rPr>
+        <w:t>:</w:t>
+      </w:r>
+      <w:r>
+        <w:rPr>
+          <w:rtl w:val="true"/>
+        </w:rPr>
+        <w:t xml:space="preserve"> </w:t>
+      </w:r>
+      <w:r>
+        <w:rPr>
+          <w:rtl w:val="true"/>
+        </w:rPr>
+        <w:t xml:space="preserve">التحضير </w:t>
+      </w:r>
+      <w:r>
+        <w:rPr>
+          <w:rtl w:val="true"/>
+        </w:rPr>
+        <w:t xml:space="preserve">· </w:t>
+      </w:r>
+      <w:r>
+        <w:rPr>
+          <w:rtl w:val="true"/>
+        </w:rPr>
+        <w:t xml:space="preserve">الدخول وكلمة المرور </w:t>
+      </w:r>
+      <w:r>
+        <w:rPr>
+          <w:rtl w:val="true"/>
+        </w:rPr>
+        <w:t xml:space="preserve">· </w:t>
+      </w:r>
+      <w:r>
+        <w:rPr>
+          <w:rtl w:val="true"/>
+        </w:rPr>
+        <w:t xml:space="preserve">رمز التحقق بمرحلتين </w:t>
+      </w:r>
+      <w:r>
+        <w:rPr>
+          <w:rtl w:val="true"/>
+        </w:rPr>
+        <w:t xml:space="preserve">· </w:t>
+      </w:r>
+      <w:r>
+        <w:rPr>
+          <w:rtl w:val="true"/>
+        </w:rPr>
+        <w:t xml:space="preserve">تلقرام </w:t>
+      </w:r>
+      <w:r>
+        <w:rPr>
+          <w:rtl w:val="true"/>
+        </w:rPr>
+        <w:t xml:space="preserve">· </w:t>
+      </w:r>
+      <w:r>
+        <w:rPr>
+          <w:rtl w:val="true"/>
+        </w:rPr>
+        <w:t xml:space="preserve">التقارير والطباعة </w:t>
+      </w:r>
+      <w:r>
+        <w:rPr>
+          <w:rtl w:val="true"/>
+        </w:rPr>
+        <w:t xml:space="preserve">· </w:t>
+      </w:r>
+      <w:r>
+        <w:rPr>
+          <w:rtl w:val="true"/>
+        </w:rPr>
+        <w:t xml:space="preserve">الطلاب والاستيراد </w:t>
+      </w:r>
+      <w:r>
+        <w:rPr>
+          <w:rtl w:val="true"/>
+        </w:rPr>
+        <w:t xml:space="preserve">· </w:t>
+      </w:r>
+      <w:r>
+        <w:rPr>
+          <w:rtl w:val="true"/>
+        </w:rPr>
+        <w:t xml:space="preserve">المخالفات </w:t>
+      </w:r>
+      <w:r>
+        <w:rPr>
+          <w:rtl w:val="true"/>
+        </w:rPr>
+        <w:t xml:space="preserve">· </w:t>
+      </w:r>
+      <w:r>
+        <w:rPr>
+          <w:rtl w:val="true"/>
+        </w:rPr>
+        <w:t xml:space="preserve">الاستئذان والخروج </w:t>
+      </w:r>
+      <w:r>
+        <w:rPr>
+          <w:rtl w:val="true"/>
+        </w:rPr>
+        <w:t xml:space="preserve">· </w:t>
+      </w:r>
+      <w:r>
+        <w:rPr>
+          <w:rtl w:val="true"/>
+        </w:rPr>
+        <w:t xml:space="preserve">الاشتراك والفاتورة </w:t>
+      </w:r>
+      <w:r>
+        <w:rPr>
+          <w:rtl w:val="true"/>
+        </w:rPr>
+        <w:t xml:space="preserve">· </w:t>
+      </w:r>
+      <w:r>
+        <w:rPr>
+          <w:rtl w:val="true"/>
+        </w:rPr>
+        <w:t xml:space="preserve">التثبيت والإنترنت </w:t>
+      </w:r>
+      <w:r>
+        <w:rPr>
+          <w:rtl w:val="true"/>
+        </w:rPr>
+        <w:t xml:space="preserve">· </w:t>
+      </w:r>
+      <w:r>
+        <w:rPr>
+          <w:rtl w:val="true"/>
+        </w:rPr>
+        <w:t xml:space="preserve">الكاميرا وبصمة الوجه </w:t>
+      </w:r>
+      <w:r>
+        <w:rPr>
+          <w:rtl w:val="true"/>
+        </w:rPr>
+        <w:t xml:space="preserve">· </w:t>
+      </w:r>
+      <w:r>
+        <w:rPr>
+          <w:rtl w:val="true"/>
+        </w:rPr>
+        <w:t>النسخ الاحتياطي</w:t>
+      </w:r>
+      <w:r>
+        <w:rPr>
+          <w:rtl w:val="true"/>
+        </w:rPr>
+        <w:t xml:space="preserve">. </w:t>
+      </w:r>
+    </w:p>
+    <w:p>
+      <w:pPr>
+        <w:pStyle w:val="TextBody"/>
+        <w:numPr>
+          <w:ilvl w:val="0"/>
+          <w:numId w:val="12"/>
+        </w:numPr>
+        <w:tabs>
+          <w:tab w:val="clear" w:pos="1134"/>
+          <w:tab w:val="left" w:pos="709" w:leader="none"/>
+        </w:tabs>
+        <w:bidi w:val="1"/>
+        <w:spacing w:before="0" w:after="0"/>
+        <w:ind w:left="709" w:firstLine="992"/>
+        <w:jc w:val="right"/>
+        <w:rPr/>
+      </w:pPr>
+      <w:r>
+        <w:rPr>
+          <w:rStyle w:val="StrongEmphasis"/>
+          <w:rtl w:val="true"/>
+        </w:rPr>
+        <w:t>الصور</w:t>
+      </w:r>
+      <w:r>
+        <w:rPr>
+          <w:rStyle w:val="StrongEmphasis"/>
+          <w:rtl w:val="true"/>
+        </w:rPr>
+        <w:t>:</w:t>
+      </w:r>
+      <w:r>
+        <w:rPr>
+          <w:rtl w:val="true"/>
+        </w:rPr>
+        <w:t xml:space="preserve"> </w:t>
+      </w:r>
+      <w:r>
+        <w:rPr>
+          <w:rtl w:val="true"/>
+        </w:rPr>
+        <w:t xml:space="preserve">ارفع صورة لقطة الشاشة — يفرزها البوت </w:t>
+      </w:r>
+      <w:r>
+        <w:rPr>
+          <w:rtl w:val="true"/>
+        </w:rPr>
+        <w:t>(</w:t>
+      </w:r>
+      <w:r>
+        <w:rPr>
+          <w:rtl w:val="true"/>
+        </w:rPr>
+        <w:t xml:space="preserve">النوع </w:t>
+      </w:r>
+      <w:r>
+        <w:rPr>
+          <w:rtl w:val="true"/>
+        </w:rPr>
+        <w:t xml:space="preserve">· </w:t>
+      </w:r>
+      <w:r>
+        <w:rPr>
+          <w:rtl w:val="true"/>
+        </w:rPr>
+        <w:t xml:space="preserve">الأبعاد </w:t>
+      </w:r>
+      <w:r>
+        <w:rPr>
+          <w:rtl w:val="true"/>
+        </w:rPr>
+        <w:t xml:space="preserve">· </w:t>
+      </w:r>
+      <w:r>
+        <w:rPr>
+          <w:rtl w:val="true"/>
+        </w:rPr>
+        <w:t>الحجم</w:t>
+      </w:r>
+      <w:r>
+        <w:rPr>
+          <w:rtl w:val="true"/>
+        </w:rPr>
+        <w:t xml:space="preserve">) </w:t>
+      </w:r>
+      <w:r>
+        <w:rPr>
+          <w:rtl w:val="true"/>
+        </w:rPr>
+        <w:t>ويرفقها بالتذكرة ليراها الفريق</w:t>
+      </w:r>
+      <w:r>
+        <w:rPr>
+          <w:rtl w:val="true"/>
+        </w:rPr>
+        <w:t xml:space="preserve">. </w:t>
+      </w:r>
+    </w:p>
+    <w:p>
+      <w:pPr>
+        <w:pStyle w:val="TextBody"/>
+        <w:numPr>
+          <w:ilvl w:val="0"/>
+          <w:numId w:val="12"/>
+        </w:numPr>
+        <w:tabs>
+          <w:tab w:val="clear" w:pos="1134"/>
+          <w:tab w:val="left" w:pos="709" w:leader="none"/>
+        </w:tabs>
+        <w:bidi w:val="1"/>
+        <w:ind w:left="709" w:firstLine="992"/>
+        <w:jc w:val="right"/>
+        <w:rPr/>
+      </w:pPr>
+      <w:r>
+        <w:rPr>
+          <w:rStyle w:val="StrongEmphasis"/>
+          <w:rtl w:val="true"/>
+        </w:rPr>
+        <w:t>التذكرة</w:t>
+      </w:r>
+      <w:r>
+        <w:rPr>
+          <w:rStyle w:val="StrongEmphasis"/>
+          <w:rtl w:val="true"/>
+        </w:rPr>
+        <w:t>:</w:t>
+      </w:r>
+      <w:r>
+        <w:rPr>
+          <w:rtl w:val="true"/>
+        </w:rPr>
+        <w:t xml:space="preserve"> «</w:t>
+      </w:r>
+      <w:r>
+        <w:rPr>
+          <w:rtl w:val="true"/>
+        </w:rPr>
+        <w:t>افتح تذكرة متابعة</w:t>
+      </w:r>
+      <w:r>
+        <w:rPr>
+          <w:rtl w:val="true"/>
+        </w:rPr>
+        <w:t xml:space="preserve">» ← </w:t>
+      </w:r>
+      <w:r>
+        <w:rPr>
+          <w:rtl w:val="true"/>
+        </w:rPr>
+        <w:t xml:space="preserve">رقم </w:t>
+      </w:r>
+      <w:r>
+        <w:rPr>
+          <w:rStyle w:val="SourceText"/>
+        </w:rPr>
+        <w:t>TKT-2026-0001</w:t>
+      </w:r>
+      <w:r>
+        <w:rPr>
+          <w:rtl w:val="true"/>
+        </w:rPr>
+        <w:t xml:space="preserve"> </w:t>
+      </w:r>
+      <w:r>
+        <w:rPr>
+          <w:rtl w:val="true"/>
+        </w:rPr>
+        <w:t xml:space="preserve">يصل </w:t>
+      </w:r>
+      <w:r>
+        <w:rPr>
+          <w:rStyle w:val="StrongEmphasis"/>
+          <w:rtl w:val="true"/>
+        </w:rPr>
+        <w:t>قسم الدعم الفني</w:t>
+      </w:r>
+      <w:r>
+        <w:rPr>
+          <w:rtl w:val="true"/>
+        </w:rPr>
+        <w:t xml:space="preserve"> و</w:t>
+      </w:r>
+      <w:r>
+        <w:rPr>
+          <w:rStyle w:val="StrongEmphasis"/>
+          <w:rtl w:val="true"/>
+        </w:rPr>
+        <w:t>المشرف العام</w:t>
+      </w:r>
+      <w:r>
+        <w:rPr>
+          <w:rtl w:val="true"/>
+        </w:rPr>
+        <w:t xml:space="preserve">، وتُتابع من وحدة </w:t>
+      </w:r>
+      <w:r>
+        <w:rPr>
           <w:rtl w:val="true"/>
         </w:rPr>
         <w:t>«</w:t>
       </w:r>
       <w:r>
         <w:rPr>
-          <w:rStyle w:val="StrongEmphasis"/>
-          <w:rtl w:val="true"/>
-        </w:rPr>
-        <w:t>اعتماد</w:t>
-      </w:r>
-      <w:r>
-        <w:rPr>
-          <w:rStyle w:val="StrongEmphasis"/>
+          <w:rtl w:val="true"/>
+        </w:rPr>
+        <w:t>الدعم الفني</w:t>
+      </w:r>
+      <w:r>
+        <w:rPr>
+          <w:rtl w:val="true"/>
+        </w:rPr>
+        <w:t xml:space="preserve">»: </w:t>
+      </w:r>
+      <w:r>
+        <w:rPr>
+          <w:rtl w:val="true"/>
+        </w:rPr>
+        <w:t xml:space="preserve">ردّ </w:t>
+      </w:r>
+      <w:r>
+        <w:rPr>
+          <w:rtl w:val="true"/>
+        </w:rPr>
+        <w:t xml:space="preserve">· </w:t>
+      </w:r>
+      <w:r>
+        <w:rPr>
+          <w:rtl w:val="true"/>
+        </w:rPr>
+        <w:t xml:space="preserve">قيد المعالجة </w:t>
+      </w:r>
+      <w:r>
+        <w:rPr>
+          <w:rtl w:val="true"/>
+        </w:rPr>
+        <w:t xml:space="preserve">· </w:t>
+      </w:r>
+      <w:r>
+        <w:rPr>
+          <w:rtl w:val="true"/>
+        </w:rPr>
+        <w:t xml:space="preserve">بانتظار المستخدم </w:t>
+      </w:r>
+      <w:r>
+        <w:rPr>
+          <w:rtl w:val="true"/>
+        </w:rPr>
+        <w:t xml:space="preserve">· </w:t>
+      </w:r>
+      <w:r>
+        <w:rPr>
+          <w:rtl w:val="true"/>
+        </w:rPr>
+        <w:t xml:space="preserve">تحويل إلى المشرف العام </w:t>
+      </w:r>
+      <w:r>
+        <w:rPr>
+          <w:rtl w:val="true"/>
+        </w:rPr>
+        <w:t xml:space="preserve">· </w:t>
+      </w:r>
+      <w:r>
+        <w:rPr>
+          <w:rtl w:val="true"/>
+        </w:rPr>
+        <w:t>إغلاق — والرد يصل صاحب التذكرة ومدير مدرسته</w:t>
+      </w:r>
+      <w:r>
+        <w:rPr>
+          <w:rtl w:val="true"/>
+        </w:rPr>
+        <w:t xml:space="preserve">. </w:t>
+      </w:r>
+    </w:p>
+    <w:p>
+      <w:pPr>
+        <w:pStyle w:val="TextBody"/>
+        <w:bidi w:val="1"/>
+        <w:spacing w:before="0" w:after="0"/>
+        <w:jc w:val="right"/>
+        <w:rPr/>
+      </w:pPr>
+      <w:r>
+        <w:rPr>
+          <w:rStyle w:val="StrongEmphasis"/>
+          <w:rtl w:val="true"/>
+        </w:rPr>
+        <w:t>ملاحظة صريحة</w:t>
+      </w:r>
+      <w:r>
+        <w:rPr>
+          <w:rtl w:val="true"/>
+        </w:rPr>
+        <w:t xml:space="preserve"> </w:t>
+      </w:r>
+      <w:r>
+        <w:rPr>
+          <w:rtl w:val="true"/>
+        </w:rPr>
+        <w:t>«</w:t>
+      </w:r>
+      <w:r>
+        <w:rPr>
+          <w:rtl w:val="true"/>
+        </w:rPr>
+        <w:t>تحليل الصورة</w:t>
+      </w:r>
+      <w:r>
+        <w:rPr>
           <w:rtl w:val="true"/>
         </w:rPr>
         <w:t xml:space="preserve">» </w:t>
       </w:r>
       <w:r>
         <w:rPr>
-          <w:rStyle w:val="StrongEmphasis"/>
-          <w:rtl w:val="true"/>
-        </w:rPr>
-        <w:t xml:space="preserve">أو </w:t>
-      </w:r>
-      <w:r>
-        <w:rPr>
-          <w:rStyle w:val="StrongEmphasis"/>
-          <w:rtl w:val="true"/>
-        </w:rPr>
-        <w:t>«</w:t>
-      </w:r>
-      <w:r>
-        <w:rPr>
-          <w:rStyle w:val="StrongEmphasis"/>
-          <w:rtl w:val="true"/>
-        </w:rPr>
-        <w:t>رفض</w:t>
-      </w:r>
-      <w:r>
-        <w:rPr>
-          <w:rStyle w:val="StrongEmphasis"/>
-          <w:rtl w:val="true"/>
-        </w:rPr>
-        <w:t>»</w:t>
-      </w:r>
-      <w:r>
-        <w:rPr>
-          <w:rtl w:val="true"/>
-        </w:rPr>
-        <w:t>الاعتماد يجعل الحساب نشطًا ويستطيع الدخول، ويصله إشعار</w:t>
-      </w:r>
-      <w:r>
-        <w:rPr>
-          <w:rtl w:val="true"/>
-        </w:rPr>
-        <w:t>/</w:t>
-      </w:r>
-      <w:r>
-        <w:rPr>
-          <w:rtl w:val="true"/>
-        </w:rPr>
-        <w:t>رسالة</w:t>
-      </w:r>
-      <w:r>
-        <w:rPr>
-          <w:rtl w:val="true"/>
-        </w:rPr>
-        <w:t xml:space="preserve">. </w:t>
+          <w:rtl w:val="true"/>
+        </w:rPr>
+        <w:t xml:space="preserve">في هذا النموذج </w:t>
+      </w:r>
+      <w:r>
+        <w:rPr>
+          <w:rStyle w:val="StrongEmphasis"/>
+          <w:rtl w:val="true"/>
+        </w:rPr>
+        <w:t>فرز أوّلي</w:t>
+      </w:r>
+      <w:r>
+        <w:rPr>
+          <w:rtl w:val="true"/>
+        </w:rPr>
+        <w:t xml:space="preserve"> </w:t>
+      </w:r>
+      <w:r>
+        <w:rPr>
+          <w:rtl w:val="true"/>
+        </w:rPr>
+        <w:t>(</w:t>
+      </w:r>
+      <w:r>
+        <w:rPr>
+          <w:rtl w:val="true"/>
+        </w:rPr>
+        <w:t xml:space="preserve">النوع والأبعاد والحجم </w:t>
+      </w:r>
+      <w:r>
+        <w:rPr>
+          <w:rtl w:val="true"/>
+        </w:rPr>
+        <w:t xml:space="preserve">+ </w:t>
+      </w:r>
+      <w:r>
+        <w:rPr>
+          <w:rtl w:val="true"/>
+        </w:rPr>
+        <w:t>فهم نص الاستفسار</w:t>
+      </w:r>
+      <w:r>
+        <w:rPr>
+          <w:rtl w:val="true"/>
+        </w:rPr>
+        <w:t>)</w:t>
+      </w:r>
+      <w:r>
+        <w:rPr>
+          <w:rtl w:val="true"/>
+        </w:rPr>
+        <w:t xml:space="preserve">؛ قراءة محتوى الصورة نفسه </w:t>
+      </w:r>
+      <w:r>
+        <w:rPr>
+          <w:rtl w:val="true"/>
+        </w:rPr>
+        <w:t>(</w:t>
+      </w:r>
+      <w:r>
+        <w:rPr>
+          <w:rtl w:val="true"/>
+        </w:rPr>
+        <w:t>رسالة خطأ داخل لقطة</w:t>
+      </w:r>
+      <w:r>
+        <w:rPr>
+          <w:rtl w:val="true"/>
+        </w:rPr>
+        <w:t xml:space="preserve">) </w:t>
+      </w:r>
+      <w:r>
+        <w:rPr>
+          <w:rtl w:val="true"/>
+        </w:rPr>
+        <w:t>تحتاج نموذج رؤية وخادمًا — جاهزة للإضافة لاحقًا</w:t>
+      </w:r>
+      <w:r>
+        <w:rPr>
+          <w:rtl w:val="true"/>
+        </w:rPr>
+        <w:t>.</w:t>
       </w:r>
     </w:p>
     <w:p>
@@ -10924,17 +13606,67 @@
         <w:rPr/>
       </w:pPr>
       <w:r>
-        <w:rPr>
-          <w:rStyle w:val="StrongEmphasis"/>
-          <w:rtl w:val="true"/>
-        </w:rPr>
-        <w:t>ملاحظة</w:t>
-      </w:r>
-      <w:r>
-        <w:rPr>
-          <w:rtl w:val="true"/>
-        </w:rPr>
-        <w:t xml:space="preserve"> الطالب يُفعَّل فورًا بلا اعتماد؛ الاعتماد مطلوب للمعلم والتوجيه ومراقب الغياب</w:t>
+        <w:rPr/>
+        <w:t>5</w:t>
+      </w:r>
+    </w:p>
+    <w:p>
+      <w:pPr>
+        <w:pStyle w:val="Heading2"/>
+        <w:bidi w:val="1"/>
+        <w:jc w:val="right"/>
+        <w:rPr/>
+      </w:pPr>
+      <w:r>
+        <w:rPr>
+          <w:rtl w:val="true"/>
+        </w:rPr>
+        <w:t>المدير</w:t>
+      </w:r>
+      <w:r>
+        <w:rPr>
+          <w:rtl w:val="true"/>
+        </w:rPr>
+        <w:t xml:space="preserve">: </w:t>
+      </w:r>
+      <w:r>
+        <w:rPr>
+          <w:rtl w:val="true"/>
+        </w:rPr>
+        <w:t>الحسابات واستيراد نور وإسناد المواد</w:t>
+      </w:r>
+    </w:p>
+    <w:p>
+      <w:pPr>
+        <w:pStyle w:val="TextBody"/>
+        <w:bidi w:val="1"/>
+        <w:spacing w:before="0" w:after="150"/>
+        <w:jc w:val="right"/>
+        <w:rPr/>
+      </w:pPr>
+      <w:r>
+        <w:rPr>
+          <w:rtl w:val="true"/>
+        </w:rPr>
+        <w:t>من يستخدمها</w:t>
+      </w:r>
+      <w:r>
+        <w:rPr>
+          <w:rtl w:val="true"/>
+        </w:rPr>
+        <w:t xml:space="preserve">: </w:t>
+      </w:r>
+      <w:r>
+        <w:rPr>
+          <w:rtl w:val="true"/>
+        </w:rPr>
+        <w:t xml:space="preserve">مدير المدرسة </w:t>
+      </w:r>
+      <w:r>
+        <w:rPr>
+          <w:rStyle w:val="SourceText"/>
+        </w:rPr>
+        <w:t>principal</w:t>
       </w:r>
       <w:r>
         <w:rPr>
@@ -10954,7 +13686,7 @@
         <w:rPr>
           <w:rtl w:val="true"/>
         </w:rPr>
-        <w:t>ج</w:t>
+        <w:t>أ</w:t>
       </w:r>
       <w:r>
         <w:rPr>
@@ -10966,23 +13698,7 @@
         <w:rPr>
           <w:rtl w:val="true"/>
         </w:rPr>
-        <w:t xml:space="preserve">استيراد المعلمين من نور </w:t>
-      </w:r>
-      <w:r>
-        <w:rPr>
-          <w:rtl w:val="true"/>
-        </w:rPr>
-        <w:t>(</w:t>
-      </w:r>
-      <w:r>
-        <w:rPr/>
-        <w:t>Excel/CSV</w:t>
-      </w:r>
-      <w:r>
-        <w:rPr>
-          <w:rtl w:val="true"/>
-        </w:rPr>
-        <w:t>)</w:t>
+        <w:t>إنشاء الحسابات</w:t>
       </w:r>
     </w:p>
     <w:p>
@@ -11007,45 +13723,34 @@
           <w:rStyle w:val="StrongEmphasis"/>
           <w:rtl w:val="true"/>
         </w:rPr>
-        <w:t>ارفع ملف نور</w:t>
-      </w:r>
-      <w:r>
-        <w:rPr>
-          <w:rtl w:val="true"/>
-        </w:rPr>
-        <w:t xml:space="preserve">ملف </w:t>
-      </w:r>
-      <w:r>
-        <w:rPr/>
-        <w:t>Excel</w:t>
-      </w:r>
-      <w:r>
-        <w:rPr>
-          <w:rtl w:val="true"/>
-        </w:rPr>
-        <w:t xml:space="preserve"> </w:t>
-      </w:r>
-      <w:r>
-        <w:rPr>
-          <w:rtl w:val="true"/>
-        </w:rPr>
-        <w:t xml:space="preserve">أو </w:t>
-      </w:r>
-      <w:r>
-        <w:rPr/>
-        <w:t>CSV</w:t>
-      </w:r>
-      <w:r>
-        <w:rPr>
-          <w:rtl w:val="true"/>
-        </w:rPr>
-        <w:t xml:space="preserve"> </w:t>
-      </w:r>
-      <w:r>
-        <w:rPr>
-          <w:rtl w:val="true"/>
-        </w:rPr>
-        <w:t>مستخرجًا من نظام نور</w:t>
+        <w:t xml:space="preserve">افتح </w:t>
+      </w:r>
+      <w:r>
+        <w:rPr>
+          <w:rStyle w:val="StrongEmphasis"/>
+          <w:rtl w:val="true"/>
+        </w:rPr>
+        <w:t>«</w:t>
+      </w:r>
+      <w:r>
+        <w:rPr>
+          <w:rStyle w:val="StrongEmphasis"/>
+          <w:rtl w:val="true"/>
+        </w:rPr>
+        <w:t>الموظفون والحسابات</w:t>
+      </w:r>
+      <w:r>
+        <w:rPr>
+          <w:rStyle w:val="StrongEmphasis"/>
+          <w:rtl w:val="true"/>
+        </w:rPr>
+        <w:t>»</w:t>
+      </w:r>
+      <w:r>
+        <w:rPr>
+          <w:rtl w:val="true"/>
+        </w:rPr>
+        <w:t>وأنشئ حسابات الوكيل والتوجيه والمعلمين ومسؤولي الخدمات</w:t>
       </w:r>
       <w:r>
         <w:rPr>
@@ -11076,61 +13781,13 @@
           <w:rStyle w:val="StrongEmphasis"/>
           <w:rtl w:val="true"/>
         </w:rPr>
-        <w:t>طابِق الأعمدة</w:t>
-      </w:r>
-      <w:r>
-        <w:rPr>
-          <w:rtl w:val="true"/>
-        </w:rPr>
-        <w:t xml:space="preserve">الاسم </w:t>
-      </w:r>
-      <w:r>
-        <w:rPr>
-          <w:rtl w:val="true"/>
-        </w:rPr>
-        <w:t xml:space="preserve">· </w:t>
-      </w:r>
-      <w:r>
-        <w:rPr>
-          <w:rtl w:val="true"/>
-        </w:rPr>
-        <w:t xml:space="preserve">المادة </w:t>
-      </w:r>
-      <w:r>
-        <w:rPr>
-          <w:rtl w:val="true"/>
-        </w:rPr>
-        <w:t xml:space="preserve">· </w:t>
-      </w:r>
-      <w:r>
-        <w:rPr>
-          <w:rtl w:val="true"/>
-        </w:rPr>
-        <w:t xml:space="preserve">رقم الهوية </w:t>
-      </w:r>
-      <w:r>
-        <w:rPr>
-          <w:rtl w:val="true"/>
-        </w:rPr>
-        <w:t xml:space="preserve">· </w:t>
-      </w:r>
-      <w:r>
-        <w:rPr>
-          <w:rtl w:val="true"/>
-        </w:rPr>
-        <w:t xml:space="preserve">الجوال </w:t>
-      </w:r>
-      <w:r>
-        <w:rPr>
-          <w:rtl w:val="true"/>
-        </w:rPr>
-        <w:t xml:space="preserve">· </w:t>
-      </w:r>
-      <w:r>
-        <w:rPr>
-          <w:rtl w:val="true"/>
-        </w:rPr>
-        <w:t xml:space="preserve">البريد — والمواد تُستخرج من عمود المادة </w:t>
+        <w:t>أنشئ كل حساب بدوره</w:t>
+      </w:r>
+      <w:r>
+        <w:rPr>
+          <w:rtl w:val="true"/>
+        </w:rPr>
+        <w:t xml:space="preserve">وعند اختيار دور المعلم يمكن تحديد فصوله ومواده بقوائم متسلسلة </w:t>
       </w:r>
       <w:r>
         <w:rPr>
@@ -11142,46 +13799,7 @@
         <w:rPr>
           <w:rtl w:val="true"/>
         </w:rPr>
-        <w:t xml:space="preserve">تفصلها </w:t>
-      </w:r>
-      <w:r>
-        <w:rPr>
-          <w:rStyle w:val="SourceText"/>
-          <w:rtl w:val="true"/>
-        </w:rPr>
-        <w:t>,</w:t>
-      </w:r>
-      <w:r>
-        <w:rPr>
-          <w:rtl w:val="true"/>
-        </w:rPr>
-        <w:t xml:space="preserve"> </w:t>
-      </w:r>
-      <w:r>
-        <w:rPr>
-          <w:rtl w:val="true"/>
-        </w:rPr>
-        <w:t xml:space="preserve">أو </w:t>
-      </w:r>
-      <w:r>
-        <w:rPr>
-          <w:rStyle w:val="SourceText"/>
-          <w:rtl w:val="true"/>
-        </w:rPr>
-        <w:t>،</w:t>
-      </w:r>
-      <w:r>
-        <w:rPr>
-          <w:rtl w:val="true"/>
-        </w:rPr>
-        <w:t xml:space="preserve"> أو </w:t>
-      </w:r>
-      <w:r>
-        <w:rPr>
-          <w:rStyle w:val="SourceText"/>
-          <w:rtl w:val="true"/>
-        </w:rPr>
-        <w:t>/</w:t>
+        <w:t>المرحلة ← الصف ← الشعبة</w:t>
       </w:r>
       <w:r>
         <w:rPr>
@@ -11196,6 +13814,573 @@
         <w:numPr>
           <w:ilvl w:val="0"/>
           <w:numId w:val="13"/>
+        </w:numPr>
+        <w:tabs>
+          <w:tab w:val="clear" w:pos="1134"/>
+          <w:tab w:val="left" w:pos="709" w:leader="none"/>
+        </w:tabs>
+        <w:bidi w:val="1"/>
+        <w:ind w:left="709" w:firstLine="992"/>
+        <w:jc w:val="right"/>
+        <w:rPr/>
+      </w:pPr>
+      <w:r>
+        <w:rPr>
+          <w:rStyle w:val="StrongEmphasis"/>
+          <w:rtl w:val="true"/>
+        </w:rPr>
+        <w:t>لا تظهر إلا مواد مراحل المدرسة</w:t>
+      </w:r>
+      <w:r>
+        <w:rPr>
+          <w:rtl w:val="true"/>
+        </w:rPr>
+        <w:t>فلا يمكن إسناد مادة من مرحلة لا تشملها المدرسة</w:t>
+      </w:r>
+      <w:r>
+        <w:rPr>
+          <w:rtl w:val="true"/>
+        </w:rPr>
+        <w:t xml:space="preserve">. </w:t>
+      </w:r>
+    </w:p>
+    <w:p>
+      <w:pPr>
+        <w:pStyle w:val="Heading3"/>
+        <w:bidi w:val="1"/>
+        <w:jc w:val="right"/>
+        <w:rPr/>
+      </w:pPr>
+      <w:r>
+        <w:rPr>
+          <w:rtl w:val="true"/>
+        </w:rPr>
+        <w:t>ب</w:t>
+      </w:r>
+      <w:r>
+        <w:rPr>
+          <w:rtl w:val="true"/>
+        </w:rPr>
+        <w:t xml:space="preserve">) </w:t>
+      </w:r>
+      <w:r>
+        <w:rPr>
+          <w:rtl w:val="true"/>
+        </w:rPr>
+        <w:t>اعتماد طلبات التسجيل</w:t>
+      </w:r>
+    </w:p>
+    <w:p>
+      <w:pPr>
+        <w:pStyle w:val="TextBody"/>
+        <w:numPr>
+          <w:ilvl w:val="0"/>
+          <w:numId w:val="14"/>
+        </w:numPr>
+        <w:tabs>
+          <w:tab w:val="clear" w:pos="1134"/>
+          <w:tab w:val="left" w:pos="709" w:leader="none"/>
+        </w:tabs>
+        <w:bidi w:val="1"/>
+        <w:spacing w:before="0" w:after="0"/>
+        <w:ind w:left="709" w:firstLine="992"/>
+        <w:jc w:val="right"/>
+        <w:rPr/>
+      </w:pPr>
+      <w:r>
+        <w:rPr>
+          <w:rStyle w:val="StrongEmphasis"/>
+          <w:rtl w:val="true"/>
+        </w:rPr>
+        <w:t>يسجّل الموظف نفسه</w:t>
+      </w:r>
+      <w:r>
+        <w:rPr>
+          <w:rtl w:val="true"/>
+        </w:rPr>
+        <w:t xml:space="preserve">من </w:t>
+      </w:r>
+      <w:r>
+        <w:rPr>
+          <w:rtl w:val="true"/>
+        </w:rPr>
+        <w:t>«</w:t>
+      </w:r>
+      <w:r>
+        <w:rPr>
+          <w:rtl w:val="true"/>
+        </w:rPr>
+        <w:t>إنشاء حساب جديد</w:t>
+      </w:r>
+      <w:r>
+        <w:rPr>
+          <w:rtl w:val="true"/>
+        </w:rPr>
+        <w:t xml:space="preserve">» </w:t>
+      </w:r>
+      <w:r>
+        <w:rPr>
+          <w:rtl w:val="true"/>
+        </w:rPr>
+        <w:t xml:space="preserve">فيصل طلبه بحالة </w:t>
+      </w:r>
+      <w:r>
+        <w:rPr>
+          <w:rtl w:val="true"/>
+        </w:rPr>
+        <w:t>«</w:t>
+      </w:r>
+      <w:r>
+        <w:rPr>
+          <w:rtl w:val="true"/>
+        </w:rPr>
+        <w:t>بانتظار الاعتماد</w:t>
+      </w:r>
+      <w:r>
+        <w:rPr>
+          <w:rtl w:val="true"/>
+        </w:rPr>
+        <w:t xml:space="preserve">». </w:t>
+      </w:r>
+    </w:p>
+    <w:p>
+      <w:pPr>
+        <w:pStyle w:val="TextBody"/>
+        <w:numPr>
+          <w:ilvl w:val="0"/>
+          <w:numId w:val="14"/>
+        </w:numPr>
+        <w:tabs>
+          <w:tab w:val="clear" w:pos="1134"/>
+          <w:tab w:val="left" w:pos="709" w:leader="none"/>
+        </w:tabs>
+        <w:bidi w:val="1"/>
+        <w:spacing w:before="0" w:after="0"/>
+        <w:ind w:left="709" w:firstLine="992"/>
+        <w:jc w:val="right"/>
+        <w:rPr/>
+      </w:pPr>
+      <w:r>
+        <w:rPr>
+          <w:rStyle w:val="StrongEmphasis"/>
+          <w:rtl w:val="true"/>
+        </w:rPr>
+        <w:t>يظهر الطلب للمدير</w:t>
+      </w:r>
+      <w:r>
+        <w:rPr>
+          <w:rtl w:val="true"/>
+        </w:rPr>
+        <w:t xml:space="preserve">في </w:t>
+      </w:r>
+      <w:r>
+        <w:rPr>
+          <w:rtl w:val="true"/>
+        </w:rPr>
+        <w:t>«</w:t>
+      </w:r>
+      <w:r>
+        <w:rPr>
+          <w:rtl w:val="true"/>
+        </w:rPr>
+        <w:t>إدارة الحسابات ← طلبات الاعتماد</w:t>
+      </w:r>
+      <w:r>
+        <w:rPr>
+          <w:rtl w:val="true"/>
+        </w:rPr>
+        <w:t xml:space="preserve">» </w:t>
+      </w:r>
+      <w:r>
+        <w:rPr>
+          <w:rtl w:val="true"/>
+        </w:rPr>
+        <w:t>بعدّاد يبيّن عدد الطلبات</w:t>
+      </w:r>
+      <w:r>
+        <w:rPr>
+          <w:rtl w:val="true"/>
+        </w:rPr>
+        <w:t xml:space="preserve">. </w:t>
+      </w:r>
+    </w:p>
+    <w:p>
+      <w:pPr>
+        <w:pStyle w:val="TextBody"/>
+        <w:numPr>
+          <w:ilvl w:val="0"/>
+          <w:numId w:val="14"/>
+        </w:numPr>
+        <w:tabs>
+          <w:tab w:val="clear" w:pos="1134"/>
+          <w:tab w:val="left" w:pos="709" w:leader="none"/>
+        </w:tabs>
+        <w:bidi w:val="1"/>
+        <w:ind w:left="709" w:firstLine="992"/>
+        <w:jc w:val="right"/>
+        <w:rPr/>
+      </w:pPr>
+      <w:r>
+        <w:rPr>
+          <w:rStyle w:val="StrongEmphasis"/>
+          <w:rtl w:val="true"/>
+        </w:rPr>
+        <w:t xml:space="preserve">اضغط </w:t>
+      </w:r>
+      <w:r>
+        <w:rPr>
+          <w:rStyle w:val="StrongEmphasis"/>
+          <w:rtl w:val="true"/>
+        </w:rPr>
+        <w:t>«</w:t>
+      </w:r>
+      <w:r>
+        <w:rPr>
+          <w:rStyle w:val="StrongEmphasis"/>
+          <w:rtl w:val="true"/>
+        </w:rPr>
+        <w:t>اعتماد</w:t>
+      </w:r>
+      <w:r>
+        <w:rPr>
+          <w:rStyle w:val="StrongEmphasis"/>
+          <w:rtl w:val="true"/>
+        </w:rPr>
+        <w:t xml:space="preserve">» </w:t>
+      </w:r>
+      <w:r>
+        <w:rPr>
+          <w:rStyle w:val="StrongEmphasis"/>
+          <w:rtl w:val="true"/>
+        </w:rPr>
+        <w:t xml:space="preserve">أو </w:t>
+      </w:r>
+      <w:r>
+        <w:rPr>
+          <w:rStyle w:val="StrongEmphasis"/>
+          <w:rtl w:val="true"/>
+        </w:rPr>
+        <w:t>«</w:t>
+      </w:r>
+      <w:r>
+        <w:rPr>
+          <w:rStyle w:val="StrongEmphasis"/>
+          <w:rtl w:val="true"/>
+        </w:rPr>
+        <w:t>رفض</w:t>
+      </w:r>
+      <w:r>
+        <w:rPr>
+          <w:rStyle w:val="StrongEmphasis"/>
+          <w:rtl w:val="true"/>
+        </w:rPr>
+        <w:t>»</w:t>
+      </w:r>
+      <w:r>
+        <w:rPr>
+          <w:rtl w:val="true"/>
+        </w:rPr>
+        <w:t>الاعتماد يجعل الحساب نشطًا ويستطيع الدخول، ويصله إشعار</w:t>
+      </w:r>
+      <w:r>
+        <w:rPr>
+          <w:rtl w:val="true"/>
+        </w:rPr>
+        <w:t>/</w:t>
+      </w:r>
+      <w:r>
+        <w:rPr>
+          <w:rtl w:val="true"/>
+        </w:rPr>
+        <w:t>رسالة</w:t>
+      </w:r>
+      <w:r>
+        <w:rPr>
+          <w:rtl w:val="true"/>
+        </w:rPr>
+        <w:t xml:space="preserve">. </w:t>
+      </w:r>
+    </w:p>
+    <w:p>
+      <w:pPr>
+        <w:pStyle w:val="TextBody"/>
+        <w:bidi w:val="1"/>
+        <w:jc w:val="right"/>
+        <w:rPr/>
+      </w:pPr>
+      <w:r>
+        <w:rPr>
+          <w:rStyle w:val="StrongEmphasis"/>
+          <w:rtl w:val="true"/>
+        </w:rPr>
+        <w:t>ملاحظة</w:t>
+      </w:r>
+      <w:r>
+        <w:rPr>
+          <w:rtl w:val="true"/>
+        </w:rPr>
+        <w:t xml:space="preserve"> الطالب يُفعَّل فورًا بلا اعتماد؛ الاعتماد مطلوب للمعلم والتوجيه ومراقب الغياب</w:t>
+      </w:r>
+      <w:r>
+        <w:rPr>
+          <w:rtl w:val="true"/>
+        </w:rPr>
+        <w:t>.</w:t>
+      </w:r>
+    </w:p>
+    <w:p>
+      <w:pPr>
+        <w:pStyle w:val="Heading3"/>
+        <w:bidi w:val="1"/>
+        <w:jc w:val="right"/>
+        <w:rPr/>
+      </w:pPr>
+      <w:r>
+        <w:rPr>
+          <w:rtl w:val="true"/>
+        </w:rPr>
+        <w:t>ج</w:t>
+      </w:r>
+      <w:r>
+        <w:rPr>
+          <w:rtl w:val="true"/>
+        </w:rPr>
+        <w:t xml:space="preserve">) </w:t>
+      </w:r>
+      <w:r>
+        <w:rPr>
+          <w:rtl w:val="true"/>
+        </w:rPr>
+        <w:t xml:space="preserve">استيراد المعلمين من نور </w:t>
+      </w:r>
+      <w:r>
+        <w:rPr>
+          <w:rtl w:val="true"/>
+        </w:rPr>
+        <w:t>(</w:t>
+      </w:r>
+      <w:r>
+        <w:rPr/>
+        <w:t>Excel/CSV</w:t>
+      </w:r>
+      <w:r>
+        <w:rPr>
+          <w:rtl w:val="true"/>
+        </w:rPr>
+        <w:t>)</w:t>
+      </w:r>
+    </w:p>
+    <w:p>
+      <w:pPr>
+        <w:pStyle w:val="TextBody"/>
+        <w:numPr>
+          <w:ilvl w:val="0"/>
+          <w:numId w:val="15"/>
+        </w:numPr>
+        <w:tabs>
+          <w:tab w:val="clear" w:pos="1134"/>
+          <w:tab w:val="left" w:pos="709" w:leader="none"/>
+        </w:tabs>
+        <w:bidi w:val="1"/>
+        <w:spacing w:before="0" w:after="0"/>
+        <w:ind w:left="709" w:firstLine="992"/>
+        <w:jc w:val="right"/>
+        <w:rPr/>
+      </w:pPr>
+      <w:r>
+        <w:rPr>
+          <w:rStyle w:val="StrongEmphasis"/>
+          <w:rtl w:val="true"/>
+        </w:rPr>
+        <w:t>ارفع ملف نور</w:t>
+      </w:r>
+      <w:r>
+        <w:rPr>
+          <w:rtl w:val="true"/>
+        </w:rPr>
+        <w:t xml:space="preserve">ملف </w:t>
+      </w:r>
+      <w:r>
+        <w:rPr/>
+        <w:t>Excel</w:t>
+      </w:r>
+      <w:r>
+        <w:rPr>
+          <w:rtl w:val="true"/>
+        </w:rPr>
+        <w:t xml:space="preserve"> </w:t>
+      </w:r>
+      <w:r>
+        <w:rPr>
+          <w:rtl w:val="true"/>
+        </w:rPr>
+        <w:t xml:space="preserve">أو </w:t>
+      </w:r>
+      <w:r>
+        <w:rPr/>
+        <w:t>CSV</w:t>
+      </w:r>
+      <w:r>
+        <w:rPr>
+          <w:rtl w:val="true"/>
+        </w:rPr>
+        <w:t xml:space="preserve"> </w:t>
+      </w:r>
+      <w:r>
+        <w:rPr>
+          <w:rtl w:val="true"/>
+        </w:rPr>
+        <w:t>مستخرجًا من نظام نور</w:t>
+      </w:r>
+      <w:r>
+        <w:rPr>
+          <w:rtl w:val="true"/>
+        </w:rPr>
+        <w:t xml:space="preserve">. </w:t>
+      </w:r>
+    </w:p>
+    <w:p>
+      <w:pPr>
+        <w:pStyle w:val="TextBody"/>
+        <w:numPr>
+          <w:ilvl w:val="0"/>
+          <w:numId w:val="15"/>
+        </w:numPr>
+        <w:tabs>
+          <w:tab w:val="clear" w:pos="1134"/>
+          <w:tab w:val="left" w:pos="709" w:leader="none"/>
+        </w:tabs>
+        <w:bidi w:val="1"/>
+        <w:spacing w:before="0" w:after="0"/>
+        <w:ind w:left="709" w:firstLine="992"/>
+        <w:jc w:val="right"/>
+        <w:rPr/>
+      </w:pPr>
+      <w:r>
+        <w:rPr>
+          <w:rStyle w:val="StrongEmphasis"/>
+          <w:rtl w:val="true"/>
+        </w:rPr>
+        <w:t>طابِق الأعمدة</w:t>
+      </w:r>
+      <w:r>
+        <w:rPr>
+          <w:rtl w:val="true"/>
+        </w:rPr>
+        <w:t xml:space="preserve">الاسم </w:t>
+      </w:r>
+      <w:r>
+        <w:rPr>
+          <w:rtl w:val="true"/>
+        </w:rPr>
+        <w:t xml:space="preserve">· </w:t>
+      </w:r>
+      <w:r>
+        <w:rPr>
+          <w:rtl w:val="true"/>
+        </w:rPr>
+        <w:t xml:space="preserve">المادة </w:t>
+      </w:r>
+      <w:r>
+        <w:rPr>
+          <w:rtl w:val="true"/>
+        </w:rPr>
+        <w:t xml:space="preserve">· </w:t>
+      </w:r>
+      <w:r>
+        <w:rPr>
+          <w:rtl w:val="true"/>
+        </w:rPr>
+        <w:t xml:space="preserve">رقم الهوية </w:t>
+      </w:r>
+      <w:r>
+        <w:rPr>
+          <w:rtl w:val="true"/>
+        </w:rPr>
+        <w:t xml:space="preserve">· </w:t>
+      </w:r>
+      <w:r>
+        <w:rPr>
+          <w:rtl w:val="true"/>
+        </w:rPr>
+        <w:t xml:space="preserve">الجوال </w:t>
+      </w:r>
+      <w:r>
+        <w:rPr>
+          <w:rtl w:val="true"/>
+        </w:rPr>
+        <w:t xml:space="preserve">· </w:t>
+      </w:r>
+      <w:r>
+        <w:rPr>
+          <w:rtl w:val="true"/>
+        </w:rPr>
+        <w:t xml:space="preserve">البريد — والمواد تُستخرج من عمود المادة </w:t>
+      </w:r>
+      <w:r>
+        <w:rPr>
+          <w:rtl w:val="true"/>
+        </w:rPr>
+        <w:t>(</w:t>
+      </w:r>
+      <w:r>
+        <w:rPr>
+          <w:rtl w:val="true"/>
+        </w:rPr>
+        <w:t xml:space="preserve">تفصلها </w:t>
+      </w:r>
+      <w:r>
+        <w:rPr>
+          <w:rStyle w:val="SourceText"/>
+          <w:rtl w:val="true"/>
+        </w:rPr>
+        <w:t>,</w:t>
+      </w:r>
+      <w:r>
+        <w:rPr>
+          <w:rtl w:val="true"/>
+        </w:rPr>
+        <w:t xml:space="preserve"> </w:t>
+      </w:r>
+      <w:r>
+        <w:rPr>
+          <w:rtl w:val="true"/>
+        </w:rPr>
+        <w:t xml:space="preserve">أو </w:t>
+      </w:r>
+      <w:r>
+        <w:rPr>
+          <w:rStyle w:val="SourceText"/>
+          <w:rtl w:val="true"/>
+        </w:rPr>
+        <w:t>،</w:t>
+      </w:r>
+      <w:r>
+        <w:rPr>
+          <w:rtl w:val="true"/>
+        </w:rPr>
+        <w:t xml:space="preserve"> أو </w:t>
+      </w:r>
+      <w:r>
+        <w:rPr>
+          <w:rStyle w:val="SourceText"/>
+          <w:rtl w:val="true"/>
+        </w:rPr>
+        <w:t>/</w:t>
+      </w:r>
+      <w:r>
+        <w:rPr>
+          <w:rtl w:val="true"/>
+        </w:rPr>
+        <w:t xml:space="preserve">). </w:t>
+      </w:r>
+    </w:p>
+    <w:p>
+      <w:pPr>
+        <w:pStyle w:val="TextBody"/>
+        <w:numPr>
+          <w:ilvl w:val="0"/>
+          <w:numId w:val="15"/>
         </w:numPr>
         <w:tabs>
           <w:tab w:val="clear" w:pos="1134"/>
@@ -11709,7 +14894,7 @@
         <w:pStyle w:val="TextBody"/>
         <w:numPr>
           <w:ilvl w:val="0"/>
-          <w:numId w:val="14"/>
+          <w:numId w:val="16"/>
         </w:numPr>
         <w:tabs>
           <w:tab w:val="clear" w:pos="1134"/>
@@ -11739,485 +14924,6 @@
           <w:rtl w:val="true"/>
         </w:rPr>
         <w:t xml:space="preserve">. </w:t>
-      </w:r>
-    </w:p>
-    <w:p>
-      <w:pPr>
-        <w:pStyle w:val="TextBody"/>
-        <w:numPr>
-          <w:ilvl w:val="0"/>
-          <w:numId w:val="14"/>
-        </w:numPr>
-        <w:tabs>
-          <w:tab w:val="clear" w:pos="1134"/>
-          <w:tab w:val="left" w:pos="709" w:leader="none"/>
-        </w:tabs>
-        <w:bidi w:val="1"/>
-        <w:spacing w:before="0" w:after="0"/>
-        <w:ind w:left="709" w:firstLine="992"/>
-        <w:jc w:val="right"/>
-        <w:rPr/>
-      </w:pPr>
-      <w:r>
-        <w:rPr>
-          <w:rStyle w:val="StrongEmphasis"/>
-          <w:rtl w:val="true"/>
-        </w:rPr>
-        <w:t>استورد الطلاب</w:t>
-      </w:r>
-      <w:r>
-        <w:rPr>
-          <w:rtl w:val="true"/>
-        </w:rPr>
-        <w:t xml:space="preserve">ملف </w:t>
-      </w:r>
-      <w:r>
-        <w:rPr>
-          <w:rStyle w:val="SourceText"/>
-          <w:rtl w:val="true"/>
-        </w:rPr>
-        <w:t>.</w:t>
-      </w:r>
-      <w:r>
-        <w:rPr>
-          <w:rStyle w:val="SourceText"/>
-        </w:rPr>
-        <w:t>xlsx/.xls/.csv</w:t>
-      </w:r>
-      <w:r>
-        <w:rPr>
-          <w:rtl w:val="true"/>
-        </w:rPr>
-        <w:t xml:space="preserve"> </w:t>
-      </w:r>
-      <w:r>
-        <w:rPr>
-          <w:rtl w:val="true"/>
-        </w:rPr>
-        <w:t>بأعمدة</w:t>
-      </w:r>
-      <w:r>
-        <w:rPr>
-          <w:rtl w:val="true"/>
-        </w:rPr>
-        <w:t xml:space="preserve">: </w:t>
-      </w:r>
-      <w:r>
-        <w:rPr>
-          <w:rtl w:val="true"/>
-        </w:rPr>
-        <w:t>اسم الطالب، رقم الهوية، جوال ولي الأمر، المرحلة، الصف، الفصل</w:t>
-      </w:r>
-      <w:r>
-        <w:rPr>
-          <w:rtl w:val="true"/>
-        </w:rPr>
-        <w:t xml:space="preserve">. </w:t>
-      </w:r>
-    </w:p>
-    <w:p>
-      <w:pPr>
-        <w:pStyle w:val="TextBody"/>
-        <w:numPr>
-          <w:ilvl w:val="0"/>
-          <w:numId w:val="14"/>
-        </w:numPr>
-        <w:tabs>
-          <w:tab w:val="clear" w:pos="1134"/>
-          <w:tab w:val="left" w:pos="709" w:leader="none"/>
-        </w:tabs>
-        <w:bidi w:val="1"/>
-        <w:spacing w:before="0" w:after="0"/>
-        <w:ind w:left="709" w:firstLine="992"/>
-        <w:jc w:val="right"/>
-        <w:rPr/>
-      </w:pPr>
-      <w:r>
-        <w:rPr>
-          <w:rStyle w:val="StrongEmphasis"/>
-          <w:rtl w:val="true"/>
-        </w:rPr>
-        <w:t>الإسكان في الفصول</w:t>
-      </w:r>
-      <w:r>
-        <w:rPr>
-          <w:rtl w:val="true"/>
-        </w:rPr>
-        <w:t xml:space="preserve">إما فصل مستهدف واحد، أو قراءة الصف والشعبة من الملف تلقائيًا — وما لا يُطابق فصلاً قائمًا يُدرج في </w:t>
-      </w:r>
-      <w:r>
-        <w:rPr>
-          <w:rtl w:val="true"/>
-        </w:rPr>
-        <w:t>«</w:t>
-      </w:r>
-      <w:r>
-        <w:rPr>
-          <w:rtl w:val="true"/>
-        </w:rPr>
-        <w:t>غير مسكّنين</w:t>
-      </w:r>
-      <w:r>
-        <w:rPr>
-          <w:rtl w:val="true"/>
-        </w:rPr>
-        <w:t xml:space="preserve">». </w:t>
-      </w:r>
-    </w:p>
-    <w:p>
-      <w:pPr>
-        <w:pStyle w:val="TextBody"/>
-        <w:numPr>
-          <w:ilvl w:val="0"/>
-          <w:numId w:val="14"/>
-        </w:numPr>
-        <w:tabs>
-          <w:tab w:val="clear" w:pos="1134"/>
-          <w:tab w:val="left" w:pos="709" w:leader="none"/>
-        </w:tabs>
-        <w:bidi w:val="1"/>
-        <w:spacing w:before="0" w:after="0"/>
-        <w:ind w:left="709" w:firstLine="992"/>
-        <w:jc w:val="right"/>
-        <w:rPr/>
-      </w:pPr>
-      <w:r>
-        <w:rPr>
-          <w:rStyle w:val="StrongEmphasis"/>
-          <w:rtl w:val="true"/>
-        </w:rPr>
-        <w:t>أسكن غير المسكّنين</w:t>
-      </w:r>
-      <w:r>
-        <w:rPr>
-          <w:rtl w:val="true"/>
-        </w:rPr>
-        <w:t xml:space="preserve">تحديد فردي أو جماعي ثم </w:t>
-      </w:r>
-      <w:r>
-        <w:rPr>
-          <w:rtl w:val="true"/>
-        </w:rPr>
-        <w:t>«</w:t>
-      </w:r>
-      <w:r>
-        <w:rPr>
-          <w:rtl w:val="true"/>
-        </w:rPr>
-        <w:t>إسكان في فصل</w:t>
-      </w:r>
-      <w:r>
-        <w:rPr>
-          <w:rtl w:val="true"/>
-        </w:rPr>
-        <w:t xml:space="preserve">». </w:t>
-      </w:r>
-    </w:p>
-    <w:p>
-      <w:pPr>
-        <w:pStyle w:val="TextBody"/>
-        <w:numPr>
-          <w:ilvl w:val="0"/>
-          <w:numId w:val="14"/>
-        </w:numPr>
-        <w:tabs>
-          <w:tab w:val="clear" w:pos="1134"/>
-          <w:tab w:val="left" w:pos="709" w:leader="none"/>
-        </w:tabs>
-        <w:bidi w:val="1"/>
-        <w:ind w:left="709" w:firstLine="992"/>
-        <w:jc w:val="right"/>
-        <w:rPr/>
-      </w:pPr>
-      <w:r>
-        <w:rPr>
-          <w:rStyle w:val="StrongEmphasis"/>
-          <w:rtl w:val="true"/>
-        </w:rPr>
-        <w:t xml:space="preserve">انقل الطلاب </w:t>
-      </w:r>
-      <w:r>
-        <w:rPr>
-          <w:rStyle w:val="StrongEmphasis"/>
-          <w:rtl w:val="true"/>
-        </w:rPr>
-        <w:t>(</w:t>
-      </w:r>
-      <w:r>
-        <w:rPr>
-          <w:rStyle w:val="StrongEmphasis"/>
-          <w:rtl w:val="true"/>
-        </w:rPr>
-        <w:t>من الوكيل فقط</w:t>
-      </w:r>
-      <w:r>
-        <w:rPr>
-          <w:rStyle w:val="StrongEmphasis"/>
-          <w:rtl w:val="true"/>
-        </w:rPr>
-        <w:t>)</w:t>
-      </w:r>
-      <w:r>
-        <w:rPr>
-          <w:rtl w:val="true"/>
-        </w:rPr>
-        <w:t xml:space="preserve">فردي أو جماعي بسبب إلزامي، ويُقيَّد كل نقل في </w:t>
-      </w:r>
-      <w:r>
-        <w:rPr>
-          <w:rtl w:val="true"/>
-        </w:rPr>
-        <w:t>«</w:t>
-      </w:r>
-      <w:r>
-        <w:rPr>
-          <w:rtl w:val="true"/>
-        </w:rPr>
-        <w:t>سجل النقل</w:t>
-      </w:r>
-      <w:r>
-        <w:rPr>
-          <w:rtl w:val="true"/>
-        </w:rPr>
-        <w:t xml:space="preserve">» </w:t>
-      </w:r>
-      <w:r>
-        <w:rPr>
-          <w:rtl w:val="true"/>
-        </w:rPr>
-        <w:t>بالتاريخ والمنفّذ</w:t>
-      </w:r>
-      <w:r>
-        <w:rPr>
-          <w:rtl w:val="true"/>
-        </w:rPr>
-        <w:t xml:space="preserve">. </w:t>
-      </w:r>
-    </w:p>
-    <w:p>
-      <w:pPr>
-        <w:pStyle w:val="TextBody"/>
-        <w:bidi w:val="1"/>
-        <w:jc w:val="right"/>
-        <w:rPr/>
-      </w:pPr>
-      <w:r>
-        <w:rPr>
-          <w:rStyle w:val="StrongEmphasis"/>
-          <w:rtl w:val="true"/>
-        </w:rPr>
-        <w:t>تحذير</w:t>
-      </w:r>
-      <w:r>
-        <w:rPr>
-          <w:rtl w:val="true"/>
-        </w:rPr>
-        <w:t xml:space="preserve"> استيراد الطلاب وإسكانهم ونقلهم حصريًا لوكيل شؤون الطلاب؛ لا يملكه مدير المدرسة ولا المعلم</w:t>
-      </w:r>
-      <w:r>
-        <w:rPr>
-          <w:rtl w:val="true"/>
-        </w:rPr>
-        <w:t>.</w:t>
-      </w:r>
-    </w:p>
-    <w:p>
-      <w:pPr>
-        <w:pStyle w:val="Heading3"/>
-        <w:bidi w:val="1"/>
-        <w:jc w:val="right"/>
-        <w:rPr/>
-      </w:pPr>
-      <w:r>
-        <w:rPr>
-          <w:rtl w:val="true"/>
-        </w:rPr>
-        <w:t>ب</w:t>
-      </w:r>
-      <w:r>
-        <w:rPr>
-          <w:rtl w:val="true"/>
-        </w:rPr>
-        <w:t xml:space="preserve">) </w:t>
-      </w:r>
-      <w:r>
-        <w:rPr>
-          <w:rtl w:val="true"/>
-        </w:rPr>
-        <w:t>إسناد الفصول والمواد للمعلمين</w:t>
-      </w:r>
-    </w:p>
-    <w:p>
-      <w:pPr>
-        <w:pStyle w:val="TextBody"/>
-        <w:numPr>
-          <w:ilvl w:val="0"/>
-          <w:numId w:val="15"/>
-        </w:numPr>
-        <w:tabs>
-          <w:tab w:val="clear" w:pos="1134"/>
-          <w:tab w:val="left" w:pos="709" w:leader="none"/>
-        </w:tabs>
-        <w:bidi w:val="1"/>
-        <w:spacing w:before="0" w:after="0"/>
-        <w:ind w:left="709" w:firstLine="992"/>
-        <w:jc w:val="right"/>
-        <w:rPr/>
-      </w:pPr>
-      <w:r>
-        <w:rPr>
-          <w:rStyle w:val="StrongEmphasis"/>
-          <w:rtl w:val="true"/>
-        </w:rPr>
-        <w:t xml:space="preserve">افتح </w:t>
-      </w:r>
-      <w:r>
-        <w:rPr>
-          <w:rStyle w:val="StrongEmphasis"/>
-          <w:rtl w:val="true"/>
-        </w:rPr>
-        <w:t>«</w:t>
-      </w:r>
-      <w:r>
-        <w:rPr>
-          <w:rStyle w:val="StrongEmphasis"/>
-          <w:rtl w:val="true"/>
-        </w:rPr>
-        <w:t>إسناد الفصول والمواد</w:t>
-      </w:r>
-      <w:r>
-        <w:rPr>
-          <w:rStyle w:val="StrongEmphasis"/>
-          <w:rtl w:val="true"/>
-        </w:rPr>
-        <w:t>»</w:t>
-      </w:r>
-      <w:r>
-        <w:rPr>
-          <w:rtl w:val="true"/>
-        </w:rPr>
-        <w:t>واختر المعلم من القائمة</w:t>
-      </w:r>
-      <w:r>
-        <w:rPr>
-          <w:rtl w:val="true"/>
-        </w:rPr>
-        <w:t xml:space="preserve">. </w:t>
-      </w:r>
-    </w:p>
-    <w:p>
-      <w:pPr>
-        <w:pStyle w:val="TextBody"/>
-        <w:numPr>
-          <w:ilvl w:val="0"/>
-          <w:numId w:val="15"/>
-        </w:numPr>
-        <w:tabs>
-          <w:tab w:val="clear" w:pos="1134"/>
-          <w:tab w:val="left" w:pos="709" w:leader="none"/>
-        </w:tabs>
-        <w:bidi w:val="1"/>
-        <w:spacing w:before="0" w:after="0"/>
-        <w:ind w:left="709" w:firstLine="992"/>
-        <w:jc w:val="right"/>
-        <w:rPr/>
-      </w:pPr>
-      <w:r>
-        <w:rPr>
-          <w:rStyle w:val="StrongEmphasis"/>
-          <w:rtl w:val="true"/>
-        </w:rPr>
-        <w:t>حدّد فصوله ومواده</w:t>
-      </w:r>
-      <w:r>
-        <w:rPr>
-          <w:rtl w:val="true"/>
-        </w:rPr>
-        <w:t>بقوائم متسلسلة، والحصص الأسبوعية لكل إسناد</w:t>
-      </w:r>
-      <w:r>
-        <w:rPr>
-          <w:rtl w:val="true"/>
-        </w:rPr>
-        <w:t xml:space="preserve">. </w:t>
-      </w:r>
-    </w:p>
-    <w:p>
-      <w:pPr>
-        <w:pStyle w:val="TextBody"/>
-        <w:numPr>
-          <w:ilvl w:val="0"/>
-          <w:numId w:val="15"/>
-        </w:numPr>
-        <w:tabs>
-          <w:tab w:val="clear" w:pos="1134"/>
-          <w:tab w:val="left" w:pos="709" w:leader="none"/>
-        </w:tabs>
-        <w:bidi w:val="1"/>
-        <w:ind w:left="709" w:firstLine="992"/>
-        <w:jc w:val="right"/>
-        <w:rPr/>
-      </w:pPr>
-      <w:r>
-        <w:rPr>
-          <w:rStyle w:val="StrongEmphasis"/>
-          <w:rtl w:val="true"/>
-        </w:rPr>
-        <w:t>ثبّت الإسناد</w:t>
-      </w:r>
-      <w:r>
-        <w:rPr>
-          <w:rtl w:val="true"/>
-        </w:rPr>
-        <w:t xml:space="preserve">لتظهر للمعلم فصوله فقط في التحضير </w:t>
-      </w:r>
-      <w:r>
-        <w:rPr>
-          <w:rtl w:val="true"/>
-        </w:rPr>
-        <w:t>(</w:t>
-      </w:r>
-      <w:r>
-        <w:rPr>
-          <w:rtl w:val="true"/>
-        </w:rPr>
-        <w:t xml:space="preserve">الفصل </w:t>
-      </w:r>
-      <w:r>
-        <w:rPr/>
-        <w:t>7</w:t>
-      </w:r>
-      <w:r>
-        <w:rPr>
-          <w:rtl w:val="true"/>
-        </w:rPr>
-        <w:t xml:space="preserve">). </w:t>
-      </w:r>
-    </w:p>
-    <w:p>
-      <w:pPr>
-        <w:pStyle w:val="Heading3"/>
-        <w:bidi w:val="1"/>
-        <w:jc w:val="right"/>
-        <w:rPr/>
-      </w:pPr>
-      <w:r>
-        <w:rPr>
-          <w:rtl w:val="true"/>
-        </w:rPr>
-        <w:t>ج</w:t>
-      </w:r>
-      <w:r>
-        <w:rPr>
-          <w:rtl w:val="true"/>
-        </w:rPr>
-        <w:t xml:space="preserve">) </w:t>
-      </w:r>
-      <w:r>
-        <w:rPr>
-          <w:rtl w:val="true"/>
-        </w:rPr>
-        <w:t>جدول الحصص وقاعدة الإغلاق</w:t>
       </w:r>
     </w:p>
     <w:p>
@@ -12242,13 +14948,50 @@
           <w:rStyle w:val="StrongEmphasis"/>
           <w:rtl w:val="true"/>
         </w:rPr>
-        <w:t>اضبط الحصص</w:t>
-      </w:r>
-      <w:r>
-        <w:rPr>
-          <w:rtl w:val="true"/>
-        </w:rPr>
-        <w:t>رقم الحصة ووقت البداية والنهاية لكل حصة</w:t>
+        <w:t>استورد الطلاب</w:t>
+      </w:r>
+      <w:r>
+        <w:rPr>
+          <w:rtl w:val="true"/>
+        </w:rPr>
+        <w:t xml:space="preserve">ملف </w:t>
+      </w:r>
+      <w:r>
+        <w:rPr>
+          <w:rStyle w:val="SourceText"/>
+          <w:rtl w:val="true"/>
+        </w:rPr>
+        <w:t>.</w:t>
+      </w:r>
+      <w:r>
+        <w:rPr>
+          <w:rStyle w:val="SourceText"/>
+        </w:rPr>
+        <w:t>xlsx/.xls/.csv</w:t>
+      </w:r>
+      <w:r>
+        <w:rPr>
+          <w:rtl w:val="true"/>
+        </w:rPr>
+        <w:t xml:space="preserve"> </w:t>
+      </w:r>
+      <w:r>
+        <w:rPr>
+          <w:rtl w:val="true"/>
+        </w:rPr>
+        <w:t>بأعمدة</w:t>
+      </w:r>
+      <w:r>
+        <w:rPr>
+          <w:rtl w:val="true"/>
+        </w:rPr>
+        <w:t xml:space="preserve">: </w:t>
+      </w:r>
+      <w:r>
+        <w:rPr>
+          <w:rtl w:val="true"/>
+        </w:rPr>
+        <w:t>اسم الطالب، رقم الهوية، جوال ولي الأمر، المرحلة، الصف، الفصل</w:t>
       </w:r>
       <w:r>
         <w:rPr>
@@ -12279,7 +15022,13 @@
           <w:rStyle w:val="StrongEmphasis"/>
           <w:rtl w:val="true"/>
         </w:rPr>
-        <w:t>حدّد قاعدة الإغلاق</w:t>
+        <w:t>الإسكان في الفصول</w:t>
+      </w:r>
+      <w:r>
+        <w:rPr>
+          <w:rtl w:val="true"/>
+        </w:rPr>
+        <w:t xml:space="preserve">إما فصل مستهدف واحد، أو قراءة الصف والشعبة من الملف تلقائيًا — وما لا يُطابق فصلاً قائمًا يُدرج في </w:t>
       </w:r>
       <w:r>
         <w:rPr>
@@ -12291,49 +15040,13 @@
         <w:rPr>
           <w:rtl w:val="true"/>
         </w:rPr>
-        <w:t>منتصف الحصة</w:t>
-      </w:r>
-      <w:r>
-        <w:rPr>
-          <w:rtl w:val="true"/>
-        </w:rPr>
-        <w:t xml:space="preserve">» </w:t>
-      </w:r>
-      <w:r>
-        <w:rPr>
-          <w:rtl w:val="true"/>
-        </w:rPr>
-        <w:t xml:space="preserve">أو </w:t>
-      </w:r>
-      <w:r>
-        <w:rPr>
-          <w:rtl w:val="true"/>
-        </w:rPr>
-        <w:t>«</w:t>
-      </w:r>
-      <w:r>
-        <w:rPr>
-          <w:rtl w:val="true"/>
-        </w:rPr>
-        <w:t>نهاية الحصة</w:t>
-      </w:r>
-      <w:r>
-        <w:rPr>
-          <w:rtl w:val="true"/>
-        </w:rPr>
-        <w:t xml:space="preserve">» — </w:t>
-      </w:r>
-      <w:r>
-        <w:rPr>
-          <w:rtl w:val="true"/>
-        </w:rPr>
-        <w:t>وهي التي تحكم متى يُسمح للمعلم بإغلاق التحضير</w:t>
-      </w:r>
-      <w:r>
-        <w:rPr>
-          <w:rtl w:val="true"/>
-        </w:rPr>
-        <w:t xml:space="preserve">. </w:t>
+        <w:t>غير مسكّنين</w:t>
+      </w:r>
+      <w:r>
+        <w:rPr>
+          <w:rtl w:val="true"/>
+        </w:rPr>
+        <w:t xml:space="preserve">». </w:t>
       </w:r>
     </w:p>
     <w:p>
@@ -12342,6 +15055,478 @@
         <w:numPr>
           <w:ilvl w:val="0"/>
           <w:numId w:val="16"/>
+        </w:numPr>
+        <w:tabs>
+          <w:tab w:val="clear" w:pos="1134"/>
+          <w:tab w:val="left" w:pos="709" w:leader="none"/>
+        </w:tabs>
+        <w:bidi w:val="1"/>
+        <w:spacing w:before="0" w:after="0"/>
+        <w:ind w:left="709" w:firstLine="992"/>
+        <w:jc w:val="right"/>
+        <w:rPr/>
+      </w:pPr>
+      <w:r>
+        <w:rPr>
+          <w:rStyle w:val="StrongEmphasis"/>
+          <w:rtl w:val="true"/>
+        </w:rPr>
+        <w:t>أسكن غير المسكّنين</w:t>
+      </w:r>
+      <w:r>
+        <w:rPr>
+          <w:rtl w:val="true"/>
+        </w:rPr>
+        <w:t xml:space="preserve">تحديد فردي أو جماعي ثم </w:t>
+      </w:r>
+      <w:r>
+        <w:rPr>
+          <w:rtl w:val="true"/>
+        </w:rPr>
+        <w:t>«</w:t>
+      </w:r>
+      <w:r>
+        <w:rPr>
+          <w:rtl w:val="true"/>
+        </w:rPr>
+        <w:t>إسكان في فصل</w:t>
+      </w:r>
+      <w:r>
+        <w:rPr>
+          <w:rtl w:val="true"/>
+        </w:rPr>
+        <w:t xml:space="preserve">». </w:t>
+      </w:r>
+    </w:p>
+    <w:p>
+      <w:pPr>
+        <w:pStyle w:val="TextBody"/>
+        <w:numPr>
+          <w:ilvl w:val="0"/>
+          <w:numId w:val="16"/>
+        </w:numPr>
+        <w:tabs>
+          <w:tab w:val="clear" w:pos="1134"/>
+          <w:tab w:val="left" w:pos="709" w:leader="none"/>
+        </w:tabs>
+        <w:bidi w:val="1"/>
+        <w:ind w:left="709" w:firstLine="992"/>
+        <w:jc w:val="right"/>
+        <w:rPr/>
+      </w:pPr>
+      <w:r>
+        <w:rPr>
+          <w:rStyle w:val="StrongEmphasis"/>
+          <w:rtl w:val="true"/>
+        </w:rPr>
+        <w:t xml:space="preserve">انقل الطلاب </w:t>
+      </w:r>
+      <w:r>
+        <w:rPr>
+          <w:rStyle w:val="StrongEmphasis"/>
+          <w:rtl w:val="true"/>
+        </w:rPr>
+        <w:t>(</w:t>
+      </w:r>
+      <w:r>
+        <w:rPr>
+          <w:rStyle w:val="StrongEmphasis"/>
+          <w:rtl w:val="true"/>
+        </w:rPr>
+        <w:t>من الوكيل فقط</w:t>
+      </w:r>
+      <w:r>
+        <w:rPr>
+          <w:rStyle w:val="StrongEmphasis"/>
+          <w:rtl w:val="true"/>
+        </w:rPr>
+        <w:t>)</w:t>
+      </w:r>
+      <w:r>
+        <w:rPr>
+          <w:rtl w:val="true"/>
+        </w:rPr>
+        <w:t xml:space="preserve">فردي أو جماعي بسبب إلزامي، ويُقيَّد كل نقل في </w:t>
+      </w:r>
+      <w:r>
+        <w:rPr>
+          <w:rtl w:val="true"/>
+        </w:rPr>
+        <w:t>«</w:t>
+      </w:r>
+      <w:r>
+        <w:rPr>
+          <w:rtl w:val="true"/>
+        </w:rPr>
+        <w:t>سجل النقل</w:t>
+      </w:r>
+      <w:r>
+        <w:rPr>
+          <w:rtl w:val="true"/>
+        </w:rPr>
+        <w:t xml:space="preserve">» </w:t>
+      </w:r>
+      <w:r>
+        <w:rPr>
+          <w:rtl w:val="true"/>
+        </w:rPr>
+        <w:t>بالتاريخ والمنفّذ</w:t>
+      </w:r>
+      <w:r>
+        <w:rPr>
+          <w:rtl w:val="true"/>
+        </w:rPr>
+        <w:t xml:space="preserve">. </w:t>
+      </w:r>
+    </w:p>
+    <w:p>
+      <w:pPr>
+        <w:pStyle w:val="TextBody"/>
+        <w:bidi w:val="1"/>
+        <w:jc w:val="right"/>
+        <w:rPr/>
+      </w:pPr>
+      <w:r>
+        <w:rPr>
+          <w:rStyle w:val="StrongEmphasis"/>
+          <w:rtl w:val="true"/>
+        </w:rPr>
+        <w:t>تحذير</w:t>
+      </w:r>
+      <w:r>
+        <w:rPr>
+          <w:rtl w:val="true"/>
+        </w:rPr>
+        <w:t xml:space="preserve"> استيراد الطلاب وإسكانهم ونقلهم حصريًا لوكيل شؤون الطلاب؛ لا يملكه مدير المدرسة ولا المعلم</w:t>
+      </w:r>
+      <w:r>
+        <w:rPr>
+          <w:rtl w:val="true"/>
+        </w:rPr>
+        <w:t>.</w:t>
+      </w:r>
+    </w:p>
+    <w:p>
+      <w:pPr>
+        <w:pStyle w:val="Heading3"/>
+        <w:bidi w:val="1"/>
+        <w:jc w:val="right"/>
+        <w:rPr/>
+      </w:pPr>
+      <w:r>
+        <w:rPr>
+          <w:rtl w:val="true"/>
+        </w:rPr>
+        <w:t>ب</w:t>
+      </w:r>
+      <w:r>
+        <w:rPr>
+          <w:rtl w:val="true"/>
+        </w:rPr>
+        <w:t xml:space="preserve">) </w:t>
+      </w:r>
+      <w:r>
+        <w:rPr>
+          <w:rtl w:val="true"/>
+        </w:rPr>
+        <w:t>إسناد الفصول والمواد للمعلمين</w:t>
+      </w:r>
+    </w:p>
+    <w:p>
+      <w:pPr>
+        <w:pStyle w:val="TextBody"/>
+        <w:numPr>
+          <w:ilvl w:val="0"/>
+          <w:numId w:val="17"/>
+        </w:numPr>
+        <w:tabs>
+          <w:tab w:val="clear" w:pos="1134"/>
+          <w:tab w:val="left" w:pos="709" w:leader="none"/>
+        </w:tabs>
+        <w:bidi w:val="1"/>
+        <w:spacing w:before="0" w:after="0"/>
+        <w:ind w:left="709" w:firstLine="992"/>
+        <w:jc w:val="right"/>
+        <w:rPr/>
+      </w:pPr>
+      <w:r>
+        <w:rPr>
+          <w:rStyle w:val="StrongEmphasis"/>
+          <w:rtl w:val="true"/>
+        </w:rPr>
+        <w:t xml:space="preserve">افتح </w:t>
+      </w:r>
+      <w:r>
+        <w:rPr>
+          <w:rStyle w:val="StrongEmphasis"/>
+          <w:rtl w:val="true"/>
+        </w:rPr>
+        <w:t>«</w:t>
+      </w:r>
+      <w:r>
+        <w:rPr>
+          <w:rStyle w:val="StrongEmphasis"/>
+          <w:rtl w:val="true"/>
+        </w:rPr>
+        <w:t>إسناد الفصول والمواد</w:t>
+      </w:r>
+      <w:r>
+        <w:rPr>
+          <w:rStyle w:val="StrongEmphasis"/>
+          <w:rtl w:val="true"/>
+        </w:rPr>
+        <w:t>»</w:t>
+      </w:r>
+      <w:r>
+        <w:rPr>
+          <w:rtl w:val="true"/>
+        </w:rPr>
+        <w:t>واختر المعلم من القائمة</w:t>
+      </w:r>
+      <w:r>
+        <w:rPr>
+          <w:rtl w:val="true"/>
+        </w:rPr>
+        <w:t xml:space="preserve">. </w:t>
+      </w:r>
+    </w:p>
+    <w:p>
+      <w:pPr>
+        <w:pStyle w:val="TextBody"/>
+        <w:numPr>
+          <w:ilvl w:val="0"/>
+          <w:numId w:val="17"/>
+        </w:numPr>
+        <w:tabs>
+          <w:tab w:val="clear" w:pos="1134"/>
+          <w:tab w:val="left" w:pos="709" w:leader="none"/>
+        </w:tabs>
+        <w:bidi w:val="1"/>
+        <w:spacing w:before="0" w:after="0"/>
+        <w:ind w:left="709" w:firstLine="992"/>
+        <w:jc w:val="right"/>
+        <w:rPr/>
+      </w:pPr>
+      <w:r>
+        <w:rPr>
+          <w:rStyle w:val="StrongEmphasis"/>
+          <w:rtl w:val="true"/>
+        </w:rPr>
+        <w:t>حدّد فصوله ومواده</w:t>
+      </w:r>
+      <w:r>
+        <w:rPr>
+          <w:rtl w:val="true"/>
+        </w:rPr>
+        <w:t>بقوائم متسلسلة، والحصص الأسبوعية لكل إسناد</w:t>
+      </w:r>
+      <w:r>
+        <w:rPr>
+          <w:rtl w:val="true"/>
+        </w:rPr>
+        <w:t xml:space="preserve">. </w:t>
+      </w:r>
+    </w:p>
+    <w:p>
+      <w:pPr>
+        <w:pStyle w:val="TextBody"/>
+        <w:numPr>
+          <w:ilvl w:val="0"/>
+          <w:numId w:val="17"/>
+        </w:numPr>
+        <w:tabs>
+          <w:tab w:val="clear" w:pos="1134"/>
+          <w:tab w:val="left" w:pos="709" w:leader="none"/>
+        </w:tabs>
+        <w:bidi w:val="1"/>
+        <w:ind w:left="709" w:firstLine="992"/>
+        <w:jc w:val="right"/>
+        <w:rPr/>
+      </w:pPr>
+      <w:r>
+        <w:rPr>
+          <w:rStyle w:val="StrongEmphasis"/>
+          <w:rtl w:val="true"/>
+        </w:rPr>
+        <w:t>ثبّت الإسناد</w:t>
+      </w:r>
+      <w:r>
+        <w:rPr>
+          <w:rtl w:val="true"/>
+        </w:rPr>
+        <w:t xml:space="preserve">لتظهر للمعلم فصوله فقط في التحضير </w:t>
+      </w:r>
+      <w:r>
+        <w:rPr>
+          <w:rtl w:val="true"/>
+        </w:rPr>
+        <w:t>(</w:t>
+      </w:r>
+      <w:r>
+        <w:rPr>
+          <w:rtl w:val="true"/>
+        </w:rPr>
+        <w:t xml:space="preserve">الفصل </w:t>
+      </w:r>
+      <w:r>
+        <w:rPr/>
+        <w:t>7</w:t>
+      </w:r>
+      <w:r>
+        <w:rPr>
+          <w:rtl w:val="true"/>
+        </w:rPr>
+        <w:t xml:space="preserve">). </w:t>
+      </w:r>
+    </w:p>
+    <w:p>
+      <w:pPr>
+        <w:pStyle w:val="Heading3"/>
+        <w:bidi w:val="1"/>
+        <w:jc w:val="right"/>
+        <w:rPr/>
+      </w:pPr>
+      <w:r>
+        <w:rPr>
+          <w:rtl w:val="true"/>
+        </w:rPr>
+        <w:t>ج</w:t>
+      </w:r>
+      <w:r>
+        <w:rPr>
+          <w:rtl w:val="true"/>
+        </w:rPr>
+        <w:t xml:space="preserve">) </w:t>
+      </w:r>
+      <w:r>
+        <w:rPr>
+          <w:rtl w:val="true"/>
+        </w:rPr>
+        <w:t>جدول الحصص وقاعدة الإغلاق</w:t>
+      </w:r>
+    </w:p>
+    <w:p>
+      <w:pPr>
+        <w:pStyle w:val="TextBody"/>
+        <w:numPr>
+          <w:ilvl w:val="0"/>
+          <w:numId w:val="18"/>
+        </w:numPr>
+        <w:tabs>
+          <w:tab w:val="clear" w:pos="1134"/>
+          <w:tab w:val="left" w:pos="709" w:leader="none"/>
+        </w:tabs>
+        <w:bidi w:val="1"/>
+        <w:spacing w:before="0" w:after="0"/>
+        <w:ind w:left="709" w:firstLine="992"/>
+        <w:jc w:val="right"/>
+        <w:rPr/>
+      </w:pPr>
+      <w:r>
+        <w:rPr>
+          <w:rStyle w:val="StrongEmphasis"/>
+          <w:rtl w:val="true"/>
+        </w:rPr>
+        <w:t>اضبط الحصص</w:t>
+      </w:r>
+      <w:r>
+        <w:rPr>
+          <w:rtl w:val="true"/>
+        </w:rPr>
+        <w:t>رقم الحصة ووقت البداية والنهاية لكل حصة</w:t>
+      </w:r>
+      <w:r>
+        <w:rPr>
+          <w:rtl w:val="true"/>
+        </w:rPr>
+        <w:t xml:space="preserve">. </w:t>
+      </w:r>
+    </w:p>
+    <w:p>
+      <w:pPr>
+        <w:pStyle w:val="TextBody"/>
+        <w:numPr>
+          <w:ilvl w:val="0"/>
+          <w:numId w:val="18"/>
+        </w:numPr>
+        <w:tabs>
+          <w:tab w:val="clear" w:pos="1134"/>
+          <w:tab w:val="left" w:pos="709" w:leader="none"/>
+        </w:tabs>
+        <w:bidi w:val="1"/>
+        <w:spacing w:before="0" w:after="0"/>
+        <w:ind w:left="709" w:firstLine="992"/>
+        <w:jc w:val="right"/>
+        <w:rPr/>
+      </w:pPr>
+      <w:r>
+        <w:rPr>
+          <w:rStyle w:val="StrongEmphasis"/>
+          <w:rtl w:val="true"/>
+        </w:rPr>
+        <w:t>حدّد قاعدة الإغلاق</w:t>
+      </w:r>
+      <w:r>
+        <w:rPr>
+          <w:rtl w:val="true"/>
+        </w:rPr>
+        <w:t>«</w:t>
+      </w:r>
+      <w:r>
+        <w:rPr>
+          <w:rtl w:val="true"/>
+        </w:rPr>
+        <w:t>منتصف الحصة</w:t>
+      </w:r>
+      <w:r>
+        <w:rPr>
+          <w:rtl w:val="true"/>
+        </w:rPr>
+        <w:t xml:space="preserve">» </w:t>
+      </w:r>
+      <w:r>
+        <w:rPr>
+          <w:rtl w:val="true"/>
+        </w:rPr>
+        <w:t xml:space="preserve">أو </w:t>
+      </w:r>
+      <w:r>
+        <w:rPr>
+          <w:rtl w:val="true"/>
+        </w:rPr>
+        <w:t>«</w:t>
+      </w:r>
+      <w:r>
+        <w:rPr>
+          <w:rtl w:val="true"/>
+        </w:rPr>
+        <w:t>نهاية الحصة</w:t>
+      </w:r>
+      <w:r>
+        <w:rPr>
+          <w:rtl w:val="true"/>
+        </w:rPr>
+        <w:t xml:space="preserve">» — </w:t>
+      </w:r>
+      <w:r>
+        <w:rPr>
+          <w:rtl w:val="true"/>
+        </w:rPr>
+        <w:t>وهي التي تحكم متى يُسمح للمعلم بإغلاق التحضير</w:t>
+      </w:r>
+      <w:r>
+        <w:rPr>
+          <w:rtl w:val="true"/>
+        </w:rPr>
+        <w:t xml:space="preserve">. </w:t>
+      </w:r>
+    </w:p>
+    <w:p>
+      <w:pPr>
+        <w:pStyle w:val="TextBody"/>
+        <w:numPr>
+          <w:ilvl w:val="0"/>
+          <w:numId w:val="18"/>
         </w:numPr>
         <w:tabs>
           <w:tab w:val="clear" w:pos="1134"/>
@@ -12735,7 +15920,7 @@
         <w:pStyle w:val="TextBody"/>
         <w:numPr>
           <w:ilvl w:val="0"/>
-          <w:numId w:val="17"/>
+          <w:numId w:val="19"/>
         </w:numPr>
         <w:tabs>
           <w:tab w:val="clear" w:pos="1134"/>
@@ -12772,7 +15957,7 @@
         <w:pStyle w:val="TextBody"/>
         <w:numPr>
           <w:ilvl w:val="0"/>
-          <w:numId w:val="17"/>
+          <w:numId w:val="19"/>
         </w:numPr>
         <w:tabs>
           <w:tab w:val="clear" w:pos="1134"/>
@@ -12809,7 +15994,7 @@
         <w:pStyle w:val="TextBody"/>
         <w:numPr>
           <w:ilvl w:val="0"/>
-          <w:numId w:val="17"/>
+          <w:numId w:val="19"/>
         </w:numPr>
         <w:tabs>
           <w:tab w:val="clear" w:pos="1134"/>
@@ -12882,7 +16067,7 @@
         <w:pStyle w:val="TextBody"/>
         <w:numPr>
           <w:ilvl w:val="0"/>
-          <w:numId w:val="17"/>
+          <w:numId w:val="19"/>
         </w:numPr>
         <w:tabs>
           <w:tab w:val="clear" w:pos="1134"/>
@@ -12968,7 +16153,7 @@
         <w:pStyle w:val="TextBody"/>
         <w:numPr>
           <w:ilvl w:val="0"/>
-          <w:numId w:val="18"/>
+          <w:numId w:val="20"/>
         </w:numPr>
         <w:tabs>
           <w:tab w:val="clear" w:pos="1134"/>
@@ -13017,7 +16202,7 @@
         <w:pStyle w:val="TextBody"/>
         <w:numPr>
           <w:ilvl w:val="0"/>
-          <w:numId w:val="18"/>
+          <w:numId w:val="20"/>
         </w:numPr>
         <w:tabs>
           <w:tab w:val="clear" w:pos="1134"/>
@@ -13054,7 +16239,7 @@
         <w:pStyle w:val="TextBody"/>
         <w:numPr>
           <w:ilvl w:val="0"/>
-          <w:numId w:val="18"/>
+          <w:numId w:val="20"/>
         </w:numPr>
         <w:tabs>
           <w:tab w:val="clear" w:pos="1134"/>
@@ -13368,7 +16553,7 @@
         <w:pStyle w:val="TextBody"/>
         <w:numPr>
           <w:ilvl w:val="0"/>
-          <w:numId w:val="19"/>
+          <w:numId w:val="21"/>
         </w:numPr>
         <w:tabs>
           <w:tab w:val="clear" w:pos="1134"/>
@@ -13450,7 +16635,7 @@
         <w:pStyle w:val="TextBody"/>
         <w:numPr>
           <w:ilvl w:val="0"/>
-          <w:numId w:val="19"/>
+          <w:numId w:val="21"/>
         </w:numPr>
         <w:tabs>
           <w:tab w:val="clear" w:pos="1134"/>
@@ -13499,7 +16684,7 @@
         <w:pStyle w:val="TextBody"/>
         <w:numPr>
           <w:ilvl w:val="0"/>
-          <w:numId w:val="19"/>
+          <w:numId w:val="21"/>
         </w:numPr>
         <w:tabs>
           <w:tab w:val="clear" w:pos="1134"/>
@@ -13608,7 +16793,7 @@
         <w:pStyle w:val="TextBody"/>
         <w:numPr>
           <w:ilvl w:val="0"/>
-          <w:numId w:val="19"/>
+          <w:numId w:val="21"/>
         </w:numPr>
         <w:tabs>
           <w:tab w:val="clear" w:pos="1134"/>
@@ -13681,7 +16866,7 @@
         <w:pStyle w:val="TextBody"/>
         <w:numPr>
           <w:ilvl w:val="0"/>
-          <w:numId w:val="19"/>
+          <w:numId w:val="21"/>
         </w:numPr>
         <w:tabs>
           <w:tab w:val="clear" w:pos="1134"/>
@@ -13778,7 +16963,7 @@
         <w:pStyle w:val="TextBody"/>
         <w:numPr>
           <w:ilvl w:val="0"/>
-          <w:numId w:val="19"/>
+          <w:numId w:val="21"/>
         </w:numPr>
         <w:tabs>
           <w:tab w:val="clear" w:pos="1134"/>
@@ -13984,7 +17169,7 @@
         <w:pStyle w:val="TextBody"/>
         <w:numPr>
           <w:ilvl w:val="0"/>
-          <w:numId w:val="20"/>
+          <w:numId w:val="22"/>
         </w:numPr>
         <w:tabs>
           <w:tab w:val="clear" w:pos="1134"/>
@@ -14042,7 +17227,7 @@
         <w:pStyle w:val="TextBody"/>
         <w:numPr>
           <w:ilvl w:val="0"/>
-          <w:numId w:val="20"/>
+          <w:numId w:val="22"/>
         </w:numPr>
         <w:tabs>
           <w:tab w:val="clear" w:pos="1134"/>
@@ -14119,7 +17304,7 @@
         <w:pStyle w:val="TextBody"/>
         <w:numPr>
           <w:ilvl w:val="0"/>
-          <w:numId w:val="20"/>
+          <w:numId w:val="22"/>
         </w:numPr>
         <w:tabs>
           <w:tab w:val="clear" w:pos="1134"/>
@@ -14225,7 +17410,7 @@
         <w:pStyle w:val="TextBody"/>
         <w:numPr>
           <w:ilvl w:val="0"/>
-          <w:numId w:val="20"/>
+          <w:numId w:val="22"/>
         </w:numPr>
         <w:tabs>
           <w:tab w:val="clear" w:pos="1134"/>
@@ -14636,7 +17821,7 @@
         <w:pStyle w:val="TextBody"/>
         <w:numPr>
           <w:ilvl w:val="0"/>
-          <w:numId w:val="21"/>
+          <w:numId w:val="23"/>
         </w:numPr>
         <w:tabs>
           <w:tab w:val="clear" w:pos="1134"/>
@@ -14694,7 +17879,7 @@
         <w:pStyle w:val="TextBody"/>
         <w:numPr>
           <w:ilvl w:val="0"/>
-          <w:numId w:val="21"/>
+          <w:numId w:val="23"/>
         </w:numPr>
         <w:tabs>
           <w:tab w:val="clear" w:pos="1134"/>
@@ -14731,7 +17916,7 @@
         <w:pStyle w:val="TextBody"/>
         <w:numPr>
           <w:ilvl w:val="0"/>
-          <w:numId w:val="21"/>
+          <w:numId w:val="23"/>
         </w:numPr>
         <w:tabs>
           <w:tab w:val="clear" w:pos="1134"/>
@@ -14789,7 +17974,7 @@
         <w:pStyle w:val="TextBody"/>
         <w:numPr>
           <w:ilvl w:val="0"/>
-          <w:numId w:val="21"/>
+          <w:numId w:val="23"/>
         </w:numPr>
         <w:tabs>
           <w:tab w:val="clear" w:pos="1134"/>
@@ -15107,7 +18292,7 @@
         <w:pStyle w:val="TextBody"/>
         <w:numPr>
           <w:ilvl w:val="0"/>
-          <w:numId w:val="22"/>
+          <w:numId w:val="24"/>
         </w:numPr>
         <w:tabs>
           <w:tab w:val="clear" w:pos="1134"/>
@@ -15144,7 +18329,7 @@
         <w:pStyle w:val="TextBody"/>
         <w:numPr>
           <w:ilvl w:val="0"/>
-          <w:numId w:val="22"/>
+          <w:numId w:val="24"/>
         </w:numPr>
         <w:tabs>
           <w:tab w:val="clear" w:pos="1134"/>
@@ -15217,7 +18402,7 @@
         <w:pStyle w:val="TextBody"/>
         <w:numPr>
           <w:ilvl w:val="0"/>
-          <w:numId w:val="22"/>
+          <w:numId w:val="24"/>
         </w:numPr>
         <w:tabs>
           <w:tab w:val="clear" w:pos="1134"/>
@@ -15254,7 +18439,7 @@
         <w:pStyle w:val="TextBody"/>
         <w:numPr>
           <w:ilvl w:val="0"/>
-          <w:numId w:val="22"/>
+          <w:numId w:val="24"/>
         </w:numPr>
         <w:tabs>
           <w:tab w:val="clear" w:pos="1134"/>
@@ -15424,7 +18609,7 @@
         <w:pStyle w:val="TextBody"/>
         <w:numPr>
           <w:ilvl w:val="0"/>
-          <w:numId w:val="23"/>
+          <w:numId w:val="25"/>
         </w:numPr>
         <w:tabs>
           <w:tab w:val="clear" w:pos="1134"/>
@@ -15461,7 +18646,7 @@
         <w:pStyle w:val="TextBody"/>
         <w:numPr>
           <w:ilvl w:val="0"/>
-          <w:numId w:val="23"/>
+          <w:numId w:val="25"/>
         </w:numPr>
         <w:tabs>
           <w:tab w:val="clear" w:pos="1134"/>
@@ -15691,7 +18876,7 @@
         <w:pStyle w:val="TextBody"/>
         <w:numPr>
           <w:ilvl w:val="0"/>
-          <w:numId w:val="24"/>
+          <w:numId w:val="26"/>
         </w:numPr>
         <w:tabs>
           <w:tab w:val="clear" w:pos="1134"/>
@@ -15752,7 +18937,7 @@
         <w:pStyle w:val="TextBody"/>
         <w:numPr>
           <w:ilvl w:val="0"/>
-          <w:numId w:val="24"/>
+          <w:numId w:val="26"/>
         </w:numPr>
         <w:tabs>
           <w:tab w:val="clear" w:pos="1134"/>
@@ -15789,7 +18974,7 @@
         <w:pStyle w:val="TextBody"/>
         <w:numPr>
           <w:ilvl w:val="0"/>
-          <w:numId w:val="24"/>
+          <w:numId w:val="26"/>
         </w:numPr>
         <w:tabs>
           <w:tab w:val="clear" w:pos="1134"/>
@@ -16443,7 +19628,7 @@
         <w:pStyle w:val="TextBody"/>
         <w:numPr>
           <w:ilvl w:val="0"/>
-          <w:numId w:val="25"/>
+          <w:numId w:val="27"/>
         </w:numPr>
         <w:tabs>
           <w:tab w:val="clear" w:pos="1134"/>
@@ -16501,7 +19686,7 @@
         <w:pStyle w:val="TextBody"/>
         <w:numPr>
           <w:ilvl w:val="0"/>
-          <w:numId w:val="25"/>
+          <w:numId w:val="27"/>
         </w:numPr>
         <w:tabs>
           <w:tab w:val="clear" w:pos="1134"/>
@@ -16538,7 +19723,7 @@
         <w:pStyle w:val="TextBody"/>
         <w:numPr>
           <w:ilvl w:val="0"/>
-          <w:numId w:val="25"/>
+          <w:numId w:val="27"/>
         </w:numPr>
         <w:tabs>
           <w:tab w:val="clear" w:pos="1134"/>
@@ -16596,7 +19781,7 @@
         <w:pStyle w:val="TextBody"/>
         <w:numPr>
           <w:ilvl w:val="0"/>
-          <w:numId w:val="25"/>
+          <w:numId w:val="27"/>
         </w:numPr>
         <w:tabs>
           <w:tab w:val="clear" w:pos="1134"/>
@@ -16965,7 +20150,7 @@
         <w:pStyle w:val="TextBody"/>
         <w:numPr>
           <w:ilvl w:val="0"/>
-          <w:numId w:val="26"/>
+          <w:numId w:val="28"/>
         </w:numPr>
         <w:tabs>
           <w:tab w:val="clear" w:pos="1134"/>
@@ -17026,7 +20211,7 @@
         <w:pStyle w:val="TextBody"/>
         <w:numPr>
           <w:ilvl w:val="0"/>
-          <w:numId w:val="26"/>
+          <w:numId w:val="28"/>
         </w:numPr>
         <w:tabs>
           <w:tab w:val="clear" w:pos="1134"/>
@@ -17087,7 +20272,7 @@
         <w:pStyle w:val="TextBody"/>
         <w:numPr>
           <w:ilvl w:val="0"/>
-          <w:numId w:val="26"/>
+          <w:numId w:val="28"/>
         </w:numPr>
         <w:tabs>
           <w:tab w:val="clear" w:pos="1134"/>
@@ -17148,7 +20333,7 @@
         <w:pStyle w:val="TextBody"/>
         <w:numPr>
           <w:ilvl w:val="0"/>
-          <w:numId w:val="26"/>
+          <w:numId w:val="28"/>
         </w:numPr>
         <w:tabs>
           <w:tab w:val="clear" w:pos="1134"/>
@@ -17593,7 +20778,7 @@
         <w:pStyle w:val="TextBody"/>
         <w:numPr>
           <w:ilvl w:val="0"/>
-          <w:numId w:val="27"/>
+          <w:numId w:val="29"/>
         </w:numPr>
         <w:tabs>
           <w:tab w:val="clear" w:pos="1134"/>
@@ -17630,7 +20815,7 @@
         <w:pStyle w:val="TextBody"/>
         <w:numPr>
           <w:ilvl w:val="0"/>
-          <w:numId w:val="27"/>
+          <w:numId w:val="29"/>
         </w:numPr>
         <w:tabs>
           <w:tab w:val="clear" w:pos="1134"/>
@@ -17679,7 +20864,7 @@
         <w:pStyle w:val="TextBody"/>
         <w:numPr>
           <w:ilvl w:val="0"/>
-          <w:numId w:val="27"/>
+          <w:numId w:val="29"/>
         </w:numPr>
         <w:tabs>
           <w:tab w:val="clear" w:pos="1134"/>
@@ -17740,7 +20925,7 @@
         <w:pStyle w:val="TextBody"/>
         <w:numPr>
           <w:ilvl w:val="0"/>
-          <w:numId w:val="27"/>
+          <w:numId w:val="29"/>
         </w:numPr>
         <w:tabs>
           <w:tab w:val="clear" w:pos="1134"/>
@@ -17966,7 +21151,7 @@
         <w:pStyle w:val="TextBody"/>
         <w:numPr>
           <w:ilvl w:val="0"/>
-          <w:numId w:val="28"/>
+          <w:numId w:val="30"/>
         </w:numPr>
         <w:tabs>
           <w:tab w:val="clear" w:pos="1134"/>
@@ -18003,7 +21188,7 @@
         <w:pStyle w:val="TextBody"/>
         <w:numPr>
           <w:ilvl w:val="0"/>
-          <w:numId w:val="28"/>
+          <w:numId w:val="30"/>
         </w:numPr>
         <w:tabs>
           <w:tab w:val="clear" w:pos="1134"/>
@@ -18052,7 +21237,7 @@
         <w:pStyle w:val="TextBody"/>
         <w:numPr>
           <w:ilvl w:val="0"/>
-          <w:numId w:val="28"/>
+          <w:numId w:val="30"/>
         </w:numPr>
         <w:tabs>
           <w:tab w:val="clear" w:pos="1134"/>
@@ -18441,7 +21626,7 @@
         <w:pStyle w:val="TextBody"/>
         <w:numPr>
           <w:ilvl w:val="0"/>
-          <w:numId w:val="29"/>
+          <w:numId w:val="31"/>
         </w:numPr>
         <w:tabs>
           <w:tab w:val="clear" w:pos="1134"/>
@@ -18478,7 +21663,7 @@
         <w:pStyle w:val="TextBody"/>
         <w:numPr>
           <w:ilvl w:val="0"/>
-          <w:numId w:val="29"/>
+          <w:numId w:val="31"/>
         </w:numPr>
         <w:tabs>
           <w:tab w:val="clear" w:pos="1134"/>
@@ -18527,7 +21712,7 @@
         <w:pStyle w:val="TextBody"/>
         <w:numPr>
           <w:ilvl w:val="0"/>
-          <w:numId w:val="29"/>
+          <w:numId w:val="31"/>
         </w:numPr>
         <w:tabs>
           <w:tab w:val="clear" w:pos="1134"/>
@@ -18698,7 +21883,7 @@
         <w:pStyle w:val="TextBody"/>
         <w:numPr>
           <w:ilvl w:val="0"/>
-          <w:numId w:val="30"/>
+          <w:numId w:val="32"/>
         </w:numPr>
         <w:tabs>
           <w:tab w:val="clear" w:pos="1134"/>
@@ -18735,7 +21920,7 @@
         <w:pStyle w:val="TextBody"/>
         <w:numPr>
           <w:ilvl w:val="0"/>
-          <w:numId w:val="30"/>
+          <w:numId w:val="32"/>
         </w:numPr>
         <w:tabs>
           <w:tab w:val="clear" w:pos="1134"/>
@@ -18772,7 +21957,7 @@
         <w:pStyle w:val="TextBody"/>
         <w:numPr>
           <w:ilvl w:val="0"/>
-          <w:numId w:val="30"/>
+          <w:numId w:val="32"/>
         </w:numPr>
         <w:tabs>
           <w:tab w:val="clear" w:pos="1134"/>
@@ -18978,7 +22163,7 @@
         <w:pStyle w:val="TextBody"/>
         <w:numPr>
           <w:ilvl w:val="0"/>
-          <w:numId w:val="31"/>
+          <w:numId w:val="33"/>
         </w:numPr>
         <w:tabs>
           <w:tab w:val="clear" w:pos="1134"/>
@@ -19015,7 +22200,7 @@
         <w:pStyle w:val="TextBody"/>
         <w:numPr>
           <w:ilvl w:val="0"/>
-          <w:numId w:val="31"/>
+          <w:numId w:val="33"/>
         </w:numPr>
         <w:tabs>
           <w:tab w:val="clear" w:pos="1134"/>
@@ -19052,7 +22237,7 @@
         <w:pStyle w:val="TextBody"/>
         <w:numPr>
           <w:ilvl w:val="0"/>
-          <w:numId w:val="31"/>
+          <w:numId w:val="33"/>
         </w:numPr>
         <w:tabs>
           <w:tab w:val="clear" w:pos="1134"/>
@@ -19089,7 +22274,7 @@
         <w:pStyle w:val="TextBody"/>
         <w:numPr>
           <w:ilvl w:val="0"/>
-          <w:numId w:val="31"/>
+          <w:numId w:val="33"/>
         </w:numPr>
         <w:tabs>
           <w:tab w:val="clear" w:pos="1134"/>
@@ -19624,7 +22809,7 @@
         <w:pStyle w:val="TextBody"/>
         <w:numPr>
           <w:ilvl w:val="0"/>
-          <w:numId w:val="32"/>
+          <w:numId w:val="34"/>
         </w:numPr>
         <w:tabs>
           <w:tab w:val="clear" w:pos="1134"/>
@@ -19661,7 +22846,7 @@
         <w:pStyle w:val="TextBody"/>
         <w:numPr>
           <w:ilvl w:val="0"/>
-          <w:numId w:val="32"/>
+          <w:numId w:val="34"/>
         </w:numPr>
         <w:tabs>
           <w:tab w:val="clear" w:pos="1134"/>
@@ -19734,7 +22919,7 @@
         <w:pStyle w:val="TextBody"/>
         <w:numPr>
           <w:ilvl w:val="0"/>
-          <w:numId w:val="32"/>
+          <w:numId w:val="34"/>
         </w:numPr>
         <w:tabs>
           <w:tab w:val="clear" w:pos="1134"/>
@@ -19995,7 +23180,7 @@
         <w:pStyle w:val="TextBody"/>
         <w:numPr>
           <w:ilvl w:val="0"/>
-          <w:numId w:val="33"/>
+          <w:numId w:val="35"/>
         </w:numPr>
         <w:tabs>
           <w:tab w:val="clear" w:pos="1134"/>
@@ -20032,7 +23217,7 @@
         <w:pStyle w:val="TextBody"/>
         <w:numPr>
           <w:ilvl w:val="0"/>
-          <w:numId w:val="33"/>
+          <w:numId w:val="35"/>
         </w:numPr>
         <w:tabs>
           <w:tab w:val="clear" w:pos="1134"/>
@@ -20102,7 +23287,7 @@
         <w:pStyle w:val="TextBody"/>
         <w:numPr>
           <w:ilvl w:val="0"/>
-          <w:numId w:val="33"/>
+          <w:numId w:val="35"/>
         </w:numPr>
         <w:tabs>
           <w:tab w:val="clear" w:pos="1134"/>
@@ -20391,7 +23576,7 @@
         <w:pStyle w:val="TextBody"/>
         <w:numPr>
           <w:ilvl w:val="0"/>
-          <w:numId w:val="34"/>
+          <w:numId w:val="36"/>
         </w:numPr>
         <w:tabs>
           <w:tab w:val="clear" w:pos="1134"/>
@@ -20466,7 +23651,7 @@
         <w:pStyle w:val="TextBody"/>
         <w:numPr>
           <w:ilvl w:val="0"/>
-          <w:numId w:val="34"/>
+          <w:numId w:val="36"/>
         </w:numPr>
         <w:tabs>
           <w:tab w:val="clear" w:pos="1134"/>
@@ -20527,7 +23712,7 @@
         <w:pStyle w:val="TextBody"/>
         <w:numPr>
           <w:ilvl w:val="0"/>
-          <w:numId w:val="34"/>
+          <w:numId w:val="36"/>
         </w:numPr>
         <w:tabs>
           <w:tab w:val="clear" w:pos="1134"/>
@@ -20662,7 +23847,7 @@
         <w:pStyle w:val="TextBody"/>
         <w:numPr>
           <w:ilvl w:val="0"/>
-          <w:numId w:val="34"/>
+          <w:numId w:val="36"/>
         </w:numPr>
         <w:tabs>
           <w:tab w:val="clear" w:pos="1134"/>
@@ -20728,7 +23913,7 @@
         <w:pStyle w:val="TextBody"/>
         <w:numPr>
           <w:ilvl w:val="0"/>
-          <w:numId w:val="34"/>
+          <w:numId w:val="36"/>
         </w:numPr>
         <w:tabs>
           <w:tab w:val="clear" w:pos="1134"/>
@@ -20821,7 +24006,7 @@
         <w:pStyle w:val="TextBody"/>
         <w:numPr>
           <w:ilvl w:val="0"/>
-          <w:numId w:val="34"/>
+          <w:numId w:val="36"/>
         </w:numPr>
         <w:tabs>
           <w:tab w:val="clear" w:pos="1134"/>
@@ -20876,7 +24061,7 @@
         <w:pStyle w:val="TextBody"/>
         <w:numPr>
           <w:ilvl w:val="0"/>
-          <w:numId w:val="34"/>
+          <w:numId w:val="36"/>
         </w:numPr>
         <w:tabs>
           <w:tab w:val="clear" w:pos="1134"/>
@@ -21381,7 +24566,7 @@
         <w:pStyle w:val="TextBody"/>
         <w:numPr>
           <w:ilvl w:val="0"/>
-          <w:numId w:val="35"/>
+          <w:numId w:val="37"/>
         </w:numPr>
         <w:tabs>
           <w:tab w:val="clear" w:pos="1134"/>
@@ -21455,7 +24640,7 @@
         <w:pStyle w:val="TextBody"/>
         <w:numPr>
           <w:ilvl w:val="0"/>
-          <w:numId w:val="35"/>
+          <w:numId w:val="37"/>
         </w:numPr>
         <w:tabs>
           <w:tab w:val="clear" w:pos="1134"/>
@@ -21519,7 +24704,7 @@
         <w:pStyle w:val="TextBody"/>
         <w:numPr>
           <w:ilvl w:val="0"/>
-          <w:numId w:val="35"/>
+          <w:numId w:val="37"/>
         </w:numPr>
         <w:tabs>
           <w:tab w:val="clear" w:pos="1134"/>
@@ -21587,7 +24772,7 @@
         <w:pStyle w:val="TextBody"/>
         <w:numPr>
           <w:ilvl w:val="0"/>
-          <w:numId w:val="35"/>
+          <w:numId w:val="37"/>
         </w:numPr>
         <w:tabs>
           <w:tab w:val="clear" w:pos="1134"/>
@@ -21684,7 +24869,7 @@
         <w:pStyle w:val="TextBody"/>
         <w:numPr>
           <w:ilvl w:val="0"/>
-          <w:numId w:val="35"/>
+          <w:numId w:val="37"/>
         </w:numPr>
         <w:tabs>
           <w:tab w:val="clear" w:pos="1134"/>
@@ -21998,7 +25183,7 @@
         <w:pStyle w:val="TextBody"/>
         <w:numPr>
           <w:ilvl w:val="0"/>
-          <w:numId w:val="36"/>
+          <w:numId w:val="38"/>
         </w:numPr>
         <w:tabs>
           <w:tab w:val="clear" w:pos="1134"/>
@@ -22068,7 +25253,7 @@
         <w:pStyle w:val="TextBody"/>
         <w:numPr>
           <w:ilvl w:val="0"/>
-          <w:numId w:val="36"/>
+          <w:numId w:val="38"/>
         </w:numPr>
         <w:tabs>
           <w:tab w:val="clear" w:pos="1134"/>
@@ -22141,7 +25326,7 @@
         <w:pStyle w:val="TextBody"/>
         <w:numPr>
           <w:ilvl w:val="0"/>
-          <w:numId w:val="36"/>
+          <w:numId w:val="38"/>
         </w:numPr>
         <w:tabs>
           <w:tab w:val="clear" w:pos="1134"/>
@@ -22227,7 +25412,7 @@
         <w:pStyle w:val="TextBody"/>
         <w:numPr>
           <w:ilvl w:val="0"/>
-          <w:numId w:val="36"/>
+          <w:numId w:val="38"/>
         </w:numPr>
         <w:tabs>
           <w:tab w:val="clear" w:pos="1134"/>
@@ -26527,7 +29712,7 @@
     <w:tbl>
       <w:tblPr>
         <w:bidiVisual w:val="true"/>
-        <w:tblW w:w="13638" w:type="dxa"/>
+        <w:tblW w:w="15000" w:type="dxa"/>
         <w:jc w:val="left"/>
         <w:tblInd w:w="0" w:type="dxa"/>
         <w:tblLayout w:type="fixed"/>
@@ -26539,9 +29724,9 @@
         </w:tblCellMar>
       </w:tblPr>
       <w:tblGrid>
-        <w:gridCol w:w="3151"/>
-        <w:gridCol w:w="2656"/>
-        <w:gridCol w:w="7831"/>
+        <w:gridCol w:w="2940"/>
+        <w:gridCol w:w="2535"/>
+        <w:gridCol w:w="9525"/>
       </w:tblGrid>
       <w:tr>
         <w:trPr>
@@ -26549,7 +29734,7 @@
         </w:trPr>
         <w:tc>
           <w:tcPr>
-            <w:tcW w:w="3151" w:type="dxa"/>
+            <w:tcW w:w="2940" w:type="dxa"/>
             <w:tcBorders/>
             <w:vAlign w:val="center"/>
           </w:tcPr>
@@ -26572,7 +29757,7 @@
         </w:tc>
         <w:tc>
           <w:tcPr>
-            <w:tcW w:w="2656" w:type="dxa"/>
+            <w:tcW w:w="2535" w:type="dxa"/>
             <w:tcBorders/>
             <w:vAlign w:val="center"/>
           </w:tcPr>
@@ -26595,7 +29780,7 @@
         </w:tc>
         <w:tc>
           <w:tcPr>
-            <w:tcW w:w="7831" w:type="dxa"/>
+            <w:tcW w:w="9525" w:type="dxa"/>
             <w:tcBorders/>
             <w:vAlign w:val="center"/>
           </w:tcPr>
@@ -26621,7 +29806,7 @@
         <w:trPr/>
         <w:tc>
           <w:tcPr>
-            <w:tcW w:w="3151" w:type="dxa"/>
+            <w:tcW w:w="2940" w:type="dxa"/>
             <w:tcBorders/>
             <w:vAlign w:val="center"/>
           </w:tcPr>
@@ -26661,7 +29846,7 @@
         </w:tc>
         <w:tc>
           <w:tcPr>
-            <w:tcW w:w="2656" w:type="dxa"/>
+            <w:tcW w:w="2535" w:type="dxa"/>
             <w:tcBorders/>
             <w:vAlign w:val="center"/>
           </w:tcPr>
@@ -26683,7 +29868,7 @@
         </w:tc>
         <w:tc>
           <w:tcPr>
-            <w:tcW w:w="7831" w:type="dxa"/>
+            <w:tcW w:w="9525" w:type="dxa"/>
             <w:tcBorders/>
             <w:vAlign w:val="center"/>
           </w:tcPr>
@@ -26699,7 +29884,7 @@
               <w:rPr>
                 <w:rtl w:val="true"/>
               </w:rPr>
-              <w:t>تأسيس المدارس والمناطق وإدارة المستخدمين والتحكم العام بحسابات الطلاب</w:t>
+              <w:t>تأسيس المدارس والمناطق وإدارة المستخدمين والتحكم العام بحسابات الطلاب، والباقات والمالية والتذاكر</w:t>
             </w:r>
             <w:r>
               <w:rPr>
@@ -26714,7 +29899,7 @@
         <w:trPr/>
         <w:tc>
           <w:tcPr>
-            <w:tcW w:w="3151" w:type="dxa"/>
+            <w:tcW w:w="2940" w:type="dxa"/>
             <w:tcBorders/>
             <w:vAlign w:val="center"/>
           </w:tcPr>
@@ -26730,13 +29915,13 @@
               <w:rPr>
                 <w:rtl w:val="true"/>
               </w:rPr>
-              <w:t>مدير المدرسة</w:t>
+              <w:t>المحاسب المالي للمنصة</w:t>
             </w:r>
           </w:p>
         </w:tc>
         <w:tc>
           <w:tcPr>
-            <w:tcW w:w="2656" w:type="dxa"/>
+            <w:tcW w:w="2535" w:type="dxa"/>
             <w:tcBorders/>
             <w:vAlign w:val="center"/>
           </w:tcPr>
@@ -26752,13 +29937,13 @@
               <w:rPr>
                 <w:rStyle w:val="SourceText"/>
               </w:rPr>
-              <w:t>principal</w:t>
+              <w:t>accountant</w:t>
             </w:r>
           </w:p>
         </w:tc>
         <w:tc>
           <w:tcPr>
-            <w:tcW w:w="7831" w:type="dxa"/>
+            <w:tcW w:w="9525" w:type="dxa"/>
             <w:tcBorders/>
             <w:vAlign w:val="center"/>
           </w:tcPr>
@@ -26774,7 +29959,7 @@
               <w:rPr>
                 <w:rtl w:val="true"/>
               </w:rPr>
-              <w:t>الحساب الرئيسي للتهيئة الأولى</w:t>
+              <w:t>السدادات والفواتير والمصروفات والتقارير المالية</w:t>
             </w:r>
             <w:r>
               <w:rPr>
@@ -26789,7 +29974,7 @@
         <w:trPr/>
         <w:tc>
           <w:tcPr>
-            <w:tcW w:w="3151" w:type="dxa"/>
+            <w:tcW w:w="2940" w:type="dxa"/>
             <w:tcBorders/>
             <w:vAlign w:val="center"/>
           </w:tcPr>
@@ -26805,13 +29990,13 @@
               <w:rPr>
                 <w:rtl w:val="true"/>
               </w:rPr>
-              <w:t>وكيل شؤون الطلاب</w:t>
+              <w:t>موظف الدعم الفني</w:t>
             </w:r>
           </w:p>
         </w:tc>
         <w:tc>
           <w:tcPr>
-            <w:tcW w:w="2656" w:type="dxa"/>
+            <w:tcW w:w="2535" w:type="dxa"/>
             <w:tcBorders/>
             <w:vAlign w:val="center"/>
           </w:tcPr>
@@ -26827,13 +30012,13 @@
               <w:rPr>
                 <w:rStyle w:val="SourceText"/>
               </w:rPr>
-              <w:t>deputy</w:t>
+              <w:t>support1</w:t>
             </w:r>
           </w:p>
         </w:tc>
         <w:tc>
           <w:tcPr>
-            <w:tcW w:w="7831" w:type="dxa"/>
+            <w:tcW w:w="9525" w:type="dxa"/>
             <w:tcBorders/>
             <w:vAlign w:val="center"/>
           </w:tcPr>
@@ -26849,7 +30034,7 @@
               <w:rPr>
                 <w:rtl w:val="true"/>
               </w:rPr>
-              <w:t>الفصول والطلاب والإسناد والتحضير</w:t>
+              <w:t>تذاكر الدعم والرد على المدارس</w:t>
             </w:r>
             <w:r>
               <w:rPr>
@@ -26864,7 +30049,7 @@
         <w:trPr/>
         <w:tc>
           <w:tcPr>
-            <w:tcW w:w="3151" w:type="dxa"/>
+            <w:tcW w:w="2940" w:type="dxa"/>
             <w:tcBorders/>
             <w:vAlign w:val="center"/>
           </w:tcPr>
@@ -26880,13 +30065,13 @@
               <w:rPr>
                 <w:rtl w:val="true"/>
               </w:rPr>
-              <w:t>موجّه التوجيه والإرشاد</w:t>
+              <w:t>مدير المدرسة</w:t>
             </w:r>
           </w:p>
         </w:tc>
         <w:tc>
           <w:tcPr>
-            <w:tcW w:w="2656" w:type="dxa"/>
+            <w:tcW w:w="2535" w:type="dxa"/>
             <w:tcBorders/>
             <w:vAlign w:val="center"/>
           </w:tcPr>
@@ -26902,13 +30087,13 @@
               <w:rPr>
                 <w:rStyle w:val="SourceText"/>
               </w:rPr>
-              <w:t>guidance</w:t>
+              <w:t>principal</w:t>
             </w:r>
           </w:p>
         </w:tc>
         <w:tc>
           <w:tcPr>
-            <w:tcW w:w="7831" w:type="dxa"/>
+            <w:tcW w:w="9525" w:type="dxa"/>
             <w:tcBorders/>
             <w:vAlign w:val="center"/>
           </w:tcPr>
@@ -26924,7 +30109,7 @@
               <w:rPr>
                 <w:rtl w:val="true"/>
               </w:rPr>
-              <w:t>المخالفات والاستئذان</w:t>
+              <w:t>الحساب الرئيسي للتهيئة الأولى</w:t>
             </w:r>
             <w:r>
               <w:rPr>
@@ -26939,7 +30124,7 @@
         <w:trPr/>
         <w:tc>
           <w:tcPr>
-            <w:tcW w:w="3151" w:type="dxa"/>
+            <w:tcW w:w="2940" w:type="dxa"/>
             <w:tcBorders/>
             <w:vAlign w:val="center"/>
           </w:tcPr>
@@ -26955,13 +30140,13 @@
               <w:rPr>
                 <w:rtl w:val="true"/>
               </w:rPr>
-              <w:t>وكيل شؤون المعلمين</w:t>
+              <w:t>وكيل شؤون الطلاب</w:t>
             </w:r>
           </w:p>
         </w:tc>
         <w:tc>
           <w:tcPr>
-            <w:tcW w:w="2656" w:type="dxa"/>
+            <w:tcW w:w="2535" w:type="dxa"/>
             <w:tcBorders/>
             <w:vAlign w:val="center"/>
           </w:tcPr>
@@ -26977,13 +30162,13 @@
               <w:rPr>
                 <w:rStyle w:val="SourceText"/>
               </w:rPr>
-              <w:t>tdeputy</w:t>
+              <w:t>deputy</w:t>
             </w:r>
           </w:p>
         </w:tc>
         <w:tc>
           <w:tcPr>
-            <w:tcW w:w="7831" w:type="dxa"/>
+            <w:tcW w:w="9525" w:type="dxa"/>
             <w:tcBorders/>
             <w:vAlign w:val="center"/>
           </w:tcPr>
@@ -26999,7 +30184,7 @@
               <w:rPr>
                 <w:rtl w:val="true"/>
               </w:rPr>
-              <w:t>المناوبة</w:t>
+              <w:t>الفصول والطلاب والإسناد والتحضير</w:t>
             </w:r>
             <w:r>
               <w:rPr>
@@ -27014,7 +30199,7 @@
         <w:trPr/>
         <w:tc>
           <w:tcPr>
-            <w:tcW w:w="3151" w:type="dxa"/>
+            <w:tcW w:w="2940" w:type="dxa"/>
             <w:tcBorders/>
             <w:vAlign w:val="center"/>
           </w:tcPr>
@@ -27030,13 +30215,13 @@
               <w:rPr>
                 <w:rtl w:val="true"/>
               </w:rPr>
-              <w:t>مسؤول ساعات التطوع</w:t>
+              <w:t>موجّه التوجيه والإرشاد</w:t>
             </w:r>
           </w:p>
         </w:tc>
         <w:tc>
           <w:tcPr>
-            <w:tcW w:w="2656" w:type="dxa"/>
+            <w:tcW w:w="2535" w:type="dxa"/>
             <w:tcBorders/>
             <w:vAlign w:val="center"/>
           </w:tcPr>
@@ -27052,13 +30237,13 @@
               <w:rPr>
                 <w:rStyle w:val="SourceText"/>
               </w:rPr>
-              <w:t>volunteer</w:t>
+              <w:t>guidance</w:t>
             </w:r>
           </w:p>
         </w:tc>
         <w:tc>
           <w:tcPr>
-            <w:tcW w:w="7831" w:type="dxa"/>
+            <w:tcW w:w="9525" w:type="dxa"/>
             <w:tcBorders/>
             <w:vAlign w:val="center"/>
           </w:tcPr>
@@ -27074,7 +30259,7 @@
               <w:rPr>
                 <w:rtl w:val="true"/>
               </w:rPr>
-              <w:t>البرامج والساعات والشهادات</w:t>
+              <w:t>المخالفات والاستئذان</w:t>
             </w:r>
             <w:r>
               <w:rPr>
@@ -27089,7 +30274,7 @@
         <w:trPr/>
         <w:tc>
           <w:tcPr>
-            <w:tcW w:w="3151" w:type="dxa"/>
+            <w:tcW w:w="2940" w:type="dxa"/>
             <w:tcBorders/>
             <w:vAlign w:val="center"/>
           </w:tcPr>
@@ -27105,13 +30290,13 @@
               <w:rPr>
                 <w:rtl w:val="true"/>
               </w:rPr>
-              <w:t>مسؤول النشاط الطلابي</w:t>
+              <w:t>وكيل شؤون المعلمين</w:t>
             </w:r>
           </w:p>
         </w:tc>
         <w:tc>
           <w:tcPr>
-            <w:tcW w:w="2656" w:type="dxa"/>
+            <w:tcW w:w="2535" w:type="dxa"/>
             <w:tcBorders/>
             <w:vAlign w:val="center"/>
           </w:tcPr>
@@ -27127,13 +30312,13 @@
               <w:rPr>
                 <w:rStyle w:val="SourceText"/>
               </w:rPr>
-              <w:t>activity</w:t>
+              <w:t>tdeputy</w:t>
             </w:r>
           </w:p>
         </w:tc>
         <w:tc>
           <w:tcPr>
-            <w:tcW w:w="7831" w:type="dxa"/>
+            <w:tcW w:w="9525" w:type="dxa"/>
             <w:tcBorders/>
             <w:vAlign w:val="center"/>
           </w:tcPr>
@@ -27149,7 +30334,7 @@
               <w:rPr>
                 <w:rtl w:val="true"/>
               </w:rPr>
-              <w:t>الأنشطة والطلبات</w:t>
+              <w:t>المناوبة</w:t>
             </w:r>
             <w:r>
               <w:rPr>
@@ -27164,7 +30349,7 @@
         <w:trPr/>
         <w:tc>
           <w:tcPr>
-            <w:tcW w:w="3151" w:type="dxa"/>
+            <w:tcW w:w="2940" w:type="dxa"/>
             <w:tcBorders/>
             <w:vAlign w:val="center"/>
           </w:tcPr>
@@ -27180,13 +30365,13 @@
               <w:rPr>
                 <w:rtl w:val="true"/>
               </w:rPr>
-              <w:t>مراقب الغياب</w:t>
+              <w:t>مسؤول ساعات التطوع</w:t>
             </w:r>
           </w:p>
         </w:tc>
         <w:tc>
           <w:tcPr>
-            <w:tcW w:w="2656" w:type="dxa"/>
+            <w:tcW w:w="2535" w:type="dxa"/>
             <w:tcBorders/>
             <w:vAlign w:val="center"/>
           </w:tcPr>
@@ -27202,13 +30387,13 @@
               <w:rPr>
                 <w:rStyle w:val="SourceText"/>
               </w:rPr>
-              <w:t>monitor</w:t>
+              <w:t>volunteer</w:t>
             </w:r>
           </w:p>
         </w:tc>
         <w:tc>
           <w:tcPr>
-            <w:tcW w:w="7831" w:type="dxa"/>
+            <w:tcW w:w="9525" w:type="dxa"/>
             <w:tcBorders/>
             <w:vAlign w:val="center"/>
           </w:tcPr>
@@ -27224,7 +30409,7 @@
               <w:rPr>
                 <w:rtl w:val="true"/>
               </w:rPr>
-              <w:t>متابعة الغياب والحرمان</w:t>
+              <w:t>البرامج والساعات والشهادات</w:t>
             </w:r>
             <w:r>
               <w:rPr>
@@ -27239,7 +30424,7 @@
         <w:trPr/>
         <w:tc>
           <w:tcPr>
-            <w:tcW w:w="3151" w:type="dxa"/>
+            <w:tcW w:w="2940" w:type="dxa"/>
             <w:tcBorders/>
             <w:vAlign w:val="center"/>
           </w:tcPr>
@@ -27255,41 +30440,13 @@
               <w:rPr>
                 <w:rtl w:val="true"/>
               </w:rPr>
-              <w:t xml:space="preserve">معلم </w:t>
-            </w:r>
-            <w:r>
-              <w:rPr>
-                <w:rtl w:val="true"/>
-              </w:rPr>
-              <w:t>(</w:t>
-            </w:r>
-            <w:r>
-              <w:rPr/>
-              <w:t>6</w:t>
-            </w:r>
-            <w:r>
-              <w:rPr>
-                <w:rtl w:val="true"/>
-              </w:rPr>
-              <w:t xml:space="preserve"> </w:t>
-            </w:r>
-            <w:r>
-              <w:rPr>
-                <w:rtl w:val="true"/>
-              </w:rPr>
-              <w:t>حسابات</w:t>
-            </w:r>
-            <w:r>
-              <w:rPr>
-                <w:rtl w:val="true"/>
-              </w:rPr>
-              <w:t>)</w:t>
+              <w:t>مسؤول النشاط الطلابي</w:t>
             </w:r>
           </w:p>
         </w:tc>
         <w:tc>
           <w:tcPr>
-            <w:tcW w:w="2656" w:type="dxa"/>
+            <w:tcW w:w="2535" w:type="dxa"/>
             <w:tcBorders/>
             <w:vAlign w:val="center"/>
           </w:tcPr>
@@ -27305,23 +30462,13 @@
               <w:rPr>
                 <w:rStyle w:val="SourceText"/>
               </w:rPr>
-              <w:t>teacher1</w:t>
-            </w:r>
-            <w:r>
-              <w:rPr/>
-              <w:t xml:space="preserve"> … </w:t>
-            </w:r>
-            <w:r>
-              <w:rPr>
-                <w:rStyle w:val="SourceText"/>
-              </w:rPr>
-              <w:t>teacher6</w:t>
+              <w:t>activity</w:t>
             </w:r>
           </w:p>
         </w:tc>
         <w:tc>
           <w:tcPr>
-            <w:tcW w:w="7831" w:type="dxa"/>
+            <w:tcW w:w="9525" w:type="dxa"/>
             <w:tcBorders/>
             <w:vAlign w:val="center"/>
           </w:tcPr>
@@ -27337,7 +30484,7 @@
               <w:rPr>
                 <w:rtl w:val="true"/>
               </w:rPr>
-              <w:t>التحضير والمخالفات والنشاط وبصمة الوجه</w:t>
+              <w:t>الأنشطة والطلبات</w:t>
             </w:r>
             <w:r>
               <w:rPr>
@@ -27352,7 +30499,7 @@
         <w:trPr/>
         <w:tc>
           <w:tcPr>
-            <w:tcW w:w="3151" w:type="dxa"/>
+            <w:tcW w:w="2940" w:type="dxa"/>
             <w:tcBorders/>
             <w:vAlign w:val="center"/>
           </w:tcPr>
@@ -27368,41 +30515,13 @@
               <w:rPr>
                 <w:rtl w:val="true"/>
               </w:rPr>
-              <w:t xml:space="preserve">طالب </w:t>
-            </w:r>
-            <w:r>
-              <w:rPr>
-                <w:rtl w:val="true"/>
-              </w:rPr>
-              <w:t>(</w:t>
-            </w:r>
-            <w:r>
-              <w:rPr/>
-              <w:t>4</w:t>
-            </w:r>
-            <w:r>
-              <w:rPr>
-                <w:rtl w:val="true"/>
-              </w:rPr>
-              <w:t xml:space="preserve"> </w:t>
-            </w:r>
-            <w:r>
-              <w:rPr>
-                <w:rtl w:val="true"/>
-              </w:rPr>
-              <w:t>حسابات</w:t>
-            </w:r>
-            <w:r>
-              <w:rPr>
-                <w:rtl w:val="true"/>
-              </w:rPr>
-              <w:t>)</w:t>
+              <w:t>مراقب الغياب</w:t>
             </w:r>
           </w:p>
         </w:tc>
         <w:tc>
           <w:tcPr>
-            <w:tcW w:w="2656" w:type="dxa"/>
+            <w:tcW w:w="2535" w:type="dxa"/>
             <w:tcBorders/>
             <w:vAlign w:val="center"/>
           </w:tcPr>
@@ -27418,23 +30537,239 @@
               <w:rPr>
                 <w:rStyle w:val="SourceText"/>
               </w:rPr>
-              <w:t>student1</w:t>
-            </w:r>
-            <w:r>
-              <w:rPr/>
-              <w:t xml:space="preserve"> … </w:t>
-            </w:r>
-            <w:r>
-              <w:rPr>
-                <w:rStyle w:val="SourceText"/>
-              </w:rPr>
-              <w:t>student4</w:t>
+              <w:t>monitor</w:t>
             </w:r>
           </w:p>
         </w:tc>
         <w:tc>
           <w:tcPr>
-            <w:tcW w:w="7831" w:type="dxa"/>
+            <w:tcW w:w="9525" w:type="dxa"/>
+            <w:tcBorders/>
+            <w:vAlign w:val="center"/>
+          </w:tcPr>
+          <w:p>
+            <w:pPr>
+              <w:pStyle w:val="TableContents"/>
+              <w:bidi w:val="1"/>
+              <w:spacing w:before="0" w:after="150"/>
+              <w:jc w:val="right"/>
+              <w:rPr/>
+            </w:pPr>
+            <w:r>
+              <w:rPr>
+                <w:rtl w:val="true"/>
+              </w:rPr>
+              <w:t>متابعة الغياب والحرمان</w:t>
+            </w:r>
+            <w:r>
+              <w:rPr>
+                <w:rtl w:val="true"/>
+              </w:rPr>
+              <w:t>.</w:t>
+            </w:r>
+          </w:p>
+        </w:tc>
+      </w:tr>
+      <w:tr>
+        <w:trPr/>
+        <w:tc>
+          <w:tcPr>
+            <w:tcW w:w="2940" w:type="dxa"/>
+            <w:tcBorders/>
+            <w:vAlign w:val="center"/>
+          </w:tcPr>
+          <w:p>
+            <w:pPr>
+              <w:pStyle w:val="TableContents"/>
+              <w:bidi w:val="1"/>
+              <w:spacing w:before="0" w:after="150"/>
+              <w:jc w:val="right"/>
+              <w:rPr/>
+            </w:pPr>
+            <w:r>
+              <w:rPr>
+                <w:rtl w:val="true"/>
+              </w:rPr>
+              <w:t xml:space="preserve">معلم </w:t>
+            </w:r>
+            <w:r>
+              <w:rPr>
+                <w:rtl w:val="true"/>
+              </w:rPr>
+              <w:t>(</w:t>
+            </w:r>
+            <w:r>
+              <w:rPr/>
+              <w:t>6</w:t>
+            </w:r>
+            <w:r>
+              <w:rPr>
+                <w:rtl w:val="true"/>
+              </w:rPr>
+              <w:t xml:space="preserve"> </w:t>
+            </w:r>
+            <w:r>
+              <w:rPr>
+                <w:rtl w:val="true"/>
+              </w:rPr>
+              <w:t>حسابات</w:t>
+            </w:r>
+            <w:r>
+              <w:rPr>
+                <w:rtl w:val="true"/>
+              </w:rPr>
+              <w:t>)</w:t>
+            </w:r>
+          </w:p>
+        </w:tc>
+        <w:tc>
+          <w:tcPr>
+            <w:tcW w:w="2535" w:type="dxa"/>
+            <w:tcBorders/>
+            <w:vAlign w:val="center"/>
+          </w:tcPr>
+          <w:p>
+            <w:pPr>
+              <w:pStyle w:val="TableContents"/>
+              <w:bidi w:val="1"/>
+              <w:spacing w:before="0" w:after="150"/>
+              <w:jc w:val="right"/>
+              <w:rPr/>
+            </w:pPr>
+            <w:r>
+              <w:rPr>
+                <w:rStyle w:val="SourceText"/>
+              </w:rPr>
+              <w:t>teacher1</w:t>
+            </w:r>
+            <w:r>
+              <w:rPr/>
+              <w:t xml:space="preserve"> … </w:t>
+            </w:r>
+            <w:r>
+              <w:rPr>
+                <w:rStyle w:val="SourceText"/>
+              </w:rPr>
+              <w:t>teacher6</w:t>
+            </w:r>
+          </w:p>
+        </w:tc>
+        <w:tc>
+          <w:tcPr>
+            <w:tcW w:w="9525" w:type="dxa"/>
+            <w:tcBorders/>
+            <w:vAlign w:val="center"/>
+          </w:tcPr>
+          <w:p>
+            <w:pPr>
+              <w:pStyle w:val="TableContents"/>
+              <w:bidi w:val="1"/>
+              <w:spacing w:before="0" w:after="150"/>
+              <w:jc w:val="right"/>
+              <w:rPr/>
+            </w:pPr>
+            <w:r>
+              <w:rPr>
+                <w:rtl w:val="true"/>
+              </w:rPr>
+              <w:t>التحضير والمخالفات والنشاط وبصمة الوجه</w:t>
+            </w:r>
+            <w:r>
+              <w:rPr>
+                <w:rtl w:val="true"/>
+              </w:rPr>
+              <w:t>.</w:t>
+            </w:r>
+          </w:p>
+        </w:tc>
+      </w:tr>
+      <w:tr>
+        <w:trPr/>
+        <w:tc>
+          <w:tcPr>
+            <w:tcW w:w="2940" w:type="dxa"/>
+            <w:tcBorders/>
+            <w:vAlign w:val="center"/>
+          </w:tcPr>
+          <w:p>
+            <w:pPr>
+              <w:pStyle w:val="TableContents"/>
+              <w:bidi w:val="1"/>
+              <w:spacing w:before="0" w:after="150"/>
+              <w:jc w:val="right"/>
+              <w:rPr/>
+            </w:pPr>
+            <w:r>
+              <w:rPr>
+                <w:rtl w:val="true"/>
+              </w:rPr>
+              <w:t xml:space="preserve">طالب </w:t>
+            </w:r>
+            <w:r>
+              <w:rPr>
+                <w:rtl w:val="true"/>
+              </w:rPr>
+              <w:t>(</w:t>
+            </w:r>
+            <w:r>
+              <w:rPr/>
+              <w:t>4</w:t>
+            </w:r>
+            <w:r>
+              <w:rPr>
+                <w:rtl w:val="true"/>
+              </w:rPr>
+              <w:t xml:space="preserve"> </w:t>
+            </w:r>
+            <w:r>
+              <w:rPr>
+                <w:rtl w:val="true"/>
+              </w:rPr>
+              <w:t>حسابات</w:t>
+            </w:r>
+            <w:r>
+              <w:rPr>
+                <w:rtl w:val="true"/>
+              </w:rPr>
+              <w:t>)</w:t>
+            </w:r>
+          </w:p>
+        </w:tc>
+        <w:tc>
+          <w:tcPr>
+            <w:tcW w:w="2535" w:type="dxa"/>
+            <w:tcBorders/>
+            <w:vAlign w:val="center"/>
+          </w:tcPr>
+          <w:p>
+            <w:pPr>
+              <w:pStyle w:val="TableContents"/>
+              <w:bidi w:val="1"/>
+              <w:spacing w:before="0" w:after="150"/>
+              <w:jc w:val="right"/>
+              <w:rPr/>
+            </w:pPr>
+            <w:r>
+              <w:rPr>
+                <w:rStyle w:val="SourceText"/>
+              </w:rPr>
+              <w:t>student1</w:t>
+            </w:r>
+            <w:r>
+              <w:rPr/>
+              <w:t xml:space="preserve"> … </w:t>
+            </w:r>
+            <w:r>
+              <w:rPr>
+                <w:rStyle w:val="SourceText"/>
+              </w:rPr>
+              <w:t>student4</w:t>
+            </w:r>
+          </w:p>
+        </w:tc>
+        <w:tc>
+          <w:tcPr>
+            <w:tcW w:w="9525" w:type="dxa"/>
             <w:tcBorders/>
             <w:vAlign w:val="center"/>
           </w:tcPr>
@@ -29242,8 +32577,8 @@
   <w:abstractNum w:abstractNumId="12">
     <w:lvl w:ilvl="0">
       <w:start w:val="1"/>
-      <w:numFmt w:val="decimal"/>
-      <w:lvlText w:val="%1."/>
+      <w:numFmt w:val="bullet"/>
+      <w:lvlText w:val=""/>
       <w:lvlJc w:val="left"/>
       <w:pPr>
         <w:tabs>
@@ -29251,12 +32586,14 @@
         </w:tabs>
         <w:ind w:left="709" w:hanging="283"/>
       </w:pPr>
-      <w:rPr/>
+      <w:rPr>
+        <w:rFonts w:ascii="Symbol" w:hAnsi="Symbol" w:cs="Symbol" w:hint="default"/>
+      </w:rPr>
     </w:lvl>
     <w:lvl w:ilvl="1">
       <w:start w:val="1"/>
-      <w:numFmt w:val="decimal"/>
-      <w:lvlText w:val="%2."/>
+      <w:numFmt w:val="bullet"/>
+      <w:lvlText w:val=""/>
       <w:lvlJc w:val="left"/>
       <w:pPr>
         <w:tabs>
@@ -29264,12 +32601,14 @@
         </w:tabs>
         <w:ind w:left="1418" w:hanging="283"/>
       </w:pPr>
-      <w:rPr/>
+      <w:rPr>
+        <w:rFonts w:ascii="Symbol" w:hAnsi="Symbol" w:cs="Symbol" w:hint="default"/>
+      </w:rPr>
     </w:lvl>
     <w:lvl w:ilvl="2">
       <w:start w:val="1"/>
-      <w:numFmt w:val="decimal"/>
-      <w:lvlText w:val="%3."/>
+      <w:numFmt w:val="bullet"/>
+      <w:lvlText w:val=""/>
       <w:lvlJc w:val="left"/>
       <w:pPr>
         <w:tabs>
@@ -29277,12 +32616,14 @@
         </w:tabs>
         <w:ind w:left="2127" w:hanging="283"/>
       </w:pPr>
-      <w:rPr/>
+      <w:rPr>
+        <w:rFonts w:ascii="Symbol" w:hAnsi="Symbol" w:cs="Symbol" w:hint="default"/>
+      </w:rPr>
     </w:lvl>
     <w:lvl w:ilvl="3">
       <w:start w:val="1"/>
-      <w:numFmt w:val="decimal"/>
-      <w:lvlText w:val="%4."/>
+      <w:numFmt w:val="bullet"/>
+      <w:lvlText w:val=""/>
       <w:lvlJc w:val="left"/>
       <w:pPr>
         <w:tabs>
@@ -29290,12 +32631,14 @@
         </w:tabs>
         <w:ind w:left="2836" w:hanging="283"/>
       </w:pPr>
-      <w:rPr/>
+      <w:rPr>
+        <w:rFonts w:ascii="Symbol" w:hAnsi="Symbol" w:cs="Symbol" w:hint="default"/>
+      </w:rPr>
     </w:lvl>
     <w:lvl w:ilvl="4">
       <w:start w:val="1"/>
-      <w:numFmt w:val="decimal"/>
-      <w:lvlText w:val="%5."/>
+      <w:numFmt w:val="bullet"/>
+      <w:lvlText w:val=""/>
       <w:lvlJc w:val="left"/>
       <w:pPr>
         <w:tabs>
@@ -29303,12 +32646,14 @@
         </w:tabs>
         <w:ind w:left="3545" w:hanging="283"/>
       </w:pPr>
-      <w:rPr/>
+      <w:rPr>
+        <w:rFonts w:ascii="Symbol" w:hAnsi="Symbol" w:cs="Symbol" w:hint="default"/>
+      </w:rPr>
     </w:lvl>
     <w:lvl w:ilvl="5">
       <w:start w:val="1"/>
-      <w:numFmt w:val="decimal"/>
-      <w:lvlText w:val="%6."/>
+      <w:numFmt w:val="bullet"/>
+      <w:lvlText w:val=""/>
       <w:lvlJc w:val="left"/>
       <w:pPr>
         <w:tabs>
@@ -29316,12 +32661,14 @@
         </w:tabs>
         <w:ind w:left="4254" w:hanging="283"/>
       </w:pPr>
-      <w:rPr/>
+      <w:rPr>
+        <w:rFonts w:ascii="Symbol" w:hAnsi="Symbol" w:cs="Symbol" w:hint="default"/>
+      </w:rPr>
     </w:lvl>
     <w:lvl w:ilvl="6">
       <w:start w:val="1"/>
-      <w:numFmt w:val="decimal"/>
-      <w:lvlText w:val="%7."/>
+      <w:numFmt w:val="bullet"/>
+      <w:lvlText w:val=""/>
       <w:lvlJc w:val="left"/>
       <w:pPr>
         <w:tabs>
@@ -29329,12 +32676,14 @@
         </w:tabs>
         <w:ind w:left="4963" w:hanging="283"/>
       </w:pPr>
-      <w:rPr/>
+      <w:rPr>
+        <w:rFonts w:ascii="Symbol" w:hAnsi="Symbol" w:cs="Symbol" w:hint="default"/>
+      </w:rPr>
     </w:lvl>
     <w:lvl w:ilvl="7">
       <w:start w:val="1"/>
-      <w:numFmt w:val="decimal"/>
-      <w:lvlText w:val="%8."/>
+      <w:numFmt w:val="bullet"/>
+      <w:lvlText w:val=""/>
       <w:lvlJc w:val="left"/>
       <w:pPr>
         <w:tabs>
@@ -29342,12 +32691,14 @@
         </w:tabs>
         <w:ind w:left="5672" w:hanging="283"/>
       </w:pPr>
-      <w:rPr/>
+      <w:rPr>
+        <w:rFonts w:ascii="Symbol" w:hAnsi="Symbol" w:cs="Symbol" w:hint="default"/>
+      </w:rPr>
     </w:lvl>
     <w:lvl w:ilvl="8">
       <w:start w:val="1"/>
-      <w:numFmt w:val="decimal"/>
-      <w:lvlText w:val="%9."/>
+      <w:numFmt w:val="bullet"/>
+      <w:lvlText w:val=""/>
       <w:lvlJc w:val="left"/>
       <w:pPr>
         <w:tabs>
@@ -29355,7 +32706,9 @@
         </w:tabs>
         <w:ind w:left="6381" w:hanging="283"/>
       </w:pPr>
-      <w:rPr/>
+      <w:rPr>
+        <w:rFonts w:ascii="Symbol" w:hAnsi="Symbol" w:cs="Symbol" w:hint="default"/>
+      </w:rPr>
     </w:lvl>
   </w:abstractNum>
   <w:abstractNum w:abstractNumId="13">
@@ -32215,6 +35568,244 @@
     </w:lvl>
   </w:abstractNum>
   <w:abstractNum w:abstractNumId="37">
+    <w:lvl w:ilvl="0">
+      <w:start w:val="1"/>
+      <w:numFmt w:val="decimal"/>
+      <w:lvlText w:val="%1."/>
+      <w:lvlJc w:val="left"/>
+      <w:pPr>
+        <w:tabs>
+          <w:tab w:val="num" w:pos="709"/>
+        </w:tabs>
+        <w:ind w:left="709" w:hanging="283"/>
+      </w:pPr>
+      <w:rPr/>
+    </w:lvl>
+    <w:lvl w:ilvl="1">
+      <w:start w:val="1"/>
+      <w:numFmt w:val="decimal"/>
+      <w:lvlText w:val="%2."/>
+      <w:lvlJc w:val="left"/>
+      <w:pPr>
+        <w:tabs>
+          <w:tab w:val="num" w:pos="1418"/>
+        </w:tabs>
+        <w:ind w:left="1418" w:hanging="283"/>
+      </w:pPr>
+      <w:rPr/>
+    </w:lvl>
+    <w:lvl w:ilvl="2">
+      <w:start w:val="1"/>
+      <w:numFmt w:val="decimal"/>
+      <w:lvlText w:val="%3."/>
+      <w:lvlJc w:val="left"/>
+      <w:pPr>
+        <w:tabs>
+          <w:tab w:val="num" w:pos="2127"/>
+        </w:tabs>
+        <w:ind w:left="2127" w:hanging="283"/>
+      </w:pPr>
+      <w:rPr/>
+    </w:lvl>
+    <w:lvl w:ilvl="3">
+      <w:start w:val="1"/>
+      <w:numFmt w:val="decimal"/>
+      <w:lvlText w:val="%4."/>
+      <w:lvlJc w:val="left"/>
+      <w:pPr>
+        <w:tabs>
+          <w:tab w:val="num" w:pos="2836"/>
+        </w:tabs>
+        <w:ind w:left="2836" w:hanging="283"/>
+      </w:pPr>
+      <w:rPr/>
+    </w:lvl>
+    <w:lvl w:ilvl="4">
+      <w:start w:val="1"/>
+      <w:numFmt w:val="decimal"/>
+      <w:lvlText w:val="%5."/>
+      <w:lvlJc w:val="left"/>
+      <w:pPr>
+        <w:tabs>
+          <w:tab w:val="num" w:pos="3545"/>
+        </w:tabs>
+        <w:ind w:left="3545" w:hanging="283"/>
+      </w:pPr>
+      <w:rPr/>
+    </w:lvl>
+    <w:lvl w:ilvl="5">
+      <w:start w:val="1"/>
+      <w:numFmt w:val="decimal"/>
+      <w:lvlText w:val="%6."/>
+      <w:lvlJc w:val="left"/>
+      <w:pPr>
+        <w:tabs>
+          <w:tab w:val="num" w:pos="4254"/>
+        </w:tabs>
+        <w:ind w:left="4254" w:hanging="283"/>
+      </w:pPr>
+      <w:rPr/>
+    </w:lvl>
+    <w:lvl w:ilvl="6">
+      <w:start w:val="1"/>
+      <w:numFmt w:val="decimal"/>
+      <w:lvlText w:val="%7."/>
+      <w:lvlJc w:val="left"/>
+      <w:pPr>
+        <w:tabs>
+          <w:tab w:val="num" w:pos="4963"/>
+        </w:tabs>
+        <w:ind w:left="4963" w:hanging="283"/>
+      </w:pPr>
+      <w:rPr/>
+    </w:lvl>
+    <w:lvl w:ilvl="7">
+      <w:start w:val="1"/>
+      <w:numFmt w:val="decimal"/>
+      <w:lvlText w:val="%8."/>
+      <w:lvlJc w:val="left"/>
+      <w:pPr>
+        <w:tabs>
+          <w:tab w:val="num" w:pos="5672"/>
+        </w:tabs>
+        <w:ind w:left="5672" w:hanging="283"/>
+      </w:pPr>
+      <w:rPr/>
+    </w:lvl>
+    <w:lvl w:ilvl="8">
+      <w:start w:val="1"/>
+      <w:numFmt w:val="decimal"/>
+      <w:lvlText w:val="%9."/>
+      <w:lvlJc w:val="left"/>
+      <w:pPr>
+        <w:tabs>
+          <w:tab w:val="num" w:pos="6381"/>
+        </w:tabs>
+        <w:ind w:left="6381" w:hanging="283"/>
+      </w:pPr>
+      <w:rPr/>
+    </w:lvl>
+  </w:abstractNum>
+  <w:abstractNum w:abstractNumId="38">
+    <w:lvl w:ilvl="0">
+      <w:start w:val="1"/>
+      <w:numFmt w:val="decimal"/>
+      <w:lvlText w:val="%1."/>
+      <w:lvlJc w:val="left"/>
+      <w:pPr>
+        <w:tabs>
+          <w:tab w:val="num" w:pos="709"/>
+        </w:tabs>
+        <w:ind w:left="709" w:hanging="283"/>
+      </w:pPr>
+      <w:rPr/>
+    </w:lvl>
+    <w:lvl w:ilvl="1">
+      <w:start w:val="1"/>
+      <w:numFmt w:val="decimal"/>
+      <w:lvlText w:val="%2."/>
+      <w:lvlJc w:val="left"/>
+      <w:pPr>
+        <w:tabs>
+          <w:tab w:val="num" w:pos="1418"/>
+        </w:tabs>
+        <w:ind w:left="1418" w:hanging="283"/>
+      </w:pPr>
+      <w:rPr/>
+    </w:lvl>
+    <w:lvl w:ilvl="2">
+      <w:start w:val="1"/>
+      <w:numFmt w:val="decimal"/>
+      <w:lvlText w:val="%3."/>
+      <w:lvlJc w:val="left"/>
+      <w:pPr>
+        <w:tabs>
+          <w:tab w:val="num" w:pos="2127"/>
+        </w:tabs>
+        <w:ind w:left="2127" w:hanging="283"/>
+      </w:pPr>
+      <w:rPr/>
+    </w:lvl>
+    <w:lvl w:ilvl="3">
+      <w:start w:val="1"/>
+      <w:numFmt w:val="decimal"/>
+      <w:lvlText w:val="%4."/>
+      <w:lvlJc w:val="left"/>
+      <w:pPr>
+        <w:tabs>
+          <w:tab w:val="num" w:pos="2836"/>
+        </w:tabs>
+        <w:ind w:left="2836" w:hanging="283"/>
+      </w:pPr>
+      <w:rPr/>
+    </w:lvl>
+    <w:lvl w:ilvl="4">
+      <w:start w:val="1"/>
+      <w:numFmt w:val="decimal"/>
+      <w:lvlText w:val="%5."/>
+      <w:lvlJc w:val="left"/>
+      <w:pPr>
+        <w:tabs>
+          <w:tab w:val="num" w:pos="3545"/>
+        </w:tabs>
+        <w:ind w:left="3545" w:hanging="283"/>
+      </w:pPr>
+      <w:rPr/>
+    </w:lvl>
+    <w:lvl w:ilvl="5">
+      <w:start w:val="1"/>
+      <w:numFmt w:val="decimal"/>
+      <w:lvlText w:val="%6."/>
+      <w:lvlJc w:val="left"/>
+      <w:pPr>
+        <w:tabs>
+          <w:tab w:val="num" w:pos="4254"/>
+        </w:tabs>
+        <w:ind w:left="4254" w:hanging="283"/>
+      </w:pPr>
+      <w:rPr/>
+    </w:lvl>
+    <w:lvl w:ilvl="6">
+      <w:start w:val="1"/>
+      <w:numFmt w:val="decimal"/>
+      <w:lvlText w:val="%7."/>
+      <w:lvlJc w:val="left"/>
+      <w:pPr>
+        <w:tabs>
+          <w:tab w:val="num" w:pos="4963"/>
+        </w:tabs>
+        <w:ind w:left="4963" w:hanging="283"/>
+      </w:pPr>
+      <w:rPr/>
+    </w:lvl>
+    <w:lvl w:ilvl="7">
+      <w:start w:val="1"/>
+      <w:numFmt w:val="decimal"/>
+      <w:lvlText w:val="%8."/>
+      <w:lvlJc w:val="left"/>
+      <w:pPr>
+        <w:tabs>
+          <w:tab w:val="num" w:pos="5672"/>
+        </w:tabs>
+        <w:ind w:left="5672" w:hanging="283"/>
+      </w:pPr>
+      <w:rPr/>
+    </w:lvl>
+    <w:lvl w:ilvl="8">
+      <w:start w:val="1"/>
+      <w:numFmt w:val="decimal"/>
+      <w:lvlText w:val="%9."/>
+      <w:lvlJc w:val="left"/>
+      <w:pPr>
+        <w:tabs>
+          <w:tab w:val="num" w:pos="6381"/>
+        </w:tabs>
+        <w:ind w:left="6381" w:hanging="283"/>
+      </w:pPr>
+      <w:rPr/>
+    </w:lvl>
+  </w:abstractNum>
+  <w:abstractNum w:abstractNumId="39">
     <w:lvl w:ilvl="0">
       <w:start w:val="1"/>
       <w:numFmt w:val="none"/>
@@ -32447,6 +36038,12 @@
   </w:num>
   <w:num w:numId="37">
     <w:abstractNumId w:val="37"/>
+  </w:num>
+  <w:num w:numId="38">
+    <w:abstractNumId w:val="38"/>
+  </w:num>
+  <w:num w:numId="39">
+    <w:abstractNumId w:val="39"/>
   </w:num>
 </w:numbering>
 </file>
